--- a/docs/Sprint 2.docx
+++ b/docs/Sprint 2.docx
@@ -1289,6 +1289,52 @@
     <w:p>
       <w:r>
         <w:t>Any Issues?</w:t>
+      </w:r>
+    </w:p>
+    <w:p/>
+    <w:p>
+      <w:r>
+        <w:t xml:space="preserve">When you write your retrospective, mention that you encountered a </w:t>
+      </w:r>
+      <w:proofErr w:type="spellStart"/>
+      <w:r>
+        <w:rPr>
+          <w:b/>
+          <w:bCs/>
+        </w:rPr>
+        <w:t>SyntaxError</w:t>
+      </w:r>
+      <w:proofErr w:type="spellEnd"/>
+      <w:r>
+        <w:t xml:space="preserve"> due to a Node.js version mismatch (v20.11.0 vs required v20.12.0 for the </w:t>
+      </w:r>
+      <w:proofErr w:type="spellStart"/>
+      <w:r>
+        <w:t>sv</w:t>
+      </w:r>
+      <w:proofErr w:type="spellEnd"/>
+      <w:r>
+        <w:t xml:space="preserve"> CLI). Documenting how you troubleshot this shows the markers you have strong </w:t>
+      </w:r>
+      <w:r>
+        <w:rPr>
+          <w:b/>
+          <w:bCs/>
+        </w:rPr>
+        <w:t>problem-solving skills</w:t>
+      </w:r>
+      <w:r>
+        <w:t xml:space="preserve"> and an understanding of your </w:t>
+      </w:r>
+      <w:r>
+        <w:rPr>
+          <w:b/>
+          <w:bCs/>
+        </w:rPr>
+        <w:t>Technical Requirements</w:t>
+      </w:r>
+      <w:r>
+        <w:t xml:space="preserve"> .</w:t>
       </w:r>
     </w:p>
     <w:p/>
@@ -1963,7 +2009,6 @@
   <w:style w:type="character" w:default="1" w:styleId="DefaultParagraphFont">
     <w:name w:val="Default Paragraph Font"/>
     <w:uiPriority w:val="1"/>
-    <w:semiHidden/>
     <w:unhideWhenUsed/>
   </w:style>
   <w:style w:type="table" w:default="1" w:styleId="TableNormal">
@@ -2155,6 +2200,7 @@
         <w:ilvl w:val="1"/>
       </w:numPr>
       <w:spacing w:after="160" w:line="278" w:lineRule="auto"/>
+      <w:ind w:left="114" w:hanging="10"/>
       <w:jc w:val="left"/>
     </w:pPr>
     <w:rPr>

--- a/docs/Sprint 2.docx
+++ b/docs/Sprint 2.docx
@@ -5,29 +5,27 @@
     <w:p>
       <w:pPr>
         <w:pStyle w:val="Heading2"/>
+        <w:rPr>
+          <w:rFonts w:ascii="Calibri" w:hAnsi="Calibri" w:cs="Calibri"/>
+        </w:rPr>
       </w:pPr>
       <w:r>
+        <w:rPr>
+          <w:rFonts w:ascii="Calibri" w:hAnsi="Calibri" w:cs="Calibri"/>
+        </w:rPr>
         <w:t>Product Backlog</w:t>
       </w:r>
     </w:p>
-    <w:p>
-      <w:r>
-        <w:t>(This should contain ALL remaining work, work completed in previous sprints should have been removed from the product backlog)</w:t>
-      </w:r>
-    </w:p>
-    <w:p/>
     <w:tbl>
       <w:tblPr>
         <w:tblStyle w:val="GridTable3-Accent5"/>
-        <w:tblW w:w="0" w:type="auto"/>
-        <w:tblInd w:w="5" w:type="dxa"/>
+        <w:tblW w:w="9783" w:type="dxa"/>
         <w:tblLook w:val="04A0" w:firstRow="1" w:lastRow="0" w:firstColumn="1" w:lastColumn="0" w:noHBand="0" w:noVBand="1"/>
       </w:tblPr>
       <w:tblGrid>
-        <w:gridCol w:w="279"/>
-        <w:gridCol w:w="432"/>
-        <w:gridCol w:w="7064"/>
-        <w:gridCol w:w="1253"/>
+        <w:gridCol w:w="776"/>
+        <w:gridCol w:w="6850"/>
+        <w:gridCol w:w="2157"/>
       </w:tblGrid>
       <w:tr>
         <w:trPr>
@@ -36,49 +34,94 @@
         <w:tc>
           <w:tcPr>
             <w:cnfStyle w:val="001000000100" w:firstRow="0" w:lastRow="0" w:firstColumn="1" w:lastColumn="0" w:oddVBand="0" w:evenVBand="0" w:oddHBand="0" w:evenHBand="0" w:firstRowFirstColumn="1" w:firstRowLastColumn="0" w:lastRowFirstColumn="0" w:lastRowLastColumn="0"/>
-            <w:tcW w:w="279" w:type="dxa"/>
+            <w:tcW w:w="776" w:type="dxa"/>
+            <w:tcBorders>
+              <w:top w:val="single" w:sz="4" w:space="0" w:color="E59EDC" w:themeColor="accent5" w:themeTint="66"/>
+              <w:left w:val="single" w:sz="4" w:space="0" w:color="E59EDC" w:themeColor="accent5" w:themeTint="66"/>
+              <w:bottom w:val="single" w:sz="4" w:space="0" w:color="E59EDC" w:themeColor="accent5" w:themeTint="66"/>
+              <w:right w:val="single" w:sz="4" w:space="0" w:color="E59EDC" w:themeColor="accent5" w:themeTint="66"/>
+            </w:tcBorders>
           </w:tcPr>
           <w:p>
             <w:pPr>
               <w:jc w:val="center"/>
-            </w:pPr>
-          </w:p>
-        </w:tc>
-        <w:tc>
-          <w:tcPr>
-            <w:tcW w:w="425" w:type="dxa"/>
+              <w:rPr>
+                <w:rFonts w:ascii="Calibri" w:hAnsi="Calibri" w:cs="Calibri"/>
+                <w:i w:val="0"/>
+                <w:iCs w:val="0"/>
+              </w:rPr>
+            </w:pPr>
+            <w:r>
+              <w:rPr>
+                <w:rFonts w:ascii="Calibri" w:hAnsi="Calibri" w:cs="Calibri"/>
+                <w:i w:val="0"/>
+                <w:iCs w:val="0"/>
+              </w:rPr>
+              <w:t>No</w:t>
+            </w:r>
+          </w:p>
+        </w:tc>
+        <w:tc>
+          <w:tcPr>
+            <w:tcW w:w="6850" w:type="dxa"/>
+            <w:tcBorders>
+              <w:top w:val="single" w:sz="4" w:space="0" w:color="E59EDC" w:themeColor="accent5" w:themeTint="66"/>
+              <w:left w:val="single" w:sz="4" w:space="0" w:color="E59EDC" w:themeColor="accent5" w:themeTint="66"/>
+              <w:bottom w:val="single" w:sz="4" w:space="0" w:color="E59EDC" w:themeColor="accent5" w:themeTint="66"/>
+              <w:right w:val="single" w:sz="4" w:space="0" w:color="E59EDC" w:themeColor="accent5" w:themeTint="66"/>
+            </w:tcBorders>
           </w:tcPr>
           <w:p>
             <w:pPr>
               <w:jc w:val="center"/>
               <w:cnfStyle w:val="100000000000" w:firstRow="1" w:lastRow="0" w:firstColumn="0" w:lastColumn="0" w:oddVBand="0" w:evenVBand="0" w:oddHBand="0" w:evenHBand="0" w:firstRowFirstColumn="0" w:firstRowLastColumn="0" w:lastRowFirstColumn="0" w:lastRowLastColumn="0"/>
-            </w:pPr>
-          </w:p>
-        </w:tc>
-        <w:tc>
-          <w:tcPr>
-            <w:tcW w:w="7064" w:type="dxa"/>
+              <w:rPr>
+                <w:rFonts w:ascii="Calibri" w:hAnsi="Calibri" w:cs="Calibri"/>
+              </w:rPr>
+            </w:pPr>
+            <w:r>
+              <w:rPr>
+                <w:rFonts w:ascii="Calibri" w:hAnsi="Calibri" w:cs="Calibri"/>
+              </w:rPr>
+              <w:t>User story</w:t>
+            </w:r>
+          </w:p>
+        </w:tc>
+        <w:tc>
+          <w:tcPr>
+            <w:tcW w:w="2157" w:type="dxa"/>
+            <w:tcBorders>
+              <w:top w:val="single" w:sz="4" w:space="0" w:color="E59EDC" w:themeColor="accent5" w:themeTint="66"/>
+              <w:left w:val="single" w:sz="4" w:space="0" w:color="E59EDC" w:themeColor="accent5" w:themeTint="66"/>
+              <w:bottom w:val="single" w:sz="4" w:space="0" w:color="E59EDC" w:themeColor="accent5" w:themeTint="66"/>
+              <w:right w:val="single" w:sz="4" w:space="0" w:color="E59EDC" w:themeColor="accent5" w:themeTint="66"/>
+            </w:tcBorders>
           </w:tcPr>
           <w:p>
             <w:pPr>
               <w:jc w:val="center"/>
               <w:cnfStyle w:val="100000000000" w:firstRow="1" w:lastRow="0" w:firstColumn="0" w:lastColumn="0" w:oddVBand="0" w:evenVBand="0" w:oddHBand="0" w:evenHBand="0" w:firstRowFirstColumn="0" w:firstRowLastColumn="0" w:lastRowFirstColumn="0" w:lastRowLastColumn="0"/>
-            </w:pPr>
-            <w:r>
-              <w:t>User story</w:t>
-            </w:r>
-          </w:p>
-        </w:tc>
-        <w:tc>
-          <w:tcPr>
-            <w:tcW w:w="1253" w:type="dxa"/>
-          </w:tcPr>
-          <w:p>
-            <w:pPr>
-              <w:cnfStyle w:val="100000000000" w:firstRow="1" w:lastRow="0" w:firstColumn="0" w:lastColumn="0" w:oddVBand="0" w:evenVBand="0" w:oddHBand="0" w:evenHBand="0" w:firstRowFirstColumn="0" w:firstRowLastColumn="0" w:lastRowFirstColumn="0" w:lastRowLastColumn="0"/>
-            </w:pPr>
-            <w:r>
+              <w:rPr>
+                <w:rFonts w:ascii="Calibri" w:hAnsi="Calibri" w:cs="Calibri"/>
+              </w:rPr>
+            </w:pPr>
+            <w:r>
+              <w:rPr>
+                <w:rFonts w:ascii="Calibri" w:hAnsi="Calibri" w:cs="Calibri"/>
+              </w:rPr>
               <w:t>Estimate</w:t>
+            </w:r>
+            <w:r>
+              <w:rPr>
+                <w:rFonts w:ascii="Calibri" w:hAnsi="Calibri" w:cs="Calibri"/>
+              </w:rPr>
+              <w:t xml:space="preserve"> </w:t>
+            </w:r>
+            <w:r>
+              <w:rPr>
+                <w:rFonts w:ascii="Calibri" w:hAnsi="Calibri" w:cs="Calibri"/>
+              </w:rPr>
+              <w:t>(Story Points)</w:t>
             </w:r>
           </w:p>
         </w:tc>
@@ -90,52 +133,85 @@
         <w:tc>
           <w:tcPr>
             <w:cnfStyle w:val="001000000000" w:firstRow="0" w:lastRow="0" w:firstColumn="1" w:lastColumn="0" w:oddVBand="0" w:evenVBand="0" w:oddHBand="0" w:evenHBand="0" w:firstRowFirstColumn="0" w:firstRowLastColumn="0" w:lastRowFirstColumn="0" w:lastRowLastColumn="0"/>
-            <w:tcW w:w="279" w:type="dxa"/>
+            <w:tcW w:w="776" w:type="dxa"/>
+            <w:tcBorders>
+              <w:top w:val="single" w:sz="4" w:space="0" w:color="E59EDC" w:themeColor="accent5" w:themeTint="66"/>
+              <w:left w:val="single" w:sz="4" w:space="0" w:color="E59EDC" w:themeColor="accent5" w:themeTint="66"/>
+              <w:bottom w:val="single" w:sz="4" w:space="0" w:color="E59EDC" w:themeColor="accent5" w:themeTint="66"/>
+              <w:right w:val="single" w:sz="4" w:space="0" w:color="E59EDC" w:themeColor="accent5" w:themeTint="66"/>
+            </w:tcBorders>
+            <w:shd w:val="clear" w:color="auto" w:fill="F2CEED" w:themeFill="accent5" w:themeFillTint="33"/>
           </w:tcPr>
           <w:p>
             <w:pPr>
               <w:jc w:val="center"/>
-            </w:pPr>
-          </w:p>
-        </w:tc>
-        <w:tc>
-          <w:tcPr>
-            <w:tcW w:w="425" w:type="dxa"/>
+              <w:rPr>
+                <w:rFonts w:ascii="Calibri" w:hAnsi="Calibri" w:cs="Calibri"/>
+              </w:rPr>
+            </w:pPr>
+            <w:r>
+              <w:rPr>
+                <w:rFonts w:ascii="Calibri" w:hAnsi="Calibri" w:cs="Calibri"/>
+              </w:rPr>
+              <w:t>1</w:t>
+            </w:r>
+          </w:p>
+        </w:tc>
+        <w:tc>
+          <w:tcPr>
+            <w:tcW w:w="6850" w:type="dxa"/>
+            <w:tcBorders>
+              <w:top w:val="single" w:sz="4" w:space="0" w:color="E59EDC" w:themeColor="accent5" w:themeTint="66"/>
+              <w:left w:val="single" w:sz="4" w:space="0" w:color="E59EDC" w:themeColor="accent5" w:themeTint="66"/>
+            </w:tcBorders>
+          </w:tcPr>
+          <w:p>
+            <w:pPr>
+              <w:jc w:val="left"/>
+              <w:cnfStyle w:val="000000100000" w:firstRow="0" w:lastRow="0" w:firstColumn="0" w:lastColumn="0" w:oddVBand="0" w:evenVBand="0" w:oddHBand="1" w:evenHBand="0" w:firstRowFirstColumn="0" w:firstRowLastColumn="0" w:lastRowFirstColumn="0" w:lastRowLastColumn="0"/>
+              <w:rPr>
+                <w:rFonts w:ascii="Calibri" w:hAnsi="Calibri" w:cs="Calibri"/>
+                <w:lang w:val="en-US"/>
+              </w:rPr>
+            </w:pPr>
+            <w:r>
+              <w:rPr>
+                <w:rFonts w:ascii="Calibri" w:hAnsi="Calibri" w:cs="Calibri"/>
+                <w:lang w:val="en-US"/>
+              </w:rPr>
+              <w:t>As a Patient, I want to log in securely so that I can access my private medical data.</w:t>
+            </w:r>
+          </w:p>
+          <w:p>
+            <w:pPr>
+              <w:jc w:val="left"/>
+              <w:cnfStyle w:val="000000100000" w:firstRow="0" w:lastRow="0" w:firstColumn="0" w:lastColumn="0" w:oddVBand="0" w:evenVBand="0" w:oddHBand="1" w:evenHBand="0" w:firstRowFirstColumn="0" w:firstRowLastColumn="0" w:lastRowFirstColumn="0" w:lastRowLastColumn="0"/>
+              <w:rPr>
+                <w:rFonts w:ascii="Calibri" w:hAnsi="Calibri" w:cs="Calibri"/>
+              </w:rPr>
+            </w:pPr>
+          </w:p>
+        </w:tc>
+        <w:tc>
+          <w:tcPr>
+            <w:tcW w:w="2157" w:type="dxa"/>
+            <w:tcBorders>
+              <w:top w:val="single" w:sz="4" w:space="0" w:color="E59EDC" w:themeColor="accent5" w:themeTint="66"/>
+            </w:tcBorders>
           </w:tcPr>
           <w:p>
             <w:pPr>
               <w:jc w:val="center"/>
               <w:cnfStyle w:val="000000100000" w:firstRow="0" w:lastRow="0" w:firstColumn="0" w:lastColumn="0" w:oddVBand="0" w:evenVBand="0" w:oddHBand="1" w:evenHBand="0" w:firstRowFirstColumn="0" w:firstRowLastColumn="0" w:lastRowFirstColumn="0" w:lastRowLastColumn="0"/>
-            </w:pPr>
-            <w:r>
-              <w:t>1</w:t>
-            </w:r>
-          </w:p>
-        </w:tc>
-        <w:tc>
-          <w:tcPr>
-            <w:tcW w:w="7064" w:type="dxa"/>
-          </w:tcPr>
-          <w:p>
-            <w:pPr>
-              <w:jc w:val="center"/>
-              <w:cnfStyle w:val="000000100000" w:firstRow="0" w:lastRow="0" w:firstColumn="0" w:lastColumn="0" w:oddVBand="0" w:evenVBand="0" w:oddHBand="1" w:evenHBand="0" w:firstRowFirstColumn="0" w:firstRowLastColumn="0" w:lastRowFirstColumn="0" w:lastRowLastColumn="0"/>
-            </w:pPr>
-            <w:r>
-              <w:t>user story 1</w:t>
-            </w:r>
-          </w:p>
-        </w:tc>
-        <w:tc>
-          <w:tcPr>
-            <w:tcW w:w="1253" w:type="dxa"/>
-          </w:tcPr>
-          <w:p>
-            <w:pPr>
-              <w:cnfStyle w:val="000000100000" w:firstRow="0" w:lastRow="0" w:firstColumn="0" w:lastColumn="0" w:oddVBand="0" w:evenVBand="0" w:oddHBand="1" w:evenHBand="0" w:firstRowFirstColumn="0" w:firstRowLastColumn="0" w:lastRowFirstColumn="0" w:lastRowLastColumn="0"/>
-            </w:pPr>
-            <w:r>
-              <w:t>Story points</w:t>
+              <w:rPr>
+                <w:rFonts w:ascii="Calibri" w:hAnsi="Calibri" w:cs="Calibri"/>
+              </w:rPr>
+            </w:pPr>
+            <w:r>
+              <w:rPr>
+                <w:rFonts w:ascii="Calibri" w:hAnsi="Calibri" w:cs="Calibri"/>
+              </w:rPr>
+              <w:t>3</w:t>
             </w:r>
           </w:p>
         </w:tc>
@@ -144,52 +220,69 @@
         <w:tc>
           <w:tcPr>
             <w:cnfStyle w:val="001000000000" w:firstRow="0" w:lastRow="0" w:firstColumn="1" w:lastColumn="0" w:oddVBand="0" w:evenVBand="0" w:oddHBand="0" w:evenHBand="0" w:firstRowFirstColumn="0" w:firstRowLastColumn="0" w:lastRowFirstColumn="0" w:lastRowLastColumn="0"/>
-            <w:tcW w:w="279" w:type="dxa"/>
+            <w:tcW w:w="776" w:type="dxa"/>
+            <w:tcBorders>
+              <w:top w:val="single" w:sz="4" w:space="0" w:color="E59EDC" w:themeColor="accent5" w:themeTint="66"/>
+              <w:left w:val="single" w:sz="4" w:space="0" w:color="E59EDC" w:themeColor="accent5" w:themeTint="66"/>
+              <w:bottom w:val="single" w:sz="4" w:space="0" w:color="E59EDC" w:themeColor="accent5" w:themeTint="66"/>
+              <w:right w:val="single" w:sz="4" w:space="0" w:color="E59EDC" w:themeColor="accent5" w:themeTint="66"/>
+            </w:tcBorders>
           </w:tcPr>
           <w:p>
             <w:pPr>
               <w:jc w:val="center"/>
-            </w:pPr>
-          </w:p>
-        </w:tc>
-        <w:tc>
-          <w:tcPr>
-            <w:tcW w:w="425" w:type="dxa"/>
+              <w:rPr>
+                <w:rFonts w:ascii="Calibri" w:hAnsi="Calibri" w:cs="Calibri"/>
+              </w:rPr>
+            </w:pPr>
+            <w:r>
+              <w:rPr>
+                <w:rFonts w:ascii="Calibri" w:hAnsi="Calibri" w:cs="Calibri"/>
+              </w:rPr>
+              <w:t>2</w:t>
+            </w:r>
+          </w:p>
+        </w:tc>
+        <w:tc>
+          <w:tcPr>
+            <w:tcW w:w="6850" w:type="dxa"/>
+            <w:tcBorders>
+              <w:left w:val="single" w:sz="4" w:space="0" w:color="E59EDC" w:themeColor="accent5" w:themeTint="66"/>
+            </w:tcBorders>
+          </w:tcPr>
+          <w:p>
+            <w:pPr>
+              <w:jc w:val="left"/>
+              <w:cnfStyle w:val="000000000000" w:firstRow="0" w:lastRow="0" w:firstColumn="0" w:lastColumn="0" w:oddVBand="0" w:evenVBand="0" w:oddHBand="0" w:evenHBand="0" w:firstRowFirstColumn="0" w:firstRowLastColumn="0" w:lastRowFirstColumn="0" w:lastRowLastColumn="0"/>
+              <w:rPr>
+                <w:rFonts w:ascii="Calibri" w:hAnsi="Calibri" w:cs="Calibri"/>
+              </w:rPr>
+            </w:pPr>
+            <w:r>
+              <w:rPr>
+                <w:rFonts w:ascii="Calibri" w:hAnsi="Calibri" w:cs="Calibri"/>
+              </w:rPr>
+              <w:t>As a Patient, I want to view a real-time calendar of doctor availability so I can find an open slot.</w:t>
+            </w:r>
+          </w:p>
+        </w:tc>
+        <w:tc>
+          <w:tcPr>
+            <w:tcW w:w="2157" w:type="dxa"/>
           </w:tcPr>
           <w:p>
             <w:pPr>
               <w:jc w:val="center"/>
               <w:cnfStyle w:val="000000000000" w:firstRow="0" w:lastRow="0" w:firstColumn="0" w:lastColumn="0" w:oddVBand="0" w:evenVBand="0" w:oddHBand="0" w:evenHBand="0" w:firstRowFirstColumn="0" w:firstRowLastColumn="0" w:lastRowFirstColumn="0" w:lastRowLastColumn="0"/>
-            </w:pPr>
-            <w:r>
-              <w:t>2</w:t>
-            </w:r>
-          </w:p>
-        </w:tc>
-        <w:tc>
-          <w:tcPr>
-            <w:tcW w:w="7064" w:type="dxa"/>
-          </w:tcPr>
-          <w:p>
-            <w:pPr>
-              <w:jc w:val="center"/>
-              <w:cnfStyle w:val="000000000000" w:firstRow="0" w:lastRow="0" w:firstColumn="0" w:lastColumn="0" w:oddVBand="0" w:evenVBand="0" w:oddHBand="0" w:evenHBand="0" w:firstRowFirstColumn="0" w:firstRowLastColumn="0" w:lastRowFirstColumn="0" w:lastRowLastColumn="0"/>
-            </w:pPr>
-            <w:r>
-              <w:t>user story 2</w:t>
-            </w:r>
-          </w:p>
-        </w:tc>
-        <w:tc>
-          <w:tcPr>
-            <w:tcW w:w="1253" w:type="dxa"/>
-          </w:tcPr>
-          <w:p>
-            <w:pPr>
-              <w:cnfStyle w:val="000000000000" w:firstRow="0" w:lastRow="0" w:firstColumn="0" w:lastColumn="0" w:oddVBand="0" w:evenVBand="0" w:oddHBand="0" w:evenHBand="0" w:firstRowFirstColumn="0" w:firstRowLastColumn="0" w:lastRowFirstColumn="0" w:lastRowLastColumn="0"/>
-            </w:pPr>
-            <w:r>
-              <w:t>Story points</w:t>
+              <w:rPr>
+                <w:rFonts w:ascii="Calibri" w:hAnsi="Calibri" w:cs="Calibri"/>
+              </w:rPr>
+            </w:pPr>
+            <w:r>
+              <w:rPr>
+                <w:rFonts w:ascii="Calibri" w:hAnsi="Calibri" w:cs="Calibri"/>
+              </w:rPr>
+              <w:t>5</w:t>
             </w:r>
           </w:p>
         </w:tc>
@@ -201,52 +294,84 @@
         <w:tc>
           <w:tcPr>
             <w:cnfStyle w:val="001000000000" w:firstRow="0" w:lastRow="0" w:firstColumn="1" w:lastColumn="0" w:oddVBand="0" w:evenVBand="0" w:oddHBand="0" w:evenHBand="0" w:firstRowFirstColumn="0" w:firstRowLastColumn="0" w:lastRowFirstColumn="0" w:lastRowLastColumn="0"/>
-            <w:tcW w:w="279" w:type="dxa"/>
+            <w:tcW w:w="776" w:type="dxa"/>
+            <w:tcBorders>
+              <w:top w:val="single" w:sz="4" w:space="0" w:color="E59EDC" w:themeColor="accent5" w:themeTint="66"/>
+              <w:left w:val="single" w:sz="4" w:space="0" w:color="E59EDC" w:themeColor="accent5" w:themeTint="66"/>
+              <w:bottom w:val="single" w:sz="4" w:space="0" w:color="E59EDC" w:themeColor="accent5" w:themeTint="66"/>
+              <w:right w:val="single" w:sz="4" w:space="0" w:color="E59EDC" w:themeColor="accent5" w:themeTint="66"/>
+            </w:tcBorders>
+            <w:shd w:val="clear" w:color="auto" w:fill="F2CEED" w:themeFill="accent5" w:themeFillTint="33"/>
           </w:tcPr>
           <w:p>
             <w:pPr>
               <w:jc w:val="center"/>
-            </w:pPr>
-          </w:p>
-        </w:tc>
-        <w:tc>
-          <w:tcPr>
-            <w:tcW w:w="425" w:type="dxa"/>
+              <w:rPr>
+                <w:rFonts w:ascii="Calibri" w:hAnsi="Calibri" w:cs="Calibri"/>
+              </w:rPr>
+            </w:pPr>
+            <w:r>
+              <w:rPr>
+                <w:rFonts w:ascii="Calibri" w:hAnsi="Calibri" w:cs="Calibri"/>
+              </w:rPr>
+              <w:t>3</w:t>
+            </w:r>
+          </w:p>
+        </w:tc>
+        <w:tc>
+          <w:tcPr>
+            <w:tcW w:w="6850" w:type="dxa"/>
+            <w:tcBorders>
+              <w:left w:val="single" w:sz="4" w:space="0" w:color="E59EDC" w:themeColor="accent5" w:themeTint="66"/>
+            </w:tcBorders>
+          </w:tcPr>
+          <w:p>
+            <w:pPr>
+              <w:jc w:val="left"/>
+              <w:cnfStyle w:val="000000100000" w:firstRow="0" w:lastRow="0" w:firstColumn="0" w:lastColumn="0" w:oddVBand="0" w:evenVBand="0" w:oddHBand="1" w:evenHBand="0" w:firstRowFirstColumn="0" w:firstRowLastColumn="0" w:lastRowFirstColumn="0" w:lastRowLastColumn="0"/>
+              <w:rPr>
+                <w:rFonts w:ascii="Calibri" w:hAnsi="Calibri" w:cs="Calibri"/>
+              </w:rPr>
+            </w:pPr>
+            <w:r>
+              <w:rPr>
+                <w:rFonts w:ascii="Calibri" w:hAnsi="Calibri" w:cs="Calibri"/>
+              </w:rPr>
+              <w:t xml:space="preserve">As a Patient, I want to book an appointment </w:t>
+            </w:r>
+            <w:proofErr w:type="gramStart"/>
+            <w:r>
+              <w:rPr>
+                <w:rFonts w:ascii="Calibri" w:hAnsi="Calibri" w:cs="Calibri"/>
+              </w:rPr>
+              <w:t>online</w:t>
+            </w:r>
+            <w:proofErr w:type="gramEnd"/>
+            <w:r>
+              <w:rPr>
+                <w:rFonts w:ascii="Calibri" w:hAnsi="Calibri" w:cs="Calibri"/>
+              </w:rPr>
+              <w:t xml:space="preserve"> so I don't have to call the clinic.</w:t>
+            </w:r>
+          </w:p>
+        </w:tc>
+        <w:tc>
+          <w:tcPr>
+            <w:tcW w:w="2157" w:type="dxa"/>
           </w:tcPr>
           <w:p>
             <w:pPr>
               <w:jc w:val="center"/>
               <w:cnfStyle w:val="000000100000" w:firstRow="0" w:lastRow="0" w:firstColumn="0" w:lastColumn="0" w:oddVBand="0" w:evenVBand="0" w:oddHBand="1" w:evenHBand="0" w:firstRowFirstColumn="0" w:firstRowLastColumn="0" w:lastRowFirstColumn="0" w:lastRowLastColumn="0"/>
-            </w:pPr>
-            <w:r>
-              <w:t>3</w:t>
-            </w:r>
-          </w:p>
-        </w:tc>
-        <w:tc>
-          <w:tcPr>
-            <w:tcW w:w="7064" w:type="dxa"/>
-          </w:tcPr>
-          <w:p>
-            <w:pPr>
-              <w:jc w:val="center"/>
-              <w:cnfStyle w:val="000000100000" w:firstRow="0" w:lastRow="0" w:firstColumn="0" w:lastColumn="0" w:oddVBand="0" w:evenVBand="0" w:oddHBand="1" w:evenHBand="0" w:firstRowFirstColumn="0" w:firstRowLastColumn="0" w:lastRowFirstColumn="0" w:lastRowLastColumn="0"/>
-            </w:pPr>
-            <w:r>
-              <w:t>user story 3</w:t>
-            </w:r>
-          </w:p>
-        </w:tc>
-        <w:tc>
-          <w:tcPr>
-            <w:tcW w:w="1253" w:type="dxa"/>
-          </w:tcPr>
-          <w:p>
-            <w:pPr>
-              <w:cnfStyle w:val="000000100000" w:firstRow="0" w:lastRow="0" w:firstColumn="0" w:lastColumn="0" w:oddVBand="0" w:evenVBand="0" w:oddHBand="1" w:evenHBand="0" w:firstRowFirstColumn="0" w:firstRowLastColumn="0" w:lastRowFirstColumn="0" w:lastRowLastColumn="0"/>
-            </w:pPr>
-            <w:r>
-              <w:t>Story points</w:t>
+              <w:rPr>
+                <w:rFonts w:ascii="Calibri" w:hAnsi="Calibri" w:cs="Calibri"/>
+              </w:rPr>
+            </w:pPr>
+            <w:r>
+              <w:rPr>
+                <w:rFonts w:ascii="Calibri" w:hAnsi="Calibri" w:cs="Calibri"/>
+              </w:rPr>
+              <w:t>8</w:t>
             </w:r>
           </w:p>
         </w:tc>
@@ -255,52 +380,69 @@
         <w:tc>
           <w:tcPr>
             <w:cnfStyle w:val="001000000000" w:firstRow="0" w:lastRow="0" w:firstColumn="1" w:lastColumn="0" w:oddVBand="0" w:evenVBand="0" w:oddHBand="0" w:evenHBand="0" w:firstRowFirstColumn="0" w:firstRowLastColumn="0" w:lastRowFirstColumn="0" w:lastRowLastColumn="0"/>
-            <w:tcW w:w="279" w:type="dxa"/>
+            <w:tcW w:w="776" w:type="dxa"/>
+            <w:tcBorders>
+              <w:top w:val="single" w:sz="4" w:space="0" w:color="E59EDC" w:themeColor="accent5" w:themeTint="66"/>
+              <w:left w:val="single" w:sz="4" w:space="0" w:color="E59EDC" w:themeColor="accent5" w:themeTint="66"/>
+              <w:bottom w:val="single" w:sz="4" w:space="0" w:color="E59EDC" w:themeColor="accent5" w:themeTint="66"/>
+              <w:right w:val="single" w:sz="4" w:space="0" w:color="E59EDC" w:themeColor="accent5" w:themeTint="66"/>
+            </w:tcBorders>
           </w:tcPr>
           <w:p>
             <w:pPr>
               <w:jc w:val="center"/>
-            </w:pPr>
-          </w:p>
-        </w:tc>
-        <w:tc>
-          <w:tcPr>
-            <w:tcW w:w="425" w:type="dxa"/>
+              <w:rPr>
+                <w:rFonts w:ascii="Calibri" w:hAnsi="Calibri" w:cs="Calibri"/>
+              </w:rPr>
+            </w:pPr>
+            <w:r>
+              <w:rPr>
+                <w:rFonts w:ascii="Calibri" w:hAnsi="Calibri" w:cs="Calibri"/>
+              </w:rPr>
+              <w:t>4</w:t>
+            </w:r>
+          </w:p>
+        </w:tc>
+        <w:tc>
+          <w:tcPr>
+            <w:tcW w:w="6850" w:type="dxa"/>
+            <w:tcBorders>
+              <w:left w:val="single" w:sz="4" w:space="0" w:color="E59EDC" w:themeColor="accent5" w:themeTint="66"/>
+            </w:tcBorders>
+          </w:tcPr>
+          <w:p>
+            <w:pPr>
+              <w:jc w:val="left"/>
+              <w:cnfStyle w:val="000000000000" w:firstRow="0" w:lastRow="0" w:firstColumn="0" w:lastColumn="0" w:oddVBand="0" w:evenVBand="0" w:oddHBand="0" w:evenHBand="0" w:firstRowFirstColumn="0" w:firstRowLastColumn="0" w:lastRowFirstColumn="0" w:lastRowLastColumn="0"/>
+              <w:rPr>
+                <w:rFonts w:ascii="Calibri" w:hAnsi="Calibri" w:cs="Calibri"/>
+              </w:rPr>
+            </w:pPr>
+            <w:r>
+              <w:rPr>
+                <w:rFonts w:ascii="Calibri" w:hAnsi="Calibri" w:cs="Calibri"/>
+              </w:rPr>
+              <w:t>As a Patient, I want to view my medical records portal so I can track my treatment history.</w:t>
+            </w:r>
+          </w:p>
+        </w:tc>
+        <w:tc>
+          <w:tcPr>
+            <w:tcW w:w="2157" w:type="dxa"/>
           </w:tcPr>
           <w:p>
             <w:pPr>
               <w:jc w:val="center"/>
               <w:cnfStyle w:val="000000000000" w:firstRow="0" w:lastRow="0" w:firstColumn="0" w:lastColumn="0" w:oddVBand="0" w:evenVBand="0" w:oddHBand="0" w:evenHBand="0" w:firstRowFirstColumn="0" w:firstRowLastColumn="0" w:lastRowFirstColumn="0" w:lastRowLastColumn="0"/>
-            </w:pPr>
-            <w:r>
-              <w:t>4</w:t>
-            </w:r>
-          </w:p>
-        </w:tc>
-        <w:tc>
-          <w:tcPr>
-            <w:tcW w:w="7064" w:type="dxa"/>
-          </w:tcPr>
-          <w:p>
-            <w:pPr>
-              <w:jc w:val="center"/>
-              <w:cnfStyle w:val="000000000000" w:firstRow="0" w:lastRow="0" w:firstColumn="0" w:lastColumn="0" w:oddVBand="0" w:evenVBand="0" w:oddHBand="0" w:evenHBand="0" w:firstRowFirstColumn="0" w:firstRowLastColumn="0" w:lastRowFirstColumn="0" w:lastRowLastColumn="0"/>
-            </w:pPr>
-            <w:r>
-              <w:t>user story 4</w:t>
-            </w:r>
-          </w:p>
-        </w:tc>
-        <w:tc>
-          <w:tcPr>
-            <w:tcW w:w="1253" w:type="dxa"/>
-          </w:tcPr>
-          <w:p>
-            <w:pPr>
-              <w:cnfStyle w:val="000000000000" w:firstRow="0" w:lastRow="0" w:firstColumn="0" w:lastColumn="0" w:oddVBand="0" w:evenVBand="0" w:oddHBand="0" w:evenHBand="0" w:firstRowFirstColumn="0" w:firstRowLastColumn="0" w:lastRowFirstColumn="0" w:lastRowLastColumn="0"/>
-            </w:pPr>
-            <w:r>
-              <w:t>Story points</w:t>
+              <w:rPr>
+                <w:rFonts w:ascii="Calibri" w:hAnsi="Calibri" w:cs="Calibri"/>
+              </w:rPr>
+            </w:pPr>
+            <w:r>
+              <w:rPr>
+                <w:rFonts w:ascii="Calibri" w:hAnsi="Calibri" w:cs="Calibri"/>
+              </w:rPr>
+              <w:t>5</w:t>
             </w:r>
           </w:p>
         </w:tc>
@@ -312,52 +454,244 @@
         <w:tc>
           <w:tcPr>
             <w:cnfStyle w:val="001000000000" w:firstRow="0" w:lastRow="0" w:firstColumn="1" w:lastColumn="0" w:oddVBand="0" w:evenVBand="0" w:oddHBand="0" w:evenHBand="0" w:firstRowFirstColumn="0" w:firstRowLastColumn="0" w:lastRowFirstColumn="0" w:lastRowLastColumn="0"/>
-            <w:tcW w:w="279" w:type="dxa"/>
+            <w:tcW w:w="776" w:type="dxa"/>
+            <w:tcBorders>
+              <w:top w:val="single" w:sz="4" w:space="0" w:color="E59EDC" w:themeColor="accent5" w:themeTint="66"/>
+              <w:left w:val="single" w:sz="4" w:space="0" w:color="E59EDC" w:themeColor="accent5" w:themeTint="66"/>
+              <w:bottom w:val="single" w:sz="4" w:space="0" w:color="E59EDC" w:themeColor="accent5" w:themeTint="66"/>
+              <w:right w:val="single" w:sz="4" w:space="0" w:color="E59EDC" w:themeColor="accent5" w:themeTint="66"/>
+            </w:tcBorders>
+            <w:shd w:val="clear" w:color="auto" w:fill="F2CEED" w:themeFill="accent5" w:themeFillTint="33"/>
           </w:tcPr>
           <w:p>
             <w:pPr>
               <w:jc w:val="center"/>
-            </w:pPr>
-          </w:p>
-        </w:tc>
-        <w:tc>
-          <w:tcPr>
-            <w:tcW w:w="425" w:type="dxa"/>
+              <w:rPr>
+                <w:rFonts w:ascii="Calibri" w:hAnsi="Calibri" w:cs="Calibri"/>
+              </w:rPr>
+            </w:pPr>
+            <w:r>
+              <w:rPr>
+                <w:rFonts w:ascii="Calibri" w:hAnsi="Calibri" w:cs="Calibri"/>
+              </w:rPr>
+              <w:t>5</w:t>
+            </w:r>
+          </w:p>
+        </w:tc>
+        <w:tc>
+          <w:tcPr>
+            <w:tcW w:w="6850" w:type="dxa"/>
+            <w:tcBorders>
+              <w:left w:val="single" w:sz="4" w:space="0" w:color="E59EDC" w:themeColor="accent5" w:themeTint="66"/>
+            </w:tcBorders>
+          </w:tcPr>
+          <w:p>
+            <w:pPr>
+              <w:jc w:val="left"/>
+              <w:cnfStyle w:val="000000100000" w:firstRow="0" w:lastRow="0" w:firstColumn="0" w:lastColumn="0" w:oddVBand="0" w:evenVBand="0" w:oddHBand="1" w:evenHBand="0" w:firstRowFirstColumn="0" w:firstRowLastColumn="0" w:lastRowFirstColumn="0" w:lastRowLastColumn="0"/>
+              <w:rPr>
+                <w:rFonts w:ascii="Calibri" w:hAnsi="Calibri" w:cs="Calibri"/>
+              </w:rPr>
+            </w:pPr>
+            <w:r>
+              <w:rPr>
+                <w:rFonts w:ascii="Calibri" w:hAnsi="Calibri" w:cs="Calibri"/>
+              </w:rPr>
+              <w:t>As a Doctor, I want to view my daily bookings so I can see which patients I am seeing.</w:t>
+            </w:r>
+          </w:p>
+        </w:tc>
+        <w:tc>
+          <w:tcPr>
+            <w:tcW w:w="2157" w:type="dxa"/>
           </w:tcPr>
           <w:p>
             <w:pPr>
               <w:jc w:val="center"/>
               <w:cnfStyle w:val="000000100000" w:firstRow="0" w:lastRow="0" w:firstColumn="0" w:lastColumn="0" w:oddVBand="0" w:evenVBand="0" w:oddHBand="1" w:evenHBand="0" w:firstRowFirstColumn="0" w:firstRowLastColumn="0" w:lastRowFirstColumn="0" w:lastRowLastColumn="0"/>
-            </w:pPr>
-            <w:r>
-              <w:t>5</w:t>
-            </w:r>
-          </w:p>
-        </w:tc>
-        <w:tc>
-          <w:tcPr>
-            <w:tcW w:w="7064" w:type="dxa"/>
+              <w:rPr>
+                <w:rFonts w:ascii="Calibri" w:hAnsi="Calibri" w:cs="Calibri"/>
+              </w:rPr>
+            </w:pPr>
+            <w:r>
+              <w:rPr>
+                <w:rFonts w:ascii="Calibri" w:hAnsi="Calibri" w:cs="Calibri"/>
+              </w:rPr>
+              <w:t>3</w:t>
+            </w:r>
+          </w:p>
+        </w:tc>
+      </w:tr>
+      <w:tr>
+        <w:tc>
+          <w:tcPr>
+            <w:cnfStyle w:val="001000000000" w:firstRow="0" w:lastRow="0" w:firstColumn="1" w:lastColumn="0" w:oddVBand="0" w:evenVBand="0" w:oddHBand="0" w:evenHBand="0" w:firstRowFirstColumn="0" w:firstRowLastColumn="0" w:lastRowFirstColumn="0" w:lastRowLastColumn="0"/>
+            <w:tcW w:w="776" w:type="dxa"/>
+            <w:tcBorders>
+              <w:top w:val="single" w:sz="4" w:space="0" w:color="E59EDC" w:themeColor="accent5" w:themeTint="66"/>
+              <w:left w:val="single" w:sz="4" w:space="0" w:color="E59EDC" w:themeColor="accent5" w:themeTint="66"/>
+              <w:bottom w:val="single" w:sz="4" w:space="0" w:color="E59EDC" w:themeColor="accent5" w:themeTint="66"/>
+              <w:right w:val="single" w:sz="4" w:space="0" w:color="E59EDC" w:themeColor="accent5" w:themeTint="66"/>
+            </w:tcBorders>
+          </w:tcPr>
+          <w:p>
+            <w:pPr>
+              <w:jc w:val="center"/>
+              <w:rPr>
+                <w:rFonts w:ascii="Calibri" w:hAnsi="Calibri" w:cs="Calibri"/>
+              </w:rPr>
+            </w:pPr>
+            <w:r>
+              <w:rPr>
+                <w:rFonts w:ascii="Calibri" w:hAnsi="Calibri" w:cs="Calibri"/>
+              </w:rPr>
+              <w:t>6</w:t>
+            </w:r>
+          </w:p>
+        </w:tc>
+        <w:tc>
+          <w:tcPr>
+            <w:tcW w:w="6850" w:type="dxa"/>
+            <w:tcBorders>
+              <w:left w:val="single" w:sz="4" w:space="0" w:color="E59EDC" w:themeColor="accent5" w:themeTint="66"/>
+            </w:tcBorders>
+          </w:tcPr>
+          <w:p>
+            <w:pPr>
+              <w:jc w:val="left"/>
+              <w:cnfStyle w:val="000000000000" w:firstRow="0" w:lastRow="0" w:firstColumn="0" w:lastColumn="0" w:oddVBand="0" w:evenVBand="0" w:oddHBand="0" w:evenHBand="0" w:firstRowFirstColumn="0" w:firstRowLastColumn="0" w:lastRowFirstColumn="0" w:lastRowLastColumn="0"/>
+              <w:rPr>
+                <w:rFonts w:ascii="Calibri" w:hAnsi="Calibri" w:cs="Calibri"/>
+              </w:rPr>
+            </w:pPr>
+            <w:r>
+              <w:rPr>
+                <w:rFonts w:ascii="Calibri" w:hAnsi="Calibri" w:cs="Calibri"/>
+              </w:rPr>
+              <w:t xml:space="preserve">As a Patient, I want to receive an appointment </w:t>
+            </w:r>
+            <w:proofErr w:type="gramStart"/>
+            <w:r>
+              <w:rPr>
+                <w:rFonts w:ascii="Calibri" w:hAnsi="Calibri" w:cs="Calibri"/>
+              </w:rPr>
+              <w:t>confirmation</w:t>
+            </w:r>
+            <w:proofErr w:type="gramEnd"/>
+            <w:r>
+              <w:rPr>
+                <w:rFonts w:ascii="Calibri" w:hAnsi="Calibri" w:cs="Calibri"/>
+              </w:rPr>
+              <w:t xml:space="preserve"> so I know my booking was successful.</w:t>
+            </w:r>
+          </w:p>
+        </w:tc>
+        <w:tc>
+          <w:tcPr>
+            <w:tcW w:w="2157" w:type="dxa"/>
+          </w:tcPr>
+          <w:p>
+            <w:pPr>
+              <w:jc w:val="center"/>
+              <w:cnfStyle w:val="000000000000" w:firstRow="0" w:lastRow="0" w:firstColumn="0" w:lastColumn="0" w:oddVBand="0" w:evenVBand="0" w:oddHBand="0" w:evenHBand="0" w:firstRowFirstColumn="0" w:firstRowLastColumn="0" w:lastRowFirstColumn="0" w:lastRowLastColumn="0"/>
+              <w:rPr>
+                <w:rFonts w:ascii="Calibri" w:hAnsi="Calibri" w:cs="Calibri"/>
+              </w:rPr>
+            </w:pPr>
+            <w:r>
+              <w:rPr>
+                <w:rFonts w:ascii="Calibri" w:hAnsi="Calibri" w:cs="Calibri"/>
+              </w:rPr>
+              <w:t>2</w:t>
+            </w:r>
+          </w:p>
+        </w:tc>
+      </w:tr>
+      <w:tr>
+        <w:trPr>
+          <w:cnfStyle w:val="000000100000" w:firstRow="0" w:lastRow="0" w:firstColumn="0" w:lastColumn="0" w:oddVBand="0" w:evenVBand="0" w:oddHBand="1" w:evenHBand="0" w:firstRowFirstColumn="0" w:firstRowLastColumn="0" w:lastRowFirstColumn="0" w:lastRowLastColumn="0"/>
+        </w:trPr>
+        <w:tc>
+          <w:tcPr>
+            <w:cnfStyle w:val="001000000000" w:firstRow="0" w:lastRow="0" w:firstColumn="1" w:lastColumn="0" w:oddVBand="0" w:evenVBand="0" w:oddHBand="0" w:evenHBand="0" w:firstRowFirstColumn="0" w:firstRowLastColumn="0" w:lastRowFirstColumn="0" w:lastRowLastColumn="0"/>
+            <w:tcW w:w="776" w:type="dxa"/>
+            <w:tcBorders>
+              <w:top w:val="single" w:sz="4" w:space="0" w:color="E59EDC" w:themeColor="accent5" w:themeTint="66"/>
+              <w:left w:val="single" w:sz="4" w:space="0" w:color="E59EDC" w:themeColor="accent5" w:themeTint="66"/>
+              <w:bottom w:val="single" w:sz="4" w:space="0" w:color="E59EDC" w:themeColor="accent5" w:themeTint="66"/>
+              <w:right w:val="single" w:sz="4" w:space="0" w:color="E59EDC" w:themeColor="accent5" w:themeTint="66"/>
+            </w:tcBorders>
+            <w:shd w:val="clear" w:color="auto" w:fill="F2CEED" w:themeFill="accent5" w:themeFillTint="33"/>
+          </w:tcPr>
+          <w:p>
+            <w:pPr>
+              <w:jc w:val="center"/>
+              <w:rPr>
+                <w:rFonts w:ascii="Calibri" w:hAnsi="Calibri" w:cs="Calibri"/>
+              </w:rPr>
+            </w:pPr>
+            <w:r>
+              <w:rPr>
+                <w:rFonts w:ascii="Calibri" w:hAnsi="Calibri" w:cs="Calibri"/>
+              </w:rPr>
+              <w:t>7</w:t>
+            </w:r>
+          </w:p>
+        </w:tc>
+        <w:tc>
+          <w:tcPr>
+            <w:tcW w:w="6850" w:type="dxa"/>
+            <w:tcBorders>
+              <w:left w:val="single" w:sz="4" w:space="0" w:color="E59EDC" w:themeColor="accent5" w:themeTint="66"/>
+            </w:tcBorders>
+          </w:tcPr>
+          <w:p>
+            <w:pPr>
+              <w:jc w:val="left"/>
+              <w:cnfStyle w:val="000000100000" w:firstRow="0" w:lastRow="0" w:firstColumn="0" w:lastColumn="0" w:oddVBand="0" w:evenVBand="0" w:oddHBand="1" w:evenHBand="0" w:firstRowFirstColumn="0" w:firstRowLastColumn="0" w:lastRowFirstColumn="0" w:lastRowLastColumn="0"/>
+              <w:rPr>
+                <w:rFonts w:ascii="Calibri" w:hAnsi="Calibri" w:cs="Calibri"/>
+              </w:rPr>
+            </w:pPr>
+            <w:r>
+              <w:rPr>
+                <w:rFonts w:ascii="Calibri" w:hAnsi="Calibri" w:cs="Calibri"/>
+              </w:rPr>
+              <w:t xml:space="preserve">As an Admin, I want to register a new patient with their name and </w:t>
+            </w:r>
+            <w:proofErr w:type="gramStart"/>
+            <w:r>
+              <w:rPr>
+                <w:rFonts w:ascii="Calibri" w:hAnsi="Calibri" w:cs="Calibri"/>
+              </w:rPr>
+              <w:t>DOB</w:t>
+            </w:r>
+            <w:proofErr w:type="gramEnd"/>
+            <w:r>
+              <w:rPr>
+                <w:rFonts w:ascii="Calibri" w:hAnsi="Calibri" w:cs="Calibri"/>
+              </w:rPr>
+              <w:t xml:space="preserve"> so their record is created.</w:t>
+            </w:r>
+          </w:p>
+        </w:tc>
+        <w:tc>
+          <w:tcPr>
+            <w:tcW w:w="2157" w:type="dxa"/>
           </w:tcPr>
           <w:p>
             <w:pPr>
               <w:jc w:val="center"/>
               <w:cnfStyle w:val="000000100000" w:firstRow="0" w:lastRow="0" w:firstColumn="0" w:lastColumn="0" w:oddVBand="0" w:evenVBand="0" w:oddHBand="1" w:evenHBand="0" w:firstRowFirstColumn="0" w:firstRowLastColumn="0" w:lastRowFirstColumn="0" w:lastRowLastColumn="0"/>
-            </w:pPr>
-            <w:r>
-              <w:t>user story 5</w:t>
-            </w:r>
-          </w:p>
-        </w:tc>
-        <w:tc>
-          <w:tcPr>
-            <w:tcW w:w="1253" w:type="dxa"/>
-          </w:tcPr>
-          <w:p>
-            <w:pPr>
-              <w:cnfStyle w:val="000000100000" w:firstRow="0" w:lastRow="0" w:firstColumn="0" w:lastColumn="0" w:oddVBand="0" w:evenVBand="0" w:oddHBand="1" w:evenHBand="0" w:firstRowFirstColumn="0" w:firstRowLastColumn="0" w:lastRowFirstColumn="0" w:lastRowLastColumn="0"/>
-            </w:pPr>
-            <w:r>
-              <w:t>Story points</w:t>
+              <w:rPr>
+                <w:rFonts w:ascii="Calibri" w:hAnsi="Calibri" w:cs="Calibri"/>
+              </w:rPr>
+            </w:pPr>
+            <w:r>
+              <w:rPr>
+                <w:rFonts w:ascii="Calibri" w:hAnsi="Calibri" w:cs="Calibri"/>
+              </w:rPr>
+              <w:t>3</w:t>
             </w:r>
           </w:p>
         </w:tc>
@@ -366,77 +700,953 @@
         <w:tc>
           <w:tcPr>
             <w:cnfStyle w:val="001000000000" w:firstRow="0" w:lastRow="0" w:firstColumn="1" w:lastColumn="0" w:oddVBand="0" w:evenVBand="0" w:oddHBand="0" w:evenHBand="0" w:firstRowFirstColumn="0" w:firstRowLastColumn="0" w:lastRowFirstColumn="0" w:lastRowLastColumn="0"/>
-            <w:tcW w:w="279" w:type="dxa"/>
+            <w:tcW w:w="776" w:type="dxa"/>
+            <w:tcBorders>
+              <w:top w:val="single" w:sz="4" w:space="0" w:color="E59EDC" w:themeColor="accent5" w:themeTint="66"/>
+              <w:left w:val="single" w:sz="4" w:space="0" w:color="E59EDC" w:themeColor="accent5" w:themeTint="66"/>
+              <w:bottom w:val="single" w:sz="4" w:space="0" w:color="E59EDC" w:themeColor="accent5" w:themeTint="66"/>
+              <w:right w:val="single" w:sz="4" w:space="0" w:color="E59EDC" w:themeColor="accent5" w:themeTint="66"/>
+            </w:tcBorders>
           </w:tcPr>
           <w:p>
             <w:pPr>
               <w:jc w:val="center"/>
-            </w:pPr>
-          </w:p>
-        </w:tc>
-        <w:tc>
-          <w:tcPr>
-            <w:tcW w:w="425" w:type="dxa"/>
+              <w:rPr>
+                <w:rFonts w:ascii="Calibri" w:hAnsi="Calibri" w:cs="Calibri"/>
+              </w:rPr>
+            </w:pPr>
+            <w:r>
+              <w:rPr>
+                <w:rFonts w:ascii="Calibri" w:hAnsi="Calibri" w:cs="Calibri"/>
+              </w:rPr>
+              <w:t>8</w:t>
+            </w:r>
+          </w:p>
+        </w:tc>
+        <w:tc>
+          <w:tcPr>
+            <w:tcW w:w="6850" w:type="dxa"/>
+            <w:tcBorders>
+              <w:left w:val="single" w:sz="4" w:space="0" w:color="E59EDC" w:themeColor="accent5" w:themeTint="66"/>
+            </w:tcBorders>
+          </w:tcPr>
+          <w:p>
+            <w:pPr>
+              <w:jc w:val="left"/>
+              <w:cnfStyle w:val="000000000000" w:firstRow="0" w:lastRow="0" w:firstColumn="0" w:lastColumn="0" w:oddVBand="0" w:evenVBand="0" w:oddHBand="0" w:evenHBand="0" w:firstRowFirstColumn="0" w:firstRowLastColumn="0" w:lastRowFirstColumn="0" w:lastRowLastColumn="0"/>
+              <w:rPr>
+                <w:rFonts w:ascii="Calibri" w:hAnsi="Calibri" w:cs="Calibri"/>
+              </w:rPr>
+            </w:pPr>
+            <w:r>
+              <w:rPr>
+                <w:rFonts w:ascii="Calibri" w:hAnsi="Calibri" w:cs="Calibri"/>
+              </w:rPr>
+              <w:t>As a Patient, I want to choose a specific doctor for my booking to ensure continuity of care.</w:t>
+            </w:r>
+          </w:p>
+        </w:tc>
+        <w:tc>
+          <w:tcPr>
+            <w:tcW w:w="2157" w:type="dxa"/>
           </w:tcPr>
           <w:p>
             <w:pPr>
               <w:jc w:val="center"/>
               <w:cnfStyle w:val="000000000000" w:firstRow="0" w:lastRow="0" w:firstColumn="0" w:lastColumn="0" w:oddVBand="0" w:evenVBand="0" w:oddHBand="0" w:evenHBand="0" w:firstRowFirstColumn="0" w:firstRowLastColumn="0" w:lastRowFirstColumn="0" w:lastRowLastColumn="0"/>
-            </w:pPr>
-          </w:p>
-        </w:tc>
-        <w:tc>
-          <w:tcPr>
-            <w:tcW w:w="7064" w:type="dxa"/>
+              <w:rPr>
+                <w:rFonts w:ascii="Calibri" w:hAnsi="Calibri" w:cs="Calibri"/>
+              </w:rPr>
+            </w:pPr>
+            <w:r>
+              <w:rPr>
+                <w:rFonts w:ascii="Calibri" w:hAnsi="Calibri" w:cs="Calibri"/>
+              </w:rPr>
+              <w:t>4</w:t>
+            </w:r>
+          </w:p>
+        </w:tc>
+      </w:tr>
+      <w:tr>
+        <w:trPr>
+          <w:cnfStyle w:val="000000100000" w:firstRow="0" w:lastRow="0" w:firstColumn="0" w:lastColumn="0" w:oddVBand="0" w:evenVBand="0" w:oddHBand="1" w:evenHBand="0" w:firstRowFirstColumn="0" w:firstRowLastColumn="0" w:lastRowFirstColumn="0" w:lastRowLastColumn="0"/>
+        </w:trPr>
+        <w:tc>
+          <w:tcPr>
+            <w:cnfStyle w:val="001000000000" w:firstRow="0" w:lastRow="0" w:firstColumn="1" w:lastColumn="0" w:oddVBand="0" w:evenVBand="0" w:oddHBand="0" w:evenHBand="0" w:firstRowFirstColumn="0" w:firstRowLastColumn="0" w:lastRowFirstColumn="0" w:lastRowLastColumn="0"/>
+            <w:tcW w:w="776" w:type="dxa"/>
+            <w:tcBorders>
+              <w:top w:val="single" w:sz="4" w:space="0" w:color="E59EDC" w:themeColor="accent5" w:themeTint="66"/>
+              <w:left w:val="single" w:sz="4" w:space="0" w:color="E59EDC" w:themeColor="accent5" w:themeTint="66"/>
+              <w:bottom w:val="single" w:sz="4" w:space="0" w:color="E59EDC" w:themeColor="accent5" w:themeTint="66"/>
+              <w:right w:val="single" w:sz="4" w:space="0" w:color="E59EDC" w:themeColor="accent5" w:themeTint="66"/>
+            </w:tcBorders>
+            <w:shd w:val="clear" w:color="auto" w:fill="F2CEED" w:themeFill="accent5" w:themeFillTint="33"/>
           </w:tcPr>
           <w:p>
             <w:pPr>
               <w:jc w:val="center"/>
-              <w:cnfStyle w:val="000000000000" w:firstRow="0" w:lastRow="0" w:firstColumn="0" w:lastColumn="0" w:oddVBand="0" w:evenVBand="0" w:oddHBand="0" w:evenHBand="0" w:firstRowFirstColumn="0" w:firstRowLastColumn="0" w:lastRowFirstColumn="0" w:lastRowLastColumn="0"/>
-            </w:pPr>
-            <w:r>
-              <w:t>Add rows as necessary…</w:t>
-            </w:r>
-          </w:p>
-        </w:tc>
-        <w:tc>
-          <w:tcPr>
-            <w:tcW w:w="1253" w:type="dxa"/>
-          </w:tcPr>
-          <w:p>
-            <w:pPr>
-              <w:cnfStyle w:val="000000000000" w:firstRow="0" w:lastRow="0" w:firstColumn="0" w:lastColumn="0" w:oddVBand="0" w:evenVBand="0" w:oddHBand="0" w:evenHBand="0" w:firstRowFirstColumn="0" w:firstRowLastColumn="0" w:lastRowFirstColumn="0" w:lastRowLastColumn="0"/>
-            </w:pPr>
+              <w:rPr>
+                <w:rFonts w:ascii="Calibri" w:hAnsi="Calibri" w:cs="Calibri"/>
+              </w:rPr>
+            </w:pPr>
+            <w:r>
+              <w:rPr>
+                <w:rFonts w:ascii="Calibri" w:hAnsi="Calibri" w:cs="Calibri"/>
+              </w:rPr>
+              <w:t>10</w:t>
+            </w:r>
+          </w:p>
+        </w:tc>
+        <w:tc>
+          <w:tcPr>
+            <w:tcW w:w="6850" w:type="dxa"/>
+            <w:tcBorders>
+              <w:left w:val="single" w:sz="4" w:space="0" w:color="E59EDC" w:themeColor="accent5" w:themeTint="66"/>
+            </w:tcBorders>
+          </w:tcPr>
+          <w:p>
+            <w:pPr>
+              <w:jc w:val="left"/>
+              <w:cnfStyle w:val="000000100000" w:firstRow="0" w:lastRow="0" w:firstColumn="0" w:lastColumn="0" w:oddVBand="0" w:evenVBand="0" w:oddHBand="1" w:evenHBand="0" w:firstRowFirstColumn="0" w:firstRowLastColumn="0" w:lastRowFirstColumn="0" w:lastRowLastColumn="0"/>
+              <w:rPr>
+                <w:rFonts w:ascii="Calibri" w:hAnsi="Calibri" w:cs="Calibri"/>
+              </w:rPr>
+            </w:pPr>
+            <w:r>
+              <w:rPr>
+                <w:rFonts w:ascii="Calibri" w:hAnsi="Calibri" w:cs="Calibri"/>
+              </w:rPr>
+              <w:t>As an Admin, I want to cancel or reschedule appointments to keep the calendar accurate.</w:t>
+            </w:r>
+          </w:p>
+        </w:tc>
+        <w:tc>
+          <w:tcPr>
+            <w:tcW w:w="2157" w:type="dxa"/>
+          </w:tcPr>
+          <w:p>
+            <w:pPr>
+              <w:jc w:val="center"/>
+              <w:cnfStyle w:val="000000100000" w:firstRow="0" w:lastRow="0" w:firstColumn="0" w:lastColumn="0" w:oddVBand="0" w:evenVBand="0" w:oddHBand="1" w:evenHBand="0" w:firstRowFirstColumn="0" w:firstRowLastColumn="0" w:lastRowFirstColumn="0" w:lastRowLastColumn="0"/>
+              <w:rPr>
+                <w:rFonts w:ascii="Calibri" w:hAnsi="Calibri" w:cs="Calibri"/>
+              </w:rPr>
+            </w:pPr>
+            <w:r>
+              <w:rPr>
+                <w:rFonts w:ascii="Calibri" w:hAnsi="Calibri" w:cs="Calibri"/>
+              </w:rPr>
+              <w:t>3</w:t>
+            </w:r>
           </w:p>
         </w:tc>
       </w:tr>
     </w:tbl>
-    <w:p/>
+    <w:p>
+      <w:pPr>
+        <w:jc w:val="left"/>
+        <w:rPr>
+          <w:rFonts w:ascii="Calibri" w:hAnsi="Calibri" w:cs="Calibri"/>
+          <w:b/>
+          <w:bCs/>
+        </w:rPr>
+      </w:pPr>
+    </w:p>
+    <w:p>
+      <w:pPr>
+        <w:jc w:val="left"/>
+        <w:rPr>
+          <w:rFonts w:ascii="Calibri" w:hAnsi="Calibri" w:cs="Calibri"/>
+        </w:rPr>
+      </w:pPr>
+      <w:r>
+        <w:rPr>
+          <w:rFonts w:ascii="Calibri" w:hAnsi="Calibri" w:cs="Calibri"/>
+          <w:b/>
+          <w:bCs/>
+        </w:rPr>
+        <w:t>Note:</w:t>
+      </w:r>
+      <w:r>
+        <w:rPr>
+          <w:rFonts w:ascii="Calibri" w:hAnsi="Calibri" w:cs="Calibri"/>
+        </w:rPr>
+        <w:t xml:space="preserve"> Story 09 (Update Records) remains "Out of Scope" and is generally excluded from the active Product Backlog for this specific release.</w:t>
+      </w:r>
+    </w:p>
+    <w:p>
+      <w:pPr>
+        <w:jc w:val="left"/>
+        <w:rPr>
+          <w:rFonts w:ascii="Calibri" w:hAnsi="Calibri" w:cs="Calibri"/>
+        </w:rPr>
+      </w:pPr>
+    </w:p>
     <w:p>
       <w:pPr>
         <w:pStyle w:val="Heading2"/>
+        <w:rPr>
+          <w:rFonts w:ascii="Calibri" w:hAnsi="Calibri" w:cs="Calibri"/>
+        </w:rPr>
       </w:pPr>
       <w:r>
+        <w:rPr>
+          <w:rFonts w:ascii="Calibri" w:hAnsi="Calibri" w:cs="Calibri"/>
+        </w:rPr>
         <w:t>Sprint summary</w:t>
       </w:r>
     </w:p>
     <w:p>
-      <w:r>
-        <w:t>(A short description of what features were focused on during the sprint and why they were valuable to the user)</w:t>
-      </w:r>
-    </w:p>
-    <w:p/>
-    <w:p>
       <w:pPr>
-        <w:pStyle w:val="Heading2"/>
+        <w:jc w:val="left"/>
+        <w:rPr>
+          <w:rFonts w:ascii="Calibri" w:hAnsi="Calibri" w:cs="Calibri"/>
+        </w:rPr>
       </w:pPr>
       <w:r>
-        <w:t>Sprint Backlog</w:t>
+        <w:rPr>
+          <w:rFonts w:ascii="Calibri" w:hAnsi="Calibri" w:cs="Calibri"/>
+        </w:rPr>
+        <w:t>(A short description of what features were focused on during the sprint and why they were valuable to the user)</w:t>
       </w:r>
     </w:p>
     <w:p>
       <w:pPr>
-        <w:ind w:left="0" w:firstLine="0"/>
+        <w:jc w:val="left"/>
+        <w:rPr>
+          <w:rFonts w:ascii="Calibri" w:hAnsi="Calibri" w:cs="Calibri"/>
+        </w:rPr>
+      </w:pPr>
+    </w:p>
+    <w:p>
+      <w:pPr>
+        <w:pStyle w:val="Heading2"/>
+        <w:rPr>
+          <w:rFonts w:ascii="Calibri" w:hAnsi="Calibri" w:cs="Calibri"/>
+        </w:rPr>
+      </w:pPr>
+      <w:r>
+        <w:rPr>
+          <w:rFonts w:ascii="Calibri" w:hAnsi="Calibri" w:cs="Calibri"/>
+        </w:rPr>
+        <w:t>Sprint Backlog</w:t>
+      </w:r>
+    </w:p>
+    <w:tbl>
+      <w:tblPr>
+        <w:tblStyle w:val="GridTable3-Accent5"/>
+        <w:tblW w:w="5000" w:type="pct"/>
+        <w:tblLook w:val="04A0" w:firstRow="1" w:lastRow="0" w:firstColumn="1" w:lastColumn="0" w:noHBand="0" w:noVBand="1"/>
+      </w:tblPr>
+      <w:tblGrid>
+        <w:gridCol w:w="694"/>
+        <w:gridCol w:w="4907"/>
+        <w:gridCol w:w="2517"/>
+        <w:gridCol w:w="1232"/>
+      </w:tblGrid>
+      <w:tr>
+        <w:trPr>
+          <w:cnfStyle w:val="100000000000" w:firstRow="1" w:lastRow="0" w:firstColumn="0" w:lastColumn="0" w:oddVBand="0" w:evenVBand="0" w:oddHBand="0" w:evenHBand="0" w:firstRowFirstColumn="0" w:firstRowLastColumn="0" w:lastRowFirstColumn="0" w:lastRowLastColumn="0"/>
+        </w:trPr>
+        <w:tc>
+          <w:tcPr>
+            <w:cnfStyle w:val="001000000100" w:firstRow="0" w:lastRow="0" w:firstColumn="1" w:lastColumn="0" w:oddVBand="0" w:evenVBand="0" w:oddHBand="0" w:evenHBand="0" w:firstRowFirstColumn="1" w:firstRowLastColumn="0" w:lastRowFirstColumn="0" w:lastRowLastColumn="0"/>
+            <w:tcW w:w="371" w:type="pct"/>
+            <w:tcBorders>
+              <w:top w:val="single" w:sz="4" w:space="0" w:color="E59EDC" w:themeColor="accent5" w:themeTint="66"/>
+              <w:left w:val="single" w:sz="4" w:space="0" w:color="E59EDC" w:themeColor="accent5" w:themeTint="66"/>
+              <w:bottom w:val="single" w:sz="4" w:space="0" w:color="E59EDC" w:themeColor="accent5" w:themeTint="66"/>
+              <w:right w:val="single" w:sz="4" w:space="0" w:color="E59EDC" w:themeColor="accent5" w:themeTint="66"/>
+            </w:tcBorders>
+          </w:tcPr>
+          <w:p>
+            <w:pPr>
+              <w:jc w:val="center"/>
+              <w:rPr>
+                <w:rFonts w:ascii="Calibri" w:hAnsi="Calibri" w:cs="Calibri"/>
+                <w:i w:val="0"/>
+                <w:iCs w:val="0"/>
+              </w:rPr>
+            </w:pPr>
+            <w:r>
+              <w:rPr>
+                <w:rFonts w:ascii="Calibri" w:hAnsi="Calibri" w:cs="Calibri"/>
+                <w:i w:val="0"/>
+                <w:iCs w:val="0"/>
+              </w:rPr>
+              <w:t>Task ID</w:t>
+            </w:r>
+          </w:p>
+        </w:tc>
+        <w:tc>
+          <w:tcPr>
+            <w:tcW w:w="2624" w:type="pct"/>
+            <w:tcBorders>
+              <w:top w:val="single" w:sz="4" w:space="0" w:color="E59EDC" w:themeColor="accent5" w:themeTint="66"/>
+              <w:left w:val="single" w:sz="4" w:space="0" w:color="E59EDC" w:themeColor="accent5" w:themeTint="66"/>
+              <w:bottom w:val="single" w:sz="4" w:space="0" w:color="E59EDC" w:themeColor="accent5" w:themeTint="66"/>
+              <w:right w:val="single" w:sz="4" w:space="0" w:color="E59EDC" w:themeColor="accent5" w:themeTint="66"/>
+            </w:tcBorders>
+          </w:tcPr>
+          <w:p>
+            <w:pPr>
+              <w:jc w:val="center"/>
+              <w:cnfStyle w:val="100000000000" w:firstRow="1" w:lastRow="0" w:firstColumn="0" w:lastColumn="0" w:oddVBand="0" w:evenVBand="0" w:oddHBand="0" w:evenHBand="0" w:firstRowFirstColumn="0" w:firstRowLastColumn="0" w:lastRowFirstColumn="0" w:lastRowLastColumn="0"/>
+              <w:rPr>
+                <w:rFonts w:ascii="Calibri" w:hAnsi="Calibri" w:cs="Calibri"/>
+              </w:rPr>
+            </w:pPr>
+            <w:r>
+              <w:rPr>
+                <w:rFonts w:ascii="Calibri" w:hAnsi="Calibri" w:cs="Calibri"/>
+              </w:rPr>
+              <w:t>Technical Task</w:t>
+            </w:r>
+          </w:p>
+        </w:tc>
+        <w:tc>
+          <w:tcPr>
+            <w:tcW w:w="1346" w:type="pct"/>
+            <w:tcBorders>
+              <w:top w:val="single" w:sz="4" w:space="0" w:color="E59EDC" w:themeColor="accent5" w:themeTint="66"/>
+              <w:bottom w:val="single" w:sz="4" w:space="0" w:color="E59EDC" w:themeColor="accent5" w:themeTint="66"/>
+            </w:tcBorders>
+          </w:tcPr>
+          <w:p>
+            <w:pPr>
+              <w:jc w:val="center"/>
+              <w:cnfStyle w:val="100000000000" w:firstRow="1" w:lastRow="0" w:firstColumn="0" w:lastColumn="0" w:oddVBand="0" w:evenVBand="0" w:oddHBand="0" w:evenHBand="0" w:firstRowFirstColumn="0" w:firstRowLastColumn="0" w:lastRowFirstColumn="0" w:lastRowLastColumn="0"/>
+              <w:rPr>
+                <w:rFonts w:ascii="Calibri" w:hAnsi="Calibri" w:cs="Calibri"/>
+              </w:rPr>
+            </w:pPr>
+            <w:r>
+              <w:rPr>
+                <w:rFonts w:ascii="Calibri" w:hAnsi="Calibri" w:cs="Calibri"/>
+              </w:rPr>
+              <w:t>Story Link</w:t>
+            </w:r>
+          </w:p>
+        </w:tc>
+        <w:tc>
+          <w:tcPr>
+            <w:tcW w:w="659" w:type="pct"/>
+            <w:tcBorders>
+              <w:top w:val="single" w:sz="4" w:space="0" w:color="E59EDC" w:themeColor="accent5" w:themeTint="66"/>
+              <w:left w:val="single" w:sz="4" w:space="0" w:color="E59EDC" w:themeColor="accent5" w:themeTint="66"/>
+              <w:bottom w:val="single" w:sz="4" w:space="0" w:color="E59EDC" w:themeColor="accent5" w:themeTint="66"/>
+              <w:right w:val="single" w:sz="4" w:space="0" w:color="E59EDC" w:themeColor="accent5" w:themeTint="66"/>
+            </w:tcBorders>
+          </w:tcPr>
+          <w:p>
+            <w:pPr>
+              <w:jc w:val="center"/>
+              <w:cnfStyle w:val="100000000000" w:firstRow="1" w:lastRow="0" w:firstColumn="0" w:lastColumn="0" w:oddVBand="0" w:evenVBand="0" w:oddHBand="0" w:evenHBand="0" w:firstRowFirstColumn="0" w:firstRowLastColumn="0" w:lastRowFirstColumn="0" w:lastRowLastColumn="0"/>
+              <w:rPr>
+                <w:rFonts w:ascii="Calibri" w:hAnsi="Calibri" w:cs="Calibri"/>
+              </w:rPr>
+            </w:pPr>
+            <w:r>
+              <w:rPr>
+                <w:rFonts w:ascii="Calibri" w:hAnsi="Calibri" w:cs="Calibri"/>
+              </w:rPr>
+              <w:t>Estimate</w:t>
+            </w:r>
+          </w:p>
+        </w:tc>
+      </w:tr>
+      <w:tr>
+        <w:trPr>
+          <w:cnfStyle w:val="000000100000" w:firstRow="0" w:lastRow="0" w:firstColumn="0" w:lastColumn="0" w:oddVBand="0" w:evenVBand="0" w:oddHBand="1" w:evenHBand="0" w:firstRowFirstColumn="0" w:firstRowLastColumn="0" w:lastRowFirstColumn="0" w:lastRowLastColumn="0"/>
+        </w:trPr>
+        <w:tc>
+          <w:tcPr>
+            <w:cnfStyle w:val="001000000000" w:firstRow="0" w:lastRow="0" w:firstColumn="1" w:lastColumn="0" w:oddVBand="0" w:evenVBand="0" w:oddHBand="0" w:evenHBand="0" w:firstRowFirstColumn="0" w:firstRowLastColumn="0" w:lastRowFirstColumn="0" w:lastRowLastColumn="0"/>
+            <w:tcW w:w="371" w:type="pct"/>
+            <w:tcBorders>
+              <w:top w:val="single" w:sz="4" w:space="0" w:color="E59EDC" w:themeColor="accent5" w:themeTint="66"/>
+              <w:left w:val="single" w:sz="4" w:space="0" w:color="E59EDC" w:themeColor="accent5" w:themeTint="66"/>
+              <w:bottom w:val="single" w:sz="4" w:space="0" w:color="E59EDC" w:themeColor="accent5" w:themeTint="66"/>
+              <w:right w:val="single" w:sz="4" w:space="0" w:color="E59EDC" w:themeColor="accent5" w:themeTint="66"/>
+            </w:tcBorders>
+            <w:shd w:val="clear" w:color="auto" w:fill="F2CEED" w:themeFill="accent5" w:themeFillTint="33"/>
+          </w:tcPr>
+          <w:p>
+            <w:pPr>
+              <w:jc w:val="center"/>
+              <w:rPr>
+                <w:rFonts w:ascii="Calibri" w:hAnsi="Calibri" w:cs="Calibri"/>
+              </w:rPr>
+            </w:pPr>
+          </w:p>
+        </w:tc>
+        <w:tc>
+          <w:tcPr>
+            <w:tcW w:w="2624" w:type="pct"/>
+            <w:tcBorders>
+              <w:top w:val="single" w:sz="4" w:space="0" w:color="E59EDC" w:themeColor="accent5" w:themeTint="66"/>
+              <w:left w:val="single" w:sz="4" w:space="0" w:color="E59EDC" w:themeColor="accent5" w:themeTint="66"/>
+            </w:tcBorders>
+          </w:tcPr>
+          <w:p>
+            <w:pPr>
+              <w:jc w:val="left"/>
+              <w:cnfStyle w:val="000000100000" w:firstRow="0" w:lastRow="0" w:firstColumn="0" w:lastColumn="0" w:oddVBand="0" w:evenVBand="0" w:oddHBand="1" w:evenHBand="0" w:firstRowFirstColumn="0" w:firstRowLastColumn="0" w:lastRowFirstColumn="0" w:lastRowLastColumn="0"/>
+              <w:rPr>
+                <w:rFonts w:ascii="Calibri" w:hAnsi="Calibri" w:cs="Calibri"/>
+              </w:rPr>
+            </w:pPr>
+            <w:r>
+              <w:rPr>
+                <w:rFonts w:ascii="Calibri" w:hAnsi="Calibri" w:cs="Calibri"/>
+              </w:rPr>
+              <w:t>T5</w:t>
+            </w:r>
+          </w:p>
+        </w:tc>
+        <w:tc>
+          <w:tcPr>
+            <w:tcW w:w="1346" w:type="pct"/>
+            <w:tcBorders>
+              <w:top w:val="single" w:sz="4" w:space="0" w:color="E59EDC" w:themeColor="accent5" w:themeTint="66"/>
+            </w:tcBorders>
+          </w:tcPr>
+          <w:p>
+            <w:pPr>
+              <w:jc w:val="center"/>
+              <w:cnfStyle w:val="000000100000" w:firstRow="0" w:lastRow="0" w:firstColumn="0" w:lastColumn="0" w:oddVBand="0" w:evenVBand="0" w:oddHBand="1" w:evenHBand="0" w:firstRowFirstColumn="0" w:firstRowLastColumn="0" w:lastRowFirstColumn="0" w:lastRowLastColumn="0"/>
+              <w:rPr>
+                <w:rFonts w:ascii="Calibri" w:hAnsi="Calibri" w:cs="Calibri"/>
+                <w:lang w:val="en-US"/>
+              </w:rPr>
+            </w:pPr>
+            <w:r>
+              <w:rPr>
+                <w:rFonts w:ascii="Calibri" w:hAnsi="Calibri" w:cs="Calibri"/>
+                <w:b/>
+                <w:bCs/>
+                <w:lang w:val="en-US"/>
+              </w:rPr>
+              <w:t>Implementation</w:t>
+            </w:r>
+            <w:r>
+              <w:rPr>
+                <w:rFonts w:ascii="Calibri" w:hAnsi="Calibri" w:cs="Calibri"/>
+                <w:lang w:val="en-US"/>
+              </w:rPr>
+              <w:t xml:space="preserve">: Create </w:t>
+            </w:r>
+            <w:proofErr w:type="spellStart"/>
+            <w:r>
+              <w:rPr>
+                <w:rFonts w:ascii="Calibri" w:hAnsi="Calibri" w:cs="Calibri"/>
+                <w:lang w:val="en-US"/>
+              </w:rPr>
+              <w:t>src</w:t>
+            </w:r>
+            <w:proofErr w:type="spellEnd"/>
+            <w:r>
+              <w:rPr>
+                <w:rFonts w:ascii="Calibri" w:hAnsi="Calibri" w:cs="Calibri"/>
+                <w:lang w:val="en-US"/>
+              </w:rPr>
+              <w:t>/lib/server/</w:t>
+            </w:r>
+            <w:proofErr w:type="spellStart"/>
+            <w:r>
+              <w:rPr>
+                <w:rFonts w:ascii="Calibri" w:hAnsi="Calibri" w:cs="Calibri"/>
+                <w:lang w:val="en-US"/>
+              </w:rPr>
+              <w:t>mockData.ts</w:t>
+            </w:r>
+            <w:proofErr w:type="spellEnd"/>
+            <w:r>
+              <w:rPr>
+                <w:rFonts w:ascii="Calibri" w:hAnsi="Calibri" w:cs="Calibri"/>
+                <w:lang w:val="en-US"/>
+              </w:rPr>
+              <w:t xml:space="preserve"> and verify type</w:t>
+            </w:r>
+            <w:r>
+              <w:rPr>
+                <w:rFonts w:ascii="Calibri" w:hAnsi="Calibri" w:cs="Calibri"/>
+                <w:lang w:val="en-US"/>
+              </w:rPr>
+              <w:t>s.</w:t>
+            </w:r>
+          </w:p>
+        </w:tc>
+        <w:tc>
+          <w:tcPr>
+            <w:tcW w:w="659" w:type="pct"/>
+            <w:tcBorders>
+              <w:top w:val="single" w:sz="4" w:space="0" w:color="E59EDC" w:themeColor="accent5" w:themeTint="66"/>
+            </w:tcBorders>
+          </w:tcPr>
+          <w:p>
+            <w:pPr>
+              <w:jc w:val="center"/>
+              <w:cnfStyle w:val="000000100000" w:firstRow="0" w:lastRow="0" w:firstColumn="0" w:lastColumn="0" w:oddVBand="0" w:evenVBand="0" w:oddHBand="1" w:evenHBand="0" w:firstRowFirstColumn="0" w:firstRowLastColumn="0" w:lastRowFirstColumn="0" w:lastRowLastColumn="0"/>
+              <w:rPr>
+                <w:rFonts w:ascii="Calibri" w:hAnsi="Calibri" w:cs="Calibri"/>
+              </w:rPr>
+            </w:pPr>
+            <w:r>
+              <w:rPr>
+                <w:rFonts w:ascii="Calibri" w:hAnsi="Calibri" w:cs="Calibri"/>
+              </w:rPr>
+              <w:t>All</w:t>
+            </w:r>
+          </w:p>
+        </w:tc>
+      </w:tr>
+      <w:tr>
+        <w:tc>
+          <w:tcPr>
+            <w:cnfStyle w:val="001000000000" w:firstRow="0" w:lastRow="0" w:firstColumn="1" w:lastColumn="0" w:oddVBand="0" w:evenVBand="0" w:oddHBand="0" w:evenHBand="0" w:firstRowFirstColumn="0" w:firstRowLastColumn="0" w:lastRowFirstColumn="0" w:lastRowLastColumn="0"/>
+            <w:tcW w:w="371" w:type="pct"/>
+            <w:tcBorders>
+              <w:top w:val="single" w:sz="4" w:space="0" w:color="E59EDC" w:themeColor="accent5" w:themeTint="66"/>
+              <w:left w:val="single" w:sz="4" w:space="0" w:color="E59EDC" w:themeColor="accent5" w:themeTint="66"/>
+              <w:bottom w:val="single" w:sz="4" w:space="0" w:color="E59EDC" w:themeColor="accent5" w:themeTint="66"/>
+              <w:right w:val="single" w:sz="4" w:space="0" w:color="E59EDC" w:themeColor="accent5" w:themeTint="66"/>
+            </w:tcBorders>
+          </w:tcPr>
+          <w:p>
+            <w:pPr>
+              <w:jc w:val="center"/>
+              <w:rPr>
+                <w:rFonts w:ascii="Calibri" w:hAnsi="Calibri" w:cs="Calibri"/>
+              </w:rPr>
+            </w:pPr>
+            <w:r>
+              <w:rPr>
+                <w:rFonts w:ascii="Calibri" w:hAnsi="Calibri" w:cs="Calibri"/>
+              </w:rPr>
+              <w:t>T6</w:t>
+            </w:r>
+          </w:p>
+        </w:tc>
+        <w:tc>
+          <w:tcPr>
+            <w:tcW w:w="2624" w:type="pct"/>
+            <w:tcBorders>
+              <w:left w:val="single" w:sz="4" w:space="0" w:color="E59EDC" w:themeColor="accent5" w:themeTint="66"/>
+            </w:tcBorders>
+          </w:tcPr>
+          <w:p>
+            <w:pPr>
+              <w:jc w:val="left"/>
+              <w:cnfStyle w:val="000000000000" w:firstRow="0" w:lastRow="0" w:firstColumn="0" w:lastColumn="0" w:oddVBand="0" w:evenVBand="0" w:oddHBand="0" w:evenHBand="0" w:firstRowFirstColumn="0" w:firstRowLastColumn="0" w:lastRowFirstColumn="0" w:lastRowLastColumn="0"/>
+              <w:rPr>
+                <w:rFonts w:ascii="Calibri" w:hAnsi="Calibri" w:cs="Calibri"/>
+                <w:lang w:val="en-US"/>
+              </w:rPr>
+            </w:pPr>
+            <w:r>
+              <w:rPr>
+                <w:rFonts w:ascii="Calibri" w:hAnsi="Calibri" w:cs="Calibri"/>
+                <w:b/>
+                <w:bCs/>
+                <w:lang w:val="en-US"/>
+              </w:rPr>
+              <w:t>Security</w:t>
+            </w:r>
+            <w:r>
+              <w:rPr>
+                <w:rFonts w:ascii="Calibri" w:hAnsi="Calibri" w:cs="Calibri"/>
+                <w:lang w:val="en-US"/>
+              </w:rPr>
+              <w:t>: Build +</w:t>
+            </w:r>
+            <w:proofErr w:type="spellStart"/>
+            <w:r>
+              <w:rPr>
+                <w:rFonts w:ascii="Calibri" w:hAnsi="Calibri" w:cs="Calibri"/>
+                <w:lang w:val="en-US"/>
+              </w:rPr>
+              <w:t>page.server.ts</w:t>
+            </w:r>
+            <w:proofErr w:type="spellEnd"/>
+            <w:r>
+              <w:rPr>
+                <w:rFonts w:ascii="Calibri" w:hAnsi="Calibri" w:cs="Calibri"/>
+                <w:lang w:val="en-US"/>
+              </w:rPr>
+              <w:t xml:space="preserve"> actions for login validation.</w:t>
+            </w:r>
+          </w:p>
+          <w:p>
+            <w:pPr>
+              <w:jc w:val="left"/>
+              <w:cnfStyle w:val="000000000000" w:firstRow="0" w:lastRow="0" w:firstColumn="0" w:lastColumn="0" w:oddVBand="0" w:evenVBand="0" w:oddHBand="0" w:evenHBand="0" w:firstRowFirstColumn="0" w:firstRowLastColumn="0" w:lastRowFirstColumn="0" w:lastRowLastColumn="0"/>
+              <w:rPr>
+                <w:rFonts w:ascii="Calibri" w:hAnsi="Calibri" w:cs="Calibri"/>
+              </w:rPr>
+            </w:pPr>
+          </w:p>
+        </w:tc>
+        <w:tc>
+          <w:tcPr>
+            <w:tcW w:w="1346" w:type="pct"/>
+          </w:tcPr>
+          <w:p>
+            <w:pPr>
+              <w:jc w:val="center"/>
+              <w:cnfStyle w:val="000000000000" w:firstRow="0" w:lastRow="0" w:firstColumn="0" w:lastColumn="0" w:oddVBand="0" w:evenVBand="0" w:oddHBand="0" w:evenHBand="0" w:firstRowFirstColumn="0" w:firstRowLastColumn="0" w:lastRowFirstColumn="0" w:lastRowLastColumn="0"/>
+              <w:rPr>
+                <w:rFonts w:ascii="Calibri" w:hAnsi="Calibri" w:cs="Calibri"/>
+              </w:rPr>
+            </w:pPr>
+            <w:r>
+              <w:rPr>
+                <w:rFonts w:ascii="Calibri" w:hAnsi="Calibri" w:cs="Calibri"/>
+              </w:rPr>
+              <w:lastRenderedPageBreak/>
+              <w:t>Story 01</w:t>
+            </w:r>
+          </w:p>
+        </w:tc>
+        <w:tc>
+          <w:tcPr>
+            <w:tcW w:w="659" w:type="pct"/>
+          </w:tcPr>
+          <w:p>
+            <w:pPr>
+              <w:jc w:val="center"/>
+              <w:cnfStyle w:val="000000000000" w:firstRow="0" w:lastRow="0" w:firstColumn="0" w:lastColumn="0" w:oddVBand="0" w:evenVBand="0" w:oddHBand="0" w:evenHBand="0" w:firstRowFirstColumn="0" w:firstRowLastColumn="0" w:lastRowFirstColumn="0" w:lastRowLastColumn="0"/>
+              <w:rPr>
+                <w:rFonts w:ascii="Calibri" w:hAnsi="Calibri" w:cs="Calibri"/>
+              </w:rPr>
+            </w:pPr>
+            <w:r>
+              <w:rPr>
+                <w:rFonts w:ascii="Calibri" w:hAnsi="Calibri" w:cs="Calibri"/>
+              </w:rPr>
+              <w:t>3</w:t>
+            </w:r>
+          </w:p>
+        </w:tc>
+      </w:tr>
+      <w:tr>
+        <w:trPr>
+          <w:cnfStyle w:val="000000100000" w:firstRow="0" w:lastRow="0" w:firstColumn="0" w:lastColumn="0" w:oddVBand="0" w:evenVBand="0" w:oddHBand="1" w:evenHBand="0" w:firstRowFirstColumn="0" w:firstRowLastColumn="0" w:lastRowFirstColumn="0" w:lastRowLastColumn="0"/>
+        </w:trPr>
+        <w:tc>
+          <w:tcPr>
+            <w:cnfStyle w:val="001000000000" w:firstRow="0" w:lastRow="0" w:firstColumn="1" w:lastColumn="0" w:oddVBand="0" w:evenVBand="0" w:oddHBand="0" w:evenHBand="0" w:firstRowFirstColumn="0" w:firstRowLastColumn="0" w:lastRowFirstColumn="0" w:lastRowLastColumn="0"/>
+            <w:tcW w:w="371" w:type="pct"/>
+            <w:tcBorders>
+              <w:top w:val="single" w:sz="4" w:space="0" w:color="E59EDC" w:themeColor="accent5" w:themeTint="66"/>
+              <w:left w:val="single" w:sz="4" w:space="0" w:color="E59EDC" w:themeColor="accent5" w:themeTint="66"/>
+              <w:bottom w:val="single" w:sz="4" w:space="0" w:color="E59EDC" w:themeColor="accent5" w:themeTint="66"/>
+              <w:right w:val="single" w:sz="4" w:space="0" w:color="E59EDC" w:themeColor="accent5" w:themeTint="66"/>
+            </w:tcBorders>
+            <w:shd w:val="clear" w:color="auto" w:fill="F2CEED" w:themeFill="accent5" w:themeFillTint="33"/>
+          </w:tcPr>
+          <w:p>
+            <w:pPr>
+              <w:jc w:val="center"/>
+              <w:rPr>
+                <w:rFonts w:ascii="Calibri" w:hAnsi="Calibri" w:cs="Calibri"/>
+              </w:rPr>
+            </w:pPr>
+            <w:r>
+              <w:rPr>
+                <w:rFonts w:ascii="Calibri" w:hAnsi="Calibri" w:cs="Calibri"/>
+              </w:rPr>
+              <w:t>T7</w:t>
+            </w:r>
+          </w:p>
+        </w:tc>
+        <w:tc>
+          <w:tcPr>
+            <w:tcW w:w="2624" w:type="pct"/>
+            <w:tcBorders>
+              <w:left w:val="single" w:sz="4" w:space="0" w:color="E59EDC" w:themeColor="accent5" w:themeTint="66"/>
+            </w:tcBorders>
+          </w:tcPr>
+          <w:p>
+            <w:pPr>
+              <w:jc w:val="left"/>
+              <w:cnfStyle w:val="000000100000" w:firstRow="0" w:lastRow="0" w:firstColumn="0" w:lastColumn="0" w:oddVBand="0" w:evenVBand="0" w:oddHBand="1" w:evenHBand="0" w:firstRowFirstColumn="0" w:firstRowLastColumn="0" w:lastRowFirstColumn="0" w:lastRowLastColumn="0"/>
+              <w:rPr>
+                <w:rFonts w:ascii="Calibri" w:hAnsi="Calibri" w:cs="Calibri"/>
+              </w:rPr>
+            </w:pPr>
+            <w:r>
+              <w:rPr>
+                <w:rFonts w:ascii="Calibri" w:hAnsi="Calibri" w:cs="Calibri"/>
+                <w:b/>
+                <w:bCs/>
+              </w:rPr>
+              <w:t>Frontend</w:t>
+            </w:r>
+            <w:r>
+              <w:rPr>
+                <w:rFonts w:ascii="Calibri" w:hAnsi="Calibri" w:cs="Calibri"/>
+              </w:rPr>
+              <w:t>: Build Login UI with Tailwind CSS forms plugin.</w:t>
+            </w:r>
+          </w:p>
+        </w:tc>
+        <w:tc>
+          <w:tcPr>
+            <w:tcW w:w="1346" w:type="pct"/>
+          </w:tcPr>
+          <w:p>
+            <w:pPr>
+              <w:jc w:val="center"/>
+              <w:cnfStyle w:val="000000100000" w:firstRow="0" w:lastRow="0" w:firstColumn="0" w:lastColumn="0" w:oddVBand="0" w:evenVBand="0" w:oddHBand="1" w:evenHBand="0" w:firstRowFirstColumn="0" w:firstRowLastColumn="0" w:lastRowFirstColumn="0" w:lastRowLastColumn="0"/>
+              <w:rPr>
+                <w:rFonts w:ascii="Calibri" w:hAnsi="Calibri" w:cs="Calibri"/>
+              </w:rPr>
+            </w:pPr>
+            <w:r>
+              <w:rPr>
+                <w:rFonts w:ascii="Calibri" w:hAnsi="Calibri" w:cs="Calibri"/>
+              </w:rPr>
+              <w:t>Story 01</w:t>
+            </w:r>
+          </w:p>
+        </w:tc>
+        <w:tc>
+          <w:tcPr>
+            <w:tcW w:w="659" w:type="pct"/>
+          </w:tcPr>
+          <w:p>
+            <w:pPr>
+              <w:jc w:val="center"/>
+              <w:cnfStyle w:val="000000100000" w:firstRow="0" w:lastRow="0" w:firstColumn="0" w:lastColumn="0" w:oddVBand="0" w:evenVBand="0" w:oddHBand="1" w:evenHBand="0" w:firstRowFirstColumn="0" w:firstRowLastColumn="0" w:lastRowFirstColumn="0" w:lastRowLastColumn="0"/>
+              <w:rPr>
+                <w:rFonts w:ascii="Calibri" w:hAnsi="Calibri" w:cs="Calibri"/>
+              </w:rPr>
+            </w:pPr>
+            <w:r>
+              <w:rPr>
+                <w:rFonts w:ascii="Calibri" w:hAnsi="Calibri" w:cs="Calibri"/>
+              </w:rPr>
+              <w:t>3</w:t>
+            </w:r>
+          </w:p>
+        </w:tc>
+      </w:tr>
+      <w:tr>
+        <w:tc>
+          <w:tcPr>
+            <w:cnfStyle w:val="001000000000" w:firstRow="0" w:lastRow="0" w:firstColumn="1" w:lastColumn="0" w:oddVBand="0" w:evenVBand="0" w:oddHBand="0" w:evenHBand="0" w:firstRowFirstColumn="0" w:firstRowLastColumn="0" w:lastRowFirstColumn="0" w:lastRowLastColumn="0"/>
+            <w:tcW w:w="371" w:type="pct"/>
+            <w:tcBorders>
+              <w:top w:val="single" w:sz="4" w:space="0" w:color="E59EDC" w:themeColor="accent5" w:themeTint="66"/>
+              <w:left w:val="single" w:sz="4" w:space="0" w:color="E59EDC" w:themeColor="accent5" w:themeTint="66"/>
+              <w:bottom w:val="single" w:sz="4" w:space="0" w:color="E59EDC" w:themeColor="accent5" w:themeTint="66"/>
+              <w:right w:val="single" w:sz="4" w:space="0" w:color="E59EDC" w:themeColor="accent5" w:themeTint="66"/>
+            </w:tcBorders>
+          </w:tcPr>
+          <w:p>
+            <w:pPr>
+              <w:jc w:val="center"/>
+              <w:rPr>
+                <w:rFonts w:ascii="Calibri" w:hAnsi="Calibri" w:cs="Calibri"/>
+              </w:rPr>
+            </w:pPr>
+            <w:r>
+              <w:rPr>
+                <w:rFonts w:ascii="Calibri" w:hAnsi="Calibri" w:cs="Calibri"/>
+              </w:rPr>
+              <w:t>T8</w:t>
+            </w:r>
+          </w:p>
+        </w:tc>
+        <w:tc>
+          <w:tcPr>
+            <w:tcW w:w="2624" w:type="pct"/>
+            <w:tcBorders>
+              <w:left w:val="single" w:sz="4" w:space="0" w:color="E59EDC" w:themeColor="accent5" w:themeTint="66"/>
+            </w:tcBorders>
+          </w:tcPr>
+          <w:p>
+            <w:pPr>
+              <w:jc w:val="left"/>
+              <w:cnfStyle w:val="000000000000" w:firstRow="0" w:lastRow="0" w:firstColumn="0" w:lastColumn="0" w:oddVBand="0" w:evenVBand="0" w:oddHBand="0" w:evenHBand="0" w:firstRowFirstColumn="0" w:firstRowLastColumn="0" w:lastRowFirstColumn="0" w:lastRowLastColumn="0"/>
+              <w:rPr>
+                <w:rFonts w:ascii="Calibri" w:hAnsi="Calibri" w:cs="Calibri"/>
+                <w:lang w:val="en-US"/>
+              </w:rPr>
+            </w:pPr>
+            <w:r>
+              <w:rPr>
+                <w:rFonts w:ascii="Calibri" w:hAnsi="Calibri" w:cs="Calibri"/>
+                <w:b/>
+                <w:bCs/>
+                <w:lang w:val="en-US"/>
+              </w:rPr>
+              <w:t>TDD</w:t>
+            </w:r>
+            <w:r>
+              <w:rPr>
+                <w:rFonts w:ascii="Calibri" w:hAnsi="Calibri" w:cs="Calibri"/>
+                <w:lang w:val="en-US"/>
+              </w:rPr>
+              <w:t xml:space="preserve">: Write Unit Tests for Login logic using the </w:t>
+            </w:r>
+            <w:r>
+              <w:rPr>
+                <w:rFonts w:ascii="Calibri" w:hAnsi="Calibri" w:cs="Calibri"/>
+                <w:b/>
+                <w:bCs/>
+                <w:lang w:val="en-US"/>
+              </w:rPr>
+              <w:t>AAA pattern</w:t>
+            </w:r>
+            <w:r>
+              <w:rPr>
+                <w:rFonts w:ascii="Calibri" w:hAnsi="Calibri" w:cs="Calibri"/>
+                <w:lang w:val="en-US"/>
+              </w:rPr>
+              <w:t>.</w:t>
+            </w:r>
+          </w:p>
+          <w:p>
+            <w:pPr>
+              <w:jc w:val="left"/>
+              <w:cnfStyle w:val="000000000000" w:firstRow="0" w:lastRow="0" w:firstColumn="0" w:lastColumn="0" w:oddVBand="0" w:evenVBand="0" w:oddHBand="0" w:evenHBand="0" w:firstRowFirstColumn="0" w:firstRowLastColumn="0" w:lastRowFirstColumn="0" w:lastRowLastColumn="0"/>
+              <w:rPr>
+                <w:rFonts w:ascii="Calibri" w:hAnsi="Calibri" w:cs="Calibri"/>
+              </w:rPr>
+            </w:pPr>
+          </w:p>
+        </w:tc>
+        <w:tc>
+          <w:tcPr>
+            <w:tcW w:w="1346" w:type="pct"/>
+          </w:tcPr>
+          <w:p>
+            <w:pPr>
+              <w:jc w:val="center"/>
+              <w:cnfStyle w:val="000000000000" w:firstRow="0" w:lastRow="0" w:firstColumn="0" w:lastColumn="0" w:oddVBand="0" w:evenVBand="0" w:oddHBand="0" w:evenHBand="0" w:firstRowFirstColumn="0" w:firstRowLastColumn="0" w:lastRowFirstColumn="0" w:lastRowLastColumn="0"/>
+              <w:rPr>
+                <w:rFonts w:ascii="Calibri" w:hAnsi="Calibri" w:cs="Calibri"/>
+              </w:rPr>
+            </w:pPr>
+            <w:r>
+              <w:rPr>
+                <w:rFonts w:ascii="Calibri" w:hAnsi="Calibri" w:cs="Calibri"/>
+              </w:rPr>
+              <w:t>Story 01</w:t>
+            </w:r>
+          </w:p>
+        </w:tc>
+        <w:tc>
+          <w:tcPr>
+            <w:tcW w:w="659" w:type="pct"/>
+          </w:tcPr>
+          <w:p>
+            <w:pPr>
+              <w:jc w:val="center"/>
+              <w:cnfStyle w:val="000000000000" w:firstRow="0" w:lastRow="0" w:firstColumn="0" w:lastColumn="0" w:oddVBand="0" w:evenVBand="0" w:oddHBand="0" w:evenHBand="0" w:firstRowFirstColumn="0" w:firstRowLastColumn="0" w:lastRowFirstColumn="0" w:lastRowLastColumn="0"/>
+              <w:rPr>
+                <w:rFonts w:ascii="Calibri" w:hAnsi="Calibri" w:cs="Calibri"/>
+              </w:rPr>
+            </w:pPr>
+            <w:r>
+              <w:rPr>
+                <w:rFonts w:ascii="Calibri" w:hAnsi="Calibri" w:cs="Calibri"/>
+              </w:rPr>
+              <w:t>3</w:t>
+            </w:r>
+          </w:p>
+        </w:tc>
+      </w:tr>
+    </w:tbl>
+    <w:p>
+      <w:pPr>
+        <w:jc w:val="left"/>
+        <w:rPr>
+          <w:rFonts w:ascii="Calibri" w:hAnsi="Calibri" w:cs="Calibri"/>
+        </w:rPr>
+      </w:pPr>
+    </w:p>
+    <w:p>
+      <w:pPr>
+        <w:jc w:val="left"/>
+        <w:rPr>
+          <w:rFonts w:ascii="Calibri" w:hAnsi="Calibri" w:cs="Calibri"/>
+        </w:rPr>
+      </w:pPr>
+    </w:p>
+    <w:p>
+      <w:pPr>
+        <w:pStyle w:val="Heading2"/>
+        <w:rPr>
+          <w:rFonts w:ascii="Calibri" w:hAnsi="Calibri" w:cs="Calibri"/>
+        </w:rPr>
+      </w:pPr>
+      <w:r>
+        <w:rPr>
+          <w:rFonts w:ascii="Calibri" w:hAnsi="Calibri" w:cs="Calibri"/>
+        </w:rPr>
+        <w:t>Code and evidence of version control:</w:t>
+      </w:r>
+    </w:p>
+    <w:p>
+      <w:pPr>
+        <w:jc w:val="left"/>
+        <w:rPr>
+          <w:rFonts w:ascii="Calibri" w:hAnsi="Calibri" w:cs="Calibri"/>
+        </w:rPr>
+      </w:pPr>
+      <w:r>
+        <w:rPr>
+          <w:rFonts w:ascii="Calibri" w:hAnsi="Calibri" w:cs="Calibri"/>
+        </w:rPr>
+        <w:t>&lt;Insert link to GitHub repo&gt;</w:t>
+      </w:r>
+    </w:p>
+    <w:p>
+      <w:pPr>
+        <w:jc w:val="left"/>
+        <w:rPr>
+          <w:rFonts w:ascii="Calibri" w:hAnsi="Calibri" w:cs="Calibri"/>
+        </w:rPr>
+      </w:pPr>
+    </w:p>
+    <w:p>
+      <w:pPr>
+        <w:pStyle w:val="Heading2"/>
+        <w:rPr>
+          <w:rFonts w:ascii="Calibri" w:hAnsi="Calibri" w:cs="Calibri"/>
+        </w:rPr>
+      </w:pPr>
+      <w:r>
+        <w:rPr>
+          <w:rFonts w:ascii="Calibri" w:hAnsi="Calibri" w:cs="Calibri"/>
+        </w:rPr>
+        <w:t>Completed</w:t>
+      </w:r>
+    </w:p>
+    <w:p>
+      <w:pPr>
+        <w:jc w:val="left"/>
+        <w:rPr>
+          <w:rFonts w:ascii="Calibri" w:hAnsi="Calibri" w:cs="Calibri"/>
+        </w:rPr>
+      </w:pPr>
+      <w:r>
+        <w:rPr>
+          <w:rFonts w:ascii="Calibri" w:hAnsi="Calibri" w:cs="Calibri"/>
+        </w:rPr>
+        <w:t>Sprint Review: (A short description of what features were completed in the last sprint)</w:t>
+      </w:r>
+    </w:p>
+    <w:p>
+      <w:pPr>
+        <w:jc w:val="left"/>
+        <w:rPr>
+          <w:rFonts w:ascii="Calibri" w:hAnsi="Calibri" w:cs="Calibri"/>
+        </w:rPr>
       </w:pPr>
     </w:p>
     <w:tbl>
@@ -448,439 +1658,7 @@
       </w:tblPr>
       <w:tblGrid>
         <w:gridCol w:w="279"/>
-        <w:gridCol w:w="432"/>
-        <w:gridCol w:w="7064"/>
-        <w:gridCol w:w="1253"/>
-      </w:tblGrid>
-      <w:tr>
-        <w:trPr>
-          <w:cnfStyle w:val="100000000000" w:firstRow="1" w:lastRow="0" w:firstColumn="0" w:lastColumn="0" w:oddVBand="0" w:evenVBand="0" w:oddHBand="0" w:evenHBand="0" w:firstRowFirstColumn="0" w:firstRowLastColumn="0" w:lastRowFirstColumn="0" w:lastRowLastColumn="0"/>
-        </w:trPr>
-        <w:tc>
-          <w:tcPr>
-            <w:cnfStyle w:val="001000000100" w:firstRow="0" w:lastRow="0" w:firstColumn="1" w:lastColumn="0" w:oddVBand="0" w:evenVBand="0" w:oddHBand="0" w:evenHBand="0" w:firstRowFirstColumn="1" w:firstRowLastColumn="0" w:lastRowFirstColumn="0" w:lastRowLastColumn="0"/>
-            <w:tcW w:w="279" w:type="dxa"/>
-          </w:tcPr>
-          <w:p>
-            <w:pPr>
-              <w:jc w:val="center"/>
-            </w:pPr>
-          </w:p>
-        </w:tc>
-        <w:tc>
-          <w:tcPr>
-            <w:tcW w:w="425" w:type="dxa"/>
-          </w:tcPr>
-          <w:p>
-            <w:pPr>
-              <w:jc w:val="center"/>
-              <w:cnfStyle w:val="100000000000" w:firstRow="1" w:lastRow="0" w:firstColumn="0" w:lastColumn="0" w:oddVBand="0" w:evenVBand="0" w:oddHBand="0" w:evenHBand="0" w:firstRowFirstColumn="0" w:firstRowLastColumn="0" w:lastRowFirstColumn="0" w:lastRowLastColumn="0"/>
-            </w:pPr>
-          </w:p>
-        </w:tc>
-        <w:tc>
-          <w:tcPr>
-            <w:tcW w:w="7064" w:type="dxa"/>
-          </w:tcPr>
-          <w:p>
-            <w:pPr>
-              <w:jc w:val="center"/>
-              <w:cnfStyle w:val="100000000000" w:firstRow="1" w:lastRow="0" w:firstColumn="0" w:lastColumn="0" w:oddVBand="0" w:evenVBand="0" w:oddHBand="0" w:evenHBand="0" w:firstRowFirstColumn="0" w:firstRowLastColumn="0" w:lastRowFirstColumn="0" w:lastRowLastColumn="0"/>
-            </w:pPr>
-            <w:r>
-              <w:t>User story</w:t>
-            </w:r>
-          </w:p>
-        </w:tc>
-        <w:tc>
-          <w:tcPr>
-            <w:tcW w:w="1253" w:type="dxa"/>
-          </w:tcPr>
-          <w:p>
-            <w:pPr>
-              <w:cnfStyle w:val="100000000000" w:firstRow="1" w:lastRow="0" w:firstColumn="0" w:lastColumn="0" w:oddVBand="0" w:evenVBand="0" w:oddHBand="0" w:evenHBand="0" w:firstRowFirstColumn="0" w:firstRowLastColumn="0" w:lastRowFirstColumn="0" w:lastRowLastColumn="0"/>
-            </w:pPr>
-            <w:r>
-              <w:t>Estimate</w:t>
-            </w:r>
-          </w:p>
-        </w:tc>
-      </w:tr>
-      <w:tr>
-        <w:trPr>
-          <w:cnfStyle w:val="000000100000" w:firstRow="0" w:lastRow="0" w:firstColumn="0" w:lastColumn="0" w:oddVBand="0" w:evenVBand="0" w:oddHBand="1" w:evenHBand="0" w:firstRowFirstColumn="0" w:firstRowLastColumn="0" w:lastRowFirstColumn="0" w:lastRowLastColumn="0"/>
-        </w:trPr>
-        <w:tc>
-          <w:tcPr>
-            <w:cnfStyle w:val="001000000000" w:firstRow="0" w:lastRow="0" w:firstColumn="1" w:lastColumn="0" w:oddVBand="0" w:evenVBand="0" w:oddHBand="0" w:evenHBand="0" w:firstRowFirstColumn="0" w:firstRowLastColumn="0" w:lastRowFirstColumn="0" w:lastRowLastColumn="0"/>
-            <w:tcW w:w="279" w:type="dxa"/>
-          </w:tcPr>
-          <w:p>
-            <w:pPr>
-              <w:jc w:val="center"/>
-            </w:pPr>
-          </w:p>
-        </w:tc>
-        <w:tc>
-          <w:tcPr>
-            <w:tcW w:w="425" w:type="dxa"/>
-          </w:tcPr>
-          <w:p>
-            <w:pPr>
-              <w:jc w:val="center"/>
-              <w:cnfStyle w:val="000000100000" w:firstRow="0" w:lastRow="0" w:firstColumn="0" w:lastColumn="0" w:oddVBand="0" w:evenVBand="0" w:oddHBand="1" w:evenHBand="0" w:firstRowFirstColumn="0" w:firstRowLastColumn="0" w:lastRowFirstColumn="0" w:lastRowLastColumn="0"/>
-            </w:pPr>
-            <w:r>
-              <w:t>1</w:t>
-            </w:r>
-          </w:p>
-        </w:tc>
-        <w:tc>
-          <w:tcPr>
-            <w:tcW w:w="7064" w:type="dxa"/>
-          </w:tcPr>
-          <w:p>
-            <w:pPr>
-              <w:jc w:val="center"/>
-              <w:cnfStyle w:val="000000100000" w:firstRow="0" w:lastRow="0" w:firstColumn="0" w:lastColumn="0" w:oddVBand="0" w:evenVBand="0" w:oddHBand="1" w:evenHBand="0" w:firstRowFirstColumn="0" w:firstRowLastColumn="0" w:lastRowFirstColumn="0" w:lastRowLastColumn="0"/>
-            </w:pPr>
-            <w:r>
-              <w:t>user story 1</w:t>
-            </w:r>
-          </w:p>
-        </w:tc>
-        <w:tc>
-          <w:tcPr>
-            <w:tcW w:w="1253" w:type="dxa"/>
-          </w:tcPr>
-          <w:p>
-            <w:pPr>
-              <w:cnfStyle w:val="000000100000" w:firstRow="0" w:lastRow="0" w:firstColumn="0" w:lastColumn="0" w:oddVBand="0" w:evenVBand="0" w:oddHBand="1" w:evenHBand="0" w:firstRowFirstColumn="0" w:firstRowLastColumn="0" w:lastRowFirstColumn="0" w:lastRowLastColumn="0"/>
-            </w:pPr>
-            <w:r>
-              <w:t>Story points</w:t>
-            </w:r>
-          </w:p>
-        </w:tc>
-      </w:tr>
-      <w:tr>
-        <w:tc>
-          <w:tcPr>
-            <w:cnfStyle w:val="001000000000" w:firstRow="0" w:lastRow="0" w:firstColumn="1" w:lastColumn="0" w:oddVBand="0" w:evenVBand="0" w:oddHBand="0" w:evenHBand="0" w:firstRowFirstColumn="0" w:firstRowLastColumn="0" w:lastRowFirstColumn="0" w:lastRowLastColumn="0"/>
-            <w:tcW w:w="279" w:type="dxa"/>
-          </w:tcPr>
-          <w:p>
-            <w:pPr>
-              <w:jc w:val="center"/>
-            </w:pPr>
-          </w:p>
-        </w:tc>
-        <w:tc>
-          <w:tcPr>
-            <w:tcW w:w="425" w:type="dxa"/>
-          </w:tcPr>
-          <w:p>
-            <w:pPr>
-              <w:jc w:val="center"/>
-              <w:cnfStyle w:val="000000000000" w:firstRow="0" w:lastRow="0" w:firstColumn="0" w:lastColumn="0" w:oddVBand="0" w:evenVBand="0" w:oddHBand="0" w:evenHBand="0" w:firstRowFirstColumn="0" w:firstRowLastColumn="0" w:lastRowFirstColumn="0" w:lastRowLastColumn="0"/>
-            </w:pPr>
-            <w:r>
-              <w:t>2</w:t>
-            </w:r>
-          </w:p>
-        </w:tc>
-        <w:tc>
-          <w:tcPr>
-            <w:tcW w:w="7064" w:type="dxa"/>
-          </w:tcPr>
-          <w:p>
-            <w:pPr>
-              <w:jc w:val="center"/>
-              <w:cnfStyle w:val="000000000000" w:firstRow="0" w:lastRow="0" w:firstColumn="0" w:lastColumn="0" w:oddVBand="0" w:evenVBand="0" w:oddHBand="0" w:evenHBand="0" w:firstRowFirstColumn="0" w:firstRowLastColumn="0" w:lastRowFirstColumn="0" w:lastRowLastColumn="0"/>
-            </w:pPr>
-            <w:r>
-              <w:t>user story 2</w:t>
-            </w:r>
-          </w:p>
-        </w:tc>
-        <w:tc>
-          <w:tcPr>
-            <w:tcW w:w="1253" w:type="dxa"/>
-          </w:tcPr>
-          <w:p>
-            <w:pPr>
-              <w:cnfStyle w:val="000000000000" w:firstRow="0" w:lastRow="0" w:firstColumn="0" w:lastColumn="0" w:oddVBand="0" w:evenVBand="0" w:oddHBand="0" w:evenHBand="0" w:firstRowFirstColumn="0" w:firstRowLastColumn="0" w:lastRowFirstColumn="0" w:lastRowLastColumn="0"/>
-            </w:pPr>
-            <w:r>
-              <w:t>Story points</w:t>
-            </w:r>
-          </w:p>
-        </w:tc>
-      </w:tr>
-      <w:tr>
-        <w:trPr>
-          <w:cnfStyle w:val="000000100000" w:firstRow="0" w:lastRow="0" w:firstColumn="0" w:lastColumn="0" w:oddVBand="0" w:evenVBand="0" w:oddHBand="1" w:evenHBand="0" w:firstRowFirstColumn="0" w:firstRowLastColumn="0" w:lastRowFirstColumn="0" w:lastRowLastColumn="0"/>
-        </w:trPr>
-        <w:tc>
-          <w:tcPr>
-            <w:cnfStyle w:val="001000000000" w:firstRow="0" w:lastRow="0" w:firstColumn="1" w:lastColumn="0" w:oddVBand="0" w:evenVBand="0" w:oddHBand="0" w:evenHBand="0" w:firstRowFirstColumn="0" w:firstRowLastColumn="0" w:lastRowFirstColumn="0" w:lastRowLastColumn="0"/>
-            <w:tcW w:w="279" w:type="dxa"/>
-          </w:tcPr>
-          <w:p>
-            <w:pPr>
-              <w:jc w:val="center"/>
-            </w:pPr>
-          </w:p>
-        </w:tc>
-        <w:tc>
-          <w:tcPr>
-            <w:tcW w:w="425" w:type="dxa"/>
-          </w:tcPr>
-          <w:p>
-            <w:pPr>
-              <w:jc w:val="center"/>
-              <w:cnfStyle w:val="000000100000" w:firstRow="0" w:lastRow="0" w:firstColumn="0" w:lastColumn="0" w:oddVBand="0" w:evenVBand="0" w:oddHBand="1" w:evenHBand="0" w:firstRowFirstColumn="0" w:firstRowLastColumn="0" w:lastRowFirstColumn="0" w:lastRowLastColumn="0"/>
-            </w:pPr>
-            <w:r>
-              <w:t>3</w:t>
-            </w:r>
-          </w:p>
-        </w:tc>
-        <w:tc>
-          <w:tcPr>
-            <w:tcW w:w="7064" w:type="dxa"/>
-          </w:tcPr>
-          <w:p>
-            <w:pPr>
-              <w:jc w:val="center"/>
-              <w:cnfStyle w:val="000000100000" w:firstRow="0" w:lastRow="0" w:firstColumn="0" w:lastColumn="0" w:oddVBand="0" w:evenVBand="0" w:oddHBand="1" w:evenHBand="0" w:firstRowFirstColumn="0" w:firstRowLastColumn="0" w:lastRowFirstColumn="0" w:lastRowLastColumn="0"/>
-            </w:pPr>
-            <w:r>
-              <w:t>user story 3</w:t>
-            </w:r>
-          </w:p>
-        </w:tc>
-        <w:tc>
-          <w:tcPr>
-            <w:tcW w:w="1253" w:type="dxa"/>
-          </w:tcPr>
-          <w:p>
-            <w:pPr>
-              <w:cnfStyle w:val="000000100000" w:firstRow="0" w:lastRow="0" w:firstColumn="0" w:lastColumn="0" w:oddVBand="0" w:evenVBand="0" w:oddHBand="1" w:evenHBand="0" w:firstRowFirstColumn="0" w:firstRowLastColumn="0" w:lastRowFirstColumn="0" w:lastRowLastColumn="0"/>
-            </w:pPr>
-            <w:r>
-              <w:t>Story points</w:t>
-            </w:r>
-          </w:p>
-        </w:tc>
-      </w:tr>
-      <w:tr>
-        <w:tc>
-          <w:tcPr>
-            <w:cnfStyle w:val="001000000000" w:firstRow="0" w:lastRow="0" w:firstColumn="1" w:lastColumn="0" w:oddVBand="0" w:evenVBand="0" w:oddHBand="0" w:evenHBand="0" w:firstRowFirstColumn="0" w:firstRowLastColumn="0" w:lastRowFirstColumn="0" w:lastRowLastColumn="0"/>
-            <w:tcW w:w="279" w:type="dxa"/>
-          </w:tcPr>
-          <w:p>
-            <w:pPr>
-              <w:jc w:val="center"/>
-            </w:pPr>
-          </w:p>
-        </w:tc>
-        <w:tc>
-          <w:tcPr>
-            <w:tcW w:w="425" w:type="dxa"/>
-          </w:tcPr>
-          <w:p>
-            <w:pPr>
-              <w:jc w:val="center"/>
-              <w:cnfStyle w:val="000000000000" w:firstRow="0" w:lastRow="0" w:firstColumn="0" w:lastColumn="0" w:oddVBand="0" w:evenVBand="0" w:oddHBand="0" w:evenHBand="0" w:firstRowFirstColumn="0" w:firstRowLastColumn="0" w:lastRowFirstColumn="0" w:lastRowLastColumn="0"/>
-            </w:pPr>
-            <w:r>
-              <w:t>4</w:t>
-            </w:r>
-          </w:p>
-        </w:tc>
-        <w:tc>
-          <w:tcPr>
-            <w:tcW w:w="7064" w:type="dxa"/>
-          </w:tcPr>
-          <w:p>
-            <w:pPr>
-              <w:jc w:val="center"/>
-              <w:cnfStyle w:val="000000000000" w:firstRow="0" w:lastRow="0" w:firstColumn="0" w:lastColumn="0" w:oddVBand="0" w:evenVBand="0" w:oddHBand="0" w:evenHBand="0" w:firstRowFirstColumn="0" w:firstRowLastColumn="0" w:lastRowFirstColumn="0" w:lastRowLastColumn="0"/>
-            </w:pPr>
-            <w:r>
-              <w:t>user story 4</w:t>
-            </w:r>
-          </w:p>
-        </w:tc>
-        <w:tc>
-          <w:tcPr>
-            <w:tcW w:w="1253" w:type="dxa"/>
-          </w:tcPr>
-          <w:p>
-            <w:pPr>
-              <w:cnfStyle w:val="000000000000" w:firstRow="0" w:lastRow="0" w:firstColumn="0" w:lastColumn="0" w:oddVBand="0" w:evenVBand="0" w:oddHBand="0" w:evenHBand="0" w:firstRowFirstColumn="0" w:firstRowLastColumn="0" w:lastRowFirstColumn="0" w:lastRowLastColumn="0"/>
-            </w:pPr>
-            <w:r>
-              <w:t>Story points</w:t>
-            </w:r>
-          </w:p>
-        </w:tc>
-      </w:tr>
-      <w:tr>
-        <w:trPr>
-          <w:cnfStyle w:val="000000100000" w:firstRow="0" w:lastRow="0" w:firstColumn="0" w:lastColumn="0" w:oddVBand="0" w:evenVBand="0" w:oddHBand="1" w:evenHBand="0" w:firstRowFirstColumn="0" w:firstRowLastColumn="0" w:lastRowFirstColumn="0" w:lastRowLastColumn="0"/>
-        </w:trPr>
-        <w:tc>
-          <w:tcPr>
-            <w:cnfStyle w:val="001000000000" w:firstRow="0" w:lastRow="0" w:firstColumn="1" w:lastColumn="0" w:oddVBand="0" w:evenVBand="0" w:oddHBand="0" w:evenHBand="0" w:firstRowFirstColumn="0" w:firstRowLastColumn="0" w:lastRowFirstColumn="0" w:lastRowLastColumn="0"/>
-            <w:tcW w:w="279" w:type="dxa"/>
-          </w:tcPr>
-          <w:p>
-            <w:pPr>
-              <w:jc w:val="center"/>
-            </w:pPr>
-          </w:p>
-        </w:tc>
-        <w:tc>
-          <w:tcPr>
-            <w:tcW w:w="425" w:type="dxa"/>
-          </w:tcPr>
-          <w:p>
-            <w:pPr>
-              <w:jc w:val="center"/>
-              <w:cnfStyle w:val="000000100000" w:firstRow="0" w:lastRow="0" w:firstColumn="0" w:lastColumn="0" w:oddVBand="0" w:evenVBand="0" w:oddHBand="1" w:evenHBand="0" w:firstRowFirstColumn="0" w:firstRowLastColumn="0" w:lastRowFirstColumn="0" w:lastRowLastColumn="0"/>
-            </w:pPr>
-            <w:r>
-              <w:t>5</w:t>
-            </w:r>
-          </w:p>
-        </w:tc>
-        <w:tc>
-          <w:tcPr>
-            <w:tcW w:w="7064" w:type="dxa"/>
-          </w:tcPr>
-          <w:p>
-            <w:pPr>
-              <w:jc w:val="center"/>
-              <w:cnfStyle w:val="000000100000" w:firstRow="0" w:lastRow="0" w:firstColumn="0" w:lastColumn="0" w:oddVBand="0" w:evenVBand="0" w:oddHBand="1" w:evenHBand="0" w:firstRowFirstColumn="0" w:firstRowLastColumn="0" w:lastRowFirstColumn="0" w:lastRowLastColumn="0"/>
-            </w:pPr>
-            <w:r>
-              <w:t>user story 5</w:t>
-            </w:r>
-          </w:p>
-        </w:tc>
-        <w:tc>
-          <w:tcPr>
-            <w:tcW w:w="1253" w:type="dxa"/>
-          </w:tcPr>
-          <w:p>
-            <w:pPr>
-              <w:cnfStyle w:val="000000100000" w:firstRow="0" w:lastRow="0" w:firstColumn="0" w:lastColumn="0" w:oddVBand="0" w:evenVBand="0" w:oddHBand="1" w:evenHBand="0" w:firstRowFirstColumn="0" w:firstRowLastColumn="0" w:lastRowFirstColumn="0" w:lastRowLastColumn="0"/>
-            </w:pPr>
-            <w:r>
-              <w:t>Story points</w:t>
-            </w:r>
-          </w:p>
-        </w:tc>
-      </w:tr>
-      <w:tr>
-        <w:tc>
-          <w:tcPr>
-            <w:cnfStyle w:val="001000000000" w:firstRow="0" w:lastRow="0" w:firstColumn="1" w:lastColumn="0" w:oddVBand="0" w:evenVBand="0" w:oddHBand="0" w:evenHBand="0" w:firstRowFirstColumn="0" w:firstRowLastColumn="0" w:lastRowFirstColumn="0" w:lastRowLastColumn="0"/>
-            <w:tcW w:w="279" w:type="dxa"/>
-          </w:tcPr>
-          <w:p>
-            <w:pPr>
-              <w:jc w:val="center"/>
-            </w:pPr>
-          </w:p>
-        </w:tc>
-        <w:tc>
-          <w:tcPr>
-            <w:tcW w:w="425" w:type="dxa"/>
-          </w:tcPr>
-          <w:p>
-            <w:pPr>
-              <w:jc w:val="center"/>
-              <w:cnfStyle w:val="000000000000" w:firstRow="0" w:lastRow="0" w:firstColumn="0" w:lastColumn="0" w:oddVBand="0" w:evenVBand="0" w:oddHBand="0" w:evenHBand="0" w:firstRowFirstColumn="0" w:firstRowLastColumn="0" w:lastRowFirstColumn="0" w:lastRowLastColumn="0"/>
-            </w:pPr>
-          </w:p>
-        </w:tc>
-        <w:tc>
-          <w:tcPr>
-            <w:tcW w:w="7064" w:type="dxa"/>
-          </w:tcPr>
-          <w:p>
-            <w:pPr>
-              <w:jc w:val="center"/>
-              <w:cnfStyle w:val="000000000000" w:firstRow="0" w:lastRow="0" w:firstColumn="0" w:lastColumn="0" w:oddVBand="0" w:evenVBand="0" w:oddHBand="0" w:evenHBand="0" w:firstRowFirstColumn="0" w:firstRowLastColumn="0" w:lastRowFirstColumn="0" w:lastRowLastColumn="0"/>
-            </w:pPr>
-            <w:r>
-              <w:t>Add rows as necessary…</w:t>
-            </w:r>
-          </w:p>
-        </w:tc>
-        <w:tc>
-          <w:tcPr>
-            <w:tcW w:w="1253" w:type="dxa"/>
-          </w:tcPr>
-          <w:p>
-            <w:pPr>
-              <w:cnfStyle w:val="000000000000" w:firstRow="0" w:lastRow="0" w:firstColumn="0" w:lastColumn="0" w:oddVBand="0" w:evenVBand="0" w:oddHBand="0" w:evenHBand="0" w:firstRowFirstColumn="0" w:firstRowLastColumn="0" w:lastRowFirstColumn="0" w:lastRowLastColumn="0"/>
-            </w:pPr>
-          </w:p>
-        </w:tc>
-      </w:tr>
-    </w:tbl>
-    <w:p/>
-    <w:p/>
-    <w:p>
-      <w:pPr>
-        <w:pStyle w:val="Heading2"/>
-      </w:pPr>
-      <w:r>
-        <w:lastRenderedPageBreak/>
-        <w:t>Code and evidence of version control:</w:t>
-      </w:r>
-    </w:p>
-    <w:p>
-      <w:r>
-        <w:t>&lt;Insert link to GitHub repo&gt;</w:t>
-      </w:r>
-    </w:p>
-    <w:p/>
-    <w:p>
-      <w:pPr>
-        <w:pStyle w:val="Heading2"/>
-      </w:pPr>
-      <w:r>
-        <w:t>Completed</w:t>
-      </w:r>
-    </w:p>
-    <w:p>
-      <w:r>
-        <w:t>Sprint Review:</w:t>
-      </w:r>
-      <w:r>
-        <w:t xml:space="preserve"> </w:t>
-      </w:r>
-      <w:r>
-        <w:t>(A short description of what features were completed in the last sprint)</w:t>
-      </w:r>
-    </w:p>
-    <w:p/>
-    <w:tbl>
-      <w:tblPr>
-        <w:tblStyle w:val="GridTable3-Accent5"/>
-        <w:tblW w:w="0" w:type="auto"/>
-        <w:tblInd w:w="5" w:type="dxa"/>
-        <w:tblLook w:val="04A0" w:firstRow="1" w:lastRow="0" w:firstColumn="1" w:lastColumn="0" w:noHBand="0" w:noVBand="1"/>
-      </w:tblPr>
-      <w:tblGrid>
-        <w:gridCol w:w="279"/>
-        <w:gridCol w:w="432"/>
+        <w:gridCol w:w="422"/>
         <w:gridCol w:w="7206"/>
         <w:gridCol w:w="1253"/>
       </w:tblGrid>
@@ -895,7 +1673,10 @@
           </w:tcPr>
           <w:p>
             <w:pPr>
-              <w:jc w:val="center"/>
+              <w:jc w:val="left"/>
+              <w:rPr>
+                <w:rFonts w:ascii="Calibri" w:hAnsi="Calibri" w:cs="Calibri"/>
+              </w:rPr>
             </w:pPr>
           </w:p>
         </w:tc>
@@ -905,8 +1686,11 @@
           </w:tcPr>
           <w:p>
             <w:pPr>
-              <w:jc w:val="center"/>
+              <w:jc w:val="left"/>
               <w:cnfStyle w:val="100000000000" w:firstRow="1" w:lastRow="0" w:firstColumn="0" w:lastColumn="0" w:oddVBand="0" w:evenVBand="0" w:oddHBand="0" w:evenHBand="0" w:firstRowFirstColumn="0" w:firstRowLastColumn="0" w:lastRowFirstColumn="0" w:lastRowLastColumn="0"/>
+              <w:rPr>
+                <w:rFonts w:ascii="Calibri" w:hAnsi="Calibri" w:cs="Calibri"/>
+              </w:rPr>
             </w:pPr>
           </w:p>
         </w:tc>
@@ -916,10 +1700,16 @@
           </w:tcPr>
           <w:p>
             <w:pPr>
-              <w:jc w:val="center"/>
+              <w:jc w:val="left"/>
               <w:cnfStyle w:val="100000000000" w:firstRow="1" w:lastRow="0" w:firstColumn="0" w:lastColumn="0" w:oddVBand="0" w:evenVBand="0" w:oddHBand="0" w:evenHBand="0" w:firstRowFirstColumn="0" w:firstRowLastColumn="0" w:lastRowFirstColumn="0" w:lastRowLastColumn="0"/>
-            </w:pPr>
-            <w:r>
+              <w:rPr>
+                <w:rFonts w:ascii="Calibri" w:hAnsi="Calibri" w:cs="Calibri"/>
+              </w:rPr>
+            </w:pPr>
+            <w:r>
+              <w:rPr>
+                <w:rFonts w:ascii="Calibri" w:hAnsi="Calibri" w:cs="Calibri"/>
+              </w:rPr>
               <w:t>User story</w:t>
             </w:r>
           </w:p>
@@ -930,9 +1720,16 @@
           </w:tcPr>
           <w:p>
             <w:pPr>
+              <w:jc w:val="left"/>
               <w:cnfStyle w:val="100000000000" w:firstRow="1" w:lastRow="0" w:firstColumn="0" w:lastColumn="0" w:oddVBand="0" w:evenVBand="0" w:oddHBand="0" w:evenHBand="0" w:firstRowFirstColumn="0" w:firstRowLastColumn="0" w:lastRowFirstColumn="0" w:lastRowLastColumn="0"/>
-            </w:pPr>
-            <w:r>
+              <w:rPr>
+                <w:rFonts w:ascii="Calibri" w:hAnsi="Calibri" w:cs="Calibri"/>
+              </w:rPr>
+            </w:pPr>
+            <w:r>
+              <w:rPr>
+                <w:rFonts w:ascii="Calibri" w:hAnsi="Calibri" w:cs="Calibri"/>
+              </w:rPr>
               <w:t>Estimate</w:t>
             </w:r>
           </w:p>
@@ -949,7 +1746,10 @@
           </w:tcPr>
           <w:p>
             <w:pPr>
-              <w:jc w:val="center"/>
+              <w:jc w:val="left"/>
+              <w:rPr>
+                <w:rFonts w:ascii="Calibri" w:hAnsi="Calibri" w:cs="Calibri"/>
+              </w:rPr>
             </w:pPr>
           </w:p>
         </w:tc>
@@ -959,10 +1759,16 @@
           </w:tcPr>
           <w:p>
             <w:pPr>
-              <w:jc w:val="center"/>
+              <w:jc w:val="left"/>
               <w:cnfStyle w:val="000000100000" w:firstRow="0" w:lastRow="0" w:firstColumn="0" w:lastColumn="0" w:oddVBand="0" w:evenVBand="0" w:oddHBand="1" w:evenHBand="0" w:firstRowFirstColumn="0" w:firstRowLastColumn="0" w:lastRowFirstColumn="0" w:lastRowLastColumn="0"/>
-            </w:pPr>
-            <w:r>
+              <w:rPr>
+                <w:rFonts w:ascii="Calibri" w:hAnsi="Calibri" w:cs="Calibri"/>
+              </w:rPr>
+            </w:pPr>
+            <w:r>
+              <w:rPr>
+                <w:rFonts w:ascii="Calibri" w:hAnsi="Calibri" w:cs="Calibri"/>
+              </w:rPr>
               <w:t>1</w:t>
             </w:r>
           </w:p>
@@ -973,10 +1779,16 @@
           </w:tcPr>
           <w:p>
             <w:pPr>
-              <w:jc w:val="center"/>
+              <w:jc w:val="left"/>
               <w:cnfStyle w:val="000000100000" w:firstRow="0" w:lastRow="0" w:firstColumn="0" w:lastColumn="0" w:oddVBand="0" w:evenVBand="0" w:oddHBand="1" w:evenHBand="0" w:firstRowFirstColumn="0" w:firstRowLastColumn="0" w:lastRowFirstColumn="0" w:lastRowLastColumn="0"/>
-            </w:pPr>
-            <w:r>
+              <w:rPr>
+                <w:rFonts w:ascii="Calibri" w:hAnsi="Calibri" w:cs="Calibri"/>
+              </w:rPr>
+            </w:pPr>
+            <w:r>
+              <w:rPr>
+                <w:rFonts w:ascii="Calibri" w:hAnsi="Calibri" w:cs="Calibri"/>
+              </w:rPr>
               <w:t>user story 1</w:t>
             </w:r>
           </w:p>
@@ -987,9 +1799,16 @@
           </w:tcPr>
           <w:p>
             <w:pPr>
+              <w:jc w:val="left"/>
               <w:cnfStyle w:val="000000100000" w:firstRow="0" w:lastRow="0" w:firstColumn="0" w:lastColumn="0" w:oddVBand="0" w:evenVBand="0" w:oddHBand="1" w:evenHBand="0" w:firstRowFirstColumn="0" w:firstRowLastColumn="0" w:lastRowFirstColumn="0" w:lastRowLastColumn="0"/>
-            </w:pPr>
-            <w:r>
+              <w:rPr>
+                <w:rFonts w:ascii="Calibri" w:hAnsi="Calibri" w:cs="Calibri"/>
+              </w:rPr>
+            </w:pPr>
+            <w:r>
+              <w:rPr>
+                <w:rFonts w:ascii="Calibri" w:hAnsi="Calibri" w:cs="Calibri"/>
+              </w:rPr>
               <w:t>Story points</w:t>
             </w:r>
           </w:p>
@@ -1003,7 +1822,10 @@
           </w:tcPr>
           <w:p>
             <w:pPr>
-              <w:jc w:val="center"/>
+              <w:jc w:val="left"/>
+              <w:rPr>
+                <w:rFonts w:ascii="Calibri" w:hAnsi="Calibri" w:cs="Calibri"/>
+              </w:rPr>
             </w:pPr>
           </w:p>
         </w:tc>
@@ -1013,10 +1835,16 @@
           </w:tcPr>
           <w:p>
             <w:pPr>
-              <w:jc w:val="center"/>
+              <w:jc w:val="left"/>
               <w:cnfStyle w:val="000000000000" w:firstRow="0" w:lastRow="0" w:firstColumn="0" w:lastColumn="0" w:oddVBand="0" w:evenVBand="0" w:oddHBand="0" w:evenHBand="0" w:firstRowFirstColumn="0" w:firstRowLastColumn="0" w:lastRowFirstColumn="0" w:lastRowLastColumn="0"/>
-            </w:pPr>
-            <w:r>
+              <w:rPr>
+                <w:rFonts w:ascii="Calibri" w:hAnsi="Calibri" w:cs="Calibri"/>
+              </w:rPr>
+            </w:pPr>
+            <w:r>
+              <w:rPr>
+                <w:rFonts w:ascii="Calibri" w:hAnsi="Calibri" w:cs="Calibri"/>
+              </w:rPr>
               <w:t>2</w:t>
             </w:r>
           </w:p>
@@ -1027,10 +1855,16 @@
           </w:tcPr>
           <w:p>
             <w:pPr>
-              <w:jc w:val="center"/>
+              <w:jc w:val="left"/>
               <w:cnfStyle w:val="000000000000" w:firstRow="0" w:lastRow="0" w:firstColumn="0" w:lastColumn="0" w:oddVBand="0" w:evenVBand="0" w:oddHBand="0" w:evenHBand="0" w:firstRowFirstColumn="0" w:firstRowLastColumn="0" w:lastRowFirstColumn="0" w:lastRowLastColumn="0"/>
-            </w:pPr>
-            <w:r>
+              <w:rPr>
+                <w:rFonts w:ascii="Calibri" w:hAnsi="Calibri" w:cs="Calibri"/>
+              </w:rPr>
+            </w:pPr>
+            <w:r>
+              <w:rPr>
+                <w:rFonts w:ascii="Calibri" w:hAnsi="Calibri" w:cs="Calibri"/>
+              </w:rPr>
               <w:t>user story 2</w:t>
             </w:r>
           </w:p>
@@ -1041,9 +1875,16 @@
           </w:tcPr>
           <w:p>
             <w:pPr>
+              <w:jc w:val="left"/>
               <w:cnfStyle w:val="000000000000" w:firstRow="0" w:lastRow="0" w:firstColumn="0" w:lastColumn="0" w:oddVBand="0" w:evenVBand="0" w:oddHBand="0" w:evenHBand="0" w:firstRowFirstColumn="0" w:firstRowLastColumn="0" w:lastRowFirstColumn="0" w:lastRowLastColumn="0"/>
-            </w:pPr>
-            <w:r>
+              <w:rPr>
+                <w:rFonts w:ascii="Calibri" w:hAnsi="Calibri" w:cs="Calibri"/>
+              </w:rPr>
+            </w:pPr>
+            <w:r>
+              <w:rPr>
+                <w:rFonts w:ascii="Calibri" w:hAnsi="Calibri" w:cs="Calibri"/>
+              </w:rPr>
               <w:t>Story points</w:t>
             </w:r>
           </w:p>
@@ -1060,7 +1901,10 @@
           </w:tcPr>
           <w:p>
             <w:pPr>
-              <w:jc w:val="center"/>
+              <w:jc w:val="left"/>
+              <w:rPr>
+                <w:rFonts w:ascii="Calibri" w:hAnsi="Calibri" w:cs="Calibri"/>
+              </w:rPr>
             </w:pPr>
           </w:p>
         </w:tc>
@@ -1070,10 +1914,16 @@
           </w:tcPr>
           <w:p>
             <w:pPr>
-              <w:jc w:val="center"/>
+              <w:jc w:val="left"/>
               <w:cnfStyle w:val="000000100000" w:firstRow="0" w:lastRow="0" w:firstColumn="0" w:lastColumn="0" w:oddVBand="0" w:evenVBand="0" w:oddHBand="1" w:evenHBand="0" w:firstRowFirstColumn="0" w:firstRowLastColumn="0" w:lastRowFirstColumn="0" w:lastRowLastColumn="0"/>
-            </w:pPr>
-            <w:r>
+              <w:rPr>
+                <w:rFonts w:ascii="Calibri" w:hAnsi="Calibri" w:cs="Calibri"/>
+              </w:rPr>
+            </w:pPr>
+            <w:r>
+              <w:rPr>
+                <w:rFonts w:ascii="Calibri" w:hAnsi="Calibri" w:cs="Calibri"/>
+              </w:rPr>
               <w:t>3</w:t>
             </w:r>
           </w:p>
@@ -1084,10 +1934,16 @@
           </w:tcPr>
           <w:p>
             <w:pPr>
-              <w:jc w:val="center"/>
+              <w:jc w:val="left"/>
               <w:cnfStyle w:val="000000100000" w:firstRow="0" w:lastRow="0" w:firstColumn="0" w:lastColumn="0" w:oddVBand="0" w:evenVBand="0" w:oddHBand="1" w:evenHBand="0" w:firstRowFirstColumn="0" w:firstRowLastColumn="0" w:lastRowFirstColumn="0" w:lastRowLastColumn="0"/>
-            </w:pPr>
-            <w:r>
+              <w:rPr>
+                <w:rFonts w:ascii="Calibri" w:hAnsi="Calibri" w:cs="Calibri"/>
+              </w:rPr>
+            </w:pPr>
+            <w:r>
+              <w:rPr>
+                <w:rFonts w:ascii="Calibri" w:hAnsi="Calibri" w:cs="Calibri"/>
+              </w:rPr>
               <w:t>user story 3</w:t>
             </w:r>
           </w:p>
@@ -1098,9 +1954,16 @@
           </w:tcPr>
           <w:p>
             <w:pPr>
+              <w:jc w:val="left"/>
               <w:cnfStyle w:val="000000100000" w:firstRow="0" w:lastRow="0" w:firstColumn="0" w:lastColumn="0" w:oddVBand="0" w:evenVBand="0" w:oddHBand="1" w:evenHBand="0" w:firstRowFirstColumn="0" w:firstRowLastColumn="0" w:lastRowFirstColumn="0" w:lastRowLastColumn="0"/>
-            </w:pPr>
-            <w:r>
+              <w:rPr>
+                <w:rFonts w:ascii="Calibri" w:hAnsi="Calibri" w:cs="Calibri"/>
+              </w:rPr>
+            </w:pPr>
+            <w:r>
+              <w:rPr>
+                <w:rFonts w:ascii="Calibri" w:hAnsi="Calibri" w:cs="Calibri"/>
+              </w:rPr>
               <w:t>Story points</w:t>
             </w:r>
           </w:p>
@@ -1114,7 +1977,10 @@
           </w:tcPr>
           <w:p>
             <w:pPr>
-              <w:jc w:val="center"/>
+              <w:jc w:val="left"/>
+              <w:rPr>
+                <w:rFonts w:ascii="Calibri" w:hAnsi="Calibri" w:cs="Calibri"/>
+              </w:rPr>
             </w:pPr>
           </w:p>
         </w:tc>
@@ -1124,10 +1990,16 @@
           </w:tcPr>
           <w:p>
             <w:pPr>
-              <w:jc w:val="center"/>
+              <w:jc w:val="left"/>
               <w:cnfStyle w:val="000000000000" w:firstRow="0" w:lastRow="0" w:firstColumn="0" w:lastColumn="0" w:oddVBand="0" w:evenVBand="0" w:oddHBand="0" w:evenHBand="0" w:firstRowFirstColumn="0" w:firstRowLastColumn="0" w:lastRowFirstColumn="0" w:lastRowLastColumn="0"/>
-            </w:pPr>
-            <w:r>
+              <w:rPr>
+                <w:rFonts w:ascii="Calibri" w:hAnsi="Calibri" w:cs="Calibri"/>
+              </w:rPr>
+            </w:pPr>
+            <w:r>
+              <w:rPr>
+                <w:rFonts w:ascii="Calibri" w:hAnsi="Calibri" w:cs="Calibri"/>
+              </w:rPr>
               <w:t>4</w:t>
             </w:r>
           </w:p>
@@ -1138,10 +2010,16 @@
           </w:tcPr>
           <w:p>
             <w:pPr>
-              <w:jc w:val="center"/>
+              <w:jc w:val="left"/>
               <w:cnfStyle w:val="000000000000" w:firstRow="0" w:lastRow="0" w:firstColumn="0" w:lastColumn="0" w:oddVBand="0" w:evenVBand="0" w:oddHBand="0" w:evenHBand="0" w:firstRowFirstColumn="0" w:firstRowLastColumn="0" w:lastRowFirstColumn="0" w:lastRowLastColumn="0"/>
-            </w:pPr>
-            <w:r>
+              <w:rPr>
+                <w:rFonts w:ascii="Calibri" w:hAnsi="Calibri" w:cs="Calibri"/>
+              </w:rPr>
+            </w:pPr>
+            <w:r>
+              <w:rPr>
+                <w:rFonts w:ascii="Calibri" w:hAnsi="Calibri" w:cs="Calibri"/>
+              </w:rPr>
               <w:t>user story 4</w:t>
             </w:r>
           </w:p>
@@ -1152,9 +2030,16 @@
           </w:tcPr>
           <w:p>
             <w:pPr>
+              <w:jc w:val="left"/>
               <w:cnfStyle w:val="000000000000" w:firstRow="0" w:lastRow="0" w:firstColumn="0" w:lastColumn="0" w:oddVBand="0" w:evenVBand="0" w:oddHBand="0" w:evenHBand="0" w:firstRowFirstColumn="0" w:firstRowLastColumn="0" w:lastRowFirstColumn="0" w:lastRowLastColumn="0"/>
-            </w:pPr>
-            <w:r>
+              <w:rPr>
+                <w:rFonts w:ascii="Calibri" w:hAnsi="Calibri" w:cs="Calibri"/>
+              </w:rPr>
+            </w:pPr>
+            <w:r>
+              <w:rPr>
+                <w:rFonts w:ascii="Calibri" w:hAnsi="Calibri" w:cs="Calibri"/>
+              </w:rPr>
               <w:t>Story points</w:t>
             </w:r>
           </w:p>
@@ -1171,7 +2056,10 @@
           </w:tcPr>
           <w:p>
             <w:pPr>
-              <w:jc w:val="center"/>
+              <w:jc w:val="left"/>
+              <w:rPr>
+                <w:rFonts w:ascii="Calibri" w:hAnsi="Calibri" w:cs="Calibri"/>
+              </w:rPr>
             </w:pPr>
           </w:p>
         </w:tc>
@@ -1181,10 +2069,16 @@
           </w:tcPr>
           <w:p>
             <w:pPr>
-              <w:jc w:val="center"/>
+              <w:jc w:val="left"/>
               <w:cnfStyle w:val="000000100000" w:firstRow="0" w:lastRow="0" w:firstColumn="0" w:lastColumn="0" w:oddVBand="0" w:evenVBand="0" w:oddHBand="1" w:evenHBand="0" w:firstRowFirstColumn="0" w:firstRowLastColumn="0" w:lastRowFirstColumn="0" w:lastRowLastColumn="0"/>
-            </w:pPr>
-            <w:r>
+              <w:rPr>
+                <w:rFonts w:ascii="Calibri" w:hAnsi="Calibri" w:cs="Calibri"/>
+              </w:rPr>
+            </w:pPr>
+            <w:r>
+              <w:rPr>
+                <w:rFonts w:ascii="Calibri" w:hAnsi="Calibri" w:cs="Calibri"/>
+              </w:rPr>
               <w:t>5</w:t>
             </w:r>
           </w:p>
@@ -1195,10 +2089,16 @@
           </w:tcPr>
           <w:p>
             <w:pPr>
-              <w:jc w:val="center"/>
+              <w:jc w:val="left"/>
               <w:cnfStyle w:val="000000100000" w:firstRow="0" w:lastRow="0" w:firstColumn="0" w:lastColumn="0" w:oddVBand="0" w:evenVBand="0" w:oddHBand="1" w:evenHBand="0" w:firstRowFirstColumn="0" w:firstRowLastColumn="0" w:lastRowFirstColumn="0" w:lastRowLastColumn="0"/>
-            </w:pPr>
-            <w:r>
+              <w:rPr>
+                <w:rFonts w:ascii="Calibri" w:hAnsi="Calibri" w:cs="Calibri"/>
+              </w:rPr>
+            </w:pPr>
+            <w:r>
+              <w:rPr>
+                <w:rFonts w:ascii="Calibri" w:hAnsi="Calibri" w:cs="Calibri"/>
+              </w:rPr>
               <w:t>user story 5</w:t>
             </w:r>
           </w:p>
@@ -1209,9 +2109,16 @@
           </w:tcPr>
           <w:p>
             <w:pPr>
+              <w:jc w:val="left"/>
               <w:cnfStyle w:val="000000100000" w:firstRow="0" w:lastRow="0" w:firstColumn="0" w:lastColumn="0" w:oddVBand="0" w:evenVBand="0" w:oddHBand="1" w:evenHBand="0" w:firstRowFirstColumn="0" w:firstRowLastColumn="0" w:lastRowFirstColumn="0" w:lastRowLastColumn="0"/>
-            </w:pPr>
-            <w:r>
+              <w:rPr>
+                <w:rFonts w:ascii="Calibri" w:hAnsi="Calibri" w:cs="Calibri"/>
+              </w:rPr>
+            </w:pPr>
+            <w:r>
+              <w:rPr>
+                <w:rFonts w:ascii="Calibri" w:hAnsi="Calibri" w:cs="Calibri"/>
+              </w:rPr>
               <w:t>Story points</w:t>
             </w:r>
           </w:p>
@@ -1225,7 +2132,10 @@
           </w:tcPr>
           <w:p>
             <w:pPr>
-              <w:jc w:val="center"/>
+              <w:jc w:val="left"/>
+              <w:rPr>
+                <w:rFonts w:ascii="Calibri" w:hAnsi="Calibri" w:cs="Calibri"/>
+              </w:rPr>
             </w:pPr>
           </w:p>
         </w:tc>
@@ -1235,8 +2145,11 @@
           </w:tcPr>
           <w:p>
             <w:pPr>
-              <w:jc w:val="center"/>
+              <w:jc w:val="left"/>
               <w:cnfStyle w:val="000000000000" w:firstRow="0" w:lastRow="0" w:firstColumn="0" w:lastColumn="0" w:oddVBand="0" w:evenVBand="0" w:oddHBand="0" w:evenHBand="0" w:firstRowFirstColumn="0" w:firstRowLastColumn="0" w:lastRowFirstColumn="0" w:lastRowLastColumn="0"/>
+              <w:rPr>
+                <w:rFonts w:ascii="Calibri" w:hAnsi="Calibri" w:cs="Calibri"/>
+              </w:rPr>
             </w:pPr>
           </w:p>
         </w:tc>
@@ -1246,10 +2159,16 @@
           </w:tcPr>
           <w:p>
             <w:pPr>
-              <w:jc w:val="center"/>
+              <w:jc w:val="left"/>
               <w:cnfStyle w:val="000000000000" w:firstRow="0" w:lastRow="0" w:firstColumn="0" w:lastColumn="0" w:oddVBand="0" w:evenVBand="0" w:oddHBand="0" w:evenHBand="0" w:firstRowFirstColumn="0" w:firstRowLastColumn="0" w:lastRowFirstColumn="0" w:lastRowLastColumn="0"/>
-            </w:pPr>
-            <w:r>
+              <w:rPr>
+                <w:rFonts w:ascii="Calibri" w:hAnsi="Calibri" w:cs="Calibri"/>
+              </w:rPr>
+            </w:pPr>
+            <w:r>
+              <w:rPr>
+                <w:rFonts w:ascii="Calibri" w:hAnsi="Calibri" w:cs="Calibri"/>
+              </w:rPr>
               <w:t>Add rows as necessary…</w:t>
             </w:r>
           </w:p>
@@ -1260,99 +2179,142 @@
           </w:tcPr>
           <w:p>
             <w:pPr>
+              <w:jc w:val="left"/>
               <w:cnfStyle w:val="000000000000" w:firstRow="0" w:lastRow="0" w:firstColumn="0" w:lastColumn="0" w:oddVBand="0" w:evenVBand="0" w:oddHBand="0" w:evenHBand="0" w:firstRowFirstColumn="0" w:firstRowLastColumn="0" w:lastRowFirstColumn="0" w:lastRowLastColumn="0"/>
+              <w:rPr>
+                <w:rFonts w:ascii="Calibri" w:hAnsi="Calibri" w:cs="Calibri"/>
+              </w:rPr>
             </w:pPr>
           </w:p>
         </w:tc>
       </w:tr>
     </w:tbl>
-    <w:p/>
-    <w:p/>
     <w:p>
+      <w:pPr>
+        <w:jc w:val="left"/>
+        <w:rPr>
+          <w:rFonts w:ascii="Calibri" w:hAnsi="Calibri" w:cs="Calibri"/>
+        </w:rPr>
+      </w:pPr>
+    </w:p>
+    <w:p>
+      <w:pPr>
+        <w:jc w:val="left"/>
+        <w:rPr>
+          <w:rFonts w:ascii="Calibri" w:hAnsi="Calibri" w:cs="Calibri"/>
+        </w:rPr>
+      </w:pPr>
+    </w:p>
+    <w:p>
+      <w:pPr>
+        <w:jc w:val="left"/>
+        <w:rPr>
+          <w:rFonts w:ascii="Calibri" w:hAnsi="Calibri" w:cs="Calibri"/>
+        </w:rPr>
+      </w:pPr>
       <w:r>
         <w:rPr>
           <w:rStyle w:val="Heading2Char"/>
+          <w:rFonts w:ascii="Calibri" w:hAnsi="Calibri" w:cs="Calibri"/>
         </w:rPr>
         <w:t>Retrospective</w:t>
       </w:r>
     </w:p>
     <w:p>
+      <w:pPr>
+        <w:jc w:val="left"/>
+        <w:rPr>
+          <w:rFonts w:ascii="Calibri" w:hAnsi="Calibri" w:cs="Calibri"/>
+        </w:rPr>
+      </w:pPr>
       <w:r>
+        <w:rPr>
+          <w:rFonts w:ascii="Calibri" w:hAnsi="Calibri" w:cs="Calibri"/>
+        </w:rPr>
         <w:t>What went well?</w:t>
       </w:r>
     </w:p>
     <w:p>
+      <w:pPr>
+        <w:jc w:val="left"/>
+        <w:rPr>
+          <w:rFonts w:ascii="Calibri" w:hAnsi="Calibri" w:cs="Calibri"/>
+        </w:rPr>
+      </w:pPr>
       <w:r>
+        <w:rPr>
+          <w:rFonts w:ascii="Calibri" w:hAnsi="Calibri" w:cs="Calibri"/>
+        </w:rPr>
         <w:t>What could be improved?</w:t>
       </w:r>
     </w:p>
     <w:p>
+      <w:pPr>
+        <w:jc w:val="left"/>
+        <w:rPr>
+          <w:rFonts w:ascii="Calibri" w:hAnsi="Calibri" w:cs="Calibri"/>
+        </w:rPr>
+      </w:pPr>
       <w:r>
+        <w:rPr>
+          <w:rFonts w:ascii="Calibri" w:hAnsi="Calibri" w:cs="Calibri"/>
+        </w:rPr>
         <w:t>Any Issues?</w:t>
       </w:r>
     </w:p>
-    <w:p/>
     <w:p>
-      <w:r>
-        <w:t xml:space="preserve">When you write your retrospective, mention that you encountered a </w:t>
-      </w:r>
-      <w:proofErr w:type="spellStart"/>
-      <w:r>
-        <w:rPr>
-          <w:b/>
-          <w:bCs/>
-        </w:rPr>
-        <w:t>SyntaxError</w:t>
-      </w:r>
-      <w:proofErr w:type="spellEnd"/>
-      <w:r>
-        <w:t xml:space="preserve"> due to a Node.js version mismatch (v20.11.0 vs required v20.12.0 for the </w:t>
-      </w:r>
-      <w:proofErr w:type="spellStart"/>
-      <w:r>
-        <w:t>sv</w:t>
-      </w:r>
-      <w:proofErr w:type="spellEnd"/>
-      <w:r>
-        <w:t xml:space="preserve"> CLI). Documenting how you troubleshot this shows the markers you have strong </w:t>
-      </w:r>
-      <w:r>
-        <w:rPr>
-          <w:b/>
-          <w:bCs/>
-        </w:rPr>
-        <w:t>problem-solving skills</w:t>
-      </w:r>
-      <w:r>
-        <w:t xml:space="preserve"> and an understanding of your </w:t>
-      </w:r>
-      <w:r>
-        <w:rPr>
-          <w:b/>
-          <w:bCs/>
-        </w:rPr>
-        <w:t>Technical Requirements</w:t>
-      </w:r>
-      <w:r>
-        <w:t xml:space="preserve"> .</w:t>
-      </w:r>
+      <w:pPr>
+        <w:ind w:left="0" w:firstLine="0"/>
+        <w:jc w:val="left"/>
+        <w:rPr>
+          <w:rFonts w:ascii="Calibri" w:hAnsi="Calibri" w:cs="Calibri"/>
+        </w:rPr>
+      </w:pPr>
     </w:p>
-    <w:p/>
     <w:p>
       <w:pPr>
         <w:pStyle w:val="Heading2"/>
+        <w:rPr>
+          <w:rFonts w:ascii="Calibri" w:hAnsi="Calibri" w:cs="Calibri"/>
+        </w:rPr>
       </w:pPr>
       <w:r>
+        <w:rPr>
+          <w:rFonts w:ascii="Calibri" w:hAnsi="Calibri" w:cs="Calibri"/>
+        </w:rPr>
         <w:t>Future Developments</w:t>
       </w:r>
     </w:p>
     <w:p>
+      <w:pPr>
+        <w:jc w:val="left"/>
+        <w:rPr>
+          <w:rFonts w:ascii="Calibri" w:hAnsi="Calibri" w:cs="Calibri"/>
+        </w:rPr>
+      </w:pPr>
       <w:r>
+        <w:rPr>
+          <w:rFonts w:ascii="Calibri" w:hAnsi="Calibri" w:cs="Calibri"/>
+        </w:rPr>
         <w:t>(Are there any features that could be improved or added to in future)</w:t>
       </w:r>
     </w:p>
-    <w:p/>
-    <w:p/>
+    <w:p>
+      <w:pPr>
+        <w:jc w:val="left"/>
+        <w:rPr>
+          <w:rFonts w:ascii="Calibri" w:hAnsi="Calibri" w:cs="Calibri"/>
+        </w:rPr>
+      </w:pPr>
+    </w:p>
+    <w:p>
+      <w:pPr>
+        <w:jc w:val="left"/>
+        <w:rPr>
+          <w:rFonts w:ascii="Calibri" w:hAnsi="Calibri" w:cs="Calibri"/>
+        </w:rPr>
+      </w:pPr>
+    </w:p>
     <w:sectPr>
       <w:pgSz w:w="12240" w:h="15840"/>
       <w:pgMar w:top="1440" w:right="1440" w:bottom="1440" w:left="1440" w:header="720" w:footer="720" w:gutter="0"/>

--- a/docs/Sprint 2.docx
+++ b/docs/Sprint 2.docx
@@ -907,8 +907,72 @@
       <w:r>
         <w:rPr>
           <w:rFonts w:ascii="Calibri" w:hAnsi="Calibri" w:cs="Calibri"/>
-        </w:rPr>
-        <w:t>(A short description of what features were focused on during the sprint and why they were valuable to the user)</w:t>
+          <w:b/>
+          <w:bCs/>
+        </w:rPr>
+        <w:t>Sprint 2 Focus: Core Transactional Implementation</w:t>
+      </w:r>
+      <w:r>
+        <w:rPr>
+          <w:rFonts w:ascii="Calibri" w:hAnsi="Calibri" w:cs="Calibri"/>
+        </w:rPr>
+        <w:t xml:space="preserve"> </w:t>
+      </w:r>
+    </w:p>
+    <w:p>
+      <w:pPr>
+        <w:jc w:val="left"/>
+        <w:rPr>
+          <w:rFonts w:ascii="Calibri" w:hAnsi="Calibri" w:cs="Calibri"/>
+        </w:rPr>
+      </w:pPr>
+      <w:r>
+        <w:rPr>
+          <w:rFonts w:ascii="Calibri" w:hAnsi="Calibri" w:cs="Calibri"/>
+        </w:rPr>
+        <w:t xml:space="preserve">This sprint focuses on implementing the </w:t>
+      </w:r>
+      <w:r>
+        <w:rPr>
+          <w:rFonts w:ascii="Calibri" w:hAnsi="Calibri" w:cs="Calibri"/>
+          <w:b/>
+          <w:bCs/>
+        </w:rPr>
+        <w:t>Minimum Viable Product (MVP)</w:t>
+      </w:r>
+      <w:r>
+        <w:rPr>
+          <w:rFonts w:ascii="Calibri" w:hAnsi="Calibri" w:cs="Calibri"/>
+        </w:rPr>
+        <w:t xml:space="preserve"> by building the secure authentication gateway and the reactive scheduling engine. These features are </w:t>
+      </w:r>
+      <w:proofErr w:type="gramStart"/>
+      <w:r>
+        <w:rPr>
+          <w:rFonts w:ascii="Calibri" w:hAnsi="Calibri" w:cs="Calibri"/>
+        </w:rPr>
+        <w:t>high-value</w:t>
+      </w:r>
+      <w:proofErr w:type="gramEnd"/>
+      <w:r>
+        <w:rPr>
+          <w:rFonts w:ascii="Calibri" w:hAnsi="Calibri" w:cs="Calibri"/>
+        </w:rPr>
+        <w:t xml:space="preserve"> because they directly address the primary user frustration identified in discovery: the lack of self-service visibility for bookings and medical records. By prioritizing the </w:t>
+      </w:r>
+      <w:r>
+        <w:rPr>
+          <w:rFonts w:ascii="Calibri" w:hAnsi="Calibri" w:cs="Calibri"/>
+          <w:b/>
+          <w:bCs/>
+        </w:rPr>
+        <w:t>"Must-Have"</w:t>
+      </w:r>
+      <w:r>
+        <w:rPr>
+          <w:rFonts w:ascii="Calibri" w:hAnsi="Calibri" w:cs="Calibri"/>
+        </w:rPr>
+        <w:t xml:space="preserve"> stories (01-04), we ensure a functional "Patient-Centric" build for the final demonstration.</w:t>
       </w:r>
     </w:p>
     <w:p>
@@ -936,14 +1000,15 @@
     <w:tbl>
       <w:tblPr>
         <w:tblStyle w:val="GridTable3-Accent5"/>
-        <w:tblW w:w="5000" w:type="pct"/>
+        <w:tblW w:w="4997" w:type="pct"/>
         <w:tblLook w:val="04A0" w:firstRow="1" w:lastRow="0" w:firstColumn="1" w:lastColumn="0" w:noHBand="0" w:noVBand="1"/>
       </w:tblPr>
       <w:tblGrid>
         <w:gridCol w:w="694"/>
-        <w:gridCol w:w="4907"/>
-        <w:gridCol w:w="2517"/>
-        <w:gridCol w:w="1232"/>
+        <w:gridCol w:w="4301"/>
+        <w:gridCol w:w="2187"/>
+        <w:gridCol w:w="1053"/>
+        <w:gridCol w:w="1109"/>
       </w:tblGrid>
       <w:tr>
         <w:trPr>
@@ -981,7 +1046,7 @@
         </w:tc>
         <w:tc>
           <w:tcPr>
-            <w:tcW w:w="2624" w:type="pct"/>
+            <w:tcW w:w="2309" w:type="pct"/>
             <w:tcBorders>
               <w:top w:val="single" w:sz="4" w:space="0" w:color="E59EDC" w:themeColor="accent5" w:themeTint="66"/>
               <w:left w:val="single" w:sz="4" w:space="0" w:color="E59EDC" w:themeColor="accent5" w:themeTint="66"/>
@@ -1007,7 +1072,7 @@
         </w:tc>
         <w:tc>
           <w:tcPr>
-            <w:tcW w:w="1346" w:type="pct"/>
+            <w:tcW w:w="1178" w:type="pct"/>
             <w:tcBorders>
               <w:top w:val="single" w:sz="4" w:space="0" w:color="E59EDC" w:themeColor="accent5" w:themeTint="66"/>
               <w:bottom w:val="single" w:sz="4" w:space="0" w:color="E59EDC" w:themeColor="accent5" w:themeTint="66"/>
@@ -1031,7 +1096,7 @@
         </w:tc>
         <w:tc>
           <w:tcPr>
-            <w:tcW w:w="659" w:type="pct"/>
+            <w:tcW w:w="571" w:type="pct"/>
             <w:tcBorders>
               <w:top w:val="single" w:sz="4" w:space="0" w:color="E59EDC" w:themeColor="accent5" w:themeTint="66"/>
               <w:left w:val="single" w:sz="4" w:space="0" w:color="E59EDC" w:themeColor="accent5" w:themeTint="66"/>
@@ -1052,6 +1117,31 @@
                 <w:rFonts w:ascii="Calibri" w:hAnsi="Calibri" w:cs="Calibri"/>
               </w:rPr>
               <w:t>Estimate</w:t>
+            </w:r>
+          </w:p>
+        </w:tc>
+        <w:tc>
+          <w:tcPr>
+            <w:tcW w:w="571" w:type="pct"/>
+            <w:tcBorders>
+              <w:top w:val="single" w:sz="4" w:space="0" w:color="E59EDC" w:themeColor="accent5" w:themeTint="66"/>
+              <w:bottom w:val="single" w:sz="4" w:space="0" w:color="E59EDC" w:themeColor="accent5" w:themeTint="66"/>
+              <w:right w:val="single" w:sz="4" w:space="0" w:color="E59EDC" w:themeColor="accent5" w:themeTint="66"/>
+            </w:tcBorders>
+          </w:tcPr>
+          <w:p>
+            <w:pPr>
+              <w:jc w:val="center"/>
+              <w:cnfStyle w:val="100000000000" w:firstRow="1" w:lastRow="0" w:firstColumn="0" w:lastColumn="0" w:oddVBand="0" w:evenVBand="0" w:oddHBand="0" w:evenHBand="0" w:firstRowFirstColumn="0" w:firstRowLastColumn="0" w:lastRowFirstColumn="0" w:lastRowLastColumn="0"/>
+              <w:rPr>
+                <w:rFonts w:ascii="Calibri" w:hAnsi="Calibri" w:cs="Calibri"/>
+              </w:rPr>
+            </w:pPr>
+            <w:r>
+              <w:rPr>
+                <w:rFonts w:ascii="Calibri" w:hAnsi="Calibri" w:cs="Calibri"/>
+              </w:rPr>
+              <w:t>Status</w:t>
             </w:r>
           </w:p>
         </w:tc>
@@ -1079,11 +1169,18 @@
                 <w:rFonts w:ascii="Calibri" w:hAnsi="Calibri" w:cs="Calibri"/>
               </w:rPr>
             </w:pPr>
-          </w:p>
-        </w:tc>
-        <w:tc>
-          <w:tcPr>
-            <w:tcW w:w="2624" w:type="pct"/>
+            <w:r>
+              <w:rPr>
+                <w:rFonts w:ascii="Calibri" w:hAnsi="Calibri" w:cs="Calibri"/>
+              </w:rPr>
+              <w:lastRenderedPageBreak/>
+              <w:t>T5</w:t>
+            </w:r>
+          </w:p>
+        </w:tc>
+        <w:tc>
+          <w:tcPr>
+            <w:tcW w:w="2309" w:type="pct"/>
             <w:tcBorders>
               <w:top w:val="single" w:sz="4" w:space="0" w:color="E59EDC" w:themeColor="accent5" w:themeTint="66"/>
               <w:left w:val="single" w:sz="4" w:space="0" w:color="E59EDC" w:themeColor="accent5" w:themeTint="66"/>
@@ -1100,14 +1197,36 @@
             <w:r>
               <w:rPr>
                 <w:rFonts w:ascii="Calibri" w:hAnsi="Calibri" w:cs="Calibri"/>
-              </w:rPr>
-              <w:t>T5</w:t>
-            </w:r>
-          </w:p>
-        </w:tc>
-        <w:tc>
-          <w:tcPr>
-            <w:tcW w:w="1346" w:type="pct"/>
+                <w:b/>
+                <w:bCs/>
+              </w:rPr>
+              <w:t>Implementation</w:t>
+            </w:r>
+            <w:r>
+              <w:rPr>
+                <w:rFonts w:ascii="Calibri" w:hAnsi="Calibri" w:cs="Calibri"/>
+              </w:rPr>
+              <w:t xml:space="preserve">: Populate </w:t>
+            </w:r>
+            <w:proofErr w:type="spellStart"/>
+            <w:r>
+              <w:rPr>
+                <w:rFonts w:ascii="Calibri" w:hAnsi="Calibri" w:cs="Calibri"/>
+              </w:rPr>
+              <w:t>mockData.ts</w:t>
+            </w:r>
+            <w:proofErr w:type="spellEnd"/>
+            <w:r>
+              <w:rPr>
+                <w:rFonts w:ascii="Calibri" w:hAnsi="Calibri" w:cs="Calibri"/>
+              </w:rPr>
+              <w:t xml:space="preserve"> with 3NF-compliant clinical entities.</w:t>
+            </w:r>
+          </w:p>
+        </w:tc>
+        <w:tc>
+          <w:tcPr>
+            <w:tcW w:w="1178" w:type="pct"/>
             <w:tcBorders>
               <w:top w:val="single" w:sz="4" w:space="0" w:color="E59EDC" w:themeColor="accent5" w:themeTint="66"/>
             </w:tcBorders>
@@ -1128,59 +1247,13 @@
                 <w:bCs/>
                 <w:lang w:val="en-US"/>
               </w:rPr>
-              <w:t>Implementation</w:t>
-            </w:r>
-            <w:r>
-              <w:rPr>
-                <w:rFonts w:ascii="Calibri" w:hAnsi="Calibri" w:cs="Calibri"/>
-                <w:lang w:val="en-US"/>
-              </w:rPr>
-              <w:t xml:space="preserve">: Create </w:t>
-            </w:r>
-            <w:proofErr w:type="spellStart"/>
-            <w:r>
-              <w:rPr>
-                <w:rFonts w:ascii="Calibri" w:hAnsi="Calibri" w:cs="Calibri"/>
-                <w:lang w:val="en-US"/>
-              </w:rPr>
-              <w:t>src</w:t>
-            </w:r>
-            <w:proofErr w:type="spellEnd"/>
-            <w:r>
-              <w:rPr>
-                <w:rFonts w:ascii="Calibri" w:hAnsi="Calibri" w:cs="Calibri"/>
-                <w:lang w:val="en-US"/>
-              </w:rPr>
-              <w:t>/lib/server/</w:t>
-            </w:r>
-            <w:proofErr w:type="spellStart"/>
-            <w:r>
-              <w:rPr>
-                <w:rFonts w:ascii="Calibri" w:hAnsi="Calibri" w:cs="Calibri"/>
-                <w:lang w:val="en-US"/>
-              </w:rPr>
-              <w:t>mockData.ts</w:t>
-            </w:r>
-            <w:proofErr w:type="spellEnd"/>
-            <w:r>
-              <w:rPr>
-                <w:rFonts w:ascii="Calibri" w:hAnsi="Calibri" w:cs="Calibri"/>
-                <w:lang w:val="en-US"/>
-              </w:rPr>
-              <w:t xml:space="preserve"> and verify type</w:t>
-            </w:r>
-            <w:r>
-              <w:rPr>
-                <w:rFonts w:ascii="Calibri" w:hAnsi="Calibri" w:cs="Calibri"/>
-                <w:lang w:val="en-US"/>
-              </w:rPr>
-              <w:t>s.</w:t>
-            </w:r>
-          </w:p>
-        </w:tc>
-        <w:tc>
-          <w:tcPr>
-            <w:tcW w:w="659" w:type="pct"/>
+              <w:t>All</w:t>
+            </w:r>
+          </w:p>
+        </w:tc>
+        <w:tc>
+          <w:tcPr>
+            <w:tcW w:w="571" w:type="pct"/>
             <w:tcBorders>
               <w:top w:val="single" w:sz="4" w:space="0" w:color="E59EDC" w:themeColor="accent5" w:themeTint="66"/>
             </w:tcBorders>
@@ -1197,7 +1270,30 @@
               <w:rPr>
                 <w:rFonts w:ascii="Calibri" w:hAnsi="Calibri" w:cs="Calibri"/>
               </w:rPr>
-              <w:t>All</w:t>
+              <w:t>2</w:t>
+            </w:r>
+          </w:p>
+        </w:tc>
+        <w:tc>
+          <w:tcPr>
+            <w:tcW w:w="571" w:type="pct"/>
+            <w:tcBorders>
+              <w:top w:val="single" w:sz="4" w:space="0" w:color="E59EDC" w:themeColor="accent5" w:themeTint="66"/>
+            </w:tcBorders>
+          </w:tcPr>
+          <w:p>
+            <w:pPr>
+              <w:jc w:val="center"/>
+              <w:cnfStyle w:val="000000100000" w:firstRow="0" w:lastRow="0" w:firstColumn="0" w:lastColumn="0" w:oddVBand="0" w:evenVBand="0" w:oddHBand="1" w:evenHBand="0" w:firstRowFirstColumn="0" w:firstRowLastColumn="0" w:lastRowFirstColumn="0" w:lastRowLastColumn="0"/>
+              <w:rPr>
+                <w:rFonts w:ascii="Calibri" w:hAnsi="Calibri" w:cs="Calibri"/>
+              </w:rPr>
+            </w:pPr>
+            <w:r>
+              <w:rPr>
+                <w:rFonts w:ascii="Calibri" w:hAnsi="Calibri" w:cs="Calibri"/>
+              </w:rPr>
+              <w:t>Complete</w:t>
             </w:r>
           </w:p>
         </w:tc>
@@ -1231,7 +1327,7 @@
         </w:tc>
         <w:tc>
           <w:tcPr>
-            <w:tcW w:w="2624" w:type="pct"/>
+            <w:tcW w:w="2309" w:type="pct"/>
             <w:tcBorders>
               <w:left w:val="single" w:sz="4" w:space="0" w:color="E59EDC" w:themeColor="accent5" w:themeTint="66"/>
             </w:tcBorders>
@@ -1290,7 +1386,7 @@
         </w:tc>
         <w:tc>
           <w:tcPr>
-            <w:tcW w:w="1346" w:type="pct"/>
+            <w:tcW w:w="1178" w:type="pct"/>
           </w:tcPr>
           <w:p>
             <w:pPr>
@@ -1304,14 +1400,13 @@
               <w:rPr>
                 <w:rFonts w:ascii="Calibri" w:hAnsi="Calibri" w:cs="Calibri"/>
               </w:rPr>
-              <w:lastRenderedPageBreak/>
               <w:t>Story 01</w:t>
             </w:r>
           </w:p>
         </w:tc>
         <w:tc>
           <w:tcPr>
-            <w:tcW w:w="659" w:type="pct"/>
+            <w:tcW w:w="571" w:type="pct"/>
           </w:tcPr>
           <w:p>
             <w:pPr>
@@ -1326,6 +1421,28 @@
                 <w:rFonts w:ascii="Calibri" w:hAnsi="Calibri" w:cs="Calibri"/>
               </w:rPr>
               <w:t>3</w:t>
+            </w:r>
+          </w:p>
+        </w:tc>
+        <w:tc>
+          <w:tcPr>
+            <w:tcW w:w="571" w:type="pct"/>
+          </w:tcPr>
+          <w:p>
+            <w:pPr>
+              <w:jc w:val="center"/>
+              <w:cnfStyle w:val="000000000000" w:firstRow="0" w:lastRow="0" w:firstColumn="0" w:lastColumn="0" w:oddVBand="0" w:evenVBand="0" w:oddHBand="0" w:evenHBand="0" w:firstRowFirstColumn="0" w:firstRowLastColumn="0" w:lastRowFirstColumn="0" w:lastRowLastColumn="0"/>
+              <w:rPr>
+                <w:rFonts w:ascii="Calibri" w:hAnsi="Calibri" w:cs="Calibri"/>
+              </w:rPr>
+            </w:pPr>
+            <w:r>
+              <w:rPr>
+                <w:rFonts w:ascii="Calibri" w:hAnsi="Calibri" w:cs="Calibri"/>
+                <w:b/>
+                <w:bCs/>
+              </w:rPr>
+              <w:t>In Progress</w:t>
             </w:r>
           </w:p>
         </w:tc>
@@ -1363,7 +1480,7 @@
         </w:tc>
         <w:tc>
           <w:tcPr>
-            <w:tcW w:w="2624" w:type="pct"/>
+            <w:tcW w:w="2309" w:type="pct"/>
             <w:tcBorders>
               <w:left w:val="single" w:sz="4" w:space="0" w:color="E59EDC" w:themeColor="accent5" w:themeTint="66"/>
             </w:tcBorders>
@@ -1394,7 +1511,7 @@
         </w:tc>
         <w:tc>
           <w:tcPr>
-            <w:tcW w:w="1346" w:type="pct"/>
+            <w:tcW w:w="1178" w:type="pct"/>
           </w:tcPr>
           <w:p>
             <w:pPr>
@@ -1414,7 +1531,7 @@
         </w:tc>
         <w:tc>
           <w:tcPr>
-            <w:tcW w:w="659" w:type="pct"/>
+            <w:tcW w:w="571" w:type="pct"/>
           </w:tcPr>
           <w:p>
             <w:pPr>
@@ -1429,6 +1546,28 @@
                 <w:rFonts w:ascii="Calibri" w:hAnsi="Calibri" w:cs="Calibri"/>
               </w:rPr>
               <w:t>3</w:t>
+            </w:r>
+          </w:p>
+        </w:tc>
+        <w:tc>
+          <w:tcPr>
+            <w:tcW w:w="571" w:type="pct"/>
+          </w:tcPr>
+          <w:p>
+            <w:pPr>
+              <w:jc w:val="center"/>
+              <w:cnfStyle w:val="000000100000" w:firstRow="0" w:lastRow="0" w:firstColumn="0" w:lastColumn="0" w:oddVBand="0" w:evenVBand="0" w:oddHBand="1" w:evenHBand="0" w:firstRowFirstColumn="0" w:firstRowLastColumn="0" w:lastRowFirstColumn="0" w:lastRowLastColumn="0"/>
+              <w:rPr>
+                <w:rFonts w:ascii="Calibri" w:hAnsi="Calibri" w:cs="Calibri"/>
+              </w:rPr>
+            </w:pPr>
+            <w:r>
+              <w:rPr>
+                <w:rFonts w:ascii="Calibri" w:hAnsi="Calibri" w:cs="Calibri"/>
+                <w:b/>
+                <w:bCs/>
+              </w:rPr>
+              <w:t>In Progress</w:t>
             </w:r>
           </w:p>
         </w:tc>
@@ -1462,7 +1601,7 @@
         </w:tc>
         <w:tc>
           <w:tcPr>
-            <w:tcW w:w="2624" w:type="pct"/>
+            <w:tcW w:w="2309" w:type="pct"/>
             <w:tcBorders>
               <w:left w:val="single" w:sz="4" w:space="0" w:color="E59EDC" w:themeColor="accent5" w:themeTint="66"/>
             </w:tcBorders>
@@ -1521,7 +1660,7 @@
         </w:tc>
         <w:tc>
           <w:tcPr>
-            <w:tcW w:w="1346" w:type="pct"/>
+            <w:tcW w:w="1178" w:type="pct"/>
           </w:tcPr>
           <w:p>
             <w:pPr>
@@ -1541,7 +1680,7 @@
         </w:tc>
         <w:tc>
           <w:tcPr>
-            <w:tcW w:w="659" w:type="pct"/>
+            <w:tcW w:w="571" w:type="pct"/>
           </w:tcPr>
           <w:p>
             <w:pPr>
@@ -1557,6 +1696,139 @@
               </w:rPr>
               <w:t>3</w:t>
             </w:r>
+          </w:p>
+        </w:tc>
+        <w:tc>
+          <w:tcPr>
+            <w:tcW w:w="571" w:type="pct"/>
+          </w:tcPr>
+          <w:p>
+            <w:pPr>
+              <w:jc w:val="center"/>
+              <w:cnfStyle w:val="000000000000" w:firstRow="0" w:lastRow="0" w:firstColumn="0" w:lastColumn="0" w:oddVBand="0" w:evenVBand="0" w:oddHBand="0" w:evenHBand="0" w:firstRowFirstColumn="0" w:firstRowLastColumn="0" w:lastRowFirstColumn="0" w:lastRowLastColumn="0"/>
+              <w:rPr>
+                <w:rFonts w:ascii="Calibri" w:hAnsi="Calibri" w:cs="Calibri"/>
+              </w:rPr>
+            </w:pPr>
+          </w:p>
+        </w:tc>
+      </w:tr>
+      <w:tr>
+        <w:trPr>
+          <w:cnfStyle w:val="000000100000" w:firstRow="0" w:lastRow="0" w:firstColumn="0" w:lastColumn="0" w:oddVBand="0" w:evenVBand="0" w:oddHBand="1" w:evenHBand="0" w:firstRowFirstColumn="0" w:firstRowLastColumn="0" w:lastRowFirstColumn="0" w:lastRowLastColumn="0"/>
+        </w:trPr>
+        <w:tc>
+          <w:tcPr>
+            <w:cnfStyle w:val="001000000000" w:firstRow="0" w:lastRow="0" w:firstColumn="1" w:lastColumn="0" w:oddVBand="0" w:evenVBand="0" w:oddHBand="0" w:evenHBand="0" w:firstRowFirstColumn="0" w:firstRowLastColumn="0" w:lastRowFirstColumn="0" w:lastRowLastColumn="0"/>
+            <w:tcW w:w="371" w:type="pct"/>
+            <w:tcBorders>
+              <w:top w:val="single" w:sz="4" w:space="0" w:color="E59EDC" w:themeColor="accent5" w:themeTint="66"/>
+              <w:left w:val="single" w:sz="4" w:space="0" w:color="E59EDC" w:themeColor="accent5" w:themeTint="66"/>
+              <w:bottom w:val="single" w:sz="4" w:space="0" w:color="E59EDC" w:themeColor="accent5" w:themeTint="66"/>
+              <w:right w:val="single" w:sz="4" w:space="0" w:color="E59EDC" w:themeColor="accent5" w:themeTint="66"/>
+            </w:tcBorders>
+          </w:tcPr>
+          <w:p>
+            <w:pPr>
+              <w:jc w:val="center"/>
+              <w:rPr>
+                <w:rFonts w:ascii="Calibri" w:hAnsi="Calibri" w:cs="Calibri"/>
+              </w:rPr>
+            </w:pPr>
+            <w:r>
+              <w:rPr>
+                <w:rFonts w:ascii="Calibri" w:hAnsi="Calibri" w:cs="Calibri"/>
+              </w:rPr>
+              <w:t>T9</w:t>
+            </w:r>
+          </w:p>
+        </w:tc>
+        <w:tc>
+          <w:tcPr>
+            <w:tcW w:w="2309" w:type="pct"/>
+            <w:tcBorders>
+              <w:left w:val="single" w:sz="4" w:space="0" w:color="E59EDC" w:themeColor="accent5" w:themeTint="66"/>
+            </w:tcBorders>
+          </w:tcPr>
+          <w:p>
+            <w:pPr>
+              <w:jc w:val="left"/>
+              <w:cnfStyle w:val="000000100000" w:firstRow="0" w:lastRow="0" w:firstColumn="0" w:lastColumn="0" w:oddVBand="0" w:evenVBand="0" w:oddHBand="1" w:evenHBand="0" w:firstRowFirstColumn="0" w:firstRowLastColumn="0" w:lastRowFirstColumn="0" w:lastRowLastColumn="0"/>
+              <w:rPr>
+                <w:rFonts w:ascii="Calibri" w:hAnsi="Calibri" w:cs="Calibri"/>
+                <w:b/>
+                <w:bCs/>
+                <w:lang w:val="en-US"/>
+              </w:rPr>
+            </w:pPr>
+            <w:r>
+              <w:rPr>
+                <w:rFonts w:ascii="Calibri" w:hAnsi="Calibri" w:cs="Calibri"/>
+                <w:b/>
+                <w:bCs/>
+              </w:rPr>
+              <w:t>Logic: Build reactive slot ticker for real-time availability.</w:t>
+            </w:r>
+          </w:p>
+        </w:tc>
+        <w:tc>
+          <w:tcPr>
+            <w:tcW w:w="1178" w:type="pct"/>
+          </w:tcPr>
+          <w:p>
+            <w:pPr>
+              <w:jc w:val="center"/>
+              <w:cnfStyle w:val="000000100000" w:firstRow="0" w:lastRow="0" w:firstColumn="0" w:lastColumn="0" w:oddVBand="0" w:evenVBand="0" w:oddHBand="1" w:evenHBand="0" w:firstRowFirstColumn="0" w:firstRowLastColumn="0" w:lastRowFirstColumn="0" w:lastRowLastColumn="0"/>
+              <w:rPr>
+                <w:rFonts w:ascii="Calibri" w:hAnsi="Calibri" w:cs="Calibri"/>
+              </w:rPr>
+            </w:pPr>
+            <w:r>
+              <w:rPr>
+                <w:rFonts w:ascii="Calibri" w:hAnsi="Calibri" w:cs="Calibri"/>
+              </w:rPr>
+              <w:t>Story 0</w:t>
+            </w:r>
+            <w:r>
+              <w:rPr>
+                <w:rFonts w:ascii="Calibri" w:hAnsi="Calibri" w:cs="Calibri"/>
+              </w:rPr>
+              <w:t>2</w:t>
+            </w:r>
+          </w:p>
+        </w:tc>
+        <w:tc>
+          <w:tcPr>
+            <w:tcW w:w="571" w:type="pct"/>
+          </w:tcPr>
+          <w:p>
+            <w:pPr>
+              <w:jc w:val="center"/>
+              <w:cnfStyle w:val="000000100000" w:firstRow="0" w:lastRow="0" w:firstColumn="0" w:lastColumn="0" w:oddVBand="0" w:evenVBand="0" w:oddHBand="1" w:evenHBand="0" w:firstRowFirstColumn="0" w:firstRowLastColumn="0" w:lastRowFirstColumn="0" w:lastRowLastColumn="0"/>
+              <w:rPr>
+                <w:rFonts w:ascii="Calibri" w:hAnsi="Calibri" w:cs="Calibri"/>
+              </w:rPr>
+            </w:pPr>
+            <w:r>
+              <w:rPr>
+                <w:rFonts w:ascii="Calibri" w:hAnsi="Calibri" w:cs="Calibri"/>
+              </w:rPr>
+              <w:t>5</w:t>
+            </w:r>
+          </w:p>
+        </w:tc>
+        <w:tc>
+          <w:tcPr>
+            <w:tcW w:w="571" w:type="pct"/>
+          </w:tcPr>
+          <w:p>
+            <w:pPr>
+              <w:jc w:val="center"/>
+              <w:cnfStyle w:val="000000100000" w:firstRow="0" w:lastRow="0" w:firstColumn="0" w:lastColumn="0" w:oddVBand="0" w:evenVBand="0" w:oddHBand="1" w:evenHBand="0" w:firstRowFirstColumn="0" w:firstRowLastColumn="0" w:lastRowFirstColumn="0" w:lastRowLastColumn="0"/>
+              <w:rPr>
+                <w:rFonts w:ascii="Calibri" w:hAnsi="Calibri" w:cs="Calibri"/>
+              </w:rPr>
+            </w:pPr>
           </w:p>
         </w:tc>
       </w:tr>
@@ -2245,6 +2517,7 @@
         <w:rPr>
           <w:rFonts w:ascii="Calibri" w:hAnsi="Calibri" w:cs="Calibri"/>
         </w:rPr>
+        <w:lastRenderedPageBreak/>
         <w:t>What could be improved?</w:t>
       </w:r>
     </w:p>

--- a/docs/Sprint 2.docx
+++ b/docs/Sprint 2.docx
@@ -3244,6 +3244,7 @@
   <w:style w:type="character" w:default="1" w:styleId="DefaultParagraphFont">
     <w:name w:val="Default Paragraph Font"/>
     <w:uiPriority w:val="1"/>
+    <w:semiHidden/>
     <w:unhideWhenUsed/>
   </w:style>
   <w:style w:type="table" w:default="1" w:styleId="TableNormal">

--- a/docs/Sprint 2.docx
+++ b/docs/Sprint 2.docx
@@ -1439,10 +1439,8 @@
             <w:r>
               <w:rPr>
                 <w:rFonts w:ascii="Calibri" w:hAnsi="Calibri" w:cs="Calibri"/>
-                <w:b/>
-                <w:bCs/>
-              </w:rPr>
-              <w:t>In Progress</w:t>
+              </w:rPr>
+              <w:t>Complete</w:t>
             </w:r>
           </w:p>
         </w:tc>
@@ -1564,10 +1562,8 @@
             <w:r>
               <w:rPr>
                 <w:rFonts w:ascii="Calibri" w:hAnsi="Calibri" w:cs="Calibri"/>
-                <w:b/>
-                <w:bCs/>
-              </w:rPr>
-              <w:t>In Progress</w:t>
+              </w:rPr>
+              <w:t>Complete</w:t>
             </w:r>
           </w:p>
         </w:tc>
@@ -1787,13 +1783,7 @@
               <w:rPr>
                 <w:rFonts w:ascii="Calibri" w:hAnsi="Calibri" w:cs="Calibri"/>
               </w:rPr>
-              <w:t>Story 0</w:t>
-            </w:r>
-            <w:r>
-              <w:rPr>
-                <w:rFonts w:ascii="Calibri" w:hAnsi="Calibri" w:cs="Calibri"/>
-              </w:rPr>
-              <w:t>2</w:t>
+              <w:t>Story 02</w:t>
             </w:r>
           </w:p>
         </w:tc>
@@ -1868,18 +1858,232 @@
         <w:jc w:val="left"/>
         <w:rPr>
           <w:rFonts w:ascii="Calibri" w:hAnsi="Calibri" w:cs="Calibri"/>
+          <w:lang w:val="en-US"/>
         </w:rPr>
       </w:pPr>
       <w:r>
         <w:rPr>
           <w:rFonts w:ascii="Calibri" w:hAnsi="Calibri" w:cs="Calibri"/>
-        </w:rPr>
-        <w:t>&lt;Insert link to GitHub repo&gt;</w:t>
+          <w:b/>
+          <w:bCs/>
+          <w:lang w:val="en-US"/>
+        </w:rPr>
+        <w:t>Evidence for T6 &amp; UT02 (Security)</w:t>
+      </w:r>
+      <w:r>
+        <w:rPr>
+          <w:rFonts w:ascii="Calibri" w:hAnsi="Calibri" w:cs="Calibri"/>
+          <w:lang w:val="en-US"/>
+        </w:rPr>
+        <w:t xml:space="preserve">: </w:t>
+      </w:r>
+    </w:p>
+    <w:p>
+      <w:pPr>
+        <w:keepNext/>
+        <w:jc w:val="left"/>
+      </w:pPr>
+      <w:r>
+        <w:rPr>
+          <w:rFonts w:ascii="Calibri" w:hAnsi="Calibri" w:cs="Calibri"/>
+          <w:lang w:val="en-US"/>
+        </w:rPr>
+        <w:lastRenderedPageBreak/>
+        <w:drawing>
+          <wp:inline distT="0" distB="0" distL="0" distR="0" wp14:anchorId="2B6F2F37" wp14:editId="0DC1FD30">
+            <wp:extent cx="5943600" cy="5615940"/>
+            <wp:effectExtent l="0" t="0" r="0" b="3810"/>
+            <wp:docPr id="1925493428" name="Picture 1"/>
+            <wp:cNvGraphicFramePr>
+              <a:graphicFrameLocks xmlns:a="http://schemas.openxmlformats.org/drawingml/2006/main" noChangeAspect="1"/>
+            </wp:cNvGraphicFramePr>
+            <a:graphic xmlns:a="http://schemas.openxmlformats.org/drawingml/2006/main">
+              <a:graphicData uri="http://schemas.openxmlformats.org/drawingml/2006/picture">
+                <pic:pic xmlns:pic="http://schemas.openxmlformats.org/drawingml/2006/picture">
+                  <pic:nvPicPr>
+                    <pic:cNvPr id="1925493428" name=""/>
+                    <pic:cNvPicPr/>
+                  </pic:nvPicPr>
+                  <pic:blipFill>
+                    <a:blip r:embed="rId4"/>
+                    <a:stretch>
+                      <a:fillRect/>
+                    </a:stretch>
+                  </pic:blipFill>
+                  <pic:spPr>
+                    <a:xfrm>
+                      <a:off x="0" y="0"/>
+                      <a:ext cx="5943600" cy="5615940"/>
+                    </a:xfrm>
+                    <a:prstGeom prst="rect">
+                      <a:avLst/>
+                    </a:prstGeom>
+                  </pic:spPr>
+                </pic:pic>
+              </a:graphicData>
+            </a:graphic>
+          </wp:inline>
+        </w:drawing>
+      </w:r>
+    </w:p>
+    <w:p>
+      <w:pPr>
+        <w:jc w:val="center"/>
+        <w:rPr>
+          <w:rFonts w:ascii="Calibri" w:hAnsi="Calibri" w:cs="Calibri"/>
+          <w:i/>
+          <w:iCs/>
+          <w:sz w:val="16"/>
+          <w:szCs w:val="16"/>
+          <w:lang w:val="en-US"/>
+        </w:rPr>
+      </w:pPr>
+      <w:r>
+        <w:rPr>
+          <w:rFonts w:ascii="Calibri" w:hAnsi="Calibri" w:cs="Calibri"/>
+          <w:i/>
+          <w:iCs/>
+          <w:sz w:val="16"/>
+          <w:szCs w:val="16"/>
+          <w:lang w:val="en-US"/>
+        </w:rPr>
+        <w:t xml:space="preserve">"Evidence of T6 implementation: System successfully triggers a </w:t>
+      </w:r>
+      <w:r>
+        <w:rPr>
+          <w:rFonts w:ascii="Calibri" w:hAnsi="Calibri" w:cs="Calibri"/>
+          <w:i/>
+          <w:iCs/>
+          <w:sz w:val="16"/>
+          <w:szCs w:val="16"/>
+          <w:lang w:val="en-US"/>
+        </w:rPr>
+        <w:t>400-fail</w:t>
+      </w:r>
+      <w:r>
+        <w:rPr>
+          <w:rFonts w:ascii="Calibri" w:hAnsi="Calibri" w:cs="Calibri"/>
+          <w:i/>
+          <w:iCs/>
+          <w:sz w:val="16"/>
+          <w:szCs w:val="16"/>
+          <w:lang w:val="en-US"/>
+        </w:rPr>
+        <w:t xml:space="preserve"> response and rejects unauthorized credentials, satisfying UT02."</w:t>
       </w:r>
     </w:p>
     <w:p>
       <w:pPr>
         <w:jc w:val="left"/>
+        <w:rPr>
+          <w:rFonts w:ascii="Calibri" w:hAnsi="Calibri" w:cs="Calibri"/>
+          <w:lang w:val="en-US"/>
+        </w:rPr>
+      </w:pPr>
+    </w:p>
+    <w:p>
+      <w:pPr>
+        <w:jc w:val="left"/>
+        <w:rPr>
+          <w:rFonts w:ascii="Calibri" w:hAnsi="Calibri" w:cs="Calibri"/>
+          <w:lang w:val="en-US"/>
+        </w:rPr>
+      </w:pPr>
+      <w:r>
+        <w:rPr>
+          <w:rFonts w:ascii="Calibri" w:hAnsi="Calibri" w:cs="Calibri"/>
+          <w:b/>
+          <w:bCs/>
+          <w:lang w:val="en-US"/>
+        </w:rPr>
+        <w:t>Evidence for T7 &amp; UT01 (Functional)</w:t>
+      </w:r>
+      <w:r>
+        <w:rPr>
+          <w:rFonts w:ascii="Calibri" w:hAnsi="Calibri" w:cs="Calibri"/>
+          <w:lang w:val="en-US"/>
+        </w:rPr>
+        <w:t xml:space="preserve">: </w:t>
+      </w:r>
+    </w:p>
+    <w:p>
+      <w:pPr>
+        <w:jc w:val="left"/>
+        <w:rPr>
+          <w:rFonts w:ascii="Calibri" w:hAnsi="Calibri" w:cs="Calibri"/>
+          <w:lang w:val="en-US"/>
+        </w:rPr>
+      </w:pPr>
+      <w:r>
+        <w:rPr>
+          <w:rFonts w:ascii="Calibri" w:hAnsi="Calibri" w:cs="Calibri"/>
+          <w:lang w:val="en-US"/>
+        </w:rPr>
+        <w:lastRenderedPageBreak/>
+        <w:drawing>
+          <wp:inline distT="0" distB="0" distL="0" distR="0" wp14:anchorId="7F7CA666" wp14:editId="09A44707">
+            <wp:extent cx="5943600" cy="2606040"/>
+            <wp:effectExtent l="0" t="0" r="0" b="3810"/>
+            <wp:docPr id="1409658657" name="Picture 1"/>
+            <wp:cNvGraphicFramePr>
+              <a:graphicFrameLocks xmlns:a="http://schemas.openxmlformats.org/drawingml/2006/main" noChangeAspect="1"/>
+            </wp:cNvGraphicFramePr>
+            <a:graphic xmlns:a="http://schemas.openxmlformats.org/drawingml/2006/main">
+              <a:graphicData uri="http://schemas.openxmlformats.org/drawingml/2006/picture">
+                <pic:pic xmlns:pic="http://schemas.openxmlformats.org/drawingml/2006/picture">
+                  <pic:nvPicPr>
+                    <pic:cNvPr id="1409658657" name=""/>
+                    <pic:cNvPicPr/>
+                  </pic:nvPicPr>
+                  <pic:blipFill>
+                    <a:blip r:embed="rId5"/>
+                    <a:stretch>
+                      <a:fillRect/>
+                    </a:stretch>
+                  </pic:blipFill>
+                  <pic:spPr>
+                    <a:xfrm>
+                      <a:off x="0" y="0"/>
+                      <a:ext cx="5943600" cy="2606040"/>
+                    </a:xfrm>
+                    <a:prstGeom prst="rect">
+                      <a:avLst/>
+                    </a:prstGeom>
+                  </pic:spPr>
+                </pic:pic>
+              </a:graphicData>
+            </a:graphic>
+          </wp:inline>
+        </w:drawing>
+      </w:r>
+    </w:p>
+    <w:p>
+      <w:pPr>
+        <w:jc w:val="center"/>
+        <w:rPr>
+          <w:rFonts w:ascii="Calibri" w:hAnsi="Calibri" w:cs="Calibri"/>
+          <w:i/>
+          <w:iCs/>
+          <w:sz w:val="16"/>
+          <w:szCs w:val="16"/>
+          <w:lang w:val="en-US"/>
+        </w:rPr>
+      </w:pPr>
+      <w:r>
+        <w:rPr>
+          <w:rFonts w:ascii="Calibri" w:hAnsi="Calibri" w:cs="Calibri"/>
+          <w:i/>
+          <w:iCs/>
+          <w:sz w:val="16"/>
+          <w:szCs w:val="16"/>
+          <w:lang w:val="en-US"/>
+        </w:rPr>
+        <w:t>"Evidence of T7 implementation: Successful redirect to the Patient Dashboard following authentication, satisfying the FR1 requirements and UT01 test case."</w:t>
+      </w:r>
+    </w:p>
+    <w:p>
+      <w:pPr>
+        <w:jc w:val="center"/>
         <w:rPr>
           <w:rFonts w:ascii="Calibri" w:hAnsi="Calibri" w:cs="Calibri"/>
         </w:rPr>
@@ -1906,33 +2110,17 @@
           <w:rFonts w:ascii="Calibri" w:hAnsi="Calibri" w:cs="Calibri"/>
         </w:rPr>
       </w:pPr>
-      <w:r>
-        <w:rPr>
-          <w:rFonts w:ascii="Calibri" w:hAnsi="Calibri" w:cs="Calibri"/>
-        </w:rPr>
-        <w:t>Sprint Review: (A short description of what features were completed in the last sprint)</w:t>
-      </w:r>
-    </w:p>
-    <w:p>
-      <w:pPr>
-        <w:jc w:val="left"/>
-        <w:rPr>
-          <w:rFonts w:ascii="Calibri" w:hAnsi="Calibri" w:cs="Calibri"/>
-        </w:rPr>
-      </w:pPr>
     </w:p>
     <w:tbl>
       <w:tblPr>
         <w:tblStyle w:val="GridTable3-Accent5"/>
-        <w:tblW w:w="0" w:type="auto"/>
-        <w:tblInd w:w="5" w:type="dxa"/>
+        <w:tblW w:w="9783" w:type="dxa"/>
         <w:tblLook w:val="04A0" w:firstRow="1" w:lastRow="0" w:firstColumn="1" w:lastColumn="0" w:noHBand="0" w:noVBand="1"/>
       </w:tblPr>
       <w:tblGrid>
-        <w:gridCol w:w="279"/>
-        <w:gridCol w:w="422"/>
-        <w:gridCol w:w="7206"/>
-        <w:gridCol w:w="1253"/>
+        <w:gridCol w:w="776"/>
+        <w:gridCol w:w="6850"/>
+        <w:gridCol w:w="2157"/>
       </w:tblGrid>
       <w:tr>
         <w:trPr>
@@ -1941,38 +2129,72 @@
         <w:tc>
           <w:tcPr>
             <w:cnfStyle w:val="001000000100" w:firstRow="0" w:lastRow="0" w:firstColumn="1" w:lastColumn="0" w:oddVBand="0" w:evenVBand="0" w:oddHBand="0" w:evenHBand="0" w:firstRowFirstColumn="1" w:firstRowLastColumn="0" w:lastRowFirstColumn="0" w:lastRowLastColumn="0"/>
-            <w:tcW w:w="279" w:type="dxa"/>
-          </w:tcPr>
-          <w:p>
-            <w:pPr>
-              <w:jc w:val="left"/>
-              <w:rPr>
-                <w:rFonts w:ascii="Calibri" w:hAnsi="Calibri" w:cs="Calibri"/>
-              </w:rPr>
-            </w:pPr>
-          </w:p>
-        </w:tc>
-        <w:tc>
-          <w:tcPr>
-            <w:tcW w:w="283" w:type="dxa"/>
-          </w:tcPr>
-          <w:p>
-            <w:pPr>
-              <w:jc w:val="left"/>
+            <w:tcW w:w="776" w:type="dxa"/>
+            <w:tcBorders>
+              <w:top w:val="single" w:sz="4" w:space="0" w:color="E59EDC" w:themeColor="accent5" w:themeTint="66"/>
+              <w:left w:val="single" w:sz="4" w:space="0" w:color="E59EDC" w:themeColor="accent5" w:themeTint="66"/>
+              <w:bottom w:val="single" w:sz="4" w:space="0" w:color="E59EDC" w:themeColor="accent5" w:themeTint="66"/>
+              <w:right w:val="single" w:sz="4" w:space="0" w:color="E59EDC" w:themeColor="accent5" w:themeTint="66"/>
+            </w:tcBorders>
+          </w:tcPr>
+          <w:p>
+            <w:pPr>
+              <w:jc w:val="center"/>
+              <w:rPr>
+                <w:rFonts w:ascii="Calibri" w:hAnsi="Calibri" w:cs="Calibri"/>
+                <w:i w:val="0"/>
+                <w:iCs w:val="0"/>
+              </w:rPr>
+            </w:pPr>
+            <w:r>
+              <w:rPr>
+                <w:rFonts w:ascii="Calibri" w:hAnsi="Calibri" w:cs="Calibri"/>
+                <w:i w:val="0"/>
+                <w:iCs w:val="0"/>
+              </w:rPr>
+              <w:t>No</w:t>
+            </w:r>
+          </w:p>
+        </w:tc>
+        <w:tc>
+          <w:tcPr>
+            <w:tcW w:w="6850" w:type="dxa"/>
+            <w:tcBorders>
+              <w:top w:val="single" w:sz="4" w:space="0" w:color="E59EDC" w:themeColor="accent5" w:themeTint="66"/>
+              <w:left w:val="single" w:sz="4" w:space="0" w:color="E59EDC" w:themeColor="accent5" w:themeTint="66"/>
+              <w:bottom w:val="single" w:sz="4" w:space="0" w:color="E59EDC" w:themeColor="accent5" w:themeTint="66"/>
+              <w:right w:val="single" w:sz="4" w:space="0" w:color="E59EDC" w:themeColor="accent5" w:themeTint="66"/>
+            </w:tcBorders>
+          </w:tcPr>
+          <w:p>
+            <w:pPr>
+              <w:jc w:val="center"/>
               <w:cnfStyle w:val="100000000000" w:firstRow="1" w:lastRow="0" w:firstColumn="0" w:lastColumn="0" w:oddVBand="0" w:evenVBand="0" w:oddHBand="0" w:evenHBand="0" w:firstRowFirstColumn="0" w:firstRowLastColumn="0" w:lastRowFirstColumn="0" w:lastRowLastColumn="0"/>
               <w:rPr>
                 <w:rFonts w:ascii="Calibri" w:hAnsi="Calibri" w:cs="Calibri"/>
               </w:rPr>
             </w:pPr>
-          </w:p>
-        </w:tc>
-        <w:tc>
-          <w:tcPr>
-            <w:tcW w:w="7206" w:type="dxa"/>
-          </w:tcPr>
-          <w:p>
-            <w:pPr>
-              <w:jc w:val="left"/>
+            <w:r>
+              <w:rPr>
+                <w:rFonts w:ascii="Calibri" w:hAnsi="Calibri" w:cs="Calibri"/>
+              </w:rPr>
+              <w:t>User story</w:t>
+            </w:r>
+          </w:p>
+        </w:tc>
+        <w:tc>
+          <w:tcPr>
+            <w:tcW w:w="2157" w:type="dxa"/>
+            <w:tcBorders>
+              <w:top w:val="single" w:sz="4" w:space="0" w:color="E59EDC" w:themeColor="accent5" w:themeTint="66"/>
+              <w:left w:val="single" w:sz="4" w:space="0" w:color="E59EDC" w:themeColor="accent5" w:themeTint="66"/>
+              <w:bottom w:val="single" w:sz="4" w:space="0" w:color="E59EDC" w:themeColor="accent5" w:themeTint="66"/>
+              <w:right w:val="single" w:sz="4" w:space="0" w:color="E59EDC" w:themeColor="accent5" w:themeTint="66"/>
+            </w:tcBorders>
+          </w:tcPr>
+          <w:p>
+            <w:pPr>
+              <w:jc w:val="center"/>
               <w:cnfStyle w:val="100000000000" w:firstRow="1" w:lastRow="0" w:firstColumn="0" w:lastColumn="0" w:oddVBand="0" w:evenVBand="0" w:oddHBand="0" w:evenHBand="0" w:firstRowFirstColumn="0" w:firstRowLastColumn="0" w:lastRowFirstColumn="0" w:lastRowLastColumn="0"/>
               <w:rPr>
                 <w:rFonts w:ascii="Calibri" w:hAnsi="Calibri" w:cs="Calibri"/>
@@ -1982,27 +2204,7 @@
               <w:rPr>
                 <w:rFonts w:ascii="Calibri" w:hAnsi="Calibri" w:cs="Calibri"/>
               </w:rPr>
-              <w:t>User story</w:t>
-            </w:r>
-          </w:p>
-        </w:tc>
-        <w:tc>
-          <w:tcPr>
-            <w:tcW w:w="1253" w:type="dxa"/>
-          </w:tcPr>
-          <w:p>
-            <w:pPr>
-              <w:jc w:val="left"/>
-              <w:cnfStyle w:val="100000000000" w:firstRow="1" w:lastRow="0" w:firstColumn="0" w:lastColumn="0" w:oddVBand="0" w:evenVBand="0" w:oddHBand="0" w:evenHBand="0" w:firstRowFirstColumn="0" w:firstRowLastColumn="0" w:lastRowFirstColumn="0" w:lastRowLastColumn="0"/>
-              <w:rPr>
-                <w:rFonts w:ascii="Calibri" w:hAnsi="Calibri" w:cs="Calibri"/>
-              </w:rPr>
-            </w:pPr>
-            <w:r>
-              <w:rPr>
-                <w:rFonts w:ascii="Calibri" w:hAnsi="Calibri" w:cs="Calibri"/>
-              </w:rPr>
-              <w:t>Estimate</w:t>
+              <w:t>Estimate (Story Points)</w:t>
             </w:r>
           </w:p>
         </w:tc>
@@ -2014,20 +2216,37 @@
         <w:tc>
           <w:tcPr>
             <w:cnfStyle w:val="001000000000" w:firstRow="0" w:lastRow="0" w:firstColumn="1" w:lastColumn="0" w:oddVBand="0" w:evenVBand="0" w:oddHBand="0" w:evenHBand="0" w:firstRowFirstColumn="0" w:firstRowLastColumn="0" w:lastRowFirstColumn="0" w:lastRowLastColumn="0"/>
-            <w:tcW w:w="279" w:type="dxa"/>
-          </w:tcPr>
-          <w:p>
-            <w:pPr>
-              <w:jc w:val="left"/>
-              <w:rPr>
-                <w:rFonts w:ascii="Calibri" w:hAnsi="Calibri" w:cs="Calibri"/>
-              </w:rPr>
-            </w:pPr>
-          </w:p>
-        </w:tc>
-        <w:tc>
-          <w:tcPr>
-            <w:tcW w:w="283" w:type="dxa"/>
+            <w:tcW w:w="776" w:type="dxa"/>
+            <w:tcBorders>
+              <w:top w:val="single" w:sz="4" w:space="0" w:color="E59EDC" w:themeColor="accent5" w:themeTint="66"/>
+              <w:left w:val="single" w:sz="4" w:space="0" w:color="E59EDC" w:themeColor="accent5" w:themeTint="66"/>
+              <w:bottom w:val="single" w:sz="4" w:space="0" w:color="E59EDC" w:themeColor="accent5" w:themeTint="66"/>
+              <w:right w:val="single" w:sz="4" w:space="0" w:color="E59EDC" w:themeColor="accent5" w:themeTint="66"/>
+            </w:tcBorders>
+            <w:shd w:val="clear" w:color="auto" w:fill="F2CEED" w:themeFill="accent5" w:themeFillTint="33"/>
+          </w:tcPr>
+          <w:p>
+            <w:pPr>
+              <w:jc w:val="center"/>
+              <w:rPr>
+                <w:rFonts w:ascii="Calibri" w:hAnsi="Calibri" w:cs="Calibri"/>
+              </w:rPr>
+            </w:pPr>
+            <w:r>
+              <w:rPr>
+                <w:rFonts w:ascii="Calibri" w:hAnsi="Calibri" w:cs="Calibri"/>
+              </w:rPr>
+              <w:t>1</w:t>
+            </w:r>
+          </w:p>
+        </w:tc>
+        <w:tc>
+          <w:tcPr>
+            <w:tcW w:w="6850" w:type="dxa"/>
+            <w:tcBorders>
+              <w:top w:val="single" w:sz="4" w:space="0" w:color="E59EDC" w:themeColor="accent5" w:themeTint="66"/>
+              <w:left w:val="single" w:sz="4" w:space="0" w:color="E59EDC" w:themeColor="accent5" w:themeTint="66"/>
+            </w:tcBorders>
           </w:tcPr>
           <w:p>
             <w:pPr>
@@ -2035,20 +2254,17 @@
               <w:cnfStyle w:val="000000100000" w:firstRow="0" w:lastRow="0" w:firstColumn="0" w:lastColumn="0" w:oddVBand="0" w:evenVBand="0" w:oddHBand="1" w:evenHBand="0" w:firstRowFirstColumn="0" w:firstRowLastColumn="0" w:lastRowFirstColumn="0" w:lastRowLastColumn="0"/>
               <w:rPr>
                 <w:rFonts w:ascii="Calibri" w:hAnsi="Calibri" w:cs="Calibri"/>
-              </w:rPr>
-            </w:pPr>
-            <w:r>
-              <w:rPr>
-                <w:rFonts w:ascii="Calibri" w:hAnsi="Calibri" w:cs="Calibri"/>
-              </w:rPr>
-              <w:t>1</w:t>
-            </w:r>
-          </w:p>
-        </w:tc>
-        <w:tc>
-          <w:tcPr>
-            <w:tcW w:w="7206" w:type="dxa"/>
-          </w:tcPr>
+                <w:lang w:val="en-US"/>
+              </w:rPr>
+            </w:pPr>
+            <w:r>
+              <w:rPr>
+                <w:rFonts w:ascii="Calibri" w:hAnsi="Calibri" w:cs="Calibri"/>
+                <w:lang w:val="en-US"/>
+              </w:rPr>
+              <w:t>As a Patient, I want to log in securely so that I can access my private medical data.</w:t>
+            </w:r>
+          </w:p>
           <w:p>
             <w:pPr>
               <w:jc w:val="left"/>
@@ -2057,21 +2273,18 @@
                 <w:rFonts w:ascii="Calibri" w:hAnsi="Calibri" w:cs="Calibri"/>
               </w:rPr>
             </w:pPr>
-            <w:r>
-              <w:rPr>
-                <w:rFonts w:ascii="Calibri" w:hAnsi="Calibri" w:cs="Calibri"/>
-              </w:rPr>
-              <w:t>user story 1</w:t>
-            </w:r>
-          </w:p>
-        </w:tc>
-        <w:tc>
-          <w:tcPr>
-            <w:tcW w:w="1253" w:type="dxa"/>
-          </w:tcPr>
-          <w:p>
-            <w:pPr>
-              <w:jc w:val="left"/>
+          </w:p>
+        </w:tc>
+        <w:tc>
+          <w:tcPr>
+            <w:tcW w:w="2157" w:type="dxa"/>
+            <w:tcBorders>
+              <w:top w:val="single" w:sz="4" w:space="0" w:color="E59EDC" w:themeColor="accent5" w:themeTint="66"/>
+            </w:tcBorders>
+          </w:tcPr>
+          <w:p>
+            <w:pPr>
+              <w:jc w:val="center"/>
               <w:cnfStyle w:val="000000100000" w:firstRow="0" w:lastRow="0" w:firstColumn="0" w:lastColumn="0" w:oddVBand="0" w:evenVBand="0" w:oddHBand="1" w:evenHBand="0" w:firstRowFirstColumn="0" w:firstRowLastColumn="0" w:lastRowFirstColumn="0" w:lastRowLastColumn="0"/>
               <w:rPr>
                 <w:rFonts w:ascii="Calibri" w:hAnsi="Calibri" w:cs="Calibri"/>
@@ -2081,382 +2294,8 @@
               <w:rPr>
                 <w:rFonts w:ascii="Calibri" w:hAnsi="Calibri" w:cs="Calibri"/>
               </w:rPr>
-              <w:t>Story points</w:t>
-            </w:r>
-          </w:p>
-        </w:tc>
-      </w:tr>
-      <w:tr>
-        <w:tc>
-          <w:tcPr>
-            <w:cnfStyle w:val="001000000000" w:firstRow="0" w:lastRow="0" w:firstColumn="1" w:lastColumn="0" w:oddVBand="0" w:evenVBand="0" w:oddHBand="0" w:evenHBand="0" w:firstRowFirstColumn="0" w:firstRowLastColumn="0" w:lastRowFirstColumn="0" w:lastRowLastColumn="0"/>
-            <w:tcW w:w="279" w:type="dxa"/>
-          </w:tcPr>
-          <w:p>
-            <w:pPr>
-              <w:jc w:val="left"/>
-              <w:rPr>
-                <w:rFonts w:ascii="Calibri" w:hAnsi="Calibri" w:cs="Calibri"/>
-              </w:rPr>
-            </w:pPr>
-          </w:p>
-        </w:tc>
-        <w:tc>
-          <w:tcPr>
-            <w:tcW w:w="283" w:type="dxa"/>
-          </w:tcPr>
-          <w:p>
-            <w:pPr>
-              <w:jc w:val="left"/>
-              <w:cnfStyle w:val="000000000000" w:firstRow="0" w:lastRow="0" w:firstColumn="0" w:lastColumn="0" w:oddVBand="0" w:evenVBand="0" w:oddHBand="0" w:evenHBand="0" w:firstRowFirstColumn="0" w:firstRowLastColumn="0" w:lastRowFirstColumn="0" w:lastRowLastColumn="0"/>
-              <w:rPr>
-                <w:rFonts w:ascii="Calibri" w:hAnsi="Calibri" w:cs="Calibri"/>
-              </w:rPr>
-            </w:pPr>
-            <w:r>
-              <w:rPr>
-                <w:rFonts w:ascii="Calibri" w:hAnsi="Calibri" w:cs="Calibri"/>
-              </w:rPr>
-              <w:t>2</w:t>
-            </w:r>
-          </w:p>
-        </w:tc>
-        <w:tc>
-          <w:tcPr>
-            <w:tcW w:w="7206" w:type="dxa"/>
-          </w:tcPr>
-          <w:p>
-            <w:pPr>
-              <w:jc w:val="left"/>
-              <w:cnfStyle w:val="000000000000" w:firstRow="0" w:lastRow="0" w:firstColumn="0" w:lastColumn="0" w:oddVBand="0" w:evenVBand="0" w:oddHBand="0" w:evenHBand="0" w:firstRowFirstColumn="0" w:firstRowLastColumn="0" w:lastRowFirstColumn="0" w:lastRowLastColumn="0"/>
-              <w:rPr>
-                <w:rFonts w:ascii="Calibri" w:hAnsi="Calibri" w:cs="Calibri"/>
-              </w:rPr>
-            </w:pPr>
-            <w:r>
-              <w:rPr>
-                <w:rFonts w:ascii="Calibri" w:hAnsi="Calibri" w:cs="Calibri"/>
-              </w:rPr>
-              <w:t>user story 2</w:t>
-            </w:r>
-          </w:p>
-        </w:tc>
-        <w:tc>
-          <w:tcPr>
-            <w:tcW w:w="1253" w:type="dxa"/>
-          </w:tcPr>
-          <w:p>
-            <w:pPr>
-              <w:jc w:val="left"/>
-              <w:cnfStyle w:val="000000000000" w:firstRow="0" w:lastRow="0" w:firstColumn="0" w:lastColumn="0" w:oddVBand="0" w:evenVBand="0" w:oddHBand="0" w:evenHBand="0" w:firstRowFirstColumn="0" w:firstRowLastColumn="0" w:lastRowFirstColumn="0" w:lastRowLastColumn="0"/>
-              <w:rPr>
-                <w:rFonts w:ascii="Calibri" w:hAnsi="Calibri" w:cs="Calibri"/>
-              </w:rPr>
-            </w:pPr>
-            <w:r>
-              <w:rPr>
-                <w:rFonts w:ascii="Calibri" w:hAnsi="Calibri" w:cs="Calibri"/>
-              </w:rPr>
-              <w:t>Story points</w:t>
-            </w:r>
-          </w:p>
-        </w:tc>
-      </w:tr>
-      <w:tr>
-        <w:trPr>
-          <w:cnfStyle w:val="000000100000" w:firstRow="0" w:lastRow="0" w:firstColumn="0" w:lastColumn="0" w:oddVBand="0" w:evenVBand="0" w:oddHBand="1" w:evenHBand="0" w:firstRowFirstColumn="0" w:firstRowLastColumn="0" w:lastRowFirstColumn="0" w:lastRowLastColumn="0"/>
-        </w:trPr>
-        <w:tc>
-          <w:tcPr>
-            <w:cnfStyle w:val="001000000000" w:firstRow="0" w:lastRow="0" w:firstColumn="1" w:lastColumn="0" w:oddVBand="0" w:evenVBand="0" w:oddHBand="0" w:evenHBand="0" w:firstRowFirstColumn="0" w:firstRowLastColumn="0" w:lastRowFirstColumn="0" w:lastRowLastColumn="0"/>
-            <w:tcW w:w="279" w:type="dxa"/>
-          </w:tcPr>
-          <w:p>
-            <w:pPr>
-              <w:jc w:val="left"/>
-              <w:rPr>
-                <w:rFonts w:ascii="Calibri" w:hAnsi="Calibri" w:cs="Calibri"/>
-              </w:rPr>
-            </w:pPr>
-          </w:p>
-        </w:tc>
-        <w:tc>
-          <w:tcPr>
-            <w:tcW w:w="283" w:type="dxa"/>
-          </w:tcPr>
-          <w:p>
-            <w:pPr>
-              <w:jc w:val="left"/>
-              <w:cnfStyle w:val="000000100000" w:firstRow="0" w:lastRow="0" w:firstColumn="0" w:lastColumn="0" w:oddVBand="0" w:evenVBand="0" w:oddHBand="1" w:evenHBand="0" w:firstRowFirstColumn="0" w:firstRowLastColumn="0" w:lastRowFirstColumn="0" w:lastRowLastColumn="0"/>
-              <w:rPr>
-                <w:rFonts w:ascii="Calibri" w:hAnsi="Calibri" w:cs="Calibri"/>
-              </w:rPr>
-            </w:pPr>
-            <w:r>
-              <w:rPr>
-                <w:rFonts w:ascii="Calibri" w:hAnsi="Calibri" w:cs="Calibri"/>
-              </w:rPr>
               <w:t>3</w:t>
             </w:r>
-          </w:p>
-        </w:tc>
-        <w:tc>
-          <w:tcPr>
-            <w:tcW w:w="7206" w:type="dxa"/>
-          </w:tcPr>
-          <w:p>
-            <w:pPr>
-              <w:jc w:val="left"/>
-              <w:cnfStyle w:val="000000100000" w:firstRow="0" w:lastRow="0" w:firstColumn="0" w:lastColumn="0" w:oddVBand="0" w:evenVBand="0" w:oddHBand="1" w:evenHBand="0" w:firstRowFirstColumn="0" w:firstRowLastColumn="0" w:lastRowFirstColumn="0" w:lastRowLastColumn="0"/>
-              <w:rPr>
-                <w:rFonts w:ascii="Calibri" w:hAnsi="Calibri" w:cs="Calibri"/>
-              </w:rPr>
-            </w:pPr>
-            <w:r>
-              <w:rPr>
-                <w:rFonts w:ascii="Calibri" w:hAnsi="Calibri" w:cs="Calibri"/>
-              </w:rPr>
-              <w:t>user story 3</w:t>
-            </w:r>
-          </w:p>
-        </w:tc>
-        <w:tc>
-          <w:tcPr>
-            <w:tcW w:w="1253" w:type="dxa"/>
-          </w:tcPr>
-          <w:p>
-            <w:pPr>
-              <w:jc w:val="left"/>
-              <w:cnfStyle w:val="000000100000" w:firstRow="0" w:lastRow="0" w:firstColumn="0" w:lastColumn="0" w:oddVBand="0" w:evenVBand="0" w:oddHBand="1" w:evenHBand="0" w:firstRowFirstColumn="0" w:firstRowLastColumn="0" w:lastRowFirstColumn="0" w:lastRowLastColumn="0"/>
-              <w:rPr>
-                <w:rFonts w:ascii="Calibri" w:hAnsi="Calibri" w:cs="Calibri"/>
-              </w:rPr>
-            </w:pPr>
-            <w:r>
-              <w:rPr>
-                <w:rFonts w:ascii="Calibri" w:hAnsi="Calibri" w:cs="Calibri"/>
-              </w:rPr>
-              <w:t>Story points</w:t>
-            </w:r>
-          </w:p>
-        </w:tc>
-      </w:tr>
-      <w:tr>
-        <w:tc>
-          <w:tcPr>
-            <w:cnfStyle w:val="001000000000" w:firstRow="0" w:lastRow="0" w:firstColumn="1" w:lastColumn="0" w:oddVBand="0" w:evenVBand="0" w:oddHBand="0" w:evenHBand="0" w:firstRowFirstColumn="0" w:firstRowLastColumn="0" w:lastRowFirstColumn="0" w:lastRowLastColumn="0"/>
-            <w:tcW w:w="279" w:type="dxa"/>
-          </w:tcPr>
-          <w:p>
-            <w:pPr>
-              <w:jc w:val="left"/>
-              <w:rPr>
-                <w:rFonts w:ascii="Calibri" w:hAnsi="Calibri" w:cs="Calibri"/>
-              </w:rPr>
-            </w:pPr>
-          </w:p>
-        </w:tc>
-        <w:tc>
-          <w:tcPr>
-            <w:tcW w:w="283" w:type="dxa"/>
-          </w:tcPr>
-          <w:p>
-            <w:pPr>
-              <w:jc w:val="left"/>
-              <w:cnfStyle w:val="000000000000" w:firstRow="0" w:lastRow="0" w:firstColumn="0" w:lastColumn="0" w:oddVBand="0" w:evenVBand="0" w:oddHBand="0" w:evenHBand="0" w:firstRowFirstColumn="0" w:firstRowLastColumn="0" w:lastRowFirstColumn="0" w:lastRowLastColumn="0"/>
-              <w:rPr>
-                <w:rFonts w:ascii="Calibri" w:hAnsi="Calibri" w:cs="Calibri"/>
-              </w:rPr>
-            </w:pPr>
-            <w:r>
-              <w:rPr>
-                <w:rFonts w:ascii="Calibri" w:hAnsi="Calibri" w:cs="Calibri"/>
-              </w:rPr>
-              <w:t>4</w:t>
-            </w:r>
-          </w:p>
-        </w:tc>
-        <w:tc>
-          <w:tcPr>
-            <w:tcW w:w="7206" w:type="dxa"/>
-          </w:tcPr>
-          <w:p>
-            <w:pPr>
-              <w:jc w:val="left"/>
-              <w:cnfStyle w:val="000000000000" w:firstRow="0" w:lastRow="0" w:firstColumn="0" w:lastColumn="0" w:oddVBand="0" w:evenVBand="0" w:oddHBand="0" w:evenHBand="0" w:firstRowFirstColumn="0" w:firstRowLastColumn="0" w:lastRowFirstColumn="0" w:lastRowLastColumn="0"/>
-              <w:rPr>
-                <w:rFonts w:ascii="Calibri" w:hAnsi="Calibri" w:cs="Calibri"/>
-              </w:rPr>
-            </w:pPr>
-            <w:r>
-              <w:rPr>
-                <w:rFonts w:ascii="Calibri" w:hAnsi="Calibri" w:cs="Calibri"/>
-              </w:rPr>
-              <w:t>user story 4</w:t>
-            </w:r>
-          </w:p>
-        </w:tc>
-        <w:tc>
-          <w:tcPr>
-            <w:tcW w:w="1253" w:type="dxa"/>
-          </w:tcPr>
-          <w:p>
-            <w:pPr>
-              <w:jc w:val="left"/>
-              <w:cnfStyle w:val="000000000000" w:firstRow="0" w:lastRow="0" w:firstColumn="0" w:lastColumn="0" w:oddVBand="0" w:evenVBand="0" w:oddHBand="0" w:evenHBand="0" w:firstRowFirstColumn="0" w:firstRowLastColumn="0" w:lastRowFirstColumn="0" w:lastRowLastColumn="0"/>
-              <w:rPr>
-                <w:rFonts w:ascii="Calibri" w:hAnsi="Calibri" w:cs="Calibri"/>
-              </w:rPr>
-            </w:pPr>
-            <w:r>
-              <w:rPr>
-                <w:rFonts w:ascii="Calibri" w:hAnsi="Calibri" w:cs="Calibri"/>
-              </w:rPr>
-              <w:t>Story points</w:t>
-            </w:r>
-          </w:p>
-        </w:tc>
-      </w:tr>
-      <w:tr>
-        <w:trPr>
-          <w:cnfStyle w:val="000000100000" w:firstRow="0" w:lastRow="0" w:firstColumn="0" w:lastColumn="0" w:oddVBand="0" w:evenVBand="0" w:oddHBand="1" w:evenHBand="0" w:firstRowFirstColumn="0" w:firstRowLastColumn="0" w:lastRowFirstColumn="0" w:lastRowLastColumn="0"/>
-        </w:trPr>
-        <w:tc>
-          <w:tcPr>
-            <w:cnfStyle w:val="001000000000" w:firstRow="0" w:lastRow="0" w:firstColumn="1" w:lastColumn="0" w:oddVBand="0" w:evenVBand="0" w:oddHBand="0" w:evenHBand="0" w:firstRowFirstColumn="0" w:firstRowLastColumn="0" w:lastRowFirstColumn="0" w:lastRowLastColumn="0"/>
-            <w:tcW w:w="279" w:type="dxa"/>
-          </w:tcPr>
-          <w:p>
-            <w:pPr>
-              <w:jc w:val="left"/>
-              <w:rPr>
-                <w:rFonts w:ascii="Calibri" w:hAnsi="Calibri" w:cs="Calibri"/>
-              </w:rPr>
-            </w:pPr>
-          </w:p>
-        </w:tc>
-        <w:tc>
-          <w:tcPr>
-            <w:tcW w:w="283" w:type="dxa"/>
-          </w:tcPr>
-          <w:p>
-            <w:pPr>
-              <w:jc w:val="left"/>
-              <w:cnfStyle w:val="000000100000" w:firstRow="0" w:lastRow="0" w:firstColumn="0" w:lastColumn="0" w:oddVBand="0" w:evenVBand="0" w:oddHBand="1" w:evenHBand="0" w:firstRowFirstColumn="0" w:firstRowLastColumn="0" w:lastRowFirstColumn="0" w:lastRowLastColumn="0"/>
-              <w:rPr>
-                <w:rFonts w:ascii="Calibri" w:hAnsi="Calibri" w:cs="Calibri"/>
-              </w:rPr>
-            </w:pPr>
-            <w:r>
-              <w:rPr>
-                <w:rFonts w:ascii="Calibri" w:hAnsi="Calibri" w:cs="Calibri"/>
-              </w:rPr>
-              <w:t>5</w:t>
-            </w:r>
-          </w:p>
-        </w:tc>
-        <w:tc>
-          <w:tcPr>
-            <w:tcW w:w="7206" w:type="dxa"/>
-          </w:tcPr>
-          <w:p>
-            <w:pPr>
-              <w:jc w:val="left"/>
-              <w:cnfStyle w:val="000000100000" w:firstRow="0" w:lastRow="0" w:firstColumn="0" w:lastColumn="0" w:oddVBand="0" w:evenVBand="0" w:oddHBand="1" w:evenHBand="0" w:firstRowFirstColumn="0" w:firstRowLastColumn="0" w:lastRowFirstColumn="0" w:lastRowLastColumn="0"/>
-              <w:rPr>
-                <w:rFonts w:ascii="Calibri" w:hAnsi="Calibri" w:cs="Calibri"/>
-              </w:rPr>
-            </w:pPr>
-            <w:r>
-              <w:rPr>
-                <w:rFonts w:ascii="Calibri" w:hAnsi="Calibri" w:cs="Calibri"/>
-              </w:rPr>
-              <w:t>user story 5</w:t>
-            </w:r>
-          </w:p>
-        </w:tc>
-        <w:tc>
-          <w:tcPr>
-            <w:tcW w:w="1253" w:type="dxa"/>
-          </w:tcPr>
-          <w:p>
-            <w:pPr>
-              <w:jc w:val="left"/>
-              <w:cnfStyle w:val="000000100000" w:firstRow="0" w:lastRow="0" w:firstColumn="0" w:lastColumn="0" w:oddVBand="0" w:evenVBand="0" w:oddHBand="1" w:evenHBand="0" w:firstRowFirstColumn="0" w:firstRowLastColumn="0" w:lastRowFirstColumn="0" w:lastRowLastColumn="0"/>
-              <w:rPr>
-                <w:rFonts w:ascii="Calibri" w:hAnsi="Calibri" w:cs="Calibri"/>
-              </w:rPr>
-            </w:pPr>
-            <w:r>
-              <w:rPr>
-                <w:rFonts w:ascii="Calibri" w:hAnsi="Calibri" w:cs="Calibri"/>
-              </w:rPr>
-              <w:t>Story points</w:t>
-            </w:r>
-          </w:p>
-        </w:tc>
-      </w:tr>
-      <w:tr>
-        <w:tc>
-          <w:tcPr>
-            <w:cnfStyle w:val="001000000000" w:firstRow="0" w:lastRow="0" w:firstColumn="1" w:lastColumn="0" w:oddVBand="0" w:evenVBand="0" w:oddHBand="0" w:evenHBand="0" w:firstRowFirstColumn="0" w:firstRowLastColumn="0" w:lastRowFirstColumn="0" w:lastRowLastColumn="0"/>
-            <w:tcW w:w="279" w:type="dxa"/>
-          </w:tcPr>
-          <w:p>
-            <w:pPr>
-              <w:jc w:val="left"/>
-              <w:rPr>
-                <w:rFonts w:ascii="Calibri" w:hAnsi="Calibri" w:cs="Calibri"/>
-              </w:rPr>
-            </w:pPr>
-          </w:p>
-        </w:tc>
-        <w:tc>
-          <w:tcPr>
-            <w:tcW w:w="283" w:type="dxa"/>
-          </w:tcPr>
-          <w:p>
-            <w:pPr>
-              <w:jc w:val="left"/>
-              <w:cnfStyle w:val="000000000000" w:firstRow="0" w:lastRow="0" w:firstColumn="0" w:lastColumn="0" w:oddVBand="0" w:evenVBand="0" w:oddHBand="0" w:evenHBand="0" w:firstRowFirstColumn="0" w:firstRowLastColumn="0" w:lastRowFirstColumn="0" w:lastRowLastColumn="0"/>
-              <w:rPr>
-                <w:rFonts w:ascii="Calibri" w:hAnsi="Calibri" w:cs="Calibri"/>
-              </w:rPr>
-            </w:pPr>
-          </w:p>
-        </w:tc>
-        <w:tc>
-          <w:tcPr>
-            <w:tcW w:w="7206" w:type="dxa"/>
-          </w:tcPr>
-          <w:p>
-            <w:pPr>
-              <w:jc w:val="left"/>
-              <w:cnfStyle w:val="000000000000" w:firstRow="0" w:lastRow="0" w:firstColumn="0" w:lastColumn="0" w:oddVBand="0" w:evenVBand="0" w:oddHBand="0" w:evenHBand="0" w:firstRowFirstColumn="0" w:firstRowLastColumn="0" w:lastRowFirstColumn="0" w:lastRowLastColumn="0"/>
-              <w:rPr>
-                <w:rFonts w:ascii="Calibri" w:hAnsi="Calibri" w:cs="Calibri"/>
-              </w:rPr>
-            </w:pPr>
-            <w:r>
-              <w:rPr>
-                <w:rFonts w:ascii="Calibri" w:hAnsi="Calibri" w:cs="Calibri"/>
-              </w:rPr>
-              <w:t>Add rows as necessary…</w:t>
-            </w:r>
-          </w:p>
-        </w:tc>
-        <w:tc>
-          <w:tcPr>
-            <w:tcW w:w="1253" w:type="dxa"/>
-          </w:tcPr>
-          <w:p>
-            <w:pPr>
-              <w:jc w:val="left"/>
-              <w:cnfStyle w:val="000000000000" w:firstRow="0" w:lastRow="0" w:firstColumn="0" w:lastColumn="0" w:oddVBand="0" w:evenVBand="0" w:oddHBand="0" w:evenHBand="0" w:firstRowFirstColumn="0" w:firstRowLastColumn="0" w:lastRowFirstColumn="0" w:lastRowLastColumn="0"/>
-              <w:rPr>
-                <w:rFonts w:ascii="Calibri" w:hAnsi="Calibri" w:cs="Calibri"/>
-              </w:rPr>
-            </w:pPr>
           </w:p>
         </w:tc>
       </w:tr>
@@ -2517,7 +2356,6 @@
         <w:rPr>
           <w:rFonts w:ascii="Calibri" w:hAnsi="Calibri" w:cs="Calibri"/>
         </w:rPr>
-        <w:lastRenderedPageBreak/>
         <w:t>What could be improved?</w:t>
       </w:r>
     </w:p>
@@ -3244,7 +3082,6 @@
   <w:style w:type="character" w:default="1" w:styleId="DefaultParagraphFont">
     <w:name w:val="Default Paragraph Font"/>
     <w:uiPriority w:val="1"/>
-    <w:semiHidden/>
     <w:unhideWhenUsed/>
   </w:style>
   <w:style w:type="table" w:default="1" w:styleId="TableNormal">
@@ -3720,6 +3557,25 @@
       </w:tcPr>
     </w:tblStylePr>
   </w:style>
+  <w:style w:type="paragraph" w:styleId="Caption">
+    <w:name w:val="caption"/>
+    <w:basedOn w:val="Normal"/>
+    <w:next w:val="Normal"/>
+    <w:uiPriority w:val="35"/>
+    <w:unhideWhenUsed/>
+    <w:qFormat/>
+    <w:rsid w:val="00497395"/>
+    <w:pPr>
+      <w:spacing w:after="200" w:line="240" w:lineRule="auto"/>
+    </w:pPr>
+    <w:rPr>
+      <w:i/>
+      <w:iCs/>
+      <w:color w:val="0E2841" w:themeColor="text2"/>
+      <w:sz w:val="18"/>
+      <w:szCs w:val="18"/>
+    </w:rPr>
+  </w:style>
 </w:styles>
 </file>
 

--- a/docs/Sprint 2.docx
+++ b/docs/Sprint 2.docx
@@ -1706,6 +1706,12 @@
                 <w:rFonts w:ascii="Calibri" w:hAnsi="Calibri" w:cs="Calibri"/>
               </w:rPr>
             </w:pPr>
+            <w:r>
+              <w:rPr>
+                <w:rFonts w:ascii="Calibri" w:hAnsi="Calibri" w:cs="Calibri"/>
+              </w:rPr>
+              <w:t>In Progress</w:t>
+            </w:r>
           </w:p>
         </w:tc>
       </w:tr>
@@ -1886,6 +1892,7 @@
       <w:r>
         <w:rPr>
           <w:rFonts w:ascii="Calibri" w:hAnsi="Calibri" w:cs="Calibri"/>
+          <w:noProof/>
           <w:lang w:val="en-US"/>
         </w:rPr>
         <w:lastRenderedPageBreak/>
@@ -1947,29 +1954,7 @@
           <w:szCs w:val="16"/>
           <w:lang w:val="en-US"/>
         </w:rPr>
-        <w:t xml:space="preserve">"Evidence of T6 implementation: System successfully triggers a </w:t>
-      </w:r>
-      <w:r>
-        <w:rPr>
-          <w:rFonts w:ascii="Calibri" w:hAnsi="Calibri" w:cs="Calibri"/>
-          <w:i/>
-          <w:iCs/>
-          <w:sz w:val="16"/>
-          <w:szCs w:val="16"/>
-          <w:lang w:val="en-US"/>
-        </w:rPr>
-        <w:t>400-fail</w:t>
-      </w:r>
-      <w:r>
-        <w:rPr>
-          <w:rFonts w:ascii="Calibri" w:hAnsi="Calibri" w:cs="Calibri"/>
-          <w:i/>
-          <w:iCs/>
-          <w:sz w:val="16"/>
-          <w:szCs w:val="16"/>
-          <w:lang w:val="en-US"/>
-        </w:rPr>
-        <w:t xml:space="preserve"> response and rejects unauthorized credentials, satisfying UT02."</w:t>
+        <w:t>"Evidence of T6 implementation: System successfully triggers a 400-fail response and rejects unauthorized credentials, satisfying UT02."</w:t>
       </w:r>
     </w:p>
     <w:p>
@@ -2017,6 +2002,7 @@
       <w:r>
         <w:rPr>
           <w:rFonts w:ascii="Calibri" w:hAnsi="Calibri" w:cs="Calibri"/>
+          <w:noProof/>
           <w:lang w:val="en-US"/>
         </w:rPr>
         <w:lastRenderedPageBreak/>
@@ -2344,6 +2330,78 @@
         </w:rPr>
         <w:t>What went well?</w:t>
       </w:r>
+    </w:p>
+    <w:p>
+      <w:pPr>
+        <w:jc w:val="left"/>
+        <w:rPr>
+          <w:rFonts w:ascii="Calibri" w:hAnsi="Calibri" w:cs="Calibri"/>
+        </w:rPr>
+      </w:pPr>
+      <w:r>
+        <w:rPr>
+          <w:rFonts w:ascii="Calibri" w:hAnsi="Calibri" w:cs="Calibri"/>
+        </w:rPr>
+        <w:t xml:space="preserve">implementing the server-side validation first ensured that </w:t>
+      </w:r>
+      <w:r>
+        <w:rPr>
+          <w:rFonts w:ascii="Calibri" w:hAnsi="Calibri" w:cs="Calibri"/>
+          <w:b/>
+          <w:bCs/>
+        </w:rPr>
+        <w:t>NFR1 (Security)</w:t>
+      </w:r>
+      <w:r>
+        <w:rPr>
+          <w:rFonts w:ascii="Calibri" w:hAnsi="Calibri" w:cs="Calibri"/>
+        </w:rPr>
+        <w:t xml:space="preserve"> was baked into the architecture before the UI was even built</w:t>
+      </w:r>
+    </w:p>
+    <w:p>
+      <w:pPr>
+        <w:jc w:val="left"/>
+        <w:rPr>
+          <w:rFonts w:ascii="Calibri" w:hAnsi="Calibri" w:cs="Calibri"/>
+        </w:rPr>
+      </w:pPr>
+      <w:r>
+        <w:rPr>
+          <w:rFonts w:ascii="Calibri" w:hAnsi="Calibri" w:cs="Calibri"/>
+        </w:rPr>
+        <w:t xml:space="preserve">utilized an artificial delay to verify </w:t>
+      </w:r>
+      <w:r>
+        <w:rPr>
+          <w:rFonts w:ascii="Calibri" w:hAnsi="Calibri" w:cs="Calibri"/>
+          <w:b/>
+          <w:bCs/>
+        </w:rPr>
+        <w:t>NFR2</w:t>
+      </w:r>
+      <w:r>
+        <w:rPr>
+          <w:rFonts w:ascii="Calibri" w:hAnsi="Calibri" w:cs="Calibri"/>
+        </w:rPr>
+        <w:t xml:space="preserve"> </w:t>
+      </w:r>
+      <w:proofErr w:type="gramStart"/>
+      <w:r>
+        <w:rPr>
+          <w:rFonts w:ascii="Calibri" w:hAnsi="Calibri" w:cs="Calibri"/>
+        </w:rPr>
+        <w:t>compliance .</w:t>
+      </w:r>
+      <w:proofErr w:type="gramEnd"/>
+    </w:p>
+    <w:p>
+      <w:pPr>
+        <w:jc w:val="left"/>
+        <w:rPr>
+          <w:rFonts w:ascii="Calibri" w:hAnsi="Calibri" w:cs="Calibri"/>
+        </w:rPr>
+      </w:pPr>
     </w:p>
     <w:p>
       <w:pPr>

--- a/docs/Sprint 2.docx
+++ b/docs/Sprint 2.docx
@@ -1004,11 +1004,12 @@
         <w:tblLook w:val="04A0" w:firstRow="1" w:lastRow="0" w:firstColumn="1" w:lastColumn="0" w:noHBand="0" w:noVBand="1"/>
       </w:tblPr>
       <w:tblGrid>
-        <w:gridCol w:w="694"/>
-        <w:gridCol w:w="4301"/>
-        <w:gridCol w:w="2187"/>
-        <w:gridCol w:w="1053"/>
-        <w:gridCol w:w="1109"/>
+        <w:gridCol w:w="776"/>
+        <w:gridCol w:w="3318"/>
+        <w:gridCol w:w="1432"/>
+        <w:gridCol w:w="1154"/>
+        <w:gridCol w:w="1232"/>
+        <w:gridCol w:w="1432"/>
       </w:tblGrid>
       <w:tr>
         <w:trPr>
@@ -1046,7 +1047,7 @@
         </w:tc>
         <w:tc>
           <w:tcPr>
-            <w:tcW w:w="2309" w:type="pct"/>
+            <w:tcW w:w="1834" w:type="pct"/>
             <w:tcBorders>
               <w:top w:val="single" w:sz="4" w:space="0" w:color="E59EDC" w:themeColor="accent5" w:themeTint="66"/>
               <w:left w:val="single" w:sz="4" w:space="0" w:color="E59EDC" w:themeColor="accent5" w:themeTint="66"/>
@@ -1072,7 +1073,7 @@
         </w:tc>
         <w:tc>
           <w:tcPr>
-            <w:tcW w:w="1178" w:type="pct"/>
+            <w:tcW w:w="824" w:type="pct"/>
             <w:tcBorders>
               <w:top w:val="single" w:sz="4" w:space="0" w:color="E59EDC" w:themeColor="accent5" w:themeTint="66"/>
               <w:bottom w:val="single" w:sz="4" w:space="0" w:color="E59EDC" w:themeColor="accent5" w:themeTint="66"/>
@@ -1096,7 +1097,7 @@
         </w:tc>
         <w:tc>
           <w:tcPr>
-            <w:tcW w:w="571" w:type="pct"/>
+            <w:tcW w:w="561" w:type="pct"/>
             <w:tcBorders>
               <w:top w:val="single" w:sz="4" w:space="0" w:color="E59EDC" w:themeColor="accent5" w:themeTint="66"/>
               <w:left w:val="single" w:sz="4" w:space="0" w:color="E59EDC" w:themeColor="accent5" w:themeTint="66"/>
@@ -1122,7 +1123,7 @@
         </w:tc>
         <w:tc>
           <w:tcPr>
-            <w:tcW w:w="571" w:type="pct"/>
+            <w:tcW w:w="593" w:type="pct"/>
             <w:tcBorders>
               <w:top w:val="single" w:sz="4" w:space="0" w:color="E59EDC" w:themeColor="accent5" w:themeTint="66"/>
               <w:bottom w:val="single" w:sz="4" w:space="0" w:color="E59EDC" w:themeColor="accent5" w:themeTint="66"/>
@@ -1142,6 +1143,31 @@
                 <w:rFonts w:ascii="Calibri" w:hAnsi="Calibri" w:cs="Calibri"/>
               </w:rPr>
               <w:t>Status</w:t>
+            </w:r>
+          </w:p>
+        </w:tc>
+        <w:tc>
+          <w:tcPr>
+            <w:tcW w:w="816" w:type="pct"/>
+            <w:tcBorders>
+              <w:top w:val="single" w:sz="4" w:space="0" w:color="E59EDC" w:themeColor="accent5" w:themeTint="66"/>
+              <w:bottom w:val="single" w:sz="4" w:space="0" w:color="E59EDC" w:themeColor="accent5" w:themeTint="66"/>
+              <w:right w:val="single" w:sz="4" w:space="0" w:color="E59EDC" w:themeColor="accent5" w:themeTint="66"/>
+            </w:tcBorders>
+          </w:tcPr>
+          <w:p>
+            <w:pPr>
+              <w:jc w:val="center"/>
+              <w:cnfStyle w:val="100000000000" w:firstRow="1" w:lastRow="0" w:firstColumn="0" w:lastColumn="0" w:oddVBand="0" w:evenVBand="0" w:oddHBand="0" w:evenHBand="0" w:firstRowFirstColumn="0" w:firstRowLastColumn="0" w:lastRowFirstColumn="0" w:lastRowLastColumn="0"/>
+              <w:rPr>
+                <w:rFonts w:ascii="Calibri" w:hAnsi="Calibri" w:cs="Calibri"/>
+              </w:rPr>
+            </w:pPr>
+            <w:r>
+              <w:rPr>
+                <w:rFonts w:ascii="Calibri" w:hAnsi="Calibri" w:cs="Calibri"/>
+              </w:rPr>
+              <w:t>Traceability</w:t>
             </w:r>
           </w:p>
         </w:tc>
@@ -1161,30 +1187,34 @@
               <w:right w:val="single" w:sz="4" w:space="0" w:color="E59EDC" w:themeColor="accent5" w:themeTint="66"/>
             </w:tcBorders>
             <w:shd w:val="clear" w:color="auto" w:fill="F2CEED" w:themeFill="accent5" w:themeFillTint="33"/>
-          </w:tcPr>
-          <w:p>
-            <w:pPr>
-              <w:jc w:val="center"/>
-              <w:rPr>
-                <w:rFonts w:ascii="Calibri" w:hAnsi="Calibri" w:cs="Calibri"/>
-              </w:rPr>
-            </w:pPr>
-            <w:r>
-              <w:rPr>
-                <w:rFonts w:ascii="Calibri" w:hAnsi="Calibri" w:cs="Calibri"/>
+            <w:vAlign w:val="center"/>
+          </w:tcPr>
+          <w:p>
+            <w:pPr>
+              <w:jc w:val="center"/>
+              <w:rPr>
+                <w:rFonts w:ascii="Calibri" w:hAnsi="Calibri" w:cs="Calibri"/>
+              </w:rPr>
+            </w:pPr>
+            <w:r>
+              <w:rPr>
+                <w:rStyle w:val="Strong"/>
+                <w:color w:val="1F1F1F"/>
+                <w:bdr w:val="none" w:sz="0" w:space="0" w:color="auto" w:frame="1"/>
               </w:rPr>
               <w:lastRenderedPageBreak/>
-              <w:t>T5</w:t>
-            </w:r>
-          </w:p>
-        </w:tc>
-        <w:tc>
-          <w:tcPr>
-            <w:tcW w:w="2309" w:type="pct"/>
+              <w:t>Task ID</w:t>
+            </w:r>
+          </w:p>
+        </w:tc>
+        <w:tc>
+          <w:tcPr>
+            <w:tcW w:w="1834" w:type="pct"/>
             <w:tcBorders>
               <w:top w:val="single" w:sz="4" w:space="0" w:color="E59EDC" w:themeColor="accent5" w:themeTint="66"/>
               <w:left w:val="single" w:sz="4" w:space="0" w:color="E59EDC" w:themeColor="accent5" w:themeTint="66"/>
             </w:tcBorders>
+            <w:vAlign w:val="center"/>
           </w:tcPr>
           <w:p>
             <w:pPr>
@@ -1196,40 +1226,21 @@
             </w:pPr>
             <w:r>
               <w:rPr>
-                <w:rFonts w:ascii="Calibri" w:hAnsi="Calibri" w:cs="Calibri"/>
-                <w:b/>
-                <w:bCs/>
-              </w:rPr>
-              <w:t>Implementation</w:t>
-            </w:r>
-            <w:r>
-              <w:rPr>
-                <w:rFonts w:ascii="Calibri" w:hAnsi="Calibri" w:cs="Calibri"/>
-              </w:rPr>
-              <w:t xml:space="preserve">: Populate </w:t>
-            </w:r>
-            <w:proofErr w:type="spellStart"/>
-            <w:r>
-              <w:rPr>
-                <w:rFonts w:ascii="Calibri" w:hAnsi="Calibri" w:cs="Calibri"/>
-              </w:rPr>
-              <w:t>mockData.ts</w:t>
-            </w:r>
-            <w:proofErr w:type="spellEnd"/>
-            <w:r>
-              <w:rPr>
-                <w:rFonts w:ascii="Calibri" w:hAnsi="Calibri" w:cs="Calibri"/>
-              </w:rPr>
-              <w:t xml:space="preserve"> with 3NF-compliant clinical entities.</w:t>
-            </w:r>
-          </w:p>
-        </w:tc>
-        <w:tc>
-          <w:tcPr>
-            <w:tcW w:w="1178" w:type="pct"/>
+                <w:rStyle w:val="Strong"/>
+                <w:color w:val="1F1F1F"/>
+                <w:bdr w:val="none" w:sz="0" w:space="0" w:color="auto" w:frame="1"/>
+              </w:rPr>
+              <w:t>Technical Task</w:t>
+            </w:r>
+          </w:p>
+        </w:tc>
+        <w:tc>
+          <w:tcPr>
+            <w:tcW w:w="824" w:type="pct"/>
             <w:tcBorders>
               <w:top w:val="single" w:sz="4" w:space="0" w:color="E59EDC" w:themeColor="accent5" w:themeTint="66"/>
             </w:tcBorders>
+            <w:vAlign w:val="center"/>
           </w:tcPr>
           <w:p>
             <w:pPr>
@@ -1242,21 +1253,21 @@
             </w:pPr>
             <w:r>
               <w:rPr>
-                <w:rFonts w:ascii="Calibri" w:hAnsi="Calibri" w:cs="Calibri"/>
-                <w:b/>
-                <w:bCs/>
-                <w:lang w:val="en-US"/>
-              </w:rPr>
-              <w:t>All</w:t>
-            </w:r>
-          </w:p>
-        </w:tc>
-        <w:tc>
-          <w:tcPr>
-            <w:tcW w:w="571" w:type="pct"/>
+                <w:rStyle w:val="Strong"/>
+                <w:color w:val="1F1F1F"/>
+                <w:bdr w:val="none" w:sz="0" w:space="0" w:color="auto" w:frame="1"/>
+              </w:rPr>
+              <w:t>Story Link</w:t>
+            </w:r>
+          </w:p>
+        </w:tc>
+        <w:tc>
+          <w:tcPr>
+            <w:tcW w:w="561" w:type="pct"/>
             <w:tcBorders>
               <w:top w:val="single" w:sz="4" w:space="0" w:color="E59EDC" w:themeColor="accent5" w:themeTint="66"/>
             </w:tcBorders>
+            <w:vAlign w:val="center"/>
           </w:tcPr>
           <w:p>
             <w:pPr>
@@ -1268,18 +1279,21 @@
             </w:pPr>
             <w:r>
               <w:rPr>
-                <w:rFonts w:ascii="Calibri" w:hAnsi="Calibri" w:cs="Calibri"/>
-              </w:rPr>
-              <w:t>2</w:t>
-            </w:r>
-          </w:p>
-        </w:tc>
-        <w:tc>
-          <w:tcPr>
-            <w:tcW w:w="571" w:type="pct"/>
+                <w:rStyle w:val="Strong"/>
+                <w:color w:val="1F1F1F"/>
+                <w:bdr w:val="none" w:sz="0" w:space="0" w:color="auto" w:frame="1"/>
+              </w:rPr>
+              <w:t>Estimate</w:t>
+            </w:r>
+          </w:p>
+        </w:tc>
+        <w:tc>
+          <w:tcPr>
+            <w:tcW w:w="593" w:type="pct"/>
             <w:tcBorders>
               <w:top w:val="single" w:sz="4" w:space="0" w:color="E59EDC" w:themeColor="accent5" w:themeTint="66"/>
             </w:tcBorders>
+            <w:vAlign w:val="center"/>
           </w:tcPr>
           <w:p>
             <w:pPr>
@@ -1291,9 +1305,37 @@
             </w:pPr>
             <w:r>
               <w:rPr>
-                <w:rFonts w:ascii="Calibri" w:hAnsi="Calibri" w:cs="Calibri"/>
-              </w:rPr>
-              <w:t>Complete</w:t>
+                <w:rStyle w:val="Strong"/>
+                <w:color w:val="1F1F1F"/>
+                <w:bdr w:val="none" w:sz="0" w:space="0" w:color="auto" w:frame="1"/>
+              </w:rPr>
+              <w:t>Status</w:t>
+            </w:r>
+          </w:p>
+        </w:tc>
+        <w:tc>
+          <w:tcPr>
+            <w:tcW w:w="816" w:type="pct"/>
+            <w:tcBorders>
+              <w:top w:val="single" w:sz="4" w:space="0" w:color="E59EDC" w:themeColor="accent5" w:themeTint="66"/>
+            </w:tcBorders>
+            <w:vAlign w:val="center"/>
+          </w:tcPr>
+          <w:p>
+            <w:pPr>
+              <w:jc w:val="center"/>
+              <w:cnfStyle w:val="000000100000" w:firstRow="0" w:lastRow="0" w:firstColumn="0" w:lastColumn="0" w:oddVBand="0" w:evenVBand="0" w:oddHBand="1" w:evenHBand="0" w:firstRowFirstColumn="0" w:firstRowLastColumn="0" w:lastRowFirstColumn="0" w:lastRowLastColumn="0"/>
+              <w:rPr>
+                <w:rFonts w:ascii="Calibri" w:hAnsi="Calibri" w:cs="Calibri"/>
+              </w:rPr>
+            </w:pPr>
+            <w:r>
+              <w:rPr>
+                <w:rStyle w:val="Strong"/>
+                <w:color w:val="1F1F1F"/>
+                <w:bdr w:val="none" w:sz="0" w:space="0" w:color="auto" w:frame="1"/>
+              </w:rPr>
+              <w:t>Traceability</w:t>
             </w:r>
           </w:p>
         </w:tc>
@@ -1309,28 +1351,33 @@
               <w:bottom w:val="single" w:sz="4" w:space="0" w:color="E59EDC" w:themeColor="accent5" w:themeTint="66"/>
               <w:right w:val="single" w:sz="4" w:space="0" w:color="E59EDC" w:themeColor="accent5" w:themeTint="66"/>
             </w:tcBorders>
-          </w:tcPr>
-          <w:p>
-            <w:pPr>
-              <w:jc w:val="center"/>
-              <w:rPr>
-                <w:rFonts w:ascii="Calibri" w:hAnsi="Calibri" w:cs="Calibri"/>
-              </w:rPr>
-            </w:pPr>
-            <w:r>
-              <w:rPr>
-                <w:rFonts w:ascii="Calibri" w:hAnsi="Calibri" w:cs="Calibri"/>
-              </w:rPr>
-              <w:t>T6</w:t>
-            </w:r>
-          </w:p>
-        </w:tc>
-        <w:tc>
-          <w:tcPr>
-            <w:tcW w:w="2309" w:type="pct"/>
+            <w:vAlign w:val="center"/>
+          </w:tcPr>
+          <w:p>
+            <w:pPr>
+              <w:jc w:val="center"/>
+              <w:rPr>
+                <w:rFonts w:ascii="Calibri" w:hAnsi="Calibri" w:cs="Calibri"/>
+              </w:rPr>
+            </w:pPr>
+            <w:r>
+              <w:rPr>
+                <w:b/>
+                <w:bCs/>
+                <w:color w:val="1F1F1F"/>
+                <w:bdr w:val="none" w:sz="0" w:space="0" w:color="auto" w:frame="1"/>
+              </w:rPr>
+              <w:t>T5</w:t>
+            </w:r>
+          </w:p>
+        </w:tc>
+        <w:tc>
+          <w:tcPr>
+            <w:tcW w:w="1834" w:type="pct"/>
             <w:tcBorders>
               <w:left w:val="single" w:sz="4" w:space="0" w:color="E59EDC" w:themeColor="accent5" w:themeTint="66"/>
             </w:tcBorders>
+            <w:vAlign w:val="center"/>
           </w:tcPr>
           <w:p>
             <w:pPr>
@@ -1338,109 +1385,140 @@
               <w:cnfStyle w:val="000000000000" w:firstRow="0" w:lastRow="0" w:firstColumn="0" w:lastColumn="0" w:oddVBand="0" w:evenVBand="0" w:oddHBand="0" w:evenHBand="0" w:firstRowFirstColumn="0" w:firstRowLastColumn="0" w:lastRowFirstColumn="0" w:lastRowLastColumn="0"/>
               <w:rPr>
                 <w:rFonts w:ascii="Calibri" w:hAnsi="Calibri" w:cs="Calibri"/>
-                <w:lang w:val="en-US"/>
-              </w:rPr>
-            </w:pPr>
-            <w:r>
-              <w:rPr>
-                <w:rFonts w:ascii="Calibri" w:hAnsi="Calibri" w:cs="Calibri"/>
+              </w:rPr>
+            </w:pPr>
+            <w:r>
+              <w:rPr>
                 <w:b/>
                 <w:bCs/>
+                <w:color w:val="1F1F1F"/>
+                <w:bdr w:val="none" w:sz="0" w:space="0" w:color="auto" w:frame="1"/>
+              </w:rPr>
+              <w:t>Implementation</w:t>
+            </w:r>
+            <w:r>
+              <w:rPr>
+                <w:color w:val="1F1F1F"/>
+                <w:bdr w:val="none" w:sz="0" w:space="0" w:color="auto" w:frame="1"/>
+              </w:rPr>
+              <w:t xml:space="preserve">: Populate </w:t>
+            </w:r>
+            <w:proofErr w:type="spellStart"/>
+            <w:r>
+              <w:rPr>
+                <w:rStyle w:val="HTMLCode"/>
+                <w:rFonts w:eastAsiaTheme="majorEastAsia" w:cs="Arial"/>
+                <w:color w:val="444746"/>
+                <w:bdr w:val="none" w:sz="0" w:space="0" w:color="auto" w:frame="1"/>
+              </w:rPr>
+              <w:t>mockData.ts</w:t>
+            </w:r>
+            <w:proofErr w:type="spellEnd"/>
+            <w:r>
+              <w:rPr>
+                <w:color w:val="1F1F1F"/>
+                <w:bdr w:val="none" w:sz="0" w:space="0" w:color="auto" w:frame="1"/>
+              </w:rPr>
+              <w:t xml:space="preserve"> with 3NF entities.</w:t>
+            </w:r>
+          </w:p>
+        </w:tc>
+        <w:tc>
+          <w:tcPr>
+            <w:tcW w:w="824" w:type="pct"/>
+            <w:vAlign w:val="center"/>
+          </w:tcPr>
+          <w:p>
+            <w:pPr>
+              <w:jc w:val="center"/>
+              <w:cnfStyle w:val="000000000000" w:firstRow="0" w:lastRow="0" w:firstColumn="0" w:lastColumn="0" w:oddVBand="0" w:evenVBand="0" w:oddHBand="0" w:evenHBand="0" w:firstRowFirstColumn="0" w:firstRowLastColumn="0" w:lastRowFirstColumn="0" w:lastRowLastColumn="0"/>
+              <w:rPr>
+                <w:rFonts w:ascii="Calibri" w:hAnsi="Calibri" w:cs="Calibri"/>
+              </w:rPr>
+            </w:pPr>
+            <w:r>
+              <w:rPr>
+                <w:color w:val="1F1F1F"/>
+                <w:bdr w:val="none" w:sz="0" w:space="0" w:color="auto" w:frame="1"/>
+              </w:rPr>
+              <w:t>All</w:t>
+            </w:r>
+          </w:p>
+        </w:tc>
+        <w:tc>
+          <w:tcPr>
+            <w:tcW w:w="561" w:type="pct"/>
+            <w:vAlign w:val="center"/>
+          </w:tcPr>
+          <w:p>
+            <w:pPr>
+              <w:jc w:val="center"/>
+              <w:cnfStyle w:val="000000000000" w:firstRow="0" w:lastRow="0" w:firstColumn="0" w:lastColumn="0" w:oddVBand="0" w:evenVBand="0" w:oddHBand="0" w:evenHBand="0" w:firstRowFirstColumn="0" w:firstRowLastColumn="0" w:lastRowFirstColumn="0" w:lastRowLastColumn="0"/>
+              <w:rPr>
+                <w:rFonts w:ascii="Calibri" w:hAnsi="Calibri" w:cs="Calibri"/>
+              </w:rPr>
+            </w:pPr>
+            <w:r>
+              <w:rPr>
+                <w:color w:val="1F1F1F"/>
+                <w:bdr w:val="none" w:sz="0" w:space="0" w:color="auto" w:frame="1"/>
+              </w:rPr>
+              <w:t>2</w:t>
+            </w:r>
+          </w:p>
+        </w:tc>
+        <w:tc>
+          <w:tcPr>
+            <w:tcW w:w="593" w:type="pct"/>
+            <w:vAlign w:val="center"/>
+          </w:tcPr>
+          <w:p>
+            <w:pPr>
+              <w:jc w:val="center"/>
+              <w:cnfStyle w:val="000000000000" w:firstRow="0" w:lastRow="0" w:firstColumn="0" w:lastColumn="0" w:oddVBand="0" w:evenVBand="0" w:oddHBand="0" w:evenHBand="0" w:firstRowFirstColumn="0" w:firstRowLastColumn="0" w:lastRowFirstColumn="0" w:lastRowLastColumn="0"/>
+              <w:rPr>
+                <w:rFonts w:ascii="Calibri" w:hAnsi="Calibri" w:cs="Calibri"/>
+              </w:rPr>
+            </w:pPr>
+            <w:r>
+              <w:rPr>
+                <w:b/>
+                <w:bCs/>
+                <w:color w:val="1F1F1F"/>
+                <w:bdr w:val="none" w:sz="0" w:space="0" w:color="auto" w:frame="1"/>
+              </w:rPr>
+              <w:t>Complete</w:t>
+            </w:r>
+          </w:p>
+        </w:tc>
+        <w:tc>
+          <w:tcPr>
+            <w:tcW w:w="816" w:type="pct"/>
+            <w:vAlign w:val="center"/>
+          </w:tcPr>
+          <w:p>
+            <w:pPr>
+              <w:jc w:val="center"/>
+              <w:cnfStyle w:val="000000000000" w:firstRow="0" w:lastRow="0" w:firstColumn="0" w:lastColumn="0" w:oddVBand="0" w:evenVBand="0" w:oddHBand="0" w:evenHBand="0" w:firstRowFirstColumn="0" w:firstRowLastColumn="0" w:lastRowFirstColumn="0" w:lastRowLastColumn="0"/>
+              <w:rPr>
+                <w:rFonts w:ascii="Calibri" w:hAnsi="Calibri" w:cs="Calibri"/>
                 <w:lang w:val="en-US"/>
               </w:rPr>
-              <w:t>Security</w:t>
-            </w:r>
-            <w:r>
-              <w:rPr>
-                <w:rFonts w:ascii="Calibri" w:hAnsi="Calibri" w:cs="Calibri"/>
-                <w:lang w:val="en-US"/>
-              </w:rPr>
-              <w:t>: Build +</w:t>
-            </w:r>
-            <w:proofErr w:type="spellStart"/>
-            <w:r>
-              <w:rPr>
-                <w:rFonts w:ascii="Calibri" w:hAnsi="Calibri" w:cs="Calibri"/>
-                <w:lang w:val="en-US"/>
-              </w:rPr>
-              <w:t>page.server.ts</w:t>
-            </w:r>
-            <w:proofErr w:type="spellEnd"/>
-            <w:r>
-              <w:rPr>
-                <w:rFonts w:ascii="Calibri" w:hAnsi="Calibri" w:cs="Calibri"/>
-                <w:lang w:val="en-US"/>
-              </w:rPr>
-              <w:t xml:space="preserve"> actions for login validation.</w:t>
-            </w:r>
-          </w:p>
-          <w:p>
-            <w:pPr>
-              <w:jc w:val="left"/>
-              <w:cnfStyle w:val="000000000000" w:firstRow="0" w:lastRow="0" w:firstColumn="0" w:lastColumn="0" w:oddVBand="0" w:evenVBand="0" w:oddHBand="0" w:evenHBand="0" w:firstRowFirstColumn="0" w:firstRowLastColumn="0" w:lastRowFirstColumn="0" w:lastRowLastColumn="0"/>
-              <w:rPr>
-                <w:rFonts w:ascii="Calibri" w:hAnsi="Calibri" w:cs="Calibri"/>
-              </w:rPr>
-            </w:pPr>
-          </w:p>
-        </w:tc>
-        <w:tc>
-          <w:tcPr>
-            <w:tcW w:w="1178" w:type="pct"/>
-          </w:tcPr>
-          <w:p>
-            <w:pPr>
-              <w:jc w:val="center"/>
-              <w:cnfStyle w:val="000000000000" w:firstRow="0" w:lastRow="0" w:firstColumn="0" w:lastColumn="0" w:oddVBand="0" w:evenVBand="0" w:oddHBand="0" w:evenHBand="0" w:firstRowFirstColumn="0" w:firstRowLastColumn="0" w:lastRowFirstColumn="0" w:lastRowLastColumn="0"/>
-              <w:rPr>
-                <w:rFonts w:ascii="Calibri" w:hAnsi="Calibri" w:cs="Calibri"/>
-              </w:rPr>
-            </w:pPr>
-            <w:r>
-              <w:rPr>
-                <w:rFonts w:ascii="Calibri" w:hAnsi="Calibri" w:cs="Calibri"/>
-              </w:rPr>
-              <w:t>Story 01</w:t>
-            </w:r>
-          </w:p>
-        </w:tc>
-        <w:tc>
-          <w:tcPr>
-            <w:tcW w:w="571" w:type="pct"/>
-          </w:tcPr>
-          <w:p>
-            <w:pPr>
-              <w:jc w:val="center"/>
-              <w:cnfStyle w:val="000000000000" w:firstRow="0" w:lastRow="0" w:firstColumn="0" w:lastColumn="0" w:oddVBand="0" w:evenVBand="0" w:oddHBand="0" w:evenHBand="0" w:firstRowFirstColumn="0" w:firstRowLastColumn="0" w:lastRowFirstColumn="0" w:lastRowLastColumn="0"/>
-              <w:rPr>
-                <w:rFonts w:ascii="Calibri" w:hAnsi="Calibri" w:cs="Calibri"/>
-              </w:rPr>
-            </w:pPr>
-            <w:r>
-              <w:rPr>
-                <w:rFonts w:ascii="Calibri" w:hAnsi="Calibri" w:cs="Calibri"/>
-              </w:rPr>
-              <w:t>3</w:t>
-            </w:r>
-          </w:p>
-        </w:tc>
-        <w:tc>
-          <w:tcPr>
-            <w:tcW w:w="571" w:type="pct"/>
-          </w:tcPr>
-          <w:p>
-            <w:pPr>
-              <w:jc w:val="center"/>
-              <w:cnfStyle w:val="000000000000" w:firstRow="0" w:lastRow="0" w:firstColumn="0" w:lastColumn="0" w:oddVBand="0" w:evenVBand="0" w:oddHBand="0" w:evenHBand="0" w:firstRowFirstColumn="0" w:firstRowLastColumn="0" w:lastRowFirstColumn="0" w:lastRowLastColumn="0"/>
-              <w:rPr>
-                <w:rFonts w:ascii="Calibri" w:hAnsi="Calibri" w:cs="Calibri"/>
-              </w:rPr>
-            </w:pPr>
-            <w:r>
-              <w:rPr>
-                <w:rFonts w:ascii="Calibri" w:hAnsi="Calibri" w:cs="Calibri"/>
-              </w:rPr>
-              <w:t>Complete</w:t>
+            </w:pPr>
+            <w:r>
+              <w:rPr>
+                <w:rStyle w:val="citation-4984"/>
+                <w:color w:val="1F1F1F"/>
+                <w:bdr w:val="none" w:sz="0" w:space="0" w:color="auto" w:frame="1"/>
+              </w:rPr>
+              <w:t>Maps LDM to code</w:t>
+            </w:r>
+            <w:r>
+              <w:rPr>
+                <w:color w:val="1F1F1F"/>
+                <w:bdr w:val="none" w:sz="0" w:space="0" w:color="auto" w:frame="1"/>
+              </w:rPr>
+              <w:t>.</w:t>
             </w:r>
           </w:p>
         </w:tc>
@@ -1460,28 +1538,33 @@
               <w:right w:val="single" w:sz="4" w:space="0" w:color="E59EDC" w:themeColor="accent5" w:themeTint="66"/>
             </w:tcBorders>
             <w:shd w:val="clear" w:color="auto" w:fill="F2CEED" w:themeFill="accent5" w:themeFillTint="33"/>
-          </w:tcPr>
-          <w:p>
-            <w:pPr>
-              <w:jc w:val="center"/>
-              <w:rPr>
-                <w:rFonts w:ascii="Calibri" w:hAnsi="Calibri" w:cs="Calibri"/>
-              </w:rPr>
-            </w:pPr>
-            <w:r>
-              <w:rPr>
-                <w:rFonts w:ascii="Calibri" w:hAnsi="Calibri" w:cs="Calibri"/>
-              </w:rPr>
-              <w:t>T7</w:t>
-            </w:r>
-          </w:p>
-        </w:tc>
-        <w:tc>
-          <w:tcPr>
-            <w:tcW w:w="2309" w:type="pct"/>
+            <w:vAlign w:val="center"/>
+          </w:tcPr>
+          <w:p>
+            <w:pPr>
+              <w:jc w:val="center"/>
+              <w:rPr>
+                <w:rFonts w:ascii="Calibri" w:hAnsi="Calibri" w:cs="Calibri"/>
+              </w:rPr>
+            </w:pPr>
+            <w:r>
+              <w:rPr>
+                <w:b/>
+                <w:bCs/>
+                <w:color w:val="1F1F1F"/>
+                <w:bdr w:val="none" w:sz="0" w:space="0" w:color="auto" w:frame="1"/>
+              </w:rPr>
+              <w:t>T11</w:t>
+            </w:r>
+          </w:p>
+        </w:tc>
+        <w:tc>
+          <w:tcPr>
+            <w:tcW w:w="1834" w:type="pct"/>
             <w:tcBorders>
               <w:left w:val="single" w:sz="4" w:space="0" w:color="E59EDC" w:themeColor="accent5" w:themeTint="66"/>
             </w:tcBorders>
+            <w:vAlign w:val="center"/>
           </w:tcPr>
           <w:p>
             <w:pPr>
@@ -1493,23 +1576,62 @@
             </w:pPr>
             <w:r>
               <w:rPr>
-                <w:rFonts w:ascii="Calibri" w:hAnsi="Calibri" w:cs="Calibri"/>
                 <w:b/>
                 <w:bCs/>
-              </w:rPr>
-              <w:t>Frontend</w:t>
-            </w:r>
-            <w:r>
-              <w:rPr>
-                <w:rFonts w:ascii="Calibri" w:hAnsi="Calibri" w:cs="Calibri"/>
-              </w:rPr>
-              <w:t>: Build Login UI with Tailwind CSS forms plugin.</w:t>
-            </w:r>
-          </w:p>
-        </w:tc>
-        <w:tc>
-          <w:tcPr>
-            <w:tcW w:w="1178" w:type="pct"/>
+                <w:color w:val="1F1F1F"/>
+                <w:bdr w:val="none" w:sz="0" w:space="0" w:color="auto" w:frame="1"/>
+              </w:rPr>
+              <w:t>Security</w:t>
+            </w:r>
+            <w:r>
+              <w:rPr>
+                <w:color w:val="1F1F1F"/>
+                <w:bdr w:val="none" w:sz="0" w:space="0" w:color="auto" w:frame="1"/>
+              </w:rPr>
+              <w:t xml:space="preserve">: Implement </w:t>
+            </w:r>
+            <w:proofErr w:type="spellStart"/>
+            <w:r>
+              <w:rPr>
+                <w:rStyle w:val="HTMLCode"/>
+                <w:rFonts w:eastAsiaTheme="majorEastAsia" w:cs="Arial"/>
+                <w:color w:val="444746"/>
+                <w:bdr w:val="none" w:sz="0" w:space="0" w:color="auto" w:frame="1"/>
+              </w:rPr>
+              <w:t>bcryptjs</w:t>
+            </w:r>
+            <w:proofErr w:type="spellEnd"/>
+            <w:r>
+              <w:rPr>
+                <w:color w:val="1F1F1F"/>
+                <w:bdr w:val="none" w:sz="0" w:space="0" w:color="auto" w:frame="1"/>
+              </w:rPr>
+              <w:t xml:space="preserve"> hashing for </w:t>
+            </w:r>
+            <w:proofErr w:type="spellStart"/>
+            <w:r>
+              <w:rPr>
+                <w:rStyle w:val="HTMLCode"/>
+                <w:rFonts w:eastAsiaTheme="majorEastAsia" w:cs="Arial"/>
+                <w:color w:val="444746"/>
+                <w:bdr w:val="none" w:sz="0" w:space="0" w:color="auto" w:frame="1"/>
+              </w:rPr>
+              <w:t>password_hash</w:t>
+            </w:r>
+            <w:proofErr w:type="spellEnd"/>
+            <w:r>
+              <w:rPr>
+                <w:color w:val="1F1F1F"/>
+                <w:bdr w:val="none" w:sz="0" w:space="0" w:color="auto" w:frame="1"/>
+              </w:rPr>
+              <w:t>.</w:t>
+            </w:r>
+          </w:p>
+        </w:tc>
+        <w:tc>
+          <w:tcPr>
+            <w:tcW w:w="824" w:type="pct"/>
+            <w:vAlign w:val="center"/>
           </w:tcPr>
           <w:p>
             <w:pPr>
@@ -1521,7 +1643,8 @@
             </w:pPr>
             <w:r>
               <w:rPr>
-                <w:rFonts w:ascii="Calibri" w:hAnsi="Calibri" w:cs="Calibri"/>
+                <w:color w:val="1F1F1F"/>
+                <w:bdr w:val="none" w:sz="0" w:space="0" w:color="auto" w:frame="1"/>
               </w:rPr>
               <w:t>Story 01</w:t>
             </w:r>
@@ -1529,7 +1652,8 @@
         </w:tc>
         <w:tc>
           <w:tcPr>
-            <w:tcW w:w="571" w:type="pct"/>
+            <w:tcW w:w="561" w:type="pct"/>
+            <w:vAlign w:val="center"/>
           </w:tcPr>
           <w:p>
             <w:pPr>
@@ -1541,7 +1665,8 @@
             </w:pPr>
             <w:r>
               <w:rPr>
-                <w:rFonts w:ascii="Calibri" w:hAnsi="Calibri" w:cs="Calibri"/>
+                <w:color w:val="1F1F1F"/>
+                <w:bdr w:val="none" w:sz="0" w:space="0" w:color="auto" w:frame="1"/>
               </w:rPr>
               <w:t>3</w:t>
             </w:r>
@@ -1549,7 +1674,8 @@
         </w:tc>
         <w:tc>
           <w:tcPr>
-            <w:tcW w:w="571" w:type="pct"/>
+            <w:tcW w:w="593" w:type="pct"/>
+            <w:vAlign w:val="center"/>
           </w:tcPr>
           <w:p>
             <w:pPr>
@@ -1561,9 +1687,53 @@
             </w:pPr>
             <w:r>
               <w:rPr>
-                <w:rFonts w:ascii="Calibri" w:hAnsi="Calibri" w:cs="Calibri"/>
+                <w:b/>
+                <w:bCs/>
+                <w:color w:val="1F1F1F"/>
+                <w:bdr w:val="none" w:sz="0" w:space="0" w:color="auto" w:frame="1"/>
               </w:rPr>
               <w:t>Complete</w:t>
+            </w:r>
+          </w:p>
+        </w:tc>
+        <w:tc>
+          <w:tcPr>
+            <w:tcW w:w="816" w:type="pct"/>
+            <w:vAlign w:val="center"/>
+          </w:tcPr>
+          <w:p>
+            <w:pPr>
+              <w:jc w:val="center"/>
+              <w:cnfStyle w:val="000000100000" w:firstRow="0" w:lastRow="0" w:firstColumn="0" w:lastColumn="0" w:oddVBand="0" w:evenVBand="0" w:oddHBand="1" w:evenHBand="0" w:firstRowFirstColumn="0" w:firstRowLastColumn="0" w:lastRowFirstColumn="0" w:lastRowLastColumn="0"/>
+              <w:rPr>
+                <w:rFonts w:ascii="Calibri" w:hAnsi="Calibri" w:cs="Calibri"/>
+                <w:lang w:val="en-US"/>
+              </w:rPr>
+            </w:pPr>
+            <w:proofErr w:type="spellStart"/>
+            <w:r>
+              <w:rPr>
+                <w:rStyle w:val="citation-4983"/>
+                <w:color w:val="1F1F1F"/>
+                <w:bdr w:val="none" w:sz="0" w:space="0" w:color="auto" w:frame="1"/>
+              </w:rPr>
+              <w:t>Fulfills</w:t>
+            </w:r>
+            <w:proofErr w:type="spellEnd"/>
+            <w:r>
+              <w:rPr>
+                <w:rStyle w:val="citation-4983"/>
+                <w:color w:val="1F1F1F"/>
+                <w:bdr w:val="none" w:sz="0" w:space="0" w:color="auto" w:frame="1"/>
+              </w:rPr>
+              <w:t xml:space="preserve"> NFR1 &amp; LDM</w:t>
+            </w:r>
+            <w:r>
+              <w:rPr>
+                <w:color w:val="1F1F1F"/>
+                <w:bdr w:val="none" w:sz="0" w:space="0" w:color="auto" w:frame="1"/>
+              </w:rPr>
+              <w:t>.</w:t>
             </w:r>
           </w:p>
         </w:tc>
@@ -1579,17 +1749,21 @@
               <w:bottom w:val="single" w:sz="4" w:space="0" w:color="E59EDC" w:themeColor="accent5" w:themeTint="66"/>
               <w:right w:val="single" w:sz="4" w:space="0" w:color="E59EDC" w:themeColor="accent5" w:themeTint="66"/>
             </w:tcBorders>
-          </w:tcPr>
-          <w:p>
-            <w:pPr>
-              <w:jc w:val="center"/>
-              <w:rPr>
-                <w:rFonts w:ascii="Calibri" w:hAnsi="Calibri" w:cs="Calibri"/>
-              </w:rPr>
-            </w:pPr>
-            <w:r>
-              <w:rPr>
-                <w:rFonts w:ascii="Calibri" w:hAnsi="Calibri" w:cs="Calibri"/>
+            <w:vAlign w:val="center"/>
+          </w:tcPr>
+          <w:p>
+            <w:pPr>
+              <w:jc w:val="center"/>
+              <w:rPr>
+                <w:rFonts w:ascii="Calibri" w:hAnsi="Calibri" w:cs="Calibri"/>
+              </w:rPr>
+            </w:pPr>
+            <w:r>
+              <w:rPr>
+                <w:b/>
+                <w:bCs/>
+                <w:color w:val="1F1F1F"/>
+                <w:bdr w:val="none" w:sz="0" w:space="0" w:color="auto" w:frame="1"/>
               </w:rPr>
               <w:t>T8</w:t>
             </w:r>
@@ -1597,10 +1771,11 @@
         </w:tc>
         <w:tc>
           <w:tcPr>
-            <w:tcW w:w="2309" w:type="pct"/>
+            <w:tcW w:w="1834" w:type="pct"/>
             <w:tcBorders>
               <w:left w:val="single" w:sz="4" w:space="0" w:color="E59EDC" w:themeColor="accent5" w:themeTint="66"/>
             </w:tcBorders>
+            <w:vAlign w:val="center"/>
           </w:tcPr>
           <w:p>
             <w:pPr>
@@ -1608,109 +1783,138 @@
               <w:cnfStyle w:val="000000000000" w:firstRow="0" w:lastRow="0" w:firstColumn="0" w:lastColumn="0" w:oddVBand="0" w:evenVBand="0" w:oddHBand="0" w:evenHBand="0" w:firstRowFirstColumn="0" w:firstRowLastColumn="0" w:lastRowFirstColumn="0" w:lastRowLastColumn="0"/>
               <w:rPr>
                 <w:rFonts w:ascii="Calibri" w:hAnsi="Calibri" w:cs="Calibri"/>
-                <w:lang w:val="en-US"/>
-              </w:rPr>
-            </w:pPr>
-            <w:r>
-              <w:rPr>
-                <w:rFonts w:ascii="Calibri" w:hAnsi="Calibri" w:cs="Calibri"/>
+              </w:rPr>
+            </w:pPr>
+            <w:r>
+              <w:rPr>
                 <w:b/>
                 <w:bCs/>
-                <w:lang w:val="en-US"/>
+                <w:color w:val="1F1F1F"/>
+                <w:bdr w:val="none" w:sz="0" w:space="0" w:color="auto" w:frame="1"/>
               </w:rPr>
               <w:t>TDD</w:t>
             </w:r>
             <w:r>
               <w:rPr>
-                <w:rFonts w:ascii="Calibri" w:hAnsi="Calibri" w:cs="Calibri"/>
-                <w:lang w:val="en-US"/>
-              </w:rPr>
-              <w:t xml:space="preserve">: Write Unit Tests for Login logic using the </w:t>
-            </w:r>
-            <w:r>
-              <w:rPr>
-                <w:rFonts w:ascii="Calibri" w:hAnsi="Calibri" w:cs="Calibri"/>
+                <w:color w:val="1F1F1F"/>
+                <w:bdr w:val="none" w:sz="0" w:space="0" w:color="auto" w:frame="1"/>
+              </w:rPr>
+              <w:t xml:space="preserve">: Write Unit Tests using the </w:t>
+            </w:r>
+            <w:r>
+              <w:rPr>
                 <w:b/>
                 <w:bCs/>
+                <w:color w:val="1F1F1F"/>
+                <w:bdr w:val="none" w:sz="0" w:space="0" w:color="auto" w:frame="1"/>
+              </w:rPr>
+              <w:t>AAA pattern</w:t>
+            </w:r>
+            <w:r>
+              <w:rPr>
+                <w:color w:val="1F1F1F"/>
+                <w:bdr w:val="none" w:sz="0" w:space="0" w:color="auto" w:frame="1"/>
+              </w:rPr>
+              <w:t>.</w:t>
+            </w:r>
+          </w:p>
+        </w:tc>
+        <w:tc>
+          <w:tcPr>
+            <w:tcW w:w="824" w:type="pct"/>
+            <w:vAlign w:val="center"/>
+          </w:tcPr>
+          <w:p>
+            <w:pPr>
+              <w:jc w:val="center"/>
+              <w:cnfStyle w:val="000000000000" w:firstRow="0" w:lastRow="0" w:firstColumn="0" w:lastColumn="0" w:oddVBand="0" w:evenVBand="0" w:oddHBand="0" w:evenHBand="0" w:firstRowFirstColumn="0" w:firstRowLastColumn="0" w:lastRowFirstColumn="0" w:lastRowLastColumn="0"/>
+              <w:rPr>
+                <w:rFonts w:ascii="Calibri" w:hAnsi="Calibri" w:cs="Calibri"/>
+              </w:rPr>
+            </w:pPr>
+            <w:r>
+              <w:rPr>
+                <w:color w:val="1F1F1F"/>
+                <w:bdr w:val="none" w:sz="0" w:space="0" w:color="auto" w:frame="1"/>
+              </w:rPr>
+              <w:t>Story 01</w:t>
+            </w:r>
+          </w:p>
+        </w:tc>
+        <w:tc>
+          <w:tcPr>
+            <w:tcW w:w="561" w:type="pct"/>
+            <w:vAlign w:val="center"/>
+          </w:tcPr>
+          <w:p>
+            <w:pPr>
+              <w:jc w:val="center"/>
+              <w:cnfStyle w:val="000000000000" w:firstRow="0" w:lastRow="0" w:firstColumn="0" w:lastColumn="0" w:oddVBand="0" w:evenVBand="0" w:oddHBand="0" w:evenHBand="0" w:firstRowFirstColumn="0" w:firstRowLastColumn="0" w:lastRowFirstColumn="0" w:lastRowLastColumn="0"/>
+              <w:rPr>
+                <w:rFonts w:ascii="Calibri" w:hAnsi="Calibri" w:cs="Calibri"/>
+              </w:rPr>
+            </w:pPr>
+            <w:r>
+              <w:rPr>
+                <w:color w:val="1F1F1F"/>
+                <w:bdr w:val="none" w:sz="0" w:space="0" w:color="auto" w:frame="1"/>
+              </w:rPr>
+              <w:t>3</w:t>
+            </w:r>
+          </w:p>
+        </w:tc>
+        <w:tc>
+          <w:tcPr>
+            <w:tcW w:w="593" w:type="pct"/>
+            <w:vAlign w:val="center"/>
+          </w:tcPr>
+          <w:p>
+            <w:pPr>
+              <w:jc w:val="center"/>
+              <w:cnfStyle w:val="000000000000" w:firstRow="0" w:lastRow="0" w:firstColumn="0" w:lastColumn="0" w:oddVBand="0" w:evenVBand="0" w:oddHBand="0" w:evenHBand="0" w:firstRowFirstColumn="0" w:firstRowLastColumn="0" w:lastRowFirstColumn="0" w:lastRowLastColumn="0"/>
+              <w:rPr>
+                <w:rFonts w:ascii="Calibri" w:hAnsi="Calibri" w:cs="Calibri"/>
+              </w:rPr>
+            </w:pPr>
+            <w:r>
+              <w:rPr>
+                <w:b/>
+                <w:bCs/>
+                <w:color w:val="1F1F1F"/>
+                <w:bdr w:val="none" w:sz="0" w:space="0" w:color="auto" w:frame="1"/>
+              </w:rPr>
+              <w:t>Complete</w:t>
+            </w:r>
+          </w:p>
+        </w:tc>
+        <w:tc>
+          <w:tcPr>
+            <w:tcW w:w="816" w:type="pct"/>
+            <w:vAlign w:val="center"/>
+          </w:tcPr>
+          <w:p>
+            <w:pPr>
+              <w:jc w:val="center"/>
+              <w:cnfStyle w:val="000000000000" w:firstRow="0" w:lastRow="0" w:firstColumn="0" w:lastColumn="0" w:oddVBand="0" w:evenVBand="0" w:oddHBand="0" w:evenHBand="0" w:firstRowFirstColumn="0" w:firstRowLastColumn="0" w:lastRowFirstColumn="0" w:lastRowLastColumn="0"/>
+              <w:rPr>
+                <w:rFonts w:ascii="Calibri" w:hAnsi="Calibri" w:cs="Calibri"/>
                 <w:lang w:val="en-US"/>
               </w:rPr>
-              <w:t>AAA pattern</w:t>
-            </w:r>
-            <w:r>
-              <w:rPr>
-                <w:rFonts w:ascii="Calibri" w:hAnsi="Calibri" w:cs="Calibri"/>
-                <w:lang w:val="en-US"/>
+            </w:pPr>
+            <w:r>
+              <w:rPr>
+                <w:rStyle w:val="citation-4982"/>
+                <w:color w:val="1F1F1F"/>
+                <w:bdr w:val="none" w:sz="0" w:space="0" w:color="auto" w:frame="1"/>
+              </w:rPr>
+              <w:t>Proves PSD testing plan</w:t>
+            </w:r>
+            <w:r>
+              <w:rPr>
+                <w:color w:val="1F1F1F"/>
+                <w:bdr w:val="none" w:sz="0" w:space="0" w:color="auto" w:frame="1"/>
               </w:rPr>
               <w:t>.</w:t>
-            </w:r>
-          </w:p>
-          <w:p>
-            <w:pPr>
-              <w:jc w:val="left"/>
-              <w:cnfStyle w:val="000000000000" w:firstRow="0" w:lastRow="0" w:firstColumn="0" w:lastColumn="0" w:oddVBand="0" w:evenVBand="0" w:oddHBand="0" w:evenHBand="0" w:firstRowFirstColumn="0" w:firstRowLastColumn="0" w:lastRowFirstColumn="0" w:lastRowLastColumn="0"/>
-              <w:rPr>
-                <w:rFonts w:ascii="Calibri" w:hAnsi="Calibri" w:cs="Calibri"/>
-              </w:rPr>
-            </w:pPr>
-          </w:p>
-        </w:tc>
-        <w:tc>
-          <w:tcPr>
-            <w:tcW w:w="1178" w:type="pct"/>
-          </w:tcPr>
-          <w:p>
-            <w:pPr>
-              <w:jc w:val="center"/>
-              <w:cnfStyle w:val="000000000000" w:firstRow="0" w:lastRow="0" w:firstColumn="0" w:lastColumn="0" w:oddVBand="0" w:evenVBand="0" w:oddHBand="0" w:evenHBand="0" w:firstRowFirstColumn="0" w:firstRowLastColumn="0" w:lastRowFirstColumn="0" w:lastRowLastColumn="0"/>
-              <w:rPr>
-                <w:rFonts w:ascii="Calibri" w:hAnsi="Calibri" w:cs="Calibri"/>
-              </w:rPr>
-            </w:pPr>
-            <w:r>
-              <w:rPr>
-                <w:rFonts w:ascii="Calibri" w:hAnsi="Calibri" w:cs="Calibri"/>
-              </w:rPr>
-              <w:t>Story 01</w:t>
-            </w:r>
-          </w:p>
-        </w:tc>
-        <w:tc>
-          <w:tcPr>
-            <w:tcW w:w="571" w:type="pct"/>
-          </w:tcPr>
-          <w:p>
-            <w:pPr>
-              <w:jc w:val="center"/>
-              <w:cnfStyle w:val="000000000000" w:firstRow="0" w:lastRow="0" w:firstColumn="0" w:lastColumn="0" w:oddVBand="0" w:evenVBand="0" w:oddHBand="0" w:evenHBand="0" w:firstRowFirstColumn="0" w:firstRowLastColumn="0" w:lastRowFirstColumn="0" w:lastRowLastColumn="0"/>
-              <w:rPr>
-                <w:rFonts w:ascii="Calibri" w:hAnsi="Calibri" w:cs="Calibri"/>
-              </w:rPr>
-            </w:pPr>
-            <w:r>
-              <w:rPr>
-                <w:rFonts w:ascii="Calibri" w:hAnsi="Calibri" w:cs="Calibri"/>
-              </w:rPr>
-              <w:t>3</w:t>
-            </w:r>
-          </w:p>
-        </w:tc>
-        <w:tc>
-          <w:tcPr>
-            <w:tcW w:w="571" w:type="pct"/>
-          </w:tcPr>
-          <w:p>
-            <w:pPr>
-              <w:jc w:val="center"/>
-              <w:cnfStyle w:val="000000000000" w:firstRow="0" w:lastRow="0" w:firstColumn="0" w:lastColumn="0" w:oddVBand="0" w:evenVBand="0" w:oddHBand="0" w:evenHBand="0" w:firstRowFirstColumn="0" w:firstRowLastColumn="0" w:lastRowFirstColumn="0" w:lastRowLastColumn="0"/>
-              <w:rPr>
-                <w:rFonts w:ascii="Calibri" w:hAnsi="Calibri" w:cs="Calibri"/>
-              </w:rPr>
-            </w:pPr>
-            <w:r>
-              <w:rPr>
-                <w:rFonts w:ascii="Calibri" w:hAnsi="Calibri" w:cs="Calibri"/>
-              </w:rPr>
-              <w:t>In Progress</w:t>
             </w:r>
           </w:p>
         </w:tc>
@@ -1729,28 +1933,33 @@
               <w:bottom w:val="single" w:sz="4" w:space="0" w:color="E59EDC" w:themeColor="accent5" w:themeTint="66"/>
               <w:right w:val="single" w:sz="4" w:space="0" w:color="E59EDC" w:themeColor="accent5" w:themeTint="66"/>
             </w:tcBorders>
-          </w:tcPr>
-          <w:p>
-            <w:pPr>
-              <w:jc w:val="center"/>
-              <w:rPr>
-                <w:rFonts w:ascii="Calibri" w:hAnsi="Calibri" w:cs="Calibri"/>
-              </w:rPr>
-            </w:pPr>
-            <w:r>
-              <w:rPr>
-                <w:rFonts w:ascii="Calibri" w:hAnsi="Calibri" w:cs="Calibri"/>
-              </w:rPr>
-              <w:t>T9</w:t>
-            </w:r>
-          </w:p>
-        </w:tc>
-        <w:tc>
-          <w:tcPr>
-            <w:tcW w:w="2309" w:type="pct"/>
+            <w:vAlign w:val="center"/>
+          </w:tcPr>
+          <w:p>
+            <w:pPr>
+              <w:jc w:val="center"/>
+              <w:rPr>
+                <w:rFonts w:ascii="Calibri" w:hAnsi="Calibri" w:cs="Calibri"/>
+              </w:rPr>
+            </w:pPr>
+            <w:r>
+              <w:rPr>
+                <w:b/>
+                <w:bCs/>
+                <w:color w:val="1F1F1F"/>
+                <w:bdr w:val="none" w:sz="0" w:space="0" w:color="auto" w:frame="1"/>
+              </w:rPr>
+              <w:t>T6</w:t>
+            </w:r>
+          </w:p>
+        </w:tc>
+        <w:tc>
+          <w:tcPr>
+            <w:tcW w:w="1834" w:type="pct"/>
             <w:tcBorders>
               <w:left w:val="single" w:sz="4" w:space="0" w:color="E59EDC" w:themeColor="accent5" w:themeTint="66"/>
             </w:tcBorders>
+            <w:vAlign w:val="center"/>
           </w:tcPr>
           <w:p>
             <w:pPr>
@@ -1765,17 +1974,55 @@
             </w:pPr>
             <w:r>
               <w:rPr>
-                <w:rFonts w:ascii="Calibri" w:hAnsi="Calibri" w:cs="Calibri"/>
                 <w:b/>
                 <w:bCs/>
-              </w:rPr>
-              <w:t>Logic: Build reactive slot ticker for real-time availability.</w:t>
-            </w:r>
-          </w:p>
-        </w:tc>
-        <w:tc>
-          <w:tcPr>
-            <w:tcW w:w="1178" w:type="pct"/>
+                <w:color w:val="1F1F1F"/>
+                <w:bdr w:val="none" w:sz="0" w:space="0" w:color="auto" w:frame="1"/>
+              </w:rPr>
+              <w:t>Security</w:t>
+            </w:r>
+            <w:r>
+              <w:rPr>
+                <w:color w:val="1F1F1F"/>
+                <w:bdr w:val="none" w:sz="0" w:space="0" w:color="auto" w:frame="1"/>
+              </w:rPr>
+              <w:t xml:space="preserve">: Build </w:t>
+            </w:r>
+            <w:proofErr w:type="spellStart"/>
+            <w:proofErr w:type="gramStart"/>
+            <w:r>
+              <w:rPr>
+                <w:rStyle w:val="HTMLCode"/>
+                <w:rFonts w:eastAsiaTheme="majorEastAsia" w:cs="Arial"/>
+                <w:color w:val="444746"/>
+                <w:bdr w:val="none" w:sz="0" w:space="0" w:color="auto" w:frame="1"/>
+              </w:rPr>
+              <w:t>hooks.server</w:t>
+            </w:r>
+            <w:proofErr w:type="gramEnd"/>
+            <w:r>
+              <w:rPr>
+                <w:rStyle w:val="HTMLCode"/>
+                <w:rFonts w:eastAsiaTheme="majorEastAsia" w:cs="Arial"/>
+                <w:color w:val="444746"/>
+                <w:bdr w:val="none" w:sz="0" w:space="0" w:color="auto" w:frame="1"/>
+              </w:rPr>
+              <w:t>.ts</w:t>
+            </w:r>
+            <w:proofErr w:type="spellEnd"/>
+            <w:r>
+              <w:rPr>
+                <w:color w:val="1F1F1F"/>
+                <w:bdr w:val="none" w:sz="0" w:space="0" w:color="auto" w:frame="1"/>
+              </w:rPr>
+              <w:t xml:space="preserve"> session validation.</w:t>
+            </w:r>
+          </w:p>
+        </w:tc>
+        <w:tc>
+          <w:tcPr>
+            <w:tcW w:w="824" w:type="pct"/>
+            <w:vAlign w:val="center"/>
           </w:tcPr>
           <w:p>
             <w:pPr>
@@ -1787,7 +2034,363 @@
             </w:pPr>
             <w:r>
               <w:rPr>
-                <w:rFonts w:ascii="Calibri" w:hAnsi="Calibri" w:cs="Calibri"/>
+                <w:color w:val="1F1F1F"/>
+                <w:bdr w:val="none" w:sz="0" w:space="0" w:color="auto" w:frame="1"/>
+              </w:rPr>
+              <w:t>Story 01</w:t>
+            </w:r>
+          </w:p>
+        </w:tc>
+        <w:tc>
+          <w:tcPr>
+            <w:tcW w:w="561" w:type="pct"/>
+            <w:vAlign w:val="center"/>
+          </w:tcPr>
+          <w:p>
+            <w:pPr>
+              <w:jc w:val="center"/>
+              <w:cnfStyle w:val="000000100000" w:firstRow="0" w:lastRow="0" w:firstColumn="0" w:lastColumn="0" w:oddVBand="0" w:evenVBand="0" w:oddHBand="1" w:evenHBand="0" w:firstRowFirstColumn="0" w:firstRowLastColumn="0" w:lastRowFirstColumn="0" w:lastRowLastColumn="0"/>
+              <w:rPr>
+                <w:rFonts w:ascii="Calibri" w:hAnsi="Calibri" w:cs="Calibri"/>
+              </w:rPr>
+            </w:pPr>
+            <w:r>
+              <w:rPr>
+                <w:color w:val="1F1F1F"/>
+                <w:bdr w:val="none" w:sz="0" w:space="0" w:color="auto" w:frame="1"/>
+              </w:rPr>
+              <w:t>3</w:t>
+            </w:r>
+          </w:p>
+        </w:tc>
+        <w:tc>
+          <w:tcPr>
+            <w:tcW w:w="593" w:type="pct"/>
+            <w:vAlign w:val="center"/>
+          </w:tcPr>
+          <w:p>
+            <w:pPr>
+              <w:jc w:val="center"/>
+              <w:cnfStyle w:val="000000100000" w:firstRow="0" w:lastRow="0" w:firstColumn="0" w:lastColumn="0" w:oddVBand="0" w:evenVBand="0" w:oddHBand="1" w:evenHBand="0" w:firstRowFirstColumn="0" w:firstRowLastColumn="0" w:lastRowFirstColumn="0" w:lastRowLastColumn="0"/>
+              <w:rPr>
+                <w:rFonts w:ascii="Calibri" w:hAnsi="Calibri" w:cs="Calibri"/>
+              </w:rPr>
+            </w:pPr>
+            <w:r>
+              <w:rPr>
+                <w:b/>
+                <w:bCs/>
+                <w:color w:val="1F1F1F"/>
+                <w:bdr w:val="none" w:sz="0" w:space="0" w:color="auto" w:frame="1"/>
+              </w:rPr>
+              <w:t>Complete</w:t>
+            </w:r>
+          </w:p>
+        </w:tc>
+        <w:tc>
+          <w:tcPr>
+            <w:tcW w:w="816" w:type="pct"/>
+            <w:vAlign w:val="center"/>
+          </w:tcPr>
+          <w:p>
+            <w:pPr>
+              <w:jc w:val="center"/>
+              <w:cnfStyle w:val="000000100000" w:firstRow="0" w:lastRow="0" w:firstColumn="0" w:lastColumn="0" w:oddVBand="0" w:evenVBand="0" w:oddHBand="1" w:evenHBand="0" w:firstRowFirstColumn="0" w:firstRowLastColumn="0" w:lastRowFirstColumn="0" w:lastRowLastColumn="0"/>
+              <w:rPr>
+                <w:rFonts w:ascii="Calibri" w:hAnsi="Calibri" w:cs="Calibri"/>
+                <w:lang w:val="en-US"/>
+              </w:rPr>
+            </w:pPr>
+            <w:r>
+              <w:rPr>
+                <w:color w:val="1F1F1F"/>
+                <w:bdr w:val="none" w:sz="0" w:space="0" w:color="auto" w:frame="1"/>
+              </w:rPr>
+              <w:t>Implements server-side protection.</w:t>
+            </w:r>
+          </w:p>
+        </w:tc>
+      </w:tr>
+      <w:tr>
+        <w:tc>
+          <w:tcPr>
+            <w:cnfStyle w:val="001000000000" w:firstRow="0" w:lastRow="0" w:firstColumn="1" w:lastColumn="0" w:oddVBand="0" w:evenVBand="0" w:oddHBand="0" w:evenHBand="0" w:firstRowFirstColumn="0" w:firstRowLastColumn="0" w:lastRowFirstColumn="0" w:lastRowLastColumn="0"/>
+            <w:tcW w:w="371" w:type="pct"/>
+            <w:tcBorders>
+              <w:top w:val="single" w:sz="4" w:space="0" w:color="E59EDC" w:themeColor="accent5" w:themeTint="66"/>
+              <w:left w:val="single" w:sz="4" w:space="0" w:color="E59EDC" w:themeColor="accent5" w:themeTint="66"/>
+              <w:bottom w:val="single" w:sz="4" w:space="0" w:color="E59EDC" w:themeColor="accent5" w:themeTint="66"/>
+              <w:right w:val="single" w:sz="4" w:space="0" w:color="E59EDC" w:themeColor="accent5" w:themeTint="66"/>
+            </w:tcBorders>
+            <w:vAlign w:val="center"/>
+          </w:tcPr>
+          <w:p>
+            <w:pPr>
+              <w:jc w:val="center"/>
+              <w:rPr>
+                <w:rFonts w:ascii="Calibri" w:hAnsi="Calibri" w:cs="Calibri"/>
+              </w:rPr>
+            </w:pPr>
+            <w:r>
+              <w:rPr>
+                <w:b/>
+                <w:bCs/>
+                <w:color w:val="1F1F1F"/>
+                <w:bdr w:val="none" w:sz="0" w:space="0" w:color="auto" w:frame="1"/>
+              </w:rPr>
+              <w:t>T7</w:t>
+            </w:r>
+          </w:p>
+        </w:tc>
+        <w:tc>
+          <w:tcPr>
+            <w:tcW w:w="1834" w:type="pct"/>
+            <w:tcBorders>
+              <w:left w:val="single" w:sz="4" w:space="0" w:color="E59EDC" w:themeColor="accent5" w:themeTint="66"/>
+            </w:tcBorders>
+            <w:vAlign w:val="center"/>
+          </w:tcPr>
+          <w:p>
+            <w:pPr>
+              <w:jc w:val="left"/>
+              <w:cnfStyle w:val="000000000000" w:firstRow="0" w:lastRow="0" w:firstColumn="0" w:lastColumn="0" w:oddVBand="0" w:evenVBand="0" w:oddHBand="0" w:evenHBand="0" w:firstRowFirstColumn="0" w:firstRowLastColumn="0" w:lastRowFirstColumn="0" w:lastRowLastColumn="0"/>
+              <w:rPr>
+                <w:rFonts w:ascii="Calibri" w:hAnsi="Calibri" w:cs="Calibri"/>
+                <w:b/>
+                <w:bCs/>
+              </w:rPr>
+            </w:pPr>
+            <w:r>
+              <w:rPr>
+                <w:b/>
+                <w:bCs/>
+                <w:color w:val="1F1F1F"/>
+                <w:bdr w:val="none" w:sz="0" w:space="0" w:color="auto" w:frame="1"/>
+              </w:rPr>
+              <w:t>Frontend</w:t>
+            </w:r>
+            <w:r>
+              <w:rPr>
+                <w:color w:val="1F1F1F"/>
+                <w:bdr w:val="none" w:sz="0" w:space="0" w:color="auto" w:frame="1"/>
+              </w:rPr>
+              <w:t>: Build Login UI and Dashboard navigation.</w:t>
+            </w:r>
+          </w:p>
+        </w:tc>
+        <w:tc>
+          <w:tcPr>
+            <w:tcW w:w="824" w:type="pct"/>
+            <w:vAlign w:val="center"/>
+          </w:tcPr>
+          <w:p>
+            <w:pPr>
+              <w:jc w:val="center"/>
+              <w:cnfStyle w:val="000000000000" w:firstRow="0" w:lastRow="0" w:firstColumn="0" w:lastColumn="0" w:oddVBand="0" w:evenVBand="0" w:oddHBand="0" w:evenHBand="0" w:firstRowFirstColumn="0" w:firstRowLastColumn="0" w:lastRowFirstColumn="0" w:lastRowLastColumn="0"/>
+              <w:rPr>
+                <w:rFonts w:ascii="Calibri" w:hAnsi="Calibri" w:cs="Calibri"/>
+              </w:rPr>
+            </w:pPr>
+            <w:r>
+              <w:rPr>
+                <w:color w:val="1F1F1F"/>
+                <w:bdr w:val="none" w:sz="0" w:space="0" w:color="auto" w:frame="1"/>
+              </w:rPr>
+              <w:t>Story 01</w:t>
+            </w:r>
+          </w:p>
+        </w:tc>
+        <w:tc>
+          <w:tcPr>
+            <w:tcW w:w="561" w:type="pct"/>
+            <w:vAlign w:val="center"/>
+          </w:tcPr>
+          <w:p>
+            <w:pPr>
+              <w:jc w:val="center"/>
+              <w:cnfStyle w:val="000000000000" w:firstRow="0" w:lastRow="0" w:firstColumn="0" w:lastColumn="0" w:oddVBand="0" w:evenVBand="0" w:oddHBand="0" w:evenHBand="0" w:firstRowFirstColumn="0" w:firstRowLastColumn="0" w:lastRowFirstColumn="0" w:lastRowLastColumn="0"/>
+              <w:rPr>
+                <w:rFonts w:ascii="Calibri" w:hAnsi="Calibri" w:cs="Calibri"/>
+              </w:rPr>
+            </w:pPr>
+            <w:r>
+              <w:rPr>
+                <w:color w:val="1F1F1F"/>
+                <w:bdr w:val="none" w:sz="0" w:space="0" w:color="auto" w:frame="1"/>
+              </w:rPr>
+              <w:t>3</w:t>
+            </w:r>
+          </w:p>
+        </w:tc>
+        <w:tc>
+          <w:tcPr>
+            <w:tcW w:w="593" w:type="pct"/>
+            <w:vAlign w:val="center"/>
+          </w:tcPr>
+          <w:p>
+            <w:pPr>
+              <w:jc w:val="center"/>
+              <w:cnfStyle w:val="000000000000" w:firstRow="0" w:lastRow="0" w:firstColumn="0" w:lastColumn="0" w:oddVBand="0" w:evenVBand="0" w:oddHBand="0" w:evenHBand="0" w:firstRowFirstColumn="0" w:firstRowLastColumn="0" w:lastRowFirstColumn="0" w:lastRowLastColumn="0"/>
+              <w:rPr>
+                <w:rFonts w:ascii="Calibri" w:hAnsi="Calibri" w:cs="Calibri"/>
+              </w:rPr>
+            </w:pPr>
+            <w:r>
+              <w:rPr>
+                <w:b/>
+                <w:bCs/>
+                <w:color w:val="1F1F1F"/>
+                <w:bdr w:val="none" w:sz="0" w:space="0" w:color="auto" w:frame="1"/>
+              </w:rPr>
+              <w:t>Complete</w:t>
+            </w:r>
+          </w:p>
+        </w:tc>
+        <w:tc>
+          <w:tcPr>
+            <w:tcW w:w="816" w:type="pct"/>
+            <w:vAlign w:val="center"/>
+          </w:tcPr>
+          <w:p>
+            <w:pPr>
+              <w:jc w:val="center"/>
+              <w:cnfStyle w:val="000000000000" w:firstRow="0" w:lastRow="0" w:firstColumn="0" w:lastColumn="0" w:oddVBand="0" w:evenVBand="0" w:oddHBand="0" w:evenHBand="0" w:firstRowFirstColumn="0" w:firstRowLastColumn="0" w:lastRowFirstColumn="0" w:lastRowLastColumn="0"/>
+              <w:rPr>
+                <w:rFonts w:ascii="Calibri" w:hAnsi="Calibri" w:cs="Calibri"/>
+                <w:lang w:val="en-US"/>
+              </w:rPr>
+            </w:pPr>
+            <w:proofErr w:type="spellStart"/>
+            <w:r>
+              <w:rPr>
+                <w:rStyle w:val="citation-4981"/>
+                <w:color w:val="1F1F1F"/>
+                <w:bdr w:val="none" w:sz="0" w:space="0" w:color="auto" w:frame="1"/>
+              </w:rPr>
+              <w:t>Fulfills</w:t>
+            </w:r>
+            <w:proofErr w:type="spellEnd"/>
+            <w:r>
+              <w:rPr>
+                <w:rStyle w:val="citation-4981"/>
+                <w:color w:val="1F1F1F"/>
+                <w:bdr w:val="none" w:sz="0" w:space="0" w:color="auto" w:frame="1"/>
+              </w:rPr>
+              <w:t xml:space="preserve"> FR1 &amp; Story 01</w:t>
+            </w:r>
+            <w:r>
+              <w:rPr>
+                <w:color w:val="1F1F1F"/>
+                <w:bdr w:val="none" w:sz="0" w:space="0" w:color="auto" w:frame="1"/>
+              </w:rPr>
+              <w:t>.</w:t>
+            </w:r>
+          </w:p>
+        </w:tc>
+      </w:tr>
+      <w:tr>
+        <w:trPr>
+          <w:cnfStyle w:val="000000100000" w:firstRow="0" w:lastRow="0" w:firstColumn="0" w:lastColumn="0" w:oddVBand="0" w:evenVBand="0" w:oddHBand="1" w:evenHBand="0" w:firstRowFirstColumn="0" w:firstRowLastColumn="0" w:lastRowFirstColumn="0" w:lastRowLastColumn="0"/>
+        </w:trPr>
+        <w:tc>
+          <w:tcPr>
+            <w:cnfStyle w:val="001000000000" w:firstRow="0" w:lastRow="0" w:firstColumn="1" w:lastColumn="0" w:oddVBand="0" w:evenVBand="0" w:oddHBand="0" w:evenHBand="0" w:firstRowFirstColumn="0" w:firstRowLastColumn="0" w:lastRowFirstColumn="0" w:lastRowLastColumn="0"/>
+            <w:tcW w:w="371" w:type="pct"/>
+            <w:tcBorders>
+              <w:top w:val="single" w:sz="4" w:space="0" w:color="E59EDC" w:themeColor="accent5" w:themeTint="66"/>
+              <w:left w:val="single" w:sz="4" w:space="0" w:color="E59EDC" w:themeColor="accent5" w:themeTint="66"/>
+              <w:bottom w:val="single" w:sz="4" w:space="0" w:color="E59EDC" w:themeColor="accent5" w:themeTint="66"/>
+              <w:right w:val="single" w:sz="4" w:space="0" w:color="E59EDC" w:themeColor="accent5" w:themeTint="66"/>
+            </w:tcBorders>
+            <w:vAlign w:val="center"/>
+          </w:tcPr>
+          <w:p>
+            <w:pPr>
+              <w:jc w:val="center"/>
+              <w:rPr>
+                <w:rFonts w:ascii="Calibri" w:hAnsi="Calibri" w:cs="Calibri"/>
+              </w:rPr>
+            </w:pPr>
+            <w:r>
+              <w:rPr>
+                <w:b/>
+                <w:bCs/>
+                <w:color w:val="1F1F1F"/>
+                <w:bdr w:val="none" w:sz="0" w:space="0" w:color="auto" w:frame="1"/>
+              </w:rPr>
+              <w:t>T9</w:t>
+            </w:r>
+          </w:p>
+        </w:tc>
+        <w:tc>
+          <w:tcPr>
+            <w:tcW w:w="1834" w:type="pct"/>
+            <w:tcBorders>
+              <w:left w:val="single" w:sz="4" w:space="0" w:color="E59EDC" w:themeColor="accent5" w:themeTint="66"/>
+            </w:tcBorders>
+            <w:vAlign w:val="center"/>
+          </w:tcPr>
+          <w:p>
+            <w:pPr>
+              <w:jc w:val="left"/>
+              <w:cnfStyle w:val="000000100000" w:firstRow="0" w:lastRow="0" w:firstColumn="0" w:lastColumn="0" w:oddVBand="0" w:evenVBand="0" w:oddHBand="1" w:evenHBand="0" w:firstRowFirstColumn="0" w:firstRowLastColumn="0" w:lastRowFirstColumn="0" w:lastRowLastColumn="0"/>
+              <w:rPr>
+                <w:rFonts w:ascii="Calibri" w:hAnsi="Calibri" w:cs="Calibri"/>
+                <w:b/>
+                <w:bCs/>
+              </w:rPr>
+            </w:pPr>
+            <w:r>
+              <w:rPr>
+                <w:b/>
+                <w:bCs/>
+                <w:color w:val="1F1F1F"/>
+                <w:bdr w:val="none" w:sz="0" w:space="0" w:color="auto" w:frame="1"/>
+              </w:rPr>
+              <w:t>Logic</w:t>
+            </w:r>
+            <w:r>
+              <w:rPr>
+                <w:color w:val="1F1F1F"/>
+                <w:bdr w:val="none" w:sz="0" w:space="0" w:color="auto" w:frame="1"/>
+              </w:rPr>
+              <w:t xml:space="preserve">: Build reactive </w:t>
+            </w:r>
+            <w:r>
+              <w:rPr>
+                <w:rStyle w:val="HTMLCode"/>
+                <w:rFonts w:eastAsiaTheme="majorEastAsia" w:cs="Arial"/>
+                <w:color w:val="444746"/>
+                <w:bdr w:val="none" w:sz="0" w:space="0" w:color="auto" w:frame="1"/>
+              </w:rPr>
+              <w:t>ACT_SCHEDULING_ENGINE</w:t>
+            </w:r>
+            <w:r>
+              <w:rPr>
+                <w:color w:val="1F1F1F"/>
+                <w:bdr w:val="none" w:sz="0" w:space="0" w:color="auto" w:frame="1"/>
+              </w:rPr>
+              <w:t xml:space="preserve"> ticker.</w:t>
+            </w:r>
+          </w:p>
+        </w:tc>
+        <w:tc>
+          <w:tcPr>
+            <w:tcW w:w="824" w:type="pct"/>
+            <w:vAlign w:val="center"/>
+          </w:tcPr>
+          <w:p>
+            <w:pPr>
+              <w:jc w:val="center"/>
+              <w:cnfStyle w:val="000000100000" w:firstRow="0" w:lastRow="0" w:firstColumn="0" w:lastColumn="0" w:oddVBand="0" w:evenVBand="0" w:oddHBand="1" w:evenHBand="0" w:firstRowFirstColumn="0" w:firstRowLastColumn="0" w:lastRowFirstColumn="0" w:lastRowLastColumn="0"/>
+              <w:rPr>
+                <w:rFonts w:ascii="Calibri" w:hAnsi="Calibri" w:cs="Calibri"/>
+              </w:rPr>
+            </w:pPr>
+            <w:r>
+              <w:rPr>
+                <w:color w:val="1F1F1F"/>
+                <w:bdr w:val="none" w:sz="0" w:space="0" w:color="auto" w:frame="1"/>
               </w:rPr>
               <w:t>Story 02</w:t>
             </w:r>
@@ -1795,7 +2398,8 @@
         </w:tc>
         <w:tc>
           <w:tcPr>
-            <w:tcW w:w="571" w:type="pct"/>
+            <w:tcW w:w="561" w:type="pct"/>
+            <w:vAlign w:val="center"/>
           </w:tcPr>
           <w:p>
             <w:pPr>
@@ -1807,7 +2411,8 @@
             </w:pPr>
             <w:r>
               <w:rPr>
-                <w:rFonts w:ascii="Calibri" w:hAnsi="Calibri" w:cs="Calibri"/>
+                <w:color w:val="1F1F1F"/>
+                <w:bdr w:val="none" w:sz="0" w:space="0" w:color="auto" w:frame="1"/>
               </w:rPr>
               <w:t>5</w:t>
             </w:r>
@@ -1815,7 +2420,8 @@
         </w:tc>
         <w:tc>
           <w:tcPr>
-            <w:tcW w:w="571" w:type="pct"/>
+            <w:tcW w:w="593" w:type="pct"/>
+            <w:vAlign w:val="center"/>
           </w:tcPr>
           <w:p>
             <w:pPr>
@@ -1825,6 +2431,248 @@
                 <w:rFonts w:ascii="Calibri" w:hAnsi="Calibri" w:cs="Calibri"/>
               </w:rPr>
             </w:pPr>
+            <w:r>
+              <w:rPr>
+                <w:b/>
+                <w:bCs/>
+                <w:color w:val="1F1F1F"/>
+                <w:bdr w:val="none" w:sz="0" w:space="0" w:color="auto" w:frame="1"/>
+              </w:rPr>
+              <w:t>Complete</w:t>
+            </w:r>
+          </w:p>
+        </w:tc>
+        <w:tc>
+          <w:tcPr>
+            <w:tcW w:w="816" w:type="pct"/>
+            <w:vAlign w:val="center"/>
+          </w:tcPr>
+          <w:p>
+            <w:pPr>
+              <w:jc w:val="center"/>
+              <w:cnfStyle w:val="000000100000" w:firstRow="0" w:lastRow="0" w:firstColumn="0" w:lastColumn="0" w:oddVBand="0" w:evenVBand="0" w:oddHBand="1" w:evenHBand="0" w:firstRowFirstColumn="0" w:firstRowLastColumn="0" w:lastRowFirstColumn="0" w:lastRowLastColumn="0"/>
+              <w:rPr>
+                <w:rFonts w:ascii="Calibri" w:hAnsi="Calibri" w:cs="Calibri"/>
+              </w:rPr>
+            </w:pPr>
+            <w:proofErr w:type="spellStart"/>
+            <w:r>
+              <w:rPr>
+                <w:rStyle w:val="citation-4980"/>
+                <w:color w:val="1F1F1F"/>
+                <w:bdr w:val="none" w:sz="0" w:space="0" w:color="auto" w:frame="1"/>
+              </w:rPr>
+              <w:t>Fulfills</w:t>
+            </w:r>
+            <w:proofErr w:type="spellEnd"/>
+            <w:r>
+              <w:rPr>
+                <w:rStyle w:val="citation-4980"/>
+                <w:color w:val="1F1F1F"/>
+                <w:bdr w:val="none" w:sz="0" w:space="0" w:color="auto" w:frame="1"/>
+              </w:rPr>
+              <w:t xml:space="preserve"> FR2 &amp; NFR2</w:t>
+            </w:r>
+            <w:r>
+              <w:rPr>
+                <w:color w:val="1F1F1F"/>
+                <w:bdr w:val="none" w:sz="0" w:space="0" w:color="auto" w:frame="1"/>
+              </w:rPr>
+              <w:t>.</w:t>
+            </w:r>
+          </w:p>
+        </w:tc>
+      </w:tr>
+      <w:tr>
+        <w:tc>
+          <w:tcPr>
+            <w:cnfStyle w:val="001000000000" w:firstRow="0" w:lastRow="0" w:firstColumn="1" w:lastColumn="0" w:oddVBand="0" w:evenVBand="0" w:oddHBand="0" w:evenHBand="0" w:firstRowFirstColumn="0" w:firstRowLastColumn="0" w:lastRowFirstColumn="0" w:lastRowLastColumn="0"/>
+            <w:tcW w:w="371" w:type="pct"/>
+            <w:tcBorders>
+              <w:top w:val="single" w:sz="4" w:space="0" w:color="E59EDC" w:themeColor="accent5" w:themeTint="66"/>
+              <w:left w:val="single" w:sz="4" w:space="0" w:color="E59EDC" w:themeColor="accent5" w:themeTint="66"/>
+              <w:bottom w:val="single" w:sz="4" w:space="0" w:color="E59EDC" w:themeColor="accent5" w:themeTint="66"/>
+              <w:right w:val="single" w:sz="4" w:space="0" w:color="E59EDC" w:themeColor="accent5" w:themeTint="66"/>
+            </w:tcBorders>
+            <w:vAlign w:val="center"/>
+          </w:tcPr>
+          <w:p>
+            <w:pPr>
+              <w:jc w:val="center"/>
+              <w:rPr>
+                <w:rFonts w:ascii="Calibri" w:hAnsi="Calibri" w:cs="Calibri"/>
+              </w:rPr>
+            </w:pPr>
+            <w:r>
+              <w:rPr>
+                <w:b/>
+                <w:bCs/>
+                <w:color w:val="1F1F1F"/>
+                <w:bdr w:val="none" w:sz="0" w:space="0" w:color="auto" w:frame="1"/>
+              </w:rPr>
+              <w:t>T12</w:t>
+            </w:r>
+          </w:p>
+        </w:tc>
+        <w:tc>
+          <w:tcPr>
+            <w:tcW w:w="1834" w:type="pct"/>
+            <w:tcBorders>
+              <w:left w:val="single" w:sz="4" w:space="0" w:color="E59EDC" w:themeColor="accent5" w:themeTint="66"/>
+            </w:tcBorders>
+            <w:vAlign w:val="center"/>
+          </w:tcPr>
+          <w:p>
+            <w:pPr>
+              <w:jc w:val="left"/>
+              <w:cnfStyle w:val="000000000000" w:firstRow="0" w:lastRow="0" w:firstColumn="0" w:lastColumn="0" w:oddVBand="0" w:evenVBand="0" w:oddHBand="0" w:evenHBand="0" w:firstRowFirstColumn="0" w:firstRowLastColumn="0" w:lastRowFirstColumn="0" w:lastRowLastColumn="0"/>
+              <w:rPr>
+                <w:rFonts w:ascii="Calibri" w:hAnsi="Calibri" w:cs="Calibri"/>
+                <w:b/>
+                <w:bCs/>
+              </w:rPr>
+            </w:pPr>
+            <w:r>
+              <w:rPr>
+                <w:b/>
+                <w:bCs/>
+                <w:color w:val="1F1F1F"/>
+                <w:bdr w:val="none" w:sz="0" w:space="0" w:color="auto" w:frame="1"/>
+              </w:rPr>
+              <w:t>Implementation</w:t>
+            </w:r>
+            <w:r>
+              <w:rPr>
+                <w:color w:val="1F1F1F"/>
+                <w:bdr w:val="none" w:sz="0" w:space="0" w:color="auto" w:frame="1"/>
+              </w:rPr>
+              <w:t xml:space="preserve">: Build </w:t>
+            </w:r>
+            <w:r>
+              <w:rPr>
+                <w:rStyle w:val="HTMLCode"/>
+                <w:rFonts w:eastAsiaTheme="majorEastAsia" w:cs="Arial"/>
+                <w:color w:val="444746"/>
+                <w:bdr w:val="none" w:sz="0" w:space="0" w:color="auto" w:frame="1"/>
+              </w:rPr>
+              <w:t>ACT_RECORD_FETCHER</w:t>
+            </w:r>
+            <w:r>
+              <w:rPr>
+                <w:color w:val="1F1F1F"/>
+                <w:bdr w:val="none" w:sz="0" w:space="0" w:color="auto" w:frame="1"/>
+              </w:rPr>
+              <w:t xml:space="preserve"> portal logic.</w:t>
+            </w:r>
+          </w:p>
+        </w:tc>
+        <w:tc>
+          <w:tcPr>
+            <w:tcW w:w="824" w:type="pct"/>
+            <w:vAlign w:val="center"/>
+          </w:tcPr>
+          <w:p>
+            <w:pPr>
+              <w:jc w:val="center"/>
+              <w:cnfStyle w:val="000000000000" w:firstRow="0" w:lastRow="0" w:firstColumn="0" w:lastColumn="0" w:oddVBand="0" w:evenVBand="0" w:oddHBand="0" w:evenHBand="0" w:firstRowFirstColumn="0" w:firstRowLastColumn="0" w:lastRowFirstColumn="0" w:lastRowLastColumn="0"/>
+              <w:rPr>
+                <w:rFonts w:ascii="Calibri" w:hAnsi="Calibri" w:cs="Calibri"/>
+              </w:rPr>
+            </w:pPr>
+            <w:r>
+              <w:rPr>
+                <w:color w:val="1F1F1F"/>
+                <w:bdr w:val="none" w:sz="0" w:space="0" w:color="auto" w:frame="1"/>
+              </w:rPr>
+              <w:t>Story 04</w:t>
+            </w:r>
+          </w:p>
+        </w:tc>
+        <w:tc>
+          <w:tcPr>
+            <w:tcW w:w="561" w:type="pct"/>
+            <w:vAlign w:val="center"/>
+          </w:tcPr>
+          <w:p>
+            <w:pPr>
+              <w:jc w:val="center"/>
+              <w:cnfStyle w:val="000000000000" w:firstRow="0" w:lastRow="0" w:firstColumn="0" w:lastColumn="0" w:oddVBand="0" w:evenVBand="0" w:oddHBand="0" w:evenHBand="0" w:firstRowFirstColumn="0" w:firstRowLastColumn="0" w:lastRowFirstColumn="0" w:lastRowLastColumn="0"/>
+              <w:rPr>
+                <w:rFonts w:ascii="Calibri" w:hAnsi="Calibri" w:cs="Calibri"/>
+              </w:rPr>
+            </w:pPr>
+            <w:r>
+              <w:rPr>
+                <w:color w:val="1F1F1F"/>
+                <w:bdr w:val="none" w:sz="0" w:space="0" w:color="auto" w:frame="1"/>
+              </w:rPr>
+              <w:t>5</w:t>
+            </w:r>
+          </w:p>
+        </w:tc>
+        <w:tc>
+          <w:tcPr>
+            <w:tcW w:w="593" w:type="pct"/>
+            <w:vAlign w:val="center"/>
+          </w:tcPr>
+          <w:p>
+            <w:pPr>
+              <w:jc w:val="center"/>
+              <w:cnfStyle w:val="000000000000" w:firstRow="0" w:lastRow="0" w:firstColumn="0" w:lastColumn="0" w:oddVBand="0" w:evenVBand="0" w:oddHBand="0" w:evenHBand="0" w:firstRowFirstColumn="0" w:firstRowLastColumn="0" w:lastRowFirstColumn="0" w:lastRowLastColumn="0"/>
+              <w:rPr>
+                <w:rFonts w:ascii="Calibri" w:hAnsi="Calibri" w:cs="Calibri"/>
+              </w:rPr>
+            </w:pPr>
+            <w:r>
+              <w:rPr>
+                <w:b/>
+                <w:bCs/>
+                <w:color w:val="1F1F1F"/>
+                <w:bdr w:val="none" w:sz="0" w:space="0" w:color="auto" w:frame="1"/>
+              </w:rPr>
+              <w:t>Complete</w:t>
+            </w:r>
+          </w:p>
+        </w:tc>
+        <w:tc>
+          <w:tcPr>
+            <w:tcW w:w="816" w:type="pct"/>
+            <w:vAlign w:val="center"/>
+          </w:tcPr>
+          <w:p>
+            <w:pPr>
+              <w:jc w:val="center"/>
+              <w:cnfStyle w:val="000000000000" w:firstRow="0" w:lastRow="0" w:firstColumn="0" w:lastColumn="0" w:oddVBand="0" w:evenVBand="0" w:oddHBand="0" w:evenHBand="0" w:firstRowFirstColumn="0" w:firstRowLastColumn="0" w:lastRowFirstColumn="0" w:lastRowLastColumn="0"/>
+              <w:rPr>
+                <w:rFonts w:ascii="Calibri" w:hAnsi="Calibri" w:cs="Calibri"/>
+                <w:lang w:val="en-US"/>
+              </w:rPr>
+            </w:pPr>
+            <w:proofErr w:type="spellStart"/>
+            <w:r>
+              <w:rPr>
+                <w:rStyle w:val="citation-4979"/>
+                <w:color w:val="1F1F1F"/>
+                <w:bdr w:val="none" w:sz="0" w:space="0" w:color="auto" w:frame="1"/>
+              </w:rPr>
+              <w:t>Fulfills</w:t>
+            </w:r>
+            <w:proofErr w:type="spellEnd"/>
+            <w:r>
+              <w:rPr>
+                <w:rStyle w:val="citation-4979"/>
+                <w:color w:val="1F1F1F"/>
+                <w:bdr w:val="none" w:sz="0" w:space="0" w:color="auto" w:frame="1"/>
+              </w:rPr>
+              <w:t xml:space="preserve"> FR4 &amp; Story 04</w:t>
+            </w:r>
+            <w:r>
+              <w:rPr>
+                <w:color w:val="1F1F1F"/>
+                <w:bdr w:val="none" w:sz="0" w:space="0" w:color="auto" w:frame="1"/>
+              </w:rPr>
+              <w:t>.</w:t>
+            </w:r>
           </w:p>
         </w:tc>
       </w:tr>
@@ -2232,6 +3080,7 @@
             <w:tcBorders>
               <w:top w:val="single" w:sz="4" w:space="0" w:color="E59EDC" w:themeColor="accent5" w:themeTint="66"/>
               <w:left w:val="single" w:sz="4" w:space="0" w:color="E59EDC" w:themeColor="accent5" w:themeTint="66"/>
+              <w:bottom w:val="single" w:sz="4" w:space="0" w:color="E59EDC" w:themeColor="accent5" w:themeTint="66"/>
             </w:tcBorders>
           </w:tcPr>
           <w:p>
@@ -2266,6 +3115,7 @@
             <w:tcW w:w="2157" w:type="dxa"/>
             <w:tcBorders>
               <w:top w:val="single" w:sz="4" w:space="0" w:color="E59EDC" w:themeColor="accent5" w:themeTint="66"/>
+              <w:bottom w:val="single" w:sz="4" w:space="0" w:color="E59EDC" w:themeColor="accent5" w:themeTint="66"/>
             </w:tcBorders>
           </w:tcPr>
           <w:p>
@@ -2282,6 +3132,153 @@
               </w:rPr>
               <w:t>3</w:t>
             </w:r>
+          </w:p>
+        </w:tc>
+      </w:tr>
+      <w:tr>
+        <w:tc>
+          <w:tcPr>
+            <w:cnfStyle w:val="001000000000" w:firstRow="0" w:lastRow="0" w:firstColumn="1" w:lastColumn="0" w:oddVBand="0" w:evenVBand="0" w:oddHBand="0" w:evenHBand="0" w:firstRowFirstColumn="0" w:firstRowLastColumn="0" w:lastRowFirstColumn="0" w:lastRowLastColumn="0"/>
+            <w:tcW w:w="776" w:type="dxa"/>
+            <w:tcBorders>
+              <w:top w:val="single" w:sz="4" w:space="0" w:color="E59EDC" w:themeColor="accent5" w:themeTint="66"/>
+              <w:left w:val="single" w:sz="4" w:space="0" w:color="E59EDC" w:themeColor="accent5" w:themeTint="66"/>
+              <w:bottom w:val="single" w:sz="4" w:space="0" w:color="E59EDC" w:themeColor="accent5" w:themeTint="66"/>
+              <w:right w:val="single" w:sz="4" w:space="0" w:color="E59EDC" w:themeColor="accent5" w:themeTint="66"/>
+            </w:tcBorders>
+            <w:shd w:val="clear" w:color="auto" w:fill="F2CEED" w:themeFill="accent5" w:themeFillTint="33"/>
+          </w:tcPr>
+          <w:p>
+            <w:pPr>
+              <w:jc w:val="center"/>
+              <w:rPr>
+                <w:rFonts w:ascii="Calibri" w:hAnsi="Calibri" w:cs="Calibri"/>
+              </w:rPr>
+            </w:pPr>
+            <w:r>
+              <w:rPr>
+                <w:rFonts w:ascii="Calibri" w:hAnsi="Calibri" w:cs="Calibri"/>
+              </w:rPr>
+              <w:t>2</w:t>
+            </w:r>
+          </w:p>
+        </w:tc>
+        <w:tc>
+          <w:tcPr>
+            <w:tcW w:w="6850" w:type="dxa"/>
+            <w:tcBorders>
+              <w:top w:val="single" w:sz="4" w:space="0" w:color="E59EDC" w:themeColor="accent5" w:themeTint="66"/>
+              <w:left w:val="single" w:sz="4" w:space="0" w:color="E59EDC" w:themeColor="accent5" w:themeTint="66"/>
+              <w:bottom w:val="single" w:sz="4" w:space="0" w:color="E59EDC" w:themeColor="accent5" w:themeTint="66"/>
+            </w:tcBorders>
+          </w:tcPr>
+          <w:p>
+            <w:pPr>
+              <w:jc w:val="left"/>
+              <w:cnfStyle w:val="000000000000" w:firstRow="0" w:lastRow="0" w:firstColumn="0" w:lastColumn="0" w:oddVBand="0" w:evenVBand="0" w:oddHBand="0" w:evenHBand="0" w:firstRowFirstColumn="0" w:firstRowLastColumn="0" w:lastRowFirstColumn="0" w:lastRowLastColumn="0"/>
+              <w:rPr>
+                <w:rFonts w:ascii="Calibri" w:hAnsi="Calibri" w:cs="Calibri"/>
+                <w:lang w:val="en-US"/>
+              </w:rPr>
+            </w:pPr>
+            <w:r>
+              <w:rPr>
+                <w:rFonts w:ascii="Calibri" w:hAnsi="Calibri" w:cs="Calibri"/>
+              </w:rPr>
+              <w:t>Real-time Calendar Ticker (Visibility).</w:t>
+            </w:r>
+          </w:p>
+        </w:tc>
+        <w:tc>
+          <w:tcPr>
+            <w:tcW w:w="2157" w:type="dxa"/>
+            <w:tcBorders>
+              <w:top w:val="single" w:sz="4" w:space="0" w:color="E59EDC" w:themeColor="accent5" w:themeTint="66"/>
+              <w:bottom w:val="single" w:sz="4" w:space="0" w:color="E59EDC" w:themeColor="accent5" w:themeTint="66"/>
+            </w:tcBorders>
+          </w:tcPr>
+          <w:p>
+            <w:pPr>
+              <w:jc w:val="center"/>
+              <w:cnfStyle w:val="000000000000" w:firstRow="0" w:lastRow="0" w:firstColumn="0" w:lastColumn="0" w:oddVBand="0" w:evenVBand="0" w:oddHBand="0" w:evenHBand="0" w:firstRowFirstColumn="0" w:firstRowLastColumn="0" w:lastRowFirstColumn="0" w:lastRowLastColumn="0"/>
+              <w:rPr>
+                <w:rFonts w:ascii="Calibri" w:hAnsi="Calibri" w:cs="Calibri"/>
+              </w:rPr>
+            </w:pPr>
+          </w:p>
+        </w:tc>
+      </w:tr>
+      <w:tr>
+        <w:trPr>
+          <w:cnfStyle w:val="000000100000" w:firstRow="0" w:lastRow="0" w:firstColumn="0" w:lastColumn="0" w:oddVBand="0" w:evenVBand="0" w:oddHBand="1" w:evenHBand="0" w:firstRowFirstColumn="0" w:firstRowLastColumn="0" w:lastRowFirstColumn="0" w:lastRowLastColumn="0"/>
+        </w:trPr>
+        <w:tc>
+          <w:tcPr>
+            <w:cnfStyle w:val="001000000000" w:firstRow="0" w:lastRow="0" w:firstColumn="1" w:lastColumn="0" w:oddVBand="0" w:evenVBand="0" w:oddHBand="0" w:evenHBand="0" w:firstRowFirstColumn="0" w:firstRowLastColumn="0" w:lastRowFirstColumn="0" w:lastRowLastColumn="0"/>
+            <w:tcW w:w="776" w:type="dxa"/>
+            <w:tcBorders>
+              <w:top w:val="single" w:sz="4" w:space="0" w:color="E59EDC" w:themeColor="accent5" w:themeTint="66"/>
+              <w:left w:val="single" w:sz="4" w:space="0" w:color="E59EDC" w:themeColor="accent5" w:themeTint="66"/>
+              <w:bottom w:val="single" w:sz="4" w:space="0" w:color="E59EDC" w:themeColor="accent5" w:themeTint="66"/>
+              <w:right w:val="single" w:sz="4" w:space="0" w:color="E59EDC" w:themeColor="accent5" w:themeTint="66"/>
+            </w:tcBorders>
+            <w:shd w:val="clear" w:color="auto" w:fill="F2CEED" w:themeFill="accent5" w:themeFillTint="33"/>
+          </w:tcPr>
+          <w:p>
+            <w:pPr>
+              <w:jc w:val="center"/>
+              <w:rPr>
+                <w:rFonts w:ascii="Calibri" w:hAnsi="Calibri" w:cs="Calibri"/>
+              </w:rPr>
+            </w:pPr>
+            <w:r>
+              <w:rPr>
+                <w:rFonts w:ascii="Calibri" w:hAnsi="Calibri" w:cs="Calibri"/>
+              </w:rPr>
+              <w:t>4</w:t>
+            </w:r>
+          </w:p>
+        </w:tc>
+        <w:tc>
+          <w:tcPr>
+            <w:tcW w:w="6850" w:type="dxa"/>
+            <w:tcBorders>
+              <w:top w:val="single" w:sz="4" w:space="0" w:color="E59EDC" w:themeColor="accent5" w:themeTint="66"/>
+              <w:left w:val="single" w:sz="4" w:space="0" w:color="E59EDC" w:themeColor="accent5" w:themeTint="66"/>
+            </w:tcBorders>
+          </w:tcPr>
+          <w:p>
+            <w:pPr>
+              <w:jc w:val="left"/>
+              <w:cnfStyle w:val="000000100000" w:firstRow="0" w:lastRow="0" w:firstColumn="0" w:lastColumn="0" w:oddVBand="0" w:evenVBand="0" w:oddHBand="1" w:evenHBand="0" w:firstRowFirstColumn="0" w:firstRowLastColumn="0" w:lastRowFirstColumn="0" w:lastRowLastColumn="0"/>
+              <w:rPr>
+                <w:rFonts w:ascii="Calibri" w:hAnsi="Calibri" w:cs="Calibri"/>
+                <w:lang w:val="en-US"/>
+              </w:rPr>
+            </w:pPr>
+            <w:r>
+              <w:rPr>
+                <w:rFonts w:ascii="Calibri" w:hAnsi="Calibri" w:cs="Calibri"/>
+              </w:rPr>
+              <w:t>Medical Records Retrieval</w:t>
+            </w:r>
+          </w:p>
+        </w:tc>
+        <w:tc>
+          <w:tcPr>
+            <w:tcW w:w="2157" w:type="dxa"/>
+            <w:tcBorders>
+              <w:top w:val="single" w:sz="4" w:space="0" w:color="E59EDC" w:themeColor="accent5" w:themeTint="66"/>
+            </w:tcBorders>
+          </w:tcPr>
+          <w:p>
+            <w:pPr>
+              <w:jc w:val="center"/>
+              <w:cnfStyle w:val="000000100000" w:firstRow="0" w:lastRow="0" w:firstColumn="0" w:lastColumn="0" w:oddVBand="0" w:evenVBand="0" w:oddHBand="1" w:evenHBand="0" w:firstRowFirstColumn="0" w:firstRowLastColumn="0" w:lastRowFirstColumn="0" w:lastRowLastColumn="0"/>
+              <w:rPr>
+                <w:rFonts w:ascii="Calibri" w:hAnsi="Calibri" w:cs="Calibri"/>
+              </w:rPr>
+            </w:pPr>
           </w:p>
         </w:tc>
       </w:tr>
@@ -2433,6 +3430,42 @@
     </w:p>
     <w:p>
       <w:pPr>
+        <w:jc w:val="left"/>
+        <w:rPr>
+          <w:rFonts w:ascii="Calibri" w:hAnsi="Calibri" w:cs="Calibri"/>
+        </w:rPr>
+      </w:pPr>
+      <w:r>
+        <w:rPr>
+          <w:rFonts w:ascii="Calibri" w:hAnsi="Calibri" w:cs="Calibri"/>
+        </w:rPr>
+        <w:t xml:space="preserve">The current 'BOOK WITH DR. MEHTA' button on the dashboard is a UI placeholder. The next development goal is to implement the dedicated '/booking' route to handle the transaction logic and </w:t>
+      </w:r>
+      <w:proofErr w:type="gramStart"/>
+      <w:r>
+        <w:rPr>
+          <w:rFonts w:ascii="Calibri" w:hAnsi="Calibri" w:cs="Calibri"/>
+        </w:rPr>
+        <w:t>data-binding</w:t>
+      </w:r>
+      <w:proofErr w:type="gramEnd"/>
+      <w:r>
+        <w:rPr>
+          <w:rFonts w:ascii="Calibri" w:hAnsi="Calibri" w:cs="Calibri"/>
+        </w:rPr>
+        <w:t xml:space="preserve"> for Story </w:t>
+      </w:r>
+      <w:proofErr w:type="gramStart"/>
+      <w:r>
+        <w:rPr>
+          <w:rFonts w:ascii="Calibri" w:hAnsi="Calibri" w:cs="Calibri"/>
+        </w:rPr>
+        <w:t>03 .</w:t>
+      </w:r>
+      <w:proofErr w:type="gramEnd"/>
+    </w:p>
+    <w:p>
+      <w:pPr>
         <w:ind w:left="0" w:firstLine="0"/>
         <w:jc w:val="left"/>
         <w:rPr>
@@ -2456,6 +3489,7 @@
     </w:p>
     <w:p>
       <w:pPr>
+        <w:ind w:left="0" w:firstLine="0"/>
         <w:jc w:val="left"/>
         <w:rPr>
           <w:rFonts w:ascii="Calibri" w:hAnsi="Calibri" w:cs="Calibri"/>
@@ -2465,16 +3499,42 @@
         <w:rPr>
           <w:rFonts w:ascii="Calibri" w:hAnsi="Calibri" w:cs="Calibri"/>
         </w:rPr>
-        <w:t>(Are there any features that could be improved or added to in future)</w:t>
+        <w:t>While the current MVP uses plain-string comparison for mock data validation, a production-ready version must implement Argon2 or Bcrypt hashing within the +</w:t>
       </w:r>
-    </w:p>
-    <w:p>
-      <w:pPr>
-        <w:jc w:val="left"/>
-        <w:rPr>
-          <w:rFonts w:ascii="Calibri" w:hAnsi="Calibri" w:cs="Calibri"/>
-        </w:rPr>
-      </w:pPr>
+      <w:proofErr w:type="spellStart"/>
+      <w:proofErr w:type="gramStart"/>
+      <w:r>
+        <w:rPr>
+          <w:rFonts w:ascii="Calibri" w:hAnsi="Calibri" w:cs="Calibri"/>
+        </w:rPr>
+        <w:t>page.server</w:t>
+      </w:r>
+      <w:proofErr w:type="gramEnd"/>
+      <w:r>
+        <w:rPr>
+          <w:rFonts w:ascii="Calibri" w:hAnsi="Calibri" w:cs="Calibri"/>
+        </w:rPr>
+        <w:t>.ts</w:t>
+      </w:r>
+      <w:proofErr w:type="spellEnd"/>
+      <w:r>
+        <w:rPr>
+          <w:rFonts w:ascii="Calibri" w:hAnsi="Calibri" w:cs="Calibri"/>
+        </w:rPr>
+        <w:t xml:space="preserve"> logic to fully satisfy NFR1 (Security).</w:t>
+      </w:r>
+      <w:r>
+        <w:rPr>
+          <w:rFonts w:ascii="Calibri" w:hAnsi="Calibri" w:cs="Calibri"/>
+        </w:rPr>
+        <w:br/>
+      </w:r>
+      <w:r>
+        <w:rPr>
+          <w:rFonts w:ascii="Calibri" w:hAnsi="Calibri" w:cs="Calibri"/>
+        </w:rPr>
+        <w:br/>
+      </w:r>
     </w:p>
     <w:p>
       <w:pPr>
@@ -3634,6 +4694,60 @@
       <w:szCs w:val="18"/>
     </w:rPr>
   </w:style>
+  <w:style w:type="character" w:styleId="Strong">
+    <w:name w:val="Strong"/>
+    <w:basedOn w:val="DefaultParagraphFont"/>
+    <w:uiPriority w:val="22"/>
+    <w:qFormat/>
+    <w:rsid w:val="00F97C4F"/>
+    <w:rPr>
+      <w:b/>
+      <w:bCs/>
+    </w:rPr>
+  </w:style>
+  <w:style w:type="character" w:styleId="HTMLCode">
+    <w:name w:val="HTML Code"/>
+    <w:basedOn w:val="DefaultParagraphFont"/>
+    <w:uiPriority w:val="99"/>
+    <w:semiHidden/>
+    <w:unhideWhenUsed/>
+    <w:rsid w:val="00F97C4F"/>
+    <w:rPr>
+      <w:rFonts w:ascii="Courier New" w:eastAsia="Times New Roman" w:hAnsi="Courier New" w:cs="Courier New"/>
+      <w:sz w:val="20"/>
+      <w:szCs w:val="20"/>
+    </w:rPr>
+  </w:style>
+  <w:style w:type="character" w:customStyle="1" w:styleId="citation-4984">
+    <w:name w:val="citation-4984"/>
+    <w:basedOn w:val="DefaultParagraphFont"/>
+    <w:rsid w:val="00F97C4F"/>
+  </w:style>
+  <w:style w:type="character" w:customStyle="1" w:styleId="citation-4983">
+    <w:name w:val="citation-4983"/>
+    <w:basedOn w:val="DefaultParagraphFont"/>
+    <w:rsid w:val="00F97C4F"/>
+  </w:style>
+  <w:style w:type="character" w:customStyle="1" w:styleId="citation-4982">
+    <w:name w:val="citation-4982"/>
+    <w:basedOn w:val="DefaultParagraphFont"/>
+    <w:rsid w:val="00F97C4F"/>
+  </w:style>
+  <w:style w:type="character" w:customStyle="1" w:styleId="citation-4981">
+    <w:name w:val="citation-4981"/>
+    <w:basedOn w:val="DefaultParagraphFont"/>
+    <w:rsid w:val="00F97C4F"/>
+  </w:style>
+  <w:style w:type="character" w:customStyle="1" w:styleId="citation-4980">
+    <w:name w:val="citation-4980"/>
+    <w:basedOn w:val="DefaultParagraphFont"/>
+    <w:rsid w:val="00F97C4F"/>
+  </w:style>
+  <w:style w:type="character" w:customStyle="1" w:styleId="citation-4979">
+    <w:name w:val="citation-4979"/>
+    <w:basedOn w:val="DefaultParagraphFont"/>
+    <w:rsid w:val="00F97C4F"/>
+  </w:style>
 </w:styles>
 </file>
 

--- a/docs/Sprint 2.docx
+++ b/docs/Sprint 2.docx
@@ -337,21 +337,7 @@
               <w:rPr>
                 <w:rFonts w:ascii="Calibri" w:hAnsi="Calibri" w:cs="Calibri"/>
               </w:rPr>
-              <w:t xml:space="preserve">As a Patient, I want to book an appointment </w:t>
-            </w:r>
-            <w:proofErr w:type="gramStart"/>
-            <w:r>
-              <w:rPr>
-                <w:rFonts w:ascii="Calibri" w:hAnsi="Calibri" w:cs="Calibri"/>
-              </w:rPr>
-              <w:t>online</w:t>
-            </w:r>
-            <w:proofErr w:type="gramEnd"/>
-            <w:r>
-              <w:rPr>
-                <w:rFonts w:ascii="Calibri" w:hAnsi="Calibri" w:cs="Calibri"/>
-              </w:rPr>
-              <w:t xml:space="preserve"> so I don't have to call the clinic.</w:t>
+              <w:t>As a Patient, I want to book an appointment online so I don't have to call the clinic.</w:t>
             </w:r>
           </w:p>
         </w:tc>
@@ -568,21 +554,7 @@
               <w:rPr>
                 <w:rFonts w:ascii="Calibri" w:hAnsi="Calibri" w:cs="Calibri"/>
               </w:rPr>
-              <w:t xml:space="preserve">As a Patient, I want to receive an appointment </w:t>
-            </w:r>
-            <w:proofErr w:type="gramStart"/>
-            <w:r>
-              <w:rPr>
-                <w:rFonts w:ascii="Calibri" w:hAnsi="Calibri" w:cs="Calibri"/>
-              </w:rPr>
-              <w:t>confirmation</w:t>
-            </w:r>
-            <w:proofErr w:type="gramEnd"/>
-            <w:r>
-              <w:rPr>
-                <w:rFonts w:ascii="Calibri" w:hAnsi="Calibri" w:cs="Calibri"/>
-              </w:rPr>
-              <w:t xml:space="preserve"> so I know my booking was successful.</w:t>
+              <w:t>As a Patient, I want to receive an appointment confirmation so I know my booking was successful.</w:t>
             </w:r>
           </w:p>
         </w:tc>
@@ -657,21 +629,7 @@
               <w:rPr>
                 <w:rFonts w:ascii="Calibri" w:hAnsi="Calibri" w:cs="Calibri"/>
               </w:rPr>
-              <w:t xml:space="preserve">As an Admin, I want to register a new patient with their name and </w:t>
-            </w:r>
-            <w:proofErr w:type="gramStart"/>
-            <w:r>
-              <w:rPr>
-                <w:rFonts w:ascii="Calibri" w:hAnsi="Calibri" w:cs="Calibri"/>
-              </w:rPr>
-              <w:t>DOB</w:t>
-            </w:r>
-            <w:proofErr w:type="gramEnd"/>
-            <w:r>
-              <w:rPr>
-                <w:rFonts w:ascii="Calibri" w:hAnsi="Calibri" w:cs="Calibri"/>
-              </w:rPr>
-              <w:t xml:space="preserve"> so their record is created.</w:t>
+              <w:t>As an Admin, I want to register a new patient with their name and DOB so their record is created.</w:t>
             </w:r>
           </w:p>
         </w:tc>
@@ -944,21 +902,7 @@
         <w:rPr>
           <w:rFonts w:ascii="Calibri" w:hAnsi="Calibri" w:cs="Calibri"/>
         </w:rPr>
-        <w:t xml:space="preserve"> by building the secure authentication gateway and the reactive scheduling engine. These features are </w:t>
-      </w:r>
-      <w:proofErr w:type="gramStart"/>
-      <w:r>
-        <w:rPr>
-          <w:rFonts w:ascii="Calibri" w:hAnsi="Calibri" w:cs="Calibri"/>
-        </w:rPr>
-        <w:t>high-value</w:t>
-      </w:r>
-      <w:proofErr w:type="gramEnd"/>
-      <w:r>
-        <w:rPr>
-          <w:rFonts w:ascii="Calibri" w:hAnsi="Calibri" w:cs="Calibri"/>
-        </w:rPr>
-        <w:t xml:space="preserve"> because they directly address the primary user frustration identified in discovery: the lack of self-service visibility for bookings and medical records. By prioritizing the </w:t>
+        <w:t xml:space="preserve"> by building the secure authentication gateway and the reactive scheduling engine. These features are high-value because they directly address the primary user frustration identified in discovery: the lack of self-service visibility for bookings and medical records. By prioritizing the </w:t>
       </w:r>
       <w:r>
         <w:rPr>
@@ -1989,7 +1933,6 @@
               <w:t xml:space="preserve">: Build </w:t>
             </w:r>
             <w:proofErr w:type="spellStart"/>
-            <w:proofErr w:type="gramStart"/>
             <w:r>
               <w:rPr>
                 <w:rStyle w:val="HTMLCode"/>
@@ -1997,17 +1940,7 @@
                 <w:color w:val="444746"/>
                 <w:bdr w:val="none" w:sz="0" w:space="0" w:color="auto" w:frame="1"/>
               </w:rPr>
-              <w:t>hooks.server</w:t>
-            </w:r>
-            <w:proofErr w:type="gramEnd"/>
-            <w:r>
-              <w:rPr>
-                <w:rStyle w:val="HTMLCode"/>
-                <w:rFonts w:eastAsiaTheme="majorEastAsia" w:cs="Arial"/>
-                <w:color w:val="444746"/>
-                <w:bdr w:val="none" w:sz="0" w:space="0" w:color="auto" w:frame="1"/>
-              </w:rPr>
-              <w:t>.ts</w:t>
+              <w:t>hooks.server.ts</w:t>
             </w:r>
             <w:proofErr w:type="spellEnd"/>
             <w:r>
@@ -2925,6 +2858,54 @@
     </w:p>
     <w:p>
       <w:pPr>
+        <w:jc w:val="center"/>
+        <w:rPr>
+          <w:rFonts w:ascii="Calibri" w:hAnsi="Calibri" w:cs="Calibri"/>
+        </w:rPr>
+      </w:pPr>
+      <w:r>
+        <w:rPr>
+          <w:rFonts w:ascii="Calibri" w:hAnsi="Calibri" w:cs="Calibri"/>
+        </w:rPr>
+        <w:t>Task T8 (TDD)</w:t>
+      </w:r>
+      <w:r>
+        <w:rPr>
+          <w:rFonts w:ascii="Calibri" w:hAnsi="Calibri" w:cs="Calibri"/>
+        </w:rPr>
+        <w:t xml:space="preserve"> </w:t>
+      </w:r>
+      <w:r>
+        <w:rPr>
+          <w:rFonts w:ascii="Calibri" w:hAnsi="Calibri" w:cs="Calibri"/>
+        </w:rPr>
+        <w:t xml:space="preserve">Take a screenshot of your terminal showing the </w:t>
+      </w:r>
+      <w:r>
+        <w:rPr>
+          <w:rFonts w:ascii="Calibri" w:hAnsi="Calibri" w:cs="Calibri"/>
+          <w:b/>
+          <w:bCs/>
+        </w:rPr>
+        <w:t>4 passed tests</w:t>
+      </w:r>
+      <w:r>
+        <w:rPr>
+          <w:rFonts w:ascii="Calibri" w:hAnsi="Calibri" w:cs="Calibri"/>
+        </w:rPr>
+        <w:t xml:space="preserve"> and place it in the "Code and evidence" section</w:t>
+      </w:r>
+    </w:p>
+    <w:p>
+      <w:pPr>
+        <w:jc w:val="center"/>
+        <w:rPr>
+          <w:rFonts w:ascii="Calibri" w:hAnsi="Calibri" w:cs="Calibri"/>
+        </w:rPr>
+      </w:pPr>
+    </w:p>
+    <w:p>
+      <w:pPr>
         <w:pStyle w:val="Heading2"/>
         <w:rPr>
           <w:rFonts w:ascii="Calibri" w:hAnsi="Calibri" w:cs="Calibri"/>
@@ -3381,16 +3362,50 @@
         <w:rPr>
           <w:rFonts w:ascii="Calibri" w:hAnsi="Calibri" w:cs="Calibri"/>
         </w:rPr>
-        <w:t xml:space="preserve"> </w:t>
+        <w:t xml:space="preserve"> compliance .</w:t>
       </w:r>
-      <w:proofErr w:type="gramStart"/>
+    </w:p>
+    <w:p>
+      <w:pPr>
+        <w:jc w:val="left"/>
+        <w:rPr>
+          <w:rFonts w:ascii="Calibri" w:hAnsi="Calibri" w:cs="Calibri"/>
+        </w:rPr>
+      </w:pPr>
       <w:r>
         <w:rPr>
           <w:rFonts w:ascii="Calibri" w:hAnsi="Calibri" w:cs="Calibri"/>
         </w:rPr>
-        <w:t>compliance .</w:t>
+        <w:t xml:space="preserve">achieved a </w:t>
       </w:r>
-      <w:proofErr w:type="gramEnd"/>
+      <w:r>
+        <w:rPr>
+          <w:rFonts w:ascii="Calibri" w:hAnsi="Calibri" w:cs="Calibri"/>
+          <w:b/>
+          <w:bCs/>
+        </w:rPr>
+        <w:t>100% pass rate</w:t>
+      </w:r>
+      <w:r>
+        <w:rPr>
+          <w:rFonts w:ascii="Calibri" w:hAnsi="Calibri" w:cs="Calibri"/>
+        </w:rPr>
+        <w:t xml:space="preserve"> on core functional unit tests, satisfying the success metric defined in your </w:t>
+      </w:r>
+      <w:r>
+        <w:rPr>
+          <w:rFonts w:ascii="Calibri" w:hAnsi="Calibri" w:cs="Calibri"/>
+          <w:b/>
+          <w:bCs/>
+        </w:rPr>
+        <w:t>PSD</w:t>
+      </w:r>
+      <w:r>
+        <w:rPr>
+          <w:rFonts w:ascii="Calibri" w:hAnsi="Calibri" w:cs="Calibri"/>
+        </w:rPr>
+        <w:t>.</w:t>
+      </w:r>
     </w:p>
     <w:p>
       <w:pPr>
@@ -3411,6 +3426,7 @@
         <w:rPr>
           <w:rFonts w:ascii="Calibri" w:hAnsi="Calibri" w:cs="Calibri"/>
         </w:rPr>
+        <w:lastRenderedPageBreak/>
         <w:t>What could be improved?</w:t>
       </w:r>
     </w:p>
@@ -3439,30 +3455,8 @@
         <w:rPr>
           <w:rFonts w:ascii="Calibri" w:hAnsi="Calibri" w:cs="Calibri"/>
         </w:rPr>
-        <w:t xml:space="preserve">The current 'BOOK WITH DR. MEHTA' button on the dashboard is a UI placeholder. The next development goal is to implement the dedicated '/booking' route to handle the transaction logic and </w:t>
+        <w:t>The current 'BOOK WITH DR. MEHTA' button on the dashboard is a UI placeholder. The next development goal is to implement the dedicated '/booking' route to handle the transaction logic and data-binding for Story 03 .</w:t>
       </w:r>
-      <w:proofErr w:type="gramStart"/>
-      <w:r>
-        <w:rPr>
-          <w:rFonts w:ascii="Calibri" w:hAnsi="Calibri" w:cs="Calibri"/>
-        </w:rPr>
-        <w:t>data-binding</w:t>
-      </w:r>
-      <w:proofErr w:type="gramEnd"/>
-      <w:r>
-        <w:rPr>
-          <w:rFonts w:ascii="Calibri" w:hAnsi="Calibri" w:cs="Calibri"/>
-        </w:rPr>
-        <w:t xml:space="preserve"> for Story </w:t>
-      </w:r>
-      <w:proofErr w:type="gramStart"/>
-      <w:r>
-        <w:rPr>
-          <w:rFonts w:ascii="Calibri" w:hAnsi="Calibri" w:cs="Calibri"/>
-        </w:rPr>
-        <w:t>03 .</w:t>
-      </w:r>
-      <w:proofErr w:type="gramEnd"/>
     </w:p>
     <w:p>
       <w:pPr>
@@ -3502,19 +3496,11 @@
         <w:t>While the current MVP uses plain-string comparison for mock data validation, a production-ready version must implement Argon2 or Bcrypt hashing within the +</w:t>
       </w:r>
       <w:proofErr w:type="spellStart"/>
-      <w:proofErr w:type="gramStart"/>
       <w:r>
         <w:rPr>
           <w:rFonts w:ascii="Calibri" w:hAnsi="Calibri" w:cs="Calibri"/>
         </w:rPr>
-        <w:t>page.server</w:t>
-      </w:r>
-      <w:proofErr w:type="gramEnd"/>
-      <w:r>
-        <w:rPr>
-          <w:rFonts w:ascii="Calibri" w:hAnsi="Calibri" w:cs="Calibri"/>
-        </w:rPr>
-        <w:t>.ts</w:t>
+        <w:t>page.server.ts</w:t>
       </w:r>
       <w:proofErr w:type="spellEnd"/>
       <w:r>

--- a/docs/Sprint 2.docx
+++ b/docs/Sprint 2.docx
@@ -337,7 +337,21 @@
               <w:rPr>
                 <w:rFonts w:ascii="Calibri" w:hAnsi="Calibri" w:cs="Calibri"/>
               </w:rPr>
-              <w:t>As a Patient, I want to book an appointment online so I don't have to call the clinic.</w:t>
+              <w:t xml:space="preserve">As a Patient, I want to book an appointment </w:t>
+            </w:r>
+            <w:proofErr w:type="gramStart"/>
+            <w:r>
+              <w:rPr>
+                <w:rFonts w:ascii="Calibri" w:hAnsi="Calibri" w:cs="Calibri"/>
+              </w:rPr>
+              <w:t>online</w:t>
+            </w:r>
+            <w:proofErr w:type="gramEnd"/>
+            <w:r>
+              <w:rPr>
+                <w:rFonts w:ascii="Calibri" w:hAnsi="Calibri" w:cs="Calibri"/>
+              </w:rPr>
+              <w:t xml:space="preserve"> so I don't have to call the clinic.</w:t>
             </w:r>
           </w:p>
         </w:tc>
@@ -554,7 +568,21 @@
               <w:rPr>
                 <w:rFonts w:ascii="Calibri" w:hAnsi="Calibri" w:cs="Calibri"/>
               </w:rPr>
-              <w:t>As a Patient, I want to receive an appointment confirmation so I know my booking was successful.</w:t>
+              <w:t xml:space="preserve">As a Patient, I want to receive an appointment </w:t>
+            </w:r>
+            <w:proofErr w:type="gramStart"/>
+            <w:r>
+              <w:rPr>
+                <w:rFonts w:ascii="Calibri" w:hAnsi="Calibri" w:cs="Calibri"/>
+              </w:rPr>
+              <w:t>confirmation</w:t>
+            </w:r>
+            <w:proofErr w:type="gramEnd"/>
+            <w:r>
+              <w:rPr>
+                <w:rFonts w:ascii="Calibri" w:hAnsi="Calibri" w:cs="Calibri"/>
+              </w:rPr>
+              <w:t xml:space="preserve"> so I know my booking was successful.</w:t>
             </w:r>
           </w:p>
         </w:tc>
@@ -629,7 +657,21 @@
               <w:rPr>
                 <w:rFonts w:ascii="Calibri" w:hAnsi="Calibri" w:cs="Calibri"/>
               </w:rPr>
-              <w:t>As an Admin, I want to register a new patient with their name and DOB so their record is created.</w:t>
+              <w:t xml:space="preserve">As an Admin, I want to register a new patient with their name and </w:t>
+            </w:r>
+            <w:proofErr w:type="gramStart"/>
+            <w:r>
+              <w:rPr>
+                <w:rFonts w:ascii="Calibri" w:hAnsi="Calibri" w:cs="Calibri"/>
+              </w:rPr>
+              <w:t>DOB</w:t>
+            </w:r>
+            <w:proofErr w:type="gramEnd"/>
+            <w:r>
+              <w:rPr>
+                <w:rFonts w:ascii="Calibri" w:hAnsi="Calibri" w:cs="Calibri"/>
+              </w:rPr>
+              <w:t xml:space="preserve"> so their record is created.</w:t>
             </w:r>
           </w:p>
         </w:tc>
@@ -902,7 +944,21 @@
         <w:rPr>
           <w:rFonts w:ascii="Calibri" w:hAnsi="Calibri" w:cs="Calibri"/>
         </w:rPr>
-        <w:t xml:space="preserve"> by building the secure authentication gateway and the reactive scheduling engine. These features are high-value because they directly address the primary user frustration identified in discovery: the lack of self-service visibility for bookings and medical records. By prioritizing the </w:t>
+        <w:t xml:space="preserve"> by building the secure authentication gateway and the reactive scheduling engine. These features are </w:t>
+      </w:r>
+      <w:proofErr w:type="gramStart"/>
+      <w:r>
+        <w:rPr>
+          <w:rFonts w:ascii="Calibri" w:hAnsi="Calibri" w:cs="Calibri"/>
+        </w:rPr>
+        <w:t>high-value</w:t>
+      </w:r>
+      <w:proofErr w:type="gramEnd"/>
+      <w:r>
+        <w:rPr>
+          <w:rFonts w:ascii="Calibri" w:hAnsi="Calibri" w:cs="Calibri"/>
+        </w:rPr>
+        <w:t xml:space="preserve"> because they directly address the primary user frustration identified in discovery: the lack of self-service visibility for bookings and medical records. By prioritizing the </w:t>
       </w:r>
       <w:r>
         <w:rPr>
@@ -943,47 +999,38 @@
     </w:p>
     <w:tbl>
       <w:tblPr>
-        <w:tblStyle w:val="GridTable3-Accent5"/>
-        <w:tblW w:w="4997" w:type="pct"/>
+        <w:tblStyle w:val="TableGrid"/>
+        <w:tblW w:w="0" w:type="auto"/>
         <w:tblLook w:val="04A0" w:firstRow="1" w:lastRow="0" w:firstColumn="1" w:lastColumn="0" w:noHBand="0" w:noVBand="1"/>
       </w:tblPr>
       <w:tblGrid>
-        <w:gridCol w:w="776"/>
-        <w:gridCol w:w="3318"/>
-        <w:gridCol w:w="1432"/>
-        <w:gridCol w:w="1154"/>
-        <w:gridCol w:w="1232"/>
-        <w:gridCol w:w="1432"/>
+        <w:gridCol w:w="748"/>
+        <w:gridCol w:w="3484"/>
+        <w:gridCol w:w="875"/>
+        <w:gridCol w:w="618"/>
+        <w:gridCol w:w="1155"/>
+        <w:gridCol w:w="2470"/>
       </w:tblGrid>
       <w:tr>
-        <w:trPr>
-          <w:cnfStyle w:val="100000000000" w:firstRow="1" w:lastRow="0" w:firstColumn="0" w:lastColumn="0" w:oddVBand="0" w:evenVBand="0" w:oddHBand="0" w:evenHBand="0" w:firstRowFirstColumn="0" w:firstRowLastColumn="0" w:lastRowFirstColumn="0" w:lastRowLastColumn="0"/>
-        </w:trPr>
-        <w:tc>
-          <w:tcPr>
-            <w:cnfStyle w:val="001000000100" w:firstRow="0" w:lastRow="0" w:firstColumn="1" w:lastColumn="0" w:oddVBand="0" w:evenVBand="0" w:oddHBand="0" w:evenHBand="0" w:firstRowFirstColumn="1" w:firstRowLastColumn="0" w:lastRowFirstColumn="0" w:lastRowLastColumn="0"/>
-            <w:tcW w:w="371" w:type="pct"/>
-            <w:tcBorders>
-              <w:top w:val="single" w:sz="4" w:space="0" w:color="E59EDC" w:themeColor="accent5" w:themeTint="66"/>
-              <w:left w:val="single" w:sz="4" w:space="0" w:color="E59EDC" w:themeColor="accent5" w:themeTint="66"/>
-              <w:bottom w:val="single" w:sz="4" w:space="0" w:color="E59EDC" w:themeColor="accent5" w:themeTint="66"/>
-              <w:right w:val="single" w:sz="4" w:space="0" w:color="E59EDC" w:themeColor="accent5" w:themeTint="66"/>
-            </w:tcBorders>
-          </w:tcPr>
-          <w:p>
-            <w:pPr>
-              <w:jc w:val="center"/>
-              <w:rPr>
-                <w:rFonts w:ascii="Calibri" w:hAnsi="Calibri" w:cs="Calibri"/>
-                <w:i w:val="0"/>
-                <w:iCs w:val="0"/>
-              </w:rPr>
-            </w:pPr>
-            <w:r>
-              <w:rPr>
-                <w:rFonts w:ascii="Calibri" w:hAnsi="Calibri" w:cs="Calibri"/>
-                <w:i w:val="0"/>
-                <w:iCs w:val="0"/>
+        <w:tc>
+          <w:tcPr>
+            <w:tcW w:w="0" w:type="auto"/>
+            <w:hideMark/>
+          </w:tcPr>
+          <w:p>
+            <w:pPr>
+              <w:jc w:val="left"/>
+              <w:rPr>
+                <w:rFonts w:ascii="Calibri" w:hAnsi="Calibri" w:cs="Calibri"/>
+                <w:lang w:val="en-US"/>
+              </w:rPr>
+            </w:pPr>
+            <w:r>
+              <w:rPr>
+                <w:rFonts w:ascii="Calibri" w:hAnsi="Calibri" w:cs="Calibri"/>
+                <w:b/>
+                <w:bCs/>
+                <w:lang w:val="en-US"/>
               </w:rPr>
               <w:t>Task ID</w:t>
             </w:r>
@@ -991,25 +1038,23 @@
         </w:tc>
         <w:tc>
           <w:tcPr>
-            <w:tcW w:w="1834" w:type="pct"/>
-            <w:tcBorders>
-              <w:top w:val="single" w:sz="4" w:space="0" w:color="E59EDC" w:themeColor="accent5" w:themeTint="66"/>
-              <w:left w:val="single" w:sz="4" w:space="0" w:color="E59EDC" w:themeColor="accent5" w:themeTint="66"/>
-              <w:bottom w:val="single" w:sz="4" w:space="0" w:color="E59EDC" w:themeColor="accent5" w:themeTint="66"/>
-              <w:right w:val="single" w:sz="4" w:space="0" w:color="E59EDC" w:themeColor="accent5" w:themeTint="66"/>
-            </w:tcBorders>
-          </w:tcPr>
-          <w:p>
-            <w:pPr>
-              <w:jc w:val="center"/>
-              <w:cnfStyle w:val="100000000000" w:firstRow="1" w:lastRow="0" w:firstColumn="0" w:lastColumn="0" w:oddVBand="0" w:evenVBand="0" w:oddHBand="0" w:evenHBand="0" w:firstRowFirstColumn="0" w:firstRowLastColumn="0" w:lastRowFirstColumn="0" w:lastRowLastColumn="0"/>
-              <w:rPr>
-                <w:rFonts w:ascii="Calibri" w:hAnsi="Calibri" w:cs="Calibri"/>
-              </w:rPr>
-            </w:pPr>
-            <w:r>
-              <w:rPr>
-                <w:rFonts w:ascii="Calibri" w:hAnsi="Calibri" w:cs="Calibri"/>
+            <w:tcW w:w="0" w:type="auto"/>
+            <w:hideMark/>
+          </w:tcPr>
+          <w:p>
+            <w:pPr>
+              <w:jc w:val="left"/>
+              <w:rPr>
+                <w:rFonts w:ascii="Calibri" w:hAnsi="Calibri" w:cs="Calibri"/>
+                <w:lang w:val="en-US"/>
+              </w:rPr>
+            </w:pPr>
+            <w:r>
+              <w:rPr>
+                <w:rFonts w:ascii="Calibri" w:hAnsi="Calibri" w:cs="Calibri"/>
+                <w:b/>
+                <w:bCs/>
+                <w:lang w:val="en-US"/>
               </w:rPr>
               <w:t>Technical Task</w:t>
             </w:r>
@@ -1017,23 +1062,23 @@
         </w:tc>
         <w:tc>
           <w:tcPr>
-            <w:tcW w:w="824" w:type="pct"/>
-            <w:tcBorders>
-              <w:top w:val="single" w:sz="4" w:space="0" w:color="E59EDC" w:themeColor="accent5" w:themeTint="66"/>
-              <w:bottom w:val="single" w:sz="4" w:space="0" w:color="E59EDC" w:themeColor="accent5" w:themeTint="66"/>
-            </w:tcBorders>
-          </w:tcPr>
-          <w:p>
-            <w:pPr>
-              <w:jc w:val="center"/>
-              <w:cnfStyle w:val="100000000000" w:firstRow="1" w:lastRow="0" w:firstColumn="0" w:lastColumn="0" w:oddVBand="0" w:evenVBand="0" w:oddHBand="0" w:evenHBand="0" w:firstRowFirstColumn="0" w:firstRowLastColumn="0" w:lastRowFirstColumn="0" w:lastRowLastColumn="0"/>
-              <w:rPr>
-                <w:rFonts w:ascii="Calibri" w:hAnsi="Calibri" w:cs="Calibri"/>
-              </w:rPr>
-            </w:pPr>
-            <w:r>
-              <w:rPr>
-                <w:rFonts w:ascii="Calibri" w:hAnsi="Calibri" w:cs="Calibri"/>
+            <w:tcW w:w="0" w:type="auto"/>
+            <w:hideMark/>
+          </w:tcPr>
+          <w:p>
+            <w:pPr>
+              <w:jc w:val="left"/>
+              <w:rPr>
+                <w:rFonts w:ascii="Calibri" w:hAnsi="Calibri" w:cs="Calibri"/>
+                <w:lang w:val="en-US"/>
+              </w:rPr>
+            </w:pPr>
+            <w:r>
+              <w:rPr>
+                <w:rFonts w:ascii="Calibri" w:hAnsi="Calibri" w:cs="Calibri"/>
+                <w:b/>
+                <w:bCs/>
+                <w:lang w:val="en-US"/>
               </w:rPr>
               <w:t>Story Link</w:t>
             </w:r>
@@ -1041,50 +1086,47 @@
         </w:tc>
         <w:tc>
           <w:tcPr>
-            <w:tcW w:w="561" w:type="pct"/>
-            <w:tcBorders>
-              <w:top w:val="single" w:sz="4" w:space="0" w:color="E59EDC" w:themeColor="accent5" w:themeTint="66"/>
-              <w:left w:val="single" w:sz="4" w:space="0" w:color="E59EDC" w:themeColor="accent5" w:themeTint="66"/>
-              <w:bottom w:val="single" w:sz="4" w:space="0" w:color="E59EDC" w:themeColor="accent5" w:themeTint="66"/>
-              <w:right w:val="single" w:sz="4" w:space="0" w:color="E59EDC" w:themeColor="accent5" w:themeTint="66"/>
-            </w:tcBorders>
-          </w:tcPr>
-          <w:p>
-            <w:pPr>
-              <w:jc w:val="center"/>
-              <w:cnfStyle w:val="100000000000" w:firstRow="1" w:lastRow="0" w:firstColumn="0" w:lastColumn="0" w:oddVBand="0" w:evenVBand="0" w:oddHBand="0" w:evenHBand="0" w:firstRowFirstColumn="0" w:firstRowLastColumn="0" w:lastRowFirstColumn="0" w:lastRowLastColumn="0"/>
-              <w:rPr>
-                <w:rFonts w:ascii="Calibri" w:hAnsi="Calibri" w:cs="Calibri"/>
-              </w:rPr>
-            </w:pPr>
-            <w:r>
-              <w:rPr>
-                <w:rFonts w:ascii="Calibri" w:hAnsi="Calibri" w:cs="Calibri"/>
-              </w:rPr>
-              <w:t>Estimate</w:t>
-            </w:r>
-          </w:p>
-        </w:tc>
-        <w:tc>
-          <w:tcPr>
-            <w:tcW w:w="593" w:type="pct"/>
-            <w:tcBorders>
-              <w:top w:val="single" w:sz="4" w:space="0" w:color="E59EDC" w:themeColor="accent5" w:themeTint="66"/>
-              <w:bottom w:val="single" w:sz="4" w:space="0" w:color="E59EDC" w:themeColor="accent5" w:themeTint="66"/>
-              <w:right w:val="single" w:sz="4" w:space="0" w:color="E59EDC" w:themeColor="accent5" w:themeTint="66"/>
-            </w:tcBorders>
-          </w:tcPr>
-          <w:p>
-            <w:pPr>
-              <w:jc w:val="center"/>
-              <w:cnfStyle w:val="100000000000" w:firstRow="1" w:lastRow="0" w:firstColumn="0" w:lastColumn="0" w:oddVBand="0" w:evenVBand="0" w:oddHBand="0" w:evenHBand="0" w:firstRowFirstColumn="0" w:firstRowLastColumn="0" w:lastRowFirstColumn="0" w:lastRowLastColumn="0"/>
-              <w:rPr>
-                <w:rFonts w:ascii="Calibri" w:hAnsi="Calibri" w:cs="Calibri"/>
-              </w:rPr>
-            </w:pPr>
-            <w:r>
-              <w:rPr>
-                <w:rFonts w:ascii="Calibri" w:hAnsi="Calibri" w:cs="Calibri"/>
+            <w:tcW w:w="0" w:type="auto"/>
+            <w:hideMark/>
+          </w:tcPr>
+          <w:p>
+            <w:pPr>
+              <w:jc w:val="left"/>
+              <w:rPr>
+                <w:rFonts w:ascii="Calibri" w:hAnsi="Calibri" w:cs="Calibri"/>
+                <w:lang w:val="en-US"/>
+              </w:rPr>
+            </w:pPr>
+            <w:r>
+              <w:rPr>
+                <w:rFonts w:ascii="Calibri" w:hAnsi="Calibri" w:cs="Calibri"/>
+                <w:b/>
+                <w:bCs/>
+                <w:lang w:val="en-US"/>
+              </w:rPr>
+              <w:t>Est.</w:t>
+            </w:r>
+          </w:p>
+        </w:tc>
+        <w:tc>
+          <w:tcPr>
+            <w:tcW w:w="0" w:type="auto"/>
+            <w:hideMark/>
+          </w:tcPr>
+          <w:p>
+            <w:pPr>
+              <w:jc w:val="left"/>
+              <w:rPr>
+                <w:rFonts w:ascii="Calibri" w:hAnsi="Calibri" w:cs="Calibri"/>
+                <w:lang w:val="en-US"/>
+              </w:rPr>
+            </w:pPr>
+            <w:r>
+              <w:rPr>
+                <w:rFonts w:ascii="Calibri" w:hAnsi="Calibri" w:cs="Calibri"/>
+                <w:b/>
+                <w:bCs/>
+                <w:lang w:val="en-US"/>
               </w:rPr>
               <w:t>Status</w:t>
             </w:r>
@@ -1092,24 +1134,23 @@
         </w:tc>
         <w:tc>
           <w:tcPr>
-            <w:tcW w:w="816" w:type="pct"/>
-            <w:tcBorders>
-              <w:top w:val="single" w:sz="4" w:space="0" w:color="E59EDC" w:themeColor="accent5" w:themeTint="66"/>
-              <w:bottom w:val="single" w:sz="4" w:space="0" w:color="E59EDC" w:themeColor="accent5" w:themeTint="66"/>
-              <w:right w:val="single" w:sz="4" w:space="0" w:color="E59EDC" w:themeColor="accent5" w:themeTint="66"/>
-            </w:tcBorders>
-          </w:tcPr>
-          <w:p>
-            <w:pPr>
-              <w:jc w:val="center"/>
-              <w:cnfStyle w:val="100000000000" w:firstRow="1" w:lastRow="0" w:firstColumn="0" w:lastColumn="0" w:oddVBand="0" w:evenVBand="0" w:oddHBand="0" w:evenHBand="0" w:firstRowFirstColumn="0" w:firstRowLastColumn="0" w:lastRowFirstColumn="0" w:lastRowLastColumn="0"/>
-              <w:rPr>
-                <w:rFonts w:ascii="Calibri" w:hAnsi="Calibri" w:cs="Calibri"/>
-              </w:rPr>
-            </w:pPr>
-            <w:r>
-              <w:rPr>
-                <w:rFonts w:ascii="Calibri" w:hAnsi="Calibri" w:cs="Calibri"/>
+            <w:tcW w:w="0" w:type="auto"/>
+            <w:hideMark/>
+          </w:tcPr>
+          <w:p>
+            <w:pPr>
+              <w:jc w:val="left"/>
+              <w:rPr>
+                <w:rFonts w:ascii="Calibri" w:hAnsi="Calibri" w:cs="Calibri"/>
+                <w:lang w:val="en-US"/>
+              </w:rPr>
+            </w:pPr>
+            <w:r>
+              <w:rPr>
+                <w:rFonts w:ascii="Calibri" w:hAnsi="Calibri" w:cs="Calibri"/>
+                <w:b/>
+                <w:bCs/>
+                <w:lang w:val="en-US"/>
               </w:rPr>
               <w:t>Traceability</w:t>
             </w:r>
@@ -1117,169 +1158,181 @@
         </w:tc>
       </w:tr>
       <w:tr>
-        <w:trPr>
-          <w:cnfStyle w:val="000000100000" w:firstRow="0" w:lastRow="0" w:firstColumn="0" w:lastColumn="0" w:oddVBand="0" w:evenVBand="0" w:oddHBand="1" w:evenHBand="0" w:firstRowFirstColumn="0" w:firstRowLastColumn="0" w:lastRowFirstColumn="0" w:lastRowLastColumn="0"/>
-        </w:trPr>
-        <w:tc>
-          <w:tcPr>
-            <w:cnfStyle w:val="001000000000" w:firstRow="0" w:lastRow="0" w:firstColumn="1" w:lastColumn="0" w:oddVBand="0" w:evenVBand="0" w:oddHBand="0" w:evenHBand="0" w:firstRowFirstColumn="0" w:firstRowLastColumn="0" w:lastRowFirstColumn="0" w:lastRowLastColumn="0"/>
-            <w:tcW w:w="371" w:type="pct"/>
-            <w:tcBorders>
-              <w:top w:val="single" w:sz="4" w:space="0" w:color="E59EDC" w:themeColor="accent5" w:themeTint="66"/>
-              <w:left w:val="single" w:sz="4" w:space="0" w:color="E59EDC" w:themeColor="accent5" w:themeTint="66"/>
-              <w:bottom w:val="single" w:sz="4" w:space="0" w:color="E59EDC" w:themeColor="accent5" w:themeTint="66"/>
-              <w:right w:val="single" w:sz="4" w:space="0" w:color="E59EDC" w:themeColor="accent5" w:themeTint="66"/>
-            </w:tcBorders>
-            <w:shd w:val="clear" w:color="auto" w:fill="F2CEED" w:themeFill="accent5" w:themeFillTint="33"/>
-            <w:vAlign w:val="center"/>
-          </w:tcPr>
-          <w:p>
-            <w:pPr>
-              <w:jc w:val="center"/>
-              <w:rPr>
-                <w:rFonts w:ascii="Calibri" w:hAnsi="Calibri" w:cs="Calibri"/>
-              </w:rPr>
-            </w:pPr>
-            <w:r>
-              <w:rPr>
-                <w:rStyle w:val="Strong"/>
-                <w:color w:val="1F1F1F"/>
-                <w:bdr w:val="none" w:sz="0" w:space="0" w:color="auto" w:frame="1"/>
+        <w:tc>
+          <w:tcPr>
+            <w:tcW w:w="0" w:type="auto"/>
+            <w:hideMark/>
+          </w:tcPr>
+          <w:p>
+            <w:pPr>
+              <w:jc w:val="left"/>
+              <w:rPr>
+                <w:rFonts w:ascii="Calibri" w:hAnsi="Calibri" w:cs="Calibri"/>
+                <w:lang w:val="en-US"/>
+              </w:rPr>
+            </w:pPr>
+            <w:r>
+              <w:rPr>
+                <w:rFonts w:ascii="Calibri" w:hAnsi="Calibri" w:cs="Calibri"/>
+                <w:b/>
+                <w:bCs/>
+                <w:lang w:val="en-US"/>
               </w:rPr>
               <w:lastRenderedPageBreak/>
-              <w:t>Task ID</w:t>
-            </w:r>
-          </w:p>
-        </w:tc>
-        <w:tc>
-          <w:tcPr>
-            <w:tcW w:w="1834" w:type="pct"/>
-            <w:tcBorders>
-              <w:top w:val="single" w:sz="4" w:space="0" w:color="E59EDC" w:themeColor="accent5" w:themeTint="66"/>
-              <w:left w:val="single" w:sz="4" w:space="0" w:color="E59EDC" w:themeColor="accent5" w:themeTint="66"/>
-            </w:tcBorders>
-            <w:vAlign w:val="center"/>
-          </w:tcPr>
-          <w:p>
-            <w:pPr>
-              <w:jc w:val="left"/>
-              <w:cnfStyle w:val="000000100000" w:firstRow="0" w:lastRow="0" w:firstColumn="0" w:lastColumn="0" w:oddVBand="0" w:evenVBand="0" w:oddHBand="1" w:evenHBand="0" w:firstRowFirstColumn="0" w:firstRowLastColumn="0" w:lastRowFirstColumn="0" w:lastRowLastColumn="0"/>
-              <w:rPr>
-                <w:rFonts w:ascii="Calibri" w:hAnsi="Calibri" w:cs="Calibri"/>
-              </w:rPr>
-            </w:pPr>
-            <w:r>
-              <w:rPr>
-                <w:rStyle w:val="Strong"/>
-                <w:color w:val="1F1F1F"/>
-                <w:bdr w:val="none" w:sz="0" w:space="0" w:color="auto" w:frame="1"/>
-              </w:rPr>
-              <w:t>Technical Task</w:t>
-            </w:r>
-          </w:p>
-        </w:tc>
-        <w:tc>
-          <w:tcPr>
-            <w:tcW w:w="824" w:type="pct"/>
-            <w:tcBorders>
-              <w:top w:val="single" w:sz="4" w:space="0" w:color="E59EDC" w:themeColor="accent5" w:themeTint="66"/>
-            </w:tcBorders>
-            <w:vAlign w:val="center"/>
-          </w:tcPr>
-          <w:p>
-            <w:pPr>
-              <w:jc w:val="center"/>
-              <w:cnfStyle w:val="000000100000" w:firstRow="0" w:lastRow="0" w:firstColumn="0" w:lastColumn="0" w:oddVBand="0" w:evenVBand="0" w:oddHBand="1" w:evenHBand="0" w:firstRowFirstColumn="0" w:firstRowLastColumn="0" w:lastRowFirstColumn="0" w:lastRowLastColumn="0"/>
-              <w:rPr>
-                <w:rFonts w:ascii="Calibri" w:hAnsi="Calibri" w:cs="Calibri"/>
-                <w:lang w:val="en-US"/>
-              </w:rPr>
-            </w:pPr>
-            <w:r>
-              <w:rPr>
-                <w:rStyle w:val="Strong"/>
-                <w:color w:val="1F1F1F"/>
-                <w:bdr w:val="none" w:sz="0" w:space="0" w:color="auto" w:frame="1"/>
-              </w:rPr>
-              <w:t>Story Link</w:t>
-            </w:r>
-          </w:p>
-        </w:tc>
-        <w:tc>
-          <w:tcPr>
-            <w:tcW w:w="561" w:type="pct"/>
-            <w:tcBorders>
-              <w:top w:val="single" w:sz="4" w:space="0" w:color="E59EDC" w:themeColor="accent5" w:themeTint="66"/>
-            </w:tcBorders>
-            <w:vAlign w:val="center"/>
-          </w:tcPr>
-          <w:p>
-            <w:pPr>
-              <w:jc w:val="center"/>
-              <w:cnfStyle w:val="000000100000" w:firstRow="0" w:lastRow="0" w:firstColumn="0" w:lastColumn="0" w:oddVBand="0" w:evenVBand="0" w:oddHBand="1" w:evenHBand="0" w:firstRowFirstColumn="0" w:firstRowLastColumn="0" w:lastRowFirstColumn="0" w:lastRowLastColumn="0"/>
-              <w:rPr>
-                <w:rFonts w:ascii="Calibri" w:hAnsi="Calibri" w:cs="Calibri"/>
-              </w:rPr>
-            </w:pPr>
-            <w:r>
-              <w:rPr>
-                <w:rStyle w:val="Strong"/>
-                <w:color w:val="1F1F1F"/>
-                <w:bdr w:val="none" w:sz="0" w:space="0" w:color="auto" w:frame="1"/>
-              </w:rPr>
-              <w:t>Estimate</w:t>
-            </w:r>
-          </w:p>
-        </w:tc>
-        <w:tc>
-          <w:tcPr>
-            <w:tcW w:w="593" w:type="pct"/>
-            <w:tcBorders>
-              <w:top w:val="single" w:sz="4" w:space="0" w:color="E59EDC" w:themeColor="accent5" w:themeTint="66"/>
-            </w:tcBorders>
-            <w:vAlign w:val="center"/>
-          </w:tcPr>
-          <w:p>
-            <w:pPr>
-              <w:jc w:val="center"/>
-              <w:cnfStyle w:val="000000100000" w:firstRow="0" w:lastRow="0" w:firstColumn="0" w:lastColumn="0" w:oddVBand="0" w:evenVBand="0" w:oddHBand="1" w:evenHBand="0" w:firstRowFirstColumn="0" w:firstRowLastColumn="0" w:lastRowFirstColumn="0" w:lastRowLastColumn="0"/>
-              <w:rPr>
-                <w:rFonts w:ascii="Calibri" w:hAnsi="Calibri" w:cs="Calibri"/>
-              </w:rPr>
-            </w:pPr>
-            <w:r>
-              <w:rPr>
-                <w:rStyle w:val="Strong"/>
-                <w:color w:val="1F1F1F"/>
-                <w:bdr w:val="none" w:sz="0" w:space="0" w:color="auto" w:frame="1"/>
-              </w:rPr>
-              <w:t>Status</w:t>
-            </w:r>
-          </w:p>
-        </w:tc>
-        <w:tc>
-          <w:tcPr>
-            <w:tcW w:w="816" w:type="pct"/>
-            <w:tcBorders>
-              <w:top w:val="single" w:sz="4" w:space="0" w:color="E59EDC" w:themeColor="accent5" w:themeTint="66"/>
-            </w:tcBorders>
-            <w:vAlign w:val="center"/>
-          </w:tcPr>
-          <w:p>
-            <w:pPr>
-              <w:jc w:val="center"/>
-              <w:cnfStyle w:val="000000100000" w:firstRow="0" w:lastRow="0" w:firstColumn="0" w:lastColumn="0" w:oddVBand="0" w:evenVBand="0" w:oddHBand="1" w:evenHBand="0" w:firstRowFirstColumn="0" w:firstRowLastColumn="0" w:lastRowFirstColumn="0" w:lastRowLastColumn="0"/>
-              <w:rPr>
-                <w:rFonts w:ascii="Calibri" w:hAnsi="Calibri" w:cs="Calibri"/>
-              </w:rPr>
-            </w:pPr>
-            <w:r>
-              <w:rPr>
-                <w:rStyle w:val="Strong"/>
-                <w:color w:val="1F1F1F"/>
-                <w:bdr w:val="none" w:sz="0" w:space="0" w:color="auto" w:frame="1"/>
-              </w:rPr>
-              <w:t>Traceability</w:t>
+              <w:t>T5</w:t>
+            </w:r>
+          </w:p>
+        </w:tc>
+        <w:tc>
+          <w:tcPr>
+            <w:tcW w:w="0" w:type="auto"/>
+            <w:hideMark/>
+          </w:tcPr>
+          <w:p>
+            <w:pPr>
+              <w:jc w:val="left"/>
+              <w:rPr>
+                <w:rFonts w:ascii="Calibri" w:hAnsi="Calibri" w:cs="Calibri"/>
+                <w:lang w:val="en-US"/>
+              </w:rPr>
+            </w:pPr>
+            <w:r>
+              <w:rPr>
+                <w:rFonts w:ascii="Calibri" w:hAnsi="Calibri" w:cs="Calibri"/>
+                <w:b/>
+                <w:bCs/>
+                <w:lang w:val="en-US"/>
+              </w:rPr>
+              <w:t>Implementation</w:t>
+            </w:r>
+            <w:r>
+              <w:rPr>
+                <w:rFonts w:ascii="Calibri" w:hAnsi="Calibri" w:cs="Calibri"/>
+                <w:lang w:val="en-US"/>
+              </w:rPr>
+              <w:t xml:space="preserve">: Populate </w:t>
+            </w:r>
+            <w:proofErr w:type="spellStart"/>
+            <w:r>
+              <w:rPr>
+                <w:rFonts w:ascii="Calibri" w:hAnsi="Calibri" w:cs="Calibri"/>
+                <w:lang w:val="en-US"/>
+              </w:rPr>
+              <w:t>mockData.ts</w:t>
+            </w:r>
+            <w:proofErr w:type="spellEnd"/>
+            <w:r>
+              <w:rPr>
+                <w:rFonts w:ascii="Calibri" w:hAnsi="Calibri" w:cs="Calibri"/>
+                <w:lang w:val="en-US"/>
+              </w:rPr>
+              <w:t xml:space="preserve"> with 3NF clinical entities.</w:t>
+            </w:r>
+          </w:p>
+        </w:tc>
+        <w:tc>
+          <w:tcPr>
+            <w:tcW w:w="0" w:type="auto"/>
+            <w:hideMark/>
+          </w:tcPr>
+          <w:p>
+            <w:pPr>
+              <w:jc w:val="left"/>
+              <w:rPr>
+                <w:rFonts w:ascii="Calibri" w:hAnsi="Calibri" w:cs="Calibri"/>
+                <w:lang w:val="en-US"/>
+              </w:rPr>
+            </w:pPr>
+            <w:r>
+              <w:rPr>
+                <w:rFonts w:ascii="Calibri" w:hAnsi="Calibri" w:cs="Calibri"/>
+                <w:lang w:val="en-US"/>
+              </w:rPr>
+              <w:t>All</w:t>
+            </w:r>
+          </w:p>
+        </w:tc>
+        <w:tc>
+          <w:tcPr>
+            <w:tcW w:w="0" w:type="auto"/>
+            <w:hideMark/>
+          </w:tcPr>
+          <w:p>
+            <w:pPr>
+              <w:jc w:val="left"/>
+              <w:rPr>
+                <w:rFonts w:ascii="Calibri" w:hAnsi="Calibri" w:cs="Calibri"/>
+                <w:lang w:val="en-US"/>
+              </w:rPr>
+            </w:pPr>
+            <w:r>
+              <w:rPr>
+                <w:rFonts w:ascii="Calibri" w:hAnsi="Calibri" w:cs="Calibri"/>
+                <w:lang w:val="en-US"/>
+              </w:rPr>
+              <w:t>2</w:t>
+            </w:r>
+          </w:p>
+        </w:tc>
+        <w:tc>
+          <w:tcPr>
+            <w:tcW w:w="0" w:type="auto"/>
+            <w:hideMark/>
+          </w:tcPr>
+          <w:p>
+            <w:pPr>
+              <w:jc w:val="left"/>
+              <w:rPr>
+                <w:rFonts w:ascii="Calibri" w:hAnsi="Calibri" w:cs="Calibri"/>
+                <w:lang w:val="en-US"/>
+              </w:rPr>
+            </w:pPr>
+            <w:r>
+              <w:rPr>
+                <w:rFonts w:ascii="Calibri" w:hAnsi="Calibri" w:cs="Calibri"/>
+                <w:b/>
+                <w:bCs/>
+                <w:lang w:val="en-US"/>
+              </w:rPr>
+              <w:t>Complete</w:t>
+            </w:r>
+          </w:p>
+        </w:tc>
+        <w:tc>
+          <w:tcPr>
+            <w:tcW w:w="0" w:type="auto"/>
+            <w:hideMark/>
+          </w:tcPr>
+          <w:p>
+            <w:pPr>
+              <w:jc w:val="left"/>
+              <w:rPr>
+                <w:rFonts w:ascii="Calibri" w:hAnsi="Calibri" w:cs="Calibri"/>
+                <w:lang w:val="en-US"/>
+              </w:rPr>
+            </w:pPr>
+            <w:r>
+              <w:rPr>
+                <w:rFonts w:ascii="Calibri" w:hAnsi="Calibri" w:cs="Calibri"/>
+                <w:lang w:val="en-US"/>
+              </w:rPr>
+              <w:t xml:space="preserve">Maps </w:t>
+            </w:r>
+            <w:r>
+              <w:rPr>
+                <w:rFonts w:ascii="Calibri" w:hAnsi="Calibri" w:cs="Calibri"/>
+                <w:b/>
+                <w:bCs/>
+                <w:lang w:val="en-US"/>
+              </w:rPr>
+              <w:t>LDM</w:t>
+            </w:r>
+            <w:r>
+              <w:rPr>
+                <w:rFonts w:ascii="Calibri" w:hAnsi="Calibri" w:cs="Calibri"/>
+                <w:lang w:val="en-US"/>
+              </w:rPr>
+              <w:t xml:space="preserve"> attributes to code.</w:t>
             </w:r>
           </w:p>
         </w:tc>
@@ -1287,149 +1340,154 @@
       <w:tr>
         <w:tc>
           <w:tcPr>
-            <w:cnfStyle w:val="001000000000" w:firstRow="0" w:lastRow="0" w:firstColumn="1" w:lastColumn="0" w:oddVBand="0" w:evenVBand="0" w:oddHBand="0" w:evenHBand="0" w:firstRowFirstColumn="0" w:firstRowLastColumn="0" w:lastRowFirstColumn="0" w:lastRowLastColumn="0"/>
-            <w:tcW w:w="371" w:type="pct"/>
-            <w:tcBorders>
-              <w:top w:val="single" w:sz="4" w:space="0" w:color="E59EDC" w:themeColor="accent5" w:themeTint="66"/>
-              <w:left w:val="single" w:sz="4" w:space="0" w:color="E59EDC" w:themeColor="accent5" w:themeTint="66"/>
-              <w:bottom w:val="single" w:sz="4" w:space="0" w:color="E59EDC" w:themeColor="accent5" w:themeTint="66"/>
-              <w:right w:val="single" w:sz="4" w:space="0" w:color="E59EDC" w:themeColor="accent5" w:themeTint="66"/>
-            </w:tcBorders>
-            <w:vAlign w:val="center"/>
-          </w:tcPr>
-          <w:p>
-            <w:pPr>
-              <w:jc w:val="center"/>
-              <w:rPr>
-                <w:rFonts w:ascii="Calibri" w:hAnsi="Calibri" w:cs="Calibri"/>
-              </w:rPr>
-            </w:pPr>
-            <w:r>
-              <w:rPr>
+            <w:tcW w:w="0" w:type="auto"/>
+            <w:hideMark/>
+          </w:tcPr>
+          <w:p>
+            <w:pPr>
+              <w:jc w:val="left"/>
+              <w:rPr>
+                <w:rFonts w:ascii="Calibri" w:hAnsi="Calibri" w:cs="Calibri"/>
+                <w:lang w:val="en-US"/>
+              </w:rPr>
+            </w:pPr>
+            <w:r>
+              <w:rPr>
+                <w:rFonts w:ascii="Calibri" w:hAnsi="Calibri" w:cs="Calibri"/>
                 <w:b/>
                 <w:bCs/>
-                <w:color w:val="1F1F1F"/>
-                <w:bdr w:val="none" w:sz="0" w:space="0" w:color="auto" w:frame="1"/>
-              </w:rPr>
-              <w:t>T5</w:t>
-            </w:r>
-          </w:p>
-        </w:tc>
-        <w:tc>
-          <w:tcPr>
-            <w:tcW w:w="1834" w:type="pct"/>
-            <w:tcBorders>
-              <w:left w:val="single" w:sz="4" w:space="0" w:color="E59EDC" w:themeColor="accent5" w:themeTint="66"/>
-            </w:tcBorders>
-            <w:vAlign w:val="center"/>
-          </w:tcPr>
-          <w:p>
-            <w:pPr>
-              <w:jc w:val="left"/>
-              <w:cnfStyle w:val="000000000000" w:firstRow="0" w:lastRow="0" w:firstColumn="0" w:lastColumn="0" w:oddVBand="0" w:evenVBand="0" w:oddHBand="0" w:evenHBand="0" w:firstRowFirstColumn="0" w:firstRowLastColumn="0" w:lastRowFirstColumn="0" w:lastRowLastColumn="0"/>
-              <w:rPr>
-                <w:rFonts w:ascii="Calibri" w:hAnsi="Calibri" w:cs="Calibri"/>
-              </w:rPr>
-            </w:pPr>
-            <w:r>
-              <w:rPr>
+                <w:lang w:val="en-US"/>
+              </w:rPr>
+              <w:t>T11</w:t>
+            </w:r>
+          </w:p>
+        </w:tc>
+        <w:tc>
+          <w:tcPr>
+            <w:tcW w:w="0" w:type="auto"/>
+            <w:hideMark/>
+          </w:tcPr>
+          <w:p>
+            <w:pPr>
+              <w:jc w:val="left"/>
+              <w:rPr>
+                <w:rFonts w:ascii="Calibri" w:hAnsi="Calibri" w:cs="Calibri"/>
+                <w:lang w:val="en-US"/>
+              </w:rPr>
+            </w:pPr>
+            <w:r>
+              <w:rPr>
+                <w:rFonts w:ascii="Calibri" w:hAnsi="Calibri" w:cs="Calibri"/>
                 <w:b/>
                 <w:bCs/>
-                <w:color w:val="1F1F1F"/>
-                <w:bdr w:val="none" w:sz="0" w:space="0" w:color="auto" w:frame="1"/>
-              </w:rPr>
-              <w:t>Implementation</w:t>
-            </w:r>
-            <w:r>
-              <w:rPr>
-                <w:color w:val="1F1F1F"/>
-                <w:bdr w:val="none" w:sz="0" w:space="0" w:color="auto" w:frame="1"/>
-              </w:rPr>
-              <w:t xml:space="preserve">: Populate </w:t>
+                <w:lang w:val="en-US"/>
+              </w:rPr>
+              <w:t>Security</w:t>
+            </w:r>
+            <w:r>
+              <w:rPr>
+                <w:rFonts w:ascii="Calibri" w:hAnsi="Calibri" w:cs="Calibri"/>
+                <w:lang w:val="en-US"/>
+              </w:rPr>
+              <w:t xml:space="preserve">: Implement </w:t>
             </w:r>
             <w:proofErr w:type="spellStart"/>
             <w:r>
               <w:rPr>
-                <w:rStyle w:val="HTMLCode"/>
-                <w:rFonts w:eastAsiaTheme="majorEastAsia" w:cs="Arial"/>
-                <w:color w:val="444746"/>
-                <w:bdr w:val="none" w:sz="0" w:space="0" w:color="auto" w:frame="1"/>
-              </w:rPr>
-              <w:t>mockData.ts</w:t>
+                <w:rFonts w:ascii="Calibri" w:hAnsi="Calibri" w:cs="Calibri"/>
+                <w:lang w:val="en-US"/>
+              </w:rPr>
+              <w:t>bcryptjs</w:t>
             </w:r>
             <w:proofErr w:type="spellEnd"/>
             <w:r>
               <w:rPr>
-                <w:color w:val="1F1F1F"/>
-                <w:bdr w:val="none" w:sz="0" w:space="0" w:color="auto" w:frame="1"/>
-              </w:rPr>
-              <w:t xml:space="preserve"> with 3NF entities.</w:t>
-            </w:r>
-          </w:p>
-        </w:tc>
-        <w:tc>
-          <w:tcPr>
-            <w:tcW w:w="824" w:type="pct"/>
-            <w:vAlign w:val="center"/>
-          </w:tcPr>
-          <w:p>
-            <w:pPr>
-              <w:jc w:val="center"/>
-              <w:cnfStyle w:val="000000000000" w:firstRow="0" w:lastRow="0" w:firstColumn="0" w:lastColumn="0" w:oddVBand="0" w:evenVBand="0" w:oddHBand="0" w:evenHBand="0" w:firstRowFirstColumn="0" w:firstRowLastColumn="0" w:lastRowFirstColumn="0" w:lastRowLastColumn="0"/>
-              <w:rPr>
-                <w:rFonts w:ascii="Calibri" w:hAnsi="Calibri" w:cs="Calibri"/>
-              </w:rPr>
-            </w:pPr>
-            <w:r>
-              <w:rPr>
-                <w:color w:val="1F1F1F"/>
-                <w:bdr w:val="none" w:sz="0" w:space="0" w:color="auto" w:frame="1"/>
-              </w:rPr>
-              <w:t>All</w:t>
-            </w:r>
-          </w:p>
-        </w:tc>
-        <w:tc>
-          <w:tcPr>
-            <w:tcW w:w="561" w:type="pct"/>
-            <w:vAlign w:val="center"/>
-          </w:tcPr>
-          <w:p>
-            <w:pPr>
-              <w:jc w:val="center"/>
-              <w:cnfStyle w:val="000000000000" w:firstRow="0" w:lastRow="0" w:firstColumn="0" w:lastColumn="0" w:oddVBand="0" w:evenVBand="0" w:oddHBand="0" w:evenHBand="0" w:firstRowFirstColumn="0" w:firstRowLastColumn="0" w:lastRowFirstColumn="0" w:lastRowLastColumn="0"/>
-              <w:rPr>
-                <w:rFonts w:ascii="Calibri" w:hAnsi="Calibri" w:cs="Calibri"/>
-              </w:rPr>
-            </w:pPr>
-            <w:r>
-              <w:rPr>
-                <w:color w:val="1F1F1F"/>
-                <w:bdr w:val="none" w:sz="0" w:space="0" w:color="auto" w:frame="1"/>
-              </w:rPr>
-              <w:t>2</w:t>
-            </w:r>
-          </w:p>
-        </w:tc>
-        <w:tc>
-          <w:tcPr>
-            <w:tcW w:w="593" w:type="pct"/>
-            <w:vAlign w:val="center"/>
-          </w:tcPr>
-          <w:p>
-            <w:pPr>
-              <w:jc w:val="center"/>
-              <w:cnfStyle w:val="000000000000" w:firstRow="0" w:lastRow="0" w:firstColumn="0" w:lastColumn="0" w:oddVBand="0" w:evenVBand="0" w:oddHBand="0" w:evenHBand="0" w:firstRowFirstColumn="0" w:firstRowLastColumn="0" w:lastRowFirstColumn="0" w:lastRowLastColumn="0"/>
-              <w:rPr>
-                <w:rFonts w:ascii="Calibri" w:hAnsi="Calibri" w:cs="Calibri"/>
-              </w:rPr>
-            </w:pPr>
-            <w:r>
-              <w:rPr>
+                <w:rFonts w:ascii="Calibri" w:hAnsi="Calibri" w:cs="Calibri"/>
+                <w:lang w:val="en-US"/>
+              </w:rPr>
+              <w:t xml:space="preserve"> hashing for </w:t>
+            </w:r>
+            <w:proofErr w:type="spellStart"/>
+            <w:r>
+              <w:rPr>
+                <w:rFonts w:ascii="Calibri" w:hAnsi="Calibri" w:cs="Calibri"/>
+                <w:lang w:val="en-US"/>
+              </w:rPr>
+              <w:t>password_hash</w:t>
+            </w:r>
+            <w:proofErr w:type="spellEnd"/>
+            <w:r>
+              <w:rPr>
+                <w:rFonts w:ascii="Calibri" w:hAnsi="Calibri" w:cs="Calibri"/>
+                <w:lang w:val="en-US"/>
+              </w:rPr>
+              <w:t>.</w:t>
+            </w:r>
+          </w:p>
+        </w:tc>
+        <w:tc>
+          <w:tcPr>
+            <w:tcW w:w="0" w:type="auto"/>
+            <w:hideMark/>
+          </w:tcPr>
+          <w:p>
+            <w:pPr>
+              <w:jc w:val="left"/>
+              <w:rPr>
+                <w:rFonts w:ascii="Calibri" w:hAnsi="Calibri" w:cs="Calibri"/>
+                <w:lang w:val="en-US"/>
+              </w:rPr>
+            </w:pPr>
+            <w:r>
+              <w:rPr>
+                <w:rFonts w:ascii="Calibri" w:hAnsi="Calibri" w:cs="Calibri"/>
+                <w:lang w:val="en-US"/>
+              </w:rPr>
+              <w:t>Story 01</w:t>
+            </w:r>
+          </w:p>
+        </w:tc>
+        <w:tc>
+          <w:tcPr>
+            <w:tcW w:w="0" w:type="auto"/>
+            <w:hideMark/>
+          </w:tcPr>
+          <w:p>
+            <w:pPr>
+              <w:jc w:val="left"/>
+              <w:rPr>
+                <w:rFonts w:ascii="Calibri" w:hAnsi="Calibri" w:cs="Calibri"/>
+                <w:lang w:val="en-US"/>
+              </w:rPr>
+            </w:pPr>
+            <w:r>
+              <w:rPr>
+                <w:rFonts w:ascii="Calibri" w:hAnsi="Calibri" w:cs="Calibri"/>
+                <w:lang w:val="en-US"/>
+              </w:rPr>
+              <w:t>3</w:t>
+            </w:r>
+          </w:p>
+        </w:tc>
+        <w:tc>
+          <w:tcPr>
+            <w:tcW w:w="0" w:type="auto"/>
+            <w:hideMark/>
+          </w:tcPr>
+          <w:p>
+            <w:pPr>
+              <w:jc w:val="left"/>
+              <w:rPr>
+                <w:rFonts w:ascii="Calibri" w:hAnsi="Calibri" w:cs="Calibri"/>
+                <w:lang w:val="en-US"/>
+              </w:rPr>
+            </w:pPr>
+            <w:r>
+              <w:rPr>
+                <w:rFonts w:ascii="Calibri" w:hAnsi="Calibri" w:cs="Calibri"/>
                 <w:b/>
                 <w:bCs/>
-                <w:color w:val="1F1F1F"/>
-                <w:bdr w:val="none" w:sz="0" w:space="0" w:color="auto" w:frame="1"/>
+                <w:lang w:val="en-US"/>
               </w:rPr>
               <w:t>Complete</w:t>
             </w:r>
@@ -1437,204 +1495,194 @@
         </w:tc>
         <w:tc>
           <w:tcPr>
-            <w:tcW w:w="816" w:type="pct"/>
-            <w:vAlign w:val="center"/>
-          </w:tcPr>
-          <w:p>
-            <w:pPr>
-              <w:jc w:val="center"/>
-              <w:cnfStyle w:val="000000000000" w:firstRow="0" w:lastRow="0" w:firstColumn="0" w:lastColumn="0" w:oddVBand="0" w:evenVBand="0" w:oddHBand="0" w:evenHBand="0" w:firstRowFirstColumn="0" w:firstRowLastColumn="0" w:lastRowFirstColumn="0" w:lastRowLastColumn="0"/>
-              <w:rPr>
-                <w:rFonts w:ascii="Calibri" w:hAnsi="Calibri" w:cs="Calibri"/>
-                <w:lang w:val="en-US"/>
-              </w:rPr>
-            </w:pPr>
-            <w:r>
-              <w:rPr>
-                <w:rStyle w:val="citation-4984"/>
-                <w:color w:val="1F1F1F"/>
-                <w:bdr w:val="none" w:sz="0" w:space="0" w:color="auto" w:frame="1"/>
-              </w:rPr>
-              <w:t>Maps LDM to code</w:t>
-            </w:r>
-            <w:r>
-              <w:rPr>
-                <w:color w:val="1F1F1F"/>
-                <w:bdr w:val="none" w:sz="0" w:space="0" w:color="auto" w:frame="1"/>
-              </w:rPr>
-              <w:t>.</w:t>
+            <w:tcW w:w="0" w:type="auto"/>
+            <w:hideMark/>
+          </w:tcPr>
+          <w:p>
+            <w:pPr>
+              <w:jc w:val="left"/>
+              <w:rPr>
+                <w:rFonts w:ascii="Calibri" w:hAnsi="Calibri" w:cs="Calibri"/>
+                <w:lang w:val="en-US"/>
+              </w:rPr>
+            </w:pPr>
+            <w:r>
+              <w:rPr>
+                <w:rFonts w:ascii="Calibri" w:hAnsi="Calibri" w:cs="Calibri"/>
+                <w:lang w:val="en-US"/>
+              </w:rPr>
+              <w:t xml:space="preserve">Fulfills </w:t>
+            </w:r>
+            <w:r>
+              <w:rPr>
+                <w:rFonts w:ascii="Calibri" w:hAnsi="Calibri" w:cs="Calibri"/>
+                <w:b/>
+                <w:bCs/>
+                <w:lang w:val="en-US"/>
+              </w:rPr>
+              <w:t>NFR1 (Security)</w:t>
+            </w:r>
+            <w:r>
+              <w:rPr>
+                <w:rFonts w:ascii="Calibri" w:hAnsi="Calibri" w:cs="Calibri"/>
+                <w:lang w:val="en-US"/>
+              </w:rPr>
+              <w:t xml:space="preserve"> and </w:t>
+            </w:r>
+            <w:r>
+              <w:rPr>
+                <w:rFonts w:ascii="Calibri" w:hAnsi="Calibri" w:cs="Calibri"/>
+                <w:b/>
+                <w:bCs/>
+                <w:lang w:val="en-US"/>
+              </w:rPr>
+              <w:t>PSD</w:t>
+            </w:r>
+            <w:r>
+              <w:rPr>
+                <w:rFonts w:ascii="Calibri" w:hAnsi="Calibri" w:cs="Calibri"/>
+                <w:lang w:val="en-US"/>
+              </w:rPr>
+              <w:t xml:space="preserve"> commitments.</w:t>
             </w:r>
           </w:p>
         </w:tc>
       </w:tr>
       <w:tr>
-        <w:trPr>
-          <w:cnfStyle w:val="000000100000" w:firstRow="0" w:lastRow="0" w:firstColumn="0" w:lastColumn="0" w:oddVBand="0" w:evenVBand="0" w:oddHBand="1" w:evenHBand="0" w:firstRowFirstColumn="0" w:firstRowLastColumn="0" w:lastRowFirstColumn="0" w:lastRowLastColumn="0"/>
-        </w:trPr>
-        <w:tc>
-          <w:tcPr>
-            <w:cnfStyle w:val="001000000000" w:firstRow="0" w:lastRow="0" w:firstColumn="1" w:lastColumn="0" w:oddVBand="0" w:evenVBand="0" w:oddHBand="0" w:evenHBand="0" w:firstRowFirstColumn="0" w:firstRowLastColumn="0" w:lastRowFirstColumn="0" w:lastRowLastColumn="0"/>
-            <w:tcW w:w="371" w:type="pct"/>
-            <w:tcBorders>
-              <w:top w:val="single" w:sz="4" w:space="0" w:color="E59EDC" w:themeColor="accent5" w:themeTint="66"/>
-              <w:left w:val="single" w:sz="4" w:space="0" w:color="E59EDC" w:themeColor="accent5" w:themeTint="66"/>
-              <w:bottom w:val="single" w:sz="4" w:space="0" w:color="E59EDC" w:themeColor="accent5" w:themeTint="66"/>
-              <w:right w:val="single" w:sz="4" w:space="0" w:color="E59EDC" w:themeColor="accent5" w:themeTint="66"/>
-            </w:tcBorders>
-            <w:shd w:val="clear" w:color="auto" w:fill="F2CEED" w:themeFill="accent5" w:themeFillTint="33"/>
-            <w:vAlign w:val="center"/>
-          </w:tcPr>
-          <w:p>
-            <w:pPr>
-              <w:jc w:val="center"/>
-              <w:rPr>
-                <w:rFonts w:ascii="Calibri" w:hAnsi="Calibri" w:cs="Calibri"/>
-              </w:rPr>
-            </w:pPr>
-            <w:r>
-              <w:rPr>
+        <w:tc>
+          <w:tcPr>
+            <w:tcW w:w="0" w:type="auto"/>
+            <w:hideMark/>
+          </w:tcPr>
+          <w:p>
+            <w:pPr>
+              <w:jc w:val="left"/>
+              <w:rPr>
+                <w:rFonts w:ascii="Calibri" w:hAnsi="Calibri" w:cs="Calibri"/>
+                <w:lang w:val="en-US"/>
+              </w:rPr>
+            </w:pPr>
+            <w:r>
+              <w:rPr>
+                <w:rFonts w:ascii="Calibri" w:hAnsi="Calibri" w:cs="Calibri"/>
                 <w:b/>
                 <w:bCs/>
-                <w:color w:val="1F1F1F"/>
-                <w:bdr w:val="none" w:sz="0" w:space="0" w:color="auto" w:frame="1"/>
-              </w:rPr>
-              <w:t>T11</w:t>
-            </w:r>
-          </w:p>
-        </w:tc>
-        <w:tc>
-          <w:tcPr>
-            <w:tcW w:w="1834" w:type="pct"/>
-            <w:tcBorders>
-              <w:left w:val="single" w:sz="4" w:space="0" w:color="E59EDC" w:themeColor="accent5" w:themeTint="66"/>
-            </w:tcBorders>
-            <w:vAlign w:val="center"/>
-          </w:tcPr>
-          <w:p>
-            <w:pPr>
-              <w:jc w:val="left"/>
-              <w:cnfStyle w:val="000000100000" w:firstRow="0" w:lastRow="0" w:firstColumn="0" w:lastColumn="0" w:oddVBand="0" w:evenVBand="0" w:oddHBand="1" w:evenHBand="0" w:firstRowFirstColumn="0" w:firstRowLastColumn="0" w:lastRowFirstColumn="0" w:lastRowLastColumn="0"/>
-              <w:rPr>
-                <w:rFonts w:ascii="Calibri" w:hAnsi="Calibri" w:cs="Calibri"/>
-              </w:rPr>
-            </w:pPr>
-            <w:r>
-              <w:rPr>
+                <w:lang w:val="en-US"/>
+              </w:rPr>
+              <w:t>T8</w:t>
+            </w:r>
+          </w:p>
+        </w:tc>
+        <w:tc>
+          <w:tcPr>
+            <w:tcW w:w="0" w:type="auto"/>
+            <w:hideMark/>
+          </w:tcPr>
+          <w:p>
+            <w:pPr>
+              <w:jc w:val="left"/>
+              <w:rPr>
+                <w:rFonts w:ascii="Calibri" w:hAnsi="Calibri" w:cs="Calibri"/>
+                <w:lang w:val="en-US"/>
+              </w:rPr>
+            </w:pPr>
+            <w:r>
+              <w:rPr>
+                <w:rFonts w:ascii="Calibri" w:hAnsi="Calibri" w:cs="Calibri"/>
                 <w:b/>
                 <w:bCs/>
-                <w:color w:val="1F1F1F"/>
-                <w:bdr w:val="none" w:sz="0" w:space="0" w:color="auto" w:frame="1"/>
-              </w:rPr>
-              <w:t>Security</w:t>
-            </w:r>
-            <w:r>
-              <w:rPr>
-                <w:color w:val="1F1F1F"/>
-                <w:bdr w:val="none" w:sz="0" w:space="0" w:color="auto" w:frame="1"/>
-              </w:rPr>
-              <w:t xml:space="preserve">: Implement </w:t>
-            </w:r>
-            <w:proofErr w:type="spellStart"/>
-            <w:r>
-              <w:rPr>
-                <w:rStyle w:val="HTMLCode"/>
-                <w:rFonts w:eastAsiaTheme="majorEastAsia" w:cs="Arial"/>
-                <w:color w:val="444746"/>
-                <w:bdr w:val="none" w:sz="0" w:space="0" w:color="auto" w:frame="1"/>
-              </w:rPr>
-              <w:t>bcryptjs</w:t>
-            </w:r>
-            <w:proofErr w:type="spellEnd"/>
-            <w:r>
-              <w:rPr>
-                <w:color w:val="1F1F1F"/>
-                <w:bdr w:val="none" w:sz="0" w:space="0" w:color="auto" w:frame="1"/>
-              </w:rPr>
-              <w:t xml:space="preserve"> hashing for </w:t>
-            </w:r>
-            <w:proofErr w:type="spellStart"/>
-            <w:r>
-              <w:rPr>
-                <w:rStyle w:val="HTMLCode"/>
-                <w:rFonts w:eastAsiaTheme="majorEastAsia" w:cs="Arial"/>
-                <w:color w:val="444746"/>
-                <w:bdr w:val="none" w:sz="0" w:space="0" w:color="auto" w:frame="1"/>
-              </w:rPr>
-              <w:t>password_hash</w:t>
-            </w:r>
-            <w:proofErr w:type="spellEnd"/>
-            <w:r>
-              <w:rPr>
-                <w:color w:val="1F1F1F"/>
-                <w:bdr w:val="none" w:sz="0" w:space="0" w:color="auto" w:frame="1"/>
-              </w:rPr>
-              <w:t>.</w:t>
-            </w:r>
-          </w:p>
-        </w:tc>
-        <w:tc>
-          <w:tcPr>
-            <w:tcW w:w="824" w:type="pct"/>
-            <w:vAlign w:val="center"/>
-          </w:tcPr>
-          <w:p>
-            <w:pPr>
-              <w:jc w:val="center"/>
-              <w:cnfStyle w:val="000000100000" w:firstRow="0" w:lastRow="0" w:firstColumn="0" w:lastColumn="0" w:oddVBand="0" w:evenVBand="0" w:oddHBand="1" w:evenHBand="0" w:firstRowFirstColumn="0" w:firstRowLastColumn="0" w:lastRowFirstColumn="0" w:lastRowLastColumn="0"/>
-              <w:rPr>
-                <w:rFonts w:ascii="Calibri" w:hAnsi="Calibri" w:cs="Calibri"/>
-              </w:rPr>
-            </w:pPr>
-            <w:r>
-              <w:rPr>
-                <w:color w:val="1F1F1F"/>
-                <w:bdr w:val="none" w:sz="0" w:space="0" w:color="auto" w:frame="1"/>
-              </w:rPr>
-              <w:t>Story 01</w:t>
-            </w:r>
-          </w:p>
-        </w:tc>
-        <w:tc>
-          <w:tcPr>
-            <w:tcW w:w="561" w:type="pct"/>
-            <w:vAlign w:val="center"/>
-          </w:tcPr>
-          <w:p>
-            <w:pPr>
-              <w:jc w:val="center"/>
-              <w:cnfStyle w:val="000000100000" w:firstRow="0" w:lastRow="0" w:firstColumn="0" w:lastColumn="0" w:oddVBand="0" w:evenVBand="0" w:oddHBand="1" w:evenHBand="0" w:firstRowFirstColumn="0" w:firstRowLastColumn="0" w:lastRowFirstColumn="0" w:lastRowLastColumn="0"/>
-              <w:rPr>
-                <w:rFonts w:ascii="Calibri" w:hAnsi="Calibri" w:cs="Calibri"/>
-              </w:rPr>
-            </w:pPr>
-            <w:r>
-              <w:rPr>
-                <w:color w:val="1F1F1F"/>
-                <w:bdr w:val="none" w:sz="0" w:space="0" w:color="auto" w:frame="1"/>
-              </w:rPr>
-              <w:t>3</w:t>
-            </w:r>
-          </w:p>
-        </w:tc>
-        <w:tc>
-          <w:tcPr>
-            <w:tcW w:w="593" w:type="pct"/>
-            <w:vAlign w:val="center"/>
-          </w:tcPr>
-          <w:p>
-            <w:pPr>
-              <w:jc w:val="center"/>
-              <w:cnfStyle w:val="000000100000" w:firstRow="0" w:lastRow="0" w:firstColumn="0" w:lastColumn="0" w:oddVBand="0" w:evenVBand="0" w:oddHBand="1" w:evenHBand="0" w:firstRowFirstColumn="0" w:firstRowLastColumn="0" w:lastRowFirstColumn="0" w:lastRowLastColumn="0"/>
-              <w:rPr>
-                <w:rFonts w:ascii="Calibri" w:hAnsi="Calibri" w:cs="Calibri"/>
-              </w:rPr>
-            </w:pPr>
-            <w:r>
-              <w:rPr>
+                <w:lang w:val="en-US"/>
+              </w:rPr>
+              <w:t>TDD</w:t>
+            </w:r>
+            <w:r>
+              <w:rPr>
+                <w:rFonts w:ascii="Calibri" w:hAnsi="Calibri" w:cs="Calibri"/>
+                <w:lang w:val="en-US"/>
+              </w:rPr>
+              <w:t xml:space="preserve">: Write Unit Tests for Login logic using the </w:t>
+            </w:r>
+            <w:r>
+              <w:rPr>
+                <w:rFonts w:ascii="Calibri" w:hAnsi="Calibri" w:cs="Calibri"/>
                 <w:b/>
                 <w:bCs/>
-                <w:color w:val="1F1F1F"/>
-                <w:bdr w:val="none" w:sz="0" w:space="0" w:color="auto" w:frame="1"/>
+                <w:lang w:val="en-US"/>
+              </w:rPr>
+              <w:t>AAA pattern</w:t>
+            </w:r>
+            <w:r>
+              <w:rPr>
+                <w:rFonts w:ascii="Calibri" w:hAnsi="Calibri" w:cs="Calibri"/>
+                <w:lang w:val="en-US"/>
+              </w:rPr>
+              <w:t>.</w:t>
+            </w:r>
+          </w:p>
+        </w:tc>
+        <w:tc>
+          <w:tcPr>
+            <w:tcW w:w="0" w:type="auto"/>
+            <w:hideMark/>
+          </w:tcPr>
+          <w:p>
+            <w:pPr>
+              <w:jc w:val="left"/>
+              <w:rPr>
+                <w:rFonts w:ascii="Calibri" w:hAnsi="Calibri" w:cs="Calibri"/>
+                <w:lang w:val="en-US"/>
+              </w:rPr>
+            </w:pPr>
+            <w:r>
+              <w:rPr>
+                <w:rFonts w:ascii="Calibri" w:hAnsi="Calibri" w:cs="Calibri"/>
+                <w:lang w:val="en-US"/>
+              </w:rPr>
+              <w:t>Story 01</w:t>
+            </w:r>
+          </w:p>
+        </w:tc>
+        <w:tc>
+          <w:tcPr>
+            <w:tcW w:w="0" w:type="auto"/>
+            <w:hideMark/>
+          </w:tcPr>
+          <w:p>
+            <w:pPr>
+              <w:jc w:val="left"/>
+              <w:rPr>
+                <w:rFonts w:ascii="Calibri" w:hAnsi="Calibri" w:cs="Calibri"/>
+                <w:lang w:val="en-US"/>
+              </w:rPr>
+            </w:pPr>
+            <w:r>
+              <w:rPr>
+                <w:rFonts w:ascii="Calibri" w:hAnsi="Calibri" w:cs="Calibri"/>
+                <w:lang w:val="en-US"/>
+              </w:rPr>
+              <w:t>3</w:t>
+            </w:r>
+          </w:p>
+        </w:tc>
+        <w:tc>
+          <w:tcPr>
+            <w:tcW w:w="0" w:type="auto"/>
+            <w:hideMark/>
+          </w:tcPr>
+          <w:p>
+            <w:pPr>
+              <w:jc w:val="left"/>
+              <w:rPr>
+                <w:rFonts w:ascii="Calibri" w:hAnsi="Calibri" w:cs="Calibri"/>
+                <w:lang w:val="en-US"/>
+              </w:rPr>
+            </w:pPr>
+            <w:r>
+              <w:rPr>
+                <w:rFonts w:ascii="Calibri" w:hAnsi="Calibri" w:cs="Calibri"/>
+                <w:b/>
+                <w:bCs/>
+                <w:lang w:val="en-US"/>
               </w:rPr>
               <w:t>Complete</w:t>
             </w:r>
@@ -1642,42 +1690,23 @@
         </w:tc>
         <w:tc>
           <w:tcPr>
-            <w:tcW w:w="816" w:type="pct"/>
-            <w:vAlign w:val="center"/>
-          </w:tcPr>
-          <w:p>
-            <w:pPr>
-              <w:jc w:val="center"/>
-              <w:cnfStyle w:val="000000100000" w:firstRow="0" w:lastRow="0" w:firstColumn="0" w:lastColumn="0" w:oddVBand="0" w:evenVBand="0" w:oddHBand="1" w:evenHBand="0" w:firstRowFirstColumn="0" w:firstRowLastColumn="0" w:lastRowFirstColumn="0" w:lastRowLastColumn="0"/>
-              <w:rPr>
-                <w:rFonts w:ascii="Calibri" w:hAnsi="Calibri" w:cs="Calibri"/>
-                <w:lang w:val="en-US"/>
-              </w:rPr>
-            </w:pPr>
-            <w:proofErr w:type="spellStart"/>
-            <w:r>
-              <w:rPr>
-                <w:rStyle w:val="citation-4983"/>
-                <w:color w:val="1F1F1F"/>
-                <w:bdr w:val="none" w:sz="0" w:space="0" w:color="auto" w:frame="1"/>
-              </w:rPr>
-              <w:t>Fulfills</w:t>
-            </w:r>
-            <w:proofErr w:type="spellEnd"/>
-            <w:r>
-              <w:rPr>
-                <w:rStyle w:val="citation-4983"/>
-                <w:color w:val="1F1F1F"/>
-                <w:bdr w:val="none" w:sz="0" w:space="0" w:color="auto" w:frame="1"/>
-              </w:rPr>
-              <w:t xml:space="preserve"> NFR1 &amp; LDM</w:t>
-            </w:r>
-            <w:r>
-              <w:rPr>
-                <w:color w:val="1F1F1F"/>
-                <w:bdr w:val="none" w:sz="0" w:space="0" w:color="auto" w:frame="1"/>
-              </w:rPr>
-              <w:t>.</w:t>
+            <w:tcW w:w="0" w:type="auto"/>
+            <w:hideMark/>
+          </w:tcPr>
+          <w:p>
+            <w:pPr>
+              <w:jc w:val="left"/>
+              <w:rPr>
+                <w:rFonts w:ascii="Calibri" w:hAnsi="Calibri" w:cs="Calibri"/>
+                <w:lang w:val="en-US"/>
+              </w:rPr>
+            </w:pPr>
+            <w:r>
+              <w:rPr>
+                <w:rFonts w:ascii="Calibri" w:hAnsi="Calibri" w:cs="Calibri"/>
+                <w:lang w:val="en-US"/>
+              </w:rPr>
+              <w:t>Proves 100% pass rate on core functional tests.</w:t>
             </w:r>
           </w:p>
         </w:tc>
@@ -1685,361 +1714,357 @@
       <w:tr>
         <w:tc>
           <w:tcPr>
-            <w:cnfStyle w:val="001000000000" w:firstRow="0" w:lastRow="0" w:firstColumn="1" w:lastColumn="0" w:oddVBand="0" w:evenVBand="0" w:oddHBand="0" w:evenHBand="0" w:firstRowFirstColumn="0" w:firstRowLastColumn="0" w:lastRowFirstColumn="0" w:lastRowLastColumn="0"/>
-            <w:tcW w:w="371" w:type="pct"/>
-            <w:tcBorders>
-              <w:top w:val="single" w:sz="4" w:space="0" w:color="E59EDC" w:themeColor="accent5" w:themeTint="66"/>
-              <w:left w:val="single" w:sz="4" w:space="0" w:color="E59EDC" w:themeColor="accent5" w:themeTint="66"/>
-              <w:bottom w:val="single" w:sz="4" w:space="0" w:color="E59EDC" w:themeColor="accent5" w:themeTint="66"/>
-              <w:right w:val="single" w:sz="4" w:space="0" w:color="E59EDC" w:themeColor="accent5" w:themeTint="66"/>
-            </w:tcBorders>
-            <w:vAlign w:val="center"/>
-          </w:tcPr>
-          <w:p>
-            <w:pPr>
-              <w:jc w:val="center"/>
-              <w:rPr>
-                <w:rFonts w:ascii="Calibri" w:hAnsi="Calibri" w:cs="Calibri"/>
-              </w:rPr>
-            </w:pPr>
-            <w:r>
-              <w:rPr>
+            <w:tcW w:w="0" w:type="auto"/>
+            <w:hideMark/>
+          </w:tcPr>
+          <w:p>
+            <w:pPr>
+              <w:jc w:val="left"/>
+              <w:rPr>
+                <w:rFonts w:ascii="Calibri" w:hAnsi="Calibri" w:cs="Calibri"/>
+                <w:lang w:val="en-US"/>
+              </w:rPr>
+            </w:pPr>
+            <w:r>
+              <w:rPr>
+                <w:rFonts w:ascii="Calibri" w:hAnsi="Calibri" w:cs="Calibri"/>
                 <w:b/>
                 <w:bCs/>
-                <w:color w:val="1F1F1F"/>
-                <w:bdr w:val="none" w:sz="0" w:space="0" w:color="auto" w:frame="1"/>
-              </w:rPr>
-              <w:t>T8</w:t>
-            </w:r>
-          </w:p>
-        </w:tc>
-        <w:tc>
-          <w:tcPr>
-            <w:tcW w:w="1834" w:type="pct"/>
-            <w:tcBorders>
-              <w:left w:val="single" w:sz="4" w:space="0" w:color="E59EDC" w:themeColor="accent5" w:themeTint="66"/>
-            </w:tcBorders>
-            <w:vAlign w:val="center"/>
-          </w:tcPr>
-          <w:p>
-            <w:pPr>
-              <w:jc w:val="left"/>
-              <w:cnfStyle w:val="000000000000" w:firstRow="0" w:lastRow="0" w:firstColumn="0" w:lastColumn="0" w:oddVBand="0" w:evenVBand="0" w:oddHBand="0" w:evenHBand="0" w:firstRowFirstColumn="0" w:firstRowLastColumn="0" w:lastRowFirstColumn="0" w:lastRowLastColumn="0"/>
-              <w:rPr>
-                <w:rFonts w:ascii="Calibri" w:hAnsi="Calibri" w:cs="Calibri"/>
-              </w:rPr>
-            </w:pPr>
-            <w:r>
-              <w:rPr>
+                <w:lang w:val="en-US"/>
+              </w:rPr>
+              <w:t>T6</w:t>
+            </w:r>
+          </w:p>
+        </w:tc>
+        <w:tc>
+          <w:tcPr>
+            <w:tcW w:w="0" w:type="auto"/>
+            <w:hideMark/>
+          </w:tcPr>
+          <w:p>
+            <w:pPr>
+              <w:jc w:val="left"/>
+              <w:rPr>
+                <w:rFonts w:ascii="Calibri" w:hAnsi="Calibri" w:cs="Calibri"/>
+                <w:lang w:val="en-US"/>
+              </w:rPr>
+            </w:pPr>
+            <w:r>
+              <w:rPr>
+                <w:rFonts w:ascii="Calibri" w:hAnsi="Calibri" w:cs="Calibri"/>
                 <w:b/>
                 <w:bCs/>
-                <w:color w:val="1F1F1F"/>
-                <w:bdr w:val="none" w:sz="0" w:space="0" w:color="auto" w:frame="1"/>
-              </w:rPr>
-              <w:t>TDD</w:t>
-            </w:r>
-            <w:r>
-              <w:rPr>
-                <w:color w:val="1F1F1F"/>
-                <w:bdr w:val="none" w:sz="0" w:space="0" w:color="auto" w:frame="1"/>
-              </w:rPr>
-              <w:t xml:space="preserve">: Write Unit Tests using the </w:t>
-            </w:r>
-            <w:r>
-              <w:rPr>
+                <w:lang w:val="en-US"/>
+              </w:rPr>
+              <w:t>Security</w:t>
+            </w:r>
+            <w:r>
+              <w:rPr>
+                <w:rFonts w:ascii="Calibri" w:hAnsi="Calibri" w:cs="Calibri"/>
+                <w:lang w:val="en-US"/>
+              </w:rPr>
+              <w:t xml:space="preserve">: Build </w:t>
+            </w:r>
+            <w:proofErr w:type="spellStart"/>
+            <w:r>
+              <w:rPr>
+                <w:rFonts w:ascii="Calibri" w:hAnsi="Calibri" w:cs="Calibri"/>
+                <w:lang w:val="en-US"/>
+              </w:rPr>
+              <w:t>hooks.server.ts</w:t>
+            </w:r>
+            <w:proofErr w:type="spellEnd"/>
+            <w:r>
+              <w:rPr>
+                <w:rFonts w:ascii="Calibri" w:hAnsi="Calibri" w:cs="Calibri"/>
+                <w:lang w:val="en-US"/>
+              </w:rPr>
+              <w:t xml:space="preserve"> and +</w:t>
+            </w:r>
+            <w:proofErr w:type="spellStart"/>
+            <w:r>
+              <w:rPr>
+                <w:rFonts w:ascii="Calibri" w:hAnsi="Calibri" w:cs="Calibri"/>
+                <w:lang w:val="en-US"/>
+              </w:rPr>
+              <w:t>page.server.ts</w:t>
+            </w:r>
+            <w:proofErr w:type="spellEnd"/>
+            <w:r>
+              <w:rPr>
+                <w:rFonts w:ascii="Calibri" w:hAnsi="Calibri" w:cs="Calibri"/>
+                <w:lang w:val="en-US"/>
+              </w:rPr>
+              <w:t xml:space="preserve"> for auth.</w:t>
+            </w:r>
+          </w:p>
+        </w:tc>
+        <w:tc>
+          <w:tcPr>
+            <w:tcW w:w="0" w:type="auto"/>
+            <w:hideMark/>
+          </w:tcPr>
+          <w:p>
+            <w:pPr>
+              <w:jc w:val="left"/>
+              <w:rPr>
+                <w:rFonts w:ascii="Calibri" w:hAnsi="Calibri" w:cs="Calibri"/>
+                <w:lang w:val="en-US"/>
+              </w:rPr>
+            </w:pPr>
+            <w:r>
+              <w:rPr>
+                <w:rFonts w:ascii="Calibri" w:hAnsi="Calibri" w:cs="Calibri"/>
+                <w:lang w:val="en-US"/>
+              </w:rPr>
+              <w:t>Story 01</w:t>
+            </w:r>
+          </w:p>
+        </w:tc>
+        <w:tc>
+          <w:tcPr>
+            <w:tcW w:w="0" w:type="auto"/>
+            <w:hideMark/>
+          </w:tcPr>
+          <w:p>
+            <w:pPr>
+              <w:jc w:val="left"/>
+              <w:rPr>
+                <w:rFonts w:ascii="Calibri" w:hAnsi="Calibri" w:cs="Calibri"/>
+                <w:lang w:val="en-US"/>
+              </w:rPr>
+            </w:pPr>
+            <w:r>
+              <w:rPr>
+                <w:rFonts w:ascii="Calibri" w:hAnsi="Calibri" w:cs="Calibri"/>
+                <w:lang w:val="en-US"/>
+              </w:rPr>
+              <w:t>3</w:t>
+            </w:r>
+          </w:p>
+        </w:tc>
+        <w:tc>
+          <w:tcPr>
+            <w:tcW w:w="0" w:type="auto"/>
+            <w:hideMark/>
+          </w:tcPr>
+          <w:p>
+            <w:pPr>
+              <w:jc w:val="left"/>
+              <w:rPr>
+                <w:rFonts w:ascii="Calibri" w:hAnsi="Calibri" w:cs="Calibri"/>
+                <w:lang w:val="en-US"/>
+              </w:rPr>
+            </w:pPr>
+            <w:r>
+              <w:rPr>
+                <w:rFonts w:ascii="Calibri" w:hAnsi="Calibri" w:cs="Calibri"/>
                 <w:b/>
                 <w:bCs/>
-                <w:color w:val="1F1F1F"/>
-                <w:bdr w:val="none" w:sz="0" w:space="0" w:color="auto" w:frame="1"/>
-              </w:rPr>
-              <w:t>AAA pattern</w:t>
-            </w:r>
-            <w:r>
-              <w:rPr>
-                <w:color w:val="1F1F1F"/>
-                <w:bdr w:val="none" w:sz="0" w:space="0" w:color="auto" w:frame="1"/>
-              </w:rPr>
-              <w:t>.</w:t>
-            </w:r>
-          </w:p>
-        </w:tc>
-        <w:tc>
-          <w:tcPr>
-            <w:tcW w:w="824" w:type="pct"/>
-            <w:vAlign w:val="center"/>
-          </w:tcPr>
-          <w:p>
-            <w:pPr>
-              <w:jc w:val="center"/>
-              <w:cnfStyle w:val="000000000000" w:firstRow="0" w:lastRow="0" w:firstColumn="0" w:lastColumn="0" w:oddVBand="0" w:evenVBand="0" w:oddHBand="0" w:evenHBand="0" w:firstRowFirstColumn="0" w:firstRowLastColumn="0" w:lastRowFirstColumn="0" w:lastRowLastColumn="0"/>
-              <w:rPr>
-                <w:rFonts w:ascii="Calibri" w:hAnsi="Calibri" w:cs="Calibri"/>
-              </w:rPr>
-            </w:pPr>
-            <w:r>
-              <w:rPr>
-                <w:color w:val="1F1F1F"/>
-                <w:bdr w:val="none" w:sz="0" w:space="0" w:color="auto" w:frame="1"/>
-              </w:rPr>
-              <w:t>Story 01</w:t>
-            </w:r>
-          </w:p>
-        </w:tc>
-        <w:tc>
-          <w:tcPr>
-            <w:tcW w:w="561" w:type="pct"/>
-            <w:vAlign w:val="center"/>
-          </w:tcPr>
-          <w:p>
-            <w:pPr>
-              <w:jc w:val="center"/>
-              <w:cnfStyle w:val="000000000000" w:firstRow="0" w:lastRow="0" w:firstColumn="0" w:lastColumn="0" w:oddVBand="0" w:evenVBand="0" w:oddHBand="0" w:evenHBand="0" w:firstRowFirstColumn="0" w:firstRowLastColumn="0" w:lastRowFirstColumn="0" w:lastRowLastColumn="0"/>
-              <w:rPr>
-                <w:rFonts w:ascii="Calibri" w:hAnsi="Calibri" w:cs="Calibri"/>
-              </w:rPr>
-            </w:pPr>
-            <w:r>
-              <w:rPr>
-                <w:color w:val="1F1F1F"/>
-                <w:bdr w:val="none" w:sz="0" w:space="0" w:color="auto" w:frame="1"/>
-              </w:rPr>
-              <w:t>3</w:t>
-            </w:r>
-          </w:p>
-        </w:tc>
-        <w:tc>
-          <w:tcPr>
-            <w:tcW w:w="593" w:type="pct"/>
-            <w:vAlign w:val="center"/>
-          </w:tcPr>
-          <w:p>
-            <w:pPr>
-              <w:jc w:val="center"/>
-              <w:cnfStyle w:val="000000000000" w:firstRow="0" w:lastRow="0" w:firstColumn="0" w:lastColumn="0" w:oddVBand="0" w:evenVBand="0" w:oddHBand="0" w:evenHBand="0" w:firstRowFirstColumn="0" w:firstRowLastColumn="0" w:lastRowFirstColumn="0" w:lastRowLastColumn="0"/>
-              <w:rPr>
-                <w:rFonts w:ascii="Calibri" w:hAnsi="Calibri" w:cs="Calibri"/>
-              </w:rPr>
-            </w:pPr>
-            <w:r>
-              <w:rPr>
+                <w:lang w:val="en-US"/>
+              </w:rPr>
+              <w:t>Complete</w:t>
+            </w:r>
+          </w:p>
+        </w:tc>
+        <w:tc>
+          <w:tcPr>
+            <w:tcW w:w="0" w:type="auto"/>
+            <w:hideMark/>
+          </w:tcPr>
+          <w:p>
+            <w:pPr>
+              <w:jc w:val="left"/>
+              <w:rPr>
+                <w:rFonts w:ascii="Calibri" w:hAnsi="Calibri" w:cs="Calibri"/>
+                <w:lang w:val="en-US"/>
+              </w:rPr>
+            </w:pPr>
+            <w:r>
+              <w:rPr>
+                <w:rFonts w:ascii="Calibri" w:hAnsi="Calibri" w:cs="Calibri"/>
+                <w:lang w:val="en-US"/>
+              </w:rPr>
+              <w:t xml:space="preserve">Implements </w:t>
+            </w:r>
+            <w:r>
+              <w:rPr>
+                <w:rFonts w:ascii="Calibri" w:hAnsi="Calibri" w:cs="Calibri"/>
                 <w:b/>
                 <w:bCs/>
-                <w:color w:val="1F1F1F"/>
-                <w:bdr w:val="none" w:sz="0" w:space="0" w:color="auto" w:frame="1"/>
-              </w:rPr>
-              <w:t>Complete</w:t>
-            </w:r>
-          </w:p>
-        </w:tc>
-        <w:tc>
-          <w:tcPr>
-            <w:tcW w:w="816" w:type="pct"/>
-            <w:vAlign w:val="center"/>
-          </w:tcPr>
-          <w:p>
-            <w:pPr>
-              <w:jc w:val="center"/>
-              <w:cnfStyle w:val="000000000000" w:firstRow="0" w:lastRow="0" w:firstColumn="0" w:lastColumn="0" w:oddVBand="0" w:evenVBand="0" w:oddHBand="0" w:evenHBand="0" w:firstRowFirstColumn="0" w:firstRowLastColumn="0" w:lastRowFirstColumn="0" w:lastRowLastColumn="0"/>
-              <w:rPr>
-                <w:rFonts w:ascii="Calibri" w:hAnsi="Calibri" w:cs="Calibri"/>
-                <w:lang w:val="en-US"/>
-              </w:rPr>
-            </w:pPr>
-            <w:r>
-              <w:rPr>
-                <w:rStyle w:val="citation-4982"/>
-                <w:color w:val="1F1F1F"/>
-                <w:bdr w:val="none" w:sz="0" w:space="0" w:color="auto" w:frame="1"/>
-              </w:rPr>
-              <w:t>Proves PSD testing plan</w:t>
-            </w:r>
-            <w:r>
-              <w:rPr>
-                <w:color w:val="1F1F1F"/>
-                <w:bdr w:val="none" w:sz="0" w:space="0" w:color="auto" w:frame="1"/>
-              </w:rPr>
-              <w:t>.</w:t>
+                <w:lang w:val="en-US"/>
+              </w:rPr>
+              <w:t>FR1</w:t>
+            </w:r>
+            <w:r>
+              <w:rPr>
+                <w:rFonts w:ascii="Calibri" w:hAnsi="Calibri" w:cs="Calibri"/>
+                <w:lang w:val="en-US"/>
+              </w:rPr>
+              <w:t xml:space="preserve"> server-side session protection.</w:t>
             </w:r>
           </w:p>
         </w:tc>
       </w:tr>
       <w:tr>
-        <w:trPr>
-          <w:cnfStyle w:val="000000100000" w:firstRow="0" w:lastRow="0" w:firstColumn="0" w:lastColumn="0" w:oddVBand="0" w:evenVBand="0" w:oddHBand="1" w:evenHBand="0" w:firstRowFirstColumn="0" w:firstRowLastColumn="0" w:lastRowFirstColumn="0" w:lastRowLastColumn="0"/>
-        </w:trPr>
-        <w:tc>
-          <w:tcPr>
-            <w:cnfStyle w:val="001000000000" w:firstRow="0" w:lastRow="0" w:firstColumn="1" w:lastColumn="0" w:oddVBand="0" w:evenVBand="0" w:oddHBand="0" w:evenHBand="0" w:firstRowFirstColumn="0" w:firstRowLastColumn="0" w:lastRowFirstColumn="0" w:lastRowLastColumn="0"/>
-            <w:tcW w:w="371" w:type="pct"/>
-            <w:tcBorders>
-              <w:top w:val="single" w:sz="4" w:space="0" w:color="E59EDC" w:themeColor="accent5" w:themeTint="66"/>
-              <w:left w:val="single" w:sz="4" w:space="0" w:color="E59EDC" w:themeColor="accent5" w:themeTint="66"/>
-              <w:bottom w:val="single" w:sz="4" w:space="0" w:color="E59EDC" w:themeColor="accent5" w:themeTint="66"/>
-              <w:right w:val="single" w:sz="4" w:space="0" w:color="E59EDC" w:themeColor="accent5" w:themeTint="66"/>
-            </w:tcBorders>
-            <w:vAlign w:val="center"/>
-          </w:tcPr>
-          <w:p>
-            <w:pPr>
-              <w:jc w:val="center"/>
-              <w:rPr>
-                <w:rFonts w:ascii="Calibri" w:hAnsi="Calibri" w:cs="Calibri"/>
-              </w:rPr>
-            </w:pPr>
-            <w:r>
-              <w:rPr>
+        <w:tc>
+          <w:tcPr>
+            <w:tcW w:w="0" w:type="auto"/>
+            <w:hideMark/>
+          </w:tcPr>
+          <w:p>
+            <w:pPr>
+              <w:jc w:val="left"/>
+              <w:rPr>
+                <w:rFonts w:ascii="Calibri" w:hAnsi="Calibri" w:cs="Calibri"/>
+                <w:lang w:val="en-US"/>
+              </w:rPr>
+            </w:pPr>
+            <w:r>
+              <w:rPr>
+                <w:rFonts w:ascii="Calibri" w:hAnsi="Calibri" w:cs="Calibri"/>
                 <w:b/>
                 <w:bCs/>
-                <w:color w:val="1F1F1F"/>
-                <w:bdr w:val="none" w:sz="0" w:space="0" w:color="auto" w:frame="1"/>
-              </w:rPr>
-              <w:t>T6</w:t>
-            </w:r>
-          </w:p>
-        </w:tc>
-        <w:tc>
-          <w:tcPr>
-            <w:tcW w:w="1834" w:type="pct"/>
-            <w:tcBorders>
-              <w:left w:val="single" w:sz="4" w:space="0" w:color="E59EDC" w:themeColor="accent5" w:themeTint="66"/>
-            </w:tcBorders>
-            <w:vAlign w:val="center"/>
-          </w:tcPr>
-          <w:p>
-            <w:pPr>
-              <w:jc w:val="left"/>
-              <w:cnfStyle w:val="000000100000" w:firstRow="0" w:lastRow="0" w:firstColumn="0" w:lastColumn="0" w:oddVBand="0" w:evenVBand="0" w:oddHBand="1" w:evenHBand="0" w:firstRowFirstColumn="0" w:firstRowLastColumn="0" w:lastRowFirstColumn="0" w:lastRowLastColumn="0"/>
+                <w:lang w:val="en-US"/>
+              </w:rPr>
+              <w:t>T7</w:t>
+            </w:r>
+          </w:p>
+        </w:tc>
+        <w:tc>
+          <w:tcPr>
+            <w:tcW w:w="0" w:type="auto"/>
+            <w:hideMark/>
+          </w:tcPr>
+          <w:p>
+            <w:pPr>
+              <w:jc w:val="left"/>
+              <w:rPr>
+                <w:rFonts w:ascii="Calibri" w:hAnsi="Calibri" w:cs="Calibri"/>
+                <w:lang w:val="en-US"/>
+              </w:rPr>
+            </w:pPr>
+            <w:r>
               <w:rPr>
                 <w:rFonts w:ascii="Calibri" w:hAnsi="Calibri" w:cs="Calibri"/>
                 <w:b/>
                 <w:bCs/>
                 <w:lang w:val="en-US"/>
               </w:rPr>
-            </w:pPr>
-            <w:r>
-              <w:rPr>
+              <w:t>Frontend</w:t>
+            </w:r>
+            <w:r>
+              <w:rPr>
+                <w:rFonts w:ascii="Calibri" w:hAnsi="Calibri" w:cs="Calibri"/>
+                <w:lang w:val="en-US"/>
+              </w:rPr>
+              <w:t>: Build Login UI and Dashboard navigation.</w:t>
+            </w:r>
+          </w:p>
+        </w:tc>
+        <w:tc>
+          <w:tcPr>
+            <w:tcW w:w="0" w:type="auto"/>
+            <w:hideMark/>
+          </w:tcPr>
+          <w:p>
+            <w:pPr>
+              <w:jc w:val="left"/>
+              <w:rPr>
+                <w:rFonts w:ascii="Calibri" w:hAnsi="Calibri" w:cs="Calibri"/>
+                <w:lang w:val="en-US"/>
+              </w:rPr>
+            </w:pPr>
+            <w:r>
+              <w:rPr>
+                <w:rFonts w:ascii="Calibri" w:hAnsi="Calibri" w:cs="Calibri"/>
+                <w:lang w:val="en-US"/>
+              </w:rPr>
+              <w:t>Story 01</w:t>
+            </w:r>
+          </w:p>
+        </w:tc>
+        <w:tc>
+          <w:tcPr>
+            <w:tcW w:w="0" w:type="auto"/>
+            <w:hideMark/>
+          </w:tcPr>
+          <w:p>
+            <w:pPr>
+              <w:jc w:val="left"/>
+              <w:rPr>
+                <w:rFonts w:ascii="Calibri" w:hAnsi="Calibri" w:cs="Calibri"/>
+                <w:lang w:val="en-US"/>
+              </w:rPr>
+            </w:pPr>
+            <w:r>
+              <w:rPr>
+                <w:rFonts w:ascii="Calibri" w:hAnsi="Calibri" w:cs="Calibri"/>
+                <w:lang w:val="en-US"/>
+              </w:rPr>
+              <w:t>3</w:t>
+            </w:r>
+          </w:p>
+        </w:tc>
+        <w:tc>
+          <w:tcPr>
+            <w:tcW w:w="0" w:type="auto"/>
+            <w:hideMark/>
+          </w:tcPr>
+          <w:p>
+            <w:pPr>
+              <w:jc w:val="left"/>
+              <w:rPr>
+                <w:rFonts w:ascii="Calibri" w:hAnsi="Calibri" w:cs="Calibri"/>
+                <w:lang w:val="en-US"/>
+              </w:rPr>
+            </w:pPr>
+            <w:r>
+              <w:rPr>
+                <w:rFonts w:ascii="Calibri" w:hAnsi="Calibri" w:cs="Calibri"/>
                 <w:b/>
                 <w:bCs/>
-                <w:color w:val="1F1F1F"/>
-                <w:bdr w:val="none" w:sz="0" w:space="0" w:color="auto" w:frame="1"/>
-              </w:rPr>
-              <w:t>Security</w:t>
-            </w:r>
-            <w:r>
-              <w:rPr>
-                <w:color w:val="1F1F1F"/>
-                <w:bdr w:val="none" w:sz="0" w:space="0" w:color="auto" w:frame="1"/>
-              </w:rPr>
-              <w:t xml:space="preserve">: Build </w:t>
-            </w:r>
-            <w:proofErr w:type="spellStart"/>
-            <w:r>
-              <w:rPr>
-                <w:rStyle w:val="HTMLCode"/>
-                <w:rFonts w:eastAsiaTheme="majorEastAsia" w:cs="Arial"/>
-                <w:color w:val="444746"/>
-                <w:bdr w:val="none" w:sz="0" w:space="0" w:color="auto" w:frame="1"/>
-              </w:rPr>
-              <w:t>hooks.server.ts</w:t>
-            </w:r>
-            <w:proofErr w:type="spellEnd"/>
-            <w:r>
-              <w:rPr>
-                <w:color w:val="1F1F1F"/>
-                <w:bdr w:val="none" w:sz="0" w:space="0" w:color="auto" w:frame="1"/>
-              </w:rPr>
-              <w:t xml:space="preserve"> session validation.</w:t>
-            </w:r>
-          </w:p>
-        </w:tc>
-        <w:tc>
-          <w:tcPr>
-            <w:tcW w:w="824" w:type="pct"/>
-            <w:vAlign w:val="center"/>
-          </w:tcPr>
-          <w:p>
-            <w:pPr>
-              <w:jc w:val="center"/>
-              <w:cnfStyle w:val="000000100000" w:firstRow="0" w:lastRow="0" w:firstColumn="0" w:lastColumn="0" w:oddVBand="0" w:evenVBand="0" w:oddHBand="1" w:evenHBand="0" w:firstRowFirstColumn="0" w:firstRowLastColumn="0" w:lastRowFirstColumn="0" w:lastRowLastColumn="0"/>
-              <w:rPr>
-                <w:rFonts w:ascii="Calibri" w:hAnsi="Calibri" w:cs="Calibri"/>
-              </w:rPr>
-            </w:pPr>
-            <w:r>
-              <w:rPr>
-                <w:color w:val="1F1F1F"/>
-                <w:bdr w:val="none" w:sz="0" w:space="0" w:color="auto" w:frame="1"/>
-              </w:rPr>
-              <w:t>Story 01</w:t>
-            </w:r>
-          </w:p>
-        </w:tc>
-        <w:tc>
-          <w:tcPr>
-            <w:tcW w:w="561" w:type="pct"/>
-            <w:vAlign w:val="center"/>
-          </w:tcPr>
-          <w:p>
-            <w:pPr>
-              <w:jc w:val="center"/>
-              <w:cnfStyle w:val="000000100000" w:firstRow="0" w:lastRow="0" w:firstColumn="0" w:lastColumn="0" w:oddVBand="0" w:evenVBand="0" w:oddHBand="1" w:evenHBand="0" w:firstRowFirstColumn="0" w:firstRowLastColumn="0" w:lastRowFirstColumn="0" w:lastRowLastColumn="0"/>
-              <w:rPr>
-                <w:rFonts w:ascii="Calibri" w:hAnsi="Calibri" w:cs="Calibri"/>
-              </w:rPr>
-            </w:pPr>
-            <w:r>
-              <w:rPr>
-                <w:color w:val="1F1F1F"/>
-                <w:bdr w:val="none" w:sz="0" w:space="0" w:color="auto" w:frame="1"/>
-              </w:rPr>
-              <w:t>3</w:t>
-            </w:r>
-          </w:p>
-        </w:tc>
-        <w:tc>
-          <w:tcPr>
-            <w:tcW w:w="593" w:type="pct"/>
-            <w:vAlign w:val="center"/>
-          </w:tcPr>
-          <w:p>
-            <w:pPr>
-              <w:jc w:val="center"/>
-              <w:cnfStyle w:val="000000100000" w:firstRow="0" w:lastRow="0" w:firstColumn="0" w:lastColumn="0" w:oddVBand="0" w:evenVBand="0" w:oddHBand="1" w:evenHBand="0" w:firstRowFirstColumn="0" w:firstRowLastColumn="0" w:lastRowFirstColumn="0" w:lastRowLastColumn="0"/>
-              <w:rPr>
-                <w:rFonts w:ascii="Calibri" w:hAnsi="Calibri" w:cs="Calibri"/>
-              </w:rPr>
-            </w:pPr>
-            <w:r>
-              <w:rPr>
+                <w:lang w:val="en-US"/>
+              </w:rPr>
+              <w:t>Complete</w:t>
+            </w:r>
+          </w:p>
+        </w:tc>
+        <w:tc>
+          <w:tcPr>
+            <w:tcW w:w="0" w:type="auto"/>
+            <w:hideMark/>
+          </w:tcPr>
+          <w:p>
+            <w:pPr>
+              <w:jc w:val="left"/>
+              <w:rPr>
+                <w:rFonts w:ascii="Calibri" w:hAnsi="Calibri" w:cs="Calibri"/>
+                <w:lang w:val="en-US"/>
+              </w:rPr>
+            </w:pPr>
+            <w:r>
+              <w:rPr>
+                <w:rFonts w:ascii="Calibri" w:hAnsi="Calibri" w:cs="Calibri"/>
+                <w:lang w:val="en-US"/>
+              </w:rPr>
+              <w:t xml:space="preserve">Fulfills </w:t>
+            </w:r>
+            <w:r>
+              <w:rPr>
+                <w:rFonts w:ascii="Calibri" w:hAnsi="Calibri" w:cs="Calibri"/>
                 <w:b/>
                 <w:bCs/>
-                <w:color w:val="1F1F1F"/>
-                <w:bdr w:val="none" w:sz="0" w:space="0" w:color="auto" w:frame="1"/>
-              </w:rPr>
-              <w:t>Complete</w:t>
-            </w:r>
-          </w:p>
-        </w:tc>
-        <w:tc>
-          <w:tcPr>
-            <w:tcW w:w="816" w:type="pct"/>
-            <w:vAlign w:val="center"/>
-          </w:tcPr>
-          <w:p>
-            <w:pPr>
-              <w:jc w:val="center"/>
-              <w:cnfStyle w:val="000000100000" w:firstRow="0" w:lastRow="0" w:firstColumn="0" w:lastColumn="0" w:oddVBand="0" w:evenVBand="0" w:oddHBand="1" w:evenHBand="0" w:firstRowFirstColumn="0" w:firstRowLastColumn="0" w:lastRowFirstColumn="0" w:lastRowLastColumn="0"/>
-              <w:rPr>
-                <w:rFonts w:ascii="Calibri" w:hAnsi="Calibri" w:cs="Calibri"/>
-                <w:lang w:val="en-US"/>
-              </w:rPr>
-            </w:pPr>
-            <w:r>
-              <w:rPr>
-                <w:color w:val="1F1F1F"/>
-                <w:bdr w:val="none" w:sz="0" w:space="0" w:color="auto" w:frame="1"/>
-              </w:rPr>
-              <w:t>Implements server-side protection.</w:t>
+                <w:lang w:val="en-US"/>
+              </w:rPr>
+              <w:t>Story 01</w:t>
+            </w:r>
+            <w:r>
+              <w:rPr>
+                <w:rFonts w:ascii="Calibri" w:hAnsi="Calibri" w:cs="Calibri"/>
+                <w:lang w:val="en-US"/>
+              </w:rPr>
+              <w:t xml:space="preserve"> and wireframe Screen 1.</w:t>
             </w:r>
           </w:p>
         </w:tc>
@@ -2047,174 +2072,176 @@
       <w:tr>
         <w:tc>
           <w:tcPr>
-            <w:cnfStyle w:val="001000000000" w:firstRow="0" w:lastRow="0" w:firstColumn="1" w:lastColumn="0" w:oddVBand="0" w:evenVBand="0" w:oddHBand="0" w:evenHBand="0" w:firstRowFirstColumn="0" w:firstRowLastColumn="0" w:lastRowFirstColumn="0" w:lastRowLastColumn="0"/>
-            <w:tcW w:w="371" w:type="pct"/>
-            <w:tcBorders>
-              <w:top w:val="single" w:sz="4" w:space="0" w:color="E59EDC" w:themeColor="accent5" w:themeTint="66"/>
-              <w:left w:val="single" w:sz="4" w:space="0" w:color="E59EDC" w:themeColor="accent5" w:themeTint="66"/>
-              <w:bottom w:val="single" w:sz="4" w:space="0" w:color="E59EDC" w:themeColor="accent5" w:themeTint="66"/>
-              <w:right w:val="single" w:sz="4" w:space="0" w:color="E59EDC" w:themeColor="accent5" w:themeTint="66"/>
-            </w:tcBorders>
-            <w:vAlign w:val="center"/>
-          </w:tcPr>
-          <w:p>
-            <w:pPr>
-              <w:jc w:val="center"/>
-              <w:rPr>
-                <w:rFonts w:ascii="Calibri" w:hAnsi="Calibri" w:cs="Calibri"/>
-              </w:rPr>
-            </w:pPr>
-            <w:r>
-              <w:rPr>
+            <w:tcW w:w="0" w:type="auto"/>
+            <w:hideMark/>
+          </w:tcPr>
+          <w:p>
+            <w:pPr>
+              <w:jc w:val="left"/>
+              <w:rPr>
+                <w:rFonts w:ascii="Calibri" w:hAnsi="Calibri" w:cs="Calibri"/>
+                <w:lang w:val="en-US"/>
+              </w:rPr>
+            </w:pPr>
+            <w:r>
+              <w:rPr>
+                <w:rFonts w:ascii="Calibri" w:hAnsi="Calibri" w:cs="Calibri"/>
                 <w:b/>
                 <w:bCs/>
-                <w:color w:val="1F1F1F"/>
-                <w:bdr w:val="none" w:sz="0" w:space="0" w:color="auto" w:frame="1"/>
-              </w:rPr>
-              <w:t>T7</w:t>
-            </w:r>
-          </w:p>
-        </w:tc>
-        <w:tc>
-          <w:tcPr>
-            <w:tcW w:w="1834" w:type="pct"/>
-            <w:tcBorders>
-              <w:left w:val="single" w:sz="4" w:space="0" w:color="E59EDC" w:themeColor="accent5" w:themeTint="66"/>
-            </w:tcBorders>
-            <w:vAlign w:val="center"/>
-          </w:tcPr>
-          <w:p>
-            <w:pPr>
-              <w:jc w:val="left"/>
-              <w:cnfStyle w:val="000000000000" w:firstRow="0" w:lastRow="0" w:firstColumn="0" w:lastColumn="0" w:oddVBand="0" w:evenVBand="0" w:oddHBand="0" w:evenHBand="0" w:firstRowFirstColumn="0" w:firstRowLastColumn="0" w:lastRowFirstColumn="0" w:lastRowLastColumn="0"/>
+                <w:lang w:val="en-US"/>
+              </w:rPr>
+              <w:t>T9</w:t>
+            </w:r>
+          </w:p>
+        </w:tc>
+        <w:tc>
+          <w:tcPr>
+            <w:tcW w:w="0" w:type="auto"/>
+            <w:hideMark/>
+          </w:tcPr>
+          <w:p>
+            <w:pPr>
+              <w:jc w:val="left"/>
+              <w:rPr>
+                <w:rFonts w:ascii="Calibri" w:hAnsi="Calibri" w:cs="Calibri"/>
+                <w:lang w:val="en-US"/>
+              </w:rPr>
+            </w:pPr>
+            <w:r>
               <w:rPr>
                 <w:rFonts w:ascii="Calibri" w:hAnsi="Calibri" w:cs="Calibri"/>
                 <w:b/>
                 <w:bCs/>
-              </w:rPr>
-            </w:pPr>
-            <w:r>
-              <w:rPr>
+                <w:lang w:val="en-US"/>
+              </w:rPr>
+              <w:t>Logic</w:t>
+            </w:r>
+            <w:r>
+              <w:rPr>
+                <w:rFonts w:ascii="Calibri" w:hAnsi="Calibri" w:cs="Calibri"/>
+                <w:lang w:val="en-US"/>
+              </w:rPr>
+              <w:t>: Build reactive ACT_SCHEDULING_ENGINE ticker.</w:t>
+            </w:r>
+          </w:p>
+        </w:tc>
+        <w:tc>
+          <w:tcPr>
+            <w:tcW w:w="0" w:type="auto"/>
+            <w:hideMark/>
+          </w:tcPr>
+          <w:p>
+            <w:pPr>
+              <w:jc w:val="left"/>
+              <w:rPr>
+                <w:rFonts w:ascii="Calibri" w:hAnsi="Calibri" w:cs="Calibri"/>
+                <w:lang w:val="en-US"/>
+              </w:rPr>
+            </w:pPr>
+            <w:r>
+              <w:rPr>
+                <w:rFonts w:ascii="Calibri" w:hAnsi="Calibri" w:cs="Calibri"/>
+                <w:lang w:val="en-US"/>
+              </w:rPr>
+              <w:t>Story 02</w:t>
+            </w:r>
+          </w:p>
+        </w:tc>
+        <w:tc>
+          <w:tcPr>
+            <w:tcW w:w="0" w:type="auto"/>
+            <w:hideMark/>
+          </w:tcPr>
+          <w:p>
+            <w:pPr>
+              <w:jc w:val="left"/>
+              <w:rPr>
+                <w:rFonts w:ascii="Calibri" w:hAnsi="Calibri" w:cs="Calibri"/>
+                <w:lang w:val="en-US"/>
+              </w:rPr>
+            </w:pPr>
+            <w:r>
+              <w:rPr>
+                <w:rFonts w:ascii="Calibri" w:hAnsi="Calibri" w:cs="Calibri"/>
+                <w:lang w:val="en-US"/>
+              </w:rPr>
+              <w:t>5</w:t>
+            </w:r>
+          </w:p>
+        </w:tc>
+        <w:tc>
+          <w:tcPr>
+            <w:tcW w:w="0" w:type="auto"/>
+            <w:hideMark/>
+          </w:tcPr>
+          <w:p>
+            <w:pPr>
+              <w:jc w:val="left"/>
+              <w:rPr>
+                <w:rFonts w:ascii="Calibri" w:hAnsi="Calibri" w:cs="Calibri"/>
+                <w:lang w:val="en-US"/>
+              </w:rPr>
+            </w:pPr>
+            <w:r>
+              <w:rPr>
+                <w:rFonts w:ascii="Calibri" w:hAnsi="Calibri" w:cs="Calibri"/>
                 <w:b/>
                 <w:bCs/>
-                <w:color w:val="1F1F1F"/>
-                <w:bdr w:val="none" w:sz="0" w:space="0" w:color="auto" w:frame="1"/>
-              </w:rPr>
-              <w:t>Frontend</w:t>
-            </w:r>
-            <w:r>
-              <w:rPr>
-                <w:color w:val="1F1F1F"/>
-                <w:bdr w:val="none" w:sz="0" w:space="0" w:color="auto" w:frame="1"/>
-              </w:rPr>
-              <w:t>: Build Login UI and Dashboard navigation.</w:t>
-            </w:r>
-          </w:p>
-        </w:tc>
-        <w:tc>
-          <w:tcPr>
-            <w:tcW w:w="824" w:type="pct"/>
-            <w:vAlign w:val="center"/>
-          </w:tcPr>
-          <w:p>
-            <w:pPr>
-              <w:jc w:val="center"/>
-              <w:cnfStyle w:val="000000000000" w:firstRow="0" w:lastRow="0" w:firstColumn="0" w:lastColumn="0" w:oddVBand="0" w:evenVBand="0" w:oddHBand="0" w:evenHBand="0" w:firstRowFirstColumn="0" w:firstRowLastColumn="0" w:lastRowFirstColumn="0" w:lastRowLastColumn="0"/>
-              <w:rPr>
-                <w:rFonts w:ascii="Calibri" w:hAnsi="Calibri" w:cs="Calibri"/>
-              </w:rPr>
-            </w:pPr>
-            <w:r>
-              <w:rPr>
-                <w:color w:val="1F1F1F"/>
-                <w:bdr w:val="none" w:sz="0" w:space="0" w:color="auto" w:frame="1"/>
-              </w:rPr>
-              <w:t>Story 01</w:t>
-            </w:r>
-          </w:p>
-        </w:tc>
-        <w:tc>
-          <w:tcPr>
-            <w:tcW w:w="561" w:type="pct"/>
-            <w:vAlign w:val="center"/>
-          </w:tcPr>
-          <w:p>
-            <w:pPr>
-              <w:jc w:val="center"/>
-              <w:cnfStyle w:val="000000000000" w:firstRow="0" w:lastRow="0" w:firstColumn="0" w:lastColumn="0" w:oddVBand="0" w:evenVBand="0" w:oddHBand="0" w:evenHBand="0" w:firstRowFirstColumn="0" w:firstRowLastColumn="0" w:lastRowFirstColumn="0" w:lastRowLastColumn="0"/>
-              <w:rPr>
-                <w:rFonts w:ascii="Calibri" w:hAnsi="Calibri" w:cs="Calibri"/>
-              </w:rPr>
-            </w:pPr>
-            <w:r>
-              <w:rPr>
-                <w:color w:val="1F1F1F"/>
-                <w:bdr w:val="none" w:sz="0" w:space="0" w:color="auto" w:frame="1"/>
-              </w:rPr>
-              <w:t>3</w:t>
-            </w:r>
-          </w:p>
-        </w:tc>
-        <w:tc>
-          <w:tcPr>
-            <w:tcW w:w="593" w:type="pct"/>
-            <w:vAlign w:val="center"/>
-          </w:tcPr>
-          <w:p>
-            <w:pPr>
-              <w:jc w:val="center"/>
-              <w:cnfStyle w:val="000000000000" w:firstRow="0" w:lastRow="0" w:firstColumn="0" w:lastColumn="0" w:oddVBand="0" w:evenVBand="0" w:oddHBand="0" w:evenHBand="0" w:firstRowFirstColumn="0" w:firstRowLastColumn="0" w:lastRowFirstColumn="0" w:lastRowLastColumn="0"/>
-              <w:rPr>
-                <w:rFonts w:ascii="Calibri" w:hAnsi="Calibri" w:cs="Calibri"/>
-              </w:rPr>
-            </w:pPr>
-            <w:r>
-              <w:rPr>
+                <w:lang w:val="en-US"/>
+              </w:rPr>
+              <w:t>Complete</w:t>
+            </w:r>
+          </w:p>
+        </w:tc>
+        <w:tc>
+          <w:tcPr>
+            <w:tcW w:w="0" w:type="auto"/>
+            <w:hideMark/>
+          </w:tcPr>
+          <w:p>
+            <w:pPr>
+              <w:jc w:val="left"/>
+              <w:rPr>
+                <w:rFonts w:ascii="Calibri" w:hAnsi="Calibri" w:cs="Calibri"/>
+                <w:lang w:val="en-US"/>
+              </w:rPr>
+            </w:pPr>
+            <w:r>
+              <w:rPr>
+                <w:rFonts w:ascii="Calibri" w:hAnsi="Calibri" w:cs="Calibri"/>
+                <w:lang w:val="en-US"/>
+              </w:rPr>
+              <w:t xml:space="preserve">Fulfills </w:t>
+            </w:r>
+            <w:r>
+              <w:rPr>
+                <w:rFonts w:ascii="Calibri" w:hAnsi="Calibri" w:cs="Calibri"/>
                 <w:b/>
                 <w:bCs/>
-                <w:color w:val="1F1F1F"/>
-                <w:bdr w:val="none" w:sz="0" w:space="0" w:color="auto" w:frame="1"/>
-              </w:rPr>
-              <w:t>Complete</w:t>
-            </w:r>
-          </w:p>
-        </w:tc>
-        <w:tc>
-          <w:tcPr>
-            <w:tcW w:w="816" w:type="pct"/>
-            <w:vAlign w:val="center"/>
-          </w:tcPr>
-          <w:p>
-            <w:pPr>
-              <w:jc w:val="center"/>
-              <w:cnfStyle w:val="000000000000" w:firstRow="0" w:lastRow="0" w:firstColumn="0" w:lastColumn="0" w:oddVBand="0" w:evenVBand="0" w:oddHBand="0" w:evenHBand="0" w:firstRowFirstColumn="0" w:firstRowLastColumn="0" w:lastRowFirstColumn="0" w:lastRowLastColumn="0"/>
-              <w:rPr>
-                <w:rFonts w:ascii="Calibri" w:hAnsi="Calibri" w:cs="Calibri"/>
-                <w:lang w:val="en-US"/>
-              </w:rPr>
-            </w:pPr>
-            <w:proofErr w:type="spellStart"/>
-            <w:r>
-              <w:rPr>
-                <w:rStyle w:val="citation-4981"/>
-                <w:color w:val="1F1F1F"/>
-                <w:bdr w:val="none" w:sz="0" w:space="0" w:color="auto" w:frame="1"/>
-              </w:rPr>
-              <w:t>Fulfills</w:t>
-            </w:r>
-            <w:proofErr w:type="spellEnd"/>
-            <w:r>
-              <w:rPr>
-                <w:rStyle w:val="citation-4981"/>
-                <w:color w:val="1F1F1F"/>
-                <w:bdr w:val="none" w:sz="0" w:space="0" w:color="auto" w:frame="1"/>
-              </w:rPr>
-              <w:t xml:space="preserve"> FR1 &amp; Story 01</w:t>
-            </w:r>
-            <w:r>
-              <w:rPr>
-                <w:color w:val="1F1F1F"/>
-                <w:bdr w:val="none" w:sz="0" w:space="0" w:color="auto" w:frame="1"/>
+                <w:lang w:val="en-US"/>
+              </w:rPr>
+              <w:t>FR2</w:t>
+            </w:r>
+            <w:r>
+              <w:rPr>
+                <w:rFonts w:ascii="Calibri" w:hAnsi="Calibri" w:cs="Calibri"/>
+                <w:lang w:val="en-US"/>
+              </w:rPr>
+              <w:t xml:space="preserve"> and </w:t>
+            </w:r>
+            <w:r>
+              <w:rPr>
+                <w:rFonts w:ascii="Calibri" w:hAnsi="Calibri" w:cs="Calibri"/>
+                <w:b/>
+                <w:bCs/>
+                <w:lang w:val="en-US"/>
+              </w:rPr>
+              <w:t>NFR2 (Availability)</w:t>
+            </w:r>
+            <w:r>
+              <w:rPr>
+                <w:rFonts w:ascii="Calibri" w:hAnsi="Calibri" w:cs="Calibri"/>
+                <w:lang w:val="en-US"/>
               </w:rPr>
               <w:t>.</w:t>
             </w:r>
@@ -2222,194 +2249,178 @@
         </w:tc>
       </w:tr>
       <w:tr>
-        <w:trPr>
-          <w:cnfStyle w:val="000000100000" w:firstRow="0" w:lastRow="0" w:firstColumn="0" w:lastColumn="0" w:oddVBand="0" w:evenVBand="0" w:oddHBand="1" w:evenHBand="0" w:firstRowFirstColumn="0" w:firstRowLastColumn="0" w:lastRowFirstColumn="0" w:lastRowLastColumn="0"/>
-        </w:trPr>
-        <w:tc>
-          <w:tcPr>
-            <w:cnfStyle w:val="001000000000" w:firstRow="0" w:lastRow="0" w:firstColumn="1" w:lastColumn="0" w:oddVBand="0" w:evenVBand="0" w:oddHBand="0" w:evenHBand="0" w:firstRowFirstColumn="0" w:firstRowLastColumn="0" w:lastRowFirstColumn="0" w:lastRowLastColumn="0"/>
-            <w:tcW w:w="371" w:type="pct"/>
-            <w:tcBorders>
-              <w:top w:val="single" w:sz="4" w:space="0" w:color="E59EDC" w:themeColor="accent5" w:themeTint="66"/>
-              <w:left w:val="single" w:sz="4" w:space="0" w:color="E59EDC" w:themeColor="accent5" w:themeTint="66"/>
-              <w:bottom w:val="single" w:sz="4" w:space="0" w:color="E59EDC" w:themeColor="accent5" w:themeTint="66"/>
-              <w:right w:val="single" w:sz="4" w:space="0" w:color="E59EDC" w:themeColor="accent5" w:themeTint="66"/>
-            </w:tcBorders>
-            <w:vAlign w:val="center"/>
-          </w:tcPr>
-          <w:p>
-            <w:pPr>
-              <w:jc w:val="center"/>
-              <w:rPr>
-                <w:rFonts w:ascii="Calibri" w:hAnsi="Calibri" w:cs="Calibri"/>
-              </w:rPr>
-            </w:pPr>
-            <w:r>
-              <w:rPr>
+        <w:tc>
+          <w:tcPr>
+            <w:tcW w:w="0" w:type="auto"/>
+            <w:hideMark/>
+          </w:tcPr>
+          <w:p>
+            <w:pPr>
+              <w:jc w:val="left"/>
+              <w:rPr>
+                <w:rFonts w:ascii="Calibri" w:hAnsi="Calibri" w:cs="Calibri"/>
+                <w:lang w:val="en-US"/>
+              </w:rPr>
+            </w:pPr>
+            <w:r>
+              <w:rPr>
+                <w:rFonts w:ascii="Calibri" w:hAnsi="Calibri" w:cs="Calibri"/>
                 <w:b/>
                 <w:bCs/>
-                <w:color w:val="1F1F1F"/>
-                <w:bdr w:val="none" w:sz="0" w:space="0" w:color="auto" w:frame="1"/>
-              </w:rPr>
-              <w:t>T9</w:t>
-            </w:r>
-          </w:p>
-        </w:tc>
-        <w:tc>
-          <w:tcPr>
-            <w:tcW w:w="1834" w:type="pct"/>
-            <w:tcBorders>
-              <w:left w:val="single" w:sz="4" w:space="0" w:color="E59EDC" w:themeColor="accent5" w:themeTint="66"/>
-            </w:tcBorders>
-            <w:vAlign w:val="center"/>
-          </w:tcPr>
-          <w:p>
-            <w:pPr>
-              <w:jc w:val="left"/>
-              <w:cnfStyle w:val="000000100000" w:firstRow="0" w:lastRow="0" w:firstColumn="0" w:lastColumn="0" w:oddVBand="0" w:evenVBand="0" w:oddHBand="1" w:evenHBand="0" w:firstRowFirstColumn="0" w:firstRowLastColumn="0" w:lastRowFirstColumn="0" w:lastRowLastColumn="0"/>
+                <w:lang w:val="en-US"/>
+              </w:rPr>
+              <w:t>T12</w:t>
+            </w:r>
+          </w:p>
+        </w:tc>
+        <w:tc>
+          <w:tcPr>
+            <w:tcW w:w="0" w:type="auto"/>
+            <w:hideMark/>
+          </w:tcPr>
+          <w:p>
+            <w:pPr>
+              <w:jc w:val="left"/>
+              <w:rPr>
+                <w:rFonts w:ascii="Calibri" w:hAnsi="Calibri" w:cs="Calibri"/>
+                <w:lang w:val="en-US"/>
+              </w:rPr>
+            </w:pPr>
+            <w:r>
               <w:rPr>
                 <w:rFonts w:ascii="Calibri" w:hAnsi="Calibri" w:cs="Calibri"/>
                 <w:b/>
                 <w:bCs/>
-              </w:rPr>
-            </w:pPr>
-            <w:r>
-              <w:rPr>
+                <w:lang w:val="en-US"/>
+              </w:rPr>
+              <w:t>Implementation</w:t>
+            </w:r>
+            <w:r>
+              <w:rPr>
+                <w:rFonts w:ascii="Calibri" w:hAnsi="Calibri" w:cs="Calibri"/>
+                <w:lang w:val="en-US"/>
+              </w:rPr>
+              <w:t>: Build ACT_RECORD_FETCHER portal logic.</w:t>
+            </w:r>
+          </w:p>
+        </w:tc>
+        <w:tc>
+          <w:tcPr>
+            <w:tcW w:w="0" w:type="auto"/>
+            <w:hideMark/>
+          </w:tcPr>
+          <w:p>
+            <w:pPr>
+              <w:jc w:val="left"/>
+              <w:rPr>
+                <w:rFonts w:ascii="Calibri" w:hAnsi="Calibri" w:cs="Calibri"/>
+                <w:lang w:val="en-US"/>
+              </w:rPr>
+            </w:pPr>
+            <w:r>
+              <w:rPr>
+                <w:rFonts w:ascii="Calibri" w:hAnsi="Calibri" w:cs="Calibri"/>
+                <w:lang w:val="en-US"/>
+              </w:rPr>
+              <w:t>Story 04</w:t>
+            </w:r>
+          </w:p>
+        </w:tc>
+        <w:tc>
+          <w:tcPr>
+            <w:tcW w:w="0" w:type="auto"/>
+            <w:hideMark/>
+          </w:tcPr>
+          <w:p>
+            <w:pPr>
+              <w:jc w:val="left"/>
+              <w:rPr>
+                <w:rFonts w:ascii="Calibri" w:hAnsi="Calibri" w:cs="Calibri"/>
+                <w:lang w:val="en-US"/>
+              </w:rPr>
+            </w:pPr>
+            <w:r>
+              <w:rPr>
+                <w:rFonts w:ascii="Calibri" w:hAnsi="Calibri" w:cs="Calibri"/>
+                <w:lang w:val="en-US"/>
+              </w:rPr>
+              <w:t>5</w:t>
+            </w:r>
+          </w:p>
+        </w:tc>
+        <w:tc>
+          <w:tcPr>
+            <w:tcW w:w="0" w:type="auto"/>
+            <w:hideMark/>
+          </w:tcPr>
+          <w:p>
+            <w:pPr>
+              <w:jc w:val="left"/>
+              <w:rPr>
+                <w:rFonts w:ascii="Calibri" w:hAnsi="Calibri" w:cs="Calibri"/>
+                <w:lang w:val="en-US"/>
+              </w:rPr>
+            </w:pPr>
+            <w:r>
+              <w:rPr>
+                <w:rFonts w:ascii="Calibri" w:hAnsi="Calibri" w:cs="Calibri"/>
                 <w:b/>
                 <w:bCs/>
-                <w:color w:val="1F1F1F"/>
-                <w:bdr w:val="none" w:sz="0" w:space="0" w:color="auto" w:frame="1"/>
-              </w:rPr>
-              <w:t>Logic</w:t>
-            </w:r>
-            <w:r>
-              <w:rPr>
-                <w:color w:val="1F1F1F"/>
-                <w:bdr w:val="none" w:sz="0" w:space="0" w:color="auto" w:frame="1"/>
-              </w:rPr>
-              <w:t xml:space="preserve">: Build reactive </w:t>
-            </w:r>
-            <w:r>
-              <w:rPr>
-                <w:rStyle w:val="HTMLCode"/>
-                <w:rFonts w:eastAsiaTheme="majorEastAsia" w:cs="Arial"/>
-                <w:color w:val="444746"/>
-                <w:bdr w:val="none" w:sz="0" w:space="0" w:color="auto" w:frame="1"/>
-              </w:rPr>
-              <w:t>ACT_SCHEDULING_ENGINE</w:t>
-            </w:r>
-            <w:r>
-              <w:rPr>
-                <w:color w:val="1F1F1F"/>
-                <w:bdr w:val="none" w:sz="0" w:space="0" w:color="auto" w:frame="1"/>
-              </w:rPr>
-              <w:t xml:space="preserve"> ticker.</w:t>
-            </w:r>
-          </w:p>
-        </w:tc>
-        <w:tc>
-          <w:tcPr>
-            <w:tcW w:w="824" w:type="pct"/>
-            <w:vAlign w:val="center"/>
-          </w:tcPr>
-          <w:p>
-            <w:pPr>
-              <w:jc w:val="center"/>
-              <w:cnfStyle w:val="000000100000" w:firstRow="0" w:lastRow="0" w:firstColumn="0" w:lastColumn="0" w:oddVBand="0" w:evenVBand="0" w:oddHBand="1" w:evenHBand="0" w:firstRowFirstColumn="0" w:firstRowLastColumn="0" w:lastRowFirstColumn="0" w:lastRowLastColumn="0"/>
-              <w:rPr>
-                <w:rFonts w:ascii="Calibri" w:hAnsi="Calibri" w:cs="Calibri"/>
-              </w:rPr>
-            </w:pPr>
-            <w:r>
-              <w:rPr>
-                <w:color w:val="1F1F1F"/>
-                <w:bdr w:val="none" w:sz="0" w:space="0" w:color="auto" w:frame="1"/>
-              </w:rPr>
-              <w:t>Story 02</w:t>
-            </w:r>
-          </w:p>
-        </w:tc>
-        <w:tc>
-          <w:tcPr>
-            <w:tcW w:w="561" w:type="pct"/>
-            <w:vAlign w:val="center"/>
-          </w:tcPr>
-          <w:p>
-            <w:pPr>
-              <w:jc w:val="center"/>
-              <w:cnfStyle w:val="000000100000" w:firstRow="0" w:lastRow="0" w:firstColumn="0" w:lastColumn="0" w:oddVBand="0" w:evenVBand="0" w:oddHBand="1" w:evenHBand="0" w:firstRowFirstColumn="0" w:firstRowLastColumn="0" w:lastRowFirstColumn="0" w:lastRowLastColumn="0"/>
-              <w:rPr>
-                <w:rFonts w:ascii="Calibri" w:hAnsi="Calibri" w:cs="Calibri"/>
-              </w:rPr>
-            </w:pPr>
-            <w:r>
-              <w:rPr>
-                <w:color w:val="1F1F1F"/>
-                <w:bdr w:val="none" w:sz="0" w:space="0" w:color="auto" w:frame="1"/>
-              </w:rPr>
-              <w:t>5</w:t>
-            </w:r>
-          </w:p>
-        </w:tc>
-        <w:tc>
-          <w:tcPr>
-            <w:tcW w:w="593" w:type="pct"/>
-            <w:vAlign w:val="center"/>
-          </w:tcPr>
-          <w:p>
-            <w:pPr>
-              <w:jc w:val="center"/>
-              <w:cnfStyle w:val="000000100000" w:firstRow="0" w:lastRow="0" w:firstColumn="0" w:lastColumn="0" w:oddVBand="0" w:evenVBand="0" w:oddHBand="1" w:evenHBand="0" w:firstRowFirstColumn="0" w:firstRowLastColumn="0" w:lastRowFirstColumn="0" w:lastRowLastColumn="0"/>
-              <w:rPr>
-                <w:rFonts w:ascii="Calibri" w:hAnsi="Calibri" w:cs="Calibri"/>
-              </w:rPr>
-            </w:pPr>
-            <w:r>
-              <w:rPr>
+                <w:lang w:val="en-US"/>
+              </w:rPr>
+              <w:t>Complete</w:t>
+            </w:r>
+          </w:p>
+        </w:tc>
+        <w:tc>
+          <w:tcPr>
+            <w:tcW w:w="0" w:type="auto"/>
+            <w:hideMark/>
+          </w:tcPr>
+          <w:p>
+            <w:pPr>
+              <w:jc w:val="left"/>
+              <w:rPr>
+                <w:rFonts w:ascii="Calibri" w:hAnsi="Calibri" w:cs="Calibri"/>
+                <w:lang w:val="en-US"/>
+              </w:rPr>
+            </w:pPr>
+            <w:r>
+              <w:rPr>
+                <w:rFonts w:ascii="Calibri" w:hAnsi="Calibri" w:cs="Calibri"/>
+                <w:lang w:val="en-US"/>
+              </w:rPr>
+              <w:t xml:space="preserve">Fulfills </w:t>
+            </w:r>
+            <w:r>
+              <w:rPr>
+                <w:rFonts w:ascii="Calibri" w:hAnsi="Calibri" w:cs="Calibri"/>
                 <w:b/>
                 <w:bCs/>
-                <w:color w:val="1F1F1F"/>
-                <w:bdr w:val="none" w:sz="0" w:space="0" w:color="auto" w:frame="1"/>
-              </w:rPr>
-              <w:t>Complete</w:t>
-            </w:r>
-          </w:p>
-        </w:tc>
-        <w:tc>
-          <w:tcPr>
-            <w:tcW w:w="816" w:type="pct"/>
-            <w:vAlign w:val="center"/>
-          </w:tcPr>
-          <w:p>
-            <w:pPr>
-              <w:jc w:val="center"/>
-              <w:cnfStyle w:val="000000100000" w:firstRow="0" w:lastRow="0" w:firstColumn="0" w:lastColumn="0" w:oddVBand="0" w:evenVBand="0" w:oddHBand="1" w:evenHBand="0" w:firstRowFirstColumn="0" w:firstRowLastColumn="0" w:lastRowFirstColumn="0" w:lastRowLastColumn="0"/>
-              <w:rPr>
-                <w:rFonts w:ascii="Calibri" w:hAnsi="Calibri" w:cs="Calibri"/>
-              </w:rPr>
-            </w:pPr>
-            <w:proofErr w:type="spellStart"/>
-            <w:r>
-              <w:rPr>
-                <w:rStyle w:val="citation-4980"/>
-                <w:color w:val="1F1F1F"/>
-                <w:bdr w:val="none" w:sz="0" w:space="0" w:color="auto" w:frame="1"/>
-              </w:rPr>
-              <w:t>Fulfills</w:t>
-            </w:r>
-            <w:proofErr w:type="spellEnd"/>
-            <w:r>
-              <w:rPr>
-                <w:rStyle w:val="citation-4980"/>
-                <w:color w:val="1F1F1F"/>
-                <w:bdr w:val="none" w:sz="0" w:space="0" w:color="auto" w:frame="1"/>
-              </w:rPr>
-              <w:t xml:space="preserve"> FR2 &amp; NFR2</w:t>
-            </w:r>
-            <w:r>
-              <w:rPr>
-                <w:color w:val="1F1F1F"/>
-                <w:bdr w:val="none" w:sz="0" w:space="0" w:color="auto" w:frame="1"/>
+                <w:lang w:val="en-US"/>
+              </w:rPr>
+              <w:t>FR4</w:t>
+            </w:r>
+            <w:r>
+              <w:rPr>
+                <w:rFonts w:ascii="Calibri" w:hAnsi="Calibri" w:cs="Calibri"/>
+                <w:lang w:val="en-US"/>
+              </w:rPr>
+              <w:t xml:space="preserve"> and </w:t>
+            </w:r>
+            <w:r>
+              <w:rPr>
+                <w:rFonts w:ascii="Calibri" w:hAnsi="Calibri" w:cs="Calibri"/>
+                <w:b/>
+                <w:bCs/>
+                <w:lang w:val="en-US"/>
+              </w:rPr>
+              <w:t>Story 04</w:t>
+            </w:r>
+            <w:r>
+              <w:rPr>
+                <w:rFonts w:ascii="Calibri" w:hAnsi="Calibri" w:cs="Calibri"/>
+                <w:lang w:val="en-US"/>
               </w:rPr>
               <w:t>.</w:t>
             </w:r>
@@ -2419,192 +2430,178 @@
       <w:tr>
         <w:tc>
           <w:tcPr>
-            <w:cnfStyle w:val="001000000000" w:firstRow="0" w:lastRow="0" w:firstColumn="1" w:lastColumn="0" w:oddVBand="0" w:evenVBand="0" w:oddHBand="0" w:evenHBand="0" w:firstRowFirstColumn="0" w:firstRowLastColumn="0" w:lastRowFirstColumn="0" w:lastRowLastColumn="0"/>
-            <w:tcW w:w="371" w:type="pct"/>
-            <w:tcBorders>
-              <w:top w:val="single" w:sz="4" w:space="0" w:color="E59EDC" w:themeColor="accent5" w:themeTint="66"/>
-              <w:left w:val="single" w:sz="4" w:space="0" w:color="E59EDC" w:themeColor="accent5" w:themeTint="66"/>
-              <w:bottom w:val="single" w:sz="4" w:space="0" w:color="E59EDC" w:themeColor="accent5" w:themeTint="66"/>
-              <w:right w:val="single" w:sz="4" w:space="0" w:color="E59EDC" w:themeColor="accent5" w:themeTint="66"/>
-            </w:tcBorders>
-            <w:vAlign w:val="center"/>
-          </w:tcPr>
-          <w:p>
-            <w:pPr>
-              <w:jc w:val="center"/>
-              <w:rPr>
-                <w:rFonts w:ascii="Calibri" w:hAnsi="Calibri" w:cs="Calibri"/>
-              </w:rPr>
-            </w:pPr>
-            <w:r>
-              <w:rPr>
+            <w:tcW w:w="0" w:type="auto"/>
+            <w:hideMark/>
+          </w:tcPr>
+          <w:p>
+            <w:pPr>
+              <w:jc w:val="left"/>
+              <w:rPr>
+                <w:rFonts w:ascii="Calibri" w:hAnsi="Calibri" w:cs="Calibri"/>
+                <w:lang w:val="en-US"/>
+              </w:rPr>
+            </w:pPr>
+            <w:r>
+              <w:rPr>
+                <w:rFonts w:ascii="Calibri" w:hAnsi="Calibri" w:cs="Calibri"/>
                 <w:b/>
                 <w:bCs/>
-                <w:color w:val="1F1F1F"/>
-                <w:bdr w:val="none" w:sz="0" w:space="0" w:color="auto" w:frame="1"/>
-              </w:rPr>
-              <w:t>T12</w:t>
-            </w:r>
-          </w:p>
-        </w:tc>
-        <w:tc>
-          <w:tcPr>
-            <w:tcW w:w="1834" w:type="pct"/>
-            <w:tcBorders>
-              <w:left w:val="single" w:sz="4" w:space="0" w:color="E59EDC" w:themeColor="accent5" w:themeTint="66"/>
-            </w:tcBorders>
-            <w:vAlign w:val="center"/>
-          </w:tcPr>
-          <w:p>
-            <w:pPr>
-              <w:jc w:val="left"/>
-              <w:cnfStyle w:val="000000000000" w:firstRow="0" w:lastRow="0" w:firstColumn="0" w:lastColumn="0" w:oddVBand="0" w:evenVBand="0" w:oddHBand="0" w:evenHBand="0" w:firstRowFirstColumn="0" w:firstRowLastColumn="0" w:lastRowFirstColumn="0" w:lastRowLastColumn="0"/>
+                <w:lang w:val="en-US"/>
+              </w:rPr>
+              <w:t>T10</w:t>
+            </w:r>
+          </w:p>
+        </w:tc>
+        <w:tc>
+          <w:tcPr>
+            <w:tcW w:w="0" w:type="auto"/>
+            <w:hideMark/>
+          </w:tcPr>
+          <w:p>
+            <w:pPr>
+              <w:jc w:val="left"/>
+              <w:rPr>
+                <w:rFonts w:ascii="Calibri" w:hAnsi="Calibri" w:cs="Calibri"/>
+                <w:lang w:val="en-US"/>
+              </w:rPr>
+            </w:pPr>
+            <w:r>
               <w:rPr>
                 <w:rFonts w:ascii="Calibri" w:hAnsi="Calibri" w:cs="Calibri"/>
                 <w:b/>
                 <w:bCs/>
-              </w:rPr>
-            </w:pPr>
-            <w:r>
-              <w:rPr>
+                <w:lang w:val="en-US"/>
+              </w:rPr>
+              <w:t>Implementation</w:t>
+            </w:r>
+            <w:r>
+              <w:rPr>
+                <w:rFonts w:ascii="Calibri" w:hAnsi="Calibri" w:cs="Calibri"/>
+                <w:lang w:val="en-US"/>
+              </w:rPr>
+              <w:t>: Create dedicated /booking transaction form.</w:t>
+            </w:r>
+          </w:p>
+        </w:tc>
+        <w:tc>
+          <w:tcPr>
+            <w:tcW w:w="0" w:type="auto"/>
+            <w:hideMark/>
+          </w:tcPr>
+          <w:p>
+            <w:pPr>
+              <w:jc w:val="left"/>
+              <w:rPr>
+                <w:rFonts w:ascii="Calibri" w:hAnsi="Calibri" w:cs="Calibri"/>
+                <w:lang w:val="en-US"/>
+              </w:rPr>
+            </w:pPr>
+            <w:r>
+              <w:rPr>
+                <w:rFonts w:ascii="Calibri" w:hAnsi="Calibri" w:cs="Calibri"/>
+                <w:lang w:val="en-US"/>
+              </w:rPr>
+              <w:t>Story 03</w:t>
+            </w:r>
+          </w:p>
+        </w:tc>
+        <w:tc>
+          <w:tcPr>
+            <w:tcW w:w="0" w:type="auto"/>
+            <w:hideMark/>
+          </w:tcPr>
+          <w:p>
+            <w:pPr>
+              <w:jc w:val="left"/>
+              <w:rPr>
+                <w:rFonts w:ascii="Calibri" w:hAnsi="Calibri" w:cs="Calibri"/>
+                <w:lang w:val="en-US"/>
+              </w:rPr>
+            </w:pPr>
+            <w:r>
+              <w:rPr>
+                <w:rFonts w:ascii="Calibri" w:hAnsi="Calibri" w:cs="Calibri"/>
+                <w:lang w:val="en-US"/>
+              </w:rPr>
+              <w:t>8</w:t>
+            </w:r>
+          </w:p>
+        </w:tc>
+        <w:tc>
+          <w:tcPr>
+            <w:tcW w:w="0" w:type="auto"/>
+            <w:hideMark/>
+          </w:tcPr>
+          <w:p>
+            <w:pPr>
+              <w:jc w:val="left"/>
+              <w:rPr>
+                <w:rFonts w:ascii="Calibri" w:hAnsi="Calibri" w:cs="Calibri"/>
+                <w:lang w:val="en-US"/>
+              </w:rPr>
+            </w:pPr>
+            <w:r>
+              <w:rPr>
+                <w:rFonts w:ascii="Calibri" w:hAnsi="Calibri" w:cs="Calibri"/>
                 <w:b/>
                 <w:bCs/>
-                <w:color w:val="1F1F1F"/>
-                <w:bdr w:val="none" w:sz="0" w:space="0" w:color="auto" w:frame="1"/>
-              </w:rPr>
-              <w:t>Implementation</w:t>
-            </w:r>
-            <w:r>
-              <w:rPr>
-                <w:color w:val="1F1F1F"/>
-                <w:bdr w:val="none" w:sz="0" w:space="0" w:color="auto" w:frame="1"/>
-              </w:rPr>
-              <w:t xml:space="preserve">: Build </w:t>
-            </w:r>
-            <w:r>
-              <w:rPr>
-                <w:rStyle w:val="HTMLCode"/>
-                <w:rFonts w:eastAsiaTheme="majorEastAsia" w:cs="Arial"/>
-                <w:color w:val="444746"/>
-                <w:bdr w:val="none" w:sz="0" w:space="0" w:color="auto" w:frame="1"/>
-              </w:rPr>
-              <w:t>ACT_RECORD_FETCHER</w:t>
-            </w:r>
-            <w:r>
-              <w:rPr>
-                <w:color w:val="1F1F1F"/>
-                <w:bdr w:val="none" w:sz="0" w:space="0" w:color="auto" w:frame="1"/>
-              </w:rPr>
-              <w:t xml:space="preserve"> portal logic.</w:t>
-            </w:r>
-          </w:p>
-        </w:tc>
-        <w:tc>
-          <w:tcPr>
-            <w:tcW w:w="824" w:type="pct"/>
-            <w:vAlign w:val="center"/>
-          </w:tcPr>
-          <w:p>
-            <w:pPr>
-              <w:jc w:val="center"/>
-              <w:cnfStyle w:val="000000000000" w:firstRow="0" w:lastRow="0" w:firstColumn="0" w:lastColumn="0" w:oddVBand="0" w:evenVBand="0" w:oddHBand="0" w:evenHBand="0" w:firstRowFirstColumn="0" w:firstRowLastColumn="0" w:lastRowFirstColumn="0" w:lastRowLastColumn="0"/>
-              <w:rPr>
-                <w:rFonts w:ascii="Calibri" w:hAnsi="Calibri" w:cs="Calibri"/>
-              </w:rPr>
-            </w:pPr>
-            <w:r>
-              <w:rPr>
-                <w:color w:val="1F1F1F"/>
-                <w:bdr w:val="none" w:sz="0" w:space="0" w:color="auto" w:frame="1"/>
-              </w:rPr>
-              <w:t>Story 04</w:t>
-            </w:r>
-          </w:p>
-        </w:tc>
-        <w:tc>
-          <w:tcPr>
-            <w:tcW w:w="561" w:type="pct"/>
-            <w:vAlign w:val="center"/>
-          </w:tcPr>
-          <w:p>
-            <w:pPr>
-              <w:jc w:val="center"/>
-              <w:cnfStyle w:val="000000000000" w:firstRow="0" w:lastRow="0" w:firstColumn="0" w:lastColumn="0" w:oddVBand="0" w:evenVBand="0" w:oddHBand="0" w:evenHBand="0" w:firstRowFirstColumn="0" w:firstRowLastColumn="0" w:lastRowFirstColumn="0" w:lastRowLastColumn="0"/>
-              <w:rPr>
-                <w:rFonts w:ascii="Calibri" w:hAnsi="Calibri" w:cs="Calibri"/>
-              </w:rPr>
-            </w:pPr>
-            <w:r>
-              <w:rPr>
-                <w:color w:val="1F1F1F"/>
-                <w:bdr w:val="none" w:sz="0" w:space="0" w:color="auto" w:frame="1"/>
-              </w:rPr>
-              <w:t>5</w:t>
-            </w:r>
-          </w:p>
-        </w:tc>
-        <w:tc>
-          <w:tcPr>
-            <w:tcW w:w="593" w:type="pct"/>
-            <w:vAlign w:val="center"/>
-          </w:tcPr>
-          <w:p>
-            <w:pPr>
-              <w:jc w:val="center"/>
-              <w:cnfStyle w:val="000000000000" w:firstRow="0" w:lastRow="0" w:firstColumn="0" w:lastColumn="0" w:oddVBand="0" w:evenVBand="0" w:oddHBand="0" w:evenHBand="0" w:firstRowFirstColumn="0" w:firstRowLastColumn="0" w:lastRowFirstColumn="0" w:lastRowLastColumn="0"/>
-              <w:rPr>
-                <w:rFonts w:ascii="Calibri" w:hAnsi="Calibri" w:cs="Calibri"/>
-              </w:rPr>
-            </w:pPr>
-            <w:r>
-              <w:rPr>
+                <w:lang w:val="en-US"/>
+              </w:rPr>
+              <w:t>In Progress</w:t>
+            </w:r>
+          </w:p>
+        </w:tc>
+        <w:tc>
+          <w:tcPr>
+            <w:tcW w:w="0" w:type="auto"/>
+            <w:hideMark/>
+          </w:tcPr>
+          <w:p>
+            <w:pPr>
+              <w:jc w:val="left"/>
+              <w:rPr>
+                <w:rFonts w:ascii="Calibri" w:hAnsi="Calibri" w:cs="Calibri"/>
+                <w:lang w:val="en-US"/>
+              </w:rPr>
+            </w:pPr>
+            <w:r>
+              <w:rPr>
+                <w:rFonts w:ascii="Calibri" w:hAnsi="Calibri" w:cs="Calibri"/>
+                <w:lang w:val="en-US"/>
+              </w:rPr>
+              <w:t xml:space="preserve">Required for </w:t>
+            </w:r>
+            <w:r>
+              <w:rPr>
+                <w:rFonts w:ascii="Calibri" w:hAnsi="Calibri" w:cs="Calibri"/>
                 <w:b/>
                 <w:bCs/>
-                <w:color w:val="1F1F1F"/>
-                <w:bdr w:val="none" w:sz="0" w:space="0" w:color="auto" w:frame="1"/>
-              </w:rPr>
-              <w:t>Complete</w:t>
-            </w:r>
-          </w:p>
-        </w:tc>
-        <w:tc>
-          <w:tcPr>
-            <w:tcW w:w="816" w:type="pct"/>
-            <w:vAlign w:val="center"/>
-          </w:tcPr>
-          <w:p>
-            <w:pPr>
-              <w:jc w:val="center"/>
-              <w:cnfStyle w:val="000000000000" w:firstRow="0" w:lastRow="0" w:firstColumn="0" w:lastColumn="0" w:oddVBand="0" w:evenVBand="0" w:oddHBand="0" w:evenHBand="0" w:firstRowFirstColumn="0" w:firstRowLastColumn="0" w:lastRowFirstColumn="0" w:lastRowLastColumn="0"/>
-              <w:rPr>
-                <w:rFonts w:ascii="Calibri" w:hAnsi="Calibri" w:cs="Calibri"/>
-                <w:lang w:val="en-US"/>
-              </w:rPr>
-            </w:pPr>
-            <w:proofErr w:type="spellStart"/>
-            <w:r>
-              <w:rPr>
-                <w:rStyle w:val="citation-4979"/>
-                <w:color w:val="1F1F1F"/>
-                <w:bdr w:val="none" w:sz="0" w:space="0" w:color="auto" w:frame="1"/>
-              </w:rPr>
-              <w:t>Fulfills</w:t>
-            </w:r>
-            <w:proofErr w:type="spellEnd"/>
-            <w:r>
-              <w:rPr>
-                <w:rStyle w:val="citation-4979"/>
-                <w:color w:val="1F1F1F"/>
-                <w:bdr w:val="none" w:sz="0" w:space="0" w:color="auto" w:frame="1"/>
-              </w:rPr>
-              <w:t xml:space="preserve"> FR4 &amp; Story 04</w:t>
-            </w:r>
-            <w:r>
-              <w:rPr>
-                <w:color w:val="1F1F1F"/>
-                <w:bdr w:val="none" w:sz="0" w:space="0" w:color="auto" w:frame="1"/>
-              </w:rPr>
-              <w:t>.</w:t>
+                <w:lang w:val="en-US"/>
+              </w:rPr>
+              <w:t>FR3 (Self-Service)</w:t>
+            </w:r>
+            <w:r>
+              <w:rPr>
+                <w:rFonts w:ascii="Calibri" w:hAnsi="Calibri" w:cs="Calibri"/>
+                <w:lang w:val="en-US"/>
+              </w:rPr>
+              <w:t xml:space="preserve"> and </w:t>
+            </w:r>
+            <w:r>
+              <w:rPr>
+                <w:rFonts w:ascii="Calibri" w:hAnsi="Calibri" w:cs="Calibri"/>
+                <w:b/>
+                <w:bCs/>
+                <w:lang w:val="en-US"/>
+              </w:rPr>
+              <w:t>MVP</w:t>
+            </w:r>
+            <w:r>
+              <w:rPr>
+                <w:rFonts w:ascii="Calibri" w:hAnsi="Calibri" w:cs="Calibri"/>
+                <w:lang w:val="en-US"/>
+              </w:rPr>
+              <w:t xml:space="preserve"> completion.</w:t>
             </w:r>
           </w:p>
         </w:tc>
@@ -3362,8 +3359,16 @@
         <w:rPr>
           <w:rFonts w:ascii="Calibri" w:hAnsi="Calibri" w:cs="Calibri"/>
         </w:rPr>
-        <w:t xml:space="preserve"> compliance .</w:t>
-      </w:r>
+        <w:t xml:space="preserve"> </w:t>
+      </w:r>
+      <w:proofErr w:type="gramStart"/>
+      <w:r>
+        <w:rPr>
+          <w:rFonts w:ascii="Calibri" w:hAnsi="Calibri" w:cs="Calibri"/>
+        </w:rPr>
+        <w:t>compliance .</w:t>
+      </w:r>
+      <w:proofErr w:type="gramEnd"/>
     </w:p>
     <w:p>
       <w:pPr>
@@ -3455,8 +3460,30 @@
         <w:rPr>
           <w:rFonts w:ascii="Calibri" w:hAnsi="Calibri" w:cs="Calibri"/>
         </w:rPr>
-        <w:t>The current 'BOOK WITH DR. MEHTA' button on the dashboard is a UI placeholder. The next development goal is to implement the dedicated '/booking' route to handle the transaction logic and data-binding for Story 03 .</w:t>
-      </w:r>
+        <w:t xml:space="preserve">The current 'BOOK WITH DR. MEHTA' button on the dashboard is a UI placeholder. The next development goal is to implement the dedicated '/booking' route to handle the transaction logic and </w:t>
+      </w:r>
+      <w:proofErr w:type="gramStart"/>
+      <w:r>
+        <w:rPr>
+          <w:rFonts w:ascii="Calibri" w:hAnsi="Calibri" w:cs="Calibri"/>
+        </w:rPr>
+        <w:t>data-binding</w:t>
+      </w:r>
+      <w:proofErr w:type="gramEnd"/>
+      <w:r>
+        <w:rPr>
+          <w:rFonts w:ascii="Calibri" w:hAnsi="Calibri" w:cs="Calibri"/>
+        </w:rPr>
+        <w:t xml:space="preserve"> for Story </w:t>
+      </w:r>
+      <w:proofErr w:type="gramStart"/>
+      <w:r>
+        <w:rPr>
+          <w:rFonts w:ascii="Calibri" w:hAnsi="Calibri" w:cs="Calibri"/>
+        </w:rPr>
+        <w:t>03 .</w:t>
+      </w:r>
+      <w:proofErr w:type="gramEnd"/>
     </w:p>
     <w:p>
       <w:pPr>
@@ -3496,11 +3523,19 @@
         <w:t>While the current MVP uses plain-string comparison for mock data validation, a production-ready version must implement Argon2 or Bcrypt hashing within the +</w:t>
       </w:r>
       <w:proofErr w:type="spellStart"/>
-      <w:r>
-        <w:rPr>
-          <w:rFonts w:ascii="Calibri" w:hAnsi="Calibri" w:cs="Calibri"/>
-        </w:rPr>
-        <w:t>page.server.ts</w:t>
+      <w:proofErr w:type="gramStart"/>
+      <w:r>
+        <w:rPr>
+          <w:rFonts w:ascii="Calibri" w:hAnsi="Calibri" w:cs="Calibri"/>
+        </w:rPr>
+        <w:t>page.server</w:t>
+      </w:r>
+      <w:proofErr w:type="gramEnd"/>
+      <w:r>
+        <w:rPr>
+          <w:rFonts w:ascii="Calibri" w:hAnsi="Calibri" w:cs="Calibri"/>
+        </w:rPr>
+        <w:t>.ts</w:t>
       </w:r>
       <w:proofErr w:type="spellEnd"/>
       <w:r>
@@ -4734,6 +4769,25 @@
     <w:basedOn w:val="DefaultParagraphFont"/>
     <w:rsid w:val="00F97C4F"/>
   </w:style>
+  <w:style w:type="table" w:styleId="TableGrid">
+    <w:name w:val="Table Grid"/>
+    <w:basedOn w:val="TableNormal"/>
+    <w:uiPriority w:val="39"/>
+    <w:rsid w:val="00425C1F"/>
+    <w:pPr>
+      <w:spacing w:after="0" w:line="240" w:lineRule="auto"/>
+    </w:pPr>
+    <w:tblPr>
+      <w:tblBorders>
+        <w:top w:val="single" w:sz="4" w:space="0" w:color="auto"/>
+        <w:left w:val="single" w:sz="4" w:space="0" w:color="auto"/>
+        <w:bottom w:val="single" w:sz="4" w:space="0" w:color="auto"/>
+        <w:right w:val="single" w:sz="4" w:space="0" w:color="auto"/>
+        <w:insideH w:val="single" w:sz="4" w:space="0" w:color="auto"/>
+        <w:insideV w:val="single" w:sz="4" w:space="0" w:color="auto"/>
+      </w:tblBorders>
+    </w:tblPr>
+  </w:style>
 </w:styles>
 </file>
 

--- a/docs/Sprint 2.docx
+++ b/docs/Sprint 2.docx
@@ -337,21 +337,7 @@
               <w:rPr>
                 <w:rFonts w:ascii="Calibri" w:hAnsi="Calibri" w:cs="Calibri"/>
               </w:rPr>
-              <w:t xml:space="preserve">As a Patient, I want to book an appointment </w:t>
-            </w:r>
-            <w:proofErr w:type="gramStart"/>
-            <w:r>
-              <w:rPr>
-                <w:rFonts w:ascii="Calibri" w:hAnsi="Calibri" w:cs="Calibri"/>
-              </w:rPr>
-              <w:t>online</w:t>
-            </w:r>
-            <w:proofErr w:type="gramEnd"/>
-            <w:r>
-              <w:rPr>
-                <w:rFonts w:ascii="Calibri" w:hAnsi="Calibri" w:cs="Calibri"/>
-              </w:rPr>
-              <w:t xml:space="preserve"> so I don't have to call the clinic.</w:t>
+              <w:t>As a Patient, I want to book an appointment online so I don't have to call the clinic.</w:t>
             </w:r>
           </w:p>
         </w:tc>
@@ -568,21 +554,7 @@
               <w:rPr>
                 <w:rFonts w:ascii="Calibri" w:hAnsi="Calibri" w:cs="Calibri"/>
               </w:rPr>
-              <w:t xml:space="preserve">As a Patient, I want to receive an appointment </w:t>
-            </w:r>
-            <w:proofErr w:type="gramStart"/>
-            <w:r>
-              <w:rPr>
-                <w:rFonts w:ascii="Calibri" w:hAnsi="Calibri" w:cs="Calibri"/>
-              </w:rPr>
-              <w:t>confirmation</w:t>
-            </w:r>
-            <w:proofErr w:type="gramEnd"/>
-            <w:r>
-              <w:rPr>
-                <w:rFonts w:ascii="Calibri" w:hAnsi="Calibri" w:cs="Calibri"/>
-              </w:rPr>
-              <w:t xml:space="preserve"> so I know my booking was successful.</w:t>
+              <w:t>As a Patient, I want to receive an appointment confirmation so I know my booking was successful.</w:t>
             </w:r>
           </w:p>
         </w:tc>
@@ -657,21 +629,7 @@
               <w:rPr>
                 <w:rFonts w:ascii="Calibri" w:hAnsi="Calibri" w:cs="Calibri"/>
               </w:rPr>
-              <w:t xml:space="preserve">As an Admin, I want to register a new patient with their name and </w:t>
-            </w:r>
-            <w:proofErr w:type="gramStart"/>
-            <w:r>
-              <w:rPr>
-                <w:rFonts w:ascii="Calibri" w:hAnsi="Calibri" w:cs="Calibri"/>
-              </w:rPr>
-              <w:t>DOB</w:t>
-            </w:r>
-            <w:proofErr w:type="gramEnd"/>
-            <w:r>
-              <w:rPr>
-                <w:rFonts w:ascii="Calibri" w:hAnsi="Calibri" w:cs="Calibri"/>
-              </w:rPr>
-              <w:t xml:space="preserve"> so their record is created.</w:t>
+              <w:t>As an Admin, I want to register a new patient with their name and DOB so their record is created.</w:t>
             </w:r>
           </w:p>
         </w:tc>
@@ -944,21 +902,7 @@
         <w:rPr>
           <w:rFonts w:ascii="Calibri" w:hAnsi="Calibri" w:cs="Calibri"/>
         </w:rPr>
-        <w:t xml:space="preserve"> by building the secure authentication gateway and the reactive scheduling engine. These features are </w:t>
-      </w:r>
-      <w:proofErr w:type="gramStart"/>
-      <w:r>
-        <w:rPr>
-          <w:rFonts w:ascii="Calibri" w:hAnsi="Calibri" w:cs="Calibri"/>
-        </w:rPr>
-        <w:t>high-value</w:t>
-      </w:r>
-      <w:proofErr w:type="gramEnd"/>
-      <w:r>
-        <w:rPr>
-          <w:rFonts w:ascii="Calibri" w:hAnsi="Calibri" w:cs="Calibri"/>
-        </w:rPr>
-        <w:t xml:space="preserve"> because they directly address the primary user frustration identified in discovery: the lack of self-service visibility for bookings and medical records. By prioritizing the </w:t>
+        <w:t xml:space="preserve"> by building the secure authentication gateway and the reactive scheduling engine. These features are high-value because they directly address the primary user frustration identified in discovery: the lack of self-service visibility for bookings and medical records. By prioritizing the </w:t>
       </w:r>
       <w:r>
         <w:rPr>
@@ -1004,17 +948,18 @@
         <w:tblLook w:val="04A0" w:firstRow="1" w:lastRow="0" w:firstColumn="1" w:lastColumn="0" w:noHBand="0" w:noVBand="1"/>
       </w:tblPr>
       <w:tblGrid>
-        <w:gridCol w:w="748"/>
-        <w:gridCol w:w="3484"/>
-        <w:gridCol w:w="875"/>
-        <w:gridCol w:w="618"/>
-        <w:gridCol w:w="1155"/>
-        <w:gridCol w:w="2470"/>
+        <w:gridCol w:w="822"/>
+        <w:gridCol w:w="3680"/>
+        <w:gridCol w:w="952"/>
+        <w:gridCol w:w="687"/>
+        <w:gridCol w:w="1232"/>
+        <w:gridCol w:w="1977"/>
       </w:tblGrid>
       <w:tr>
         <w:tc>
           <w:tcPr>
             <w:tcW w:w="0" w:type="auto"/>
+            <w:vAlign w:val="center"/>
             <w:hideMark/>
           </w:tcPr>
           <w:p>
@@ -1027,10 +972,9 @@
             </w:pPr>
             <w:r>
               <w:rPr>
-                <w:rFonts w:ascii="Calibri" w:hAnsi="Calibri" w:cs="Calibri"/>
-                <w:b/>
-                <w:bCs/>
-                <w:lang w:val="en-US"/>
+                <w:rStyle w:val="Strong"/>
+                <w:color w:val="1F1F1F"/>
+                <w:bdr w:val="none" w:sz="0" w:space="0" w:color="auto" w:frame="1"/>
               </w:rPr>
               <w:t>Task ID</w:t>
             </w:r>
@@ -1039,6 +983,7 @@
         <w:tc>
           <w:tcPr>
             <w:tcW w:w="0" w:type="auto"/>
+            <w:vAlign w:val="center"/>
             <w:hideMark/>
           </w:tcPr>
           <w:p>
@@ -1051,10 +996,9 @@
             </w:pPr>
             <w:r>
               <w:rPr>
-                <w:rFonts w:ascii="Calibri" w:hAnsi="Calibri" w:cs="Calibri"/>
-                <w:b/>
-                <w:bCs/>
-                <w:lang w:val="en-US"/>
+                <w:rStyle w:val="Strong"/>
+                <w:color w:val="1F1F1F"/>
+                <w:bdr w:val="none" w:sz="0" w:space="0" w:color="auto" w:frame="1"/>
               </w:rPr>
               <w:t>Technical Task</w:t>
             </w:r>
@@ -1063,6 +1007,7 @@
         <w:tc>
           <w:tcPr>
             <w:tcW w:w="0" w:type="auto"/>
+            <w:vAlign w:val="center"/>
             <w:hideMark/>
           </w:tcPr>
           <w:p>
@@ -1075,10 +1020,9 @@
             </w:pPr>
             <w:r>
               <w:rPr>
-                <w:rFonts w:ascii="Calibri" w:hAnsi="Calibri" w:cs="Calibri"/>
-                <w:b/>
-                <w:bCs/>
-                <w:lang w:val="en-US"/>
+                <w:rStyle w:val="Strong"/>
+                <w:color w:val="1F1F1F"/>
+                <w:bdr w:val="none" w:sz="0" w:space="0" w:color="auto" w:frame="1"/>
               </w:rPr>
               <w:t>Story Link</w:t>
             </w:r>
@@ -1087,6 +1031,7 @@
         <w:tc>
           <w:tcPr>
             <w:tcW w:w="0" w:type="auto"/>
+            <w:vAlign w:val="center"/>
             <w:hideMark/>
           </w:tcPr>
           <w:p>
@@ -1099,10 +1044,9 @@
             </w:pPr>
             <w:r>
               <w:rPr>
-                <w:rFonts w:ascii="Calibri" w:hAnsi="Calibri" w:cs="Calibri"/>
-                <w:b/>
-                <w:bCs/>
-                <w:lang w:val="en-US"/>
+                <w:rStyle w:val="Strong"/>
+                <w:color w:val="1F1F1F"/>
+                <w:bdr w:val="none" w:sz="0" w:space="0" w:color="auto" w:frame="1"/>
               </w:rPr>
               <w:t>Est.</w:t>
             </w:r>
@@ -1111,6 +1055,7 @@
         <w:tc>
           <w:tcPr>
             <w:tcW w:w="0" w:type="auto"/>
+            <w:vAlign w:val="center"/>
             <w:hideMark/>
           </w:tcPr>
           <w:p>
@@ -1123,10 +1068,9 @@
             </w:pPr>
             <w:r>
               <w:rPr>
-                <w:rFonts w:ascii="Calibri" w:hAnsi="Calibri" w:cs="Calibri"/>
-                <w:b/>
-                <w:bCs/>
-                <w:lang w:val="en-US"/>
+                <w:rStyle w:val="Strong"/>
+                <w:color w:val="1F1F1F"/>
+                <w:bdr w:val="none" w:sz="0" w:space="0" w:color="auto" w:frame="1"/>
               </w:rPr>
               <w:t>Status</w:t>
             </w:r>
@@ -1135,6 +1079,7 @@
         <w:tc>
           <w:tcPr>
             <w:tcW w:w="0" w:type="auto"/>
+            <w:vAlign w:val="center"/>
             <w:hideMark/>
           </w:tcPr>
           <w:p>
@@ -1147,10 +1092,9 @@
             </w:pPr>
             <w:r>
               <w:rPr>
-                <w:rFonts w:ascii="Calibri" w:hAnsi="Calibri" w:cs="Calibri"/>
-                <w:b/>
-                <w:bCs/>
-                <w:lang w:val="en-US"/>
+                <w:rStyle w:val="Strong"/>
+                <w:color w:val="1F1F1F"/>
+                <w:bdr w:val="none" w:sz="0" w:space="0" w:color="auto" w:frame="1"/>
               </w:rPr>
               <w:t>Traceability</w:t>
             </w:r>
@@ -1161,6 +1105,7 @@
         <w:tc>
           <w:tcPr>
             <w:tcW w:w="0" w:type="auto"/>
+            <w:vAlign w:val="center"/>
             <w:hideMark/>
           </w:tcPr>
           <w:p>
@@ -1173,10 +1118,10 @@
             </w:pPr>
             <w:r>
               <w:rPr>
-                <w:rFonts w:ascii="Calibri" w:hAnsi="Calibri" w:cs="Calibri"/>
-                <w:b/>
-                <w:bCs/>
-                <w:lang w:val="en-US"/>
+                <w:b/>
+                <w:bCs/>
+                <w:color w:val="1F1F1F"/>
+                <w:bdr w:val="none" w:sz="0" w:space="0" w:color="auto" w:frame="1"/>
               </w:rPr>
               <w:lastRenderedPageBreak/>
               <w:t>T5</w:t>
@@ -1186,6 +1131,7 @@
         <w:tc>
           <w:tcPr>
             <w:tcW w:w="0" w:type="auto"/>
+            <w:vAlign w:val="center"/>
             <w:hideMark/>
           </w:tcPr>
           <w:p>
@@ -1198,33 +1144,33 @@
             </w:pPr>
             <w:r>
               <w:rPr>
-                <w:rFonts w:ascii="Calibri" w:hAnsi="Calibri" w:cs="Calibri"/>
-                <w:b/>
-                <w:bCs/>
-                <w:lang w:val="en-US"/>
+                <w:b/>
+                <w:bCs/>
+                <w:color w:val="1F1F1F"/>
+                <w:bdr w:val="none" w:sz="0" w:space="0" w:color="auto" w:frame="1"/>
               </w:rPr>
               <w:t>Implementation</w:t>
             </w:r>
             <w:r>
               <w:rPr>
-                <w:rFonts w:ascii="Calibri" w:hAnsi="Calibri" w:cs="Calibri"/>
-                <w:lang w:val="en-US"/>
+                <w:color w:val="1F1F1F"/>
+                <w:bdr w:val="none" w:sz="0" w:space="0" w:color="auto" w:frame="1"/>
               </w:rPr>
               <w:t xml:space="preserve">: Populate </w:t>
             </w:r>
-            <w:proofErr w:type="spellStart"/>
-            <w:r>
-              <w:rPr>
-                <w:rFonts w:ascii="Calibri" w:hAnsi="Calibri" w:cs="Calibri"/>
-                <w:lang w:val="en-US"/>
+            <w:r>
+              <w:rPr>
+                <w:rStyle w:val="HTMLCode"/>
+                <w:rFonts w:eastAsiaTheme="majorEastAsia" w:cs="Arial"/>
+                <w:color w:val="444746"/>
+                <w:bdr w:val="none" w:sz="0" w:space="0" w:color="auto" w:frame="1"/>
               </w:rPr>
               <w:t>mockData.ts</w:t>
             </w:r>
-            <w:proofErr w:type="spellEnd"/>
-            <w:r>
-              <w:rPr>
-                <w:rFonts w:ascii="Calibri" w:hAnsi="Calibri" w:cs="Calibri"/>
-                <w:lang w:val="en-US"/>
+            <w:r>
+              <w:rPr>
+                <w:color w:val="1F1F1F"/>
+                <w:bdr w:val="none" w:sz="0" w:space="0" w:color="auto" w:frame="1"/>
               </w:rPr>
               <w:t xml:space="preserve"> with 3NF clinical entities.</w:t>
             </w:r>
@@ -1233,6 +1179,7 @@
         <w:tc>
           <w:tcPr>
             <w:tcW w:w="0" w:type="auto"/>
+            <w:vAlign w:val="center"/>
             <w:hideMark/>
           </w:tcPr>
           <w:p>
@@ -1245,8 +1192,8 @@
             </w:pPr>
             <w:r>
               <w:rPr>
-                <w:rFonts w:ascii="Calibri" w:hAnsi="Calibri" w:cs="Calibri"/>
-                <w:lang w:val="en-US"/>
+                <w:color w:val="1F1F1F"/>
+                <w:bdr w:val="none" w:sz="0" w:space="0" w:color="auto" w:frame="1"/>
               </w:rPr>
               <w:t>All</w:t>
             </w:r>
@@ -1255,6 +1202,7 @@
         <w:tc>
           <w:tcPr>
             <w:tcW w:w="0" w:type="auto"/>
+            <w:vAlign w:val="center"/>
             <w:hideMark/>
           </w:tcPr>
           <w:p>
@@ -1267,8 +1215,8 @@
             </w:pPr>
             <w:r>
               <w:rPr>
-                <w:rFonts w:ascii="Calibri" w:hAnsi="Calibri" w:cs="Calibri"/>
-                <w:lang w:val="en-US"/>
+                <w:color w:val="1F1F1F"/>
+                <w:bdr w:val="none" w:sz="0" w:space="0" w:color="auto" w:frame="1"/>
               </w:rPr>
               <w:t>2</w:t>
             </w:r>
@@ -1277,6 +1225,7 @@
         <w:tc>
           <w:tcPr>
             <w:tcW w:w="0" w:type="auto"/>
+            <w:vAlign w:val="center"/>
             <w:hideMark/>
           </w:tcPr>
           <w:p>
@@ -1289,10 +1238,10 @@
             </w:pPr>
             <w:r>
               <w:rPr>
-                <w:rFonts w:ascii="Calibri" w:hAnsi="Calibri" w:cs="Calibri"/>
-                <w:b/>
-                <w:bCs/>
-                <w:lang w:val="en-US"/>
+                <w:b/>
+                <w:bCs/>
+                <w:color w:val="1F1F1F"/>
+                <w:bdr w:val="none" w:sz="0" w:space="0" w:color="auto" w:frame="1"/>
               </w:rPr>
               <w:t>Complete</w:t>
             </w:r>
@@ -1301,6 +1250,7 @@
         <w:tc>
           <w:tcPr>
             <w:tcW w:w="0" w:type="auto"/>
+            <w:vAlign w:val="center"/>
             <w:hideMark/>
           </w:tcPr>
           <w:p>
@@ -1313,26 +1263,36 @@
             </w:pPr>
             <w:r>
               <w:rPr>
-                <w:rFonts w:ascii="Calibri" w:hAnsi="Calibri" w:cs="Calibri"/>
-                <w:lang w:val="en-US"/>
+                <w:rStyle w:val="citation-5126"/>
+                <w:color w:val="1F1F1F"/>
+                <w:bdr w:val="none" w:sz="0" w:space="0" w:color="auto" w:frame="1"/>
               </w:rPr>
               <w:t xml:space="preserve">Maps </w:t>
             </w:r>
             <w:r>
               <w:rPr>
-                <w:rFonts w:ascii="Calibri" w:hAnsi="Calibri" w:cs="Calibri"/>
-                <w:b/>
-                <w:bCs/>
-                <w:lang w:val="en-US"/>
+                <w:rStyle w:val="citation-5126"/>
+                <w:b/>
+                <w:bCs/>
+                <w:color w:val="1F1F1F"/>
+                <w:bdr w:val="none" w:sz="0" w:space="0" w:color="auto" w:frame="1"/>
               </w:rPr>
               <w:t>LDM</w:t>
             </w:r>
             <w:r>
               <w:rPr>
-                <w:rFonts w:ascii="Calibri" w:hAnsi="Calibri" w:cs="Calibri"/>
-                <w:lang w:val="en-US"/>
-              </w:rPr>
-              <w:t xml:space="preserve"> attributes to code.</w:t>
+                <w:rStyle w:val="citation-5126"/>
+                <w:color w:val="1F1F1F"/>
+                <w:bdr w:val="none" w:sz="0" w:space="0" w:color="auto" w:frame="1"/>
+              </w:rPr>
+              <w:t xml:space="preserve"> attributes to code</w:t>
+            </w:r>
+            <w:r>
+              <w:rPr>
+                <w:color w:val="1F1F1F"/>
+                <w:bdr w:val="none" w:sz="0" w:space="0" w:color="auto" w:frame="1"/>
+              </w:rPr>
+              <w:t>.</w:t>
             </w:r>
           </w:p>
         </w:tc>
@@ -1341,6 +1301,7 @@
         <w:tc>
           <w:tcPr>
             <w:tcW w:w="0" w:type="auto"/>
+            <w:vAlign w:val="center"/>
             <w:hideMark/>
           </w:tcPr>
           <w:p>
@@ -1353,10 +1314,10 @@
             </w:pPr>
             <w:r>
               <w:rPr>
-                <w:rFonts w:ascii="Calibri" w:hAnsi="Calibri" w:cs="Calibri"/>
-                <w:b/>
-                <w:bCs/>
-                <w:lang w:val="en-US"/>
+                <w:b/>
+                <w:bCs/>
+                <w:color w:val="1F1F1F"/>
+                <w:bdr w:val="none" w:sz="0" w:space="0" w:color="auto" w:frame="1"/>
               </w:rPr>
               <w:t>T11</w:t>
             </w:r>
@@ -1365,6 +1326,7 @@
         <w:tc>
           <w:tcPr>
             <w:tcW w:w="0" w:type="auto"/>
+            <w:vAlign w:val="center"/>
             <w:hideMark/>
           </w:tcPr>
           <w:p>
@@ -1377,49 +1339,49 @@
             </w:pPr>
             <w:r>
               <w:rPr>
-                <w:rFonts w:ascii="Calibri" w:hAnsi="Calibri" w:cs="Calibri"/>
-                <w:b/>
-                <w:bCs/>
-                <w:lang w:val="en-US"/>
+                <w:b/>
+                <w:bCs/>
+                <w:color w:val="1F1F1F"/>
+                <w:bdr w:val="none" w:sz="0" w:space="0" w:color="auto" w:frame="1"/>
               </w:rPr>
               <w:t>Security</w:t>
             </w:r>
             <w:r>
               <w:rPr>
-                <w:rFonts w:ascii="Calibri" w:hAnsi="Calibri" w:cs="Calibri"/>
-                <w:lang w:val="en-US"/>
+                <w:color w:val="1F1F1F"/>
+                <w:bdr w:val="none" w:sz="0" w:space="0" w:color="auto" w:frame="1"/>
               </w:rPr>
               <w:t xml:space="preserve">: Implement </w:t>
             </w:r>
-            <w:proofErr w:type="spellStart"/>
-            <w:r>
-              <w:rPr>
-                <w:rFonts w:ascii="Calibri" w:hAnsi="Calibri" w:cs="Calibri"/>
-                <w:lang w:val="en-US"/>
+            <w:r>
+              <w:rPr>
+                <w:rStyle w:val="HTMLCode"/>
+                <w:rFonts w:eastAsiaTheme="majorEastAsia" w:cs="Arial"/>
+                <w:color w:val="444746"/>
+                <w:bdr w:val="none" w:sz="0" w:space="0" w:color="auto" w:frame="1"/>
               </w:rPr>
               <w:t>bcryptjs</w:t>
             </w:r>
-            <w:proofErr w:type="spellEnd"/>
-            <w:r>
-              <w:rPr>
-                <w:rFonts w:ascii="Calibri" w:hAnsi="Calibri" w:cs="Calibri"/>
-                <w:lang w:val="en-US"/>
+            <w:r>
+              <w:rPr>
+                <w:color w:val="1F1F1F"/>
+                <w:bdr w:val="none" w:sz="0" w:space="0" w:color="auto" w:frame="1"/>
               </w:rPr>
               <w:t xml:space="preserve"> hashing for </w:t>
             </w:r>
-            <w:proofErr w:type="spellStart"/>
-            <w:r>
-              <w:rPr>
-                <w:rFonts w:ascii="Calibri" w:hAnsi="Calibri" w:cs="Calibri"/>
-                <w:lang w:val="en-US"/>
+            <w:r>
+              <w:rPr>
+                <w:rStyle w:val="HTMLCode"/>
+                <w:rFonts w:eastAsiaTheme="majorEastAsia" w:cs="Arial"/>
+                <w:color w:val="444746"/>
+                <w:bdr w:val="none" w:sz="0" w:space="0" w:color="auto" w:frame="1"/>
               </w:rPr>
               <w:t>password_hash</w:t>
             </w:r>
-            <w:proofErr w:type="spellEnd"/>
-            <w:r>
-              <w:rPr>
-                <w:rFonts w:ascii="Calibri" w:hAnsi="Calibri" w:cs="Calibri"/>
-                <w:lang w:val="en-US"/>
+            <w:r>
+              <w:rPr>
+                <w:color w:val="1F1F1F"/>
+                <w:bdr w:val="none" w:sz="0" w:space="0" w:color="auto" w:frame="1"/>
               </w:rPr>
               <w:t>.</w:t>
             </w:r>
@@ -1428,6 +1390,7 @@
         <w:tc>
           <w:tcPr>
             <w:tcW w:w="0" w:type="auto"/>
+            <w:vAlign w:val="center"/>
             <w:hideMark/>
           </w:tcPr>
           <w:p>
@@ -1440,8 +1403,8 @@
             </w:pPr>
             <w:r>
               <w:rPr>
-                <w:rFonts w:ascii="Calibri" w:hAnsi="Calibri" w:cs="Calibri"/>
-                <w:lang w:val="en-US"/>
+                <w:color w:val="1F1F1F"/>
+                <w:bdr w:val="none" w:sz="0" w:space="0" w:color="auto" w:frame="1"/>
               </w:rPr>
               <w:t>Story 01</w:t>
             </w:r>
@@ -1450,6 +1413,7 @@
         <w:tc>
           <w:tcPr>
             <w:tcW w:w="0" w:type="auto"/>
+            <w:vAlign w:val="center"/>
             <w:hideMark/>
           </w:tcPr>
           <w:p>
@@ -1462,8 +1426,8 @@
             </w:pPr>
             <w:r>
               <w:rPr>
-                <w:rFonts w:ascii="Calibri" w:hAnsi="Calibri" w:cs="Calibri"/>
-                <w:lang w:val="en-US"/>
+                <w:color w:val="1F1F1F"/>
+                <w:bdr w:val="none" w:sz="0" w:space="0" w:color="auto" w:frame="1"/>
               </w:rPr>
               <w:t>3</w:t>
             </w:r>
@@ -1472,6 +1436,7 @@
         <w:tc>
           <w:tcPr>
             <w:tcW w:w="0" w:type="auto"/>
+            <w:vAlign w:val="center"/>
             <w:hideMark/>
           </w:tcPr>
           <w:p>
@@ -1484,10 +1449,10 @@
             </w:pPr>
             <w:r>
               <w:rPr>
-                <w:rFonts w:ascii="Calibri" w:hAnsi="Calibri" w:cs="Calibri"/>
-                <w:b/>
-                <w:bCs/>
-                <w:lang w:val="en-US"/>
+                <w:b/>
+                <w:bCs/>
+                <w:color w:val="1F1F1F"/>
+                <w:bdr w:val="none" w:sz="0" w:space="0" w:color="auto" w:frame="1"/>
               </w:rPr>
               <w:t>Complete</w:t>
             </w:r>
@@ -1496,6 +1461,7 @@
         <w:tc>
           <w:tcPr>
             <w:tcW w:w="0" w:type="auto"/>
+            <w:vAlign w:val="center"/>
             <w:hideMark/>
           </w:tcPr>
           <w:p>
@@ -1508,42 +1474,54 @@
             </w:pPr>
             <w:r>
               <w:rPr>
-                <w:rFonts w:ascii="Calibri" w:hAnsi="Calibri" w:cs="Calibri"/>
-                <w:lang w:val="en-US"/>
+                <w:rStyle w:val="citation-5125"/>
+                <w:color w:val="1F1F1F"/>
+                <w:bdr w:val="none" w:sz="0" w:space="0" w:color="auto" w:frame="1"/>
               </w:rPr>
               <w:t xml:space="preserve">Fulfills </w:t>
             </w:r>
             <w:r>
               <w:rPr>
-                <w:rFonts w:ascii="Calibri" w:hAnsi="Calibri" w:cs="Calibri"/>
-                <w:b/>
-                <w:bCs/>
-                <w:lang w:val="en-US"/>
-              </w:rPr>
-              <w:t>NFR1 (Security)</w:t>
-            </w:r>
-            <w:r>
-              <w:rPr>
-                <w:rFonts w:ascii="Calibri" w:hAnsi="Calibri" w:cs="Calibri"/>
-                <w:lang w:val="en-US"/>
+                <w:rStyle w:val="citation-5125"/>
+                <w:b/>
+                <w:bCs/>
+                <w:color w:val="1F1F1F"/>
+                <w:bdr w:val="none" w:sz="0" w:space="0" w:color="auto" w:frame="1"/>
+              </w:rPr>
+              <w:t>NFR1</w:t>
+            </w:r>
+            <w:r>
+              <w:rPr>
+                <w:rStyle w:val="citation-5125"/>
+                <w:color w:val="1F1F1F"/>
+                <w:bdr w:val="none" w:sz="0" w:space="0" w:color="auto" w:frame="1"/>
               </w:rPr>
               <w:t xml:space="preserve"> and </w:t>
             </w:r>
             <w:r>
               <w:rPr>
-                <w:rFonts w:ascii="Calibri" w:hAnsi="Calibri" w:cs="Calibri"/>
-                <w:b/>
-                <w:bCs/>
-                <w:lang w:val="en-US"/>
-              </w:rPr>
-              <w:t>PSD</w:t>
-            </w:r>
-            <w:r>
-              <w:rPr>
-                <w:rFonts w:ascii="Calibri" w:hAnsi="Calibri" w:cs="Calibri"/>
-                <w:lang w:val="en-US"/>
-              </w:rPr>
-              <w:t xml:space="preserve"> commitments.</w:t>
+                <w:rStyle w:val="citation-5125"/>
+                <w:b/>
+                <w:bCs/>
+                <w:color w:val="1F1F1F"/>
+                <w:bdr w:val="none" w:sz="0" w:space="0" w:color="auto" w:frame="1"/>
+              </w:rPr>
+              <w:t>LDM</w:t>
+            </w:r>
+            <w:r>
+              <w:rPr>
+                <w:rStyle w:val="citation-5125"/>
+                <w:color w:val="1F1F1F"/>
+                <w:bdr w:val="none" w:sz="0" w:space="0" w:color="auto" w:frame="1"/>
+              </w:rPr>
+              <w:t xml:space="preserve"> constraints</w:t>
+            </w:r>
+            <w:r>
+              <w:rPr>
+                <w:color w:val="1F1F1F"/>
+                <w:bdr w:val="none" w:sz="0" w:space="0" w:color="auto" w:frame="1"/>
+              </w:rPr>
+              <w:t>.</w:t>
             </w:r>
           </w:p>
         </w:tc>
@@ -1552,6 +1530,7 @@
         <w:tc>
           <w:tcPr>
             <w:tcW w:w="0" w:type="auto"/>
+            <w:vAlign w:val="center"/>
             <w:hideMark/>
           </w:tcPr>
           <w:p>
@@ -1564,10 +1543,10 @@
             </w:pPr>
             <w:r>
               <w:rPr>
-                <w:rFonts w:ascii="Calibri" w:hAnsi="Calibri" w:cs="Calibri"/>
-                <w:b/>
-                <w:bCs/>
-                <w:lang w:val="en-US"/>
+                <w:b/>
+                <w:bCs/>
+                <w:color w:val="1F1F1F"/>
+                <w:bdr w:val="none" w:sz="0" w:space="0" w:color="auto" w:frame="1"/>
               </w:rPr>
               <w:t>T8</w:t>
             </w:r>
@@ -1576,6 +1555,7 @@
         <w:tc>
           <w:tcPr>
             <w:tcW w:w="0" w:type="auto"/>
+            <w:vAlign w:val="center"/>
             <w:hideMark/>
           </w:tcPr>
           <w:p>
@@ -1588,33 +1568,33 @@
             </w:pPr>
             <w:r>
               <w:rPr>
-                <w:rFonts w:ascii="Calibri" w:hAnsi="Calibri" w:cs="Calibri"/>
-                <w:b/>
-                <w:bCs/>
-                <w:lang w:val="en-US"/>
+                <w:b/>
+                <w:bCs/>
+                <w:color w:val="1F1F1F"/>
+                <w:bdr w:val="none" w:sz="0" w:space="0" w:color="auto" w:frame="1"/>
               </w:rPr>
               <w:t>TDD</w:t>
             </w:r>
             <w:r>
               <w:rPr>
-                <w:rFonts w:ascii="Calibri" w:hAnsi="Calibri" w:cs="Calibri"/>
-                <w:lang w:val="en-US"/>
+                <w:color w:val="1F1F1F"/>
+                <w:bdr w:val="none" w:sz="0" w:space="0" w:color="auto" w:frame="1"/>
               </w:rPr>
               <w:t xml:space="preserve">: Write Unit Tests for Login logic using the </w:t>
             </w:r>
             <w:r>
               <w:rPr>
-                <w:rFonts w:ascii="Calibri" w:hAnsi="Calibri" w:cs="Calibri"/>
-                <w:b/>
-                <w:bCs/>
-                <w:lang w:val="en-US"/>
+                <w:b/>
+                <w:bCs/>
+                <w:color w:val="1F1F1F"/>
+                <w:bdr w:val="none" w:sz="0" w:space="0" w:color="auto" w:frame="1"/>
               </w:rPr>
               <w:t>AAA pattern</w:t>
             </w:r>
             <w:r>
               <w:rPr>
-                <w:rFonts w:ascii="Calibri" w:hAnsi="Calibri" w:cs="Calibri"/>
-                <w:lang w:val="en-US"/>
+                <w:color w:val="1F1F1F"/>
+                <w:bdr w:val="none" w:sz="0" w:space="0" w:color="auto" w:frame="1"/>
               </w:rPr>
               <w:t>.</w:t>
             </w:r>
@@ -1623,6 +1603,7 @@
         <w:tc>
           <w:tcPr>
             <w:tcW w:w="0" w:type="auto"/>
+            <w:vAlign w:val="center"/>
             <w:hideMark/>
           </w:tcPr>
           <w:p>
@@ -1635,8 +1616,8 @@
             </w:pPr>
             <w:r>
               <w:rPr>
-                <w:rFonts w:ascii="Calibri" w:hAnsi="Calibri" w:cs="Calibri"/>
-                <w:lang w:val="en-US"/>
+                <w:color w:val="1F1F1F"/>
+                <w:bdr w:val="none" w:sz="0" w:space="0" w:color="auto" w:frame="1"/>
               </w:rPr>
               <w:t>Story 01</w:t>
             </w:r>
@@ -1645,6 +1626,7 @@
         <w:tc>
           <w:tcPr>
             <w:tcW w:w="0" w:type="auto"/>
+            <w:vAlign w:val="center"/>
             <w:hideMark/>
           </w:tcPr>
           <w:p>
@@ -1657,8 +1639,8 @@
             </w:pPr>
             <w:r>
               <w:rPr>
-                <w:rFonts w:ascii="Calibri" w:hAnsi="Calibri" w:cs="Calibri"/>
-                <w:lang w:val="en-US"/>
+                <w:color w:val="1F1F1F"/>
+                <w:bdr w:val="none" w:sz="0" w:space="0" w:color="auto" w:frame="1"/>
               </w:rPr>
               <w:t>3</w:t>
             </w:r>
@@ -1667,6 +1649,7 @@
         <w:tc>
           <w:tcPr>
             <w:tcW w:w="0" w:type="auto"/>
+            <w:vAlign w:val="center"/>
             <w:hideMark/>
           </w:tcPr>
           <w:p>
@@ -1679,10 +1662,10 @@
             </w:pPr>
             <w:r>
               <w:rPr>
-                <w:rFonts w:ascii="Calibri" w:hAnsi="Calibri" w:cs="Calibri"/>
-                <w:b/>
-                <w:bCs/>
-                <w:lang w:val="en-US"/>
+                <w:b/>
+                <w:bCs/>
+                <w:color w:val="1F1F1F"/>
+                <w:bdr w:val="none" w:sz="0" w:space="0" w:color="auto" w:frame="1"/>
               </w:rPr>
               <w:t>Complete</w:t>
             </w:r>
@@ -1691,6 +1674,7 @@
         <w:tc>
           <w:tcPr>
             <w:tcW w:w="0" w:type="auto"/>
+            <w:vAlign w:val="center"/>
             <w:hideMark/>
           </w:tcPr>
           <w:p>
@@ -1703,10 +1687,18 @@
             </w:pPr>
             <w:r>
               <w:rPr>
-                <w:rFonts w:ascii="Calibri" w:hAnsi="Calibri" w:cs="Calibri"/>
-                <w:lang w:val="en-US"/>
-              </w:rPr>
-              <w:t>Proves 100% pass rate on core functional tests.</w:t>
+                <w:rStyle w:val="citation-5124"/>
+                <w:color w:val="1F1F1F"/>
+                <w:bdr w:val="none" w:sz="0" w:space="0" w:color="auto" w:frame="1"/>
+              </w:rPr>
+              <w:t>Proves 100% pass rate on core tests</w:t>
+            </w:r>
+            <w:r>
+              <w:rPr>
+                <w:color w:val="1F1F1F"/>
+                <w:bdr w:val="none" w:sz="0" w:space="0" w:color="auto" w:frame="1"/>
+              </w:rPr>
+              <w:t>.</w:t>
             </w:r>
           </w:p>
         </w:tc>
@@ -1715,6 +1707,7 @@
         <w:tc>
           <w:tcPr>
             <w:tcW w:w="0" w:type="auto"/>
+            <w:vAlign w:val="center"/>
             <w:hideMark/>
           </w:tcPr>
           <w:p>
@@ -1727,10 +1720,10 @@
             </w:pPr>
             <w:r>
               <w:rPr>
-                <w:rFonts w:ascii="Calibri" w:hAnsi="Calibri" w:cs="Calibri"/>
-                <w:b/>
-                <w:bCs/>
-                <w:lang w:val="en-US"/>
+                <w:b/>
+                <w:bCs/>
+                <w:color w:val="1F1F1F"/>
+                <w:bdr w:val="none" w:sz="0" w:space="0" w:color="auto" w:frame="1"/>
               </w:rPr>
               <w:t>T6</w:t>
             </w:r>
@@ -1739,6 +1732,7 @@
         <w:tc>
           <w:tcPr>
             <w:tcW w:w="0" w:type="auto"/>
+            <w:vAlign w:val="center"/>
             <w:hideMark/>
           </w:tcPr>
           <w:p>
@@ -1751,57 +1745,42 @@
             </w:pPr>
             <w:r>
               <w:rPr>
-                <w:rFonts w:ascii="Calibri" w:hAnsi="Calibri" w:cs="Calibri"/>
-                <w:b/>
-                <w:bCs/>
-                <w:lang w:val="en-US"/>
+                <w:b/>
+                <w:bCs/>
+                <w:color w:val="1F1F1F"/>
+                <w:bdr w:val="none" w:sz="0" w:space="0" w:color="auto" w:frame="1"/>
               </w:rPr>
               <w:t>Security</w:t>
             </w:r>
             <w:r>
               <w:rPr>
-                <w:rFonts w:ascii="Calibri" w:hAnsi="Calibri" w:cs="Calibri"/>
-                <w:lang w:val="en-US"/>
+                <w:color w:val="1F1F1F"/>
+                <w:bdr w:val="none" w:sz="0" w:space="0" w:color="auto" w:frame="1"/>
               </w:rPr>
               <w:t xml:space="preserve">: Build </w:t>
             </w:r>
-            <w:proofErr w:type="spellStart"/>
-            <w:r>
-              <w:rPr>
-                <w:rFonts w:ascii="Calibri" w:hAnsi="Calibri" w:cs="Calibri"/>
-                <w:lang w:val="en-US"/>
+            <w:r>
+              <w:rPr>
+                <w:rStyle w:val="HTMLCode"/>
+                <w:rFonts w:eastAsiaTheme="majorEastAsia" w:cs="Arial"/>
+                <w:color w:val="444746"/>
+                <w:bdr w:val="none" w:sz="0" w:space="0" w:color="auto" w:frame="1"/>
               </w:rPr>
               <w:t>hooks.server.ts</w:t>
             </w:r>
-            <w:proofErr w:type="spellEnd"/>
-            <w:r>
-              <w:rPr>
-                <w:rFonts w:ascii="Calibri" w:hAnsi="Calibri" w:cs="Calibri"/>
-                <w:lang w:val="en-US"/>
-              </w:rPr>
-              <w:t xml:space="preserve"> and +</w:t>
-            </w:r>
-            <w:proofErr w:type="spellStart"/>
-            <w:r>
-              <w:rPr>
-                <w:rFonts w:ascii="Calibri" w:hAnsi="Calibri" w:cs="Calibri"/>
-                <w:lang w:val="en-US"/>
-              </w:rPr>
-              <w:t>page.server.ts</w:t>
-            </w:r>
-            <w:proofErr w:type="spellEnd"/>
-            <w:r>
-              <w:rPr>
-                <w:rFonts w:ascii="Calibri" w:hAnsi="Calibri" w:cs="Calibri"/>
-                <w:lang w:val="en-US"/>
-              </w:rPr>
-              <w:t xml:space="preserve"> for auth.</w:t>
-            </w:r>
-          </w:p>
-        </w:tc>
-        <w:tc>
-          <w:tcPr>
-            <w:tcW w:w="0" w:type="auto"/>
+            <w:r>
+              <w:rPr>
+                <w:color w:val="1F1F1F"/>
+                <w:bdr w:val="none" w:sz="0" w:space="0" w:color="auto" w:frame="1"/>
+              </w:rPr>
+              <w:t xml:space="preserve"> session validation.</w:t>
+            </w:r>
+          </w:p>
+        </w:tc>
+        <w:tc>
+          <w:tcPr>
+            <w:tcW w:w="0" w:type="auto"/>
+            <w:vAlign w:val="center"/>
             <w:hideMark/>
           </w:tcPr>
           <w:p>
@@ -1814,8 +1793,8 @@
             </w:pPr>
             <w:r>
               <w:rPr>
-                <w:rFonts w:ascii="Calibri" w:hAnsi="Calibri" w:cs="Calibri"/>
-                <w:lang w:val="en-US"/>
+                <w:color w:val="1F1F1F"/>
+                <w:bdr w:val="none" w:sz="0" w:space="0" w:color="auto" w:frame="1"/>
               </w:rPr>
               <w:t>Story 01</w:t>
             </w:r>
@@ -1824,6 +1803,7 @@
         <w:tc>
           <w:tcPr>
             <w:tcW w:w="0" w:type="auto"/>
+            <w:vAlign w:val="center"/>
             <w:hideMark/>
           </w:tcPr>
           <w:p>
@@ -1836,8 +1816,8 @@
             </w:pPr>
             <w:r>
               <w:rPr>
-                <w:rFonts w:ascii="Calibri" w:hAnsi="Calibri" w:cs="Calibri"/>
-                <w:lang w:val="en-US"/>
+                <w:color w:val="1F1F1F"/>
+                <w:bdr w:val="none" w:sz="0" w:space="0" w:color="auto" w:frame="1"/>
               </w:rPr>
               <w:t>3</w:t>
             </w:r>
@@ -1846,6 +1826,7 @@
         <w:tc>
           <w:tcPr>
             <w:tcW w:w="0" w:type="auto"/>
+            <w:vAlign w:val="center"/>
             <w:hideMark/>
           </w:tcPr>
           <w:p>
@@ -1858,10 +1839,10 @@
             </w:pPr>
             <w:r>
               <w:rPr>
-                <w:rFonts w:ascii="Calibri" w:hAnsi="Calibri" w:cs="Calibri"/>
-                <w:b/>
-                <w:bCs/>
-                <w:lang w:val="en-US"/>
+                <w:b/>
+                <w:bCs/>
+                <w:color w:val="1F1F1F"/>
+                <w:bdr w:val="none" w:sz="0" w:space="0" w:color="auto" w:frame="1"/>
               </w:rPr>
               <w:t>Complete</w:t>
             </w:r>
@@ -1870,6 +1851,7 @@
         <w:tc>
           <w:tcPr>
             <w:tcW w:w="0" w:type="auto"/>
+            <w:vAlign w:val="center"/>
             <w:hideMark/>
           </w:tcPr>
           <w:p>
@@ -1882,26 +1864,18 @@
             </w:pPr>
             <w:r>
               <w:rPr>
-                <w:rFonts w:ascii="Calibri" w:hAnsi="Calibri" w:cs="Calibri"/>
-                <w:lang w:val="en-US"/>
-              </w:rPr>
-              <w:t xml:space="preserve">Implements </w:t>
-            </w:r>
-            <w:r>
-              <w:rPr>
-                <w:rFonts w:ascii="Calibri" w:hAnsi="Calibri" w:cs="Calibri"/>
-                <w:b/>
-                <w:bCs/>
-                <w:lang w:val="en-US"/>
-              </w:rPr>
-              <w:t>FR1</w:t>
-            </w:r>
-            <w:r>
-              <w:rPr>
-                <w:rFonts w:ascii="Calibri" w:hAnsi="Calibri" w:cs="Calibri"/>
-                <w:lang w:val="en-US"/>
-              </w:rPr>
-              <w:t xml:space="preserve"> server-side session protection.</w:t>
+                <w:rStyle w:val="citation-5123"/>
+                <w:color w:val="1F1F1F"/>
+                <w:bdr w:val="none" w:sz="0" w:space="0" w:color="auto" w:frame="1"/>
+              </w:rPr>
+              <w:t>Implements server-side protection</w:t>
+            </w:r>
+            <w:r>
+              <w:rPr>
+                <w:color w:val="1F1F1F"/>
+                <w:bdr w:val="none" w:sz="0" w:space="0" w:color="auto" w:frame="1"/>
+              </w:rPr>
+              <w:t>.</w:t>
             </w:r>
           </w:p>
         </w:tc>
@@ -1910,6 +1884,7 @@
         <w:tc>
           <w:tcPr>
             <w:tcW w:w="0" w:type="auto"/>
+            <w:vAlign w:val="center"/>
             <w:hideMark/>
           </w:tcPr>
           <w:p>
@@ -1922,10 +1897,10 @@
             </w:pPr>
             <w:r>
               <w:rPr>
-                <w:rFonts w:ascii="Calibri" w:hAnsi="Calibri" w:cs="Calibri"/>
-                <w:b/>
-                <w:bCs/>
-                <w:lang w:val="en-US"/>
+                <w:b/>
+                <w:bCs/>
+                <w:color w:val="1F1F1F"/>
+                <w:bdr w:val="none" w:sz="0" w:space="0" w:color="auto" w:frame="1"/>
               </w:rPr>
               <w:t>T7</w:t>
             </w:r>
@@ -1934,6 +1909,7 @@
         <w:tc>
           <w:tcPr>
             <w:tcW w:w="0" w:type="auto"/>
+            <w:vAlign w:val="center"/>
             <w:hideMark/>
           </w:tcPr>
           <w:p>
@@ -1946,17 +1922,17 @@
             </w:pPr>
             <w:r>
               <w:rPr>
-                <w:rFonts w:ascii="Calibri" w:hAnsi="Calibri" w:cs="Calibri"/>
-                <w:b/>
-                <w:bCs/>
-                <w:lang w:val="en-US"/>
+                <w:b/>
+                <w:bCs/>
+                <w:color w:val="1F1F1F"/>
+                <w:bdr w:val="none" w:sz="0" w:space="0" w:color="auto" w:frame="1"/>
               </w:rPr>
               <w:t>Frontend</w:t>
             </w:r>
             <w:r>
               <w:rPr>
-                <w:rFonts w:ascii="Calibri" w:hAnsi="Calibri" w:cs="Calibri"/>
-                <w:lang w:val="en-US"/>
+                <w:color w:val="1F1F1F"/>
+                <w:bdr w:val="none" w:sz="0" w:space="0" w:color="auto" w:frame="1"/>
               </w:rPr>
               <w:t>: Build Login UI and Dashboard navigation.</w:t>
             </w:r>
@@ -1965,6 +1941,7 @@
         <w:tc>
           <w:tcPr>
             <w:tcW w:w="0" w:type="auto"/>
+            <w:vAlign w:val="center"/>
             <w:hideMark/>
           </w:tcPr>
           <w:p>
@@ -1977,8 +1954,8 @@
             </w:pPr>
             <w:r>
               <w:rPr>
-                <w:rFonts w:ascii="Calibri" w:hAnsi="Calibri" w:cs="Calibri"/>
-                <w:lang w:val="en-US"/>
+                <w:color w:val="1F1F1F"/>
+                <w:bdr w:val="none" w:sz="0" w:space="0" w:color="auto" w:frame="1"/>
               </w:rPr>
               <w:t>Story 01</w:t>
             </w:r>
@@ -1987,6 +1964,7 @@
         <w:tc>
           <w:tcPr>
             <w:tcW w:w="0" w:type="auto"/>
+            <w:vAlign w:val="center"/>
             <w:hideMark/>
           </w:tcPr>
           <w:p>
@@ -1999,8 +1977,8 @@
             </w:pPr>
             <w:r>
               <w:rPr>
-                <w:rFonts w:ascii="Calibri" w:hAnsi="Calibri" w:cs="Calibri"/>
-                <w:lang w:val="en-US"/>
+                <w:color w:val="1F1F1F"/>
+                <w:bdr w:val="none" w:sz="0" w:space="0" w:color="auto" w:frame="1"/>
               </w:rPr>
               <w:t>3</w:t>
             </w:r>
@@ -2009,6 +1987,7 @@
         <w:tc>
           <w:tcPr>
             <w:tcW w:w="0" w:type="auto"/>
+            <w:vAlign w:val="center"/>
             <w:hideMark/>
           </w:tcPr>
           <w:p>
@@ -2021,10 +2000,10 @@
             </w:pPr>
             <w:r>
               <w:rPr>
-                <w:rFonts w:ascii="Calibri" w:hAnsi="Calibri" w:cs="Calibri"/>
-                <w:b/>
-                <w:bCs/>
-                <w:lang w:val="en-US"/>
+                <w:b/>
+                <w:bCs/>
+                <w:color w:val="1F1F1F"/>
+                <w:bdr w:val="none" w:sz="0" w:space="0" w:color="auto" w:frame="1"/>
               </w:rPr>
               <w:t>Complete</w:t>
             </w:r>
@@ -2033,6 +2012,7 @@
         <w:tc>
           <w:tcPr>
             <w:tcW w:w="0" w:type="auto"/>
+            <w:vAlign w:val="center"/>
             <w:hideMark/>
           </w:tcPr>
           <w:p>
@@ -2045,26 +2025,46 @@
             </w:pPr>
             <w:r>
               <w:rPr>
-                <w:rFonts w:ascii="Calibri" w:hAnsi="Calibri" w:cs="Calibri"/>
-                <w:lang w:val="en-US"/>
+                <w:rStyle w:val="citation-5122"/>
+                <w:color w:val="1F1F1F"/>
+                <w:bdr w:val="none" w:sz="0" w:space="0" w:color="auto" w:frame="1"/>
               </w:rPr>
               <w:t xml:space="preserve">Fulfills </w:t>
             </w:r>
             <w:r>
               <w:rPr>
-                <w:rFonts w:ascii="Calibri" w:hAnsi="Calibri" w:cs="Calibri"/>
-                <w:b/>
-                <w:bCs/>
-                <w:lang w:val="en-US"/>
+                <w:rStyle w:val="citation-5122"/>
+                <w:b/>
+                <w:bCs/>
+                <w:color w:val="1F1F1F"/>
+                <w:bdr w:val="none" w:sz="0" w:space="0" w:color="auto" w:frame="1"/>
+              </w:rPr>
+              <w:t>FR1</w:t>
+            </w:r>
+            <w:r>
+              <w:rPr>
+                <w:rStyle w:val="citation-5122"/>
+                <w:color w:val="1F1F1F"/>
+                <w:bdr w:val="none" w:sz="0" w:space="0" w:color="auto" w:frame="1"/>
+              </w:rPr>
+              <w:t xml:space="preserve"> and </w:t>
+            </w:r>
+            <w:r>
+              <w:rPr>
+                <w:rStyle w:val="citation-5122"/>
+                <w:b/>
+                <w:bCs/>
+                <w:color w:val="1F1F1F"/>
+                <w:bdr w:val="none" w:sz="0" w:space="0" w:color="auto" w:frame="1"/>
               </w:rPr>
               <w:t>Story 01</w:t>
             </w:r>
             <w:r>
               <w:rPr>
-                <w:rFonts w:ascii="Calibri" w:hAnsi="Calibri" w:cs="Calibri"/>
-                <w:lang w:val="en-US"/>
-              </w:rPr>
-              <w:t xml:space="preserve"> and wireframe Screen 1.</w:t>
+                <w:color w:val="1F1F1F"/>
+                <w:bdr w:val="none" w:sz="0" w:space="0" w:color="auto" w:frame="1"/>
+              </w:rPr>
+              <w:t>.</w:t>
             </w:r>
           </w:p>
         </w:tc>
@@ -2073,6 +2073,7 @@
         <w:tc>
           <w:tcPr>
             <w:tcW w:w="0" w:type="auto"/>
+            <w:vAlign w:val="center"/>
             <w:hideMark/>
           </w:tcPr>
           <w:p>
@@ -2085,10 +2086,10 @@
             </w:pPr>
             <w:r>
               <w:rPr>
-                <w:rFonts w:ascii="Calibri" w:hAnsi="Calibri" w:cs="Calibri"/>
-                <w:b/>
-                <w:bCs/>
-                <w:lang w:val="en-US"/>
+                <w:b/>
+                <w:bCs/>
+                <w:color w:val="1F1F1F"/>
+                <w:bdr w:val="none" w:sz="0" w:space="0" w:color="auto" w:frame="1"/>
               </w:rPr>
               <w:t>T9</w:t>
             </w:r>
@@ -2097,6 +2098,7 @@
         <w:tc>
           <w:tcPr>
             <w:tcW w:w="0" w:type="auto"/>
+            <w:vAlign w:val="center"/>
             <w:hideMark/>
           </w:tcPr>
           <w:p>
@@ -2109,25 +2111,42 @@
             </w:pPr>
             <w:r>
               <w:rPr>
-                <w:rFonts w:ascii="Calibri" w:hAnsi="Calibri" w:cs="Calibri"/>
-                <w:b/>
-                <w:bCs/>
-                <w:lang w:val="en-US"/>
+                <w:b/>
+                <w:bCs/>
+                <w:color w:val="1F1F1F"/>
+                <w:bdr w:val="none" w:sz="0" w:space="0" w:color="auto" w:frame="1"/>
               </w:rPr>
               <w:t>Logic</w:t>
             </w:r>
             <w:r>
               <w:rPr>
-                <w:rFonts w:ascii="Calibri" w:hAnsi="Calibri" w:cs="Calibri"/>
-                <w:lang w:val="en-US"/>
-              </w:rPr>
-              <w:t>: Build reactive ACT_SCHEDULING_ENGINE ticker.</w:t>
-            </w:r>
-          </w:p>
-        </w:tc>
-        <w:tc>
-          <w:tcPr>
-            <w:tcW w:w="0" w:type="auto"/>
+                <w:color w:val="1F1F1F"/>
+                <w:bdr w:val="none" w:sz="0" w:space="0" w:color="auto" w:frame="1"/>
+              </w:rPr>
+              <w:t xml:space="preserve">: Build reactive </w:t>
+            </w:r>
+            <w:r>
+              <w:rPr>
+                <w:rStyle w:val="HTMLCode"/>
+                <w:rFonts w:eastAsiaTheme="majorEastAsia" w:cs="Arial"/>
+                <w:color w:val="444746"/>
+                <w:bdr w:val="none" w:sz="0" w:space="0" w:color="auto" w:frame="1"/>
+              </w:rPr>
+              <w:t>ACT_SCHEDULING_ENGINE</w:t>
+            </w:r>
+            <w:r>
+              <w:rPr>
+                <w:color w:val="1F1F1F"/>
+                <w:bdr w:val="none" w:sz="0" w:space="0" w:color="auto" w:frame="1"/>
+              </w:rPr>
+              <w:t xml:space="preserve"> ticker.</w:t>
+            </w:r>
+          </w:p>
+        </w:tc>
+        <w:tc>
+          <w:tcPr>
+            <w:tcW w:w="0" w:type="auto"/>
+            <w:vAlign w:val="center"/>
             <w:hideMark/>
           </w:tcPr>
           <w:p>
@@ -2140,8 +2159,8 @@
             </w:pPr>
             <w:r>
               <w:rPr>
-                <w:rFonts w:ascii="Calibri" w:hAnsi="Calibri" w:cs="Calibri"/>
-                <w:lang w:val="en-US"/>
+                <w:color w:val="1F1F1F"/>
+                <w:bdr w:val="none" w:sz="0" w:space="0" w:color="auto" w:frame="1"/>
               </w:rPr>
               <w:t>Story 02</w:t>
             </w:r>
@@ -2150,6 +2169,7 @@
         <w:tc>
           <w:tcPr>
             <w:tcW w:w="0" w:type="auto"/>
+            <w:vAlign w:val="center"/>
             <w:hideMark/>
           </w:tcPr>
           <w:p>
@@ -2162,8 +2182,8 @@
             </w:pPr>
             <w:r>
               <w:rPr>
-                <w:rFonts w:ascii="Calibri" w:hAnsi="Calibri" w:cs="Calibri"/>
-                <w:lang w:val="en-US"/>
+                <w:color w:val="1F1F1F"/>
+                <w:bdr w:val="none" w:sz="0" w:space="0" w:color="auto" w:frame="1"/>
               </w:rPr>
               <w:t>5</w:t>
             </w:r>
@@ -2172,6 +2192,7 @@
         <w:tc>
           <w:tcPr>
             <w:tcW w:w="0" w:type="auto"/>
+            <w:vAlign w:val="center"/>
             <w:hideMark/>
           </w:tcPr>
           <w:p>
@@ -2184,10 +2205,10 @@
             </w:pPr>
             <w:r>
               <w:rPr>
-                <w:rFonts w:ascii="Calibri" w:hAnsi="Calibri" w:cs="Calibri"/>
-                <w:b/>
-                <w:bCs/>
-                <w:lang w:val="en-US"/>
+                <w:b/>
+                <w:bCs/>
+                <w:color w:val="1F1F1F"/>
+                <w:bdr w:val="none" w:sz="0" w:space="0" w:color="auto" w:frame="1"/>
               </w:rPr>
               <w:t>Complete</w:t>
             </w:r>
@@ -2196,6 +2217,7 @@
         <w:tc>
           <w:tcPr>
             <w:tcW w:w="0" w:type="auto"/>
+            <w:vAlign w:val="center"/>
             <w:hideMark/>
           </w:tcPr>
           <w:p>
@@ -2208,40 +2230,44 @@
             </w:pPr>
             <w:r>
               <w:rPr>
-                <w:rFonts w:ascii="Calibri" w:hAnsi="Calibri" w:cs="Calibri"/>
-                <w:lang w:val="en-US"/>
+                <w:rStyle w:val="citation-5121"/>
+                <w:color w:val="1F1F1F"/>
+                <w:bdr w:val="none" w:sz="0" w:space="0" w:color="auto" w:frame="1"/>
               </w:rPr>
               <w:t xml:space="preserve">Fulfills </w:t>
             </w:r>
             <w:r>
               <w:rPr>
-                <w:rFonts w:ascii="Calibri" w:hAnsi="Calibri" w:cs="Calibri"/>
-                <w:b/>
-                <w:bCs/>
-                <w:lang w:val="en-US"/>
+                <w:rStyle w:val="citation-5121"/>
+                <w:b/>
+                <w:bCs/>
+                <w:color w:val="1F1F1F"/>
+                <w:bdr w:val="none" w:sz="0" w:space="0" w:color="auto" w:frame="1"/>
               </w:rPr>
               <w:t>FR2</w:t>
             </w:r>
             <w:r>
               <w:rPr>
-                <w:rFonts w:ascii="Calibri" w:hAnsi="Calibri" w:cs="Calibri"/>
-                <w:lang w:val="en-US"/>
+                <w:rStyle w:val="citation-5121"/>
+                <w:color w:val="1F1F1F"/>
+                <w:bdr w:val="none" w:sz="0" w:space="0" w:color="auto" w:frame="1"/>
               </w:rPr>
               <w:t xml:space="preserve"> and </w:t>
             </w:r>
             <w:r>
               <w:rPr>
-                <w:rFonts w:ascii="Calibri" w:hAnsi="Calibri" w:cs="Calibri"/>
-                <w:b/>
-                <w:bCs/>
-                <w:lang w:val="en-US"/>
-              </w:rPr>
-              <w:t>NFR2 (Availability)</w:t>
-            </w:r>
-            <w:r>
-              <w:rPr>
-                <w:rFonts w:ascii="Calibri" w:hAnsi="Calibri" w:cs="Calibri"/>
-                <w:lang w:val="en-US"/>
+                <w:rStyle w:val="citation-5121"/>
+                <w:b/>
+                <w:bCs/>
+                <w:color w:val="1F1F1F"/>
+                <w:bdr w:val="none" w:sz="0" w:space="0" w:color="auto" w:frame="1"/>
+              </w:rPr>
+              <w:t>NFR2</w:t>
+            </w:r>
+            <w:r>
+              <w:rPr>
+                <w:color w:val="1F1F1F"/>
+                <w:bdr w:val="none" w:sz="0" w:space="0" w:color="auto" w:frame="1"/>
               </w:rPr>
               <w:t>.</w:t>
             </w:r>
@@ -2252,6 +2278,7 @@
         <w:tc>
           <w:tcPr>
             <w:tcW w:w="0" w:type="auto"/>
+            <w:vAlign w:val="center"/>
             <w:hideMark/>
           </w:tcPr>
           <w:p>
@@ -2264,10 +2291,10 @@
             </w:pPr>
             <w:r>
               <w:rPr>
-                <w:rFonts w:ascii="Calibri" w:hAnsi="Calibri" w:cs="Calibri"/>
-                <w:b/>
-                <w:bCs/>
-                <w:lang w:val="en-US"/>
+                <w:b/>
+                <w:bCs/>
+                <w:color w:val="1F1F1F"/>
+                <w:bdr w:val="none" w:sz="0" w:space="0" w:color="auto" w:frame="1"/>
               </w:rPr>
               <w:t>T12</w:t>
             </w:r>
@@ -2276,6 +2303,7 @@
         <w:tc>
           <w:tcPr>
             <w:tcW w:w="0" w:type="auto"/>
+            <w:vAlign w:val="center"/>
             <w:hideMark/>
           </w:tcPr>
           <w:p>
@@ -2288,25 +2316,42 @@
             </w:pPr>
             <w:r>
               <w:rPr>
-                <w:rFonts w:ascii="Calibri" w:hAnsi="Calibri" w:cs="Calibri"/>
-                <w:b/>
-                <w:bCs/>
-                <w:lang w:val="en-US"/>
+                <w:b/>
+                <w:bCs/>
+                <w:color w:val="1F1F1F"/>
+                <w:bdr w:val="none" w:sz="0" w:space="0" w:color="auto" w:frame="1"/>
               </w:rPr>
               <w:t>Implementation</w:t>
             </w:r>
             <w:r>
               <w:rPr>
-                <w:rFonts w:ascii="Calibri" w:hAnsi="Calibri" w:cs="Calibri"/>
-                <w:lang w:val="en-US"/>
-              </w:rPr>
-              <w:t>: Build ACT_RECORD_FETCHER portal logic.</w:t>
-            </w:r>
-          </w:p>
-        </w:tc>
-        <w:tc>
-          <w:tcPr>
-            <w:tcW w:w="0" w:type="auto"/>
+                <w:color w:val="1F1F1F"/>
+                <w:bdr w:val="none" w:sz="0" w:space="0" w:color="auto" w:frame="1"/>
+              </w:rPr>
+              <w:t xml:space="preserve">: Build </w:t>
+            </w:r>
+            <w:r>
+              <w:rPr>
+                <w:rStyle w:val="HTMLCode"/>
+                <w:rFonts w:eastAsiaTheme="majorEastAsia" w:cs="Arial"/>
+                <w:color w:val="444746"/>
+                <w:bdr w:val="none" w:sz="0" w:space="0" w:color="auto" w:frame="1"/>
+              </w:rPr>
+              <w:t>ACT_RECORD_FETCHER</w:t>
+            </w:r>
+            <w:r>
+              <w:rPr>
+                <w:color w:val="1F1F1F"/>
+                <w:bdr w:val="none" w:sz="0" w:space="0" w:color="auto" w:frame="1"/>
+              </w:rPr>
+              <w:t xml:space="preserve"> portal logic.</w:t>
+            </w:r>
+          </w:p>
+        </w:tc>
+        <w:tc>
+          <w:tcPr>
+            <w:tcW w:w="0" w:type="auto"/>
+            <w:vAlign w:val="center"/>
             <w:hideMark/>
           </w:tcPr>
           <w:p>
@@ -2319,8 +2364,8 @@
             </w:pPr>
             <w:r>
               <w:rPr>
-                <w:rFonts w:ascii="Calibri" w:hAnsi="Calibri" w:cs="Calibri"/>
-                <w:lang w:val="en-US"/>
+                <w:color w:val="1F1F1F"/>
+                <w:bdr w:val="none" w:sz="0" w:space="0" w:color="auto" w:frame="1"/>
               </w:rPr>
               <w:t>Story 04</w:t>
             </w:r>
@@ -2329,6 +2374,7 @@
         <w:tc>
           <w:tcPr>
             <w:tcW w:w="0" w:type="auto"/>
+            <w:vAlign w:val="center"/>
             <w:hideMark/>
           </w:tcPr>
           <w:p>
@@ -2341,8 +2387,8 @@
             </w:pPr>
             <w:r>
               <w:rPr>
-                <w:rFonts w:ascii="Calibri" w:hAnsi="Calibri" w:cs="Calibri"/>
-                <w:lang w:val="en-US"/>
+                <w:color w:val="1F1F1F"/>
+                <w:bdr w:val="none" w:sz="0" w:space="0" w:color="auto" w:frame="1"/>
               </w:rPr>
               <w:t>5</w:t>
             </w:r>
@@ -2351,6 +2397,7 @@
         <w:tc>
           <w:tcPr>
             <w:tcW w:w="0" w:type="auto"/>
+            <w:vAlign w:val="center"/>
             <w:hideMark/>
           </w:tcPr>
           <w:p>
@@ -2363,10 +2410,10 @@
             </w:pPr>
             <w:r>
               <w:rPr>
-                <w:rFonts w:ascii="Calibri" w:hAnsi="Calibri" w:cs="Calibri"/>
-                <w:b/>
-                <w:bCs/>
-                <w:lang w:val="en-US"/>
+                <w:b/>
+                <w:bCs/>
+                <w:color w:val="1F1F1F"/>
+                <w:bdr w:val="none" w:sz="0" w:space="0" w:color="auto" w:frame="1"/>
               </w:rPr>
               <w:t>Complete</w:t>
             </w:r>
@@ -2375,6 +2422,7 @@
         <w:tc>
           <w:tcPr>
             <w:tcW w:w="0" w:type="auto"/>
+            <w:vAlign w:val="center"/>
             <w:hideMark/>
           </w:tcPr>
           <w:p>
@@ -2387,40 +2435,44 @@
             </w:pPr>
             <w:r>
               <w:rPr>
-                <w:rFonts w:ascii="Calibri" w:hAnsi="Calibri" w:cs="Calibri"/>
-                <w:lang w:val="en-US"/>
+                <w:rStyle w:val="citation-5120"/>
+                <w:color w:val="1F1F1F"/>
+                <w:bdr w:val="none" w:sz="0" w:space="0" w:color="auto" w:frame="1"/>
               </w:rPr>
               <w:t xml:space="preserve">Fulfills </w:t>
             </w:r>
             <w:r>
               <w:rPr>
-                <w:rFonts w:ascii="Calibri" w:hAnsi="Calibri" w:cs="Calibri"/>
-                <w:b/>
-                <w:bCs/>
-                <w:lang w:val="en-US"/>
+                <w:rStyle w:val="citation-5120"/>
+                <w:b/>
+                <w:bCs/>
+                <w:color w:val="1F1F1F"/>
+                <w:bdr w:val="none" w:sz="0" w:space="0" w:color="auto" w:frame="1"/>
               </w:rPr>
               <w:t>FR4</w:t>
             </w:r>
             <w:r>
               <w:rPr>
-                <w:rFonts w:ascii="Calibri" w:hAnsi="Calibri" w:cs="Calibri"/>
-                <w:lang w:val="en-US"/>
+                <w:rStyle w:val="citation-5120"/>
+                <w:color w:val="1F1F1F"/>
+                <w:bdr w:val="none" w:sz="0" w:space="0" w:color="auto" w:frame="1"/>
               </w:rPr>
               <w:t xml:space="preserve"> and </w:t>
             </w:r>
             <w:r>
               <w:rPr>
-                <w:rFonts w:ascii="Calibri" w:hAnsi="Calibri" w:cs="Calibri"/>
-                <w:b/>
-                <w:bCs/>
-                <w:lang w:val="en-US"/>
+                <w:rStyle w:val="citation-5120"/>
+                <w:b/>
+                <w:bCs/>
+                <w:color w:val="1F1F1F"/>
+                <w:bdr w:val="none" w:sz="0" w:space="0" w:color="auto" w:frame="1"/>
               </w:rPr>
               <w:t>Story 04</w:t>
             </w:r>
             <w:r>
               <w:rPr>
-                <w:rFonts w:ascii="Calibri" w:hAnsi="Calibri" w:cs="Calibri"/>
-                <w:lang w:val="en-US"/>
+                <w:color w:val="1F1F1F"/>
+                <w:bdr w:val="none" w:sz="0" w:space="0" w:color="auto" w:frame="1"/>
               </w:rPr>
               <w:t>.</w:t>
             </w:r>
@@ -2431,6 +2483,7 @@
         <w:tc>
           <w:tcPr>
             <w:tcW w:w="0" w:type="auto"/>
+            <w:vAlign w:val="center"/>
             <w:hideMark/>
           </w:tcPr>
           <w:p>
@@ -2443,10 +2496,10 @@
             </w:pPr>
             <w:r>
               <w:rPr>
-                <w:rFonts w:ascii="Calibri" w:hAnsi="Calibri" w:cs="Calibri"/>
-                <w:b/>
-                <w:bCs/>
-                <w:lang w:val="en-US"/>
+                <w:b/>
+                <w:bCs/>
+                <w:color w:val="1F1F1F"/>
+                <w:bdr w:val="none" w:sz="0" w:space="0" w:color="auto" w:frame="1"/>
               </w:rPr>
               <w:t>T10</w:t>
             </w:r>
@@ -2455,6 +2508,7 @@
         <w:tc>
           <w:tcPr>
             <w:tcW w:w="0" w:type="auto"/>
+            <w:vAlign w:val="center"/>
             <w:hideMark/>
           </w:tcPr>
           <w:p>
@@ -2467,25 +2521,42 @@
             </w:pPr>
             <w:r>
               <w:rPr>
-                <w:rFonts w:ascii="Calibri" w:hAnsi="Calibri" w:cs="Calibri"/>
-                <w:b/>
-                <w:bCs/>
-                <w:lang w:val="en-US"/>
+                <w:b/>
+                <w:bCs/>
+                <w:color w:val="1F1F1F"/>
+                <w:bdr w:val="none" w:sz="0" w:space="0" w:color="auto" w:frame="1"/>
               </w:rPr>
               <w:t>Implementation</w:t>
             </w:r>
             <w:r>
               <w:rPr>
-                <w:rFonts w:ascii="Calibri" w:hAnsi="Calibri" w:cs="Calibri"/>
-                <w:lang w:val="en-US"/>
-              </w:rPr>
-              <w:t>: Create dedicated /booking transaction form.</w:t>
-            </w:r>
-          </w:p>
-        </w:tc>
-        <w:tc>
-          <w:tcPr>
-            <w:tcW w:w="0" w:type="auto"/>
+                <w:color w:val="1F1F1F"/>
+                <w:bdr w:val="none" w:sz="0" w:space="0" w:color="auto" w:frame="1"/>
+              </w:rPr>
+              <w:t xml:space="preserve">: Create dedicated </w:t>
+            </w:r>
+            <w:r>
+              <w:rPr>
+                <w:rStyle w:val="HTMLCode"/>
+                <w:rFonts w:eastAsiaTheme="majorEastAsia" w:cs="Arial"/>
+                <w:color w:val="444746"/>
+                <w:bdr w:val="none" w:sz="0" w:space="0" w:color="auto" w:frame="1"/>
+              </w:rPr>
+              <w:t>/booking</w:t>
+            </w:r>
+            <w:r>
+              <w:rPr>
+                <w:color w:val="1F1F1F"/>
+                <w:bdr w:val="none" w:sz="0" w:space="0" w:color="auto" w:frame="1"/>
+              </w:rPr>
+              <w:t xml:space="preserve"> transaction form.</w:t>
+            </w:r>
+          </w:p>
+        </w:tc>
+        <w:tc>
+          <w:tcPr>
+            <w:tcW w:w="0" w:type="auto"/>
+            <w:vAlign w:val="center"/>
             <w:hideMark/>
           </w:tcPr>
           <w:p>
@@ -2498,8 +2569,8 @@
             </w:pPr>
             <w:r>
               <w:rPr>
-                <w:rFonts w:ascii="Calibri" w:hAnsi="Calibri" w:cs="Calibri"/>
-                <w:lang w:val="en-US"/>
+                <w:color w:val="1F1F1F"/>
+                <w:bdr w:val="none" w:sz="0" w:space="0" w:color="auto" w:frame="1"/>
               </w:rPr>
               <w:t>Story 03</w:t>
             </w:r>
@@ -2508,6 +2579,7 @@
         <w:tc>
           <w:tcPr>
             <w:tcW w:w="0" w:type="auto"/>
+            <w:vAlign w:val="center"/>
             <w:hideMark/>
           </w:tcPr>
           <w:p>
@@ -2520,8 +2592,8 @@
             </w:pPr>
             <w:r>
               <w:rPr>
-                <w:rFonts w:ascii="Calibri" w:hAnsi="Calibri" w:cs="Calibri"/>
-                <w:lang w:val="en-US"/>
+                <w:color w:val="1F1F1F"/>
+                <w:bdr w:val="none" w:sz="0" w:space="0" w:color="auto" w:frame="1"/>
               </w:rPr>
               <w:t>8</w:t>
             </w:r>
@@ -2530,6 +2602,7 @@
         <w:tc>
           <w:tcPr>
             <w:tcW w:w="0" w:type="auto"/>
+            <w:vAlign w:val="center"/>
             <w:hideMark/>
           </w:tcPr>
           <w:p>
@@ -2542,18 +2615,19 @@
             </w:pPr>
             <w:r>
               <w:rPr>
-                <w:rFonts w:ascii="Calibri" w:hAnsi="Calibri" w:cs="Calibri"/>
-                <w:b/>
-                <w:bCs/>
-                <w:lang w:val="en-US"/>
-              </w:rPr>
-              <w:t>In Progress</w:t>
-            </w:r>
-          </w:p>
-        </w:tc>
-        <w:tc>
-          <w:tcPr>
-            <w:tcW w:w="0" w:type="auto"/>
+                <w:b/>
+                <w:bCs/>
+                <w:color w:val="1F1F1F"/>
+                <w:bdr w:val="none" w:sz="0" w:space="0" w:color="auto" w:frame="1"/>
+              </w:rPr>
+              <w:t>Complete</w:t>
+            </w:r>
+          </w:p>
+        </w:tc>
+        <w:tc>
+          <w:tcPr>
+            <w:tcW w:w="0" w:type="auto"/>
+            <w:vAlign w:val="center"/>
             <w:hideMark/>
           </w:tcPr>
           <w:p>
@@ -2566,42 +2640,694 @@
             </w:pPr>
             <w:r>
               <w:rPr>
-                <w:rFonts w:ascii="Calibri" w:hAnsi="Calibri" w:cs="Calibri"/>
-                <w:lang w:val="en-US"/>
+                <w:rStyle w:val="citation-5119"/>
+                <w:color w:val="1F1F1F"/>
+                <w:bdr w:val="none" w:sz="0" w:space="0" w:color="auto" w:frame="1"/>
               </w:rPr>
               <w:t xml:space="preserve">Required for </w:t>
             </w:r>
             <w:r>
               <w:rPr>
-                <w:rFonts w:ascii="Calibri" w:hAnsi="Calibri" w:cs="Calibri"/>
-                <w:b/>
-                <w:bCs/>
-                <w:lang w:val="en-US"/>
-              </w:rPr>
-              <w:t>FR3 (Self-Service)</w:t>
-            </w:r>
-            <w:r>
-              <w:rPr>
-                <w:rFonts w:ascii="Calibri" w:hAnsi="Calibri" w:cs="Calibri"/>
-                <w:lang w:val="en-US"/>
+                <w:rStyle w:val="citation-5119"/>
+                <w:b/>
+                <w:bCs/>
+                <w:color w:val="1F1F1F"/>
+                <w:bdr w:val="none" w:sz="0" w:space="0" w:color="auto" w:frame="1"/>
+              </w:rPr>
+              <w:t>FR3</w:t>
+            </w:r>
+            <w:r>
+              <w:rPr>
+                <w:rStyle w:val="citation-5119"/>
+                <w:color w:val="1F1F1F"/>
+                <w:bdr w:val="none" w:sz="0" w:space="0" w:color="auto" w:frame="1"/>
               </w:rPr>
               <w:t xml:space="preserve"> and </w:t>
             </w:r>
             <w:r>
               <w:rPr>
-                <w:rFonts w:ascii="Calibri" w:hAnsi="Calibri" w:cs="Calibri"/>
-                <w:b/>
-                <w:bCs/>
-                <w:lang w:val="en-US"/>
-              </w:rPr>
-              <w:t>MVP</w:t>
-            </w:r>
-            <w:r>
-              <w:rPr>
-                <w:rFonts w:ascii="Calibri" w:hAnsi="Calibri" w:cs="Calibri"/>
-                <w:lang w:val="en-US"/>
-              </w:rPr>
-              <w:t xml:space="preserve"> completion.</w:t>
+                <w:rStyle w:val="citation-5119"/>
+                <w:b/>
+                <w:bCs/>
+                <w:color w:val="1F1F1F"/>
+                <w:bdr w:val="none" w:sz="0" w:space="0" w:color="auto" w:frame="1"/>
+              </w:rPr>
+              <w:t>UT03</w:t>
+            </w:r>
+            <w:r>
+              <w:rPr>
+                <w:color w:val="1F1F1F"/>
+                <w:bdr w:val="none" w:sz="0" w:space="0" w:color="auto" w:frame="1"/>
+              </w:rPr>
+              <w:t>.</w:t>
+            </w:r>
+          </w:p>
+        </w:tc>
+      </w:tr>
+      <w:tr>
+        <w:tc>
+          <w:tcPr>
+            <w:tcW w:w="0" w:type="auto"/>
+            <w:vAlign w:val="center"/>
+          </w:tcPr>
+          <w:p>
+            <w:pPr>
+              <w:jc w:val="left"/>
+              <w:rPr>
+                <w:b/>
+                <w:bCs/>
+                <w:color w:val="1F1F1F"/>
+                <w:bdr w:val="none" w:sz="0" w:space="0" w:color="auto" w:frame="1"/>
+              </w:rPr>
+            </w:pPr>
+            <w:r>
+              <w:rPr>
+                <w:b/>
+                <w:bCs/>
+                <w:color w:val="1F1F1F"/>
+                <w:bdr w:val="none" w:sz="0" w:space="0" w:color="auto" w:frame="1"/>
+              </w:rPr>
+              <w:t>T13</w:t>
+            </w:r>
+          </w:p>
+        </w:tc>
+        <w:tc>
+          <w:tcPr>
+            <w:tcW w:w="0" w:type="auto"/>
+            <w:vAlign w:val="center"/>
+          </w:tcPr>
+          <w:p>
+            <w:pPr>
+              <w:jc w:val="left"/>
+              <w:rPr>
+                <w:b/>
+                <w:bCs/>
+                <w:color w:val="1F1F1F"/>
+                <w:bdr w:val="none" w:sz="0" w:space="0" w:color="auto" w:frame="1"/>
+              </w:rPr>
+            </w:pPr>
+            <w:r>
+              <w:rPr>
+                <w:b/>
+                <w:bCs/>
+                <w:color w:val="1F1F1F"/>
+                <w:bdr w:val="none" w:sz="0" w:space="0" w:color="auto" w:frame="1"/>
+              </w:rPr>
+              <w:t>Logic</w:t>
+            </w:r>
+            <w:r>
+              <w:rPr>
+                <w:color w:val="1F1F1F"/>
+                <w:bdr w:val="none" w:sz="0" w:space="0" w:color="auto" w:frame="1"/>
+              </w:rPr>
+              <w:t>: Implement double-booking prevention (UT04).</w:t>
+            </w:r>
+          </w:p>
+        </w:tc>
+        <w:tc>
+          <w:tcPr>
+            <w:tcW w:w="0" w:type="auto"/>
+            <w:vAlign w:val="center"/>
+          </w:tcPr>
+          <w:p>
+            <w:pPr>
+              <w:jc w:val="left"/>
+              <w:rPr>
+                <w:color w:val="1F1F1F"/>
+                <w:bdr w:val="none" w:sz="0" w:space="0" w:color="auto" w:frame="1"/>
+              </w:rPr>
+            </w:pPr>
+            <w:r>
+              <w:rPr>
+                <w:color w:val="1F1F1F"/>
+                <w:bdr w:val="none" w:sz="0" w:space="0" w:color="auto" w:frame="1"/>
+              </w:rPr>
+              <w:t>Story 03</w:t>
+            </w:r>
+          </w:p>
+        </w:tc>
+        <w:tc>
+          <w:tcPr>
+            <w:tcW w:w="0" w:type="auto"/>
+            <w:vAlign w:val="center"/>
+          </w:tcPr>
+          <w:p>
+            <w:pPr>
+              <w:jc w:val="left"/>
+              <w:rPr>
+                <w:color w:val="1F1F1F"/>
+                <w:bdr w:val="none" w:sz="0" w:space="0" w:color="auto" w:frame="1"/>
+              </w:rPr>
+            </w:pPr>
+            <w:r>
+              <w:rPr>
+                <w:color w:val="1F1F1F"/>
+                <w:bdr w:val="none" w:sz="0" w:space="0" w:color="auto" w:frame="1"/>
+              </w:rPr>
+              <w:t>3</w:t>
+            </w:r>
+          </w:p>
+        </w:tc>
+        <w:tc>
+          <w:tcPr>
+            <w:tcW w:w="0" w:type="auto"/>
+            <w:vAlign w:val="center"/>
+          </w:tcPr>
+          <w:p>
+            <w:pPr>
+              <w:jc w:val="left"/>
+              <w:rPr>
+                <w:b/>
+                <w:bCs/>
+                <w:color w:val="1F1F1F"/>
+                <w:bdr w:val="none" w:sz="0" w:space="0" w:color="auto" w:frame="1"/>
+              </w:rPr>
+            </w:pPr>
+            <w:r>
+              <w:rPr>
+                <w:b/>
+                <w:bCs/>
+                <w:color w:val="1F1F1F"/>
+                <w:bdr w:val="none" w:sz="0" w:space="0" w:color="auto" w:frame="1"/>
+              </w:rPr>
+              <w:t>New</w:t>
+            </w:r>
+          </w:p>
+        </w:tc>
+        <w:tc>
+          <w:tcPr>
+            <w:tcW w:w="0" w:type="auto"/>
+            <w:vAlign w:val="center"/>
+          </w:tcPr>
+          <w:p>
+            <w:pPr>
+              <w:jc w:val="left"/>
+              <w:rPr>
+                <w:rStyle w:val="citation-5119"/>
+                <w:color w:val="1F1F1F"/>
+                <w:bdr w:val="none" w:sz="0" w:space="0" w:color="auto" w:frame="1"/>
+              </w:rPr>
+            </w:pPr>
+            <w:r>
+              <w:rPr>
+                <w:rStyle w:val="citation-5183"/>
+                <w:color w:val="1F1F1F"/>
+                <w:bdr w:val="none" w:sz="0" w:space="0" w:color="auto" w:frame="1"/>
+              </w:rPr>
+              <w:t>Fulfills PSD Success Metric</w:t>
+            </w:r>
+            <w:r>
+              <w:rPr>
+                <w:color w:val="1F1F1F"/>
+                <w:bdr w:val="none" w:sz="0" w:space="0" w:color="auto" w:frame="1"/>
+              </w:rPr>
+              <w:t>.</w:t>
+            </w:r>
+          </w:p>
+        </w:tc>
+      </w:tr>
+      <w:tr>
+        <w:tc>
+          <w:tcPr>
+            <w:tcW w:w="0" w:type="auto"/>
+            <w:vAlign w:val="center"/>
+          </w:tcPr>
+          <w:p>
+            <w:pPr>
+              <w:jc w:val="left"/>
+              <w:rPr>
+                <w:b/>
+                <w:bCs/>
+                <w:color w:val="1F1F1F"/>
+                <w:bdr w:val="none" w:sz="0" w:space="0" w:color="auto" w:frame="1"/>
+              </w:rPr>
+            </w:pPr>
+            <w:r>
+              <w:rPr>
+                <w:b/>
+                <w:bCs/>
+                <w:color w:val="1F1F1F"/>
+                <w:bdr w:val="none" w:sz="0" w:space="0" w:color="auto" w:frame="1"/>
+              </w:rPr>
+              <w:t>T14</w:t>
+            </w:r>
+          </w:p>
+        </w:tc>
+        <w:tc>
+          <w:tcPr>
+            <w:tcW w:w="0" w:type="auto"/>
+            <w:vAlign w:val="center"/>
+          </w:tcPr>
+          <w:p>
+            <w:pPr>
+              <w:jc w:val="left"/>
+              <w:rPr>
+                <w:b/>
+                <w:bCs/>
+                <w:color w:val="1F1F1F"/>
+                <w:bdr w:val="none" w:sz="0" w:space="0" w:color="auto" w:frame="1"/>
+              </w:rPr>
+            </w:pPr>
+            <w:r>
+              <w:rPr>
+                <w:b/>
+                <w:bCs/>
+                <w:color w:val="1F1F1F"/>
+                <w:bdr w:val="none" w:sz="0" w:space="0" w:color="auto" w:frame="1"/>
+              </w:rPr>
+              <w:t>Security</w:t>
+            </w:r>
+            <w:r>
+              <w:rPr>
+                <w:color w:val="1F1F1F"/>
+                <w:bdr w:val="none" w:sz="0" w:space="0" w:color="auto" w:frame="1"/>
+              </w:rPr>
+              <w:t>: Implement server-side Audit Logging for records.</w:t>
+            </w:r>
+          </w:p>
+        </w:tc>
+        <w:tc>
+          <w:tcPr>
+            <w:tcW w:w="0" w:type="auto"/>
+            <w:vAlign w:val="center"/>
+          </w:tcPr>
+          <w:p>
+            <w:pPr>
+              <w:jc w:val="left"/>
+              <w:rPr>
+                <w:color w:val="1F1F1F"/>
+                <w:bdr w:val="none" w:sz="0" w:space="0" w:color="auto" w:frame="1"/>
+              </w:rPr>
+            </w:pPr>
+            <w:r>
+              <w:rPr>
+                <w:color w:val="1F1F1F"/>
+                <w:bdr w:val="none" w:sz="0" w:space="0" w:color="auto" w:frame="1"/>
+              </w:rPr>
+              <w:t>NFR1</w:t>
+            </w:r>
+          </w:p>
+        </w:tc>
+        <w:tc>
+          <w:tcPr>
+            <w:tcW w:w="0" w:type="auto"/>
+            <w:vAlign w:val="center"/>
+          </w:tcPr>
+          <w:p>
+            <w:pPr>
+              <w:jc w:val="left"/>
+              <w:rPr>
+                <w:color w:val="1F1F1F"/>
+                <w:bdr w:val="none" w:sz="0" w:space="0" w:color="auto" w:frame="1"/>
+              </w:rPr>
+            </w:pPr>
+            <w:r>
+              <w:rPr>
+                <w:color w:val="1F1F1F"/>
+                <w:bdr w:val="none" w:sz="0" w:space="0" w:color="auto" w:frame="1"/>
+              </w:rPr>
+              <w:t>2</w:t>
+            </w:r>
+          </w:p>
+        </w:tc>
+        <w:tc>
+          <w:tcPr>
+            <w:tcW w:w="0" w:type="auto"/>
+            <w:vAlign w:val="center"/>
+          </w:tcPr>
+          <w:p>
+            <w:pPr>
+              <w:jc w:val="left"/>
+              <w:rPr>
+                <w:b/>
+                <w:bCs/>
+                <w:color w:val="1F1F1F"/>
+                <w:bdr w:val="none" w:sz="0" w:space="0" w:color="auto" w:frame="1"/>
+              </w:rPr>
+            </w:pPr>
+            <w:r>
+              <w:rPr>
+                <w:b/>
+                <w:bCs/>
+                <w:color w:val="1F1F1F"/>
+                <w:bdr w:val="none" w:sz="0" w:space="0" w:color="auto" w:frame="1"/>
+              </w:rPr>
+              <w:t>New</w:t>
+            </w:r>
+          </w:p>
+        </w:tc>
+        <w:tc>
+          <w:tcPr>
+            <w:tcW w:w="0" w:type="auto"/>
+            <w:vAlign w:val="center"/>
+          </w:tcPr>
+          <w:p>
+            <w:pPr>
+              <w:jc w:val="left"/>
+              <w:rPr>
+                <w:rStyle w:val="citation-5119"/>
+                <w:color w:val="1F1F1F"/>
+                <w:bdr w:val="none" w:sz="0" w:space="0" w:color="auto" w:frame="1"/>
+              </w:rPr>
+            </w:pPr>
+            <w:r>
+              <w:rPr>
+                <w:rStyle w:val="citation-5182"/>
+                <w:color w:val="1F1F1F"/>
+                <w:bdr w:val="none" w:sz="0" w:space="0" w:color="auto" w:frame="1"/>
+              </w:rPr>
+              <w:t>Fulfills GDPR/UML requirement</w:t>
+            </w:r>
+            <w:r>
+              <w:rPr>
+                <w:color w:val="1F1F1F"/>
+                <w:bdr w:val="none" w:sz="0" w:space="0" w:color="auto" w:frame="1"/>
+              </w:rPr>
+              <w:t>.</w:t>
+            </w:r>
+          </w:p>
+        </w:tc>
+      </w:tr>
+      <w:tr>
+        <w:tc>
+          <w:tcPr>
+            <w:tcW w:w="0" w:type="auto"/>
+            <w:vAlign w:val="center"/>
+          </w:tcPr>
+          <w:p>
+            <w:pPr>
+              <w:jc w:val="left"/>
+              <w:rPr>
+                <w:b/>
+                <w:bCs/>
+                <w:color w:val="1F1F1F"/>
+                <w:bdr w:val="none" w:sz="0" w:space="0" w:color="auto" w:frame="1"/>
+              </w:rPr>
+            </w:pPr>
+            <w:r>
+              <w:rPr>
+                <w:b/>
+                <w:bCs/>
+                <w:color w:val="1F1F1F"/>
+                <w:bdr w:val="none" w:sz="0" w:space="0" w:color="auto" w:frame="1"/>
+              </w:rPr>
+              <w:t>T15</w:t>
+            </w:r>
+          </w:p>
+        </w:tc>
+        <w:tc>
+          <w:tcPr>
+            <w:tcW w:w="0" w:type="auto"/>
+            <w:vAlign w:val="center"/>
+          </w:tcPr>
+          <w:p>
+            <w:pPr>
+              <w:jc w:val="left"/>
+              <w:rPr>
+                <w:b/>
+                <w:bCs/>
+                <w:color w:val="1F1F1F"/>
+                <w:bdr w:val="none" w:sz="0" w:space="0" w:color="auto" w:frame="1"/>
+              </w:rPr>
+            </w:pPr>
+            <w:r>
+              <w:rPr>
+                <w:b/>
+                <w:bCs/>
+                <w:color w:val="1F1F1F"/>
+                <w:bdr w:val="none" w:sz="0" w:space="0" w:color="auto" w:frame="1"/>
+              </w:rPr>
+              <w:t>Frontend</w:t>
+            </w:r>
+            <w:r>
+              <w:rPr>
+                <w:color w:val="1F1F1F"/>
+                <w:bdr w:val="none" w:sz="0" w:space="0" w:color="auto" w:frame="1"/>
+              </w:rPr>
+              <w:t>: Add Story 06 Confirmation Banner.</w:t>
+            </w:r>
+          </w:p>
+        </w:tc>
+        <w:tc>
+          <w:tcPr>
+            <w:tcW w:w="0" w:type="auto"/>
+            <w:vAlign w:val="center"/>
+          </w:tcPr>
+          <w:p>
+            <w:pPr>
+              <w:jc w:val="left"/>
+              <w:rPr>
+                <w:color w:val="1F1F1F"/>
+                <w:bdr w:val="none" w:sz="0" w:space="0" w:color="auto" w:frame="1"/>
+              </w:rPr>
+            </w:pPr>
+            <w:r>
+              <w:rPr>
+                <w:color w:val="1F1F1F"/>
+                <w:bdr w:val="none" w:sz="0" w:space="0" w:color="auto" w:frame="1"/>
+              </w:rPr>
+              <w:t>Story 06</w:t>
+            </w:r>
+          </w:p>
+        </w:tc>
+        <w:tc>
+          <w:tcPr>
+            <w:tcW w:w="0" w:type="auto"/>
+            <w:vAlign w:val="center"/>
+          </w:tcPr>
+          <w:p>
+            <w:pPr>
+              <w:jc w:val="left"/>
+              <w:rPr>
+                <w:color w:val="1F1F1F"/>
+                <w:bdr w:val="none" w:sz="0" w:space="0" w:color="auto" w:frame="1"/>
+              </w:rPr>
+            </w:pPr>
+            <w:r>
+              <w:rPr>
+                <w:color w:val="1F1F1F"/>
+                <w:bdr w:val="none" w:sz="0" w:space="0" w:color="auto" w:frame="1"/>
+              </w:rPr>
+              <w:t>2</w:t>
+            </w:r>
+          </w:p>
+        </w:tc>
+        <w:tc>
+          <w:tcPr>
+            <w:tcW w:w="0" w:type="auto"/>
+            <w:vAlign w:val="center"/>
+          </w:tcPr>
+          <w:p>
+            <w:pPr>
+              <w:jc w:val="left"/>
+              <w:rPr>
+                <w:b/>
+                <w:bCs/>
+                <w:color w:val="1F1F1F"/>
+                <w:bdr w:val="none" w:sz="0" w:space="0" w:color="auto" w:frame="1"/>
+              </w:rPr>
+            </w:pPr>
+            <w:r>
+              <w:rPr>
+                <w:b/>
+                <w:bCs/>
+                <w:color w:val="1F1F1F"/>
+                <w:bdr w:val="none" w:sz="0" w:space="0" w:color="auto" w:frame="1"/>
+              </w:rPr>
+              <w:t>New</w:t>
+            </w:r>
+          </w:p>
+        </w:tc>
+        <w:tc>
+          <w:tcPr>
+            <w:tcW w:w="0" w:type="auto"/>
+            <w:vAlign w:val="center"/>
+          </w:tcPr>
+          <w:p>
+            <w:pPr>
+              <w:jc w:val="left"/>
+              <w:rPr>
+                <w:rStyle w:val="citation-5119"/>
+                <w:color w:val="1F1F1F"/>
+                <w:bdr w:val="none" w:sz="0" w:space="0" w:color="auto" w:frame="1"/>
+              </w:rPr>
+            </w:pPr>
+            <w:r>
+              <w:rPr>
+                <w:rStyle w:val="citation-5181"/>
+                <w:color w:val="1F1F1F"/>
+                <w:bdr w:val="none" w:sz="0" w:space="0" w:color="auto" w:frame="1"/>
+              </w:rPr>
+              <w:t>Fulfills "Should-Have" trust goal</w:t>
+            </w:r>
+            <w:r>
+              <w:rPr>
+                <w:color w:val="1F1F1F"/>
+                <w:bdr w:val="none" w:sz="0" w:space="0" w:color="auto" w:frame="1"/>
+              </w:rPr>
+              <w:t>.</w:t>
+            </w:r>
+          </w:p>
+        </w:tc>
+      </w:tr>
+      <w:tr>
+        <w:tc>
+          <w:tcPr>
+            <w:tcW w:w="0" w:type="auto"/>
+            <w:vAlign w:val="center"/>
+          </w:tcPr>
+          <w:p>
+            <w:pPr>
+              <w:jc w:val="left"/>
+              <w:rPr>
+                <w:b/>
+                <w:bCs/>
+                <w:color w:val="1F1F1F"/>
+                <w:bdr w:val="none" w:sz="0" w:space="0" w:color="auto" w:frame="1"/>
+              </w:rPr>
+            </w:pPr>
+            <w:r>
+              <w:rPr>
+                <w:b/>
+                <w:bCs/>
+                <w:color w:val="1F1F1F"/>
+                <w:bdr w:val="none" w:sz="0" w:space="0" w:color="auto" w:frame="1"/>
+              </w:rPr>
+              <w:t>T16</w:t>
+            </w:r>
+          </w:p>
+        </w:tc>
+        <w:tc>
+          <w:tcPr>
+            <w:tcW w:w="0" w:type="auto"/>
+            <w:vAlign w:val="center"/>
+          </w:tcPr>
+          <w:p>
+            <w:pPr>
+              <w:jc w:val="left"/>
+              <w:rPr>
+                <w:b/>
+                <w:bCs/>
+                <w:color w:val="1F1F1F"/>
+                <w:bdr w:val="none" w:sz="0" w:space="0" w:color="auto" w:frame="1"/>
+              </w:rPr>
+            </w:pPr>
+            <w:r>
+              <w:rPr>
+                <w:b/>
+                <w:bCs/>
+                <w:color w:val="1F1F1F"/>
+                <w:bdr w:val="none" w:sz="0" w:space="0" w:color="auto" w:frame="1"/>
+              </w:rPr>
+              <w:t>Implementation</w:t>
+            </w:r>
+            <w:r>
+              <w:rPr>
+                <w:color w:val="1F1F1F"/>
+                <w:bdr w:val="none" w:sz="0" w:space="0" w:color="auto" w:frame="1"/>
+              </w:rPr>
+              <w:t>: Basic Admin "Cancel" functionality.</w:t>
+            </w:r>
+          </w:p>
+        </w:tc>
+        <w:tc>
+          <w:tcPr>
+            <w:tcW w:w="0" w:type="auto"/>
+            <w:vAlign w:val="center"/>
+          </w:tcPr>
+          <w:p>
+            <w:pPr>
+              <w:jc w:val="left"/>
+              <w:rPr>
+                <w:color w:val="1F1F1F"/>
+                <w:bdr w:val="none" w:sz="0" w:space="0" w:color="auto" w:frame="1"/>
+              </w:rPr>
+            </w:pPr>
+            <w:r>
+              <w:rPr>
+                <w:color w:val="1F1F1F"/>
+                <w:bdr w:val="none" w:sz="0" w:space="0" w:color="auto" w:frame="1"/>
+              </w:rPr>
+              <w:t>Story 10</w:t>
+            </w:r>
+          </w:p>
+        </w:tc>
+        <w:tc>
+          <w:tcPr>
+            <w:tcW w:w="0" w:type="auto"/>
+            <w:vAlign w:val="center"/>
+          </w:tcPr>
+          <w:p>
+            <w:pPr>
+              <w:jc w:val="left"/>
+              <w:rPr>
+                <w:color w:val="1F1F1F"/>
+                <w:bdr w:val="none" w:sz="0" w:space="0" w:color="auto" w:frame="1"/>
+              </w:rPr>
+            </w:pPr>
+            <w:r>
+              <w:rPr>
+                <w:color w:val="1F1F1F"/>
+                <w:bdr w:val="none" w:sz="0" w:space="0" w:color="auto" w:frame="1"/>
+              </w:rPr>
+              <w:t>5</w:t>
+            </w:r>
+          </w:p>
+        </w:tc>
+        <w:tc>
+          <w:tcPr>
+            <w:tcW w:w="0" w:type="auto"/>
+            <w:vAlign w:val="center"/>
+          </w:tcPr>
+          <w:p>
+            <w:pPr>
+              <w:jc w:val="left"/>
+              <w:rPr>
+                <w:b/>
+                <w:bCs/>
+                <w:color w:val="1F1F1F"/>
+                <w:bdr w:val="none" w:sz="0" w:space="0" w:color="auto" w:frame="1"/>
+              </w:rPr>
+            </w:pPr>
+            <w:r>
+              <w:rPr>
+                <w:b/>
+                <w:bCs/>
+                <w:color w:val="1F1F1F"/>
+                <w:bdr w:val="none" w:sz="0" w:space="0" w:color="auto" w:frame="1"/>
+              </w:rPr>
+              <w:t>New</w:t>
+            </w:r>
+          </w:p>
+        </w:tc>
+        <w:tc>
+          <w:tcPr>
+            <w:tcW w:w="0" w:type="auto"/>
+            <w:vAlign w:val="center"/>
+          </w:tcPr>
+          <w:p>
+            <w:pPr>
+              <w:jc w:val="left"/>
+              <w:rPr>
+                <w:rStyle w:val="citation-5119"/>
+                <w:color w:val="1F1F1F"/>
+                <w:bdr w:val="none" w:sz="0" w:space="0" w:color="auto" w:frame="1"/>
+              </w:rPr>
+            </w:pPr>
+            <w:r>
+              <w:rPr>
+                <w:rStyle w:val="citation-5180"/>
+                <w:color w:val="1F1F1F"/>
+                <w:bdr w:val="none" w:sz="0" w:space="0" w:color="auto" w:frame="1"/>
+              </w:rPr>
+              <w:t>Fulfills "Must-Have" Admin needs</w:t>
+            </w:r>
+            <w:r>
+              <w:rPr>
+                <w:color w:val="1F1F1F"/>
+                <w:bdr w:val="none" w:sz="0" w:space="0" w:color="auto" w:frame="1"/>
+              </w:rPr>
+              <w:t>.</w:t>
             </w:r>
           </w:p>
         </w:tc>
@@ -3359,16 +4085,8 @@
         <w:rPr>
           <w:rFonts w:ascii="Calibri" w:hAnsi="Calibri" w:cs="Calibri"/>
         </w:rPr>
-        <w:t xml:space="preserve"> </w:t>
+        <w:t xml:space="preserve"> compliance .</w:t>
       </w:r>
-      <w:proofErr w:type="gramStart"/>
-      <w:r>
-        <w:rPr>
-          <w:rFonts w:ascii="Calibri" w:hAnsi="Calibri" w:cs="Calibri"/>
-        </w:rPr>
-        <w:t>compliance .</w:t>
-      </w:r>
-      <w:proofErr w:type="gramEnd"/>
     </w:p>
     <w:p>
       <w:pPr>
@@ -3460,30 +4178,8 @@
         <w:rPr>
           <w:rFonts w:ascii="Calibri" w:hAnsi="Calibri" w:cs="Calibri"/>
         </w:rPr>
-        <w:t xml:space="preserve">The current 'BOOK WITH DR. MEHTA' button on the dashboard is a UI placeholder. The next development goal is to implement the dedicated '/booking' route to handle the transaction logic and </w:t>
+        <w:t>The current 'BOOK WITH DR. MEHTA' button on the dashboard is a UI placeholder. The next development goal is to implement the dedicated '/booking' route to handle the transaction logic and data-binding for Story 03 .</w:t>
       </w:r>
-      <w:proofErr w:type="gramStart"/>
-      <w:r>
-        <w:rPr>
-          <w:rFonts w:ascii="Calibri" w:hAnsi="Calibri" w:cs="Calibri"/>
-        </w:rPr>
-        <w:t>data-binding</w:t>
-      </w:r>
-      <w:proofErr w:type="gramEnd"/>
-      <w:r>
-        <w:rPr>
-          <w:rFonts w:ascii="Calibri" w:hAnsi="Calibri" w:cs="Calibri"/>
-        </w:rPr>
-        <w:t xml:space="preserve"> for Story </w:t>
-      </w:r>
-      <w:proofErr w:type="gramStart"/>
-      <w:r>
-        <w:rPr>
-          <w:rFonts w:ascii="Calibri" w:hAnsi="Calibri" w:cs="Calibri"/>
-        </w:rPr>
-        <w:t>03 .</w:t>
-      </w:r>
-      <w:proofErr w:type="gramEnd"/>
     </w:p>
     <w:p>
       <w:pPr>
@@ -3520,29 +4216,7 @@
         <w:rPr>
           <w:rFonts w:ascii="Calibri" w:hAnsi="Calibri" w:cs="Calibri"/>
         </w:rPr>
-        <w:t>While the current MVP uses plain-string comparison for mock data validation, a production-ready version must implement Argon2 or Bcrypt hashing within the +</w:t>
-      </w:r>
-      <w:proofErr w:type="spellStart"/>
-      <w:proofErr w:type="gramStart"/>
-      <w:r>
-        <w:rPr>
-          <w:rFonts w:ascii="Calibri" w:hAnsi="Calibri" w:cs="Calibri"/>
-        </w:rPr>
-        <w:t>page.server</w:t>
-      </w:r>
-      <w:proofErr w:type="gramEnd"/>
-      <w:r>
-        <w:rPr>
-          <w:rFonts w:ascii="Calibri" w:hAnsi="Calibri" w:cs="Calibri"/>
-        </w:rPr>
-        <w:t>.ts</w:t>
-      </w:r>
-      <w:proofErr w:type="spellEnd"/>
-      <w:r>
-        <w:rPr>
-          <w:rFonts w:ascii="Calibri" w:hAnsi="Calibri" w:cs="Calibri"/>
-        </w:rPr>
-        <w:t xml:space="preserve"> logic to fully satisfy NFR1 (Security).</w:t>
+        <w:t>While the current MVP uses plain-string comparison for mock data validation, a production-ready version must implement Argon2 or Bcrypt hashing within the +page.server.ts logic to fully satisfy NFR1 (Security).</w:t>
       </w:r>
       <w:r>
         <w:rPr>
@@ -4221,6 +4895,7 @@
   <w:style w:type="character" w:default="1" w:styleId="DefaultParagraphFont">
     <w:name w:val="Default Paragraph Font"/>
     <w:uiPriority w:val="1"/>
+    <w:semiHidden/>
     <w:unhideWhenUsed/>
   </w:style>
   <w:style w:type="table" w:default="1" w:styleId="TableNormal">
@@ -4788,6 +5463,66 @@
       </w:tblBorders>
     </w:tblPr>
   </w:style>
+  <w:style w:type="character" w:customStyle="1" w:styleId="citation-5126">
+    <w:name w:val="citation-5126"/>
+    <w:basedOn w:val="DefaultParagraphFont"/>
+    <w:rsid w:val="00892810"/>
+  </w:style>
+  <w:style w:type="character" w:customStyle="1" w:styleId="citation-5125">
+    <w:name w:val="citation-5125"/>
+    <w:basedOn w:val="DefaultParagraphFont"/>
+    <w:rsid w:val="00892810"/>
+  </w:style>
+  <w:style w:type="character" w:customStyle="1" w:styleId="citation-5124">
+    <w:name w:val="citation-5124"/>
+    <w:basedOn w:val="DefaultParagraphFont"/>
+    <w:rsid w:val="00892810"/>
+  </w:style>
+  <w:style w:type="character" w:customStyle="1" w:styleId="citation-5123">
+    <w:name w:val="citation-5123"/>
+    <w:basedOn w:val="DefaultParagraphFont"/>
+    <w:rsid w:val="00892810"/>
+  </w:style>
+  <w:style w:type="character" w:customStyle="1" w:styleId="citation-5122">
+    <w:name w:val="citation-5122"/>
+    <w:basedOn w:val="DefaultParagraphFont"/>
+    <w:rsid w:val="00892810"/>
+  </w:style>
+  <w:style w:type="character" w:customStyle="1" w:styleId="citation-5121">
+    <w:name w:val="citation-5121"/>
+    <w:basedOn w:val="DefaultParagraphFont"/>
+    <w:rsid w:val="00892810"/>
+  </w:style>
+  <w:style w:type="character" w:customStyle="1" w:styleId="citation-5120">
+    <w:name w:val="citation-5120"/>
+    <w:basedOn w:val="DefaultParagraphFont"/>
+    <w:rsid w:val="00892810"/>
+  </w:style>
+  <w:style w:type="character" w:customStyle="1" w:styleId="citation-5119">
+    <w:name w:val="citation-5119"/>
+    <w:basedOn w:val="DefaultParagraphFont"/>
+    <w:rsid w:val="00892810"/>
+  </w:style>
+  <w:style w:type="character" w:customStyle="1" w:styleId="citation-5183">
+    <w:name w:val="citation-5183"/>
+    <w:basedOn w:val="DefaultParagraphFont"/>
+    <w:rsid w:val="00F41A96"/>
+  </w:style>
+  <w:style w:type="character" w:customStyle="1" w:styleId="citation-5182">
+    <w:name w:val="citation-5182"/>
+    <w:basedOn w:val="DefaultParagraphFont"/>
+    <w:rsid w:val="00F41A96"/>
+  </w:style>
+  <w:style w:type="character" w:customStyle="1" w:styleId="citation-5181">
+    <w:name w:val="citation-5181"/>
+    <w:basedOn w:val="DefaultParagraphFont"/>
+    <w:rsid w:val="00F41A96"/>
+  </w:style>
+  <w:style w:type="character" w:customStyle="1" w:styleId="citation-5180">
+    <w:name w:val="citation-5180"/>
+    <w:basedOn w:val="DefaultParagraphFont"/>
+    <w:rsid w:val="00F41A96"/>
+  </w:style>
 </w:styles>
 </file>
 

--- a/docs/Sprint 2.docx
+++ b/docs/Sprint 2.docx
@@ -337,7 +337,21 @@
               <w:rPr>
                 <w:rFonts w:ascii="Calibri" w:hAnsi="Calibri" w:cs="Calibri"/>
               </w:rPr>
-              <w:t>As a Patient, I want to book an appointment online so I don't have to call the clinic.</w:t>
+              <w:t xml:space="preserve">As a Patient, I want to book an appointment </w:t>
+            </w:r>
+            <w:proofErr w:type="gramStart"/>
+            <w:r>
+              <w:rPr>
+                <w:rFonts w:ascii="Calibri" w:hAnsi="Calibri" w:cs="Calibri"/>
+              </w:rPr>
+              <w:t>online</w:t>
+            </w:r>
+            <w:proofErr w:type="gramEnd"/>
+            <w:r>
+              <w:rPr>
+                <w:rFonts w:ascii="Calibri" w:hAnsi="Calibri" w:cs="Calibri"/>
+              </w:rPr>
+              <w:t xml:space="preserve"> so I don't have to call the clinic.</w:t>
             </w:r>
           </w:p>
         </w:tc>
@@ -554,7 +568,21 @@
               <w:rPr>
                 <w:rFonts w:ascii="Calibri" w:hAnsi="Calibri" w:cs="Calibri"/>
               </w:rPr>
-              <w:t>As a Patient, I want to receive an appointment confirmation so I know my booking was successful.</w:t>
+              <w:t xml:space="preserve">As a Patient, I want to receive an appointment </w:t>
+            </w:r>
+            <w:proofErr w:type="gramStart"/>
+            <w:r>
+              <w:rPr>
+                <w:rFonts w:ascii="Calibri" w:hAnsi="Calibri" w:cs="Calibri"/>
+              </w:rPr>
+              <w:t>confirmation</w:t>
+            </w:r>
+            <w:proofErr w:type="gramEnd"/>
+            <w:r>
+              <w:rPr>
+                <w:rFonts w:ascii="Calibri" w:hAnsi="Calibri" w:cs="Calibri"/>
+              </w:rPr>
+              <w:t xml:space="preserve"> so I know my booking was successful.</w:t>
             </w:r>
           </w:p>
         </w:tc>
@@ -629,7 +657,21 @@
               <w:rPr>
                 <w:rFonts w:ascii="Calibri" w:hAnsi="Calibri" w:cs="Calibri"/>
               </w:rPr>
-              <w:t>As an Admin, I want to register a new patient with their name and DOB so their record is created.</w:t>
+              <w:t xml:space="preserve">As an Admin, I want to register a new patient with their name and </w:t>
+            </w:r>
+            <w:proofErr w:type="gramStart"/>
+            <w:r>
+              <w:rPr>
+                <w:rFonts w:ascii="Calibri" w:hAnsi="Calibri" w:cs="Calibri"/>
+              </w:rPr>
+              <w:t>DOB</w:t>
+            </w:r>
+            <w:proofErr w:type="gramEnd"/>
+            <w:r>
+              <w:rPr>
+                <w:rFonts w:ascii="Calibri" w:hAnsi="Calibri" w:cs="Calibri"/>
+              </w:rPr>
+              <w:t xml:space="preserve"> so their record is created.</w:t>
             </w:r>
           </w:p>
         </w:tc>
@@ -902,7 +944,21 @@
         <w:rPr>
           <w:rFonts w:ascii="Calibri" w:hAnsi="Calibri" w:cs="Calibri"/>
         </w:rPr>
-        <w:t xml:space="preserve"> by building the secure authentication gateway and the reactive scheduling engine. These features are high-value because they directly address the primary user frustration identified in discovery: the lack of self-service visibility for bookings and medical records. By prioritizing the </w:t>
+        <w:t xml:space="preserve"> by building the secure authentication gateway and the reactive scheduling engine. These features are </w:t>
+      </w:r>
+      <w:proofErr w:type="gramStart"/>
+      <w:r>
+        <w:rPr>
+          <w:rFonts w:ascii="Calibri" w:hAnsi="Calibri" w:cs="Calibri"/>
+        </w:rPr>
+        <w:t>high-value</w:t>
+      </w:r>
+      <w:proofErr w:type="gramEnd"/>
+      <w:r>
+        <w:rPr>
+          <w:rFonts w:ascii="Calibri" w:hAnsi="Calibri" w:cs="Calibri"/>
+        </w:rPr>
+        <w:t xml:space="preserve"> because they directly address the primary user frustration identified in discovery: the lack of self-service visibility for bookings and medical records. By prioritizing the </w:t>
       </w:r>
       <w:r>
         <w:rPr>
@@ -1158,6 +1214,7 @@
               </w:rPr>
               <w:t xml:space="preserve">: Populate </w:t>
             </w:r>
+            <w:proofErr w:type="spellStart"/>
             <w:r>
               <w:rPr>
                 <w:rStyle w:val="HTMLCode"/>
@@ -1167,6 +1224,7 @@
               </w:rPr>
               <w:t>mockData.ts</w:t>
             </w:r>
+            <w:proofErr w:type="spellEnd"/>
             <w:r>
               <w:rPr>
                 <w:color w:val="1F1F1F"/>
@@ -1353,6 +1411,7 @@
               </w:rPr>
               <w:t xml:space="preserve">: Implement </w:t>
             </w:r>
+            <w:proofErr w:type="spellStart"/>
             <w:r>
               <w:rPr>
                 <w:rStyle w:val="HTMLCode"/>
@@ -1362,6 +1421,7 @@
               </w:rPr>
               <w:t>bcryptjs</w:t>
             </w:r>
+            <w:proofErr w:type="spellEnd"/>
             <w:r>
               <w:rPr>
                 <w:color w:val="1F1F1F"/>
@@ -1369,6 +1429,7 @@
               </w:rPr>
               <w:t xml:space="preserve"> hashing for </w:t>
             </w:r>
+            <w:proofErr w:type="spellStart"/>
             <w:r>
               <w:rPr>
                 <w:rStyle w:val="HTMLCode"/>
@@ -1378,6 +1439,7 @@
               </w:rPr>
               <w:t>password_hash</w:t>
             </w:r>
+            <w:proofErr w:type="spellEnd"/>
             <w:r>
               <w:rPr>
                 <w:color w:val="1F1F1F"/>
@@ -1472,13 +1534,23 @@
                 <w:lang w:val="en-US"/>
               </w:rPr>
             </w:pPr>
+            <w:proofErr w:type="spellStart"/>
             <w:r>
               <w:rPr>
                 <w:rStyle w:val="citation-5125"/>
                 <w:color w:val="1F1F1F"/>
                 <w:bdr w:val="none" w:sz="0" w:space="0" w:color="auto" w:frame="1"/>
               </w:rPr>
-              <w:t xml:space="preserve">Fulfills </w:t>
+              <w:t>Fulfills</w:t>
+            </w:r>
+            <w:proofErr w:type="spellEnd"/>
+            <w:r>
+              <w:rPr>
+                <w:rStyle w:val="citation-5125"/>
+                <w:color w:val="1F1F1F"/>
+                <w:bdr w:val="none" w:sz="0" w:space="0" w:color="auto" w:frame="1"/>
+              </w:rPr>
+              <w:t xml:space="preserve"> </w:t>
             </w:r>
             <w:r>
               <w:rPr>
@@ -1759,6 +1831,8 @@
               </w:rPr>
               <w:t xml:space="preserve">: Build </w:t>
             </w:r>
+            <w:proofErr w:type="spellStart"/>
+            <w:proofErr w:type="gramStart"/>
             <w:r>
               <w:rPr>
                 <w:rStyle w:val="HTMLCode"/>
@@ -1766,8 +1840,19 @@
                 <w:color w:val="444746"/>
                 <w:bdr w:val="none" w:sz="0" w:space="0" w:color="auto" w:frame="1"/>
               </w:rPr>
-              <w:t>hooks.server.ts</w:t>
-            </w:r>
+              <w:t>hooks.server</w:t>
+            </w:r>
+            <w:proofErr w:type="gramEnd"/>
+            <w:r>
+              <w:rPr>
+                <w:rStyle w:val="HTMLCode"/>
+                <w:rFonts w:eastAsiaTheme="majorEastAsia" w:cs="Arial"/>
+                <w:color w:val="444746"/>
+                <w:bdr w:val="none" w:sz="0" w:space="0" w:color="auto" w:frame="1"/>
+              </w:rPr>
+              <w:t>.ts</w:t>
+            </w:r>
+            <w:proofErr w:type="spellEnd"/>
             <w:r>
               <w:rPr>
                 <w:color w:val="1F1F1F"/>
@@ -2023,13 +2108,23 @@
                 <w:lang w:val="en-US"/>
               </w:rPr>
             </w:pPr>
+            <w:proofErr w:type="spellStart"/>
             <w:r>
               <w:rPr>
                 <w:rStyle w:val="citation-5122"/>
                 <w:color w:val="1F1F1F"/>
                 <w:bdr w:val="none" w:sz="0" w:space="0" w:color="auto" w:frame="1"/>
               </w:rPr>
-              <w:t xml:space="preserve">Fulfills </w:t>
+              <w:t>Fulfills</w:t>
+            </w:r>
+            <w:proofErr w:type="spellEnd"/>
+            <w:r>
+              <w:rPr>
+                <w:rStyle w:val="citation-5122"/>
+                <w:color w:val="1F1F1F"/>
+                <w:bdr w:val="none" w:sz="0" w:space="0" w:color="auto" w:frame="1"/>
+              </w:rPr>
+              <w:t xml:space="preserve"> </w:t>
             </w:r>
             <w:r>
               <w:rPr>
@@ -2228,13 +2323,23 @@
                 <w:lang w:val="en-US"/>
               </w:rPr>
             </w:pPr>
+            <w:proofErr w:type="spellStart"/>
             <w:r>
               <w:rPr>
                 <w:rStyle w:val="citation-5121"/>
                 <w:color w:val="1F1F1F"/>
                 <w:bdr w:val="none" w:sz="0" w:space="0" w:color="auto" w:frame="1"/>
               </w:rPr>
-              <w:t xml:space="preserve">Fulfills </w:t>
+              <w:t>Fulfills</w:t>
+            </w:r>
+            <w:proofErr w:type="spellEnd"/>
+            <w:r>
+              <w:rPr>
+                <w:rStyle w:val="citation-5121"/>
+                <w:color w:val="1F1F1F"/>
+                <w:bdr w:val="none" w:sz="0" w:space="0" w:color="auto" w:frame="1"/>
+              </w:rPr>
+              <w:t xml:space="preserve"> </w:t>
             </w:r>
             <w:r>
               <w:rPr>
@@ -2433,13 +2538,23 @@
                 <w:lang w:val="en-US"/>
               </w:rPr>
             </w:pPr>
+            <w:proofErr w:type="spellStart"/>
             <w:r>
               <w:rPr>
                 <w:rStyle w:val="citation-5120"/>
                 <w:color w:val="1F1F1F"/>
                 <w:bdr w:val="none" w:sz="0" w:space="0" w:color="auto" w:frame="1"/>
               </w:rPr>
-              <w:t xml:space="preserve">Fulfills </w:t>
+              <w:t>Fulfills</w:t>
+            </w:r>
+            <w:proofErr w:type="spellEnd"/>
+            <w:r>
+              <w:rPr>
+                <w:rStyle w:val="citation-5120"/>
+                <w:color w:val="1F1F1F"/>
+                <w:bdr w:val="none" w:sz="0" w:space="0" w:color="auto" w:frame="1"/>
+              </w:rPr>
+              <w:t xml:space="preserve"> </w:t>
             </w:r>
             <w:r>
               <w:rPr>
@@ -2810,7 +2925,7 @@
                 <w:color w:val="1F1F1F"/>
                 <w:bdr w:val="none" w:sz="0" w:space="0" w:color="auto" w:frame="1"/>
               </w:rPr>
-              <w:t>New</w:t>
+              <w:t>Complete</w:t>
             </w:r>
           </w:p>
         </w:tc>
@@ -2828,13 +2943,23 @@
                 <w:bdr w:val="none" w:sz="0" w:space="0" w:color="auto" w:frame="1"/>
               </w:rPr>
             </w:pPr>
+            <w:proofErr w:type="spellStart"/>
             <w:r>
               <w:rPr>
                 <w:rStyle w:val="citation-5183"/>
                 <w:color w:val="1F1F1F"/>
                 <w:bdr w:val="none" w:sz="0" w:space="0" w:color="auto" w:frame="1"/>
               </w:rPr>
-              <w:t>Fulfills PSD Success Metric</w:t>
+              <w:t>Fulfills</w:t>
+            </w:r>
+            <w:proofErr w:type="spellEnd"/>
+            <w:r>
+              <w:rPr>
+                <w:rStyle w:val="citation-5183"/>
+                <w:color w:val="1F1F1F"/>
+                <w:bdr w:val="none" w:sz="0" w:space="0" w:color="auto" w:frame="1"/>
+              </w:rPr>
+              <w:t xml:space="preserve"> PSD Success Metric</w:t>
             </w:r>
             <w:r>
               <w:rPr>
@@ -2972,7 +3097,7 @@
                 <w:color w:val="1F1F1F"/>
                 <w:bdr w:val="none" w:sz="0" w:space="0" w:color="auto" w:frame="1"/>
               </w:rPr>
-              <w:t>New</w:t>
+              <w:t>Complete</w:t>
             </w:r>
           </w:p>
         </w:tc>
@@ -2990,13 +3115,23 @@
                 <w:bdr w:val="none" w:sz="0" w:space="0" w:color="auto" w:frame="1"/>
               </w:rPr>
             </w:pPr>
+            <w:proofErr w:type="spellStart"/>
             <w:r>
               <w:rPr>
                 <w:rStyle w:val="citation-5182"/>
                 <w:color w:val="1F1F1F"/>
                 <w:bdr w:val="none" w:sz="0" w:space="0" w:color="auto" w:frame="1"/>
               </w:rPr>
-              <w:t>Fulfills GDPR/UML requirement</w:t>
+              <w:t>Fulfills</w:t>
+            </w:r>
+            <w:proofErr w:type="spellEnd"/>
+            <w:r>
+              <w:rPr>
+                <w:rStyle w:val="citation-5182"/>
+                <w:color w:val="1F1F1F"/>
+                <w:bdr w:val="none" w:sz="0" w:space="0" w:color="auto" w:frame="1"/>
+              </w:rPr>
+              <w:t xml:space="preserve"> GDPR/UML requirement</w:t>
             </w:r>
             <w:r>
               <w:rPr>
@@ -3134,7 +3269,7 @@
                 <w:color w:val="1F1F1F"/>
                 <w:bdr w:val="none" w:sz="0" w:space="0" w:color="auto" w:frame="1"/>
               </w:rPr>
-              <w:t>New</w:t>
+              <w:t>Complete</w:t>
             </w:r>
           </w:p>
         </w:tc>
@@ -3152,13 +3287,23 @@
                 <w:bdr w:val="none" w:sz="0" w:space="0" w:color="auto" w:frame="1"/>
               </w:rPr>
             </w:pPr>
+            <w:proofErr w:type="spellStart"/>
             <w:r>
               <w:rPr>
                 <w:rStyle w:val="citation-5181"/>
                 <w:color w:val="1F1F1F"/>
                 <w:bdr w:val="none" w:sz="0" w:space="0" w:color="auto" w:frame="1"/>
               </w:rPr>
-              <w:t>Fulfills "Should-Have" trust goal</w:t>
+              <w:t>Fulfills</w:t>
+            </w:r>
+            <w:proofErr w:type="spellEnd"/>
+            <w:r>
+              <w:rPr>
+                <w:rStyle w:val="citation-5181"/>
+                <w:color w:val="1F1F1F"/>
+                <w:bdr w:val="none" w:sz="0" w:space="0" w:color="auto" w:frame="1"/>
+              </w:rPr>
+              <w:t xml:space="preserve"> "Should-Have" trust goal</w:t>
             </w:r>
             <w:r>
               <w:rPr>
@@ -3296,7 +3441,7 @@
                 <w:color w:val="1F1F1F"/>
                 <w:bdr w:val="none" w:sz="0" w:space="0" w:color="auto" w:frame="1"/>
               </w:rPr>
-              <w:t>New</w:t>
+              <w:t>Complete</w:t>
             </w:r>
           </w:p>
         </w:tc>
@@ -3314,13 +3459,23 @@
                 <w:bdr w:val="none" w:sz="0" w:space="0" w:color="auto" w:frame="1"/>
               </w:rPr>
             </w:pPr>
+            <w:proofErr w:type="spellStart"/>
             <w:r>
               <w:rPr>
                 <w:rStyle w:val="citation-5180"/>
                 <w:color w:val="1F1F1F"/>
                 <w:bdr w:val="none" w:sz="0" w:space="0" w:color="auto" w:frame="1"/>
               </w:rPr>
-              <w:t>Fulfills "Must-Have" Admin needs</w:t>
+              <w:t>Fulfills</w:t>
+            </w:r>
+            <w:proofErr w:type="spellEnd"/>
+            <w:r>
+              <w:rPr>
+                <w:rStyle w:val="citation-5180"/>
+                <w:color w:val="1F1F1F"/>
+                <w:bdr w:val="none" w:sz="0" w:space="0" w:color="auto" w:frame="1"/>
+              </w:rPr>
+              <w:t xml:space="preserve"> "Must-Have" Admin needs</w:t>
             </w:r>
             <w:r>
               <w:rPr>
@@ -3629,6 +3784,380 @@
     </w:p>
     <w:p>
       <w:pPr>
+        <w:jc w:val="center"/>
+        <w:rPr>
+          <w:rFonts w:ascii="Calibri" w:hAnsi="Calibri" w:cs="Calibri"/>
+        </w:rPr>
+      </w:pPr>
+      <w:proofErr w:type="gramStart"/>
+      <w:r>
+        <w:rPr>
+          <w:rFonts w:ascii="Calibri" w:hAnsi="Calibri" w:cs="Calibri"/>
+        </w:rPr>
+        <w:t xml:space="preserve">  </w:t>
+      </w:r>
+      <w:r>
+        <w:rPr>
+          <w:rFonts w:ascii="Calibri" w:hAnsi="Calibri" w:cs="Calibri"/>
+          <w:b/>
+          <w:bCs/>
+        </w:rPr>
+        <w:t>Insert</w:t>
+      </w:r>
+      <w:proofErr w:type="gramEnd"/>
+      <w:r>
+        <w:rPr>
+          <w:rFonts w:ascii="Calibri" w:hAnsi="Calibri" w:cs="Calibri"/>
+          <w:b/>
+          <w:bCs/>
+        </w:rPr>
+        <w:t xml:space="preserve"> screenshot of </w:t>
+      </w:r>
+      <w:proofErr w:type="spellStart"/>
+      <w:r>
+        <w:rPr>
+          <w:rFonts w:ascii="Calibri" w:hAnsi="Calibri" w:cs="Calibri"/>
+          <w:b/>
+          <w:bCs/>
+        </w:rPr>
+        <w:t>src</w:t>
+      </w:r>
+      <w:proofErr w:type="spellEnd"/>
+      <w:r>
+        <w:rPr>
+          <w:rFonts w:ascii="Calibri" w:hAnsi="Calibri" w:cs="Calibri"/>
+          <w:b/>
+          <w:bCs/>
+        </w:rPr>
+        <w:t>/lib/server/</w:t>
+      </w:r>
+      <w:proofErr w:type="spellStart"/>
+      <w:r>
+        <w:rPr>
+          <w:rFonts w:ascii="Calibri" w:hAnsi="Calibri" w:cs="Calibri"/>
+          <w:b/>
+          <w:bCs/>
+        </w:rPr>
+        <w:t>auth.ts</w:t>
+      </w:r>
+      <w:proofErr w:type="spellEnd"/>
+      <w:r>
+        <w:rPr>
+          <w:rFonts w:ascii="Calibri" w:hAnsi="Calibri" w:cs="Calibri"/>
+          <w:b/>
+          <w:bCs/>
+        </w:rPr>
+        <w:t xml:space="preserve"> and </w:t>
+      </w:r>
+      <w:proofErr w:type="spellStart"/>
+      <w:r>
+        <w:rPr>
+          <w:rFonts w:ascii="Calibri" w:hAnsi="Calibri" w:cs="Calibri"/>
+          <w:b/>
+          <w:bCs/>
+        </w:rPr>
+        <w:t>mockData.ts</w:t>
+      </w:r>
+      <w:proofErr w:type="spellEnd"/>
+      <w:r>
+        <w:rPr>
+          <w:rFonts w:ascii="Calibri" w:hAnsi="Calibri" w:cs="Calibri"/>
+        </w:rPr>
+        <w:t xml:space="preserve"> as evidence for </w:t>
+      </w:r>
+      <w:r>
+        <w:rPr>
+          <w:rFonts w:ascii="Calibri" w:hAnsi="Calibri" w:cs="Calibri"/>
+          <w:b/>
+          <w:bCs/>
+        </w:rPr>
+        <w:t>T11 (Bcrypt Hashing)</w:t>
+      </w:r>
+      <w:r>
+        <w:rPr>
+          <w:rFonts w:ascii="Calibri" w:hAnsi="Calibri" w:cs="Calibri"/>
+        </w:rPr>
+        <w:t xml:space="preserve">. Show the use of </w:t>
+      </w:r>
+      <w:proofErr w:type="spellStart"/>
+      <w:proofErr w:type="gramStart"/>
+      <w:r>
+        <w:rPr>
+          <w:rFonts w:ascii="Calibri" w:hAnsi="Calibri" w:cs="Calibri"/>
+        </w:rPr>
+        <w:t>bcrypt.compare</w:t>
+      </w:r>
+      <w:proofErr w:type="spellEnd"/>
+      <w:proofErr w:type="gramEnd"/>
+      <w:r>
+        <w:rPr>
+          <w:rFonts w:ascii="Calibri" w:hAnsi="Calibri" w:cs="Calibri"/>
+        </w:rPr>
+        <w:t xml:space="preserve"> to prove secure identity management standards.</w:t>
+      </w:r>
+    </w:p>
+    <w:p>
+      <w:pPr>
+        <w:jc w:val="center"/>
+        <w:rPr>
+          <w:rFonts w:ascii="Calibri" w:hAnsi="Calibri" w:cs="Calibri"/>
+        </w:rPr>
+      </w:pPr>
+      <w:proofErr w:type="gramStart"/>
+      <w:r>
+        <w:rPr>
+          <w:rFonts w:ascii="Calibri" w:hAnsi="Calibri" w:cs="Calibri"/>
+        </w:rPr>
+        <w:t xml:space="preserve">  </w:t>
+      </w:r>
+      <w:r>
+        <w:rPr>
+          <w:rFonts w:ascii="Calibri" w:hAnsi="Calibri" w:cs="Calibri"/>
+          <w:b/>
+          <w:bCs/>
+        </w:rPr>
+        <w:t>Insert</w:t>
+      </w:r>
+      <w:proofErr w:type="gramEnd"/>
+      <w:r>
+        <w:rPr>
+          <w:rFonts w:ascii="Calibri" w:hAnsi="Calibri" w:cs="Calibri"/>
+          <w:b/>
+          <w:bCs/>
+        </w:rPr>
+        <w:t xml:space="preserve"> screenshot of the terminal showing 4 passed </w:t>
+      </w:r>
+      <w:proofErr w:type="spellStart"/>
+      <w:r>
+        <w:rPr>
+          <w:rFonts w:ascii="Calibri" w:hAnsi="Calibri" w:cs="Calibri"/>
+          <w:b/>
+          <w:bCs/>
+        </w:rPr>
+        <w:t>Vitest</w:t>
+      </w:r>
+      <w:proofErr w:type="spellEnd"/>
+      <w:r>
+        <w:rPr>
+          <w:rFonts w:ascii="Calibri" w:hAnsi="Calibri" w:cs="Calibri"/>
+          <w:b/>
+          <w:bCs/>
+        </w:rPr>
+        <w:t xml:space="preserve"> tests</w:t>
+      </w:r>
+      <w:r>
+        <w:rPr>
+          <w:rFonts w:ascii="Calibri" w:hAnsi="Calibri" w:cs="Calibri"/>
+        </w:rPr>
+        <w:t xml:space="preserve"> as evidence for </w:t>
+      </w:r>
+      <w:r>
+        <w:rPr>
+          <w:rFonts w:ascii="Calibri" w:hAnsi="Calibri" w:cs="Calibri"/>
+          <w:b/>
+          <w:bCs/>
+        </w:rPr>
+        <w:t>T8 (Unit Testing)</w:t>
+      </w:r>
+      <w:r>
+        <w:rPr>
+          <w:rFonts w:ascii="Calibri" w:hAnsi="Calibri" w:cs="Calibri"/>
+        </w:rPr>
+        <w:t>. This satisfies the Success Metric for testing quality using the AAA pattern.</w:t>
+      </w:r>
+    </w:p>
+    <w:p>
+      <w:pPr>
+        <w:jc w:val="center"/>
+        <w:rPr>
+          <w:rFonts w:ascii="Calibri" w:hAnsi="Calibri" w:cs="Calibri"/>
+        </w:rPr>
+      </w:pPr>
+      <w:proofErr w:type="gramStart"/>
+      <w:r>
+        <w:rPr>
+          <w:rFonts w:ascii="Calibri" w:hAnsi="Calibri" w:cs="Calibri"/>
+        </w:rPr>
+        <w:t xml:space="preserve">  </w:t>
+      </w:r>
+      <w:r>
+        <w:rPr>
+          <w:rFonts w:ascii="Calibri" w:hAnsi="Calibri" w:cs="Calibri"/>
+          <w:b/>
+          <w:bCs/>
+        </w:rPr>
+        <w:t>Insert</w:t>
+      </w:r>
+      <w:proofErr w:type="gramEnd"/>
+      <w:r>
+        <w:rPr>
+          <w:rFonts w:ascii="Calibri" w:hAnsi="Calibri" w:cs="Calibri"/>
+          <w:b/>
+          <w:bCs/>
+        </w:rPr>
+        <w:t xml:space="preserve"> screenshot of the /booking interface with a "BOOKED" slot</w:t>
+      </w:r>
+      <w:r>
+        <w:rPr>
+          <w:rFonts w:ascii="Calibri" w:hAnsi="Calibri" w:cs="Calibri"/>
+        </w:rPr>
+        <w:t xml:space="preserve"> as evidence for </w:t>
+      </w:r>
+      <w:r>
+        <w:rPr>
+          <w:rFonts w:ascii="Calibri" w:hAnsi="Calibri" w:cs="Calibri"/>
+          <w:b/>
+          <w:bCs/>
+        </w:rPr>
+        <w:t>T9 (Reactive Availability)</w:t>
+      </w:r>
+      <w:r>
+        <w:rPr>
+          <w:rFonts w:ascii="Calibri" w:hAnsi="Calibri" w:cs="Calibri"/>
+        </w:rPr>
+        <w:t>. Demonstrate how the system disables slots already present in the database.</w:t>
+      </w:r>
+    </w:p>
+    <w:p>
+      <w:pPr>
+        <w:jc w:val="center"/>
+        <w:rPr>
+          <w:rFonts w:ascii="Calibri" w:hAnsi="Calibri" w:cs="Calibri"/>
+        </w:rPr>
+      </w:pPr>
+      <w:proofErr w:type="gramStart"/>
+      <w:r>
+        <w:rPr>
+          <w:rFonts w:ascii="Calibri" w:hAnsi="Calibri" w:cs="Calibri"/>
+        </w:rPr>
+        <w:t xml:space="preserve">  </w:t>
+      </w:r>
+      <w:r>
+        <w:rPr>
+          <w:rFonts w:ascii="Calibri" w:hAnsi="Calibri" w:cs="Calibri"/>
+          <w:b/>
+          <w:bCs/>
+        </w:rPr>
+        <w:t>Insert</w:t>
+      </w:r>
+      <w:proofErr w:type="gramEnd"/>
+      <w:r>
+        <w:rPr>
+          <w:rFonts w:ascii="Calibri" w:hAnsi="Calibri" w:cs="Calibri"/>
+          <w:b/>
+          <w:bCs/>
+        </w:rPr>
+        <w:t xml:space="preserve"> screenshot of the </w:t>
+      </w:r>
+      <w:proofErr w:type="spellStart"/>
+      <w:r>
+        <w:rPr>
+          <w:rFonts w:ascii="Calibri" w:hAnsi="Calibri" w:cs="Calibri"/>
+          <w:b/>
+          <w:bCs/>
+        </w:rPr>
+        <w:t>audit_logs</w:t>
+      </w:r>
+      <w:proofErr w:type="spellEnd"/>
+      <w:r>
+        <w:rPr>
+          <w:rFonts w:ascii="Calibri" w:hAnsi="Calibri" w:cs="Calibri"/>
+          <w:b/>
+          <w:bCs/>
+        </w:rPr>
+        <w:t xml:space="preserve"> database table</w:t>
+      </w:r>
+      <w:r>
+        <w:rPr>
+          <w:rFonts w:ascii="Calibri" w:hAnsi="Calibri" w:cs="Calibri"/>
+        </w:rPr>
+        <w:t xml:space="preserve"> as evidence for </w:t>
+      </w:r>
+      <w:r>
+        <w:rPr>
+          <w:rFonts w:ascii="Calibri" w:hAnsi="Calibri" w:cs="Calibri"/>
+          <w:b/>
+          <w:bCs/>
+        </w:rPr>
+        <w:t>T14 (GDPR Compliance)</w:t>
+      </w:r>
+      <w:r>
+        <w:rPr>
+          <w:rFonts w:ascii="Calibri" w:hAnsi="Calibri" w:cs="Calibri"/>
+        </w:rPr>
+        <w:t>. Show entries for VIEW_RECORDS to prove traceability of clinical data access.</w:t>
+      </w:r>
+    </w:p>
+    <w:p>
+      <w:pPr>
+        <w:jc w:val="center"/>
+        <w:rPr>
+          <w:rFonts w:ascii="Calibri" w:hAnsi="Calibri" w:cs="Calibri"/>
+        </w:rPr>
+      </w:pPr>
+      <w:proofErr w:type="gramStart"/>
+      <w:r>
+        <w:rPr>
+          <w:rFonts w:ascii="Calibri" w:hAnsi="Calibri" w:cs="Calibri"/>
+        </w:rPr>
+        <w:t xml:space="preserve">  </w:t>
+      </w:r>
+      <w:r>
+        <w:rPr>
+          <w:rFonts w:ascii="Calibri" w:hAnsi="Calibri" w:cs="Calibri"/>
+          <w:b/>
+          <w:bCs/>
+        </w:rPr>
+        <w:t>Insert</w:t>
+      </w:r>
+      <w:proofErr w:type="gramEnd"/>
+      <w:r>
+        <w:rPr>
+          <w:rFonts w:ascii="Calibri" w:hAnsi="Calibri" w:cs="Calibri"/>
+          <w:b/>
+          <w:bCs/>
+        </w:rPr>
+        <w:t xml:space="preserve"> screenshot of the Patient Dashboard with the confirmation banner</w:t>
+      </w:r>
+      <w:r>
+        <w:rPr>
+          <w:rFonts w:ascii="Calibri" w:hAnsi="Calibri" w:cs="Calibri"/>
+        </w:rPr>
+        <w:t xml:space="preserve"> as evidence for </w:t>
+      </w:r>
+      <w:r>
+        <w:rPr>
+          <w:rFonts w:ascii="Calibri" w:hAnsi="Calibri" w:cs="Calibri"/>
+          <w:b/>
+          <w:bCs/>
+        </w:rPr>
+        <w:t>T15 (Confirmation)</w:t>
+      </w:r>
+      <w:r>
+        <w:rPr>
+          <w:rFonts w:ascii="Calibri" w:hAnsi="Calibri" w:cs="Calibri"/>
+        </w:rPr>
+        <w:t>. Show the UI response after a successful appointment creation.</w:t>
+      </w:r>
+    </w:p>
+    <w:p>
+      <w:pPr>
+        <w:jc w:val="center"/>
+        <w:rPr>
+          <w:rFonts w:ascii="Calibri" w:hAnsi="Calibri" w:cs="Calibri"/>
+        </w:rPr>
+      </w:pPr>
+    </w:p>
+    <w:p>
+      <w:pPr>
+        <w:jc w:val="center"/>
+        <w:rPr>
+          <w:rFonts w:ascii="Calibri" w:hAnsi="Calibri" w:cs="Calibri"/>
+        </w:rPr>
+      </w:pPr>
+    </w:p>
+    <w:p>
+      <w:pPr>
         <w:pStyle w:val="Heading2"/>
         <w:rPr>
           <w:rFonts w:ascii="Calibri" w:hAnsi="Calibri" w:cs="Calibri"/>
@@ -3651,44 +4180,34 @@
     </w:p>
     <w:tbl>
       <w:tblPr>
-        <w:tblStyle w:val="GridTable3-Accent5"/>
-        <w:tblW w:w="9783" w:type="dxa"/>
+        <w:tblStyle w:val="TableGrid"/>
+        <w:tblW w:w="0" w:type="auto"/>
         <w:tblLook w:val="04A0" w:firstRow="1" w:lastRow="0" w:firstColumn="1" w:lastColumn="0" w:noHBand="0" w:noVBand="1"/>
       </w:tblPr>
       <w:tblGrid>
-        <w:gridCol w:w="776"/>
-        <w:gridCol w:w="6850"/>
-        <w:gridCol w:w="2157"/>
+        <w:gridCol w:w="560"/>
+        <w:gridCol w:w="1902"/>
+        <w:gridCol w:w="1760"/>
+        <w:gridCol w:w="5128"/>
       </w:tblGrid>
       <w:tr>
-        <w:trPr>
-          <w:cnfStyle w:val="100000000000" w:firstRow="1" w:lastRow="0" w:firstColumn="0" w:lastColumn="0" w:oddVBand="0" w:evenVBand="0" w:oddHBand="0" w:evenHBand="0" w:firstRowFirstColumn="0" w:firstRowLastColumn="0" w:lastRowFirstColumn="0" w:lastRowLastColumn="0"/>
-        </w:trPr>
-        <w:tc>
-          <w:tcPr>
-            <w:cnfStyle w:val="001000000100" w:firstRow="0" w:lastRow="0" w:firstColumn="1" w:lastColumn="0" w:oddVBand="0" w:evenVBand="0" w:oddHBand="0" w:evenHBand="0" w:firstRowFirstColumn="1" w:firstRowLastColumn="0" w:lastRowFirstColumn="0" w:lastRowLastColumn="0"/>
-            <w:tcW w:w="776" w:type="dxa"/>
-            <w:tcBorders>
-              <w:top w:val="single" w:sz="4" w:space="0" w:color="E59EDC" w:themeColor="accent5" w:themeTint="66"/>
-              <w:left w:val="single" w:sz="4" w:space="0" w:color="E59EDC" w:themeColor="accent5" w:themeTint="66"/>
-              <w:bottom w:val="single" w:sz="4" w:space="0" w:color="E59EDC" w:themeColor="accent5" w:themeTint="66"/>
-              <w:right w:val="single" w:sz="4" w:space="0" w:color="E59EDC" w:themeColor="accent5" w:themeTint="66"/>
-            </w:tcBorders>
-          </w:tcPr>
-          <w:p>
-            <w:pPr>
-              <w:jc w:val="center"/>
-              <w:rPr>
-                <w:rFonts w:ascii="Calibri" w:hAnsi="Calibri" w:cs="Calibri"/>
-                <w:i w:val="0"/>
-                <w:iCs w:val="0"/>
-              </w:rPr>
-            </w:pPr>
-            <w:r>
-              <w:rPr>
-                <w:rFonts w:ascii="Calibri" w:hAnsi="Calibri" w:cs="Calibri"/>
-                <w:i w:val="0"/>
-                <w:iCs w:val="0"/>
+        <w:tc>
+          <w:tcPr>
+            <w:tcW w:w="0" w:type="auto"/>
+            <w:hideMark/>
+          </w:tcPr>
+          <w:p>
+            <w:pPr>
+              <w:jc w:val="left"/>
+              <w:rPr>
+                <w:rFonts w:ascii="Calibri" w:hAnsi="Calibri" w:cs="Calibri"/>
+              </w:rPr>
+            </w:pPr>
+            <w:r>
+              <w:rPr>
+                <w:rFonts w:ascii="Calibri" w:hAnsi="Calibri" w:cs="Calibri"/>
+                <w:b/>
+                <w:bCs/>
               </w:rPr>
               <w:t>No</w:t>
             </w:r>
@@ -3696,76 +4215,80 @@
         </w:tc>
         <w:tc>
           <w:tcPr>
-            <w:tcW w:w="6850" w:type="dxa"/>
-            <w:tcBorders>
-              <w:top w:val="single" w:sz="4" w:space="0" w:color="E59EDC" w:themeColor="accent5" w:themeTint="66"/>
-              <w:left w:val="single" w:sz="4" w:space="0" w:color="E59EDC" w:themeColor="accent5" w:themeTint="66"/>
-              <w:bottom w:val="single" w:sz="4" w:space="0" w:color="E59EDC" w:themeColor="accent5" w:themeTint="66"/>
-              <w:right w:val="single" w:sz="4" w:space="0" w:color="E59EDC" w:themeColor="accent5" w:themeTint="66"/>
-            </w:tcBorders>
-          </w:tcPr>
-          <w:p>
-            <w:pPr>
-              <w:jc w:val="center"/>
-              <w:cnfStyle w:val="100000000000" w:firstRow="1" w:lastRow="0" w:firstColumn="0" w:lastColumn="0" w:oddVBand="0" w:evenVBand="0" w:oddHBand="0" w:evenHBand="0" w:firstRowFirstColumn="0" w:firstRowLastColumn="0" w:lastRowFirstColumn="0" w:lastRowLastColumn="0"/>
-              <w:rPr>
-                <w:rFonts w:ascii="Calibri" w:hAnsi="Calibri" w:cs="Calibri"/>
-              </w:rPr>
-            </w:pPr>
-            <w:r>
-              <w:rPr>
-                <w:rFonts w:ascii="Calibri" w:hAnsi="Calibri" w:cs="Calibri"/>
-              </w:rPr>
-              <w:t>User story</w:t>
-            </w:r>
-          </w:p>
-        </w:tc>
-        <w:tc>
-          <w:tcPr>
-            <w:tcW w:w="2157" w:type="dxa"/>
-            <w:tcBorders>
-              <w:top w:val="single" w:sz="4" w:space="0" w:color="E59EDC" w:themeColor="accent5" w:themeTint="66"/>
-              <w:left w:val="single" w:sz="4" w:space="0" w:color="E59EDC" w:themeColor="accent5" w:themeTint="66"/>
-              <w:bottom w:val="single" w:sz="4" w:space="0" w:color="E59EDC" w:themeColor="accent5" w:themeTint="66"/>
-              <w:right w:val="single" w:sz="4" w:space="0" w:color="E59EDC" w:themeColor="accent5" w:themeTint="66"/>
-            </w:tcBorders>
-          </w:tcPr>
-          <w:p>
-            <w:pPr>
-              <w:jc w:val="center"/>
-              <w:cnfStyle w:val="100000000000" w:firstRow="1" w:lastRow="0" w:firstColumn="0" w:lastColumn="0" w:oddVBand="0" w:evenVBand="0" w:oddHBand="0" w:evenHBand="0" w:firstRowFirstColumn="0" w:firstRowLastColumn="0" w:lastRowFirstColumn="0" w:lastRowLastColumn="0"/>
-              <w:rPr>
-                <w:rFonts w:ascii="Calibri" w:hAnsi="Calibri" w:cs="Calibri"/>
-              </w:rPr>
-            </w:pPr>
-            <w:r>
-              <w:rPr>
-                <w:rFonts w:ascii="Calibri" w:hAnsi="Calibri" w:cs="Calibri"/>
+            <w:tcW w:w="0" w:type="auto"/>
+            <w:hideMark/>
+          </w:tcPr>
+          <w:p>
+            <w:pPr>
+              <w:jc w:val="left"/>
+              <w:rPr>
+                <w:rFonts w:ascii="Calibri" w:hAnsi="Calibri" w:cs="Calibri"/>
+              </w:rPr>
+            </w:pPr>
+            <w:r>
+              <w:rPr>
+                <w:rFonts w:ascii="Calibri" w:hAnsi="Calibri" w:cs="Calibri"/>
+                <w:b/>
+                <w:bCs/>
+              </w:rPr>
+              <w:t>User Story</w:t>
+            </w:r>
+          </w:p>
+        </w:tc>
+        <w:tc>
+          <w:tcPr>
+            <w:tcW w:w="0" w:type="auto"/>
+            <w:hideMark/>
+          </w:tcPr>
+          <w:p>
+            <w:pPr>
+              <w:jc w:val="left"/>
+              <w:rPr>
+                <w:rFonts w:ascii="Calibri" w:hAnsi="Calibri" w:cs="Calibri"/>
+              </w:rPr>
+            </w:pPr>
+            <w:r>
+              <w:rPr>
+                <w:rFonts w:ascii="Calibri" w:hAnsi="Calibri" w:cs="Calibri"/>
+                <w:b/>
+                <w:bCs/>
               </w:rPr>
               <w:t>Estimate (Story Points)</w:t>
+            </w:r>
+          </w:p>
+        </w:tc>
+        <w:tc>
+          <w:tcPr>
+            <w:tcW w:w="0" w:type="auto"/>
+            <w:hideMark/>
+          </w:tcPr>
+          <w:p>
+            <w:pPr>
+              <w:jc w:val="left"/>
+              <w:rPr>
+                <w:rFonts w:ascii="Calibri" w:hAnsi="Calibri" w:cs="Calibri"/>
+              </w:rPr>
+            </w:pPr>
+            <w:r>
+              <w:rPr>
+                <w:rFonts w:ascii="Calibri" w:hAnsi="Calibri" w:cs="Calibri"/>
+                <w:b/>
+                <w:bCs/>
+              </w:rPr>
+              <w:t>Evidence</w:t>
             </w:r>
           </w:p>
         </w:tc>
       </w:tr>
       <w:tr>
-        <w:trPr>
-          <w:cnfStyle w:val="000000100000" w:firstRow="0" w:lastRow="0" w:firstColumn="0" w:lastColumn="0" w:oddVBand="0" w:evenVBand="0" w:oddHBand="1" w:evenHBand="0" w:firstRowFirstColumn="0" w:firstRowLastColumn="0" w:lastRowFirstColumn="0" w:lastRowLastColumn="0"/>
-        </w:trPr>
-        <w:tc>
-          <w:tcPr>
-            <w:cnfStyle w:val="001000000000" w:firstRow="0" w:lastRow="0" w:firstColumn="1" w:lastColumn="0" w:oddVBand="0" w:evenVBand="0" w:oddHBand="0" w:evenHBand="0" w:firstRowFirstColumn="0" w:firstRowLastColumn="0" w:lastRowFirstColumn="0" w:lastRowLastColumn="0"/>
-            <w:tcW w:w="776" w:type="dxa"/>
-            <w:tcBorders>
-              <w:top w:val="single" w:sz="4" w:space="0" w:color="E59EDC" w:themeColor="accent5" w:themeTint="66"/>
-              <w:left w:val="single" w:sz="4" w:space="0" w:color="E59EDC" w:themeColor="accent5" w:themeTint="66"/>
-              <w:bottom w:val="single" w:sz="4" w:space="0" w:color="E59EDC" w:themeColor="accent5" w:themeTint="66"/>
-              <w:right w:val="single" w:sz="4" w:space="0" w:color="E59EDC" w:themeColor="accent5" w:themeTint="66"/>
-            </w:tcBorders>
-            <w:shd w:val="clear" w:color="auto" w:fill="F2CEED" w:themeFill="accent5" w:themeFillTint="33"/>
-          </w:tcPr>
-          <w:p>
-            <w:pPr>
-              <w:jc w:val="center"/>
+        <w:tc>
+          <w:tcPr>
+            <w:tcW w:w="0" w:type="auto"/>
+            <w:hideMark/>
+          </w:tcPr>
+          <w:p>
+            <w:pPr>
+              <w:jc w:val="left"/>
               <w:rPr>
                 <w:rFonts w:ascii="Calibri" w:hAnsi="Calibri" w:cs="Calibri"/>
               </w:rPr>
@@ -3780,61 +4303,99 @@
         </w:tc>
         <w:tc>
           <w:tcPr>
-            <w:tcW w:w="6850" w:type="dxa"/>
-            <w:tcBorders>
-              <w:top w:val="single" w:sz="4" w:space="0" w:color="E59EDC" w:themeColor="accent5" w:themeTint="66"/>
-              <w:left w:val="single" w:sz="4" w:space="0" w:color="E59EDC" w:themeColor="accent5" w:themeTint="66"/>
-              <w:bottom w:val="single" w:sz="4" w:space="0" w:color="E59EDC" w:themeColor="accent5" w:themeTint="66"/>
-            </w:tcBorders>
-          </w:tcPr>
-          <w:p>
-            <w:pPr>
-              <w:jc w:val="left"/>
-              <w:cnfStyle w:val="000000100000" w:firstRow="0" w:lastRow="0" w:firstColumn="0" w:lastColumn="0" w:oddVBand="0" w:evenVBand="0" w:oddHBand="1" w:evenHBand="0" w:firstRowFirstColumn="0" w:firstRowLastColumn="0" w:lastRowFirstColumn="0" w:lastRowLastColumn="0"/>
-              <w:rPr>
-                <w:rFonts w:ascii="Calibri" w:hAnsi="Calibri" w:cs="Calibri"/>
-                <w:lang w:val="en-US"/>
-              </w:rPr>
-            </w:pPr>
-            <w:r>
-              <w:rPr>
-                <w:rFonts w:ascii="Calibri" w:hAnsi="Calibri" w:cs="Calibri"/>
-                <w:lang w:val="en-US"/>
-              </w:rPr>
-              <w:t>As a Patient, I want to log in securely so that I can access my private medical data.</w:t>
-            </w:r>
-          </w:p>
-          <w:p>
-            <w:pPr>
-              <w:jc w:val="left"/>
-              <w:cnfStyle w:val="000000100000" w:firstRow="0" w:lastRow="0" w:firstColumn="0" w:lastColumn="0" w:oddVBand="0" w:evenVBand="0" w:oddHBand="1" w:evenHBand="0" w:firstRowFirstColumn="0" w:firstRowLastColumn="0" w:lastRowFirstColumn="0" w:lastRowLastColumn="0"/>
-              <w:rPr>
-                <w:rFonts w:ascii="Calibri" w:hAnsi="Calibri" w:cs="Calibri"/>
-              </w:rPr>
-            </w:pPr>
-          </w:p>
-        </w:tc>
-        <w:tc>
-          <w:tcPr>
-            <w:tcW w:w="2157" w:type="dxa"/>
-            <w:tcBorders>
-              <w:top w:val="single" w:sz="4" w:space="0" w:color="E59EDC" w:themeColor="accent5" w:themeTint="66"/>
-              <w:bottom w:val="single" w:sz="4" w:space="0" w:color="E59EDC" w:themeColor="accent5" w:themeTint="66"/>
-            </w:tcBorders>
-          </w:tcPr>
-          <w:p>
-            <w:pPr>
-              <w:jc w:val="center"/>
-              <w:cnfStyle w:val="000000100000" w:firstRow="0" w:lastRow="0" w:firstColumn="0" w:lastColumn="0" w:oddVBand="0" w:evenVBand="0" w:oddHBand="1" w:evenHBand="0" w:firstRowFirstColumn="0" w:firstRowLastColumn="0" w:lastRowFirstColumn="0" w:lastRowLastColumn="0"/>
-              <w:rPr>
-                <w:rFonts w:ascii="Calibri" w:hAnsi="Calibri" w:cs="Calibri"/>
-              </w:rPr>
-            </w:pPr>
-            <w:r>
-              <w:rPr>
-                <w:rFonts w:ascii="Calibri" w:hAnsi="Calibri" w:cs="Calibri"/>
-              </w:rPr>
-              <w:t>3</w:t>
+            <w:tcW w:w="0" w:type="auto"/>
+            <w:hideMark/>
+          </w:tcPr>
+          <w:p>
+            <w:pPr>
+              <w:jc w:val="left"/>
+              <w:rPr>
+                <w:rFonts w:ascii="Calibri" w:hAnsi="Calibri" w:cs="Calibri"/>
+              </w:rPr>
+            </w:pPr>
+            <w:r>
+              <w:rPr>
+                <w:rFonts w:ascii="Calibri" w:hAnsi="Calibri" w:cs="Calibri"/>
+                <w:b/>
+                <w:bCs/>
+              </w:rPr>
+              <w:t>Secure Login</w:t>
+            </w:r>
+            <w:r>
+              <w:rPr>
+                <w:rFonts w:ascii="Calibri" w:hAnsi="Calibri" w:cs="Calibri"/>
+              </w:rPr>
+              <w:t xml:space="preserve"> </w:t>
+            </w:r>
+          </w:p>
+        </w:tc>
+        <w:tc>
+          <w:tcPr>
+            <w:tcW w:w="0" w:type="auto"/>
+            <w:hideMark/>
+          </w:tcPr>
+          <w:p>
+            <w:pPr>
+              <w:jc w:val="left"/>
+              <w:rPr>
+                <w:rFonts w:ascii="Calibri" w:hAnsi="Calibri" w:cs="Calibri"/>
+              </w:rPr>
+            </w:pPr>
+            <w:r>
+              <w:rPr>
+                <w:rFonts w:ascii="Calibri" w:hAnsi="Calibri" w:cs="Calibri"/>
+              </w:rPr>
+              <w:t xml:space="preserve">3 </w:t>
+            </w:r>
+          </w:p>
+        </w:tc>
+        <w:tc>
+          <w:tcPr>
+            <w:tcW w:w="0" w:type="auto"/>
+            <w:hideMark/>
+          </w:tcPr>
+          <w:p>
+            <w:pPr>
+              <w:jc w:val="left"/>
+              <w:rPr>
+                <w:rFonts w:ascii="Calibri" w:hAnsi="Calibri" w:cs="Calibri"/>
+              </w:rPr>
+            </w:pPr>
+            <w:proofErr w:type="spellStart"/>
+            <w:r>
+              <w:rPr>
+                <w:rFonts w:ascii="Calibri" w:hAnsi="Calibri" w:cs="Calibri"/>
+              </w:rPr>
+              <w:t>auth.ts</w:t>
+            </w:r>
+            <w:proofErr w:type="spellEnd"/>
+            <w:r>
+              <w:rPr>
+                <w:rFonts w:ascii="Calibri" w:hAnsi="Calibri" w:cs="Calibri"/>
+              </w:rPr>
+              <w:t xml:space="preserve"> implements bcrypt comparison; </w:t>
+            </w:r>
+            <w:proofErr w:type="spellStart"/>
+            <w:proofErr w:type="gramStart"/>
+            <w:r>
+              <w:rPr>
+                <w:rFonts w:ascii="Calibri" w:hAnsi="Calibri" w:cs="Calibri"/>
+              </w:rPr>
+              <w:t>hooks.server</w:t>
+            </w:r>
+            <w:proofErr w:type="gramEnd"/>
+            <w:r>
+              <w:rPr>
+                <w:rFonts w:ascii="Calibri" w:hAnsi="Calibri" w:cs="Calibri"/>
+              </w:rPr>
+              <w:t>.ts</w:t>
+            </w:r>
+            <w:proofErr w:type="spellEnd"/>
+            <w:r>
+              <w:rPr>
+                <w:rFonts w:ascii="Calibri" w:hAnsi="Calibri" w:cs="Calibri"/>
+              </w:rPr>
+              <w:t xml:space="preserve"> manages secure sessions.</w:t>
             </w:r>
           </w:p>
         </w:tc>
@@ -3842,19 +4403,12 @@
       <w:tr>
         <w:tc>
           <w:tcPr>
-            <w:cnfStyle w:val="001000000000" w:firstRow="0" w:lastRow="0" w:firstColumn="1" w:lastColumn="0" w:oddVBand="0" w:evenVBand="0" w:oddHBand="0" w:evenHBand="0" w:firstRowFirstColumn="0" w:firstRowLastColumn="0" w:lastRowFirstColumn="0" w:lastRowLastColumn="0"/>
-            <w:tcW w:w="776" w:type="dxa"/>
-            <w:tcBorders>
-              <w:top w:val="single" w:sz="4" w:space="0" w:color="E59EDC" w:themeColor="accent5" w:themeTint="66"/>
-              <w:left w:val="single" w:sz="4" w:space="0" w:color="E59EDC" w:themeColor="accent5" w:themeTint="66"/>
-              <w:bottom w:val="single" w:sz="4" w:space="0" w:color="E59EDC" w:themeColor="accent5" w:themeTint="66"/>
-              <w:right w:val="single" w:sz="4" w:space="0" w:color="E59EDC" w:themeColor="accent5" w:themeTint="66"/>
-            </w:tcBorders>
-            <w:shd w:val="clear" w:color="auto" w:fill="F2CEED" w:themeFill="accent5" w:themeFillTint="33"/>
-          </w:tcPr>
-          <w:p>
-            <w:pPr>
-              <w:jc w:val="center"/>
+            <w:tcW w:w="0" w:type="auto"/>
+            <w:hideMark/>
+          </w:tcPr>
+          <w:p>
+            <w:pPr>
+              <w:jc w:val="left"/>
               <w:rPr>
                 <w:rFonts w:ascii="Calibri" w:hAnsi="Calibri" w:cs="Calibri"/>
               </w:rPr>
@@ -3869,68 +4423,195 @@
         </w:tc>
         <w:tc>
           <w:tcPr>
-            <w:tcW w:w="6850" w:type="dxa"/>
-            <w:tcBorders>
-              <w:top w:val="single" w:sz="4" w:space="0" w:color="E59EDC" w:themeColor="accent5" w:themeTint="66"/>
-              <w:left w:val="single" w:sz="4" w:space="0" w:color="E59EDC" w:themeColor="accent5" w:themeTint="66"/>
-              <w:bottom w:val="single" w:sz="4" w:space="0" w:color="E59EDC" w:themeColor="accent5" w:themeTint="66"/>
-            </w:tcBorders>
-          </w:tcPr>
-          <w:p>
-            <w:pPr>
-              <w:jc w:val="left"/>
-              <w:cnfStyle w:val="000000000000" w:firstRow="0" w:lastRow="0" w:firstColumn="0" w:lastColumn="0" w:oddVBand="0" w:evenVBand="0" w:oddHBand="0" w:evenHBand="0" w:firstRowFirstColumn="0" w:firstRowLastColumn="0" w:lastRowFirstColumn="0" w:lastRowLastColumn="0"/>
-              <w:rPr>
-                <w:rFonts w:ascii="Calibri" w:hAnsi="Calibri" w:cs="Calibri"/>
-                <w:lang w:val="en-US"/>
-              </w:rPr>
-            </w:pPr>
-            <w:r>
-              <w:rPr>
-                <w:rFonts w:ascii="Calibri" w:hAnsi="Calibri" w:cs="Calibri"/>
-              </w:rPr>
-              <w:t>Real-time Calendar Ticker (Visibility).</w:t>
-            </w:r>
-          </w:p>
-        </w:tc>
-        <w:tc>
-          <w:tcPr>
-            <w:tcW w:w="2157" w:type="dxa"/>
-            <w:tcBorders>
-              <w:top w:val="single" w:sz="4" w:space="0" w:color="E59EDC" w:themeColor="accent5" w:themeTint="66"/>
-              <w:bottom w:val="single" w:sz="4" w:space="0" w:color="E59EDC" w:themeColor="accent5" w:themeTint="66"/>
-            </w:tcBorders>
-          </w:tcPr>
-          <w:p>
-            <w:pPr>
-              <w:jc w:val="center"/>
-              <w:cnfStyle w:val="000000000000" w:firstRow="0" w:lastRow="0" w:firstColumn="0" w:lastColumn="0" w:oddVBand="0" w:evenVBand="0" w:oddHBand="0" w:evenHBand="0" w:firstRowFirstColumn="0" w:firstRowLastColumn="0" w:lastRowFirstColumn="0" w:lastRowLastColumn="0"/>
-              <w:rPr>
-                <w:rFonts w:ascii="Calibri" w:hAnsi="Calibri" w:cs="Calibri"/>
-              </w:rPr>
-            </w:pPr>
+            <w:tcW w:w="0" w:type="auto"/>
+            <w:hideMark/>
+          </w:tcPr>
+          <w:p>
+            <w:pPr>
+              <w:jc w:val="left"/>
+              <w:rPr>
+                <w:rFonts w:ascii="Calibri" w:hAnsi="Calibri" w:cs="Calibri"/>
+              </w:rPr>
+            </w:pPr>
+            <w:r>
+              <w:rPr>
+                <w:rFonts w:ascii="Calibri" w:hAnsi="Calibri" w:cs="Calibri"/>
+                <w:b/>
+                <w:bCs/>
+              </w:rPr>
+              <w:t>Real-time Calendar</w:t>
+            </w:r>
+            <w:r>
+              <w:rPr>
+                <w:rFonts w:ascii="Calibri" w:hAnsi="Calibri" w:cs="Calibri"/>
+              </w:rPr>
+              <w:t xml:space="preserve"> </w:t>
+            </w:r>
+          </w:p>
+        </w:tc>
+        <w:tc>
+          <w:tcPr>
+            <w:tcW w:w="0" w:type="auto"/>
+            <w:hideMark/>
+          </w:tcPr>
+          <w:p>
+            <w:pPr>
+              <w:jc w:val="left"/>
+              <w:rPr>
+                <w:rFonts w:ascii="Calibri" w:hAnsi="Calibri" w:cs="Calibri"/>
+              </w:rPr>
+            </w:pPr>
+            <w:r>
+              <w:rPr>
+                <w:rFonts w:ascii="Calibri" w:hAnsi="Calibri" w:cs="Calibri"/>
+              </w:rPr>
+              <w:t xml:space="preserve">5 </w:t>
+            </w:r>
+          </w:p>
+        </w:tc>
+        <w:tc>
+          <w:tcPr>
+            <w:tcW w:w="0" w:type="auto"/>
+            <w:hideMark/>
+          </w:tcPr>
+          <w:p>
+            <w:pPr>
+              <w:jc w:val="left"/>
+              <w:rPr>
+                <w:rFonts w:ascii="Calibri" w:hAnsi="Calibri" w:cs="Calibri"/>
+              </w:rPr>
+            </w:pPr>
+            <w:proofErr w:type="spellStart"/>
+            <w:r>
+              <w:rPr>
+                <w:rFonts w:ascii="Calibri" w:hAnsi="Calibri" w:cs="Calibri"/>
+              </w:rPr>
+              <w:t>db-helpers.ts</w:t>
+            </w:r>
+            <w:proofErr w:type="spellEnd"/>
+            <w:r>
+              <w:rPr>
+                <w:rFonts w:ascii="Calibri" w:hAnsi="Calibri" w:cs="Calibri"/>
+              </w:rPr>
+              <w:t xml:space="preserve"> derives READY/BOOKED status reactively from the database.</w:t>
+            </w:r>
           </w:p>
         </w:tc>
       </w:tr>
       <w:tr>
-        <w:trPr>
-          <w:cnfStyle w:val="000000100000" w:firstRow="0" w:lastRow="0" w:firstColumn="0" w:lastColumn="0" w:oddVBand="0" w:evenVBand="0" w:oddHBand="1" w:evenHBand="0" w:firstRowFirstColumn="0" w:firstRowLastColumn="0" w:lastRowFirstColumn="0" w:lastRowLastColumn="0"/>
-        </w:trPr>
-        <w:tc>
-          <w:tcPr>
-            <w:cnfStyle w:val="001000000000" w:firstRow="0" w:lastRow="0" w:firstColumn="1" w:lastColumn="0" w:oddVBand="0" w:evenVBand="0" w:oddHBand="0" w:evenHBand="0" w:firstRowFirstColumn="0" w:firstRowLastColumn="0" w:lastRowFirstColumn="0" w:lastRowLastColumn="0"/>
-            <w:tcW w:w="776" w:type="dxa"/>
-            <w:tcBorders>
-              <w:top w:val="single" w:sz="4" w:space="0" w:color="E59EDC" w:themeColor="accent5" w:themeTint="66"/>
-              <w:left w:val="single" w:sz="4" w:space="0" w:color="E59EDC" w:themeColor="accent5" w:themeTint="66"/>
-              <w:bottom w:val="single" w:sz="4" w:space="0" w:color="E59EDC" w:themeColor="accent5" w:themeTint="66"/>
-              <w:right w:val="single" w:sz="4" w:space="0" w:color="E59EDC" w:themeColor="accent5" w:themeTint="66"/>
-            </w:tcBorders>
-            <w:shd w:val="clear" w:color="auto" w:fill="F2CEED" w:themeFill="accent5" w:themeFillTint="33"/>
-          </w:tcPr>
-          <w:p>
-            <w:pPr>
-              <w:jc w:val="center"/>
+        <w:tc>
+          <w:tcPr>
+            <w:tcW w:w="0" w:type="auto"/>
+            <w:hideMark/>
+          </w:tcPr>
+          <w:p>
+            <w:pPr>
+              <w:jc w:val="left"/>
+              <w:rPr>
+                <w:rFonts w:ascii="Calibri" w:hAnsi="Calibri" w:cs="Calibri"/>
+              </w:rPr>
+            </w:pPr>
+            <w:r>
+              <w:rPr>
+                <w:rFonts w:ascii="Calibri" w:hAnsi="Calibri" w:cs="Calibri"/>
+              </w:rPr>
+              <w:lastRenderedPageBreak/>
+              <w:t>3</w:t>
+            </w:r>
+          </w:p>
+        </w:tc>
+        <w:tc>
+          <w:tcPr>
+            <w:tcW w:w="0" w:type="auto"/>
+            <w:hideMark/>
+          </w:tcPr>
+          <w:p>
+            <w:pPr>
+              <w:jc w:val="left"/>
+              <w:rPr>
+                <w:rFonts w:ascii="Calibri" w:hAnsi="Calibri" w:cs="Calibri"/>
+              </w:rPr>
+            </w:pPr>
+            <w:r>
+              <w:rPr>
+                <w:rFonts w:ascii="Calibri" w:hAnsi="Calibri" w:cs="Calibri"/>
+                <w:b/>
+                <w:bCs/>
+              </w:rPr>
+              <w:t>Online Booking</w:t>
+            </w:r>
+            <w:r>
+              <w:rPr>
+                <w:rFonts w:ascii="Calibri" w:hAnsi="Calibri" w:cs="Calibri"/>
+              </w:rPr>
+              <w:t xml:space="preserve"> </w:t>
+            </w:r>
+          </w:p>
+        </w:tc>
+        <w:tc>
+          <w:tcPr>
+            <w:tcW w:w="0" w:type="auto"/>
+            <w:hideMark/>
+          </w:tcPr>
+          <w:p>
+            <w:pPr>
+              <w:jc w:val="left"/>
+              <w:rPr>
+                <w:rFonts w:ascii="Calibri" w:hAnsi="Calibri" w:cs="Calibri"/>
+              </w:rPr>
+            </w:pPr>
+            <w:r>
+              <w:rPr>
+                <w:rFonts w:ascii="Calibri" w:hAnsi="Calibri" w:cs="Calibri"/>
+              </w:rPr>
+              <w:t xml:space="preserve">8 </w:t>
+            </w:r>
+          </w:p>
+        </w:tc>
+        <w:tc>
+          <w:tcPr>
+            <w:tcW w:w="0" w:type="auto"/>
+            <w:hideMark/>
+          </w:tcPr>
+          <w:p>
+            <w:pPr>
+              <w:jc w:val="left"/>
+              <w:rPr>
+                <w:rFonts w:ascii="Calibri" w:hAnsi="Calibri" w:cs="Calibri"/>
+              </w:rPr>
+            </w:pPr>
+            <w:r>
+              <w:rPr>
+                <w:rFonts w:ascii="Calibri" w:hAnsi="Calibri" w:cs="Calibri"/>
+              </w:rPr>
+              <w:t>/</w:t>
+            </w:r>
+            <w:proofErr w:type="gramStart"/>
+            <w:r>
+              <w:rPr>
+                <w:rFonts w:ascii="Calibri" w:hAnsi="Calibri" w:cs="Calibri"/>
+              </w:rPr>
+              <w:t>booking</w:t>
+            </w:r>
+            <w:proofErr w:type="gramEnd"/>
+            <w:r>
+              <w:rPr>
+                <w:rFonts w:ascii="Calibri" w:hAnsi="Calibri" w:cs="Calibri"/>
+              </w:rPr>
+              <w:t xml:space="preserve"> route handles full transaction logic and double-booking checks.</w:t>
+            </w:r>
+          </w:p>
+        </w:tc>
+      </w:tr>
+      <w:tr>
+        <w:tc>
+          <w:tcPr>
+            <w:tcW w:w="0" w:type="auto"/>
+            <w:hideMark/>
+          </w:tcPr>
+          <w:p>
+            <w:pPr>
+              <w:jc w:val="left"/>
               <w:rPr>
                 <w:rFonts w:ascii="Calibri" w:hAnsi="Calibri" w:cs="Calibri"/>
               </w:rPr>
@@ -3945,44 +4626,484 @@
         </w:tc>
         <w:tc>
           <w:tcPr>
-            <w:tcW w:w="6850" w:type="dxa"/>
-            <w:tcBorders>
-              <w:top w:val="single" w:sz="4" w:space="0" w:color="E59EDC" w:themeColor="accent5" w:themeTint="66"/>
-              <w:left w:val="single" w:sz="4" w:space="0" w:color="E59EDC" w:themeColor="accent5" w:themeTint="66"/>
-            </w:tcBorders>
-          </w:tcPr>
-          <w:p>
-            <w:pPr>
-              <w:jc w:val="left"/>
-              <w:cnfStyle w:val="000000100000" w:firstRow="0" w:lastRow="0" w:firstColumn="0" w:lastColumn="0" w:oddVBand="0" w:evenVBand="0" w:oddHBand="1" w:evenHBand="0" w:firstRowFirstColumn="0" w:firstRowLastColumn="0" w:lastRowFirstColumn="0" w:lastRowLastColumn="0"/>
-              <w:rPr>
-                <w:rFonts w:ascii="Calibri" w:hAnsi="Calibri" w:cs="Calibri"/>
-                <w:lang w:val="en-US"/>
-              </w:rPr>
-            </w:pPr>
-            <w:r>
-              <w:rPr>
-                <w:rFonts w:ascii="Calibri" w:hAnsi="Calibri" w:cs="Calibri"/>
-              </w:rPr>
-              <w:t>Medical Records Retrieval</w:t>
-            </w:r>
-          </w:p>
-        </w:tc>
-        <w:tc>
-          <w:tcPr>
-            <w:tcW w:w="2157" w:type="dxa"/>
-            <w:tcBorders>
-              <w:top w:val="single" w:sz="4" w:space="0" w:color="E59EDC" w:themeColor="accent5" w:themeTint="66"/>
-            </w:tcBorders>
-          </w:tcPr>
-          <w:p>
-            <w:pPr>
-              <w:jc w:val="center"/>
-              <w:cnfStyle w:val="000000100000" w:firstRow="0" w:lastRow="0" w:firstColumn="0" w:lastColumn="0" w:oddVBand="0" w:evenVBand="0" w:oddHBand="1" w:evenHBand="0" w:firstRowFirstColumn="0" w:firstRowLastColumn="0" w:lastRowFirstColumn="0" w:lastRowLastColumn="0"/>
-              <w:rPr>
-                <w:rFonts w:ascii="Calibri" w:hAnsi="Calibri" w:cs="Calibri"/>
-              </w:rPr>
-            </w:pPr>
+            <w:tcW w:w="0" w:type="auto"/>
+            <w:hideMark/>
+          </w:tcPr>
+          <w:p>
+            <w:pPr>
+              <w:jc w:val="left"/>
+              <w:rPr>
+                <w:rFonts w:ascii="Calibri" w:hAnsi="Calibri" w:cs="Calibri"/>
+              </w:rPr>
+            </w:pPr>
+            <w:r>
+              <w:rPr>
+                <w:rFonts w:ascii="Calibri" w:hAnsi="Calibri" w:cs="Calibri"/>
+                <w:b/>
+                <w:bCs/>
+              </w:rPr>
+              <w:t>Medical Records</w:t>
+            </w:r>
+            <w:r>
+              <w:rPr>
+                <w:rFonts w:ascii="Calibri" w:hAnsi="Calibri" w:cs="Calibri"/>
+              </w:rPr>
+              <w:t xml:space="preserve"> </w:t>
+            </w:r>
+          </w:p>
+        </w:tc>
+        <w:tc>
+          <w:tcPr>
+            <w:tcW w:w="0" w:type="auto"/>
+            <w:hideMark/>
+          </w:tcPr>
+          <w:p>
+            <w:pPr>
+              <w:jc w:val="left"/>
+              <w:rPr>
+                <w:rFonts w:ascii="Calibri" w:hAnsi="Calibri" w:cs="Calibri"/>
+              </w:rPr>
+            </w:pPr>
+            <w:r>
+              <w:rPr>
+                <w:rFonts w:ascii="Calibri" w:hAnsi="Calibri" w:cs="Calibri"/>
+              </w:rPr>
+              <w:t xml:space="preserve">5 </w:t>
+            </w:r>
+          </w:p>
+        </w:tc>
+        <w:tc>
+          <w:tcPr>
+            <w:tcW w:w="0" w:type="auto"/>
+            <w:hideMark/>
+          </w:tcPr>
+          <w:p>
+            <w:pPr>
+              <w:jc w:val="left"/>
+              <w:rPr>
+                <w:rFonts w:ascii="Calibri" w:hAnsi="Calibri" w:cs="Calibri"/>
+              </w:rPr>
+            </w:pPr>
+            <w:r>
+              <w:rPr>
+                <w:rFonts w:ascii="Calibri" w:hAnsi="Calibri" w:cs="Calibri"/>
+              </w:rPr>
+              <w:t>ACT_RECORD_FETCHER in dashboard/+</w:t>
+            </w:r>
+            <w:proofErr w:type="spellStart"/>
+            <w:proofErr w:type="gramStart"/>
+            <w:r>
+              <w:rPr>
+                <w:rFonts w:ascii="Calibri" w:hAnsi="Calibri" w:cs="Calibri"/>
+              </w:rPr>
+              <w:t>page.svelte</w:t>
+            </w:r>
+            <w:proofErr w:type="spellEnd"/>
+            <w:proofErr w:type="gramEnd"/>
+            <w:r>
+              <w:rPr>
+                <w:rFonts w:ascii="Calibri" w:hAnsi="Calibri" w:cs="Calibri"/>
+              </w:rPr>
+              <w:t xml:space="preserve"> fetches real 3NF records.</w:t>
+            </w:r>
+          </w:p>
+        </w:tc>
+      </w:tr>
+      <w:tr>
+        <w:tc>
+          <w:tcPr>
+            <w:tcW w:w="0" w:type="auto"/>
+            <w:hideMark/>
+          </w:tcPr>
+          <w:p>
+            <w:pPr>
+              <w:jc w:val="left"/>
+              <w:rPr>
+                <w:rFonts w:ascii="Calibri" w:hAnsi="Calibri" w:cs="Calibri"/>
+              </w:rPr>
+            </w:pPr>
+            <w:r>
+              <w:rPr>
+                <w:rFonts w:ascii="Calibri" w:hAnsi="Calibri" w:cs="Calibri"/>
+              </w:rPr>
+              <w:t>5</w:t>
+            </w:r>
+          </w:p>
+        </w:tc>
+        <w:tc>
+          <w:tcPr>
+            <w:tcW w:w="0" w:type="auto"/>
+            <w:hideMark/>
+          </w:tcPr>
+          <w:p>
+            <w:pPr>
+              <w:jc w:val="left"/>
+              <w:rPr>
+                <w:rFonts w:ascii="Calibri" w:hAnsi="Calibri" w:cs="Calibri"/>
+              </w:rPr>
+            </w:pPr>
+            <w:r>
+              <w:rPr>
+                <w:rFonts w:ascii="Calibri" w:hAnsi="Calibri" w:cs="Calibri"/>
+                <w:b/>
+                <w:bCs/>
+              </w:rPr>
+              <w:t>Doctor View</w:t>
+            </w:r>
+            <w:r>
+              <w:rPr>
+                <w:rFonts w:ascii="Calibri" w:hAnsi="Calibri" w:cs="Calibri"/>
+              </w:rPr>
+              <w:t xml:space="preserve"> </w:t>
+            </w:r>
+          </w:p>
+        </w:tc>
+        <w:tc>
+          <w:tcPr>
+            <w:tcW w:w="0" w:type="auto"/>
+            <w:hideMark/>
+          </w:tcPr>
+          <w:p>
+            <w:pPr>
+              <w:jc w:val="left"/>
+              <w:rPr>
+                <w:rFonts w:ascii="Calibri" w:hAnsi="Calibri" w:cs="Calibri"/>
+              </w:rPr>
+            </w:pPr>
+            <w:r>
+              <w:rPr>
+                <w:rFonts w:ascii="Calibri" w:hAnsi="Calibri" w:cs="Calibri"/>
+              </w:rPr>
+              <w:t xml:space="preserve">3 </w:t>
+            </w:r>
+          </w:p>
+        </w:tc>
+        <w:tc>
+          <w:tcPr>
+            <w:tcW w:w="0" w:type="auto"/>
+            <w:hideMark/>
+          </w:tcPr>
+          <w:p>
+            <w:pPr>
+              <w:jc w:val="left"/>
+              <w:rPr>
+                <w:rFonts w:ascii="Calibri" w:hAnsi="Calibri" w:cs="Calibri"/>
+              </w:rPr>
+            </w:pPr>
+            <w:r>
+              <w:rPr>
+                <w:rFonts w:ascii="Calibri" w:hAnsi="Calibri" w:cs="Calibri"/>
+              </w:rPr>
+              <w:t>doctor/+</w:t>
+            </w:r>
+            <w:proofErr w:type="spellStart"/>
+            <w:proofErr w:type="gramStart"/>
+            <w:r>
+              <w:rPr>
+                <w:rFonts w:ascii="Calibri" w:hAnsi="Calibri" w:cs="Calibri"/>
+              </w:rPr>
+              <w:t>page.svelte</w:t>
+            </w:r>
+            <w:proofErr w:type="spellEnd"/>
+            <w:proofErr w:type="gramEnd"/>
+            <w:r>
+              <w:rPr>
+                <w:rFonts w:ascii="Calibri" w:hAnsi="Calibri" w:cs="Calibri"/>
+              </w:rPr>
+              <w:t xml:space="preserve"> displays today's schedule and upcoming appointments.</w:t>
+            </w:r>
+          </w:p>
+        </w:tc>
+      </w:tr>
+      <w:tr>
+        <w:tc>
+          <w:tcPr>
+            <w:tcW w:w="0" w:type="auto"/>
+            <w:hideMark/>
+          </w:tcPr>
+          <w:p>
+            <w:pPr>
+              <w:jc w:val="left"/>
+              <w:rPr>
+                <w:rFonts w:ascii="Calibri" w:hAnsi="Calibri" w:cs="Calibri"/>
+              </w:rPr>
+            </w:pPr>
+            <w:r>
+              <w:rPr>
+                <w:rFonts w:ascii="Calibri" w:hAnsi="Calibri" w:cs="Calibri"/>
+              </w:rPr>
+              <w:t>6</w:t>
+            </w:r>
+          </w:p>
+        </w:tc>
+        <w:tc>
+          <w:tcPr>
+            <w:tcW w:w="0" w:type="auto"/>
+            <w:hideMark/>
+          </w:tcPr>
+          <w:p>
+            <w:pPr>
+              <w:jc w:val="left"/>
+              <w:rPr>
+                <w:rFonts w:ascii="Calibri" w:hAnsi="Calibri" w:cs="Calibri"/>
+              </w:rPr>
+            </w:pPr>
+            <w:r>
+              <w:rPr>
+                <w:rFonts w:ascii="Calibri" w:hAnsi="Calibri" w:cs="Calibri"/>
+                <w:b/>
+                <w:bCs/>
+              </w:rPr>
+              <w:t>Confirmation</w:t>
+            </w:r>
+            <w:r>
+              <w:rPr>
+                <w:rFonts w:ascii="Calibri" w:hAnsi="Calibri" w:cs="Calibri"/>
+              </w:rPr>
+              <w:t xml:space="preserve"> </w:t>
+            </w:r>
+          </w:p>
+        </w:tc>
+        <w:tc>
+          <w:tcPr>
+            <w:tcW w:w="0" w:type="auto"/>
+            <w:hideMark/>
+          </w:tcPr>
+          <w:p>
+            <w:pPr>
+              <w:jc w:val="left"/>
+              <w:rPr>
+                <w:rFonts w:ascii="Calibri" w:hAnsi="Calibri" w:cs="Calibri"/>
+              </w:rPr>
+            </w:pPr>
+            <w:r>
+              <w:rPr>
+                <w:rFonts w:ascii="Calibri" w:hAnsi="Calibri" w:cs="Calibri"/>
+              </w:rPr>
+              <w:t xml:space="preserve">2 </w:t>
+            </w:r>
+          </w:p>
+        </w:tc>
+        <w:tc>
+          <w:tcPr>
+            <w:tcW w:w="0" w:type="auto"/>
+            <w:hideMark/>
+          </w:tcPr>
+          <w:p>
+            <w:pPr>
+              <w:jc w:val="left"/>
+              <w:rPr>
+                <w:rFonts w:ascii="Calibri" w:hAnsi="Calibri" w:cs="Calibri"/>
+              </w:rPr>
+            </w:pPr>
+            <w:r>
+              <w:rPr>
+                <w:rFonts w:ascii="Calibri" w:hAnsi="Calibri" w:cs="Calibri"/>
+              </w:rPr>
+              <w:t>Success banners implemented in Dashboard via URL parameters.</w:t>
+            </w:r>
+          </w:p>
+        </w:tc>
+      </w:tr>
+      <w:tr>
+        <w:tc>
+          <w:tcPr>
+            <w:tcW w:w="0" w:type="auto"/>
+            <w:hideMark/>
+          </w:tcPr>
+          <w:p>
+            <w:pPr>
+              <w:jc w:val="left"/>
+              <w:rPr>
+                <w:rFonts w:ascii="Calibri" w:hAnsi="Calibri" w:cs="Calibri"/>
+              </w:rPr>
+            </w:pPr>
+            <w:r>
+              <w:rPr>
+                <w:rFonts w:ascii="Calibri" w:hAnsi="Calibri" w:cs="Calibri"/>
+              </w:rPr>
+              <w:t>8</w:t>
+            </w:r>
+          </w:p>
+        </w:tc>
+        <w:tc>
+          <w:tcPr>
+            <w:tcW w:w="0" w:type="auto"/>
+            <w:hideMark/>
+          </w:tcPr>
+          <w:p>
+            <w:pPr>
+              <w:jc w:val="left"/>
+              <w:rPr>
+                <w:rFonts w:ascii="Calibri" w:hAnsi="Calibri" w:cs="Calibri"/>
+              </w:rPr>
+            </w:pPr>
+            <w:r>
+              <w:rPr>
+                <w:rFonts w:ascii="Calibri" w:hAnsi="Calibri" w:cs="Calibri"/>
+                <w:b/>
+                <w:bCs/>
+              </w:rPr>
+              <w:t>Specific Doctor</w:t>
+            </w:r>
+            <w:r>
+              <w:rPr>
+                <w:rFonts w:ascii="Calibri" w:hAnsi="Calibri" w:cs="Calibri"/>
+              </w:rPr>
+              <w:t xml:space="preserve"> </w:t>
+            </w:r>
+          </w:p>
+        </w:tc>
+        <w:tc>
+          <w:tcPr>
+            <w:tcW w:w="0" w:type="auto"/>
+            <w:hideMark/>
+          </w:tcPr>
+          <w:p>
+            <w:pPr>
+              <w:jc w:val="left"/>
+              <w:rPr>
+                <w:rFonts w:ascii="Calibri" w:hAnsi="Calibri" w:cs="Calibri"/>
+              </w:rPr>
+            </w:pPr>
+            <w:r>
+              <w:rPr>
+                <w:rFonts w:ascii="Calibri" w:hAnsi="Calibri" w:cs="Calibri"/>
+              </w:rPr>
+              <w:t xml:space="preserve">4 </w:t>
+            </w:r>
+          </w:p>
+        </w:tc>
+        <w:tc>
+          <w:tcPr>
+            <w:tcW w:w="0" w:type="auto"/>
+            <w:hideMark/>
+          </w:tcPr>
+          <w:p>
+            <w:pPr>
+              <w:jc w:val="left"/>
+              <w:rPr>
+                <w:rFonts w:ascii="Calibri" w:hAnsi="Calibri" w:cs="Calibri"/>
+              </w:rPr>
+            </w:pPr>
+            <w:r>
+              <w:rPr>
+                <w:rFonts w:ascii="Calibri" w:hAnsi="Calibri" w:cs="Calibri"/>
+              </w:rPr>
+              <w:t>Specialty filters are functional in the reactive booking interface.</w:t>
+            </w:r>
+          </w:p>
+        </w:tc>
+      </w:tr>
+      <w:tr>
+        <w:tc>
+          <w:tcPr>
+            <w:tcW w:w="0" w:type="auto"/>
+            <w:hideMark/>
+          </w:tcPr>
+          <w:p>
+            <w:pPr>
+              <w:jc w:val="left"/>
+              <w:rPr>
+                <w:rFonts w:ascii="Calibri" w:hAnsi="Calibri" w:cs="Calibri"/>
+              </w:rPr>
+            </w:pPr>
+            <w:r>
+              <w:rPr>
+                <w:rFonts w:ascii="Calibri" w:hAnsi="Calibri" w:cs="Calibri"/>
+              </w:rPr>
+              <w:t>10</w:t>
+            </w:r>
+          </w:p>
+        </w:tc>
+        <w:tc>
+          <w:tcPr>
+            <w:tcW w:w="0" w:type="auto"/>
+            <w:hideMark/>
+          </w:tcPr>
+          <w:p>
+            <w:pPr>
+              <w:jc w:val="left"/>
+              <w:rPr>
+                <w:rFonts w:ascii="Calibri" w:hAnsi="Calibri" w:cs="Calibri"/>
+              </w:rPr>
+            </w:pPr>
+            <w:r>
+              <w:rPr>
+                <w:rFonts w:ascii="Calibri" w:hAnsi="Calibri" w:cs="Calibri"/>
+                <w:b/>
+                <w:bCs/>
+              </w:rPr>
+              <w:t>Cancel/Reschedule</w:t>
+            </w:r>
+            <w:r>
+              <w:rPr>
+                <w:rFonts w:ascii="Calibri" w:hAnsi="Calibri" w:cs="Calibri"/>
+              </w:rPr>
+              <w:t xml:space="preserve"> </w:t>
+            </w:r>
+          </w:p>
+        </w:tc>
+        <w:tc>
+          <w:tcPr>
+            <w:tcW w:w="0" w:type="auto"/>
+            <w:hideMark/>
+          </w:tcPr>
+          <w:p>
+            <w:pPr>
+              <w:jc w:val="left"/>
+              <w:rPr>
+                <w:rFonts w:ascii="Calibri" w:hAnsi="Calibri" w:cs="Calibri"/>
+              </w:rPr>
+            </w:pPr>
+            <w:r>
+              <w:rPr>
+                <w:rFonts w:ascii="Calibri" w:hAnsi="Calibri" w:cs="Calibri"/>
+              </w:rPr>
+              <w:t xml:space="preserve">3 </w:t>
+            </w:r>
+          </w:p>
+        </w:tc>
+        <w:tc>
+          <w:tcPr>
+            <w:tcW w:w="0" w:type="auto"/>
+            <w:hideMark/>
+          </w:tcPr>
+          <w:p>
+            <w:pPr>
+              <w:jc w:val="left"/>
+              <w:rPr>
+                <w:rFonts w:ascii="Calibri" w:hAnsi="Calibri" w:cs="Calibri"/>
+              </w:rPr>
+            </w:pPr>
+            <w:proofErr w:type="spellStart"/>
+            <w:r>
+              <w:rPr>
+                <w:rFonts w:ascii="Calibri" w:hAnsi="Calibri" w:cs="Calibri"/>
+              </w:rPr>
+              <w:t>cancelAppointment</w:t>
+            </w:r>
+            <w:proofErr w:type="spellEnd"/>
+            <w:r>
+              <w:rPr>
+                <w:rFonts w:ascii="Calibri" w:hAnsi="Calibri" w:cs="Calibri"/>
+              </w:rPr>
+              <w:t xml:space="preserve"> in </w:t>
+            </w:r>
+            <w:proofErr w:type="spellStart"/>
+            <w:r>
+              <w:rPr>
+                <w:rFonts w:ascii="Calibri" w:hAnsi="Calibri" w:cs="Calibri"/>
+              </w:rPr>
+              <w:t>db-helpers.ts</w:t>
+            </w:r>
+            <w:proofErr w:type="spellEnd"/>
+            <w:r>
+              <w:rPr>
+                <w:rFonts w:ascii="Calibri" w:hAnsi="Calibri" w:cs="Calibri"/>
+              </w:rPr>
+              <w:t xml:space="preserve"> provides instant status updates.</w:t>
+            </w:r>
           </w:p>
         </w:tc>
       </w:tr>
@@ -4002,6 +5123,13 @@
           <w:rFonts w:ascii="Calibri" w:hAnsi="Calibri" w:cs="Calibri"/>
         </w:rPr>
       </w:pPr>
+      <w:r>
+        <w:rPr>
+          <w:rStyle w:val="Heading2Char"/>
+          <w:rFonts w:ascii="Calibri" w:hAnsi="Calibri" w:cs="Calibri"/>
+        </w:rPr>
+        <w:t>Retrospective</w:t>
+      </w:r>
     </w:p>
     <w:p>
       <w:pPr>
@@ -4012,10 +5140,9 @@
       </w:pPr>
       <w:r>
         <w:rPr>
-          <w:rStyle w:val="Heading2Char"/>
-          <w:rFonts w:ascii="Calibri" w:hAnsi="Calibri" w:cs="Calibri"/>
-        </w:rPr>
-        <w:t>Retrospective</w:t>
+          <w:rFonts w:ascii="Calibri" w:hAnsi="Calibri" w:cs="Calibri"/>
+        </w:rPr>
+        <w:t>What went well?</w:t>
       </w:r>
     </w:p>
     <w:p>
@@ -4029,7 +5156,21 @@
         <w:rPr>
           <w:rFonts w:ascii="Calibri" w:hAnsi="Calibri" w:cs="Calibri"/>
         </w:rPr>
-        <w:t>What went well?</w:t>
+        <w:t xml:space="preserve">implementing the server-side validation first ensured that </w:t>
+      </w:r>
+      <w:r>
+        <w:rPr>
+          <w:rFonts w:ascii="Calibri" w:hAnsi="Calibri" w:cs="Calibri"/>
+          <w:b/>
+          <w:bCs/>
+        </w:rPr>
+        <w:t>NFR1 (Security)</w:t>
+      </w:r>
+      <w:r>
+        <w:rPr>
+          <w:rFonts w:ascii="Calibri" w:hAnsi="Calibri" w:cs="Calibri"/>
+        </w:rPr>
+        <w:t xml:space="preserve"> was baked into the architecture before the UI was even built</w:t>
       </w:r>
     </w:p>
     <w:p>
@@ -4043,7 +5184,7 @@
         <w:rPr>
           <w:rFonts w:ascii="Calibri" w:hAnsi="Calibri" w:cs="Calibri"/>
         </w:rPr>
-        <w:t xml:space="preserve">implementing the server-side validation first ensured that </w:t>
+        <w:t xml:space="preserve">utilized an artificial delay to verify </w:t>
       </w:r>
       <w:r>
         <w:rPr>
@@ -4051,14 +5192,22 @@
           <w:b/>
           <w:bCs/>
         </w:rPr>
-        <w:t>NFR1 (Security)</w:t>
-      </w:r>
-      <w:r>
-        <w:rPr>
-          <w:rFonts w:ascii="Calibri" w:hAnsi="Calibri" w:cs="Calibri"/>
-        </w:rPr>
-        <w:t xml:space="preserve"> was baked into the architecture before the UI was even built</w:t>
-      </w:r>
+        <w:t>NFR2</w:t>
+      </w:r>
+      <w:r>
+        <w:rPr>
+          <w:rFonts w:ascii="Calibri" w:hAnsi="Calibri" w:cs="Calibri"/>
+        </w:rPr>
+        <w:t xml:space="preserve"> </w:t>
+      </w:r>
+      <w:proofErr w:type="gramStart"/>
+      <w:r>
+        <w:rPr>
+          <w:rFonts w:ascii="Calibri" w:hAnsi="Calibri" w:cs="Calibri"/>
+        </w:rPr>
+        <w:t>compliance .</w:t>
+      </w:r>
+      <w:proofErr w:type="gramEnd"/>
     </w:p>
     <w:p>
       <w:pPr>
@@ -4071,7 +5220,7 @@
         <w:rPr>
           <w:rFonts w:ascii="Calibri" w:hAnsi="Calibri" w:cs="Calibri"/>
         </w:rPr>
-        <w:t xml:space="preserve">utilized an artificial delay to verify </w:t>
+        <w:t xml:space="preserve">achieved a </w:t>
       </w:r>
       <w:r>
         <w:rPr>
@@ -4079,13 +5228,27 @@
           <w:b/>
           <w:bCs/>
         </w:rPr>
-        <w:t>NFR2</w:t>
-      </w:r>
-      <w:r>
-        <w:rPr>
-          <w:rFonts w:ascii="Calibri" w:hAnsi="Calibri" w:cs="Calibri"/>
-        </w:rPr>
-        <w:t xml:space="preserve"> compliance .</w:t>
+        <w:t>100% pass rate</w:t>
+      </w:r>
+      <w:r>
+        <w:rPr>
+          <w:rFonts w:ascii="Calibri" w:hAnsi="Calibri" w:cs="Calibri"/>
+        </w:rPr>
+        <w:t xml:space="preserve"> on core functional unit tests, satisfying the success metric defined in your </w:t>
+      </w:r>
+      <w:r>
+        <w:rPr>
+          <w:rFonts w:ascii="Calibri" w:hAnsi="Calibri" w:cs="Calibri"/>
+          <w:b/>
+          <w:bCs/>
+        </w:rPr>
+        <w:t>PSD</w:t>
+      </w:r>
+      <w:r>
+        <w:rPr>
+          <w:rFonts w:ascii="Calibri" w:hAnsi="Calibri" w:cs="Calibri"/>
+        </w:rPr>
+        <w:t>.</w:t>
       </w:r>
     </w:p>
     <w:p>
@@ -4095,11 +5258,12 @@
           <w:rFonts w:ascii="Calibri" w:hAnsi="Calibri" w:cs="Calibri"/>
         </w:rPr>
       </w:pPr>
-      <w:r>
-        <w:rPr>
-          <w:rFonts w:ascii="Calibri" w:hAnsi="Calibri" w:cs="Calibri"/>
-        </w:rPr>
-        <w:t xml:space="preserve">achieved a </w:t>
+      <w:proofErr w:type="gramStart"/>
+      <w:r>
+        <w:rPr>
+          <w:rFonts w:ascii="Calibri" w:hAnsi="Calibri" w:cs="Calibri"/>
+        </w:rPr>
+        <w:t xml:space="preserve">  </w:t>
       </w:r>
       <w:r>
         <w:rPr>
@@ -4107,27 +5271,148 @@
           <w:b/>
           <w:bCs/>
         </w:rPr>
-        <w:t>100% pass rate</w:t>
-      </w:r>
-      <w:r>
-        <w:rPr>
-          <w:rFonts w:ascii="Calibri" w:hAnsi="Calibri" w:cs="Calibri"/>
-        </w:rPr>
-        <w:t xml:space="preserve"> on core functional unit tests, satisfying the success metric defined in your </w:t>
-      </w:r>
+        <w:t>Persistence</w:t>
+      </w:r>
+      <w:proofErr w:type="gramEnd"/>
       <w:r>
         <w:rPr>
           <w:rFonts w:ascii="Calibri" w:hAnsi="Calibri" w:cs="Calibri"/>
           <w:b/>
           <w:bCs/>
         </w:rPr>
-        <w:t>PSD</w:t>
-      </w:r>
-      <w:r>
-        <w:rPr>
-          <w:rFonts w:ascii="Calibri" w:hAnsi="Calibri" w:cs="Calibri"/>
-        </w:rPr>
-        <w:t>.</w:t>
+        <w:t xml:space="preserve"> Layer Maturity</w:t>
+      </w:r>
+      <w:r>
+        <w:rPr>
+          <w:rFonts w:ascii="Calibri" w:hAnsi="Calibri" w:cs="Calibri"/>
+        </w:rPr>
+        <w:t xml:space="preserve">: Successfully transitioned from volatile in-memory objects to a persistent </w:t>
+      </w:r>
+      <w:r>
+        <w:rPr>
+          <w:rFonts w:ascii="Calibri" w:hAnsi="Calibri" w:cs="Calibri"/>
+          <w:b/>
+          <w:bCs/>
+        </w:rPr>
+        <w:t>3NF SQLite database</w:t>
+      </w:r>
+      <w:r>
+        <w:rPr>
+          <w:rFonts w:ascii="Calibri" w:hAnsi="Calibri" w:cs="Calibri"/>
+        </w:rPr>
+        <w:t>, ensuring that patient data and bookings are preserved across application restarts.</w:t>
+      </w:r>
+    </w:p>
+    <w:p>
+      <w:pPr>
+        <w:jc w:val="left"/>
+        <w:rPr>
+          <w:rFonts w:ascii="Calibri" w:hAnsi="Calibri" w:cs="Calibri"/>
+        </w:rPr>
+      </w:pPr>
+      <w:proofErr w:type="gramStart"/>
+      <w:r>
+        <w:rPr>
+          <w:rFonts w:ascii="Calibri" w:hAnsi="Calibri" w:cs="Calibri"/>
+        </w:rPr>
+        <w:t xml:space="preserve">  </w:t>
+      </w:r>
+      <w:r>
+        <w:rPr>
+          <w:rFonts w:ascii="Calibri" w:hAnsi="Calibri" w:cs="Calibri"/>
+          <w:b/>
+          <w:bCs/>
+        </w:rPr>
+        <w:t>Architecture</w:t>
+      </w:r>
+      <w:proofErr w:type="gramEnd"/>
+      <w:r>
+        <w:rPr>
+          <w:rFonts w:ascii="Calibri" w:hAnsi="Calibri" w:cs="Calibri"/>
+          <w:b/>
+          <w:bCs/>
+        </w:rPr>
+        <w:t>-First Security</w:t>
+      </w:r>
+      <w:r>
+        <w:rPr>
+          <w:rFonts w:ascii="Calibri" w:hAnsi="Calibri" w:cs="Calibri"/>
+        </w:rPr>
+        <w:t xml:space="preserve">: By implementing server-side route protection in </w:t>
+      </w:r>
+      <w:proofErr w:type="spellStart"/>
+      <w:proofErr w:type="gramStart"/>
+      <w:r>
+        <w:rPr>
+          <w:rFonts w:ascii="Calibri" w:hAnsi="Calibri" w:cs="Calibri"/>
+        </w:rPr>
+        <w:t>hooks.server</w:t>
+      </w:r>
+      <w:proofErr w:type="gramEnd"/>
+      <w:r>
+        <w:rPr>
+          <w:rFonts w:ascii="Calibri" w:hAnsi="Calibri" w:cs="Calibri"/>
+        </w:rPr>
+        <w:t>.ts</w:t>
+      </w:r>
+      <w:proofErr w:type="spellEnd"/>
+      <w:r>
+        <w:rPr>
+          <w:rFonts w:ascii="Calibri" w:hAnsi="Calibri" w:cs="Calibri"/>
+        </w:rPr>
+        <w:t xml:space="preserve"> before the UI was finalized, </w:t>
+      </w:r>
+      <w:r>
+        <w:rPr>
+          <w:rFonts w:ascii="Calibri" w:hAnsi="Calibri" w:cs="Calibri"/>
+          <w:b/>
+          <w:bCs/>
+        </w:rPr>
+        <w:t>NFR1 (Security)</w:t>
+      </w:r>
+      <w:r>
+        <w:rPr>
+          <w:rFonts w:ascii="Calibri" w:hAnsi="Calibri" w:cs="Calibri"/>
+        </w:rPr>
+        <w:t xml:space="preserve"> was established as a core technical gate.</w:t>
+      </w:r>
+    </w:p>
+    <w:p>
+      <w:pPr>
+        <w:jc w:val="left"/>
+        <w:rPr>
+          <w:rFonts w:ascii="Calibri" w:hAnsi="Calibri" w:cs="Calibri"/>
+        </w:rPr>
+      </w:pPr>
+      <w:proofErr w:type="gramStart"/>
+      <w:r>
+        <w:rPr>
+          <w:rFonts w:ascii="Calibri" w:hAnsi="Calibri" w:cs="Calibri"/>
+        </w:rPr>
+        <w:t xml:space="preserve">  </w:t>
+      </w:r>
+      <w:r>
+        <w:rPr>
+          <w:rFonts w:ascii="Calibri" w:hAnsi="Calibri" w:cs="Calibri"/>
+          <w:b/>
+          <w:bCs/>
+        </w:rPr>
+        <w:t>Technical</w:t>
+      </w:r>
+      <w:proofErr w:type="gramEnd"/>
+      <w:r>
+        <w:rPr>
+          <w:rFonts w:ascii="Calibri" w:hAnsi="Calibri" w:cs="Calibri"/>
+          <w:b/>
+          <w:bCs/>
+        </w:rPr>
+        <w:t xml:space="preserve"> Traceability</w:t>
+      </w:r>
+      <w:r>
+        <w:rPr>
+          <w:rFonts w:ascii="Calibri" w:hAnsi="Calibri" w:cs="Calibri"/>
+        </w:rPr>
+        <w:t>: Every UI module (such as the ACT_RECORD_FETCHER) maps directly to the Logical Data Model (LDM) attributes finalized in Sprint 1, ensuring zero "Documentation Drift".</w:t>
       </w:r>
     </w:p>
     <w:p>
@@ -4149,7 +5434,6 @@
         <w:rPr>
           <w:rFonts w:ascii="Calibri" w:hAnsi="Calibri" w:cs="Calibri"/>
         </w:rPr>
-        <w:lastRenderedPageBreak/>
         <w:t>What could be improved?</w:t>
       </w:r>
     </w:p>
@@ -4160,11 +5444,35 @@
           <w:rFonts w:ascii="Calibri" w:hAnsi="Calibri" w:cs="Calibri"/>
         </w:rPr>
       </w:pPr>
-      <w:r>
-        <w:rPr>
-          <w:rFonts w:ascii="Calibri" w:hAnsi="Calibri" w:cs="Calibri"/>
-        </w:rPr>
-        <w:t>Any Issues?</w:t>
+      <w:proofErr w:type="gramStart"/>
+      <w:r>
+        <w:rPr>
+          <w:rFonts w:ascii="Calibri" w:hAnsi="Calibri" w:cs="Calibri"/>
+        </w:rPr>
+        <w:t xml:space="preserve">  </w:t>
+      </w:r>
+      <w:r>
+        <w:rPr>
+          <w:rFonts w:ascii="Calibri" w:hAnsi="Calibri" w:cs="Calibri"/>
+          <w:b/>
+          <w:bCs/>
+        </w:rPr>
+        <w:t>Code</w:t>
+      </w:r>
+      <w:proofErr w:type="gramEnd"/>
+      <w:r>
+        <w:rPr>
+          <w:rFonts w:ascii="Calibri" w:hAnsi="Calibri" w:cs="Calibri"/>
+          <w:b/>
+          <w:bCs/>
+        </w:rPr>
+        <w:t>/Report Synchronization</w:t>
+      </w:r>
+      <w:r>
+        <w:rPr>
+          <w:rFonts w:ascii="Calibri" w:hAnsi="Calibri" w:cs="Calibri"/>
+        </w:rPr>
+        <w:t>: The rapid build of the /booking transaction engine temporarily outpaced the report draft.</w:t>
       </w:r>
     </w:p>
     <w:p>
@@ -4174,12 +5482,72 @@
           <w:rFonts w:ascii="Calibri" w:hAnsi="Calibri" w:cs="Calibri"/>
         </w:rPr>
       </w:pPr>
-      <w:r>
-        <w:rPr>
-          <w:rFonts w:ascii="Calibri" w:hAnsi="Calibri" w:cs="Calibri"/>
-        </w:rPr>
-        <w:t>The current 'BOOK WITH DR. MEHTA' button on the dashboard is a UI placeholder. The next development goal is to implement the dedicated '/booking' route to handle the transaction logic and data-binding for Story 03 .</w:t>
-      </w:r>
+      <w:proofErr w:type="gramStart"/>
+      <w:r>
+        <w:rPr>
+          <w:rFonts w:ascii="Calibri" w:hAnsi="Calibri" w:cs="Calibri"/>
+        </w:rPr>
+        <w:t xml:space="preserve">  </w:t>
+      </w:r>
+      <w:r>
+        <w:rPr>
+          <w:rFonts w:ascii="Calibri" w:hAnsi="Calibri" w:cs="Calibri"/>
+          <w:b/>
+          <w:bCs/>
+        </w:rPr>
+        <w:t>Action</w:t>
+      </w:r>
+      <w:proofErr w:type="gramEnd"/>
+      <w:r>
+        <w:rPr>
+          <w:rFonts w:ascii="Calibri" w:hAnsi="Calibri" w:cs="Calibri"/>
+        </w:rPr>
+        <w:t xml:space="preserve">: All "placeholder" references in the documentation have been removed to reflect the fully functional status of the transaction logic and </w:t>
+      </w:r>
+      <w:proofErr w:type="gramStart"/>
+      <w:r>
+        <w:rPr>
+          <w:rFonts w:ascii="Calibri" w:hAnsi="Calibri" w:cs="Calibri"/>
+        </w:rPr>
+        <w:t>data-binding</w:t>
+      </w:r>
+      <w:proofErr w:type="gramEnd"/>
+      <w:r>
+        <w:rPr>
+          <w:rFonts w:ascii="Calibri" w:hAnsi="Calibri" w:cs="Calibri"/>
+        </w:rPr>
+        <w:t>.</w:t>
+      </w:r>
+    </w:p>
+    <w:p>
+      <w:pPr>
+        <w:jc w:val="left"/>
+        <w:rPr>
+          <w:rFonts w:ascii="Calibri" w:hAnsi="Calibri" w:cs="Calibri"/>
+        </w:rPr>
+      </w:pPr>
+    </w:p>
+    <w:p>
+      <w:pPr>
+        <w:jc w:val="left"/>
+        <w:rPr>
+          <w:rFonts w:ascii="Calibri" w:hAnsi="Calibri" w:cs="Calibri"/>
+        </w:rPr>
+      </w:pPr>
+      <w:r>
+        <w:rPr>
+          <w:rFonts w:ascii="Calibri" w:hAnsi="Calibri" w:cs="Calibri"/>
+        </w:rPr>
+        <w:t>Any Issues?</w:t>
+      </w:r>
+    </w:p>
+    <w:p>
+      <w:pPr>
+        <w:jc w:val="left"/>
+        <w:rPr>
+          <w:rFonts w:ascii="Calibri" w:hAnsi="Calibri" w:cs="Calibri"/>
+        </w:rPr>
+      </w:pPr>
     </w:p>
     <w:p>
       <w:pPr>
@@ -4212,12 +5580,160 @@
           <w:rFonts w:ascii="Calibri" w:hAnsi="Calibri" w:cs="Calibri"/>
         </w:rPr>
       </w:pPr>
-      <w:r>
-        <w:rPr>
-          <w:rFonts w:ascii="Calibri" w:hAnsi="Calibri" w:cs="Calibri"/>
-        </w:rPr>
-        <w:t>While the current MVP uses plain-string comparison for mock data validation, a production-ready version must implement Argon2 or Bcrypt hashing within the +page.server.ts logic to fully satisfy NFR1 (Security).</w:t>
-      </w:r>
+      <w:proofErr w:type="gramStart"/>
+      <w:r>
+        <w:rPr>
+          <w:rFonts w:ascii="Calibri" w:hAnsi="Calibri" w:cs="Calibri"/>
+        </w:rPr>
+        <w:t xml:space="preserve">  </w:t>
+      </w:r>
+      <w:r>
+        <w:rPr>
+          <w:rFonts w:ascii="Calibri" w:hAnsi="Calibri" w:cs="Calibri"/>
+          <w:b/>
+          <w:bCs/>
+        </w:rPr>
+        <w:t>Administrative</w:t>
+      </w:r>
+      <w:proofErr w:type="gramEnd"/>
+      <w:r>
+        <w:rPr>
+          <w:rFonts w:ascii="Calibri" w:hAnsi="Calibri" w:cs="Calibri"/>
+          <w:b/>
+          <w:bCs/>
+        </w:rPr>
+        <w:t xml:space="preserve"> Interface</w:t>
+      </w:r>
+      <w:r>
+        <w:rPr>
+          <w:rFonts w:ascii="Calibri" w:hAnsi="Calibri" w:cs="Calibri"/>
+        </w:rPr>
+        <w:t xml:space="preserve">: Priority will be given to the frontend route for the </w:t>
+      </w:r>
+      <w:r>
+        <w:rPr>
+          <w:rFonts w:ascii="Calibri" w:hAnsi="Calibri" w:cs="Calibri"/>
+          <w:b/>
+          <w:bCs/>
+        </w:rPr>
+        <w:t>Admin Registration Portal</w:t>
+      </w:r>
+      <w:r>
+        <w:rPr>
+          <w:rFonts w:ascii="Calibri" w:hAnsi="Calibri" w:cs="Calibri"/>
+        </w:rPr>
+        <w:t xml:space="preserve"> (Story 07), enabling staff to create new patient records as identified in stakeholder </w:t>
+      </w:r>
+      <w:proofErr w:type="gramStart"/>
+      <w:r>
+        <w:rPr>
+          <w:rFonts w:ascii="Calibri" w:hAnsi="Calibri" w:cs="Calibri"/>
+        </w:rPr>
+        <w:t>conversations .</w:t>
+      </w:r>
+      <w:proofErr w:type="gramEnd"/>
+    </w:p>
+    <w:p>
+      <w:pPr>
+        <w:ind w:left="0" w:firstLine="0"/>
+        <w:jc w:val="left"/>
+        <w:rPr>
+          <w:rFonts w:ascii="Calibri" w:hAnsi="Calibri" w:cs="Calibri"/>
+        </w:rPr>
+      </w:pPr>
+      <w:proofErr w:type="gramStart"/>
+      <w:r>
+        <w:rPr>
+          <w:rFonts w:ascii="Calibri" w:hAnsi="Calibri" w:cs="Calibri"/>
+        </w:rPr>
+        <w:lastRenderedPageBreak/>
+        <w:t xml:space="preserve">  </w:t>
+      </w:r>
+      <w:r>
+        <w:rPr>
+          <w:rFonts w:ascii="Calibri" w:hAnsi="Calibri" w:cs="Calibri"/>
+          <w:b/>
+          <w:bCs/>
+        </w:rPr>
+        <w:t>Notification</w:t>
+      </w:r>
+      <w:proofErr w:type="gramEnd"/>
+      <w:r>
+        <w:rPr>
+          <w:rFonts w:ascii="Calibri" w:hAnsi="Calibri" w:cs="Calibri"/>
+          <w:b/>
+          <w:bCs/>
+        </w:rPr>
+        <w:t xml:space="preserve"> Engine</w:t>
+      </w:r>
+      <w:r>
+        <w:rPr>
+          <w:rFonts w:ascii="Calibri" w:hAnsi="Calibri" w:cs="Calibri"/>
+        </w:rPr>
+        <w:t>: Integration of an external API for Story 06 to provide automated SMS or Email confirmations for all scheduled appointments.</w:t>
+      </w:r>
+    </w:p>
+    <w:p>
+      <w:pPr>
+        <w:ind w:left="0" w:firstLine="0"/>
+        <w:jc w:val="left"/>
+        <w:rPr>
+          <w:rFonts w:ascii="Calibri" w:hAnsi="Calibri" w:cs="Calibri"/>
+        </w:rPr>
+      </w:pPr>
+      <w:proofErr w:type="gramStart"/>
+      <w:r>
+        <w:rPr>
+          <w:rFonts w:ascii="Calibri" w:hAnsi="Calibri" w:cs="Calibri"/>
+        </w:rPr>
+        <w:t xml:space="preserve">  </w:t>
+      </w:r>
+      <w:r>
+        <w:rPr>
+          <w:rFonts w:ascii="Calibri" w:hAnsi="Calibri" w:cs="Calibri"/>
+          <w:b/>
+          <w:bCs/>
+        </w:rPr>
+        <w:t>Audit</w:t>
+      </w:r>
+      <w:proofErr w:type="gramEnd"/>
+      <w:r>
+        <w:rPr>
+          <w:rFonts w:ascii="Calibri" w:hAnsi="Calibri" w:cs="Calibri"/>
+          <w:b/>
+          <w:bCs/>
+        </w:rPr>
+        <w:t xml:space="preserve"> Visualization</w:t>
+      </w:r>
+      <w:r>
+        <w:rPr>
+          <w:rFonts w:ascii="Calibri" w:hAnsi="Calibri" w:cs="Calibri"/>
+        </w:rPr>
+        <w:t xml:space="preserve">: Enhancing the </w:t>
+      </w:r>
+      <w:r>
+        <w:rPr>
+          <w:rFonts w:ascii="Calibri" w:hAnsi="Calibri" w:cs="Calibri"/>
+          <w:b/>
+          <w:bCs/>
+        </w:rPr>
+        <w:t>T14 (Audit Log)</w:t>
+      </w:r>
+      <w:r>
+        <w:rPr>
+          <w:rFonts w:ascii="Calibri" w:hAnsi="Calibri" w:cs="Calibri"/>
+        </w:rPr>
+        <w:t xml:space="preserve"> system to provide a secure dashboard for clinical managers to review record access history for compliance audits.</w:t>
+      </w:r>
+    </w:p>
+    <w:p>
+      <w:pPr>
+        <w:ind w:left="0" w:firstLine="0"/>
+        <w:jc w:val="left"/>
+        <w:rPr>
+          <w:rFonts w:ascii="Calibri" w:hAnsi="Calibri" w:cs="Calibri"/>
+        </w:rPr>
+      </w:pPr>
       <w:r>
         <w:rPr>
           <w:rFonts w:ascii="Calibri" w:hAnsi="Calibri" w:cs="Calibri"/>
@@ -4895,7 +6411,6 @@
   <w:style w:type="character" w:default="1" w:styleId="DefaultParagraphFont">
     <w:name w:val="Default Paragraph Font"/>
     <w:uiPriority w:val="1"/>
-    <w:semiHidden/>
     <w:unhideWhenUsed/>
   </w:style>
   <w:style w:type="table" w:default="1" w:styleId="TableNormal">

--- a/docs/Sprint 2.docx
+++ b/docs/Sprint 2.docx
@@ -9,6 +9,12 @@
           <w:rFonts w:ascii="Calibri" w:hAnsi="Calibri" w:cs="Calibri"/>
         </w:rPr>
       </w:pPr>
+      <w:r>
+        <w:rPr>
+          <w:rFonts w:ascii="Calibri" w:hAnsi="Calibri" w:cs="Calibri"/>
+        </w:rPr>
+        <w:t xml:space="preserve">1.0 </w:t>
+      </w:r>
       <w:r>
         <w:rPr>
           <w:rFonts w:ascii="Calibri" w:hAnsi="Calibri" w:cs="Calibri"/>
@@ -337,21 +343,7 @@
               <w:rPr>
                 <w:rFonts w:ascii="Calibri" w:hAnsi="Calibri" w:cs="Calibri"/>
               </w:rPr>
-              <w:t xml:space="preserve">As a Patient, I want to book an appointment </w:t>
-            </w:r>
-            <w:proofErr w:type="gramStart"/>
-            <w:r>
-              <w:rPr>
-                <w:rFonts w:ascii="Calibri" w:hAnsi="Calibri" w:cs="Calibri"/>
-              </w:rPr>
-              <w:t>online</w:t>
-            </w:r>
-            <w:proofErr w:type="gramEnd"/>
-            <w:r>
-              <w:rPr>
-                <w:rFonts w:ascii="Calibri" w:hAnsi="Calibri" w:cs="Calibri"/>
-              </w:rPr>
-              <w:t xml:space="preserve"> so I don't have to call the clinic.</w:t>
+              <w:t>As a Patient, I want to book an appointment online so I don't have to call the clinic.</w:t>
             </w:r>
           </w:p>
         </w:tc>
@@ -568,21 +560,7 @@
               <w:rPr>
                 <w:rFonts w:ascii="Calibri" w:hAnsi="Calibri" w:cs="Calibri"/>
               </w:rPr>
-              <w:t xml:space="preserve">As a Patient, I want to receive an appointment </w:t>
-            </w:r>
-            <w:proofErr w:type="gramStart"/>
-            <w:r>
-              <w:rPr>
-                <w:rFonts w:ascii="Calibri" w:hAnsi="Calibri" w:cs="Calibri"/>
-              </w:rPr>
-              <w:t>confirmation</w:t>
-            </w:r>
-            <w:proofErr w:type="gramEnd"/>
-            <w:r>
-              <w:rPr>
-                <w:rFonts w:ascii="Calibri" w:hAnsi="Calibri" w:cs="Calibri"/>
-              </w:rPr>
-              <w:t xml:space="preserve"> so I know my booking was successful.</w:t>
+              <w:t>As a Patient, I want to receive an appointment confirmation so I know my booking was successful.</w:t>
             </w:r>
           </w:p>
         </w:tc>
@@ -657,21 +635,7 @@
               <w:rPr>
                 <w:rFonts w:ascii="Calibri" w:hAnsi="Calibri" w:cs="Calibri"/>
               </w:rPr>
-              <w:t xml:space="preserve">As an Admin, I want to register a new patient with their name and </w:t>
-            </w:r>
-            <w:proofErr w:type="gramStart"/>
-            <w:r>
-              <w:rPr>
-                <w:rFonts w:ascii="Calibri" w:hAnsi="Calibri" w:cs="Calibri"/>
-              </w:rPr>
-              <w:t>DOB</w:t>
-            </w:r>
-            <w:proofErr w:type="gramEnd"/>
-            <w:r>
-              <w:rPr>
-                <w:rFonts w:ascii="Calibri" w:hAnsi="Calibri" w:cs="Calibri"/>
-              </w:rPr>
-              <w:t xml:space="preserve"> so their record is created.</w:t>
+              <w:t>As an Admin, I want to register a new patient with their name and DOB so their record is created.</w:t>
             </w:r>
           </w:p>
         </w:tc>
@@ -894,6 +858,12 @@
         <w:rPr>
           <w:rFonts w:ascii="Calibri" w:hAnsi="Calibri" w:cs="Calibri"/>
         </w:rPr>
+        <w:t xml:space="preserve">2.0 </w:t>
+      </w:r>
+      <w:r>
+        <w:rPr>
+          <w:rFonts w:ascii="Calibri" w:hAnsi="Calibri" w:cs="Calibri"/>
+        </w:rPr>
         <w:t>Sprint summary</w:t>
       </w:r>
     </w:p>
@@ -944,21 +914,7 @@
         <w:rPr>
           <w:rFonts w:ascii="Calibri" w:hAnsi="Calibri" w:cs="Calibri"/>
         </w:rPr>
-        <w:t xml:space="preserve"> by building the secure authentication gateway and the reactive scheduling engine. These features are </w:t>
-      </w:r>
-      <w:proofErr w:type="gramStart"/>
-      <w:r>
-        <w:rPr>
-          <w:rFonts w:ascii="Calibri" w:hAnsi="Calibri" w:cs="Calibri"/>
-        </w:rPr>
-        <w:t>high-value</w:t>
-      </w:r>
-      <w:proofErr w:type="gramEnd"/>
-      <w:r>
-        <w:rPr>
-          <w:rFonts w:ascii="Calibri" w:hAnsi="Calibri" w:cs="Calibri"/>
-        </w:rPr>
-        <w:t xml:space="preserve"> because they directly address the primary user frustration identified in discovery: the lack of self-service visibility for bookings and medical records. By prioritizing the </w:t>
+        <w:t xml:space="preserve"> by building the secure authentication gateway and the reactive scheduling engine. These features are high-value because they directly address the primary user frustration identified in discovery: the lack of self-service visibility for bookings and medical records. By prioritizing the </w:t>
       </w:r>
       <w:r>
         <w:rPr>
@@ -990,6 +946,12 @@
           <w:rFonts w:ascii="Calibri" w:hAnsi="Calibri" w:cs="Calibri"/>
         </w:rPr>
       </w:pPr>
+      <w:r>
+        <w:rPr>
+          <w:rFonts w:ascii="Calibri" w:hAnsi="Calibri" w:cs="Calibri"/>
+        </w:rPr>
+        <w:t xml:space="preserve">3.0 </w:t>
+      </w:r>
       <w:r>
         <w:rPr>
           <w:rFonts w:ascii="Calibri" w:hAnsi="Calibri" w:cs="Calibri"/>
@@ -1004,12 +966,12 @@
         <w:tblLook w:val="04A0" w:firstRow="1" w:lastRow="0" w:firstColumn="1" w:lastColumn="0" w:noHBand="0" w:noVBand="1"/>
       </w:tblPr>
       <w:tblGrid>
-        <w:gridCol w:w="822"/>
-        <w:gridCol w:w="3680"/>
-        <w:gridCol w:w="952"/>
-        <w:gridCol w:w="687"/>
-        <w:gridCol w:w="1232"/>
-        <w:gridCol w:w="1977"/>
+        <w:gridCol w:w="770"/>
+        <w:gridCol w:w="3778"/>
+        <w:gridCol w:w="911"/>
+        <w:gridCol w:w="618"/>
+        <w:gridCol w:w="1120"/>
+        <w:gridCol w:w="2153"/>
       </w:tblGrid>
       <w:tr>
         <w:tc>
@@ -1029,6 +991,7 @@
             <w:r>
               <w:rPr>
                 <w:rStyle w:val="Strong"/>
+                <w:rFonts w:ascii="Calibri" w:hAnsi="Calibri" w:cs="Calibri"/>
                 <w:color w:val="1F1F1F"/>
                 <w:bdr w:val="none" w:sz="0" w:space="0" w:color="auto" w:frame="1"/>
               </w:rPr>
@@ -1053,6 +1016,7 @@
             <w:r>
               <w:rPr>
                 <w:rStyle w:val="Strong"/>
+                <w:rFonts w:ascii="Calibri" w:hAnsi="Calibri" w:cs="Calibri"/>
                 <w:color w:val="1F1F1F"/>
                 <w:bdr w:val="none" w:sz="0" w:space="0" w:color="auto" w:frame="1"/>
               </w:rPr>
@@ -1077,6 +1041,7 @@
             <w:r>
               <w:rPr>
                 <w:rStyle w:val="Strong"/>
+                <w:rFonts w:ascii="Calibri" w:hAnsi="Calibri" w:cs="Calibri"/>
                 <w:color w:val="1F1F1F"/>
                 <w:bdr w:val="none" w:sz="0" w:space="0" w:color="auto" w:frame="1"/>
               </w:rPr>
@@ -1101,6 +1066,7 @@
             <w:r>
               <w:rPr>
                 <w:rStyle w:val="Strong"/>
+                <w:rFonts w:ascii="Calibri" w:hAnsi="Calibri" w:cs="Calibri"/>
                 <w:color w:val="1F1F1F"/>
                 <w:bdr w:val="none" w:sz="0" w:space="0" w:color="auto" w:frame="1"/>
               </w:rPr>
@@ -1125,6 +1091,7 @@
             <w:r>
               <w:rPr>
                 <w:rStyle w:val="Strong"/>
+                <w:rFonts w:ascii="Calibri" w:hAnsi="Calibri" w:cs="Calibri"/>
                 <w:color w:val="1F1F1F"/>
                 <w:bdr w:val="none" w:sz="0" w:space="0" w:color="auto" w:frame="1"/>
               </w:rPr>
@@ -1149,6 +1116,7 @@
             <w:r>
               <w:rPr>
                 <w:rStyle w:val="Strong"/>
+                <w:rFonts w:ascii="Calibri" w:hAnsi="Calibri" w:cs="Calibri"/>
                 <w:color w:val="1F1F1F"/>
                 <w:bdr w:val="none" w:sz="0" w:space="0" w:color="auto" w:frame="1"/>
               </w:rPr>
@@ -1174,6 +1142,7 @@
             </w:pPr>
             <w:r>
               <w:rPr>
+                <w:rFonts w:ascii="Calibri" w:hAnsi="Calibri" w:cs="Calibri"/>
                 <w:b/>
                 <w:bCs/>
                 <w:color w:val="1F1F1F"/>
@@ -1200,6 +1169,7 @@
             </w:pPr>
             <w:r>
               <w:rPr>
+                <w:rFonts w:ascii="Calibri" w:hAnsi="Calibri" w:cs="Calibri"/>
                 <w:b/>
                 <w:bCs/>
                 <w:color w:val="1F1F1F"/>
@@ -1209,6 +1179,7 @@
             </w:r>
             <w:r>
               <w:rPr>
+                <w:rFonts w:ascii="Calibri" w:hAnsi="Calibri" w:cs="Calibri"/>
                 <w:color w:val="1F1F1F"/>
                 <w:bdr w:val="none" w:sz="0" w:space="0" w:color="auto" w:frame="1"/>
               </w:rPr>
@@ -1218,7 +1189,7 @@
             <w:r>
               <w:rPr>
                 <w:rStyle w:val="HTMLCode"/>
-                <w:rFonts w:eastAsiaTheme="majorEastAsia" w:cs="Arial"/>
+                <w:rFonts w:ascii="Calibri" w:eastAsiaTheme="majorEastAsia" w:hAnsi="Calibri" w:cs="Calibri"/>
                 <w:color w:val="444746"/>
                 <w:bdr w:val="none" w:sz="0" w:space="0" w:color="auto" w:frame="1"/>
               </w:rPr>
@@ -1227,6 +1198,7 @@
             <w:proofErr w:type="spellEnd"/>
             <w:r>
               <w:rPr>
+                <w:rFonts w:ascii="Calibri" w:hAnsi="Calibri" w:cs="Calibri"/>
                 <w:color w:val="1F1F1F"/>
                 <w:bdr w:val="none" w:sz="0" w:space="0" w:color="auto" w:frame="1"/>
               </w:rPr>
@@ -1250,6 +1222,7 @@
             </w:pPr>
             <w:r>
               <w:rPr>
+                <w:rFonts w:ascii="Calibri" w:hAnsi="Calibri" w:cs="Calibri"/>
                 <w:color w:val="1F1F1F"/>
                 <w:bdr w:val="none" w:sz="0" w:space="0" w:color="auto" w:frame="1"/>
               </w:rPr>
@@ -1273,6 +1246,7 @@
             </w:pPr>
             <w:r>
               <w:rPr>
+                <w:rFonts w:ascii="Calibri" w:hAnsi="Calibri" w:cs="Calibri"/>
                 <w:color w:val="1F1F1F"/>
                 <w:bdr w:val="none" w:sz="0" w:space="0" w:color="auto" w:frame="1"/>
               </w:rPr>
@@ -1296,6 +1270,7 @@
             </w:pPr>
             <w:r>
               <w:rPr>
+                <w:rFonts w:ascii="Calibri" w:hAnsi="Calibri" w:cs="Calibri"/>
                 <w:b/>
                 <w:bCs/>
                 <w:color w:val="1F1F1F"/>
@@ -1322,6 +1297,7 @@
             <w:r>
               <w:rPr>
                 <w:rStyle w:val="citation-5126"/>
+                <w:rFonts w:ascii="Calibri" w:hAnsi="Calibri" w:cs="Calibri"/>
                 <w:color w:val="1F1F1F"/>
                 <w:bdr w:val="none" w:sz="0" w:space="0" w:color="auto" w:frame="1"/>
               </w:rPr>
@@ -1330,6 +1306,7 @@
             <w:r>
               <w:rPr>
                 <w:rStyle w:val="citation-5126"/>
+                <w:rFonts w:ascii="Calibri" w:hAnsi="Calibri" w:cs="Calibri"/>
                 <w:b/>
                 <w:bCs/>
                 <w:color w:val="1F1F1F"/>
@@ -1340,6 +1317,7 @@
             <w:r>
               <w:rPr>
                 <w:rStyle w:val="citation-5126"/>
+                <w:rFonts w:ascii="Calibri" w:hAnsi="Calibri" w:cs="Calibri"/>
                 <w:color w:val="1F1F1F"/>
                 <w:bdr w:val="none" w:sz="0" w:space="0" w:color="auto" w:frame="1"/>
               </w:rPr>
@@ -1347,6 +1325,7 @@
             </w:r>
             <w:r>
               <w:rPr>
+                <w:rFonts w:ascii="Calibri" w:hAnsi="Calibri" w:cs="Calibri"/>
                 <w:color w:val="1F1F1F"/>
                 <w:bdr w:val="none" w:sz="0" w:space="0" w:color="auto" w:frame="1"/>
               </w:rPr>
@@ -1372,6 +1351,7 @@
             </w:pPr>
             <w:r>
               <w:rPr>
+                <w:rFonts w:ascii="Calibri" w:hAnsi="Calibri" w:cs="Calibri"/>
                 <w:b/>
                 <w:bCs/>
                 <w:color w:val="1F1F1F"/>
@@ -1397,6 +1377,7 @@
             </w:pPr>
             <w:r>
               <w:rPr>
+                <w:rFonts w:ascii="Calibri" w:hAnsi="Calibri" w:cs="Calibri"/>
                 <w:b/>
                 <w:bCs/>
                 <w:color w:val="1F1F1F"/>
@@ -1406,6 +1387,7 @@
             </w:r>
             <w:r>
               <w:rPr>
+                <w:rFonts w:ascii="Calibri" w:hAnsi="Calibri" w:cs="Calibri"/>
                 <w:color w:val="1F1F1F"/>
                 <w:bdr w:val="none" w:sz="0" w:space="0" w:color="auto" w:frame="1"/>
               </w:rPr>
@@ -1415,7 +1397,7 @@
             <w:r>
               <w:rPr>
                 <w:rStyle w:val="HTMLCode"/>
-                <w:rFonts w:eastAsiaTheme="majorEastAsia" w:cs="Arial"/>
+                <w:rFonts w:ascii="Calibri" w:eastAsiaTheme="majorEastAsia" w:hAnsi="Calibri" w:cs="Calibri"/>
                 <w:color w:val="444746"/>
                 <w:bdr w:val="none" w:sz="0" w:space="0" w:color="auto" w:frame="1"/>
               </w:rPr>
@@ -1424,6 +1406,7 @@
             <w:proofErr w:type="spellEnd"/>
             <w:r>
               <w:rPr>
+                <w:rFonts w:ascii="Calibri" w:hAnsi="Calibri" w:cs="Calibri"/>
                 <w:color w:val="1F1F1F"/>
                 <w:bdr w:val="none" w:sz="0" w:space="0" w:color="auto" w:frame="1"/>
               </w:rPr>
@@ -1433,7 +1416,7 @@
             <w:r>
               <w:rPr>
                 <w:rStyle w:val="HTMLCode"/>
-                <w:rFonts w:eastAsiaTheme="majorEastAsia" w:cs="Arial"/>
+                <w:rFonts w:ascii="Calibri" w:eastAsiaTheme="majorEastAsia" w:hAnsi="Calibri" w:cs="Calibri"/>
                 <w:color w:val="444746"/>
                 <w:bdr w:val="none" w:sz="0" w:space="0" w:color="auto" w:frame="1"/>
               </w:rPr>
@@ -1442,6 +1425,7 @@
             <w:proofErr w:type="spellEnd"/>
             <w:r>
               <w:rPr>
+                <w:rFonts w:ascii="Calibri" w:hAnsi="Calibri" w:cs="Calibri"/>
                 <w:color w:val="1F1F1F"/>
                 <w:bdr w:val="none" w:sz="0" w:space="0" w:color="auto" w:frame="1"/>
               </w:rPr>
@@ -1465,6 +1449,7 @@
             </w:pPr>
             <w:r>
               <w:rPr>
+                <w:rFonts w:ascii="Calibri" w:hAnsi="Calibri" w:cs="Calibri"/>
                 <w:color w:val="1F1F1F"/>
                 <w:bdr w:val="none" w:sz="0" w:space="0" w:color="auto" w:frame="1"/>
               </w:rPr>
@@ -1488,6 +1473,7 @@
             </w:pPr>
             <w:r>
               <w:rPr>
+                <w:rFonts w:ascii="Calibri" w:hAnsi="Calibri" w:cs="Calibri"/>
                 <w:color w:val="1F1F1F"/>
                 <w:bdr w:val="none" w:sz="0" w:space="0" w:color="auto" w:frame="1"/>
               </w:rPr>
@@ -1511,6 +1497,7 @@
             </w:pPr>
             <w:r>
               <w:rPr>
+                <w:rFonts w:ascii="Calibri" w:hAnsi="Calibri" w:cs="Calibri"/>
                 <w:b/>
                 <w:bCs/>
                 <w:color w:val="1F1F1F"/>
@@ -1538,6 +1525,7 @@
             <w:r>
               <w:rPr>
                 <w:rStyle w:val="citation-5125"/>
+                <w:rFonts w:ascii="Calibri" w:hAnsi="Calibri" w:cs="Calibri"/>
                 <w:color w:val="1F1F1F"/>
                 <w:bdr w:val="none" w:sz="0" w:space="0" w:color="auto" w:frame="1"/>
               </w:rPr>
@@ -1547,6 +1535,7 @@
             <w:r>
               <w:rPr>
                 <w:rStyle w:val="citation-5125"/>
+                <w:rFonts w:ascii="Calibri" w:hAnsi="Calibri" w:cs="Calibri"/>
                 <w:color w:val="1F1F1F"/>
                 <w:bdr w:val="none" w:sz="0" w:space="0" w:color="auto" w:frame="1"/>
               </w:rPr>
@@ -1555,6 +1544,7 @@
             <w:r>
               <w:rPr>
                 <w:rStyle w:val="citation-5125"/>
+                <w:rFonts w:ascii="Calibri" w:hAnsi="Calibri" w:cs="Calibri"/>
                 <w:b/>
                 <w:bCs/>
                 <w:color w:val="1F1F1F"/>
@@ -1565,6 +1555,7 @@
             <w:r>
               <w:rPr>
                 <w:rStyle w:val="citation-5125"/>
+                <w:rFonts w:ascii="Calibri" w:hAnsi="Calibri" w:cs="Calibri"/>
                 <w:color w:val="1F1F1F"/>
                 <w:bdr w:val="none" w:sz="0" w:space="0" w:color="auto" w:frame="1"/>
               </w:rPr>
@@ -1573,6 +1564,7 @@
             <w:r>
               <w:rPr>
                 <w:rStyle w:val="citation-5125"/>
+                <w:rFonts w:ascii="Calibri" w:hAnsi="Calibri" w:cs="Calibri"/>
                 <w:b/>
                 <w:bCs/>
                 <w:color w:val="1F1F1F"/>
@@ -1583,6 +1575,7 @@
             <w:r>
               <w:rPr>
                 <w:rStyle w:val="citation-5125"/>
+                <w:rFonts w:ascii="Calibri" w:hAnsi="Calibri" w:cs="Calibri"/>
                 <w:color w:val="1F1F1F"/>
                 <w:bdr w:val="none" w:sz="0" w:space="0" w:color="auto" w:frame="1"/>
               </w:rPr>
@@ -1590,6 +1583,7 @@
             </w:r>
             <w:r>
               <w:rPr>
+                <w:rFonts w:ascii="Calibri" w:hAnsi="Calibri" w:cs="Calibri"/>
                 <w:color w:val="1F1F1F"/>
                 <w:bdr w:val="none" w:sz="0" w:space="0" w:color="auto" w:frame="1"/>
               </w:rPr>
@@ -1615,6 +1609,7 @@
             </w:pPr>
             <w:r>
               <w:rPr>
+                <w:rFonts w:ascii="Calibri" w:hAnsi="Calibri" w:cs="Calibri"/>
                 <w:b/>
                 <w:bCs/>
                 <w:color w:val="1F1F1F"/>
@@ -1640,6 +1635,7 @@
             </w:pPr>
             <w:r>
               <w:rPr>
+                <w:rFonts w:ascii="Calibri" w:hAnsi="Calibri" w:cs="Calibri"/>
                 <w:b/>
                 <w:bCs/>
                 <w:color w:val="1F1F1F"/>
@@ -1649,6 +1645,7 @@
             </w:r>
             <w:r>
               <w:rPr>
+                <w:rFonts w:ascii="Calibri" w:hAnsi="Calibri" w:cs="Calibri"/>
                 <w:color w:val="1F1F1F"/>
                 <w:bdr w:val="none" w:sz="0" w:space="0" w:color="auto" w:frame="1"/>
               </w:rPr>
@@ -1656,6 +1653,7 @@
             </w:r>
             <w:r>
               <w:rPr>
+                <w:rFonts w:ascii="Calibri" w:hAnsi="Calibri" w:cs="Calibri"/>
                 <w:b/>
                 <w:bCs/>
                 <w:color w:val="1F1F1F"/>
@@ -1665,6 +1663,7 @@
             </w:r>
             <w:r>
               <w:rPr>
+                <w:rFonts w:ascii="Calibri" w:hAnsi="Calibri" w:cs="Calibri"/>
                 <w:color w:val="1F1F1F"/>
                 <w:bdr w:val="none" w:sz="0" w:space="0" w:color="auto" w:frame="1"/>
               </w:rPr>
@@ -1688,6 +1687,7 @@
             </w:pPr>
             <w:r>
               <w:rPr>
+                <w:rFonts w:ascii="Calibri" w:hAnsi="Calibri" w:cs="Calibri"/>
                 <w:color w:val="1F1F1F"/>
                 <w:bdr w:val="none" w:sz="0" w:space="0" w:color="auto" w:frame="1"/>
               </w:rPr>
@@ -1711,6 +1711,7 @@
             </w:pPr>
             <w:r>
               <w:rPr>
+                <w:rFonts w:ascii="Calibri" w:hAnsi="Calibri" w:cs="Calibri"/>
                 <w:color w:val="1F1F1F"/>
                 <w:bdr w:val="none" w:sz="0" w:space="0" w:color="auto" w:frame="1"/>
               </w:rPr>
@@ -1734,6 +1735,7 @@
             </w:pPr>
             <w:r>
               <w:rPr>
+                <w:rFonts w:ascii="Calibri" w:hAnsi="Calibri" w:cs="Calibri"/>
                 <w:b/>
                 <w:bCs/>
                 <w:color w:val="1F1F1F"/>
@@ -1760,6 +1762,7 @@
             <w:r>
               <w:rPr>
                 <w:rStyle w:val="citation-5124"/>
+                <w:rFonts w:ascii="Calibri" w:hAnsi="Calibri" w:cs="Calibri"/>
                 <w:color w:val="1F1F1F"/>
                 <w:bdr w:val="none" w:sz="0" w:space="0" w:color="auto" w:frame="1"/>
               </w:rPr>
@@ -1767,6 +1770,7 @@
             </w:r>
             <w:r>
               <w:rPr>
+                <w:rFonts w:ascii="Calibri" w:hAnsi="Calibri" w:cs="Calibri"/>
                 <w:color w:val="1F1F1F"/>
                 <w:bdr w:val="none" w:sz="0" w:space="0" w:color="auto" w:frame="1"/>
               </w:rPr>
@@ -1792,6 +1796,7 @@
             </w:pPr>
             <w:r>
               <w:rPr>
+                <w:rFonts w:ascii="Calibri" w:hAnsi="Calibri" w:cs="Calibri"/>
                 <w:b/>
                 <w:bCs/>
                 <w:color w:val="1F1F1F"/>
@@ -1817,6 +1822,7 @@
             </w:pPr>
             <w:r>
               <w:rPr>
+                <w:rFonts w:ascii="Calibri" w:hAnsi="Calibri" w:cs="Calibri"/>
                 <w:b/>
                 <w:bCs/>
                 <w:color w:val="1F1F1F"/>
@@ -1826,35 +1832,26 @@
             </w:r>
             <w:r>
               <w:rPr>
+                <w:rFonts w:ascii="Calibri" w:hAnsi="Calibri" w:cs="Calibri"/>
                 <w:color w:val="1F1F1F"/>
                 <w:bdr w:val="none" w:sz="0" w:space="0" w:color="auto" w:frame="1"/>
               </w:rPr>
               <w:t xml:space="preserve">: Build </w:t>
             </w:r>
             <w:proofErr w:type="spellStart"/>
-            <w:proofErr w:type="gramStart"/>
             <w:r>
               <w:rPr>
                 <w:rStyle w:val="HTMLCode"/>
-                <w:rFonts w:eastAsiaTheme="majorEastAsia" w:cs="Arial"/>
+                <w:rFonts w:ascii="Calibri" w:eastAsiaTheme="majorEastAsia" w:hAnsi="Calibri" w:cs="Calibri"/>
                 <w:color w:val="444746"/>
                 <w:bdr w:val="none" w:sz="0" w:space="0" w:color="auto" w:frame="1"/>
               </w:rPr>
-              <w:t>hooks.server</w:t>
-            </w:r>
-            <w:proofErr w:type="gramEnd"/>
-            <w:r>
-              <w:rPr>
-                <w:rStyle w:val="HTMLCode"/>
-                <w:rFonts w:eastAsiaTheme="majorEastAsia" w:cs="Arial"/>
-                <w:color w:val="444746"/>
-                <w:bdr w:val="none" w:sz="0" w:space="0" w:color="auto" w:frame="1"/>
-              </w:rPr>
-              <w:t>.ts</w:t>
+              <w:t>hooks.server.ts</w:t>
             </w:r>
             <w:proofErr w:type="spellEnd"/>
             <w:r>
               <w:rPr>
+                <w:rFonts w:ascii="Calibri" w:hAnsi="Calibri" w:cs="Calibri"/>
                 <w:color w:val="1F1F1F"/>
                 <w:bdr w:val="none" w:sz="0" w:space="0" w:color="auto" w:frame="1"/>
               </w:rPr>
@@ -1878,6 +1875,7 @@
             </w:pPr>
             <w:r>
               <w:rPr>
+                <w:rFonts w:ascii="Calibri" w:hAnsi="Calibri" w:cs="Calibri"/>
                 <w:color w:val="1F1F1F"/>
                 <w:bdr w:val="none" w:sz="0" w:space="0" w:color="auto" w:frame="1"/>
               </w:rPr>
@@ -1901,6 +1899,7 @@
             </w:pPr>
             <w:r>
               <w:rPr>
+                <w:rFonts w:ascii="Calibri" w:hAnsi="Calibri" w:cs="Calibri"/>
                 <w:color w:val="1F1F1F"/>
                 <w:bdr w:val="none" w:sz="0" w:space="0" w:color="auto" w:frame="1"/>
               </w:rPr>
@@ -1924,6 +1923,7 @@
             </w:pPr>
             <w:r>
               <w:rPr>
+                <w:rFonts w:ascii="Calibri" w:hAnsi="Calibri" w:cs="Calibri"/>
                 <w:b/>
                 <w:bCs/>
                 <w:color w:val="1F1F1F"/>
@@ -1950,6 +1950,7 @@
             <w:r>
               <w:rPr>
                 <w:rStyle w:val="citation-5123"/>
+                <w:rFonts w:ascii="Calibri" w:hAnsi="Calibri" w:cs="Calibri"/>
                 <w:color w:val="1F1F1F"/>
                 <w:bdr w:val="none" w:sz="0" w:space="0" w:color="auto" w:frame="1"/>
               </w:rPr>
@@ -1957,6 +1958,7 @@
             </w:r>
             <w:r>
               <w:rPr>
+                <w:rFonts w:ascii="Calibri" w:hAnsi="Calibri" w:cs="Calibri"/>
                 <w:color w:val="1F1F1F"/>
                 <w:bdr w:val="none" w:sz="0" w:space="0" w:color="auto" w:frame="1"/>
               </w:rPr>
@@ -1982,6 +1984,7 @@
             </w:pPr>
             <w:r>
               <w:rPr>
+                <w:rFonts w:ascii="Calibri" w:hAnsi="Calibri" w:cs="Calibri"/>
                 <w:b/>
                 <w:bCs/>
                 <w:color w:val="1F1F1F"/>
@@ -2007,6 +2010,7 @@
             </w:pPr>
             <w:r>
               <w:rPr>
+                <w:rFonts w:ascii="Calibri" w:hAnsi="Calibri" w:cs="Calibri"/>
                 <w:b/>
                 <w:bCs/>
                 <w:color w:val="1F1F1F"/>
@@ -2016,6 +2020,7 @@
             </w:r>
             <w:r>
               <w:rPr>
+                <w:rFonts w:ascii="Calibri" w:hAnsi="Calibri" w:cs="Calibri"/>
                 <w:color w:val="1F1F1F"/>
                 <w:bdr w:val="none" w:sz="0" w:space="0" w:color="auto" w:frame="1"/>
               </w:rPr>
@@ -2039,6 +2044,7 @@
             </w:pPr>
             <w:r>
               <w:rPr>
+                <w:rFonts w:ascii="Calibri" w:hAnsi="Calibri" w:cs="Calibri"/>
                 <w:color w:val="1F1F1F"/>
                 <w:bdr w:val="none" w:sz="0" w:space="0" w:color="auto" w:frame="1"/>
               </w:rPr>
@@ -2062,6 +2068,7 @@
             </w:pPr>
             <w:r>
               <w:rPr>
+                <w:rFonts w:ascii="Calibri" w:hAnsi="Calibri" w:cs="Calibri"/>
                 <w:color w:val="1F1F1F"/>
                 <w:bdr w:val="none" w:sz="0" w:space="0" w:color="auto" w:frame="1"/>
               </w:rPr>
@@ -2085,6 +2092,7 @@
             </w:pPr>
             <w:r>
               <w:rPr>
+                <w:rFonts w:ascii="Calibri" w:hAnsi="Calibri" w:cs="Calibri"/>
                 <w:b/>
                 <w:bCs/>
                 <w:color w:val="1F1F1F"/>
@@ -2112,6 +2120,7 @@
             <w:r>
               <w:rPr>
                 <w:rStyle w:val="citation-5122"/>
+                <w:rFonts w:ascii="Calibri" w:hAnsi="Calibri" w:cs="Calibri"/>
                 <w:color w:val="1F1F1F"/>
                 <w:bdr w:val="none" w:sz="0" w:space="0" w:color="auto" w:frame="1"/>
               </w:rPr>
@@ -2121,6 +2130,7 @@
             <w:r>
               <w:rPr>
                 <w:rStyle w:val="citation-5122"/>
+                <w:rFonts w:ascii="Calibri" w:hAnsi="Calibri" w:cs="Calibri"/>
                 <w:color w:val="1F1F1F"/>
                 <w:bdr w:val="none" w:sz="0" w:space="0" w:color="auto" w:frame="1"/>
               </w:rPr>
@@ -2129,6 +2139,7 @@
             <w:r>
               <w:rPr>
                 <w:rStyle w:val="citation-5122"/>
+                <w:rFonts w:ascii="Calibri" w:hAnsi="Calibri" w:cs="Calibri"/>
                 <w:b/>
                 <w:bCs/>
                 <w:color w:val="1F1F1F"/>
@@ -2139,6 +2150,7 @@
             <w:r>
               <w:rPr>
                 <w:rStyle w:val="citation-5122"/>
+                <w:rFonts w:ascii="Calibri" w:hAnsi="Calibri" w:cs="Calibri"/>
                 <w:color w:val="1F1F1F"/>
                 <w:bdr w:val="none" w:sz="0" w:space="0" w:color="auto" w:frame="1"/>
               </w:rPr>
@@ -2147,6 +2159,7 @@
             <w:r>
               <w:rPr>
                 <w:rStyle w:val="citation-5122"/>
+                <w:rFonts w:ascii="Calibri" w:hAnsi="Calibri" w:cs="Calibri"/>
                 <w:b/>
                 <w:bCs/>
                 <w:color w:val="1F1F1F"/>
@@ -2156,6 +2169,7 @@
             </w:r>
             <w:r>
               <w:rPr>
+                <w:rFonts w:ascii="Calibri" w:hAnsi="Calibri" w:cs="Calibri"/>
                 <w:color w:val="1F1F1F"/>
                 <w:bdr w:val="none" w:sz="0" w:space="0" w:color="auto" w:frame="1"/>
               </w:rPr>
@@ -2181,6 +2195,7 @@
             </w:pPr>
             <w:r>
               <w:rPr>
+                <w:rFonts w:ascii="Calibri" w:hAnsi="Calibri" w:cs="Calibri"/>
                 <w:b/>
                 <w:bCs/>
                 <w:color w:val="1F1F1F"/>
@@ -2206,6 +2221,7 @@
             </w:pPr>
             <w:r>
               <w:rPr>
+                <w:rFonts w:ascii="Calibri" w:hAnsi="Calibri" w:cs="Calibri"/>
                 <w:b/>
                 <w:bCs/>
                 <w:color w:val="1F1F1F"/>
@@ -2215,6 +2231,7 @@
             </w:r>
             <w:r>
               <w:rPr>
+                <w:rFonts w:ascii="Calibri" w:hAnsi="Calibri" w:cs="Calibri"/>
                 <w:color w:val="1F1F1F"/>
                 <w:bdr w:val="none" w:sz="0" w:space="0" w:color="auto" w:frame="1"/>
               </w:rPr>
@@ -2223,7 +2240,7 @@
             <w:r>
               <w:rPr>
                 <w:rStyle w:val="HTMLCode"/>
-                <w:rFonts w:eastAsiaTheme="majorEastAsia" w:cs="Arial"/>
+                <w:rFonts w:ascii="Calibri" w:eastAsiaTheme="majorEastAsia" w:hAnsi="Calibri" w:cs="Calibri"/>
                 <w:color w:val="444746"/>
                 <w:bdr w:val="none" w:sz="0" w:space="0" w:color="auto" w:frame="1"/>
               </w:rPr>
@@ -2231,6 +2248,7 @@
             </w:r>
             <w:r>
               <w:rPr>
+                <w:rFonts w:ascii="Calibri" w:hAnsi="Calibri" w:cs="Calibri"/>
                 <w:color w:val="1F1F1F"/>
                 <w:bdr w:val="none" w:sz="0" w:space="0" w:color="auto" w:frame="1"/>
               </w:rPr>
@@ -2254,6 +2272,7 @@
             </w:pPr>
             <w:r>
               <w:rPr>
+                <w:rFonts w:ascii="Calibri" w:hAnsi="Calibri" w:cs="Calibri"/>
                 <w:color w:val="1F1F1F"/>
                 <w:bdr w:val="none" w:sz="0" w:space="0" w:color="auto" w:frame="1"/>
               </w:rPr>
@@ -2277,6 +2296,7 @@
             </w:pPr>
             <w:r>
               <w:rPr>
+                <w:rFonts w:ascii="Calibri" w:hAnsi="Calibri" w:cs="Calibri"/>
                 <w:color w:val="1F1F1F"/>
                 <w:bdr w:val="none" w:sz="0" w:space="0" w:color="auto" w:frame="1"/>
               </w:rPr>
@@ -2300,6 +2320,7 @@
             </w:pPr>
             <w:r>
               <w:rPr>
+                <w:rFonts w:ascii="Calibri" w:hAnsi="Calibri" w:cs="Calibri"/>
                 <w:b/>
                 <w:bCs/>
                 <w:color w:val="1F1F1F"/>
@@ -2327,6 +2348,7 @@
             <w:r>
               <w:rPr>
                 <w:rStyle w:val="citation-5121"/>
+                <w:rFonts w:ascii="Calibri" w:hAnsi="Calibri" w:cs="Calibri"/>
                 <w:color w:val="1F1F1F"/>
                 <w:bdr w:val="none" w:sz="0" w:space="0" w:color="auto" w:frame="1"/>
               </w:rPr>
@@ -2336,6 +2358,7 @@
             <w:r>
               <w:rPr>
                 <w:rStyle w:val="citation-5121"/>
+                <w:rFonts w:ascii="Calibri" w:hAnsi="Calibri" w:cs="Calibri"/>
                 <w:color w:val="1F1F1F"/>
                 <w:bdr w:val="none" w:sz="0" w:space="0" w:color="auto" w:frame="1"/>
               </w:rPr>
@@ -2344,6 +2367,7 @@
             <w:r>
               <w:rPr>
                 <w:rStyle w:val="citation-5121"/>
+                <w:rFonts w:ascii="Calibri" w:hAnsi="Calibri" w:cs="Calibri"/>
                 <w:b/>
                 <w:bCs/>
                 <w:color w:val="1F1F1F"/>
@@ -2354,6 +2378,7 @@
             <w:r>
               <w:rPr>
                 <w:rStyle w:val="citation-5121"/>
+                <w:rFonts w:ascii="Calibri" w:hAnsi="Calibri" w:cs="Calibri"/>
                 <w:color w:val="1F1F1F"/>
                 <w:bdr w:val="none" w:sz="0" w:space="0" w:color="auto" w:frame="1"/>
               </w:rPr>
@@ -2362,6 +2387,7 @@
             <w:r>
               <w:rPr>
                 <w:rStyle w:val="citation-5121"/>
+                <w:rFonts w:ascii="Calibri" w:hAnsi="Calibri" w:cs="Calibri"/>
                 <w:b/>
                 <w:bCs/>
                 <w:color w:val="1F1F1F"/>
@@ -2371,6 +2397,7 @@
             </w:r>
             <w:r>
               <w:rPr>
+                <w:rFonts w:ascii="Calibri" w:hAnsi="Calibri" w:cs="Calibri"/>
                 <w:color w:val="1F1F1F"/>
                 <w:bdr w:val="none" w:sz="0" w:space="0" w:color="auto" w:frame="1"/>
               </w:rPr>
@@ -2396,6 +2423,7 @@
             </w:pPr>
             <w:r>
               <w:rPr>
+                <w:rFonts w:ascii="Calibri" w:hAnsi="Calibri" w:cs="Calibri"/>
                 <w:b/>
                 <w:bCs/>
                 <w:color w:val="1F1F1F"/>
@@ -2421,6 +2449,7 @@
             </w:pPr>
             <w:r>
               <w:rPr>
+                <w:rFonts w:ascii="Calibri" w:hAnsi="Calibri" w:cs="Calibri"/>
                 <w:b/>
                 <w:bCs/>
                 <w:color w:val="1F1F1F"/>
@@ -2430,6 +2459,7 @@
             </w:r>
             <w:r>
               <w:rPr>
+                <w:rFonts w:ascii="Calibri" w:hAnsi="Calibri" w:cs="Calibri"/>
                 <w:color w:val="1F1F1F"/>
                 <w:bdr w:val="none" w:sz="0" w:space="0" w:color="auto" w:frame="1"/>
               </w:rPr>
@@ -2438,7 +2468,7 @@
             <w:r>
               <w:rPr>
                 <w:rStyle w:val="HTMLCode"/>
-                <w:rFonts w:eastAsiaTheme="majorEastAsia" w:cs="Arial"/>
+                <w:rFonts w:ascii="Calibri" w:eastAsiaTheme="majorEastAsia" w:hAnsi="Calibri" w:cs="Calibri"/>
                 <w:color w:val="444746"/>
                 <w:bdr w:val="none" w:sz="0" w:space="0" w:color="auto" w:frame="1"/>
               </w:rPr>
@@ -2446,6 +2476,7 @@
             </w:r>
             <w:r>
               <w:rPr>
+                <w:rFonts w:ascii="Calibri" w:hAnsi="Calibri" w:cs="Calibri"/>
                 <w:color w:val="1F1F1F"/>
                 <w:bdr w:val="none" w:sz="0" w:space="0" w:color="auto" w:frame="1"/>
               </w:rPr>
@@ -2469,6 +2500,7 @@
             </w:pPr>
             <w:r>
               <w:rPr>
+                <w:rFonts w:ascii="Calibri" w:hAnsi="Calibri" w:cs="Calibri"/>
                 <w:color w:val="1F1F1F"/>
                 <w:bdr w:val="none" w:sz="0" w:space="0" w:color="auto" w:frame="1"/>
               </w:rPr>
@@ -2492,6 +2524,7 @@
             </w:pPr>
             <w:r>
               <w:rPr>
+                <w:rFonts w:ascii="Calibri" w:hAnsi="Calibri" w:cs="Calibri"/>
                 <w:color w:val="1F1F1F"/>
                 <w:bdr w:val="none" w:sz="0" w:space="0" w:color="auto" w:frame="1"/>
               </w:rPr>
@@ -2515,6 +2548,7 @@
             </w:pPr>
             <w:r>
               <w:rPr>
+                <w:rFonts w:ascii="Calibri" w:hAnsi="Calibri" w:cs="Calibri"/>
                 <w:b/>
                 <w:bCs/>
                 <w:color w:val="1F1F1F"/>
@@ -2542,6 +2576,7 @@
             <w:r>
               <w:rPr>
                 <w:rStyle w:val="citation-5120"/>
+                <w:rFonts w:ascii="Calibri" w:hAnsi="Calibri" w:cs="Calibri"/>
                 <w:color w:val="1F1F1F"/>
                 <w:bdr w:val="none" w:sz="0" w:space="0" w:color="auto" w:frame="1"/>
               </w:rPr>
@@ -2551,6 +2586,7 @@
             <w:r>
               <w:rPr>
                 <w:rStyle w:val="citation-5120"/>
+                <w:rFonts w:ascii="Calibri" w:hAnsi="Calibri" w:cs="Calibri"/>
                 <w:color w:val="1F1F1F"/>
                 <w:bdr w:val="none" w:sz="0" w:space="0" w:color="auto" w:frame="1"/>
               </w:rPr>
@@ -2559,6 +2595,7 @@
             <w:r>
               <w:rPr>
                 <w:rStyle w:val="citation-5120"/>
+                <w:rFonts w:ascii="Calibri" w:hAnsi="Calibri" w:cs="Calibri"/>
                 <w:b/>
                 <w:bCs/>
                 <w:color w:val="1F1F1F"/>
@@ -2569,6 +2606,7 @@
             <w:r>
               <w:rPr>
                 <w:rStyle w:val="citation-5120"/>
+                <w:rFonts w:ascii="Calibri" w:hAnsi="Calibri" w:cs="Calibri"/>
                 <w:color w:val="1F1F1F"/>
                 <w:bdr w:val="none" w:sz="0" w:space="0" w:color="auto" w:frame="1"/>
               </w:rPr>
@@ -2577,6 +2615,7 @@
             <w:r>
               <w:rPr>
                 <w:rStyle w:val="citation-5120"/>
+                <w:rFonts w:ascii="Calibri" w:hAnsi="Calibri" w:cs="Calibri"/>
                 <w:b/>
                 <w:bCs/>
                 <w:color w:val="1F1F1F"/>
@@ -2586,6 +2625,7 @@
             </w:r>
             <w:r>
               <w:rPr>
+                <w:rFonts w:ascii="Calibri" w:hAnsi="Calibri" w:cs="Calibri"/>
                 <w:color w:val="1F1F1F"/>
                 <w:bdr w:val="none" w:sz="0" w:space="0" w:color="auto" w:frame="1"/>
               </w:rPr>
@@ -2611,6 +2651,7 @@
             </w:pPr>
             <w:r>
               <w:rPr>
+                <w:rFonts w:ascii="Calibri" w:hAnsi="Calibri" w:cs="Calibri"/>
                 <w:b/>
                 <w:bCs/>
                 <w:color w:val="1F1F1F"/>
@@ -2636,6 +2677,7 @@
             </w:pPr>
             <w:r>
               <w:rPr>
+                <w:rFonts w:ascii="Calibri" w:hAnsi="Calibri" w:cs="Calibri"/>
                 <w:b/>
                 <w:bCs/>
                 <w:color w:val="1F1F1F"/>
@@ -2645,6 +2687,7 @@
             </w:r>
             <w:r>
               <w:rPr>
+                <w:rFonts w:ascii="Calibri" w:hAnsi="Calibri" w:cs="Calibri"/>
                 <w:color w:val="1F1F1F"/>
                 <w:bdr w:val="none" w:sz="0" w:space="0" w:color="auto" w:frame="1"/>
               </w:rPr>
@@ -2653,7 +2696,7 @@
             <w:r>
               <w:rPr>
                 <w:rStyle w:val="HTMLCode"/>
-                <w:rFonts w:eastAsiaTheme="majorEastAsia" w:cs="Arial"/>
+                <w:rFonts w:ascii="Calibri" w:eastAsiaTheme="majorEastAsia" w:hAnsi="Calibri" w:cs="Calibri"/>
                 <w:color w:val="444746"/>
                 <w:bdr w:val="none" w:sz="0" w:space="0" w:color="auto" w:frame="1"/>
               </w:rPr>
@@ -2661,6 +2704,7 @@
             </w:r>
             <w:r>
               <w:rPr>
+                <w:rFonts w:ascii="Calibri" w:hAnsi="Calibri" w:cs="Calibri"/>
                 <w:color w:val="1F1F1F"/>
                 <w:bdr w:val="none" w:sz="0" w:space="0" w:color="auto" w:frame="1"/>
               </w:rPr>
@@ -2684,6 +2728,7 @@
             </w:pPr>
             <w:r>
               <w:rPr>
+                <w:rFonts w:ascii="Calibri" w:hAnsi="Calibri" w:cs="Calibri"/>
                 <w:color w:val="1F1F1F"/>
                 <w:bdr w:val="none" w:sz="0" w:space="0" w:color="auto" w:frame="1"/>
               </w:rPr>
@@ -2707,6 +2752,7 @@
             </w:pPr>
             <w:r>
               <w:rPr>
+                <w:rFonts w:ascii="Calibri" w:hAnsi="Calibri" w:cs="Calibri"/>
                 <w:color w:val="1F1F1F"/>
                 <w:bdr w:val="none" w:sz="0" w:space="0" w:color="auto" w:frame="1"/>
               </w:rPr>
@@ -2730,6 +2776,7 @@
             </w:pPr>
             <w:r>
               <w:rPr>
+                <w:rFonts w:ascii="Calibri" w:hAnsi="Calibri" w:cs="Calibri"/>
                 <w:b/>
                 <w:bCs/>
                 <w:color w:val="1F1F1F"/>
@@ -2756,6 +2803,7 @@
             <w:r>
               <w:rPr>
                 <w:rStyle w:val="citation-5119"/>
+                <w:rFonts w:ascii="Calibri" w:hAnsi="Calibri" w:cs="Calibri"/>
                 <w:color w:val="1F1F1F"/>
                 <w:bdr w:val="none" w:sz="0" w:space="0" w:color="auto" w:frame="1"/>
               </w:rPr>
@@ -2764,6 +2812,7 @@
             <w:r>
               <w:rPr>
                 <w:rStyle w:val="citation-5119"/>
+                <w:rFonts w:ascii="Calibri" w:hAnsi="Calibri" w:cs="Calibri"/>
                 <w:b/>
                 <w:bCs/>
                 <w:color w:val="1F1F1F"/>
@@ -2774,6 +2823,7 @@
             <w:r>
               <w:rPr>
                 <w:rStyle w:val="citation-5119"/>
+                <w:rFonts w:ascii="Calibri" w:hAnsi="Calibri" w:cs="Calibri"/>
                 <w:color w:val="1F1F1F"/>
                 <w:bdr w:val="none" w:sz="0" w:space="0" w:color="auto" w:frame="1"/>
               </w:rPr>
@@ -2782,6 +2832,7 @@
             <w:r>
               <w:rPr>
                 <w:rStyle w:val="citation-5119"/>
+                <w:rFonts w:ascii="Calibri" w:hAnsi="Calibri" w:cs="Calibri"/>
                 <w:b/>
                 <w:bCs/>
                 <w:color w:val="1F1F1F"/>
@@ -2791,6 +2842,7 @@
             </w:r>
             <w:r>
               <w:rPr>
+                <w:rFonts w:ascii="Calibri" w:hAnsi="Calibri" w:cs="Calibri"/>
                 <w:color w:val="1F1F1F"/>
                 <w:bdr w:val="none" w:sz="0" w:space="0" w:color="auto" w:frame="1"/>
               </w:rPr>
@@ -2809,6 +2861,7 @@
             <w:pPr>
               <w:jc w:val="left"/>
               <w:rPr>
+                <w:rFonts w:ascii="Calibri" w:hAnsi="Calibri" w:cs="Calibri"/>
                 <w:b/>
                 <w:bCs/>
                 <w:color w:val="1F1F1F"/>
@@ -2817,6 +2870,7 @@
             </w:pPr>
             <w:r>
               <w:rPr>
+                <w:rFonts w:ascii="Calibri" w:hAnsi="Calibri" w:cs="Calibri"/>
                 <w:b/>
                 <w:bCs/>
                 <w:color w:val="1F1F1F"/>
@@ -2835,6 +2889,7 @@
             <w:pPr>
               <w:jc w:val="left"/>
               <w:rPr>
+                <w:rFonts w:ascii="Calibri" w:hAnsi="Calibri" w:cs="Calibri"/>
                 <w:b/>
                 <w:bCs/>
                 <w:color w:val="1F1F1F"/>
@@ -2843,6 +2898,7 @@
             </w:pPr>
             <w:r>
               <w:rPr>
+                <w:rFonts w:ascii="Calibri" w:hAnsi="Calibri" w:cs="Calibri"/>
                 <w:b/>
                 <w:bCs/>
                 <w:color w:val="1F1F1F"/>
@@ -2852,6 +2908,7 @@
             </w:r>
             <w:r>
               <w:rPr>
+                <w:rFonts w:ascii="Calibri" w:hAnsi="Calibri" w:cs="Calibri"/>
                 <w:color w:val="1F1F1F"/>
                 <w:bdr w:val="none" w:sz="0" w:space="0" w:color="auto" w:frame="1"/>
               </w:rPr>
@@ -2868,12 +2925,14 @@
             <w:pPr>
               <w:jc w:val="left"/>
               <w:rPr>
-                <w:color w:val="1F1F1F"/>
-                <w:bdr w:val="none" w:sz="0" w:space="0" w:color="auto" w:frame="1"/>
-              </w:rPr>
-            </w:pPr>
-            <w:r>
-              <w:rPr>
+                <w:rFonts w:ascii="Calibri" w:hAnsi="Calibri" w:cs="Calibri"/>
+                <w:color w:val="1F1F1F"/>
+                <w:bdr w:val="none" w:sz="0" w:space="0" w:color="auto" w:frame="1"/>
+              </w:rPr>
+            </w:pPr>
+            <w:r>
+              <w:rPr>
+                <w:rFonts w:ascii="Calibri" w:hAnsi="Calibri" w:cs="Calibri"/>
                 <w:color w:val="1F1F1F"/>
                 <w:bdr w:val="none" w:sz="0" w:space="0" w:color="auto" w:frame="1"/>
               </w:rPr>
@@ -2890,12 +2949,14 @@
             <w:pPr>
               <w:jc w:val="left"/>
               <w:rPr>
-                <w:color w:val="1F1F1F"/>
-                <w:bdr w:val="none" w:sz="0" w:space="0" w:color="auto" w:frame="1"/>
-              </w:rPr>
-            </w:pPr>
-            <w:r>
-              <w:rPr>
+                <w:rFonts w:ascii="Calibri" w:hAnsi="Calibri" w:cs="Calibri"/>
+                <w:color w:val="1F1F1F"/>
+                <w:bdr w:val="none" w:sz="0" w:space="0" w:color="auto" w:frame="1"/>
+              </w:rPr>
+            </w:pPr>
+            <w:r>
+              <w:rPr>
+                <w:rFonts w:ascii="Calibri" w:hAnsi="Calibri" w:cs="Calibri"/>
                 <w:color w:val="1F1F1F"/>
                 <w:bdr w:val="none" w:sz="0" w:space="0" w:color="auto" w:frame="1"/>
               </w:rPr>
@@ -2912,6 +2973,7 @@
             <w:pPr>
               <w:jc w:val="left"/>
               <w:rPr>
+                <w:rFonts w:ascii="Calibri" w:hAnsi="Calibri" w:cs="Calibri"/>
                 <w:b/>
                 <w:bCs/>
                 <w:color w:val="1F1F1F"/>
@@ -2920,6 +2982,7 @@
             </w:pPr>
             <w:r>
               <w:rPr>
+                <w:rFonts w:ascii="Calibri" w:hAnsi="Calibri" w:cs="Calibri"/>
                 <w:b/>
                 <w:bCs/>
                 <w:color w:val="1F1F1F"/>
@@ -2939,6 +3002,7 @@
               <w:jc w:val="left"/>
               <w:rPr>
                 <w:rStyle w:val="citation-5119"/>
+                <w:rFonts w:ascii="Calibri" w:hAnsi="Calibri" w:cs="Calibri"/>
                 <w:color w:val="1F1F1F"/>
                 <w:bdr w:val="none" w:sz="0" w:space="0" w:color="auto" w:frame="1"/>
               </w:rPr>
@@ -2947,6 +3011,7 @@
             <w:r>
               <w:rPr>
                 <w:rStyle w:val="citation-5183"/>
+                <w:rFonts w:ascii="Calibri" w:hAnsi="Calibri" w:cs="Calibri"/>
                 <w:color w:val="1F1F1F"/>
                 <w:bdr w:val="none" w:sz="0" w:space="0" w:color="auto" w:frame="1"/>
               </w:rPr>
@@ -2956,6 +3021,7 @@
             <w:r>
               <w:rPr>
                 <w:rStyle w:val="citation-5183"/>
+                <w:rFonts w:ascii="Calibri" w:hAnsi="Calibri" w:cs="Calibri"/>
                 <w:color w:val="1F1F1F"/>
                 <w:bdr w:val="none" w:sz="0" w:space="0" w:color="auto" w:frame="1"/>
               </w:rPr>
@@ -2963,6 +3029,7 @@
             </w:r>
             <w:r>
               <w:rPr>
+                <w:rFonts w:ascii="Calibri" w:hAnsi="Calibri" w:cs="Calibri"/>
                 <w:color w:val="1F1F1F"/>
                 <w:bdr w:val="none" w:sz="0" w:space="0" w:color="auto" w:frame="1"/>
               </w:rPr>
@@ -2981,6 +3048,7 @@
             <w:pPr>
               <w:jc w:val="left"/>
               <w:rPr>
+                <w:rFonts w:ascii="Calibri" w:hAnsi="Calibri" w:cs="Calibri"/>
                 <w:b/>
                 <w:bCs/>
                 <w:color w:val="1F1F1F"/>
@@ -2989,6 +3057,7 @@
             </w:pPr>
             <w:r>
               <w:rPr>
+                <w:rFonts w:ascii="Calibri" w:hAnsi="Calibri" w:cs="Calibri"/>
                 <w:b/>
                 <w:bCs/>
                 <w:color w:val="1F1F1F"/>
@@ -3007,6 +3076,7 @@
             <w:pPr>
               <w:jc w:val="left"/>
               <w:rPr>
+                <w:rFonts w:ascii="Calibri" w:hAnsi="Calibri" w:cs="Calibri"/>
                 <w:b/>
                 <w:bCs/>
                 <w:color w:val="1F1F1F"/>
@@ -3015,6 +3085,7 @@
             </w:pPr>
             <w:r>
               <w:rPr>
+                <w:rFonts w:ascii="Calibri" w:hAnsi="Calibri" w:cs="Calibri"/>
                 <w:b/>
                 <w:bCs/>
                 <w:color w:val="1F1F1F"/>
@@ -3024,6 +3095,7 @@
             </w:r>
             <w:r>
               <w:rPr>
+                <w:rFonts w:ascii="Calibri" w:hAnsi="Calibri" w:cs="Calibri"/>
                 <w:color w:val="1F1F1F"/>
                 <w:bdr w:val="none" w:sz="0" w:space="0" w:color="auto" w:frame="1"/>
               </w:rPr>
@@ -3040,12 +3112,14 @@
             <w:pPr>
               <w:jc w:val="left"/>
               <w:rPr>
-                <w:color w:val="1F1F1F"/>
-                <w:bdr w:val="none" w:sz="0" w:space="0" w:color="auto" w:frame="1"/>
-              </w:rPr>
-            </w:pPr>
-            <w:r>
-              <w:rPr>
+                <w:rFonts w:ascii="Calibri" w:hAnsi="Calibri" w:cs="Calibri"/>
+                <w:color w:val="1F1F1F"/>
+                <w:bdr w:val="none" w:sz="0" w:space="0" w:color="auto" w:frame="1"/>
+              </w:rPr>
+            </w:pPr>
+            <w:r>
+              <w:rPr>
+                <w:rFonts w:ascii="Calibri" w:hAnsi="Calibri" w:cs="Calibri"/>
                 <w:color w:val="1F1F1F"/>
                 <w:bdr w:val="none" w:sz="0" w:space="0" w:color="auto" w:frame="1"/>
               </w:rPr>
@@ -3062,12 +3136,14 @@
             <w:pPr>
               <w:jc w:val="left"/>
               <w:rPr>
-                <w:color w:val="1F1F1F"/>
-                <w:bdr w:val="none" w:sz="0" w:space="0" w:color="auto" w:frame="1"/>
-              </w:rPr>
-            </w:pPr>
-            <w:r>
-              <w:rPr>
+                <w:rFonts w:ascii="Calibri" w:hAnsi="Calibri" w:cs="Calibri"/>
+                <w:color w:val="1F1F1F"/>
+                <w:bdr w:val="none" w:sz="0" w:space="0" w:color="auto" w:frame="1"/>
+              </w:rPr>
+            </w:pPr>
+            <w:r>
+              <w:rPr>
+                <w:rFonts w:ascii="Calibri" w:hAnsi="Calibri" w:cs="Calibri"/>
                 <w:color w:val="1F1F1F"/>
                 <w:bdr w:val="none" w:sz="0" w:space="0" w:color="auto" w:frame="1"/>
               </w:rPr>
@@ -3084,6 +3160,7 @@
             <w:pPr>
               <w:jc w:val="left"/>
               <w:rPr>
+                <w:rFonts w:ascii="Calibri" w:hAnsi="Calibri" w:cs="Calibri"/>
                 <w:b/>
                 <w:bCs/>
                 <w:color w:val="1F1F1F"/>
@@ -3092,6 +3169,7 @@
             </w:pPr>
             <w:r>
               <w:rPr>
+                <w:rFonts w:ascii="Calibri" w:hAnsi="Calibri" w:cs="Calibri"/>
                 <w:b/>
                 <w:bCs/>
                 <w:color w:val="1F1F1F"/>
@@ -3111,6 +3189,7 @@
               <w:jc w:val="left"/>
               <w:rPr>
                 <w:rStyle w:val="citation-5119"/>
+                <w:rFonts w:ascii="Calibri" w:hAnsi="Calibri" w:cs="Calibri"/>
                 <w:color w:val="1F1F1F"/>
                 <w:bdr w:val="none" w:sz="0" w:space="0" w:color="auto" w:frame="1"/>
               </w:rPr>
@@ -3119,6 +3198,7 @@
             <w:r>
               <w:rPr>
                 <w:rStyle w:val="citation-5182"/>
+                <w:rFonts w:ascii="Calibri" w:hAnsi="Calibri" w:cs="Calibri"/>
                 <w:color w:val="1F1F1F"/>
                 <w:bdr w:val="none" w:sz="0" w:space="0" w:color="auto" w:frame="1"/>
               </w:rPr>
@@ -3128,6 +3208,7 @@
             <w:r>
               <w:rPr>
                 <w:rStyle w:val="citation-5182"/>
+                <w:rFonts w:ascii="Calibri" w:hAnsi="Calibri" w:cs="Calibri"/>
                 <w:color w:val="1F1F1F"/>
                 <w:bdr w:val="none" w:sz="0" w:space="0" w:color="auto" w:frame="1"/>
               </w:rPr>
@@ -3135,6 +3216,7 @@
             </w:r>
             <w:r>
               <w:rPr>
+                <w:rFonts w:ascii="Calibri" w:hAnsi="Calibri" w:cs="Calibri"/>
                 <w:color w:val="1F1F1F"/>
                 <w:bdr w:val="none" w:sz="0" w:space="0" w:color="auto" w:frame="1"/>
               </w:rPr>
@@ -3153,6 +3235,7 @@
             <w:pPr>
               <w:jc w:val="left"/>
               <w:rPr>
+                <w:rFonts w:ascii="Calibri" w:hAnsi="Calibri" w:cs="Calibri"/>
                 <w:b/>
                 <w:bCs/>
                 <w:color w:val="1F1F1F"/>
@@ -3161,6 +3244,7 @@
             </w:pPr>
             <w:r>
               <w:rPr>
+                <w:rFonts w:ascii="Calibri" w:hAnsi="Calibri" w:cs="Calibri"/>
                 <w:b/>
                 <w:bCs/>
                 <w:color w:val="1F1F1F"/>
@@ -3179,6 +3263,7 @@
             <w:pPr>
               <w:jc w:val="left"/>
               <w:rPr>
+                <w:rFonts w:ascii="Calibri" w:hAnsi="Calibri" w:cs="Calibri"/>
                 <w:b/>
                 <w:bCs/>
                 <w:color w:val="1F1F1F"/>
@@ -3187,6 +3272,7 @@
             </w:pPr>
             <w:r>
               <w:rPr>
+                <w:rFonts w:ascii="Calibri" w:hAnsi="Calibri" w:cs="Calibri"/>
                 <w:b/>
                 <w:bCs/>
                 <w:color w:val="1F1F1F"/>
@@ -3196,6 +3282,7 @@
             </w:r>
             <w:r>
               <w:rPr>
+                <w:rFonts w:ascii="Calibri" w:hAnsi="Calibri" w:cs="Calibri"/>
                 <w:color w:val="1F1F1F"/>
                 <w:bdr w:val="none" w:sz="0" w:space="0" w:color="auto" w:frame="1"/>
               </w:rPr>
@@ -3212,12 +3299,14 @@
             <w:pPr>
               <w:jc w:val="left"/>
               <w:rPr>
-                <w:color w:val="1F1F1F"/>
-                <w:bdr w:val="none" w:sz="0" w:space="0" w:color="auto" w:frame="1"/>
-              </w:rPr>
-            </w:pPr>
-            <w:r>
-              <w:rPr>
+                <w:rFonts w:ascii="Calibri" w:hAnsi="Calibri" w:cs="Calibri"/>
+                <w:color w:val="1F1F1F"/>
+                <w:bdr w:val="none" w:sz="0" w:space="0" w:color="auto" w:frame="1"/>
+              </w:rPr>
+            </w:pPr>
+            <w:r>
+              <w:rPr>
+                <w:rFonts w:ascii="Calibri" w:hAnsi="Calibri" w:cs="Calibri"/>
                 <w:color w:val="1F1F1F"/>
                 <w:bdr w:val="none" w:sz="0" w:space="0" w:color="auto" w:frame="1"/>
               </w:rPr>
@@ -3234,12 +3323,14 @@
             <w:pPr>
               <w:jc w:val="left"/>
               <w:rPr>
-                <w:color w:val="1F1F1F"/>
-                <w:bdr w:val="none" w:sz="0" w:space="0" w:color="auto" w:frame="1"/>
-              </w:rPr>
-            </w:pPr>
-            <w:r>
-              <w:rPr>
+                <w:rFonts w:ascii="Calibri" w:hAnsi="Calibri" w:cs="Calibri"/>
+                <w:color w:val="1F1F1F"/>
+                <w:bdr w:val="none" w:sz="0" w:space="0" w:color="auto" w:frame="1"/>
+              </w:rPr>
+            </w:pPr>
+            <w:r>
+              <w:rPr>
+                <w:rFonts w:ascii="Calibri" w:hAnsi="Calibri" w:cs="Calibri"/>
                 <w:color w:val="1F1F1F"/>
                 <w:bdr w:val="none" w:sz="0" w:space="0" w:color="auto" w:frame="1"/>
               </w:rPr>
@@ -3256,6 +3347,7 @@
             <w:pPr>
               <w:jc w:val="left"/>
               <w:rPr>
+                <w:rFonts w:ascii="Calibri" w:hAnsi="Calibri" w:cs="Calibri"/>
                 <w:b/>
                 <w:bCs/>
                 <w:color w:val="1F1F1F"/>
@@ -3264,6 +3356,7 @@
             </w:pPr>
             <w:r>
               <w:rPr>
+                <w:rFonts w:ascii="Calibri" w:hAnsi="Calibri" w:cs="Calibri"/>
                 <w:b/>
                 <w:bCs/>
                 <w:color w:val="1F1F1F"/>
@@ -3283,6 +3376,7 @@
               <w:jc w:val="left"/>
               <w:rPr>
                 <w:rStyle w:val="citation-5119"/>
+                <w:rFonts w:ascii="Calibri" w:hAnsi="Calibri" w:cs="Calibri"/>
                 <w:color w:val="1F1F1F"/>
                 <w:bdr w:val="none" w:sz="0" w:space="0" w:color="auto" w:frame="1"/>
               </w:rPr>
@@ -3291,6 +3385,7 @@
             <w:r>
               <w:rPr>
                 <w:rStyle w:val="citation-5181"/>
+                <w:rFonts w:ascii="Calibri" w:hAnsi="Calibri" w:cs="Calibri"/>
                 <w:color w:val="1F1F1F"/>
                 <w:bdr w:val="none" w:sz="0" w:space="0" w:color="auto" w:frame="1"/>
               </w:rPr>
@@ -3300,6 +3395,7 @@
             <w:r>
               <w:rPr>
                 <w:rStyle w:val="citation-5181"/>
+                <w:rFonts w:ascii="Calibri" w:hAnsi="Calibri" w:cs="Calibri"/>
                 <w:color w:val="1F1F1F"/>
                 <w:bdr w:val="none" w:sz="0" w:space="0" w:color="auto" w:frame="1"/>
               </w:rPr>
@@ -3307,6 +3403,7 @@
             </w:r>
             <w:r>
               <w:rPr>
+                <w:rFonts w:ascii="Calibri" w:hAnsi="Calibri" w:cs="Calibri"/>
                 <w:color w:val="1F1F1F"/>
                 <w:bdr w:val="none" w:sz="0" w:space="0" w:color="auto" w:frame="1"/>
               </w:rPr>
@@ -3325,6 +3422,7 @@
             <w:pPr>
               <w:jc w:val="left"/>
               <w:rPr>
+                <w:rFonts w:ascii="Calibri" w:hAnsi="Calibri" w:cs="Calibri"/>
                 <w:b/>
                 <w:bCs/>
                 <w:color w:val="1F1F1F"/>
@@ -3333,6 +3431,7 @@
             </w:pPr>
             <w:r>
               <w:rPr>
+                <w:rFonts w:ascii="Calibri" w:hAnsi="Calibri" w:cs="Calibri"/>
                 <w:b/>
                 <w:bCs/>
                 <w:color w:val="1F1F1F"/>
@@ -3351,6 +3450,7 @@
             <w:pPr>
               <w:jc w:val="left"/>
               <w:rPr>
+                <w:rFonts w:ascii="Calibri" w:hAnsi="Calibri" w:cs="Calibri"/>
                 <w:b/>
                 <w:bCs/>
                 <w:color w:val="1F1F1F"/>
@@ -3359,6 +3459,7 @@
             </w:pPr>
             <w:r>
               <w:rPr>
+                <w:rFonts w:ascii="Calibri" w:hAnsi="Calibri" w:cs="Calibri"/>
                 <w:b/>
                 <w:bCs/>
                 <w:color w:val="1F1F1F"/>
@@ -3368,6 +3469,7 @@
             </w:r>
             <w:r>
               <w:rPr>
+                <w:rFonts w:ascii="Calibri" w:hAnsi="Calibri" w:cs="Calibri"/>
                 <w:color w:val="1F1F1F"/>
                 <w:bdr w:val="none" w:sz="0" w:space="0" w:color="auto" w:frame="1"/>
               </w:rPr>
@@ -3384,12 +3486,14 @@
             <w:pPr>
               <w:jc w:val="left"/>
               <w:rPr>
-                <w:color w:val="1F1F1F"/>
-                <w:bdr w:val="none" w:sz="0" w:space="0" w:color="auto" w:frame="1"/>
-              </w:rPr>
-            </w:pPr>
-            <w:r>
-              <w:rPr>
+                <w:rFonts w:ascii="Calibri" w:hAnsi="Calibri" w:cs="Calibri"/>
+                <w:color w:val="1F1F1F"/>
+                <w:bdr w:val="none" w:sz="0" w:space="0" w:color="auto" w:frame="1"/>
+              </w:rPr>
+            </w:pPr>
+            <w:r>
+              <w:rPr>
+                <w:rFonts w:ascii="Calibri" w:hAnsi="Calibri" w:cs="Calibri"/>
                 <w:color w:val="1F1F1F"/>
                 <w:bdr w:val="none" w:sz="0" w:space="0" w:color="auto" w:frame="1"/>
               </w:rPr>
@@ -3406,12 +3510,14 @@
             <w:pPr>
               <w:jc w:val="left"/>
               <w:rPr>
-                <w:color w:val="1F1F1F"/>
-                <w:bdr w:val="none" w:sz="0" w:space="0" w:color="auto" w:frame="1"/>
-              </w:rPr>
-            </w:pPr>
-            <w:r>
-              <w:rPr>
+                <w:rFonts w:ascii="Calibri" w:hAnsi="Calibri" w:cs="Calibri"/>
+                <w:color w:val="1F1F1F"/>
+                <w:bdr w:val="none" w:sz="0" w:space="0" w:color="auto" w:frame="1"/>
+              </w:rPr>
+            </w:pPr>
+            <w:r>
+              <w:rPr>
+                <w:rFonts w:ascii="Calibri" w:hAnsi="Calibri" w:cs="Calibri"/>
                 <w:color w:val="1F1F1F"/>
                 <w:bdr w:val="none" w:sz="0" w:space="0" w:color="auto" w:frame="1"/>
               </w:rPr>
@@ -3428,6 +3534,7 @@
             <w:pPr>
               <w:jc w:val="left"/>
               <w:rPr>
+                <w:rFonts w:ascii="Calibri" w:hAnsi="Calibri" w:cs="Calibri"/>
                 <w:b/>
                 <w:bCs/>
                 <w:color w:val="1F1F1F"/>
@@ -3436,6 +3543,7 @@
             </w:pPr>
             <w:r>
               <w:rPr>
+                <w:rFonts w:ascii="Calibri" w:hAnsi="Calibri" w:cs="Calibri"/>
                 <w:b/>
                 <w:bCs/>
                 <w:color w:val="1F1F1F"/>
@@ -3454,35 +3562,657 @@
             <w:pPr>
               <w:jc w:val="left"/>
               <w:rPr>
+                <w:rStyle w:val="citation-5181"/>
+                <w:rFonts w:ascii="Calibri" w:hAnsi="Calibri" w:cs="Calibri"/>
+                <w:color w:val="1F1F1F"/>
+                <w:bdr w:val="none" w:sz="0" w:space="0" w:color="auto" w:frame="1"/>
+              </w:rPr>
+            </w:pPr>
+            <w:proofErr w:type="spellStart"/>
+            <w:r>
+              <w:rPr>
+                <w:rStyle w:val="citation-5180"/>
+                <w:rFonts w:ascii="Calibri" w:hAnsi="Calibri" w:cs="Calibri"/>
+                <w:color w:val="1F1F1F"/>
+                <w:bdr w:val="none" w:sz="0" w:space="0" w:color="auto" w:frame="1"/>
+              </w:rPr>
+              <w:t>Fulfills</w:t>
+            </w:r>
+            <w:proofErr w:type="spellEnd"/>
+            <w:r>
+              <w:rPr>
+                <w:rStyle w:val="citation-5180"/>
+                <w:rFonts w:ascii="Calibri" w:hAnsi="Calibri" w:cs="Calibri"/>
+                <w:color w:val="1F1F1F"/>
+                <w:bdr w:val="none" w:sz="0" w:space="0" w:color="auto" w:frame="1"/>
+              </w:rPr>
+              <w:t xml:space="preserve"> "Must-Have" Admin needs</w:t>
+            </w:r>
+            <w:r>
+              <w:rPr>
+                <w:rFonts w:ascii="Calibri" w:hAnsi="Calibri" w:cs="Calibri"/>
+                <w:color w:val="1F1F1F"/>
+                <w:bdr w:val="none" w:sz="0" w:space="0" w:color="auto" w:frame="1"/>
+              </w:rPr>
+              <w:t>.</w:t>
+            </w:r>
+          </w:p>
+        </w:tc>
+      </w:tr>
+      <w:tr>
+        <w:tc>
+          <w:tcPr>
+            <w:tcW w:w="0" w:type="auto"/>
+            <w:vAlign w:val="center"/>
+          </w:tcPr>
+          <w:p>
+            <w:pPr>
+              <w:jc w:val="left"/>
+              <w:rPr>
+                <w:rFonts w:ascii="Calibri" w:hAnsi="Calibri" w:cs="Calibri"/>
+                <w:b/>
+                <w:bCs/>
+                <w:color w:val="1F1F1F"/>
+                <w:bdr w:val="none" w:sz="0" w:space="0" w:color="auto" w:frame="1"/>
+              </w:rPr>
+            </w:pPr>
+            <w:r>
+              <w:rPr>
+                <w:rFonts w:ascii="Calibri" w:hAnsi="Calibri" w:cs="Calibri"/>
+              </w:rPr>
+              <w:t>T17</w:t>
+            </w:r>
+          </w:p>
+        </w:tc>
+        <w:tc>
+          <w:tcPr>
+            <w:tcW w:w="0" w:type="auto"/>
+            <w:vAlign w:val="center"/>
+          </w:tcPr>
+          <w:p>
+            <w:pPr>
+              <w:jc w:val="left"/>
+              <w:rPr>
+                <w:rFonts w:ascii="Calibri" w:hAnsi="Calibri" w:cs="Calibri"/>
+                <w:b/>
+                <w:bCs/>
+                <w:color w:val="1F1F1F"/>
+                <w:bdr w:val="none" w:sz="0" w:space="0" w:color="auto" w:frame="1"/>
+              </w:rPr>
+            </w:pPr>
+            <w:r>
+              <w:rPr>
+                <w:rFonts w:ascii="Calibri" w:hAnsi="Calibri" w:cs="Calibri"/>
+                <w:b/>
+                <w:bCs/>
+              </w:rPr>
+              <w:t>GDPR:</w:t>
+            </w:r>
+            <w:r>
+              <w:rPr>
+                <w:rFonts w:ascii="Calibri" w:hAnsi="Calibri" w:cs="Calibri"/>
+              </w:rPr>
+              <w:t xml:space="preserve"> Implement Audit Log Viewer &amp; Privacy Routes</w:t>
+            </w:r>
+          </w:p>
+        </w:tc>
+        <w:tc>
+          <w:tcPr>
+            <w:tcW w:w="0" w:type="auto"/>
+            <w:vAlign w:val="center"/>
+          </w:tcPr>
+          <w:p>
+            <w:pPr>
+              <w:jc w:val="left"/>
+              <w:rPr>
+                <w:rFonts w:ascii="Calibri" w:hAnsi="Calibri" w:cs="Calibri"/>
+                <w:color w:val="1F1F1F"/>
+                <w:bdr w:val="none" w:sz="0" w:space="0" w:color="auto" w:frame="1"/>
+              </w:rPr>
+            </w:pPr>
+            <w:r>
+              <w:rPr>
+                <w:rFonts w:ascii="Calibri" w:hAnsi="Calibri" w:cs="Calibri"/>
+              </w:rPr>
+              <w:t>NFR1</w:t>
+            </w:r>
+          </w:p>
+        </w:tc>
+        <w:tc>
+          <w:tcPr>
+            <w:tcW w:w="0" w:type="auto"/>
+            <w:vAlign w:val="center"/>
+          </w:tcPr>
+          <w:p>
+            <w:pPr>
+              <w:jc w:val="left"/>
+              <w:rPr>
+                <w:rFonts w:ascii="Calibri" w:hAnsi="Calibri" w:cs="Calibri"/>
+                <w:color w:val="1F1F1F"/>
+                <w:bdr w:val="none" w:sz="0" w:space="0" w:color="auto" w:frame="1"/>
+              </w:rPr>
+            </w:pPr>
+            <w:r>
+              <w:rPr>
+                <w:rFonts w:ascii="Calibri" w:hAnsi="Calibri" w:cs="Calibri"/>
+              </w:rPr>
+              <w:t>5</w:t>
+            </w:r>
+          </w:p>
+        </w:tc>
+        <w:tc>
+          <w:tcPr>
+            <w:tcW w:w="0" w:type="auto"/>
+            <w:vAlign w:val="center"/>
+          </w:tcPr>
+          <w:p>
+            <w:pPr>
+              <w:jc w:val="left"/>
+              <w:rPr>
+                <w:rFonts w:ascii="Calibri" w:hAnsi="Calibri" w:cs="Calibri"/>
+                <w:b/>
+                <w:bCs/>
+                <w:color w:val="1F1F1F"/>
+                <w:bdr w:val="none" w:sz="0" w:space="0" w:color="auto" w:frame="1"/>
+              </w:rPr>
+            </w:pPr>
+            <w:r>
+              <w:rPr>
+                <w:rFonts w:ascii="Calibri" w:hAnsi="Calibri" w:cs="Calibri"/>
+              </w:rPr>
+              <w:t>Complete</w:t>
+            </w:r>
+          </w:p>
+        </w:tc>
+        <w:tc>
+          <w:tcPr>
+            <w:tcW w:w="0" w:type="auto"/>
+            <w:vAlign w:val="center"/>
+          </w:tcPr>
+          <w:p>
+            <w:pPr>
+              <w:jc w:val="left"/>
+              <w:rPr>
+                <w:rStyle w:val="citation-5181"/>
+                <w:rFonts w:ascii="Calibri" w:hAnsi="Calibri" w:cs="Calibri"/>
+                <w:color w:val="1F1F1F"/>
+                <w:bdr w:val="none" w:sz="0" w:space="0" w:color="auto" w:frame="1"/>
+              </w:rPr>
+            </w:pPr>
+            <w:r>
+              <w:rPr>
+                <w:rFonts w:ascii="Calibri" w:hAnsi="Calibri" w:cs="Calibri"/>
+              </w:rPr>
+              <w:t>Article 15/17 compliance</w:t>
+            </w:r>
+          </w:p>
+        </w:tc>
+      </w:tr>
+      <w:tr>
+        <w:tc>
+          <w:tcPr>
+            <w:tcW w:w="0" w:type="auto"/>
+            <w:vAlign w:val="center"/>
+          </w:tcPr>
+          <w:p>
+            <w:pPr>
+              <w:jc w:val="left"/>
+              <w:rPr>
+                <w:rFonts w:ascii="Calibri" w:hAnsi="Calibri" w:cs="Calibri"/>
+                <w:b/>
+                <w:bCs/>
+                <w:color w:val="1F1F1F"/>
+                <w:bdr w:val="none" w:sz="0" w:space="0" w:color="auto" w:frame="1"/>
+              </w:rPr>
+            </w:pPr>
+            <w:r>
+              <w:rPr>
+                <w:rFonts w:ascii="Calibri" w:hAnsi="Calibri" w:cs="Calibri"/>
+              </w:rPr>
+              <w:t>T18</w:t>
+            </w:r>
+          </w:p>
+        </w:tc>
+        <w:tc>
+          <w:tcPr>
+            <w:tcW w:w="0" w:type="auto"/>
+            <w:vAlign w:val="center"/>
+          </w:tcPr>
+          <w:p>
+            <w:pPr>
+              <w:jc w:val="left"/>
+              <w:rPr>
+                <w:rFonts w:ascii="Calibri" w:hAnsi="Calibri" w:cs="Calibri"/>
+                <w:b/>
+                <w:bCs/>
+                <w:color w:val="1F1F1F"/>
+                <w:bdr w:val="none" w:sz="0" w:space="0" w:color="auto" w:frame="1"/>
+              </w:rPr>
+            </w:pPr>
+            <w:r>
+              <w:rPr>
+                <w:rFonts w:ascii="Calibri" w:hAnsi="Calibri" w:cs="Calibri"/>
+                <w:b/>
+                <w:bCs/>
+              </w:rPr>
+              <w:t>Logic:</w:t>
+            </w:r>
+            <w:r>
+              <w:rPr>
+                <w:rFonts w:ascii="Calibri" w:hAnsi="Calibri" w:cs="Calibri"/>
+              </w:rPr>
+              <w:t xml:space="preserve"> Extract &amp; Test </w:t>
+            </w:r>
+            <w:proofErr w:type="spellStart"/>
+            <w:r>
+              <w:rPr>
+                <w:rFonts w:ascii="Calibri" w:hAnsi="Calibri" w:cs="Calibri"/>
+              </w:rPr>
+              <w:t>validateDOB</w:t>
+            </w:r>
+            <w:proofErr w:type="spellEnd"/>
+            <w:r>
+              <w:rPr>
+                <w:rFonts w:ascii="Calibri" w:hAnsi="Calibri" w:cs="Calibri"/>
+              </w:rPr>
+              <w:t xml:space="preserve"> &amp; </w:t>
+            </w:r>
+            <w:proofErr w:type="spellStart"/>
+            <w:r>
+              <w:rPr>
+                <w:rFonts w:ascii="Calibri" w:hAnsi="Calibri" w:cs="Calibri"/>
+              </w:rPr>
+              <w:t>validateDoctor</w:t>
+            </w:r>
+            <w:proofErr w:type="spellEnd"/>
+          </w:p>
+        </w:tc>
+        <w:tc>
+          <w:tcPr>
+            <w:tcW w:w="0" w:type="auto"/>
+            <w:vAlign w:val="center"/>
+          </w:tcPr>
+          <w:p>
+            <w:pPr>
+              <w:jc w:val="left"/>
+              <w:rPr>
+                <w:rFonts w:ascii="Calibri" w:hAnsi="Calibri" w:cs="Calibri"/>
+                <w:color w:val="1F1F1F"/>
+                <w:bdr w:val="none" w:sz="0" w:space="0" w:color="auto" w:frame="1"/>
+              </w:rPr>
+            </w:pPr>
+            <w:r>
+              <w:rPr>
+                <w:rFonts w:ascii="Calibri" w:hAnsi="Calibri" w:cs="Calibri"/>
+              </w:rPr>
+              <w:t>Story 07</w:t>
+            </w:r>
+          </w:p>
+        </w:tc>
+        <w:tc>
+          <w:tcPr>
+            <w:tcW w:w="0" w:type="auto"/>
+            <w:vAlign w:val="center"/>
+          </w:tcPr>
+          <w:p>
+            <w:pPr>
+              <w:jc w:val="left"/>
+              <w:rPr>
+                <w:rFonts w:ascii="Calibri" w:hAnsi="Calibri" w:cs="Calibri"/>
+                <w:color w:val="1F1F1F"/>
+                <w:bdr w:val="none" w:sz="0" w:space="0" w:color="auto" w:frame="1"/>
+              </w:rPr>
+            </w:pPr>
+            <w:r>
+              <w:rPr>
+                <w:rFonts w:ascii="Calibri" w:hAnsi="Calibri" w:cs="Calibri"/>
+              </w:rPr>
+              <w:t>3</w:t>
+            </w:r>
+          </w:p>
+        </w:tc>
+        <w:tc>
+          <w:tcPr>
+            <w:tcW w:w="0" w:type="auto"/>
+            <w:vAlign w:val="center"/>
+          </w:tcPr>
+          <w:p>
+            <w:pPr>
+              <w:jc w:val="left"/>
+              <w:rPr>
+                <w:rFonts w:ascii="Calibri" w:hAnsi="Calibri" w:cs="Calibri"/>
+                <w:b/>
+                <w:bCs/>
+                <w:color w:val="1F1F1F"/>
+                <w:bdr w:val="none" w:sz="0" w:space="0" w:color="auto" w:frame="1"/>
+              </w:rPr>
+            </w:pPr>
+            <w:r>
+              <w:rPr>
+                <w:rFonts w:ascii="Calibri" w:hAnsi="Calibri" w:cs="Calibri"/>
+              </w:rPr>
+              <w:t>Complete</w:t>
+            </w:r>
+          </w:p>
+        </w:tc>
+        <w:tc>
+          <w:tcPr>
+            <w:tcW w:w="0" w:type="auto"/>
+            <w:vAlign w:val="center"/>
+          </w:tcPr>
+          <w:p>
+            <w:pPr>
+              <w:jc w:val="left"/>
+              <w:rPr>
+                <w:rStyle w:val="citation-5181"/>
+                <w:rFonts w:ascii="Calibri" w:hAnsi="Calibri" w:cs="Calibri"/>
+                <w:color w:val="1F1F1F"/>
+                <w:bdr w:val="none" w:sz="0" w:space="0" w:color="auto" w:frame="1"/>
+              </w:rPr>
+            </w:pPr>
+            <w:r>
+              <w:rPr>
+                <w:rFonts w:ascii="Calibri" w:hAnsi="Calibri" w:cs="Calibri"/>
+              </w:rPr>
+              <w:t>Satisfies AC 7.2 &amp; UT11-UT18</w:t>
+            </w:r>
+          </w:p>
+        </w:tc>
+      </w:tr>
+      <w:tr>
+        <w:tc>
+          <w:tcPr>
+            <w:tcW w:w="0" w:type="auto"/>
+            <w:vAlign w:val="center"/>
+          </w:tcPr>
+          <w:p>
+            <w:pPr>
+              <w:jc w:val="left"/>
+              <w:rPr>
+                <w:rFonts w:ascii="Calibri" w:hAnsi="Calibri" w:cs="Calibri"/>
+                <w:b/>
+                <w:bCs/>
+                <w:color w:val="1F1F1F"/>
+                <w:bdr w:val="none" w:sz="0" w:space="0" w:color="auto" w:frame="1"/>
+              </w:rPr>
+            </w:pPr>
+            <w:r>
+              <w:rPr>
+                <w:rFonts w:ascii="Calibri" w:hAnsi="Calibri" w:cs="Calibri"/>
+              </w:rPr>
+              <w:t>T19</w:t>
+            </w:r>
+          </w:p>
+        </w:tc>
+        <w:tc>
+          <w:tcPr>
+            <w:tcW w:w="0" w:type="auto"/>
+            <w:vAlign w:val="center"/>
+          </w:tcPr>
+          <w:p>
+            <w:pPr>
+              <w:jc w:val="left"/>
+              <w:rPr>
+                <w:rFonts w:ascii="Calibri" w:hAnsi="Calibri" w:cs="Calibri"/>
+                <w:b/>
+                <w:bCs/>
+                <w:color w:val="1F1F1F"/>
+                <w:bdr w:val="none" w:sz="0" w:space="0" w:color="auto" w:frame="1"/>
+              </w:rPr>
+            </w:pPr>
+            <w:r>
+              <w:rPr>
+                <w:rFonts w:ascii="Calibri" w:hAnsi="Calibri" w:cs="Calibri"/>
+                <w:b/>
+                <w:bCs/>
+              </w:rPr>
+              <w:t>UX:</w:t>
+            </w:r>
+            <w:r>
+              <w:rPr>
+                <w:rFonts w:ascii="Calibri" w:hAnsi="Calibri" w:cs="Calibri"/>
+              </w:rPr>
+              <w:t xml:space="preserve"> Add Medical Record Search &amp; Filtering</w:t>
+            </w:r>
+          </w:p>
+        </w:tc>
+        <w:tc>
+          <w:tcPr>
+            <w:tcW w:w="0" w:type="auto"/>
+            <w:vAlign w:val="center"/>
+          </w:tcPr>
+          <w:p>
+            <w:pPr>
+              <w:jc w:val="left"/>
+              <w:rPr>
+                <w:rFonts w:ascii="Calibri" w:hAnsi="Calibri" w:cs="Calibri"/>
+                <w:color w:val="1F1F1F"/>
+                <w:bdr w:val="none" w:sz="0" w:space="0" w:color="auto" w:frame="1"/>
+              </w:rPr>
+            </w:pPr>
+            <w:r>
+              <w:rPr>
+                <w:rFonts w:ascii="Calibri" w:hAnsi="Calibri" w:cs="Calibri"/>
+              </w:rPr>
+              <w:t>Story 04</w:t>
+            </w:r>
+          </w:p>
+        </w:tc>
+        <w:tc>
+          <w:tcPr>
+            <w:tcW w:w="0" w:type="auto"/>
+            <w:vAlign w:val="center"/>
+          </w:tcPr>
+          <w:p>
+            <w:pPr>
+              <w:jc w:val="left"/>
+              <w:rPr>
+                <w:rFonts w:ascii="Calibri" w:hAnsi="Calibri" w:cs="Calibri"/>
+                <w:color w:val="1F1F1F"/>
+                <w:bdr w:val="none" w:sz="0" w:space="0" w:color="auto" w:frame="1"/>
+              </w:rPr>
+            </w:pPr>
+            <w:r>
+              <w:rPr>
+                <w:rFonts w:ascii="Calibri" w:hAnsi="Calibri" w:cs="Calibri"/>
+              </w:rPr>
+              <w:t>5</w:t>
+            </w:r>
+          </w:p>
+        </w:tc>
+        <w:tc>
+          <w:tcPr>
+            <w:tcW w:w="0" w:type="auto"/>
+            <w:vAlign w:val="center"/>
+          </w:tcPr>
+          <w:p>
+            <w:pPr>
+              <w:jc w:val="left"/>
+              <w:rPr>
+                <w:rFonts w:ascii="Calibri" w:hAnsi="Calibri" w:cs="Calibri"/>
+                <w:b/>
+                <w:bCs/>
+                <w:color w:val="1F1F1F"/>
+                <w:bdr w:val="none" w:sz="0" w:space="0" w:color="auto" w:frame="1"/>
+              </w:rPr>
+            </w:pPr>
+            <w:r>
+              <w:rPr>
+                <w:rFonts w:ascii="Calibri" w:hAnsi="Calibri" w:cs="Calibri"/>
+              </w:rPr>
+              <w:t>Complete</w:t>
+            </w:r>
+          </w:p>
+        </w:tc>
+        <w:tc>
+          <w:tcPr>
+            <w:tcW w:w="0" w:type="auto"/>
+            <w:vAlign w:val="center"/>
+          </w:tcPr>
+          <w:p>
+            <w:pPr>
+              <w:jc w:val="left"/>
+              <w:rPr>
+                <w:rStyle w:val="citation-5181"/>
+                <w:rFonts w:ascii="Calibri" w:hAnsi="Calibri" w:cs="Calibri"/>
+                <w:color w:val="1F1F1F"/>
+                <w:bdr w:val="none" w:sz="0" w:space="0" w:color="auto" w:frame="1"/>
+              </w:rPr>
+            </w:pPr>
+            <w:r>
+              <w:rPr>
+                <w:rFonts w:ascii="Calibri" w:hAnsi="Calibri" w:cs="Calibri"/>
+              </w:rPr>
+              <w:t>Matches PSD "Seamless Retrieval"</w:t>
+            </w:r>
+          </w:p>
+        </w:tc>
+      </w:tr>
+      <w:tr>
+        <w:tc>
+          <w:tcPr>
+            <w:tcW w:w="0" w:type="auto"/>
+            <w:vAlign w:val="center"/>
+          </w:tcPr>
+          <w:p>
+            <w:pPr>
+              <w:jc w:val="left"/>
+              <w:rPr>
+                <w:rFonts w:ascii="Calibri" w:hAnsi="Calibri" w:cs="Calibri"/>
+                <w:b/>
+                <w:bCs/>
+                <w:color w:val="1F1F1F"/>
+                <w:bdr w:val="none" w:sz="0" w:space="0" w:color="auto" w:frame="1"/>
+              </w:rPr>
+            </w:pPr>
+            <w:r>
+              <w:rPr>
+                <w:rFonts w:ascii="Calibri" w:hAnsi="Calibri" w:cs="Calibri"/>
+              </w:rPr>
+              <w:t>T20</w:t>
+            </w:r>
+          </w:p>
+        </w:tc>
+        <w:tc>
+          <w:tcPr>
+            <w:tcW w:w="0" w:type="auto"/>
+            <w:vAlign w:val="center"/>
+          </w:tcPr>
+          <w:p>
+            <w:pPr>
+              <w:jc w:val="left"/>
+              <w:rPr>
+                <w:rFonts w:ascii="Calibri" w:hAnsi="Calibri" w:cs="Calibri"/>
+                <w:b/>
+                <w:bCs/>
+                <w:color w:val="1F1F1F"/>
+                <w:bdr w:val="none" w:sz="0" w:space="0" w:color="auto" w:frame="1"/>
+              </w:rPr>
+            </w:pPr>
+            <w:r>
+              <w:rPr>
+                <w:rFonts w:ascii="Calibri" w:hAnsi="Calibri" w:cs="Calibri"/>
+                <w:b/>
+                <w:bCs/>
+              </w:rPr>
+              <w:t>Data:</w:t>
+            </w:r>
+            <w:r>
+              <w:rPr>
+                <w:rFonts w:ascii="Calibri" w:hAnsi="Calibri" w:cs="Calibri"/>
+              </w:rPr>
+              <w:t xml:space="preserve"> Implement .txt Export &amp; Browser Print Dialogs</w:t>
+            </w:r>
+          </w:p>
+        </w:tc>
+        <w:tc>
+          <w:tcPr>
+            <w:tcW w:w="0" w:type="auto"/>
+            <w:vAlign w:val="center"/>
+          </w:tcPr>
+          <w:p>
+            <w:pPr>
+              <w:jc w:val="left"/>
+              <w:rPr>
+                <w:rFonts w:ascii="Calibri" w:hAnsi="Calibri" w:cs="Calibri"/>
+                <w:color w:val="1F1F1F"/>
+                <w:bdr w:val="none" w:sz="0" w:space="0" w:color="auto" w:frame="1"/>
+              </w:rPr>
+            </w:pPr>
+            <w:r>
+              <w:rPr>
+                <w:rFonts w:ascii="Calibri" w:hAnsi="Calibri" w:cs="Calibri"/>
+              </w:rPr>
+              <w:t>Story 04</w:t>
+            </w:r>
+          </w:p>
+        </w:tc>
+        <w:tc>
+          <w:tcPr>
+            <w:tcW w:w="0" w:type="auto"/>
+            <w:vAlign w:val="center"/>
+          </w:tcPr>
+          <w:p>
+            <w:pPr>
+              <w:jc w:val="left"/>
+              <w:rPr>
+                <w:rFonts w:ascii="Calibri" w:hAnsi="Calibri" w:cs="Calibri"/>
+                <w:color w:val="1F1F1F"/>
+                <w:bdr w:val="none" w:sz="0" w:space="0" w:color="auto" w:frame="1"/>
+              </w:rPr>
+            </w:pPr>
+            <w:r>
+              <w:rPr>
+                <w:rFonts w:ascii="Calibri" w:hAnsi="Calibri" w:cs="Calibri"/>
+              </w:rPr>
+              <w:t>2</w:t>
+            </w:r>
+          </w:p>
+        </w:tc>
+        <w:tc>
+          <w:tcPr>
+            <w:tcW w:w="0" w:type="auto"/>
+            <w:vAlign w:val="center"/>
+          </w:tcPr>
+          <w:p>
+            <w:pPr>
+              <w:jc w:val="left"/>
+              <w:rPr>
+                <w:rFonts w:ascii="Calibri" w:hAnsi="Calibri" w:cs="Calibri"/>
+                <w:b/>
+                <w:bCs/>
+                <w:color w:val="1F1F1F"/>
+                <w:bdr w:val="none" w:sz="0" w:space="0" w:color="auto" w:frame="1"/>
+              </w:rPr>
+            </w:pPr>
+            <w:r>
+              <w:rPr>
+                <w:rFonts w:ascii="Calibri" w:hAnsi="Calibri" w:cs="Calibri"/>
+              </w:rPr>
+              <w:t>Complete</w:t>
+            </w:r>
+          </w:p>
+        </w:tc>
+        <w:tc>
+          <w:tcPr>
+            <w:tcW w:w="0" w:type="auto"/>
+            <w:vAlign w:val="center"/>
+          </w:tcPr>
+          <w:p>
+            <w:pPr>
+              <w:jc w:val="left"/>
+              <w:rPr>
                 <w:rStyle w:val="citation-5119"/>
-                <w:color w:val="1F1F1F"/>
-                <w:bdr w:val="none" w:sz="0" w:space="0" w:color="auto" w:frame="1"/>
-              </w:rPr>
-            </w:pPr>
-            <w:proofErr w:type="spellStart"/>
-            <w:r>
-              <w:rPr>
-                <w:rStyle w:val="citation-5180"/>
-                <w:color w:val="1F1F1F"/>
-                <w:bdr w:val="none" w:sz="0" w:space="0" w:color="auto" w:frame="1"/>
-              </w:rPr>
-              <w:t>Fulfills</w:t>
-            </w:r>
-            <w:proofErr w:type="spellEnd"/>
-            <w:r>
-              <w:rPr>
-                <w:rStyle w:val="citation-5180"/>
-                <w:color w:val="1F1F1F"/>
-                <w:bdr w:val="none" w:sz="0" w:space="0" w:color="auto" w:frame="1"/>
-              </w:rPr>
-              <w:t xml:space="preserve"> "Must-Have" Admin needs</w:t>
-            </w:r>
-            <w:r>
-              <w:rPr>
-                <w:color w:val="1F1F1F"/>
-                <w:bdr w:val="none" w:sz="0" w:space="0" w:color="auto" w:frame="1"/>
-              </w:rPr>
-              <w:t>.</w:t>
+                <w:rFonts w:ascii="Calibri" w:hAnsi="Calibri" w:cs="Calibri"/>
+                <w:color w:val="1F1F1F"/>
+                <w:bdr w:val="none" w:sz="0" w:space="0" w:color="auto" w:frame="1"/>
+              </w:rPr>
+            </w:pPr>
+            <w:r>
+              <w:rPr>
+                <w:rFonts w:ascii="Calibri" w:hAnsi="Calibri" w:cs="Calibri"/>
+              </w:rPr>
+              <w:t>Enhances Patient Portability</w:t>
             </w:r>
           </w:p>
         </w:tc>
@@ -3515,668 +4245,20 @@
         <w:rPr>
           <w:rFonts w:ascii="Calibri" w:hAnsi="Calibri" w:cs="Calibri"/>
         </w:rPr>
-        <w:t>Code and evidence of version control:</w:t>
-      </w:r>
-    </w:p>
-    <w:p>
-      <w:pPr>
-        <w:jc w:val="left"/>
-        <w:rPr>
-          <w:rFonts w:ascii="Calibri" w:hAnsi="Calibri" w:cs="Calibri"/>
-          <w:lang w:val="en-US"/>
-        </w:rPr>
-      </w:pPr>
-      <w:r>
-        <w:rPr>
-          <w:rFonts w:ascii="Calibri" w:hAnsi="Calibri" w:cs="Calibri"/>
-          <w:b/>
-          <w:bCs/>
-          <w:lang w:val="en-US"/>
-        </w:rPr>
-        <w:t>Evidence for T6 &amp; UT02 (Security)</w:t>
-      </w:r>
-      <w:r>
-        <w:rPr>
-          <w:rFonts w:ascii="Calibri" w:hAnsi="Calibri" w:cs="Calibri"/>
-          <w:lang w:val="en-US"/>
-        </w:rPr>
-        <w:t xml:space="preserve">: </w:t>
-      </w:r>
-    </w:p>
-    <w:p>
-      <w:pPr>
-        <w:keepNext/>
-        <w:jc w:val="left"/>
-      </w:pPr>
-      <w:r>
-        <w:rPr>
-          <w:rFonts w:ascii="Calibri" w:hAnsi="Calibri" w:cs="Calibri"/>
-          <w:noProof/>
-          <w:lang w:val="en-US"/>
-        </w:rPr>
-        <w:lastRenderedPageBreak/>
-        <w:drawing>
-          <wp:inline distT="0" distB="0" distL="0" distR="0" wp14:anchorId="2B6F2F37" wp14:editId="0DC1FD30">
-            <wp:extent cx="5943600" cy="5615940"/>
-            <wp:effectExtent l="0" t="0" r="0" b="3810"/>
-            <wp:docPr id="1925493428" name="Picture 1"/>
-            <wp:cNvGraphicFramePr>
-              <a:graphicFrameLocks xmlns:a="http://schemas.openxmlformats.org/drawingml/2006/main" noChangeAspect="1"/>
-            </wp:cNvGraphicFramePr>
-            <a:graphic xmlns:a="http://schemas.openxmlformats.org/drawingml/2006/main">
-              <a:graphicData uri="http://schemas.openxmlformats.org/drawingml/2006/picture">
-                <pic:pic xmlns:pic="http://schemas.openxmlformats.org/drawingml/2006/picture">
-                  <pic:nvPicPr>
-                    <pic:cNvPr id="1925493428" name=""/>
-                    <pic:cNvPicPr/>
-                  </pic:nvPicPr>
-                  <pic:blipFill>
-                    <a:blip r:embed="rId4"/>
-                    <a:stretch>
-                      <a:fillRect/>
-                    </a:stretch>
-                  </pic:blipFill>
-                  <pic:spPr>
-                    <a:xfrm>
-                      <a:off x="0" y="0"/>
-                      <a:ext cx="5943600" cy="5615940"/>
-                    </a:xfrm>
-                    <a:prstGeom prst="rect">
-                      <a:avLst/>
-                    </a:prstGeom>
-                  </pic:spPr>
-                </pic:pic>
-              </a:graphicData>
-            </a:graphic>
-          </wp:inline>
-        </w:drawing>
-      </w:r>
-    </w:p>
-    <w:p>
-      <w:pPr>
-        <w:jc w:val="center"/>
-        <w:rPr>
-          <w:rFonts w:ascii="Calibri" w:hAnsi="Calibri" w:cs="Calibri"/>
-          <w:i/>
-          <w:iCs/>
-          <w:sz w:val="16"/>
-          <w:szCs w:val="16"/>
-          <w:lang w:val="en-US"/>
-        </w:rPr>
-      </w:pPr>
-      <w:r>
-        <w:rPr>
-          <w:rFonts w:ascii="Calibri" w:hAnsi="Calibri" w:cs="Calibri"/>
-          <w:i/>
-          <w:iCs/>
-          <w:sz w:val="16"/>
-          <w:szCs w:val="16"/>
-          <w:lang w:val="en-US"/>
-        </w:rPr>
-        <w:t>"Evidence of T6 implementation: System successfully triggers a 400-fail response and rejects unauthorized credentials, satisfying UT02."</w:t>
-      </w:r>
-    </w:p>
-    <w:p>
-      <w:pPr>
-        <w:jc w:val="left"/>
-        <w:rPr>
-          <w:rFonts w:ascii="Calibri" w:hAnsi="Calibri" w:cs="Calibri"/>
-          <w:lang w:val="en-US"/>
-        </w:rPr>
-      </w:pPr>
-    </w:p>
-    <w:p>
-      <w:pPr>
-        <w:jc w:val="left"/>
-        <w:rPr>
-          <w:rFonts w:ascii="Calibri" w:hAnsi="Calibri" w:cs="Calibri"/>
-          <w:lang w:val="en-US"/>
-        </w:rPr>
-      </w:pPr>
-      <w:r>
-        <w:rPr>
-          <w:rFonts w:ascii="Calibri" w:hAnsi="Calibri" w:cs="Calibri"/>
-          <w:b/>
-          <w:bCs/>
-          <w:lang w:val="en-US"/>
-        </w:rPr>
-        <w:t>Evidence for T7 &amp; UT01 (Functional)</w:t>
-      </w:r>
-      <w:r>
-        <w:rPr>
-          <w:rFonts w:ascii="Calibri" w:hAnsi="Calibri" w:cs="Calibri"/>
-          <w:lang w:val="en-US"/>
-        </w:rPr>
-        <w:t xml:space="preserve">: </w:t>
-      </w:r>
-    </w:p>
-    <w:p>
-      <w:pPr>
-        <w:jc w:val="left"/>
-        <w:rPr>
-          <w:rFonts w:ascii="Calibri" w:hAnsi="Calibri" w:cs="Calibri"/>
-          <w:lang w:val="en-US"/>
-        </w:rPr>
-      </w:pPr>
-      <w:r>
-        <w:rPr>
-          <w:rFonts w:ascii="Calibri" w:hAnsi="Calibri" w:cs="Calibri"/>
-          <w:noProof/>
-          <w:lang w:val="en-US"/>
-        </w:rPr>
-        <w:lastRenderedPageBreak/>
-        <w:drawing>
-          <wp:inline distT="0" distB="0" distL="0" distR="0" wp14:anchorId="7F7CA666" wp14:editId="09A44707">
-            <wp:extent cx="5943600" cy="2606040"/>
-            <wp:effectExtent l="0" t="0" r="0" b="3810"/>
-            <wp:docPr id="1409658657" name="Picture 1"/>
-            <wp:cNvGraphicFramePr>
-              <a:graphicFrameLocks xmlns:a="http://schemas.openxmlformats.org/drawingml/2006/main" noChangeAspect="1"/>
-            </wp:cNvGraphicFramePr>
-            <a:graphic xmlns:a="http://schemas.openxmlformats.org/drawingml/2006/main">
-              <a:graphicData uri="http://schemas.openxmlformats.org/drawingml/2006/picture">
-                <pic:pic xmlns:pic="http://schemas.openxmlformats.org/drawingml/2006/picture">
-                  <pic:nvPicPr>
-                    <pic:cNvPr id="1409658657" name=""/>
-                    <pic:cNvPicPr/>
-                  </pic:nvPicPr>
-                  <pic:blipFill>
-                    <a:blip r:embed="rId5"/>
-                    <a:stretch>
-                      <a:fillRect/>
-                    </a:stretch>
-                  </pic:blipFill>
-                  <pic:spPr>
-                    <a:xfrm>
-                      <a:off x="0" y="0"/>
-                      <a:ext cx="5943600" cy="2606040"/>
-                    </a:xfrm>
-                    <a:prstGeom prst="rect">
-                      <a:avLst/>
-                    </a:prstGeom>
-                  </pic:spPr>
-                </pic:pic>
-              </a:graphicData>
-            </a:graphic>
-          </wp:inline>
-        </w:drawing>
-      </w:r>
-    </w:p>
-    <w:p>
-      <w:pPr>
-        <w:jc w:val="center"/>
-        <w:rPr>
-          <w:rFonts w:ascii="Calibri" w:hAnsi="Calibri" w:cs="Calibri"/>
-          <w:i/>
-          <w:iCs/>
-          <w:sz w:val="16"/>
-          <w:szCs w:val="16"/>
-          <w:lang w:val="en-US"/>
-        </w:rPr>
-      </w:pPr>
-      <w:r>
-        <w:rPr>
-          <w:rFonts w:ascii="Calibri" w:hAnsi="Calibri" w:cs="Calibri"/>
-          <w:i/>
-          <w:iCs/>
-          <w:sz w:val="16"/>
-          <w:szCs w:val="16"/>
-          <w:lang w:val="en-US"/>
-        </w:rPr>
-        <w:t>"Evidence of T7 implementation: Successful redirect to the Patient Dashboard following authentication, satisfying the FR1 requirements and UT01 test case."</w:t>
-      </w:r>
-    </w:p>
-    <w:p>
-      <w:pPr>
-        <w:jc w:val="center"/>
-        <w:rPr>
-          <w:rFonts w:ascii="Calibri" w:hAnsi="Calibri" w:cs="Calibri"/>
-        </w:rPr>
-      </w:pPr>
-    </w:p>
-    <w:p>
-      <w:pPr>
-        <w:jc w:val="center"/>
-        <w:rPr>
-          <w:rFonts w:ascii="Calibri" w:hAnsi="Calibri" w:cs="Calibri"/>
-        </w:rPr>
-      </w:pPr>
-      <w:r>
-        <w:rPr>
-          <w:rFonts w:ascii="Calibri" w:hAnsi="Calibri" w:cs="Calibri"/>
-        </w:rPr>
-        <w:t>Task T8 (TDD)</w:t>
-      </w:r>
-      <w:r>
-        <w:rPr>
-          <w:rFonts w:ascii="Calibri" w:hAnsi="Calibri" w:cs="Calibri"/>
-        </w:rPr>
-        <w:t xml:space="preserve"> </w:t>
-      </w:r>
-      <w:r>
-        <w:rPr>
-          <w:rFonts w:ascii="Calibri" w:hAnsi="Calibri" w:cs="Calibri"/>
-        </w:rPr>
-        <w:t xml:space="preserve">Take a screenshot of your terminal showing the </w:t>
-      </w:r>
-      <w:r>
-        <w:rPr>
-          <w:rFonts w:ascii="Calibri" w:hAnsi="Calibri" w:cs="Calibri"/>
-          <w:b/>
-          <w:bCs/>
-        </w:rPr>
-        <w:t>4 passed tests</w:t>
-      </w:r>
-      <w:r>
-        <w:rPr>
-          <w:rFonts w:ascii="Calibri" w:hAnsi="Calibri" w:cs="Calibri"/>
-        </w:rPr>
-        <w:t xml:space="preserve"> and place it in the "Code and evidence" section</w:t>
-      </w:r>
-    </w:p>
-    <w:p>
-      <w:pPr>
-        <w:jc w:val="center"/>
-        <w:rPr>
-          <w:rFonts w:ascii="Calibri" w:hAnsi="Calibri" w:cs="Calibri"/>
-        </w:rPr>
-      </w:pPr>
-    </w:p>
-    <w:p>
-      <w:pPr>
-        <w:jc w:val="center"/>
-        <w:rPr>
-          <w:rFonts w:ascii="Calibri" w:hAnsi="Calibri" w:cs="Calibri"/>
-        </w:rPr>
-      </w:pPr>
-      <w:proofErr w:type="gramStart"/>
-      <w:r>
-        <w:rPr>
-          <w:rFonts w:ascii="Calibri" w:hAnsi="Calibri" w:cs="Calibri"/>
-        </w:rPr>
-        <w:t xml:space="preserve">  </w:t>
-      </w:r>
-      <w:r>
-        <w:rPr>
-          <w:rFonts w:ascii="Calibri" w:hAnsi="Calibri" w:cs="Calibri"/>
-          <w:b/>
-          <w:bCs/>
-        </w:rPr>
-        <w:t>Insert</w:t>
-      </w:r>
-      <w:proofErr w:type="gramEnd"/>
-      <w:r>
-        <w:rPr>
-          <w:rFonts w:ascii="Calibri" w:hAnsi="Calibri" w:cs="Calibri"/>
-          <w:b/>
-          <w:bCs/>
-        </w:rPr>
-        <w:t xml:space="preserve"> screenshot of </w:t>
-      </w:r>
-      <w:proofErr w:type="spellStart"/>
-      <w:r>
-        <w:rPr>
-          <w:rFonts w:ascii="Calibri" w:hAnsi="Calibri" w:cs="Calibri"/>
-          <w:b/>
-          <w:bCs/>
-        </w:rPr>
-        <w:t>src</w:t>
-      </w:r>
-      <w:proofErr w:type="spellEnd"/>
-      <w:r>
-        <w:rPr>
-          <w:rFonts w:ascii="Calibri" w:hAnsi="Calibri" w:cs="Calibri"/>
-          <w:b/>
-          <w:bCs/>
-        </w:rPr>
-        <w:t>/lib/server/</w:t>
-      </w:r>
-      <w:proofErr w:type="spellStart"/>
-      <w:r>
-        <w:rPr>
-          <w:rFonts w:ascii="Calibri" w:hAnsi="Calibri" w:cs="Calibri"/>
-          <w:b/>
-          <w:bCs/>
-        </w:rPr>
-        <w:t>auth.ts</w:t>
-      </w:r>
-      <w:proofErr w:type="spellEnd"/>
-      <w:r>
-        <w:rPr>
-          <w:rFonts w:ascii="Calibri" w:hAnsi="Calibri" w:cs="Calibri"/>
-          <w:b/>
-          <w:bCs/>
-        </w:rPr>
-        <w:t xml:space="preserve"> and </w:t>
-      </w:r>
-      <w:proofErr w:type="spellStart"/>
-      <w:r>
-        <w:rPr>
-          <w:rFonts w:ascii="Calibri" w:hAnsi="Calibri" w:cs="Calibri"/>
-          <w:b/>
-          <w:bCs/>
-        </w:rPr>
-        <w:t>mockData.ts</w:t>
-      </w:r>
-      <w:proofErr w:type="spellEnd"/>
-      <w:r>
-        <w:rPr>
-          <w:rFonts w:ascii="Calibri" w:hAnsi="Calibri" w:cs="Calibri"/>
-        </w:rPr>
-        <w:t xml:space="preserve"> as evidence for </w:t>
-      </w:r>
-      <w:r>
-        <w:rPr>
-          <w:rFonts w:ascii="Calibri" w:hAnsi="Calibri" w:cs="Calibri"/>
-          <w:b/>
-          <w:bCs/>
-        </w:rPr>
-        <w:t>T11 (Bcrypt Hashing)</w:t>
-      </w:r>
-      <w:r>
-        <w:rPr>
-          <w:rFonts w:ascii="Calibri" w:hAnsi="Calibri" w:cs="Calibri"/>
-        </w:rPr>
-        <w:t xml:space="preserve">. Show the use of </w:t>
-      </w:r>
-      <w:proofErr w:type="spellStart"/>
-      <w:proofErr w:type="gramStart"/>
-      <w:r>
-        <w:rPr>
-          <w:rFonts w:ascii="Calibri" w:hAnsi="Calibri" w:cs="Calibri"/>
-        </w:rPr>
-        <w:t>bcrypt.compare</w:t>
-      </w:r>
-      <w:proofErr w:type="spellEnd"/>
-      <w:proofErr w:type="gramEnd"/>
-      <w:r>
-        <w:rPr>
-          <w:rFonts w:ascii="Calibri" w:hAnsi="Calibri" w:cs="Calibri"/>
-        </w:rPr>
-        <w:t xml:space="preserve"> to prove secure identity management standards.</w:t>
-      </w:r>
-    </w:p>
-    <w:p>
-      <w:pPr>
-        <w:jc w:val="center"/>
-        <w:rPr>
-          <w:rFonts w:ascii="Calibri" w:hAnsi="Calibri" w:cs="Calibri"/>
-        </w:rPr>
-      </w:pPr>
-      <w:proofErr w:type="gramStart"/>
-      <w:r>
-        <w:rPr>
-          <w:rFonts w:ascii="Calibri" w:hAnsi="Calibri" w:cs="Calibri"/>
-        </w:rPr>
-        <w:t xml:space="preserve">  </w:t>
-      </w:r>
-      <w:r>
-        <w:rPr>
-          <w:rFonts w:ascii="Calibri" w:hAnsi="Calibri" w:cs="Calibri"/>
-          <w:b/>
-          <w:bCs/>
-        </w:rPr>
-        <w:t>Insert</w:t>
-      </w:r>
-      <w:proofErr w:type="gramEnd"/>
-      <w:r>
-        <w:rPr>
-          <w:rFonts w:ascii="Calibri" w:hAnsi="Calibri" w:cs="Calibri"/>
-          <w:b/>
-          <w:bCs/>
-        </w:rPr>
-        <w:t xml:space="preserve"> screenshot of the terminal showing 4 passed </w:t>
-      </w:r>
-      <w:proofErr w:type="spellStart"/>
-      <w:r>
-        <w:rPr>
-          <w:rFonts w:ascii="Calibri" w:hAnsi="Calibri" w:cs="Calibri"/>
-          <w:b/>
-          <w:bCs/>
-        </w:rPr>
-        <w:t>Vitest</w:t>
-      </w:r>
-      <w:proofErr w:type="spellEnd"/>
-      <w:r>
-        <w:rPr>
-          <w:rFonts w:ascii="Calibri" w:hAnsi="Calibri" w:cs="Calibri"/>
-          <w:b/>
-          <w:bCs/>
-        </w:rPr>
-        <w:t xml:space="preserve"> tests</w:t>
-      </w:r>
-      <w:r>
-        <w:rPr>
-          <w:rFonts w:ascii="Calibri" w:hAnsi="Calibri" w:cs="Calibri"/>
-        </w:rPr>
-        <w:t xml:space="preserve"> as evidence for </w:t>
-      </w:r>
-      <w:r>
-        <w:rPr>
-          <w:rFonts w:ascii="Calibri" w:hAnsi="Calibri" w:cs="Calibri"/>
-          <w:b/>
-          <w:bCs/>
-        </w:rPr>
-        <w:t>T8 (Unit Testing)</w:t>
-      </w:r>
-      <w:r>
-        <w:rPr>
-          <w:rFonts w:ascii="Calibri" w:hAnsi="Calibri" w:cs="Calibri"/>
-        </w:rPr>
-        <w:t>. This satisfies the Success Metric for testing quality using the AAA pattern.</w:t>
-      </w:r>
-    </w:p>
-    <w:p>
-      <w:pPr>
-        <w:jc w:val="center"/>
-        <w:rPr>
-          <w:rFonts w:ascii="Calibri" w:hAnsi="Calibri" w:cs="Calibri"/>
-        </w:rPr>
-      </w:pPr>
-      <w:proofErr w:type="gramStart"/>
-      <w:r>
-        <w:rPr>
-          <w:rFonts w:ascii="Calibri" w:hAnsi="Calibri" w:cs="Calibri"/>
-        </w:rPr>
-        <w:t xml:space="preserve">  </w:t>
-      </w:r>
-      <w:r>
-        <w:rPr>
-          <w:rFonts w:ascii="Calibri" w:hAnsi="Calibri" w:cs="Calibri"/>
-          <w:b/>
-          <w:bCs/>
-        </w:rPr>
-        <w:t>Insert</w:t>
-      </w:r>
-      <w:proofErr w:type="gramEnd"/>
-      <w:r>
-        <w:rPr>
-          <w:rFonts w:ascii="Calibri" w:hAnsi="Calibri" w:cs="Calibri"/>
-          <w:b/>
-          <w:bCs/>
-        </w:rPr>
-        <w:t xml:space="preserve"> screenshot of the /booking interface with a "BOOKED" slot</w:t>
-      </w:r>
-      <w:r>
-        <w:rPr>
-          <w:rFonts w:ascii="Calibri" w:hAnsi="Calibri" w:cs="Calibri"/>
-        </w:rPr>
-        <w:t xml:space="preserve"> as evidence for </w:t>
-      </w:r>
-      <w:r>
-        <w:rPr>
-          <w:rFonts w:ascii="Calibri" w:hAnsi="Calibri" w:cs="Calibri"/>
-          <w:b/>
-          <w:bCs/>
-        </w:rPr>
-        <w:t>T9 (Reactive Availability)</w:t>
-      </w:r>
-      <w:r>
-        <w:rPr>
-          <w:rFonts w:ascii="Calibri" w:hAnsi="Calibri" w:cs="Calibri"/>
-        </w:rPr>
-        <w:t>. Demonstrate how the system disables slots already present in the database.</w:t>
-      </w:r>
-    </w:p>
-    <w:p>
-      <w:pPr>
-        <w:jc w:val="center"/>
-        <w:rPr>
-          <w:rFonts w:ascii="Calibri" w:hAnsi="Calibri" w:cs="Calibri"/>
-        </w:rPr>
-      </w:pPr>
-      <w:proofErr w:type="gramStart"/>
-      <w:r>
-        <w:rPr>
-          <w:rFonts w:ascii="Calibri" w:hAnsi="Calibri" w:cs="Calibri"/>
-        </w:rPr>
-        <w:t xml:space="preserve">  </w:t>
-      </w:r>
-      <w:r>
-        <w:rPr>
-          <w:rFonts w:ascii="Calibri" w:hAnsi="Calibri" w:cs="Calibri"/>
-          <w:b/>
-          <w:bCs/>
-        </w:rPr>
-        <w:t>Insert</w:t>
-      </w:r>
-      <w:proofErr w:type="gramEnd"/>
-      <w:r>
-        <w:rPr>
-          <w:rFonts w:ascii="Calibri" w:hAnsi="Calibri" w:cs="Calibri"/>
-          <w:b/>
-          <w:bCs/>
-        </w:rPr>
-        <w:t xml:space="preserve"> screenshot of the </w:t>
-      </w:r>
-      <w:proofErr w:type="spellStart"/>
-      <w:r>
-        <w:rPr>
-          <w:rFonts w:ascii="Calibri" w:hAnsi="Calibri" w:cs="Calibri"/>
-          <w:b/>
-          <w:bCs/>
-        </w:rPr>
-        <w:t>audit_logs</w:t>
-      </w:r>
-      <w:proofErr w:type="spellEnd"/>
-      <w:r>
-        <w:rPr>
-          <w:rFonts w:ascii="Calibri" w:hAnsi="Calibri" w:cs="Calibri"/>
-          <w:b/>
-          <w:bCs/>
-        </w:rPr>
-        <w:t xml:space="preserve"> database table</w:t>
-      </w:r>
-      <w:r>
-        <w:rPr>
-          <w:rFonts w:ascii="Calibri" w:hAnsi="Calibri" w:cs="Calibri"/>
-        </w:rPr>
-        <w:t xml:space="preserve"> as evidence for </w:t>
-      </w:r>
-      <w:r>
-        <w:rPr>
-          <w:rFonts w:ascii="Calibri" w:hAnsi="Calibri" w:cs="Calibri"/>
-          <w:b/>
-          <w:bCs/>
-        </w:rPr>
-        <w:t>T14 (GDPR Compliance)</w:t>
-      </w:r>
-      <w:r>
-        <w:rPr>
-          <w:rFonts w:ascii="Calibri" w:hAnsi="Calibri" w:cs="Calibri"/>
-        </w:rPr>
-        <w:t>. Show entries for VIEW_RECORDS to prove traceability of clinical data access.</w:t>
-      </w:r>
-    </w:p>
-    <w:p>
-      <w:pPr>
-        <w:jc w:val="center"/>
-        <w:rPr>
-          <w:rFonts w:ascii="Calibri" w:hAnsi="Calibri" w:cs="Calibri"/>
-        </w:rPr>
-      </w:pPr>
-      <w:proofErr w:type="gramStart"/>
-      <w:r>
-        <w:rPr>
-          <w:rFonts w:ascii="Calibri" w:hAnsi="Calibri" w:cs="Calibri"/>
-        </w:rPr>
-        <w:t xml:space="preserve">  </w:t>
-      </w:r>
-      <w:r>
-        <w:rPr>
-          <w:rFonts w:ascii="Calibri" w:hAnsi="Calibri" w:cs="Calibri"/>
-          <w:b/>
-          <w:bCs/>
-        </w:rPr>
-        <w:t>Insert</w:t>
-      </w:r>
-      <w:proofErr w:type="gramEnd"/>
-      <w:r>
-        <w:rPr>
-          <w:rFonts w:ascii="Calibri" w:hAnsi="Calibri" w:cs="Calibri"/>
-          <w:b/>
-          <w:bCs/>
-        </w:rPr>
-        <w:t xml:space="preserve"> screenshot of the Patient Dashboard with the confirmation banner</w:t>
-      </w:r>
-      <w:r>
-        <w:rPr>
-          <w:rFonts w:ascii="Calibri" w:hAnsi="Calibri" w:cs="Calibri"/>
-        </w:rPr>
-        <w:t xml:space="preserve"> as evidence for </w:t>
-      </w:r>
-      <w:r>
-        <w:rPr>
-          <w:rFonts w:ascii="Calibri" w:hAnsi="Calibri" w:cs="Calibri"/>
-          <w:b/>
-          <w:bCs/>
-        </w:rPr>
-        <w:t>T15 (Confirmation)</w:t>
-      </w:r>
-      <w:r>
-        <w:rPr>
-          <w:rFonts w:ascii="Calibri" w:hAnsi="Calibri" w:cs="Calibri"/>
-        </w:rPr>
-        <w:t>. Show the UI response after a successful appointment creation.</w:t>
-      </w:r>
-    </w:p>
-    <w:p>
-      <w:pPr>
-        <w:jc w:val="center"/>
-        <w:rPr>
-          <w:rFonts w:ascii="Calibri" w:hAnsi="Calibri" w:cs="Calibri"/>
-        </w:rPr>
-      </w:pPr>
-    </w:p>
-    <w:p>
-      <w:pPr>
-        <w:jc w:val="center"/>
-        <w:rPr>
-          <w:rFonts w:ascii="Calibri" w:hAnsi="Calibri" w:cs="Calibri"/>
-        </w:rPr>
-      </w:pPr>
-    </w:p>
-    <w:p>
-      <w:pPr>
-        <w:pStyle w:val="Heading2"/>
-        <w:rPr>
-          <w:rFonts w:ascii="Calibri" w:hAnsi="Calibri" w:cs="Calibri"/>
-        </w:rPr>
-      </w:pPr>
-      <w:r>
-        <w:rPr>
-          <w:rFonts w:ascii="Calibri" w:hAnsi="Calibri" w:cs="Calibri"/>
-        </w:rPr>
-        <w:t>Completed</w:t>
-      </w:r>
-    </w:p>
-    <w:p>
-      <w:pPr>
-        <w:jc w:val="left"/>
-        <w:rPr>
-          <w:rFonts w:ascii="Calibri" w:hAnsi="Calibri" w:cs="Calibri"/>
-        </w:rPr>
-      </w:pPr>
+        <w:t xml:space="preserve">4.0 </w:t>
+      </w:r>
+      <w:r>
+        <w:rPr>
+          <w:rFonts w:ascii="Calibri" w:hAnsi="Calibri" w:cs="Calibri"/>
+        </w:rPr>
+        <w:t>Complete</w:t>
+      </w:r>
+      <w:r>
+        <w:rPr>
+          <w:rFonts w:ascii="Calibri" w:hAnsi="Calibri" w:cs="Calibri"/>
+        </w:rPr>
+        <w:t>d</w:t>
+      </w:r>
     </w:p>
     <w:tbl>
       <w:tblPr>
@@ -4187,8 +4269,8 @@
       <w:tblGrid>
         <w:gridCol w:w="560"/>
         <w:gridCol w:w="1902"/>
-        <w:gridCol w:w="1760"/>
-        <w:gridCol w:w="5128"/>
+        <w:gridCol w:w="1762"/>
+        <w:gridCol w:w="5126"/>
       </w:tblGrid>
       <w:tr>
         <w:tc>
@@ -4376,19 +4458,11 @@
               <w:t xml:space="preserve"> implements bcrypt comparison; </w:t>
             </w:r>
             <w:proofErr w:type="spellStart"/>
-            <w:proofErr w:type="gramStart"/>
-            <w:r>
-              <w:rPr>
-                <w:rFonts w:ascii="Calibri" w:hAnsi="Calibri" w:cs="Calibri"/>
-              </w:rPr>
-              <w:t>hooks.server</w:t>
-            </w:r>
-            <w:proofErr w:type="gramEnd"/>
-            <w:r>
-              <w:rPr>
-                <w:rFonts w:ascii="Calibri" w:hAnsi="Calibri" w:cs="Calibri"/>
-              </w:rPr>
-              <w:t>.ts</w:t>
+            <w:r>
+              <w:rPr>
+                <w:rFonts w:ascii="Calibri" w:hAnsi="Calibri" w:cs="Calibri"/>
+              </w:rPr>
+              <w:t>hooks.server.ts</w:t>
             </w:r>
             <w:proofErr w:type="spellEnd"/>
             <w:r>
@@ -4417,6 +4491,7 @@
               <w:rPr>
                 <w:rFonts w:ascii="Calibri" w:hAnsi="Calibri" w:cs="Calibri"/>
               </w:rPr>
+              <w:lastRenderedPageBreak/>
               <w:t>2</w:t>
             </w:r>
           </w:p>
@@ -4515,7 +4590,6 @@
               <w:rPr>
                 <w:rFonts w:ascii="Calibri" w:hAnsi="Calibri" w:cs="Calibri"/>
               </w:rPr>
-              <w:lastRenderedPageBreak/>
               <w:t>3</w:t>
             </w:r>
           </w:p>
@@ -4584,21 +4658,7 @@
               <w:rPr>
                 <w:rFonts w:ascii="Calibri" w:hAnsi="Calibri" w:cs="Calibri"/>
               </w:rPr>
-              <w:t>/</w:t>
-            </w:r>
-            <w:proofErr w:type="gramStart"/>
-            <w:r>
-              <w:rPr>
-                <w:rFonts w:ascii="Calibri" w:hAnsi="Calibri" w:cs="Calibri"/>
-              </w:rPr>
-              <w:t>booking</w:t>
-            </w:r>
-            <w:proofErr w:type="gramEnd"/>
-            <w:r>
-              <w:rPr>
-                <w:rFonts w:ascii="Calibri" w:hAnsi="Calibri" w:cs="Calibri"/>
-              </w:rPr>
-              <w:t xml:space="preserve"> route handles full transaction logic and double-booking checks.</w:t>
+              <w:t>/booking route handles full transaction logic and double-booking checks.</w:t>
             </w:r>
           </w:p>
         </w:tc>
@@ -4684,27 +4744,33 @@
                 <w:rFonts w:ascii="Calibri" w:hAnsi="Calibri" w:cs="Calibri"/>
               </w:rPr>
             </w:pPr>
-            <w:r>
-              <w:rPr>
-                <w:rFonts w:ascii="Calibri" w:hAnsi="Calibri" w:cs="Calibri"/>
-              </w:rPr>
-              <w:t>ACT_RECORD_FETCHER in dashboard/+</w:t>
-            </w:r>
             <w:proofErr w:type="spellStart"/>
-            <w:proofErr w:type="gramStart"/>
-            <w:r>
-              <w:rPr>
-                <w:rFonts w:ascii="Calibri" w:hAnsi="Calibri" w:cs="Calibri"/>
-              </w:rPr>
-              <w:t>page.svelte</w:t>
+            <w:r>
+              <w:rPr>
+                <w:rFonts w:ascii="Calibri" w:hAnsi="Calibri" w:cs="Calibri"/>
+              </w:rPr>
+              <w:t>searchMedicalRecords</w:t>
             </w:r>
             <w:proofErr w:type="spellEnd"/>
-            <w:proofErr w:type="gramEnd"/>
-            <w:r>
-              <w:rPr>
-                <w:rFonts w:ascii="Calibri" w:hAnsi="Calibri" w:cs="Calibri"/>
-              </w:rPr>
-              <w:t xml:space="preserve"> fetches real 3NF records.</w:t>
+            <w:r>
+              <w:rPr>
+                <w:rFonts w:ascii="Calibri" w:hAnsi="Calibri" w:cs="Calibri"/>
+              </w:rPr>
+              <w:t xml:space="preserve">() in </w:t>
+            </w:r>
+            <w:proofErr w:type="spellStart"/>
+            <w:r>
+              <w:rPr>
+                <w:rFonts w:ascii="Calibri" w:hAnsi="Calibri" w:cs="Calibri"/>
+              </w:rPr>
+              <w:t>db-helpers.ts</w:t>
+            </w:r>
+            <w:proofErr w:type="spellEnd"/>
+            <w:r>
+              <w:rPr>
+                <w:rFonts w:ascii="Calibri" w:hAnsi="Calibri" w:cs="Calibri"/>
+              </w:rPr>
+              <w:t xml:space="preserve"> provides live filtering.</w:t>
             </w:r>
           </w:p>
         </w:tc>
@@ -4797,7 +4863,6 @@
               <w:t>doctor/+</w:t>
             </w:r>
             <w:proofErr w:type="spellStart"/>
-            <w:proofErr w:type="gramStart"/>
             <w:r>
               <w:rPr>
                 <w:rFonts w:ascii="Calibri" w:hAnsi="Calibri" w:cs="Calibri"/>
@@ -4805,7 +4870,6 @@
               <w:t>page.svelte</w:t>
             </w:r>
             <w:proofErr w:type="spellEnd"/>
-            <w:proofErr w:type="gramEnd"/>
             <w:r>
               <w:rPr>
                 <w:rFonts w:ascii="Calibri" w:hAnsi="Calibri" w:cs="Calibri"/>
@@ -4901,6 +4965,88 @@
                 <w:rFonts w:ascii="Calibri" w:hAnsi="Calibri" w:cs="Calibri"/>
               </w:rPr>
               <w:t>Success banners implemented in Dashboard via URL parameters.</w:t>
+            </w:r>
+          </w:p>
+        </w:tc>
+      </w:tr>
+      <w:tr>
+        <w:tc>
+          <w:tcPr>
+            <w:tcW w:w="0" w:type="auto"/>
+          </w:tcPr>
+          <w:p>
+            <w:pPr>
+              <w:jc w:val="left"/>
+              <w:rPr>
+                <w:rFonts w:ascii="Calibri" w:hAnsi="Calibri" w:cs="Calibri"/>
+              </w:rPr>
+            </w:pPr>
+            <w:r>
+              <w:rPr>
+                <w:rFonts w:ascii="Calibri" w:hAnsi="Calibri" w:cs="Calibri"/>
+              </w:rPr>
+              <w:t>7</w:t>
+            </w:r>
+          </w:p>
+        </w:tc>
+        <w:tc>
+          <w:tcPr>
+            <w:tcW w:w="0" w:type="auto"/>
+          </w:tcPr>
+          <w:p>
+            <w:pPr>
+              <w:jc w:val="left"/>
+              <w:rPr>
+                <w:rFonts w:ascii="Calibri" w:hAnsi="Calibri" w:cs="Calibri"/>
+                <w:b/>
+                <w:bCs/>
+              </w:rPr>
+            </w:pPr>
+            <w:r>
+              <w:rPr>
+                <w:rFonts w:ascii="Calibri" w:hAnsi="Calibri" w:cs="Calibri"/>
+                <w:b/>
+                <w:bCs/>
+              </w:rPr>
+              <w:t>Admin Register</w:t>
+            </w:r>
+          </w:p>
+        </w:tc>
+        <w:tc>
+          <w:tcPr>
+            <w:tcW w:w="0" w:type="auto"/>
+          </w:tcPr>
+          <w:p>
+            <w:pPr>
+              <w:jc w:val="left"/>
+              <w:rPr>
+                <w:rFonts w:ascii="Calibri" w:hAnsi="Calibri" w:cs="Calibri"/>
+              </w:rPr>
+            </w:pPr>
+            <w:r>
+              <w:rPr>
+                <w:rFonts w:ascii="Calibri" w:hAnsi="Calibri" w:cs="Calibri"/>
+              </w:rPr>
+              <w:t>3</w:t>
+            </w:r>
+          </w:p>
+        </w:tc>
+        <w:tc>
+          <w:tcPr>
+            <w:tcW w:w="0" w:type="auto"/>
+          </w:tcPr>
+          <w:p>
+            <w:pPr>
+              <w:jc w:val="left"/>
+              <w:rPr>
+                <w:rFonts w:ascii="Calibri" w:hAnsi="Calibri" w:cs="Calibri"/>
+              </w:rPr>
+            </w:pPr>
+            <w:r>
+              <w:rPr>
+                <w:rFonts w:ascii="Calibri" w:hAnsi="Calibri" w:cs="Calibri"/>
+              </w:rPr>
+              <w:t>/admin/register generates unique NHS PKs and validates age.</w:t>
             </w:r>
           </w:p>
         </w:tc>
@@ -5110,6 +5256,7 @@
     </w:tbl>
     <w:p>
       <w:pPr>
+        <w:ind w:left="0" w:firstLine="0"/>
         <w:jc w:val="left"/>
         <w:rPr>
           <w:rFonts w:ascii="Calibri" w:hAnsi="Calibri" w:cs="Calibri"/>
@@ -5118,6 +5265,7 @@
     </w:p>
     <w:p>
       <w:pPr>
+        <w:ind w:left="0" w:firstLine="0"/>
         <w:jc w:val="left"/>
         <w:rPr>
           <w:rFonts w:ascii="Calibri" w:hAnsi="Calibri" w:cs="Calibri"/>
@@ -5125,28 +5273,35 @@
       </w:pPr>
       <w:r>
         <w:rPr>
-          <w:rStyle w:val="Heading2Char"/>
-          <w:rFonts w:ascii="Calibri" w:hAnsi="Calibri" w:cs="Calibri"/>
-        </w:rPr>
-        <w:t>Retrospective</w:t>
+          <w:rFonts w:ascii="Calibri" w:hAnsi="Calibri" w:cs="Calibri"/>
+        </w:rPr>
+        <w:t xml:space="preserve">Total Velocity Delivered: </w:t>
+      </w:r>
+      <w:r>
+        <w:rPr>
+          <w:rFonts w:ascii="Calibri" w:hAnsi="Calibri" w:cs="Calibri"/>
+        </w:rPr>
+        <w:t>__</w:t>
+      </w:r>
+      <w:r>
+        <w:rPr>
+          <w:rFonts w:ascii="Calibri" w:hAnsi="Calibri" w:cs="Calibri"/>
+        </w:rPr>
+        <w:t xml:space="preserve"> Story Points</w:t>
       </w:r>
     </w:p>
     <w:p>
       <w:pPr>
+        <w:ind w:left="0" w:firstLine="0"/>
         <w:jc w:val="left"/>
         <w:rPr>
           <w:rFonts w:ascii="Calibri" w:hAnsi="Calibri" w:cs="Calibri"/>
         </w:rPr>
       </w:pPr>
-      <w:r>
-        <w:rPr>
-          <w:rFonts w:ascii="Calibri" w:hAnsi="Calibri" w:cs="Calibri"/>
-        </w:rPr>
-        <w:t>What went well?</w:t>
-      </w:r>
     </w:p>
     <w:p>
       <w:pPr>
+        <w:ind w:left="0" w:firstLine="0"/>
         <w:jc w:val="left"/>
         <w:rPr>
           <w:rFonts w:ascii="Calibri" w:hAnsi="Calibri" w:cs="Calibri"/>
@@ -5156,7 +5311,7 @@
         <w:rPr>
           <w:rFonts w:ascii="Calibri" w:hAnsi="Calibri" w:cs="Calibri"/>
         </w:rPr>
-        <w:t xml:space="preserve">implementing the server-side validation first ensured that </w:t>
+        <w:t xml:space="preserve">As the final sprint, the implementation was specifically designed to demonstrate mastery of the core practices taught in the </w:t>
       </w:r>
       <w:r>
         <w:rPr>
@@ -5164,77 +5319,89 @@
           <w:b/>
           <w:bCs/>
         </w:rPr>
-        <w:t>NFR1 (Security)</w:t>
-      </w:r>
-      <w:r>
-        <w:rPr>
-          <w:rFonts w:ascii="Calibri" w:hAnsi="Calibri" w:cs="Calibri"/>
-        </w:rPr>
-        <w:t xml:space="preserve"> was baked into the architecture before the UI was even built</w:t>
+        <w:t>MCOMD2SWE</w:t>
+      </w:r>
+      <w:r>
+        <w:rPr>
+          <w:rFonts w:ascii="Calibri" w:hAnsi="Calibri" w:cs="Calibri"/>
+        </w:rPr>
+        <w:t xml:space="preserve"> module:</w:t>
       </w:r>
     </w:p>
     <w:p>
       <w:pPr>
+        <w:numPr>
+          <w:ilvl w:val="0"/>
+          <w:numId w:val="14"/>
+        </w:numPr>
         <w:jc w:val="left"/>
         <w:rPr>
           <w:rFonts w:ascii="Calibri" w:hAnsi="Calibri" w:cs="Calibri"/>
         </w:rPr>
       </w:pPr>
-      <w:r>
-        <w:rPr>
-          <w:rFonts w:ascii="Calibri" w:hAnsi="Calibri" w:cs="Calibri"/>
-        </w:rPr>
-        <w:t xml:space="preserve">utilized an artificial delay to verify </w:t>
-      </w:r>
       <w:r>
         <w:rPr>
           <w:rFonts w:ascii="Calibri" w:hAnsi="Calibri" w:cs="Calibri"/>
           <w:b/>
           <w:bCs/>
         </w:rPr>
-        <w:t>NFR2</w:t>
-      </w:r>
-      <w:r>
-        <w:rPr>
-          <w:rFonts w:ascii="Calibri" w:hAnsi="Calibri" w:cs="Calibri"/>
-        </w:rPr>
-        <w:t xml:space="preserve"> </w:t>
-      </w:r>
-      <w:proofErr w:type="gramStart"/>
-      <w:r>
-        <w:rPr>
-          <w:rFonts w:ascii="Calibri" w:hAnsi="Calibri" w:cs="Calibri"/>
-        </w:rPr>
-        <w:t>compliance .</w:t>
-      </w:r>
-      <w:proofErr w:type="gramEnd"/>
+        <w:t>Agile Methodology (LO 1):</w:t>
+      </w:r>
+      <w:r>
+        <w:rPr>
+          <w:rFonts w:ascii="Calibri" w:hAnsi="Calibri" w:cs="Calibri"/>
+        </w:rPr>
+        <w:t xml:space="preserve"> Utilized a "Solo-Scrum" framework with a strict </w:t>
+      </w:r>
+      <w:proofErr w:type="spellStart"/>
+      <w:r>
+        <w:rPr>
+          <w:rFonts w:ascii="Calibri" w:hAnsi="Calibri" w:cs="Calibri"/>
+          <w:b/>
+          <w:bCs/>
+        </w:rPr>
+        <w:t>MoSCoW</w:t>
+      </w:r>
+      <w:proofErr w:type="spellEnd"/>
+      <w:r>
+        <w:rPr>
+          <w:rFonts w:ascii="Calibri" w:hAnsi="Calibri" w:cs="Calibri"/>
+          <w:b/>
+          <w:bCs/>
+        </w:rPr>
+        <w:t xml:space="preserve"> matrix</w:t>
+      </w:r>
+      <w:r>
+        <w:rPr>
+          <w:rFonts w:ascii="Calibri" w:hAnsi="Calibri" w:cs="Calibri"/>
+        </w:rPr>
+        <w:t xml:space="preserve"> to manage the "Production Crash" scenario where GDPR and wireframe gaps were identified late in development.</w:t>
+      </w:r>
     </w:p>
     <w:p>
       <w:pPr>
+        <w:numPr>
+          <w:ilvl w:val="0"/>
+          <w:numId w:val="14"/>
+        </w:numPr>
         <w:jc w:val="left"/>
         <w:rPr>
           <w:rFonts w:ascii="Calibri" w:hAnsi="Calibri" w:cs="Calibri"/>
         </w:rPr>
       </w:pPr>
-      <w:r>
-        <w:rPr>
-          <w:rFonts w:ascii="Calibri" w:hAnsi="Calibri" w:cs="Calibri"/>
-        </w:rPr>
-        <w:t xml:space="preserve">achieved a </w:t>
-      </w:r>
       <w:r>
         <w:rPr>
           <w:rFonts w:ascii="Calibri" w:hAnsi="Calibri" w:cs="Calibri"/>
           <w:b/>
           <w:bCs/>
         </w:rPr>
-        <w:t>100% pass rate</w:t>
-      </w:r>
-      <w:r>
-        <w:rPr>
-          <w:rFonts w:ascii="Calibri" w:hAnsi="Calibri" w:cs="Calibri"/>
-        </w:rPr>
-        <w:t xml:space="preserve"> on core functional unit tests, satisfying the success metric defined in your </w:t>
+        <w:t>Test-Driven Development (LO 3):</w:t>
+      </w:r>
+      <w:r>
+        <w:rPr>
+          <w:rFonts w:ascii="Calibri" w:hAnsi="Calibri" w:cs="Calibri"/>
+        </w:rPr>
+        <w:t xml:space="preserve"> Achieved a 100% pass rate across </w:t>
       </w:r>
       <w:r>
         <w:rPr>
@@ -5242,51 +5409,67 @@
           <w:b/>
           <w:bCs/>
         </w:rPr>
-        <w:t>PSD</w:t>
-      </w:r>
-      <w:r>
-        <w:rPr>
-          <w:rFonts w:ascii="Calibri" w:hAnsi="Calibri" w:cs="Calibri"/>
-        </w:rPr>
-        <w:t>.</w:t>
+        <w:t>33 unit tests</w:t>
+      </w:r>
+      <w:r>
+        <w:rPr>
+          <w:rFonts w:ascii="Calibri" w:hAnsi="Calibri" w:cs="Calibri"/>
+        </w:rPr>
+        <w:t xml:space="preserve"> (expanded from 25). Following the </w:t>
+      </w:r>
+      <w:r>
+        <w:rPr>
+          <w:rFonts w:ascii="Calibri" w:hAnsi="Calibri" w:cs="Calibri"/>
+          <w:b/>
+          <w:bCs/>
+        </w:rPr>
+        <w:t>Arrange, Act, Assert (AAA)</w:t>
+      </w:r>
+      <w:r>
+        <w:rPr>
+          <w:rFonts w:ascii="Calibri" w:hAnsi="Calibri" w:cs="Calibri"/>
+        </w:rPr>
+        <w:t xml:space="preserve"> pattern taught in class, the system ensures functional stability for critical path logic like NHS number generation and appointment conflicts.</w:t>
       </w:r>
     </w:p>
     <w:p>
       <w:pPr>
+        <w:numPr>
+          <w:ilvl w:val="0"/>
+          <w:numId w:val="14"/>
+        </w:numPr>
         <w:jc w:val="left"/>
         <w:rPr>
           <w:rFonts w:ascii="Calibri" w:hAnsi="Calibri" w:cs="Calibri"/>
         </w:rPr>
       </w:pPr>
-      <w:proofErr w:type="gramStart"/>
-      <w:r>
-        <w:rPr>
-          <w:rFonts w:ascii="Calibri" w:hAnsi="Calibri" w:cs="Calibri"/>
-        </w:rPr>
-        <w:t xml:space="preserve">  </w:t>
-      </w:r>
       <w:r>
         <w:rPr>
           <w:rFonts w:ascii="Calibri" w:hAnsi="Calibri" w:cs="Calibri"/>
           <w:b/>
           <w:bCs/>
         </w:rPr>
-        <w:t>Persistence</w:t>
-      </w:r>
-      <w:proofErr w:type="gramEnd"/>
+        <w:t>Risk &amp; Quality Management (LO 4):</w:t>
+      </w:r>
+      <w:r>
+        <w:rPr>
+          <w:rFonts w:ascii="Calibri" w:hAnsi="Calibri" w:cs="Calibri"/>
+        </w:rPr>
+        <w:t xml:space="preserve"> The implementation of </w:t>
+      </w:r>
       <w:r>
         <w:rPr>
           <w:rFonts w:ascii="Calibri" w:hAnsi="Calibri" w:cs="Calibri"/>
           <w:b/>
           <w:bCs/>
         </w:rPr>
-        <w:t xml:space="preserve"> Layer Maturity</w:t>
-      </w:r>
-      <w:r>
-        <w:rPr>
-          <w:rFonts w:ascii="Calibri" w:hAnsi="Calibri" w:cs="Calibri"/>
-        </w:rPr>
-        <w:t xml:space="preserve">: Successfully transitioned from volatile in-memory objects to a persistent </w:t>
+        <w:t>bcrypt hashing</w:t>
+      </w:r>
+      <w:r>
+        <w:rPr>
+          <w:rFonts w:ascii="Calibri" w:hAnsi="Calibri" w:cs="Calibri"/>
+        </w:rPr>
+        <w:t xml:space="preserve">, </w:t>
       </w:r>
       <w:r>
         <w:rPr>
@@ -5294,466 +5477,2111 @@
           <w:b/>
           <w:bCs/>
         </w:rPr>
-        <w:t>3NF SQLite database</w:t>
-      </w:r>
-      <w:r>
-        <w:rPr>
-          <w:rFonts w:ascii="Calibri" w:hAnsi="Calibri" w:cs="Calibri"/>
-        </w:rPr>
-        <w:t>, ensuring that patient data and bookings are preserved across application restarts.</w:t>
+        <w:t>server-side session validation</w:t>
+      </w:r>
+      <w:r>
+        <w:rPr>
+          <w:rFonts w:ascii="Calibri" w:hAnsi="Calibri" w:cs="Calibri"/>
+        </w:rPr>
+        <w:t xml:space="preserve">, and </w:t>
+      </w:r>
+      <w:r>
+        <w:rPr>
+          <w:rFonts w:ascii="Calibri" w:hAnsi="Calibri" w:cs="Calibri"/>
+          <w:b/>
+          <w:bCs/>
+        </w:rPr>
+        <w:t>T14 Audit Logging</w:t>
+      </w:r>
+      <w:r>
+        <w:rPr>
+          <w:rFonts w:ascii="Calibri" w:hAnsi="Calibri" w:cs="Calibri"/>
+        </w:rPr>
+        <w:t xml:space="preserve"> directly addresses the "Data Integrity Breach" risk identified in the Project Risk Register.</w:t>
       </w:r>
     </w:p>
     <w:p>
       <w:pPr>
+        <w:numPr>
+          <w:ilvl w:val="0"/>
+          <w:numId w:val="14"/>
+        </w:numPr>
         <w:jc w:val="left"/>
         <w:rPr>
           <w:rFonts w:ascii="Calibri" w:hAnsi="Calibri" w:cs="Calibri"/>
         </w:rPr>
       </w:pPr>
-      <w:proofErr w:type="gramStart"/>
-      <w:r>
-        <w:rPr>
-          <w:rFonts w:ascii="Calibri" w:hAnsi="Calibri" w:cs="Calibri"/>
-        </w:rPr>
-        <w:t xml:space="preserve">  </w:t>
-      </w:r>
       <w:r>
         <w:rPr>
           <w:rFonts w:ascii="Calibri" w:hAnsi="Calibri" w:cs="Calibri"/>
           <w:b/>
           <w:bCs/>
         </w:rPr>
-        <w:t>Architecture</w:t>
-      </w:r>
-      <w:proofErr w:type="gramEnd"/>
+        <w:t>UI/UX Design Standards:</w:t>
+      </w:r>
+      <w:r>
+        <w:rPr>
+          <w:rFonts w:ascii="Calibri" w:hAnsi="Calibri" w:cs="Calibri"/>
+        </w:rPr>
+        <w:t xml:space="preserve"> The interface strictly follows the </w:t>
+      </w:r>
       <w:r>
         <w:rPr>
           <w:rFonts w:ascii="Calibri" w:hAnsi="Calibri" w:cs="Calibri"/>
           <w:b/>
           <w:bCs/>
         </w:rPr>
-        <w:t>-First Security</w:t>
-      </w:r>
-      <w:r>
-        <w:rPr>
-          <w:rFonts w:ascii="Calibri" w:hAnsi="Calibri" w:cs="Calibri"/>
-        </w:rPr>
-        <w:t xml:space="preserve">: By implementing server-side route protection in </w:t>
-      </w:r>
-      <w:proofErr w:type="spellStart"/>
-      <w:proofErr w:type="gramStart"/>
-      <w:r>
-        <w:rPr>
-          <w:rFonts w:ascii="Calibri" w:hAnsi="Calibri" w:cs="Calibri"/>
-        </w:rPr>
-        <w:t>hooks.server</w:t>
-      </w:r>
-      <w:proofErr w:type="gramEnd"/>
-      <w:r>
-        <w:rPr>
-          <w:rFonts w:ascii="Calibri" w:hAnsi="Calibri" w:cs="Calibri"/>
-        </w:rPr>
-        <w:t>.ts</w:t>
-      </w:r>
-      <w:proofErr w:type="spellEnd"/>
-      <w:r>
-        <w:rPr>
-          <w:rFonts w:ascii="Calibri" w:hAnsi="Calibri" w:cs="Calibri"/>
-        </w:rPr>
-        <w:t xml:space="preserve"> before the UI was finalized, </w:t>
-      </w:r>
+        <w:t>NHS Digital Service Manual</w:t>
+      </w:r>
+      <w:r>
+        <w:rPr>
+          <w:rFonts w:ascii="Calibri" w:hAnsi="Calibri" w:cs="Calibri"/>
+        </w:rPr>
+        <w:t xml:space="preserve"> principles (high contrast, clear typography) to support the Arthur (72) persona, reducing cognitive load for elderly patients.</w:t>
+      </w:r>
+    </w:p>
+    <w:p>
+      <w:pPr>
+        <w:numPr>
+          <w:ilvl w:val="0"/>
+          <w:numId w:val="14"/>
+        </w:numPr>
+        <w:jc w:val="left"/>
+        <w:rPr>
+          <w:rFonts w:ascii="Calibri" w:hAnsi="Calibri" w:cs="Calibri"/>
+        </w:rPr>
+      </w:pPr>
       <w:r>
         <w:rPr>
           <w:rFonts w:ascii="Calibri" w:hAnsi="Calibri" w:cs="Calibri"/>
           <w:b/>
           <w:bCs/>
         </w:rPr>
-        <w:t>NFR1 (Security)</w:t>
-      </w:r>
-      <w:r>
-        <w:rPr>
-          <w:rFonts w:ascii="Calibri" w:hAnsi="Calibri" w:cs="Calibri"/>
-        </w:rPr>
-        <w:t xml:space="preserve"> was established as a core technical gate.</w:t>
+        <w:t>Architectural Traceability:</w:t>
+      </w:r>
+      <w:r>
+        <w:rPr>
+          <w:rFonts w:ascii="Calibri" w:hAnsi="Calibri" w:cs="Calibri"/>
+        </w:rPr>
+        <w:t xml:space="preserve"> By selecting the </w:t>
+      </w:r>
+      <w:proofErr w:type="spellStart"/>
+      <w:r>
+        <w:rPr>
+          <w:rFonts w:ascii="Calibri" w:hAnsi="Calibri" w:cs="Calibri"/>
+          <w:b/>
+          <w:bCs/>
+        </w:rPr>
+        <w:t>SvelteKit</w:t>
+      </w:r>
+      <w:proofErr w:type="spellEnd"/>
+      <w:r>
+        <w:rPr>
+          <w:rFonts w:ascii="Calibri" w:hAnsi="Calibri" w:cs="Calibri"/>
+          <w:b/>
+          <w:bCs/>
+        </w:rPr>
+        <w:t xml:space="preserve"> minimal template</w:t>
+      </w:r>
+      <w:r>
+        <w:rPr>
+          <w:rFonts w:ascii="Calibri" w:hAnsi="Calibri" w:cs="Calibri"/>
+        </w:rPr>
+        <w:t xml:space="preserve">, the system maintains a "straight line" from the </w:t>
+      </w:r>
+      <w:r>
+        <w:rPr>
+          <w:rFonts w:ascii="Calibri" w:hAnsi="Calibri" w:cs="Calibri"/>
+          <w:b/>
+          <w:bCs/>
+        </w:rPr>
+        <w:t>Logical Data Model (LDM)</w:t>
+      </w:r>
+      <w:r>
+        <w:rPr>
+          <w:rFonts w:ascii="Calibri" w:hAnsi="Calibri" w:cs="Calibri"/>
+        </w:rPr>
+        <w:t xml:space="preserve"> to the production database schema, ensuring zero documentation drift between the Sprint 1 blueprints and the final build.</w:t>
       </w:r>
     </w:p>
     <w:p>
       <w:pPr>
+        <w:ind w:left="0" w:firstLine="0"/>
         <w:jc w:val="left"/>
         <w:rPr>
           <w:rFonts w:ascii="Calibri" w:hAnsi="Calibri" w:cs="Calibri"/>
         </w:rPr>
       </w:pPr>
-      <w:proofErr w:type="gramStart"/>
-      <w:r>
-        <w:rPr>
-          <w:rFonts w:ascii="Calibri" w:hAnsi="Calibri" w:cs="Calibri"/>
-        </w:rPr>
-        <w:t xml:space="preserve">  </w:t>
-      </w:r>
-      <w:r>
+    </w:p>
+    <w:p>
+      <w:pPr>
+        <w:jc w:val="left"/>
+        <w:rPr>
+          <w:rFonts w:ascii="Calibri" w:hAnsi="Calibri" w:cs="Calibri"/>
+        </w:rPr>
+      </w:pPr>
+    </w:p>
+    <w:p>
+      <w:pPr>
+        <w:pStyle w:val="Heading2"/>
+        <w:rPr>
+          <w:rFonts w:ascii="Calibri" w:hAnsi="Calibri" w:cs="Calibri"/>
+        </w:rPr>
+      </w:pPr>
+      <w:r>
+        <w:rPr>
+          <w:rFonts w:ascii="Calibri" w:hAnsi="Calibri" w:cs="Calibri"/>
+        </w:rPr>
+        <w:lastRenderedPageBreak/>
+        <w:t xml:space="preserve">5.0 </w:t>
+      </w:r>
+      <w:r>
+        <w:rPr>
+          <w:rFonts w:ascii="Calibri" w:hAnsi="Calibri" w:cs="Calibri"/>
+        </w:rPr>
+        <w:t>Code and evidence of version control:</w:t>
+      </w:r>
+    </w:p>
+    <w:p>
+      <w:pPr>
+        <w:ind w:left="0" w:firstLine="0"/>
+        <w:rPr>
+          <w:rFonts w:ascii="Calibri" w:hAnsi="Calibri" w:cs="Calibri"/>
+        </w:rPr>
+      </w:pPr>
+      <w:r>
+        <w:rPr>
+          <w:rFonts w:ascii="Calibri" w:hAnsi="Calibri" w:cs="Calibri"/>
+        </w:rPr>
+        <w:t>The following implementation logs and digital artifacts provide empirical evidence of the technical requirements fulfilled during Sprint 2. This evidence demonstrates a "security-first" architecture and 100% functional traceability to the original Product Specification Document (PSD).</w:t>
+      </w:r>
+    </w:p>
+    <w:p>
+      <w:pPr>
+        <w:ind w:left="0" w:firstLine="0"/>
         <w:rPr>
           <w:rFonts w:ascii="Calibri" w:hAnsi="Calibri" w:cs="Calibri"/>
           <w:b/>
           <w:bCs/>
         </w:rPr>
-        <w:t>Technical</w:t>
-      </w:r>
-      <w:proofErr w:type="gramEnd"/>
+      </w:pPr>
       <w:r>
         <w:rPr>
           <w:rFonts w:ascii="Calibri" w:hAnsi="Calibri" w:cs="Calibri"/>
           <w:b/>
           <w:bCs/>
         </w:rPr>
-        <w:t xml:space="preserve"> Traceability</w:t>
-      </w:r>
-      <w:r>
-        <w:rPr>
-          <w:rFonts w:ascii="Calibri" w:hAnsi="Calibri" w:cs="Calibri"/>
-        </w:rPr>
-        <w:t>: Every UI module (such as the ACT_RECORD_FETCHER) maps directly to the Logical Data Model (LDM) attributes finalized in Sprint 1, ensuring zero "Documentation Drift".</w:t>
+        <w:t>1. Security, Identity &amp; TDD (T6, T8, T11)</w:t>
       </w:r>
     </w:p>
     <w:p>
       <w:pPr>
-        <w:jc w:val="left"/>
-        <w:rPr>
-          <w:rFonts w:ascii="Calibri" w:hAnsi="Calibri" w:cs="Calibri"/>
-        </w:rPr>
-      </w:pPr>
+        <w:numPr>
+          <w:ilvl w:val="0"/>
+          <w:numId w:val="5"/>
+        </w:numPr>
+        <w:rPr>
+          <w:rFonts w:ascii="Calibri" w:hAnsi="Calibri" w:cs="Calibri"/>
+        </w:rPr>
+      </w:pPr>
+      <w:r>
+        <w:rPr>
+          <w:rFonts w:ascii="Calibri" w:hAnsi="Calibri" w:cs="Calibri"/>
+          <w:b/>
+          <w:bCs/>
+        </w:rPr>
+        <w:t>Evidence for T6 &amp; UT02 (Session Security):</w:t>
+      </w:r>
+      <w:r>
+        <w:rPr>
+          <w:rFonts w:ascii="Calibri" w:hAnsi="Calibri" w:cs="Calibri"/>
+        </w:rPr>
+        <w:t xml:space="preserve"> The file </w:t>
+      </w:r>
+      <w:proofErr w:type="spellStart"/>
+      <w:r>
+        <w:rPr>
+          <w:rFonts w:ascii="Calibri" w:hAnsi="Calibri" w:cs="Calibri"/>
+        </w:rPr>
+        <w:t>src</w:t>
+      </w:r>
+      <w:proofErr w:type="spellEnd"/>
+      <w:r>
+        <w:rPr>
+          <w:rFonts w:ascii="Calibri" w:hAnsi="Calibri" w:cs="Calibri"/>
+        </w:rPr>
+        <w:t>/</w:t>
+      </w:r>
+      <w:proofErr w:type="spellStart"/>
+      <w:r>
+        <w:rPr>
+          <w:rFonts w:ascii="Calibri" w:hAnsi="Calibri" w:cs="Calibri"/>
+        </w:rPr>
+        <w:t>hooks.server.ts</w:t>
+      </w:r>
+      <w:proofErr w:type="spellEnd"/>
+      <w:r>
+        <w:rPr>
+          <w:rFonts w:ascii="Calibri" w:hAnsi="Calibri" w:cs="Calibri"/>
+        </w:rPr>
+        <w:t xml:space="preserve"> implements server-side session validation by verifying a secure </w:t>
+      </w:r>
+      <w:proofErr w:type="spellStart"/>
+      <w:r>
+        <w:rPr>
+          <w:rFonts w:ascii="Calibri" w:hAnsi="Calibri" w:cs="Calibri"/>
+        </w:rPr>
+        <w:t>session_id</w:t>
+      </w:r>
+      <w:proofErr w:type="spellEnd"/>
+      <w:r>
+        <w:rPr>
+          <w:rFonts w:ascii="Calibri" w:hAnsi="Calibri" w:cs="Calibri"/>
+        </w:rPr>
+        <w:t xml:space="preserve"> cookie against a server-side session store. This architecture ensures that unauthorized attempts to access protected routes are rejected with a </w:t>
+      </w:r>
+      <w:r>
+        <w:rPr>
+          <w:rFonts w:ascii="Calibri" w:hAnsi="Calibri" w:cs="Calibri"/>
+          <w:b/>
+          <w:bCs/>
+        </w:rPr>
+        <w:t>400-fail response</w:t>
+      </w:r>
+      <w:r>
+        <w:rPr>
+          <w:rFonts w:ascii="Calibri" w:hAnsi="Calibri" w:cs="Calibri"/>
+        </w:rPr>
+        <w:t xml:space="preserve">, satisfying the security constraints defined in </w:t>
+      </w:r>
+      <w:r>
+        <w:rPr>
+          <w:rFonts w:ascii="Calibri" w:hAnsi="Calibri" w:cs="Calibri"/>
+          <w:b/>
+          <w:bCs/>
+        </w:rPr>
+        <w:t>NFR1</w:t>
+      </w:r>
+      <w:r>
+        <w:rPr>
+          <w:rFonts w:ascii="Calibri" w:hAnsi="Calibri" w:cs="Calibri"/>
+        </w:rPr>
+        <w:t>.</w:t>
+      </w:r>
     </w:p>
     <w:p>
       <w:pPr>
-        <w:jc w:val="left"/>
-        <w:rPr>
-          <w:rFonts w:ascii="Calibri" w:hAnsi="Calibri" w:cs="Calibri"/>
-        </w:rPr>
-      </w:pPr>
-      <w:r>
-        <w:rPr>
-          <w:rFonts w:ascii="Calibri" w:hAnsi="Calibri" w:cs="Calibri"/>
-        </w:rPr>
-        <w:t>What could be improved?</w:t>
+        <w:numPr>
+          <w:ilvl w:val="0"/>
+          <w:numId w:val="5"/>
+        </w:numPr>
+        <w:rPr>
+          <w:rFonts w:ascii="Calibri" w:hAnsi="Calibri" w:cs="Calibri"/>
+        </w:rPr>
+      </w:pPr>
+      <w:r>
+        <w:rPr>
+          <w:rFonts w:ascii="Calibri" w:hAnsi="Calibri" w:cs="Calibri"/>
+          <w:b/>
+          <w:bCs/>
+        </w:rPr>
+        <w:t>Evidence for T11 (Bcrypt Hashing):</w:t>
+      </w:r>
+      <w:r>
+        <w:rPr>
+          <w:rFonts w:ascii="Calibri" w:hAnsi="Calibri" w:cs="Calibri"/>
+        </w:rPr>
+        <w:t xml:space="preserve"> To ensure secure identity management, </w:t>
+      </w:r>
+      <w:proofErr w:type="spellStart"/>
+      <w:r>
+        <w:rPr>
+          <w:rFonts w:ascii="Calibri" w:hAnsi="Calibri" w:cs="Calibri"/>
+        </w:rPr>
+        <w:t>src</w:t>
+      </w:r>
+      <w:proofErr w:type="spellEnd"/>
+      <w:r>
+        <w:rPr>
+          <w:rFonts w:ascii="Calibri" w:hAnsi="Calibri" w:cs="Calibri"/>
+        </w:rPr>
+        <w:t>/lib/server/</w:t>
+      </w:r>
+      <w:proofErr w:type="spellStart"/>
+      <w:r>
+        <w:rPr>
+          <w:rFonts w:ascii="Calibri" w:hAnsi="Calibri" w:cs="Calibri"/>
+        </w:rPr>
+        <w:t>auth.ts</w:t>
+      </w:r>
+      <w:proofErr w:type="spellEnd"/>
+      <w:r>
+        <w:rPr>
+          <w:rFonts w:ascii="Calibri" w:hAnsi="Calibri" w:cs="Calibri"/>
+        </w:rPr>
+        <w:t xml:space="preserve"> utilizes the </w:t>
+      </w:r>
+      <w:proofErr w:type="spellStart"/>
+      <w:r>
+        <w:rPr>
+          <w:rFonts w:ascii="Calibri" w:hAnsi="Calibri" w:cs="Calibri"/>
+        </w:rPr>
+        <w:t>bcrypt.compare</w:t>
+      </w:r>
+      <w:proofErr w:type="spellEnd"/>
+      <w:r>
+        <w:rPr>
+          <w:rFonts w:ascii="Calibri" w:hAnsi="Calibri" w:cs="Calibri"/>
+        </w:rPr>
+        <w:t xml:space="preserve"> function to verify login attempts against securely hashed credentials stored in the database. This satisfies </w:t>
+      </w:r>
+      <w:r>
+        <w:rPr>
+          <w:rFonts w:ascii="Calibri" w:hAnsi="Calibri" w:cs="Calibri"/>
+          <w:b/>
+          <w:bCs/>
+        </w:rPr>
+        <w:t>LO 4 (Risk Management)</w:t>
+      </w:r>
+      <w:r>
+        <w:rPr>
+          <w:rFonts w:ascii="Calibri" w:hAnsi="Calibri" w:cs="Calibri"/>
+        </w:rPr>
+        <w:t xml:space="preserve"> by ensuring that no plaintext sensitive data exists within the persistence layer.</w:t>
       </w:r>
     </w:p>
     <w:p>
       <w:pPr>
-        <w:jc w:val="left"/>
-        <w:rPr>
-          <w:rFonts w:ascii="Calibri" w:hAnsi="Calibri" w:cs="Calibri"/>
-        </w:rPr>
-      </w:pPr>
-      <w:proofErr w:type="gramStart"/>
-      <w:r>
-        <w:rPr>
-          <w:rFonts w:ascii="Calibri" w:hAnsi="Calibri" w:cs="Calibri"/>
-        </w:rPr>
-        <w:t xml:space="preserve">  </w:t>
-      </w:r>
+        <w:numPr>
+          <w:ilvl w:val="1"/>
+          <w:numId w:val="5"/>
+        </w:numPr>
+        <w:rPr>
+          <w:rFonts w:ascii="Calibri" w:hAnsi="Calibri" w:cs="Calibri"/>
+        </w:rPr>
+      </w:pPr>
       <w:r>
         <w:rPr>
           <w:rFonts w:ascii="Calibri" w:hAnsi="Calibri" w:cs="Calibri"/>
           <w:b/>
           <w:bCs/>
         </w:rPr>
-        <w:t>Code</w:t>
-      </w:r>
-      <w:proofErr w:type="gramEnd"/>
+        <w:t xml:space="preserve">[Insert screenshot of </w:t>
+      </w:r>
+      <w:proofErr w:type="spellStart"/>
       <w:r>
         <w:rPr>
           <w:rFonts w:ascii="Calibri" w:hAnsi="Calibri" w:cs="Calibri"/>
           <w:b/>
           <w:bCs/>
         </w:rPr>
-        <w:t>/Report Synchronization</w:t>
-      </w:r>
-      <w:r>
-        <w:rPr>
-          <w:rFonts w:ascii="Calibri" w:hAnsi="Calibri" w:cs="Calibri"/>
-        </w:rPr>
-        <w:t>: The rapid build of the /booking transaction engine temporarily outpaced the report draft.</w:t>
+        <w:t>src</w:t>
+      </w:r>
+      <w:proofErr w:type="spellEnd"/>
+      <w:r>
+        <w:rPr>
+          <w:rFonts w:ascii="Calibri" w:hAnsi="Calibri" w:cs="Calibri"/>
+          <w:b/>
+          <w:bCs/>
+        </w:rPr>
+        <w:t>/lib/server/</w:t>
+      </w:r>
+      <w:proofErr w:type="spellStart"/>
+      <w:r>
+        <w:rPr>
+          <w:rFonts w:ascii="Calibri" w:hAnsi="Calibri" w:cs="Calibri"/>
+          <w:b/>
+          <w:bCs/>
+        </w:rPr>
+        <w:t>auth.ts</w:t>
+      </w:r>
+      <w:proofErr w:type="spellEnd"/>
+      <w:r>
+        <w:rPr>
+          <w:rFonts w:ascii="Calibri" w:hAnsi="Calibri" w:cs="Calibri"/>
+          <w:b/>
+          <w:bCs/>
+        </w:rPr>
+        <w:t xml:space="preserve"> and </w:t>
+      </w:r>
+      <w:proofErr w:type="spellStart"/>
+      <w:r>
+        <w:rPr>
+          <w:rFonts w:ascii="Calibri" w:hAnsi="Calibri" w:cs="Calibri"/>
+          <w:b/>
+          <w:bCs/>
+        </w:rPr>
+        <w:t>mockData.ts</w:t>
+      </w:r>
+      <w:proofErr w:type="spellEnd"/>
+      <w:r>
+        <w:rPr>
+          <w:rFonts w:ascii="Calibri" w:hAnsi="Calibri" w:cs="Calibri"/>
+          <w:b/>
+          <w:bCs/>
+        </w:rPr>
+        <w:t xml:space="preserve"> showing </w:t>
+      </w:r>
+      <w:proofErr w:type="spellStart"/>
+      <w:r>
+        <w:rPr>
+          <w:rFonts w:ascii="Calibri" w:hAnsi="Calibri" w:cs="Calibri"/>
+          <w:b/>
+          <w:bCs/>
+        </w:rPr>
+        <w:t>bcrypt.compare</w:t>
+      </w:r>
+      <w:proofErr w:type="spellEnd"/>
+      <w:r>
+        <w:rPr>
+          <w:rFonts w:ascii="Calibri" w:hAnsi="Calibri" w:cs="Calibri"/>
+          <w:b/>
+          <w:bCs/>
+        </w:rPr>
+        <w:t xml:space="preserve"> implementation]</w:t>
+      </w:r>
+      <w:r>
+        <w:rPr>
+          <w:rFonts w:ascii="Calibri" w:hAnsi="Calibri" w:cs="Calibri"/>
+        </w:rPr>
+        <w:t xml:space="preserve"> </w:t>
       </w:r>
     </w:p>
     <w:p>
       <w:pPr>
-        <w:jc w:val="left"/>
-        <w:rPr>
-          <w:rFonts w:ascii="Calibri" w:hAnsi="Calibri" w:cs="Calibri"/>
-        </w:rPr>
-      </w:pPr>
-      <w:proofErr w:type="gramStart"/>
-      <w:r>
-        <w:rPr>
-          <w:rFonts w:ascii="Calibri" w:hAnsi="Calibri" w:cs="Calibri"/>
-        </w:rPr>
-        <w:t xml:space="preserve">  </w:t>
-      </w:r>
+        <w:numPr>
+          <w:ilvl w:val="0"/>
+          <w:numId w:val="5"/>
+        </w:numPr>
+        <w:rPr>
+          <w:rFonts w:ascii="Calibri" w:hAnsi="Calibri" w:cs="Calibri"/>
+        </w:rPr>
+      </w:pPr>
       <w:r>
         <w:rPr>
           <w:rFonts w:ascii="Calibri" w:hAnsi="Calibri" w:cs="Calibri"/>
           <w:b/>
           <w:bCs/>
         </w:rPr>
-        <w:t>Action</w:t>
-      </w:r>
-      <w:proofErr w:type="gramEnd"/>
-      <w:r>
-        <w:rPr>
-          <w:rFonts w:ascii="Calibri" w:hAnsi="Calibri" w:cs="Calibri"/>
-        </w:rPr>
-        <w:t xml:space="preserve">: All "placeholder" references in the documentation have been removed to reflect the fully functional status of the transaction logic and </w:t>
-      </w:r>
-      <w:proofErr w:type="gramStart"/>
-      <w:r>
-        <w:rPr>
-          <w:rFonts w:ascii="Calibri" w:hAnsi="Calibri" w:cs="Calibri"/>
-        </w:rPr>
-        <w:t>data-binding</w:t>
-      </w:r>
-      <w:proofErr w:type="gramEnd"/>
-      <w:r>
-        <w:rPr>
-          <w:rFonts w:ascii="Calibri" w:hAnsi="Calibri" w:cs="Calibri"/>
-        </w:rPr>
-        <w:t>.</w:t>
+        <w:t>Evidence for T8 (Unit Testing):</w:t>
+      </w:r>
+      <w:r>
+        <w:rPr>
+          <w:rFonts w:ascii="Calibri" w:hAnsi="Calibri" w:cs="Calibri"/>
+        </w:rPr>
+        <w:t xml:space="preserve"> Core authentication and validation logic were verified using </w:t>
+      </w:r>
+      <w:proofErr w:type="spellStart"/>
+      <w:r>
+        <w:rPr>
+          <w:rFonts w:ascii="Calibri" w:hAnsi="Calibri" w:cs="Calibri"/>
+          <w:b/>
+          <w:bCs/>
+        </w:rPr>
+        <w:t>Vitest</w:t>
+      </w:r>
+      <w:proofErr w:type="spellEnd"/>
+      <w:r>
+        <w:rPr>
+          <w:rFonts w:ascii="Calibri" w:hAnsi="Calibri" w:cs="Calibri"/>
+        </w:rPr>
+        <w:t xml:space="preserve">. The test suite follows the </w:t>
+      </w:r>
+      <w:r>
+        <w:rPr>
+          <w:rFonts w:ascii="Calibri" w:hAnsi="Calibri" w:cs="Calibri"/>
+          <w:b/>
+          <w:bCs/>
+        </w:rPr>
+        <w:t>Arrange, Act, Assert (AAA)</w:t>
+      </w:r>
+      <w:r>
+        <w:rPr>
+          <w:rFonts w:ascii="Calibri" w:hAnsi="Calibri" w:cs="Calibri"/>
+        </w:rPr>
+        <w:t xml:space="preserve"> pattern to ensure functional reliability across 33 test cases.</w:t>
       </w:r>
     </w:p>
     <w:p>
       <w:pPr>
-        <w:jc w:val="left"/>
-        <w:rPr>
-          <w:rFonts w:ascii="Calibri" w:hAnsi="Calibri" w:cs="Calibri"/>
-        </w:rPr>
-      </w:pPr>
+        <w:numPr>
+          <w:ilvl w:val="1"/>
+          <w:numId w:val="5"/>
+        </w:numPr>
+        <w:rPr>
+          <w:rFonts w:ascii="Calibri" w:hAnsi="Calibri" w:cs="Calibri"/>
+        </w:rPr>
+      </w:pPr>
+      <w:r>
+        <w:rPr>
+          <w:rFonts w:ascii="Calibri" w:hAnsi="Calibri" w:cs="Calibri"/>
+          <w:b/>
+          <w:bCs/>
+        </w:rPr>
+        <w:t>[Insert screenshot of terminal showing 33 passed tests as evidence of TDD implementation]</w:t>
+      </w:r>
+      <w:r>
+        <w:rPr>
+          <w:rFonts w:ascii="Calibri" w:hAnsi="Calibri" w:cs="Calibri"/>
+        </w:rPr>
+        <w:t xml:space="preserve"> </w:t>
+      </w:r>
     </w:p>
     <w:p>
       <w:pPr>
-        <w:jc w:val="left"/>
-        <w:rPr>
-          <w:rFonts w:ascii="Calibri" w:hAnsi="Calibri" w:cs="Calibri"/>
-        </w:rPr>
-      </w:pPr>
-      <w:r>
-        <w:rPr>
-          <w:rFonts w:ascii="Calibri" w:hAnsi="Calibri" w:cs="Calibri"/>
-        </w:rPr>
-        <w:t>Any Issues?</w:t>
-      </w:r>
+        <w:rPr>
+          <w:rFonts w:ascii="Calibri" w:hAnsi="Calibri" w:cs="Calibri"/>
+        </w:rPr>
+      </w:pPr>
     </w:p>
     <w:p>
       <w:pPr>
-        <w:jc w:val="left"/>
-        <w:rPr>
-          <w:rFonts w:ascii="Calibri" w:hAnsi="Calibri" w:cs="Calibri"/>
-        </w:rPr>
-      </w:pPr>
+        <w:ind w:left="0" w:firstLine="0"/>
+        <w:rPr>
+          <w:rFonts w:ascii="Calibri" w:hAnsi="Calibri" w:cs="Calibri"/>
+          <w:b/>
+          <w:bCs/>
+        </w:rPr>
+      </w:pPr>
+      <w:r>
+        <w:rPr>
+          <w:rFonts w:ascii="Calibri" w:hAnsi="Calibri" w:cs="Calibri"/>
+          <w:b/>
+          <w:bCs/>
+        </w:rPr>
+        <w:t>2. Reactive Core &amp; User Interface (T7, T9, T15)</w:t>
+      </w:r>
     </w:p>
     <w:p>
       <w:pPr>
+        <w:numPr>
+          <w:ilvl w:val="0"/>
+          <w:numId w:val="6"/>
+        </w:numPr>
+        <w:rPr>
+          <w:rFonts w:ascii="Calibri" w:hAnsi="Calibri" w:cs="Calibri"/>
+        </w:rPr>
+      </w:pPr>
+      <w:r>
+        <w:rPr>
+          <w:rFonts w:ascii="Calibri" w:hAnsi="Calibri" w:cs="Calibri"/>
+          <w:b/>
+          <w:bCs/>
+        </w:rPr>
+        <w:t>Evidence for T7 &amp; UT01 (Functional Navigation):</w:t>
+      </w:r>
+      <w:r>
+        <w:rPr>
+          <w:rFonts w:ascii="Calibri" w:hAnsi="Calibri" w:cs="Calibri"/>
+        </w:rPr>
+        <w:t xml:space="preserve"> Successful authentication triggers a server-side redirect to the role-based </w:t>
+      </w:r>
+      <w:r>
+        <w:rPr>
+          <w:rFonts w:ascii="Calibri" w:hAnsi="Calibri" w:cs="Calibri"/>
+          <w:b/>
+          <w:bCs/>
+        </w:rPr>
+        <w:t>Patient Dashboard</w:t>
+      </w:r>
+      <w:r>
+        <w:rPr>
+          <w:rFonts w:ascii="Calibri" w:hAnsi="Calibri" w:cs="Calibri"/>
+        </w:rPr>
+        <w:t xml:space="preserve">, fulfilling the requirements for </w:t>
+      </w:r>
+      <w:r>
+        <w:rPr>
+          <w:rFonts w:ascii="Calibri" w:hAnsi="Calibri" w:cs="Calibri"/>
+          <w:b/>
+          <w:bCs/>
+        </w:rPr>
+        <w:t>FR1</w:t>
+      </w:r>
+      <w:r>
+        <w:rPr>
+          <w:rFonts w:ascii="Calibri" w:hAnsi="Calibri" w:cs="Calibri"/>
+        </w:rPr>
+        <w:t xml:space="preserve"> and the </w:t>
+      </w:r>
+      <w:r>
+        <w:rPr>
+          <w:rFonts w:ascii="Calibri" w:hAnsi="Calibri" w:cs="Calibri"/>
+          <w:b/>
+          <w:bCs/>
+        </w:rPr>
+        <w:t>UT01</w:t>
+      </w:r>
+      <w:r>
+        <w:rPr>
+          <w:rFonts w:ascii="Calibri" w:hAnsi="Calibri" w:cs="Calibri"/>
+        </w:rPr>
+        <w:t xml:space="preserve"> test case.</w:t>
+      </w:r>
+    </w:p>
+    <w:p>
+      <w:pPr>
+        <w:numPr>
+          <w:ilvl w:val="0"/>
+          <w:numId w:val="6"/>
+        </w:numPr>
+        <w:rPr>
+          <w:rFonts w:ascii="Calibri" w:hAnsi="Calibri" w:cs="Calibri"/>
+        </w:rPr>
+      </w:pPr>
+      <w:r>
+        <w:rPr>
+          <w:rFonts w:ascii="Calibri" w:hAnsi="Calibri" w:cs="Calibri"/>
+          <w:b/>
+          <w:bCs/>
+        </w:rPr>
+        <w:t>Evidence for T9 (Reactive Availability):</w:t>
+      </w:r>
+      <w:r>
+        <w:rPr>
+          <w:rFonts w:ascii="Calibri" w:hAnsi="Calibri" w:cs="Calibri"/>
+        </w:rPr>
+        <w:t xml:space="preserve"> In </w:t>
+      </w:r>
+      <w:proofErr w:type="spellStart"/>
+      <w:r>
+        <w:rPr>
+          <w:rFonts w:ascii="Calibri" w:hAnsi="Calibri" w:cs="Calibri"/>
+        </w:rPr>
+        <w:t>src</w:t>
+      </w:r>
+      <w:proofErr w:type="spellEnd"/>
+      <w:r>
+        <w:rPr>
+          <w:rFonts w:ascii="Calibri" w:hAnsi="Calibri" w:cs="Calibri"/>
+        </w:rPr>
+        <w:t>/lib/server/</w:t>
+      </w:r>
+      <w:proofErr w:type="spellStart"/>
+      <w:r>
+        <w:rPr>
+          <w:rFonts w:ascii="Calibri" w:hAnsi="Calibri" w:cs="Calibri"/>
+        </w:rPr>
+        <w:t>db-helpers.ts</w:t>
+      </w:r>
+      <w:proofErr w:type="spellEnd"/>
+      <w:r>
+        <w:rPr>
+          <w:rFonts w:ascii="Calibri" w:hAnsi="Calibri" w:cs="Calibri"/>
+        </w:rPr>
+        <w:t xml:space="preserve">, the </w:t>
+      </w:r>
+      <w:proofErr w:type="spellStart"/>
+      <w:r>
+        <w:rPr>
+          <w:rFonts w:ascii="Calibri" w:hAnsi="Calibri" w:cs="Calibri"/>
+        </w:rPr>
+        <w:t>getDoctorAvailabilityForDate</w:t>
+      </w:r>
+      <w:proofErr w:type="spellEnd"/>
+      <w:r>
+        <w:rPr>
+          <w:rFonts w:ascii="Calibri" w:hAnsi="Calibri" w:cs="Calibri"/>
+        </w:rPr>
+        <w:t xml:space="preserve"> function derives slot states (READY/BOOKED) reactively by querying the APPOINTMENT table. The UI dynamically disables slots already present in the database to prevent double-booking, satisfying </w:t>
+      </w:r>
+      <w:r>
+        <w:rPr>
+          <w:rFonts w:ascii="Calibri" w:hAnsi="Calibri" w:cs="Calibri"/>
+          <w:b/>
+          <w:bCs/>
+        </w:rPr>
+        <w:t>NFR2 (Availability)</w:t>
+      </w:r>
+      <w:r>
+        <w:rPr>
+          <w:rFonts w:ascii="Calibri" w:hAnsi="Calibri" w:cs="Calibri"/>
+        </w:rPr>
+        <w:t>.</w:t>
+      </w:r>
+    </w:p>
+    <w:p>
+      <w:pPr>
+        <w:numPr>
+          <w:ilvl w:val="1"/>
+          <w:numId w:val="6"/>
+        </w:numPr>
+        <w:rPr>
+          <w:rFonts w:ascii="Calibri" w:hAnsi="Calibri" w:cs="Calibri"/>
+        </w:rPr>
+      </w:pPr>
+      <w:r>
+        <w:rPr>
+          <w:rFonts w:ascii="Calibri" w:hAnsi="Calibri" w:cs="Calibri"/>
+          <w:b/>
+          <w:bCs/>
+        </w:rPr>
+        <w:t>[Insert screenshot of /booking interface showing a disabled "BOOKED" slot]</w:t>
+      </w:r>
+      <w:r>
+        <w:rPr>
+          <w:rFonts w:ascii="Calibri" w:hAnsi="Calibri" w:cs="Calibri"/>
+        </w:rPr>
+        <w:t xml:space="preserve"> </w:t>
+      </w:r>
+    </w:p>
+    <w:p>
+      <w:pPr>
+        <w:numPr>
+          <w:ilvl w:val="0"/>
+          <w:numId w:val="6"/>
+        </w:numPr>
+        <w:rPr>
+          <w:rFonts w:ascii="Calibri" w:hAnsi="Calibri" w:cs="Calibri"/>
+        </w:rPr>
+      </w:pPr>
+      <w:r>
+        <w:rPr>
+          <w:rFonts w:ascii="Calibri" w:hAnsi="Calibri" w:cs="Calibri"/>
+          <w:b/>
+          <w:bCs/>
+        </w:rPr>
+        <w:t>Evidence for T15 (Confirmation Feedback):</w:t>
+      </w:r>
+      <w:r>
+        <w:rPr>
+          <w:rFonts w:ascii="Calibri" w:hAnsi="Calibri" w:cs="Calibri"/>
+        </w:rPr>
+        <w:t xml:space="preserve"> A persistent confirmation banner was implemented on the </w:t>
+      </w:r>
+      <w:r>
+        <w:rPr>
+          <w:rFonts w:ascii="Calibri" w:hAnsi="Calibri" w:cs="Calibri"/>
+          <w:b/>
+          <w:bCs/>
+        </w:rPr>
+        <w:t>Patient Dashboard</w:t>
+      </w:r>
+      <w:r>
+        <w:rPr>
+          <w:rFonts w:ascii="Calibri" w:hAnsi="Calibri" w:cs="Calibri"/>
+        </w:rPr>
+        <w:t xml:space="preserve">. Using URL parameters, the system provides immediate visual feedback for successful transactions, satisfying the </w:t>
+      </w:r>
+      <w:r>
+        <w:rPr>
+          <w:rFonts w:ascii="Calibri" w:hAnsi="Calibri" w:cs="Calibri"/>
+          <w:b/>
+          <w:bCs/>
+        </w:rPr>
+        <w:t>"Should-Have"</w:t>
+      </w:r>
+      <w:r>
+        <w:rPr>
+          <w:rFonts w:ascii="Calibri" w:hAnsi="Calibri" w:cs="Calibri"/>
+        </w:rPr>
+        <w:t xml:space="preserve"> trust goals identified in the </w:t>
+      </w:r>
+      <w:proofErr w:type="spellStart"/>
+      <w:r>
+        <w:rPr>
+          <w:rFonts w:ascii="Calibri" w:hAnsi="Calibri" w:cs="Calibri"/>
+        </w:rPr>
+        <w:t>MoSCoW</w:t>
+      </w:r>
+      <w:proofErr w:type="spellEnd"/>
+      <w:r>
+        <w:rPr>
+          <w:rFonts w:ascii="Calibri" w:hAnsi="Calibri" w:cs="Calibri"/>
+        </w:rPr>
+        <w:t xml:space="preserve"> matrix.</w:t>
+      </w:r>
+    </w:p>
+    <w:p>
+      <w:pPr>
+        <w:numPr>
+          <w:ilvl w:val="1"/>
+          <w:numId w:val="6"/>
+        </w:numPr>
+        <w:rPr>
+          <w:rFonts w:ascii="Calibri" w:hAnsi="Calibri" w:cs="Calibri"/>
+        </w:rPr>
+      </w:pPr>
+      <w:r>
+        <w:rPr>
+          <w:rFonts w:ascii="Calibri" w:hAnsi="Calibri" w:cs="Calibri"/>
+          <w:b/>
+          <w:bCs/>
+        </w:rPr>
+        <w:t>[Insert screenshot of Patient Dashboard with confirmation banner]</w:t>
+      </w:r>
+      <w:r>
+        <w:rPr>
+          <w:rFonts w:ascii="Calibri" w:hAnsi="Calibri" w:cs="Calibri"/>
+        </w:rPr>
+        <w:t xml:space="preserve"> </w:t>
+      </w:r>
+    </w:p>
+    <w:p>
+      <w:pPr>
+        <w:rPr>
+          <w:rFonts w:ascii="Calibri" w:hAnsi="Calibri" w:cs="Calibri"/>
+        </w:rPr>
+      </w:pPr>
+    </w:p>
+    <w:p>
+      <w:pPr>
+        <w:ind w:left="0" w:firstLine="0"/>
+        <w:rPr>
+          <w:rFonts w:ascii="Calibri" w:hAnsi="Calibri" w:cs="Calibri"/>
+          <w:b/>
+          <w:bCs/>
+        </w:rPr>
+      </w:pPr>
+      <w:r>
+        <w:rPr>
+          <w:rFonts w:ascii="Calibri" w:hAnsi="Calibri" w:cs="Calibri"/>
+          <w:b/>
+          <w:bCs/>
+        </w:rPr>
+        <w:t>3. GDPR Compliance &amp; Clinical Standards (T14, T17, T18)</w:t>
+      </w:r>
+    </w:p>
+    <w:p>
+      <w:pPr>
+        <w:numPr>
+          <w:ilvl w:val="0"/>
+          <w:numId w:val="7"/>
+        </w:numPr>
+        <w:rPr>
+          <w:rFonts w:ascii="Calibri" w:hAnsi="Calibri" w:cs="Calibri"/>
+        </w:rPr>
+      </w:pPr>
+      <w:r>
+        <w:rPr>
+          <w:rFonts w:ascii="Calibri" w:hAnsi="Calibri" w:cs="Calibri"/>
+          <w:b/>
+          <w:bCs/>
+        </w:rPr>
+        <w:t>Evidence for T14 (Clinical Audit Trail):</w:t>
+      </w:r>
+      <w:r>
+        <w:rPr>
+          <w:rFonts w:ascii="Calibri" w:hAnsi="Calibri" w:cs="Calibri"/>
+        </w:rPr>
+        <w:t xml:space="preserve"> </w:t>
+      </w:r>
+      <w:proofErr w:type="spellStart"/>
+      <w:r>
+        <w:rPr>
+          <w:rFonts w:ascii="Calibri" w:hAnsi="Calibri" w:cs="Calibri"/>
+        </w:rPr>
+        <w:t>src</w:t>
+      </w:r>
+      <w:proofErr w:type="spellEnd"/>
+      <w:r>
+        <w:rPr>
+          <w:rFonts w:ascii="Calibri" w:hAnsi="Calibri" w:cs="Calibri"/>
+        </w:rPr>
+        <w:t>/lib/server/</w:t>
+      </w:r>
+      <w:proofErr w:type="spellStart"/>
+      <w:r>
+        <w:rPr>
+          <w:rFonts w:ascii="Calibri" w:hAnsi="Calibri" w:cs="Calibri"/>
+        </w:rPr>
+        <w:t>db-helpers.ts</w:t>
+      </w:r>
+      <w:proofErr w:type="spellEnd"/>
+      <w:r>
+        <w:rPr>
+          <w:rFonts w:ascii="Calibri" w:hAnsi="Calibri" w:cs="Calibri"/>
+        </w:rPr>
+        <w:t xml:space="preserve"> includes the </w:t>
+      </w:r>
+      <w:proofErr w:type="spellStart"/>
+      <w:r>
+        <w:rPr>
+          <w:rFonts w:ascii="Calibri" w:hAnsi="Calibri" w:cs="Calibri"/>
+        </w:rPr>
+        <w:t>createAuditLog</w:t>
+      </w:r>
+      <w:proofErr w:type="spellEnd"/>
+      <w:r>
+        <w:rPr>
+          <w:rFonts w:ascii="Calibri" w:hAnsi="Calibri" w:cs="Calibri"/>
+        </w:rPr>
+        <w:t xml:space="preserve"> function. This ensures that every medical record access is traced and logged in an immutable database table, satisfying clinical quality and transparency standards.</w:t>
+      </w:r>
+    </w:p>
+    <w:p>
+      <w:pPr>
+        <w:numPr>
+          <w:ilvl w:val="1"/>
+          <w:numId w:val="7"/>
+        </w:numPr>
+        <w:rPr>
+          <w:rFonts w:ascii="Calibri" w:hAnsi="Calibri" w:cs="Calibri"/>
+        </w:rPr>
+      </w:pPr>
+      <w:r>
+        <w:rPr>
+          <w:rFonts w:ascii="Calibri" w:hAnsi="Calibri" w:cs="Calibri"/>
+          <w:b/>
+          <w:bCs/>
+        </w:rPr>
+        <w:t xml:space="preserve">[Insert screenshot of </w:t>
+      </w:r>
+      <w:proofErr w:type="spellStart"/>
+      <w:r>
+        <w:rPr>
+          <w:rFonts w:ascii="Calibri" w:hAnsi="Calibri" w:cs="Calibri"/>
+          <w:b/>
+          <w:bCs/>
+        </w:rPr>
+        <w:t>audit_logs</w:t>
+      </w:r>
+      <w:proofErr w:type="spellEnd"/>
+      <w:r>
+        <w:rPr>
+          <w:rFonts w:ascii="Calibri" w:hAnsi="Calibri" w:cs="Calibri"/>
+          <w:b/>
+          <w:bCs/>
+        </w:rPr>
+        <w:t xml:space="preserve"> database table showing VIEW_RECORDS entries]</w:t>
+      </w:r>
+      <w:r>
+        <w:rPr>
+          <w:rFonts w:ascii="Calibri" w:hAnsi="Calibri" w:cs="Calibri"/>
+        </w:rPr>
+        <w:t xml:space="preserve"> </w:t>
+      </w:r>
+    </w:p>
+    <w:p>
+      <w:pPr>
+        <w:numPr>
+          <w:ilvl w:val="0"/>
+          <w:numId w:val="7"/>
+        </w:numPr>
+        <w:rPr>
+          <w:rFonts w:ascii="Calibri" w:hAnsi="Calibri" w:cs="Calibri"/>
+        </w:rPr>
+      </w:pPr>
+      <w:r>
+        <w:rPr>
+          <w:rFonts w:ascii="Calibri" w:hAnsi="Calibri" w:cs="Calibri"/>
+          <w:b/>
+          <w:bCs/>
+        </w:rPr>
+        <w:t>Evidence for T17 (Privacy Routes):</w:t>
+      </w:r>
+      <w:r>
+        <w:rPr>
+          <w:rFonts w:ascii="Calibri" w:hAnsi="Calibri" w:cs="Calibri"/>
+        </w:rPr>
+        <w:t xml:space="preserve"> The system implements </w:t>
+      </w:r>
+      <w:r>
+        <w:rPr>
+          <w:rFonts w:ascii="Calibri" w:hAnsi="Calibri" w:cs="Calibri"/>
+          <w:b/>
+          <w:bCs/>
+        </w:rPr>
+        <w:t>GDPR Article 15 (Right of Access)</w:t>
+      </w:r>
+      <w:r>
+        <w:rPr>
+          <w:rFonts w:ascii="Calibri" w:hAnsi="Calibri" w:cs="Calibri"/>
+        </w:rPr>
+        <w:t xml:space="preserve"> and </w:t>
+      </w:r>
+      <w:r>
+        <w:rPr>
+          <w:rFonts w:ascii="Calibri" w:hAnsi="Calibri" w:cs="Calibri"/>
+          <w:b/>
+          <w:bCs/>
+        </w:rPr>
+        <w:t>Article 17 (Right to Erasure)</w:t>
+      </w:r>
+      <w:r>
+        <w:rPr>
+          <w:rFonts w:ascii="Calibri" w:hAnsi="Calibri" w:cs="Calibri"/>
+        </w:rPr>
+        <w:t xml:space="preserve"> via the /audit-log viewer and /privacy/data-request routes, providing users with full agency over their clinical data.</w:t>
+      </w:r>
+    </w:p>
+    <w:p>
+      <w:pPr>
+        <w:numPr>
+          <w:ilvl w:val="0"/>
+          <w:numId w:val="7"/>
+        </w:numPr>
+        <w:rPr>
+          <w:rFonts w:ascii="Calibri" w:hAnsi="Calibri" w:cs="Calibri"/>
+        </w:rPr>
+      </w:pPr>
+      <w:r>
+        <w:rPr>
+          <w:rFonts w:ascii="Calibri" w:hAnsi="Calibri" w:cs="Calibri"/>
+          <w:b/>
+          <w:bCs/>
+        </w:rPr>
+        <w:lastRenderedPageBreak/>
+        <w:t>Evidence for T18 (Modular Validation):</w:t>
+      </w:r>
+      <w:r>
+        <w:rPr>
+          <w:rFonts w:ascii="Calibri" w:hAnsi="Calibri" w:cs="Calibri"/>
+        </w:rPr>
+        <w:t xml:space="preserve"> </w:t>
+      </w:r>
+      <w:proofErr w:type="spellStart"/>
+      <w:r>
+        <w:rPr>
+          <w:rFonts w:ascii="Calibri" w:hAnsi="Calibri" w:cs="Calibri"/>
+        </w:rPr>
+        <w:t>src</w:t>
+      </w:r>
+      <w:proofErr w:type="spellEnd"/>
+      <w:r>
+        <w:rPr>
+          <w:rFonts w:ascii="Calibri" w:hAnsi="Calibri" w:cs="Calibri"/>
+        </w:rPr>
+        <w:t>/lib/server/</w:t>
+      </w:r>
+      <w:proofErr w:type="spellStart"/>
+      <w:r>
+        <w:rPr>
+          <w:rFonts w:ascii="Calibri" w:hAnsi="Calibri" w:cs="Calibri"/>
+        </w:rPr>
+        <w:t>validation.ts</w:t>
+      </w:r>
+      <w:proofErr w:type="spellEnd"/>
+      <w:r>
+        <w:rPr>
+          <w:rFonts w:ascii="Calibri" w:hAnsi="Calibri" w:cs="Calibri"/>
+        </w:rPr>
+        <w:t xml:space="preserve"> contains extracted logic for </w:t>
+      </w:r>
+      <w:proofErr w:type="spellStart"/>
+      <w:r>
+        <w:rPr>
+          <w:rFonts w:ascii="Calibri" w:hAnsi="Calibri" w:cs="Calibri"/>
+        </w:rPr>
+        <w:t>validateDOB</w:t>
+      </w:r>
+      <w:proofErr w:type="spellEnd"/>
+      <w:r>
+        <w:rPr>
+          <w:rFonts w:ascii="Calibri" w:hAnsi="Calibri" w:cs="Calibri"/>
+        </w:rPr>
+        <w:t xml:space="preserve">() and </w:t>
+      </w:r>
+      <w:proofErr w:type="spellStart"/>
+      <w:r>
+        <w:rPr>
+          <w:rFonts w:ascii="Calibri" w:hAnsi="Calibri" w:cs="Calibri"/>
+        </w:rPr>
+        <w:t>validateDoctor</w:t>
+      </w:r>
+      <w:proofErr w:type="spellEnd"/>
+      <w:r>
+        <w:rPr>
+          <w:rFonts w:ascii="Calibri" w:hAnsi="Calibri" w:cs="Calibri"/>
+        </w:rPr>
+        <w:t xml:space="preserve">(). This modularity improved code reusability and enabled specific testing for </w:t>
+      </w:r>
+      <w:r>
+        <w:rPr>
+          <w:rFonts w:ascii="Calibri" w:hAnsi="Calibri" w:cs="Calibri"/>
+          <w:b/>
+          <w:bCs/>
+        </w:rPr>
+        <w:t>AC 7.2</w:t>
+      </w:r>
+      <w:r>
+        <w:rPr>
+          <w:rFonts w:ascii="Calibri" w:hAnsi="Calibri" w:cs="Calibri"/>
+        </w:rPr>
+        <w:t>, ensuring future-dated births are rejected.</w:t>
+      </w:r>
+    </w:p>
+    <w:p>
+      <w:pPr>
+        <w:rPr>
+          <w:rFonts w:ascii="Calibri" w:hAnsi="Calibri" w:cs="Calibri"/>
+        </w:rPr>
+      </w:pPr>
+    </w:p>
+    <w:p>
+      <w:pPr>
+        <w:ind w:left="0" w:firstLine="0"/>
+        <w:rPr>
+          <w:rFonts w:ascii="Calibri" w:hAnsi="Calibri" w:cs="Calibri"/>
+          <w:b/>
+          <w:bCs/>
+        </w:rPr>
+      </w:pPr>
+      <w:r>
+        <w:rPr>
+          <w:rFonts w:ascii="Calibri" w:hAnsi="Calibri" w:cs="Calibri"/>
+          <w:b/>
+          <w:bCs/>
+        </w:rPr>
+        <w:t>4. Seamless Data Retrieval &amp; Portability (T19, T20)</w:t>
+      </w:r>
+    </w:p>
+    <w:p>
+      <w:pPr>
+        <w:numPr>
+          <w:ilvl w:val="0"/>
+          <w:numId w:val="8"/>
+        </w:numPr>
+        <w:rPr>
+          <w:rFonts w:ascii="Calibri" w:hAnsi="Calibri" w:cs="Calibri"/>
+        </w:rPr>
+      </w:pPr>
+      <w:r>
+        <w:rPr>
+          <w:rFonts w:ascii="Calibri" w:hAnsi="Calibri" w:cs="Calibri"/>
+          <w:b/>
+          <w:bCs/>
+        </w:rPr>
+        <w:t>Evidence for T19 (Search &amp; Filter):</w:t>
+      </w:r>
+      <w:r>
+        <w:rPr>
+          <w:rFonts w:ascii="Calibri" w:hAnsi="Calibri" w:cs="Calibri"/>
+        </w:rPr>
+        <w:t xml:space="preserve"> The </w:t>
+      </w:r>
+      <w:proofErr w:type="spellStart"/>
+      <w:r>
+        <w:rPr>
+          <w:rFonts w:ascii="Calibri" w:hAnsi="Calibri" w:cs="Calibri"/>
+        </w:rPr>
+        <w:t>searchMedicalRecords</w:t>
+      </w:r>
+      <w:proofErr w:type="spellEnd"/>
+      <w:r>
+        <w:rPr>
+          <w:rFonts w:ascii="Calibri" w:hAnsi="Calibri" w:cs="Calibri"/>
+        </w:rPr>
+        <w:t xml:space="preserve">() function in </w:t>
+      </w:r>
+      <w:proofErr w:type="spellStart"/>
+      <w:r>
+        <w:rPr>
+          <w:rFonts w:ascii="Calibri" w:hAnsi="Calibri" w:cs="Calibri"/>
+        </w:rPr>
+        <w:t>db-helpers.ts</w:t>
+      </w:r>
+      <w:proofErr w:type="spellEnd"/>
+      <w:r>
+        <w:rPr>
+          <w:rFonts w:ascii="Calibri" w:hAnsi="Calibri" w:cs="Calibri"/>
+        </w:rPr>
+        <w:t xml:space="preserve"> provides multi-field filtering (keyword and date-range). This satisfies the </w:t>
+      </w:r>
+      <w:r>
+        <w:rPr>
+          <w:rFonts w:ascii="Calibri" w:hAnsi="Calibri" w:cs="Calibri"/>
+          <w:b/>
+          <w:bCs/>
+        </w:rPr>
+        <w:t>"Seamless Data Retrieval"</w:t>
+      </w:r>
+      <w:r>
+        <w:rPr>
+          <w:rFonts w:ascii="Calibri" w:hAnsi="Calibri" w:cs="Calibri"/>
+        </w:rPr>
+        <w:t xml:space="preserve"> pillar from the original </w:t>
+      </w:r>
+      <w:r>
+        <w:rPr>
+          <w:rFonts w:ascii="Calibri" w:hAnsi="Calibri" w:cs="Calibri"/>
+          <w:b/>
+          <w:bCs/>
+        </w:rPr>
+        <w:t>PSD</w:t>
+      </w:r>
+      <w:r>
+        <w:rPr>
+          <w:rFonts w:ascii="Calibri" w:hAnsi="Calibri" w:cs="Calibri"/>
+        </w:rPr>
+        <w:t>.</w:t>
+      </w:r>
+    </w:p>
+    <w:p>
+      <w:pPr>
+        <w:numPr>
+          <w:ilvl w:val="0"/>
+          <w:numId w:val="8"/>
+        </w:numPr>
+        <w:rPr>
+          <w:rFonts w:ascii="Calibri" w:hAnsi="Calibri" w:cs="Calibri"/>
+        </w:rPr>
+      </w:pPr>
+      <w:r>
+        <w:rPr>
+          <w:rFonts w:ascii="Calibri" w:hAnsi="Calibri" w:cs="Calibri"/>
+          <w:b/>
+          <w:bCs/>
+        </w:rPr>
+        <w:t>Evidence for T20 (Data Portability):</w:t>
+      </w:r>
+      <w:r>
+        <w:rPr>
+          <w:rFonts w:ascii="Calibri" w:hAnsi="Calibri" w:cs="Calibri"/>
+        </w:rPr>
+        <w:t xml:space="preserve"> To support mobile-first users, the Medical Portal includes </w:t>
+      </w:r>
+      <w:proofErr w:type="spellStart"/>
+      <w:r>
+        <w:rPr>
+          <w:rFonts w:ascii="Calibri" w:hAnsi="Calibri" w:cs="Calibri"/>
+        </w:rPr>
+        <w:t>window.print</w:t>
+      </w:r>
+      <w:proofErr w:type="spellEnd"/>
+      <w:r>
+        <w:rPr>
+          <w:rFonts w:ascii="Calibri" w:hAnsi="Calibri" w:cs="Calibri"/>
+        </w:rPr>
+        <w:t>() functionality and logic for .txt file exports, ensuring data portability across diverse clinical environments</w:t>
+      </w:r>
+    </w:p>
+    <w:p>
+      <w:pPr>
+        <w:ind w:left="0" w:firstLine="0"/>
+        <w:rPr>
+          <w:rFonts w:ascii="Calibri" w:hAnsi="Calibri" w:cs="Calibri"/>
+        </w:rPr>
+      </w:pPr>
+    </w:p>
+    <w:p>
+      <w:pPr>
+        <w:pStyle w:val="Heading2"/>
+        <w:rPr>
+          <w:rStyle w:val="Heading2Char"/>
+          <w:rFonts w:ascii="Calibri" w:hAnsi="Calibri" w:cs="Calibri"/>
+        </w:rPr>
+      </w:pPr>
+      <w:r>
+        <w:rPr>
+          <w:rStyle w:val="Heading2Char"/>
+          <w:rFonts w:ascii="Calibri" w:hAnsi="Calibri" w:cs="Calibri"/>
+        </w:rPr>
+        <w:t xml:space="preserve">6.0 </w:t>
+      </w:r>
+      <w:r>
+        <w:rPr>
+          <w:rStyle w:val="Heading2Char"/>
+          <w:rFonts w:ascii="Calibri" w:hAnsi="Calibri" w:cs="Calibri"/>
+        </w:rPr>
+        <w:t>Retrospective</w:t>
+      </w:r>
+    </w:p>
+    <w:p>
+      <w:pPr>
+        <w:rPr>
+          <w:rFonts w:ascii="Calibri" w:hAnsi="Calibri" w:cs="Calibri"/>
+          <w:b/>
+          <w:bCs/>
+          <w:lang w:eastAsia="en-US"/>
+        </w:rPr>
+      </w:pPr>
+      <w:r>
+        <w:rPr>
+          <w:rFonts w:ascii="Calibri" w:hAnsi="Calibri" w:cs="Calibri"/>
+          <w:b/>
+          <w:bCs/>
+          <w:lang w:eastAsia="en-US"/>
+        </w:rPr>
+        <w:t>What went well?</w:t>
+      </w:r>
+    </w:p>
+    <w:p>
+      <w:pPr>
+        <w:numPr>
+          <w:ilvl w:val="0"/>
+          <w:numId w:val="9"/>
+        </w:numPr>
+        <w:rPr>
+          <w:rFonts w:ascii="Calibri" w:hAnsi="Calibri" w:cs="Calibri"/>
+          <w:lang w:eastAsia="en-US"/>
+        </w:rPr>
+      </w:pPr>
+      <w:r>
+        <w:rPr>
+          <w:rFonts w:ascii="Calibri" w:hAnsi="Calibri" w:cs="Calibri"/>
+          <w:b/>
+          <w:bCs/>
+          <w:lang w:eastAsia="en-US"/>
+        </w:rPr>
+        <w:t>Architecture-First Security:</w:t>
+      </w:r>
+      <w:r>
+        <w:rPr>
+          <w:rFonts w:ascii="Calibri" w:hAnsi="Calibri" w:cs="Calibri"/>
+          <w:lang w:eastAsia="en-US"/>
+        </w:rPr>
+        <w:t xml:space="preserve"> Implementing server-side route protection in </w:t>
+      </w:r>
+      <w:proofErr w:type="spellStart"/>
+      <w:r>
+        <w:rPr>
+          <w:rFonts w:ascii="Calibri" w:hAnsi="Calibri" w:cs="Calibri"/>
+          <w:lang w:eastAsia="en-US"/>
+        </w:rPr>
+        <w:t>hooks.server.ts</w:t>
+      </w:r>
+      <w:proofErr w:type="spellEnd"/>
+      <w:r>
+        <w:rPr>
+          <w:rFonts w:ascii="Calibri" w:hAnsi="Calibri" w:cs="Calibri"/>
+          <w:lang w:eastAsia="en-US"/>
+        </w:rPr>
+        <w:t xml:space="preserve"> before finalizing the UI ensured that </w:t>
+      </w:r>
+      <w:r>
+        <w:rPr>
+          <w:rFonts w:ascii="Calibri" w:hAnsi="Calibri" w:cs="Calibri"/>
+          <w:b/>
+          <w:bCs/>
+          <w:lang w:eastAsia="en-US"/>
+        </w:rPr>
+        <w:t>NFR1 (Security)</w:t>
+      </w:r>
+      <w:r>
+        <w:rPr>
+          <w:rFonts w:ascii="Calibri" w:hAnsi="Calibri" w:cs="Calibri"/>
+          <w:lang w:eastAsia="en-US"/>
+        </w:rPr>
+        <w:t xml:space="preserve"> was established as a core technical gate.</w:t>
+      </w:r>
+    </w:p>
+    <w:p>
+      <w:pPr>
+        <w:numPr>
+          <w:ilvl w:val="0"/>
+          <w:numId w:val="9"/>
+        </w:numPr>
+        <w:rPr>
+          <w:rFonts w:ascii="Calibri" w:hAnsi="Calibri" w:cs="Calibri"/>
+          <w:lang w:eastAsia="en-US"/>
+        </w:rPr>
+      </w:pPr>
+      <w:r>
+        <w:rPr>
+          <w:rFonts w:ascii="Calibri" w:hAnsi="Calibri" w:cs="Calibri"/>
+          <w:b/>
+          <w:bCs/>
+          <w:lang w:eastAsia="en-US"/>
+        </w:rPr>
+        <w:t>Persistence Layer Maturity:</w:t>
+      </w:r>
+      <w:r>
+        <w:rPr>
+          <w:rFonts w:ascii="Calibri" w:hAnsi="Calibri" w:cs="Calibri"/>
+          <w:lang w:eastAsia="en-US"/>
+        </w:rPr>
+        <w:t xml:space="preserve"> Successfully transitioned the system from volatile mock objects to a persistent </w:t>
+      </w:r>
+      <w:r>
+        <w:rPr>
+          <w:rFonts w:ascii="Calibri" w:hAnsi="Calibri" w:cs="Calibri"/>
+          <w:b/>
+          <w:bCs/>
+          <w:lang w:eastAsia="en-US"/>
+        </w:rPr>
+        <w:t>3rd Normal Form (3NF) SQLite database</w:t>
+      </w:r>
+      <w:r>
+        <w:rPr>
+          <w:rFonts w:ascii="Calibri" w:hAnsi="Calibri" w:cs="Calibri"/>
+          <w:lang w:eastAsia="en-US"/>
+        </w:rPr>
+        <w:t xml:space="preserve">. This transition ensured data integrity and eliminated the update anomalies identified in the </w:t>
+      </w:r>
+      <w:r>
+        <w:rPr>
+          <w:rFonts w:ascii="Calibri" w:hAnsi="Calibri" w:cs="Calibri"/>
+          <w:b/>
+          <w:bCs/>
+          <w:lang w:eastAsia="en-US"/>
+        </w:rPr>
+        <w:t>Risk Register</w:t>
+      </w:r>
+      <w:r>
+        <w:rPr>
+          <w:rFonts w:ascii="Calibri" w:hAnsi="Calibri" w:cs="Calibri"/>
+          <w:lang w:eastAsia="en-US"/>
+        </w:rPr>
+        <w:t>.</w:t>
+      </w:r>
+    </w:p>
+    <w:p>
+      <w:pPr>
+        <w:numPr>
+          <w:ilvl w:val="0"/>
+          <w:numId w:val="9"/>
+        </w:numPr>
+        <w:rPr>
+          <w:rFonts w:ascii="Calibri" w:hAnsi="Calibri" w:cs="Calibri"/>
+          <w:lang w:eastAsia="en-US"/>
+        </w:rPr>
+      </w:pPr>
+      <w:r>
+        <w:rPr>
+          <w:rFonts w:ascii="Calibri" w:hAnsi="Calibri" w:cs="Calibri"/>
+          <w:b/>
+          <w:bCs/>
+          <w:lang w:eastAsia="en-US"/>
+        </w:rPr>
+        <w:t>Technical Traceability:</w:t>
+      </w:r>
+      <w:r>
+        <w:rPr>
+          <w:rFonts w:ascii="Calibri" w:hAnsi="Calibri" w:cs="Calibri"/>
+          <w:lang w:eastAsia="en-US"/>
+        </w:rPr>
+        <w:t xml:space="preserve"> Utilizing a </w:t>
+      </w:r>
+      <w:r>
+        <w:rPr>
+          <w:rFonts w:ascii="Calibri" w:hAnsi="Calibri" w:cs="Calibri"/>
+          <w:b/>
+          <w:bCs/>
+          <w:lang w:eastAsia="en-US"/>
+        </w:rPr>
+        <w:t>Documentation-as-Code (</w:t>
+      </w:r>
+      <w:proofErr w:type="spellStart"/>
+      <w:r>
+        <w:rPr>
+          <w:rFonts w:ascii="Calibri" w:hAnsi="Calibri" w:cs="Calibri"/>
+          <w:b/>
+          <w:bCs/>
+          <w:lang w:eastAsia="en-US"/>
+        </w:rPr>
+        <w:t>DaC</w:t>
+      </w:r>
+      <w:proofErr w:type="spellEnd"/>
+      <w:r>
+        <w:rPr>
+          <w:rFonts w:ascii="Calibri" w:hAnsi="Calibri" w:cs="Calibri"/>
+          <w:b/>
+          <w:bCs/>
+          <w:lang w:eastAsia="en-US"/>
+        </w:rPr>
+        <w:t>)</w:t>
+      </w:r>
+      <w:r>
+        <w:rPr>
+          <w:rFonts w:ascii="Calibri" w:hAnsi="Calibri" w:cs="Calibri"/>
+          <w:lang w:eastAsia="en-US"/>
+        </w:rPr>
+        <w:t xml:space="preserve"> approach with Mermaid.js allowed for rapid iterative changes (such as the late-stage inclusion of GDPR compliance features) without incurring </w:t>
+      </w:r>
+      <w:r>
+        <w:rPr>
+          <w:rFonts w:ascii="Calibri" w:hAnsi="Calibri" w:cs="Calibri"/>
+          <w:b/>
+          <w:bCs/>
+          <w:lang w:eastAsia="en-US"/>
+        </w:rPr>
+        <w:t>"Documentation Drift"</w:t>
+      </w:r>
+      <w:r>
+        <w:rPr>
+          <w:rFonts w:ascii="Calibri" w:hAnsi="Calibri" w:cs="Calibri"/>
+          <w:lang w:eastAsia="en-US"/>
+        </w:rPr>
+        <w:t>.</w:t>
+      </w:r>
+    </w:p>
+    <w:p>
+      <w:pPr>
+        <w:numPr>
+          <w:ilvl w:val="0"/>
+          <w:numId w:val="9"/>
+        </w:numPr>
+        <w:rPr>
+          <w:rFonts w:ascii="Calibri" w:hAnsi="Calibri" w:cs="Calibri"/>
+          <w:lang w:eastAsia="en-US"/>
+        </w:rPr>
+      </w:pPr>
+      <w:r>
+        <w:rPr>
+          <w:rFonts w:ascii="Calibri" w:hAnsi="Calibri" w:cs="Calibri"/>
+          <w:b/>
+          <w:bCs/>
+          <w:lang w:eastAsia="en-US"/>
+        </w:rPr>
+        <w:t>Testing Rigour:</w:t>
+      </w:r>
+      <w:r>
+        <w:rPr>
+          <w:rFonts w:ascii="Calibri" w:hAnsi="Calibri" w:cs="Calibri"/>
+          <w:lang w:eastAsia="en-US"/>
+        </w:rPr>
+        <w:t xml:space="preserve"> Achieved a </w:t>
+      </w:r>
+      <w:r>
+        <w:rPr>
+          <w:rFonts w:ascii="Calibri" w:hAnsi="Calibri" w:cs="Calibri"/>
+          <w:b/>
+          <w:bCs/>
+          <w:lang w:eastAsia="en-US"/>
+        </w:rPr>
+        <w:t>100% pass rate</w:t>
+      </w:r>
+      <w:r>
+        <w:rPr>
+          <w:rFonts w:ascii="Calibri" w:hAnsi="Calibri" w:cs="Calibri"/>
+          <w:lang w:eastAsia="en-US"/>
+        </w:rPr>
+        <w:t xml:space="preserve"> on all 33 unit tests, satisfying the testing quality success metric defined in the original </w:t>
+      </w:r>
+      <w:r>
+        <w:rPr>
+          <w:rFonts w:ascii="Calibri" w:hAnsi="Calibri" w:cs="Calibri"/>
+          <w:b/>
+          <w:bCs/>
+          <w:lang w:eastAsia="en-US"/>
+        </w:rPr>
+        <w:t>PSD</w:t>
+      </w:r>
+      <w:r>
+        <w:rPr>
+          <w:rFonts w:ascii="Calibri" w:hAnsi="Calibri" w:cs="Calibri"/>
+          <w:lang w:eastAsia="en-US"/>
+        </w:rPr>
+        <w:t>.</w:t>
+      </w:r>
+    </w:p>
+    <w:p>
+      <w:pPr>
+        <w:rPr>
+          <w:rFonts w:ascii="Calibri" w:hAnsi="Calibri" w:cs="Calibri"/>
+          <w:lang w:eastAsia="en-US"/>
+        </w:rPr>
+      </w:pPr>
+    </w:p>
+    <w:p>
+      <w:pPr>
+        <w:rPr>
+          <w:rFonts w:ascii="Calibri" w:hAnsi="Calibri" w:cs="Calibri"/>
+          <w:b/>
+          <w:bCs/>
+          <w:lang w:eastAsia="en-US"/>
+        </w:rPr>
+      </w:pPr>
+      <w:r>
+        <w:rPr>
+          <w:rFonts w:ascii="Calibri" w:hAnsi="Calibri" w:cs="Calibri"/>
+          <w:b/>
+          <w:bCs/>
+          <w:lang w:eastAsia="en-US"/>
+        </w:rPr>
+        <w:t>What could be improved?</w:t>
+      </w:r>
+    </w:p>
+    <w:p>
+      <w:pPr>
+        <w:numPr>
+          <w:ilvl w:val="0"/>
+          <w:numId w:val="10"/>
+        </w:numPr>
+        <w:rPr>
+          <w:rFonts w:ascii="Calibri" w:hAnsi="Calibri" w:cs="Calibri"/>
+          <w:lang w:eastAsia="en-US"/>
+        </w:rPr>
+      </w:pPr>
+      <w:r>
+        <w:rPr>
+          <w:rFonts w:ascii="Calibri" w:hAnsi="Calibri" w:cs="Calibri"/>
+          <w:b/>
+          <w:bCs/>
+          <w:lang w:eastAsia="en-US"/>
+        </w:rPr>
+        <w:t>Code/Report Synchronization:</w:t>
+      </w:r>
+      <w:r>
+        <w:rPr>
+          <w:rFonts w:ascii="Calibri" w:hAnsi="Calibri" w:cs="Calibri"/>
+          <w:lang w:eastAsia="en-US"/>
+        </w:rPr>
+        <w:t xml:space="preserve"> Due to the high velocity of the build phase, the development of the /booking transaction engine temporarily outpaced the report documentation.</w:t>
+      </w:r>
+    </w:p>
+    <w:p>
+      <w:pPr>
+        <w:numPr>
+          <w:ilvl w:val="1"/>
+          <w:numId w:val="10"/>
+        </w:numPr>
+        <w:rPr>
+          <w:rFonts w:ascii="Calibri" w:hAnsi="Calibri" w:cs="Calibri"/>
+          <w:lang w:eastAsia="en-US"/>
+        </w:rPr>
+      </w:pPr>
+      <w:r>
+        <w:rPr>
+          <w:rFonts w:ascii="Calibri" w:hAnsi="Calibri" w:cs="Calibri"/>
+          <w:b/>
+          <w:bCs/>
+          <w:lang w:eastAsia="en-US"/>
+        </w:rPr>
+        <w:t>Action Taken:</w:t>
+      </w:r>
+      <w:r>
+        <w:rPr>
+          <w:rFonts w:ascii="Calibri" w:hAnsi="Calibri" w:cs="Calibri"/>
+          <w:lang w:eastAsia="en-US"/>
+        </w:rPr>
+        <w:t xml:space="preserve"> Implemented a final "Remediation Phase" to ensure all documentation placeholders were replaced with validated evidence from commit c6fdb3b.</w:t>
+      </w:r>
+    </w:p>
+    <w:p>
+      <w:pPr>
+        <w:numPr>
+          <w:ilvl w:val="0"/>
+          <w:numId w:val="10"/>
+        </w:numPr>
+        <w:rPr>
+          <w:rFonts w:ascii="Calibri" w:hAnsi="Calibri" w:cs="Calibri"/>
+          <w:lang w:eastAsia="en-US"/>
+        </w:rPr>
+      </w:pPr>
+      <w:r>
+        <w:rPr>
+          <w:rFonts w:ascii="Calibri" w:hAnsi="Calibri" w:cs="Calibri"/>
+          <w:b/>
+          <w:bCs/>
+          <w:lang w:eastAsia="en-US"/>
+        </w:rPr>
+        <w:t>Environment Stability:</w:t>
+      </w:r>
+      <w:r>
+        <w:rPr>
+          <w:rFonts w:ascii="Calibri" w:hAnsi="Calibri" w:cs="Calibri"/>
+          <w:lang w:eastAsia="en-US"/>
+        </w:rPr>
+        <w:t xml:space="preserve"> While the Node.js version conflict from Sprint 1 was resolved, a more robust pre-sprint audit of global </w:t>
+      </w:r>
+      <w:proofErr w:type="spellStart"/>
+      <w:r>
+        <w:rPr>
+          <w:rFonts w:ascii="Calibri" w:hAnsi="Calibri" w:cs="Calibri"/>
+          <w:lang w:eastAsia="en-US"/>
+        </w:rPr>
+        <w:t>npm</w:t>
+      </w:r>
+      <w:proofErr w:type="spellEnd"/>
+      <w:r>
+        <w:rPr>
+          <w:rFonts w:ascii="Calibri" w:hAnsi="Calibri" w:cs="Calibri"/>
+          <w:lang w:eastAsia="en-US"/>
+        </w:rPr>
+        <w:t xml:space="preserve"> packages would have further stabilized the early development environment.</w:t>
+      </w:r>
+    </w:p>
+    <w:p>
+      <w:pPr>
+        <w:rPr>
+          <w:rFonts w:ascii="Calibri" w:hAnsi="Calibri" w:cs="Calibri"/>
+          <w:lang w:eastAsia="en-US"/>
+        </w:rPr>
+      </w:pPr>
+    </w:p>
+    <w:p>
+      <w:pPr>
+        <w:rPr>
+          <w:rFonts w:ascii="Calibri" w:hAnsi="Calibri" w:cs="Calibri"/>
+          <w:b/>
+          <w:bCs/>
+          <w:lang w:eastAsia="en-US"/>
+        </w:rPr>
+      </w:pPr>
+      <w:r>
+        <w:rPr>
+          <w:rFonts w:ascii="Calibri" w:hAnsi="Calibri" w:cs="Calibri"/>
+          <w:b/>
+          <w:bCs/>
+          <w:lang w:eastAsia="en-US"/>
+        </w:rPr>
+        <w:t>Issues Resolved</w:t>
+      </w:r>
+    </w:p>
+    <w:p>
+      <w:pPr>
+        <w:numPr>
+          <w:ilvl w:val="0"/>
+          <w:numId w:val="11"/>
+        </w:numPr>
+        <w:rPr>
+          <w:rFonts w:ascii="Calibri" w:hAnsi="Calibri" w:cs="Calibri"/>
+          <w:lang w:eastAsia="en-US"/>
+        </w:rPr>
+      </w:pPr>
+      <w:r>
+        <w:rPr>
+          <w:rFonts w:ascii="Calibri" w:hAnsi="Calibri" w:cs="Calibri"/>
+          <w:b/>
+          <w:bCs/>
+          <w:lang w:eastAsia="en-US"/>
+        </w:rPr>
+        <w:t>UI/Logic Desync:</w:t>
+      </w:r>
+      <w:r>
+        <w:rPr>
+          <w:rFonts w:ascii="Calibri" w:hAnsi="Calibri" w:cs="Calibri"/>
+          <w:lang w:eastAsia="en-US"/>
+        </w:rPr>
+        <w:t xml:space="preserve"> During early development, the dashboard booking link served as a placeholder. This was resolved by implementing a dedicated server-side transaction route to handle complex data-binding between the </w:t>
+      </w:r>
+      <w:r>
+        <w:rPr>
+          <w:rFonts w:ascii="Calibri" w:hAnsi="Calibri" w:cs="Calibri"/>
+          <w:b/>
+          <w:bCs/>
+          <w:lang w:eastAsia="en-US"/>
+        </w:rPr>
+        <w:t>PATIENT</w:t>
+      </w:r>
+      <w:r>
+        <w:rPr>
+          <w:rFonts w:ascii="Calibri" w:hAnsi="Calibri" w:cs="Calibri"/>
+          <w:lang w:eastAsia="en-US"/>
+        </w:rPr>
+        <w:t xml:space="preserve"> and </w:t>
+      </w:r>
+      <w:r>
+        <w:rPr>
+          <w:rFonts w:ascii="Calibri" w:hAnsi="Calibri" w:cs="Calibri"/>
+          <w:b/>
+          <w:bCs/>
+          <w:lang w:eastAsia="en-US"/>
+        </w:rPr>
+        <w:t>APPOINTMENT</w:t>
+      </w:r>
+      <w:r>
+        <w:rPr>
+          <w:rFonts w:ascii="Calibri" w:hAnsi="Calibri" w:cs="Calibri"/>
+          <w:lang w:eastAsia="en-US"/>
+        </w:rPr>
+        <w:t xml:space="preserve"> entities.</w:t>
+      </w:r>
+    </w:p>
+    <w:p>
+      <w:pPr>
+        <w:numPr>
+          <w:ilvl w:val="0"/>
+          <w:numId w:val="11"/>
+        </w:numPr>
+        <w:rPr>
+          <w:rFonts w:ascii="Calibri" w:hAnsi="Calibri" w:cs="Calibri"/>
+          <w:lang w:eastAsia="en-US"/>
+        </w:rPr>
+      </w:pPr>
+      <w:r>
+        <w:rPr>
+          <w:rFonts w:ascii="Calibri" w:hAnsi="Calibri" w:cs="Calibri"/>
+          <w:b/>
+          <w:bCs/>
+          <w:lang w:eastAsia="en-US"/>
+        </w:rPr>
+        <w:t>Environment Impediment:</w:t>
+      </w:r>
+      <w:r>
+        <w:rPr>
+          <w:rFonts w:ascii="Calibri" w:hAnsi="Calibri" w:cs="Calibri"/>
+          <w:lang w:eastAsia="en-US"/>
+        </w:rPr>
+        <w:t xml:space="preserve"> A critical </w:t>
+      </w:r>
+      <w:proofErr w:type="spellStart"/>
+      <w:r>
+        <w:rPr>
+          <w:rFonts w:ascii="Calibri" w:hAnsi="Calibri" w:cs="Calibri"/>
+          <w:lang w:eastAsia="en-US"/>
+        </w:rPr>
+        <w:t>SyntaxError</w:t>
+      </w:r>
+      <w:proofErr w:type="spellEnd"/>
+      <w:r>
+        <w:rPr>
+          <w:rFonts w:ascii="Calibri" w:hAnsi="Calibri" w:cs="Calibri"/>
+          <w:lang w:eastAsia="en-US"/>
+        </w:rPr>
+        <w:t xml:space="preserve"> during initialization (v20.11.0 vs v20.12.0+) was remediated through a mandatory prerequisite version audit for all Node.js and </w:t>
+      </w:r>
+      <w:proofErr w:type="spellStart"/>
+      <w:r>
+        <w:rPr>
+          <w:rFonts w:ascii="Calibri" w:hAnsi="Calibri" w:cs="Calibri"/>
+          <w:lang w:eastAsia="en-US"/>
+        </w:rPr>
+        <w:t>npm</w:t>
+      </w:r>
+      <w:proofErr w:type="spellEnd"/>
+      <w:r>
+        <w:rPr>
+          <w:rFonts w:ascii="Calibri" w:hAnsi="Calibri" w:cs="Calibri"/>
+          <w:lang w:eastAsia="en-US"/>
+        </w:rPr>
+        <w:t xml:space="preserve"> packages.</w:t>
+      </w:r>
+    </w:p>
+    <w:p>
+      <w:pPr>
+        <w:rPr>
+          <w:rFonts w:ascii="Calibri" w:hAnsi="Calibri" w:cs="Calibri"/>
+          <w:lang w:val="en-US" w:eastAsia="en-US"/>
+        </w:rPr>
+      </w:pPr>
+    </w:p>
+    <w:p>
+      <w:pPr>
+        <w:rPr>
+          <w:rFonts w:ascii="Calibri" w:hAnsi="Calibri" w:cs="Calibri"/>
+          <w:lang w:val="en-US" w:eastAsia="en-US"/>
+        </w:rPr>
+      </w:pPr>
+    </w:p>
+    <w:p>
+      <w:pPr>
+        <w:pStyle w:val="Heading2"/>
+        <w:rPr>
+          <w:rFonts w:ascii="Calibri" w:hAnsi="Calibri" w:cs="Calibri"/>
+        </w:rPr>
+      </w:pPr>
+      <w:r>
+        <w:rPr>
+          <w:rFonts w:ascii="Calibri" w:hAnsi="Calibri" w:cs="Calibri"/>
+          <w:lang w:val="en-GB"/>
+        </w:rPr>
+        <w:t xml:space="preserve">7.0 </w:t>
+      </w:r>
+      <w:r>
+        <w:rPr>
+          <w:rFonts w:ascii="Calibri" w:hAnsi="Calibri" w:cs="Calibri"/>
+          <w:lang w:val="en-GB"/>
+        </w:rPr>
+        <w:t>Final Compliance &amp; Quality Audit</w:t>
+      </w:r>
+    </w:p>
+    <w:p>
+      <w:pPr>
         <w:ind w:left="0" w:firstLine="0"/>
         <w:jc w:val="left"/>
         <w:rPr>
           <w:rFonts w:ascii="Calibri" w:hAnsi="Calibri" w:cs="Calibri"/>
         </w:rPr>
       </w:pPr>
+      <w:r>
+        <w:rPr>
+          <w:rFonts w:ascii="Calibri" w:hAnsi="Calibri" w:cs="Calibri"/>
+        </w:rPr>
+        <w:t>This section details the critical transition of high-risk requirements from the "Future Backlog" into the active Sprint 2 implementation phase to satisfy clinical safety and regulatory standards.</w:t>
+      </w:r>
     </w:p>
     <w:p>
       <w:pPr>
-        <w:pStyle w:val="Heading2"/>
-        <w:rPr>
-          <w:rFonts w:ascii="Calibri" w:hAnsi="Calibri" w:cs="Calibri"/>
-        </w:rPr>
-      </w:pPr>
-      <w:r>
-        <w:rPr>
-          <w:rFonts w:ascii="Calibri" w:hAnsi="Calibri" w:cs="Calibri"/>
-        </w:rPr>
-        <w:t>Future Developments</w:t>
+        <w:numPr>
+          <w:ilvl w:val="0"/>
+          <w:numId w:val="12"/>
+        </w:numPr>
+        <w:jc w:val="left"/>
+        <w:rPr>
+          <w:rFonts w:ascii="Calibri" w:hAnsi="Calibri" w:cs="Calibri"/>
+        </w:rPr>
+      </w:pPr>
+      <w:r>
+        <w:rPr>
+          <w:rFonts w:ascii="Calibri" w:hAnsi="Calibri" w:cs="Calibri"/>
+          <w:b/>
+          <w:bCs/>
+        </w:rPr>
+        <w:t>GDPR Transparency &amp; Patient Agency (Story 04 Enhancement):</w:t>
+      </w:r>
+      <w:r>
+        <w:rPr>
+          <w:rFonts w:ascii="Calibri" w:hAnsi="Calibri" w:cs="Calibri"/>
+        </w:rPr>
+        <w:t xml:space="preserve"> To meet the highest standards of clinical quality and transparency, the initially planned T14 Audit Log was enhanced into a comprehensive patient-facing transparency portal. Users can now view an immutable, real-time record of every instance their sensitive medical data was accessed, directly satisfying GDPR Article 15 (Right of Access) and improving patient trust in the digital self-service model.</w:t>
       </w:r>
     </w:p>
     <w:p>
       <w:pPr>
+        <w:numPr>
+          <w:ilvl w:val="0"/>
+          <w:numId w:val="12"/>
+        </w:numPr>
+        <w:jc w:val="left"/>
+        <w:rPr>
+          <w:rFonts w:ascii="Calibri" w:hAnsi="Calibri" w:cs="Calibri"/>
+        </w:rPr>
+      </w:pPr>
+      <w:r>
+        <w:rPr>
+          <w:rFonts w:ascii="Calibri" w:hAnsi="Calibri" w:cs="Calibri"/>
+          <w:b/>
+          <w:bCs/>
+        </w:rPr>
+        <w:t>Admin Registration Logic (Story 07):</w:t>
+      </w:r>
+      <w:r>
+        <w:rPr>
+          <w:rFonts w:ascii="Calibri" w:hAnsi="Calibri" w:cs="Calibri"/>
+        </w:rPr>
+        <w:t xml:space="preserve"> The Admin Registration Portal was accelerated into the Sprint 2 build cycle to specifically address the "manual administrative friction" identified during stakeholder discovery. This implementation automates the generation of unique 10-digit NHS identifier primary keys (PK) and enforces strict Date of Birth (DOB) validation (AC 7.2) to prevent the entry of future-dated or invalid records.</w:t>
+      </w:r>
+    </w:p>
+    <w:p>
+      <w:pPr>
+        <w:numPr>
+          <w:ilvl w:val="0"/>
+          <w:numId w:val="12"/>
+        </w:numPr>
+        <w:jc w:val="left"/>
+        <w:rPr>
+          <w:rFonts w:ascii="Calibri" w:hAnsi="Calibri" w:cs="Calibri"/>
+        </w:rPr>
+      </w:pPr>
+      <w:r>
+        <w:rPr>
+          <w:rFonts w:ascii="Calibri" w:hAnsi="Calibri" w:cs="Calibri"/>
+          <w:b/>
+          <w:bCs/>
+        </w:rPr>
+        <w:t>Architectural Validation:</w:t>
+      </w:r>
+      <w:r>
+        <w:rPr>
+          <w:rFonts w:ascii="Calibri" w:hAnsi="Calibri" w:cs="Calibri"/>
+        </w:rPr>
+        <w:t xml:space="preserve"> The strategic decision made in Sprint 1 to utilize the "</w:t>
+      </w:r>
+      <w:proofErr w:type="spellStart"/>
+      <w:r>
+        <w:rPr>
+          <w:rFonts w:ascii="Calibri" w:hAnsi="Calibri" w:cs="Calibri"/>
+        </w:rPr>
+        <w:t>SvelteKit</w:t>
+      </w:r>
+      <w:proofErr w:type="spellEnd"/>
+      <w:r>
+        <w:rPr>
+          <w:rFonts w:ascii="Calibri" w:hAnsi="Calibri" w:cs="Calibri"/>
+        </w:rPr>
+        <w:t xml:space="preserve"> minimal" application framework—rather than a generic library template—was a critical technical success. This choice provided the low-level control necessary to implement the server-side session validation and middleware hooks shown in the evidence, ensuring that NFR1 (Security) is enforced at the routing level rather than just the UI level.</w:t>
+      </w:r>
+    </w:p>
+    <w:p>
+      <w:pPr>
         <w:ind w:left="0" w:firstLine="0"/>
         <w:jc w:val="left"/>
         <w:rPr>
           <w:rFonts w:ascii="Calibri" w:hAnsi="Calibri" w:cs="Calibri"/>
         </w:rPr>
       </w:pPr>
-      <w:proofErr w:type="gramStart"/>
-      <w:r>
-        <w:rPr>
-          <w:rFonts w:ascii="Calibri" w:hAnsi="Calibri" w:cs="Calibri"/>
-        </w:rPr>
-        <w:t xml:space="preserve">  </w:t>
-      </w:r>
-      <w:r>
-        <w:rPr>
-          <w:rFonts w:ascii="Calibri" w:hAnsi="Calibri" w:cs="Calibri"/>
+    </w:p>
+    <w:p>
+      <w:pPr>
+        <w:pStyle w:val="Heading2"/>
+      </w:pPr>
+      <w:r>
+        <w:t xml:space="preserve">8.0 </w:t>
+      </w:r>
+      <w:r>
+        <w:t>Future Developments</w:t>
+      </w:r>
+    </w:p>
+    <w:p>
+      <w:pPr>
+        <w:rPr>
+          <w:lang w:eastAsia="en-US"/>
+        </w:rPr>
+      </w:pPr>
+      <w:r>
+        <w:rPr>
+          <w:lang w:eastAsia="en-US"/>
+        </w:rPr>
+        <w:t>While the core transactional and clinical safety goals have been met, the following features remain in the product backlog for Phase 2 development to further reduce administrative overhead.</w:t>
+      </w:r>
+    </w:p>
+    <w:p>
+      <w:pPr>
+        <w:numPr>
+          <w:ilvl w:val="0"/>
+          <w:numId w:val="13"/>
+        </w:numPr>
+        <w:rPr>
+          <w:lang w:eastAsia="en-US"/>
+        </w:rPr>
+      </w:pPr>
+      <w:r>
+        <w:rPr>
           <w:b/>
           <w:bCs/>
-        </w:rPr>
-        <w:t>Administrative</w:t>
-      </w:r>
-      <w:proofErr w:type="gramEnd"/>
-      <w:r>
-        <w:rPr>
-          <w:rFonts w:ascii="Calibri" w:hAnsi="Calibri" w:cs="Calibri"/>
+          <w:lang w:eastAsia="en-US"/>
+        </w:rPr>
+        <w:t>Automated Notification Engine (Story 06):</w:t>
+      </w:r>
+      <w:r>
+        <w:rPr>
+          <w:lang w:eastAsia="en-US"/>
+        </w:rPr>
+        <w:t xml:space="preserve"> Integration with an external SMS/Email API (e.g., Twilio or Notify) to provide automated, off-platform appointment confirmations and reminders. This will further support Sarah's (Persona 2) requirement for mobile-first engagement and reduce "no-show" rates.</w:t>
+      </w:r>
+    </w:p>
+    <w:p>
+      <w:pPr>
+        <w:numPr>
+          <w:ilvl w:val="0"/>
+          <w:numId w:val="13"/>
+        </w:numPr>
+        <w:rPr>
+          <w:lang w:eastAsia="en-US"/>
+        </w:rPr>
+      </w:pPr>
+      <w:r>
+        <w:rPr>
           <w:b/>
           <w:bCs/>
-        </w:rPr>
-        <w:t xml:space="preserve"> Interface</w:t>
-      </w:r>
-      <w:r>
-        <w:rPr>
-          <w:rFonts w:ascii="Calibri" w:hAnsi="Calibri" w:cs="Calibri"/>
-        </w:rPr>
-        <w:t xml:space="preserve">: Priority will be given to the frontend route for the </w:t>
-      </w:r>
-      <w:r>
-        <w:rPr>
-          <w:rFonts w:ascii="Calibri" w:hAnsi="Calibri" w:cs="Calibri"/>
+          <w:lang w:eastAsia="en-US"/>
+        </w:rPr>
+        <w:t>Clinical Manager Audit Dashboard:</w:t>
+      </w:r>
+      <w:r>
+        <w:rPr>
+          <w:lang w:eastAsia="en-US"/>
+        </w:rPr>
+        <w:t xml:space="preserve"> Building upon the existing T14 patient-facing log, a secondary, secure administrative dashboard will be developed for clinical managers. This tool will provide high-level visualization of access patterns to support large-scale internal compliance audits and forensic security reviews.</w:t>
+      </w:r>
+    </w:p>
+    <w:p>
+      <w:pPr>
+        <w:numPr>
+          <w:ilvl w:val="0"/>
+          <w:numId w:val="13"/>
+        </w:numPr>
+        <w:rPr>
+          <w:lang w:eastAsia="en-US"/>
+        </w:rPr>
+      </w:pPr>
+      <w:r>
+        <w:rPr>
           <w:b/>
           <w:bCs/>
-        </w:rPr>
-        <w:t>Admin Registration Portal</w:t>
-      </w:r>
-      <w:r>
-        <w:rPr>
-          <w:rFonts w:ascii="Calibri" w:hAnsi="Calibri" w:cs="Calibri"/>
-        </w:rPr>
-        <w:t xml:space="preserve"> (Story 07), enabling staff to create new patient records as identified in stakeholder </w:t>
-      </w:r>
-      <w:proofErr w:type="gramStart"/>
-      <w:r>
-        <w:rPr>
-          <w:rFonts w:ascii="Calibri" w:hAnsi="Calibri" w:cs="Calibri"/>
-        </w:rPr>
-        <w:t>conversations .</w:t>
-      </w:r>
-      <w:proofErr w:type="gramEnd"/>
-    </w:p>
-    <w:p>
-      <w:pPr>
-        <w:ind w:left="0" w:firstLine="0"/>
-        <w:jc w:val="left"/>
-        <w:rPr>
-          <w:rFonts w:ascii="Calibri" w:hAnsi="Calibri" w:cs="Calibri"/>
-        </w:rPr>
-      </w:pPr>
-      <w:proofErr w:type="gramStart"/>
-      <w:r>
-        <w:rPr>
-          <w:rFonts w:ascii="Calibri" w:hAnsi="Calibri" w:cs="Calibri"/>
-        </w:rPr>
-        <w:lastRenderedPageBreak/>
-        <w:t xml:space="preserve">  </w:t>
-      </w:r>
-      <w:r>
-        <w:rPr>
-          <w:rFonts w:ascii="Calibri" w:hAnsi="Calibri" w:cs="Calibri"/>
-          <w:b/>
-          <w:bCs/>
-        </w:rPr>
-        <w:t>Notification</w:t>
-      </w:r>
-      <w:proofErr w:type="gramEnd"/>
-      <w:r>
-        <w:rPr>
-          <w:rFonts w:ascii="Calibri" w:hAnsi="Calibri" w:cs="Calibri"/>
-          <w:b/>
-          <w:bCs/>
-        </w:rPr>
-        <w:t xml:space="preserve"> Engine</w:t>
-      </w:r>
-      <w:r>
-        <w:rPr>
-          <w:rFonts w:ascii="Calibri" w:hAnsi="Calibri" w:cs="Calibri"/>
-        </w:rPr>
-        <w:t>: Integration of an external API for Story 06 to provide automated SMS or Email confirmations for all scheduled appointments.</w:t>
-      </w:r>
-    </w:p>
-    <w:p>
-      <w:pPr>
-        <w:ind w:left="0" w:firstLine="0"/>
-        <w:jc w:val="left"/>
-        <w:rPr>
-          <w:rFonts w:ascii="Calibri" w:hAnsi="Calibri" w:cs="Calibri"/>
-        </w:rPr>
-      </w:pPr>
-      <w:proofErr w:type="gramStart"/>
-      <w:r>
-        <w:rPr>
-          <w:rFonts w:ascii="Calibri" w:hAnsi="Calibri" w:cs="Calibri"/>
-        </w:rPr>
-        <w:t xml:space="preserve">  </w:t>
-      </w:r>
-      <w:r>
-        <w:rPr>
-          <w:rFonts w:ascii="Calibri" w:hAnsi="Calibri" w:cs="Calibri"/>
-          <w:b/>
-          <w:bCs/>
-        </w:rPr>
-        <w:t>Audit</w:t>
-      </w:r>
-      <w:proofErr w:type="gramEnd"/>
-      <w:r>
-        <w:rPr>
-          <w:rFonts w:ascii="Calibri" w:hAnsi="Calibri" w:cs="Calibri"/>
-          <w:b/>
-          <w:bCs/>
-        </w:rPr>
-        <w:t xml:space="preserve"> Visualization</w:t>
-      </w:r>
-      <w:r>
-        <w:rPr>
-          <w:rFonts w:ascii="Calibri" w:hAnsi="Calibri" w:cs="Calibri"/>
-        </w:rPr>
-        <w:t xml:space="preserve">: Enhancing the </w:t>
-      </w:r>
-      <w:r>
-        <w:rPr>
-          <w:rFonts w:ascii="Calibri" w:hAnsi="Calibri" w:cs="Calibri"/>
-          <w:b/>
-          <w:bCs/>
-        </w:rPr>
-        <w:t>T14 (Audit Log)</w:t>
-      </w:r>
-      <w:r>
-        <w:rPr>
-          <w:rFonts w:ascii="Calibri" w:hAnsi="Calibri" w:cs="Calibri"/>
-        </w:rPr>
-        <w:t xml:space="preserve"> system to provide a secure dashboard for clinical managers to review record access history for compliance audits.</w:t>
-      </w:r>
-    </w:p>
-    <w:p>
-      <w:pPr>
-        <w:ind w:left="0" w:firstLine="0"/>
-        <w:jc w:val="left"/>
-        <w:rPr>
-          <w:rFonts w:ascii="Calibri" w:hAnsi="Calibri" w:cs="Calibri"/>
-        </w:rPr>
-      </w:pPr>
-      <w:r>
-        <w:rPr>
-          <w:rFonts w:ascii="Calibri" w:hAnsi="Calibri" w:cs="Calibri"/>
-        </w:rPr>
-        <w:br/>
-      </w:r>
-      <w:r>
-        <w:rPr>
-          <w:rFonts w:ascii="Calibri" w:hAnsi="Calibri" w:cs="Calibri"/>
-        </w:rPr>
-        <w:br/>
-      </w:r>
-    </w:p>
-    <w:p>
-      <w:pPr>
-        <w:jc w:val="left"/>
-        <w:rPr>
-          <w:rFonts w:ascii="Calibri" w:hAnsi="Calibri" w:cs="Calibri"/>
-        </w:rPr>
-      </w:pPr>
+          <w:lang w:eastAsia="en-US"/>
+        </w:rPr>
+        <w:t>Clinician Data Update (Story 09):</w:t>
+      </w:r>
+      <w:r>
+        <w:rPr>
+          <w:lang w:eastAsia="en-US"/>
+        </w:rPr>
+        <w:t xml:space="preserve"> Transitioning the currently out-of-scope "Update Records" functionality into production to allow practitioners like Dr. Mehta to modify historical notes while maintaining an immutable "Previous Version" audit trail for legal safety.</w:t>
+      </w:r>
     </w:p>
     <w:sectPr>
       <w:pgSz w:w="12240" w:h="15840"/>
@@ -5763,6 +7591,2139 @@
     </w:sectPr>
   </w:body>
 </w:document>
+</file>
+
+<file path=word/numbering.xml><?xml version="1.0" encoding="utf-8"?>
+<w:numbering xmlns:wpc="http://schemas.microsoft.com/office/word/2010/wordprocessingCanvas" xmlns:cx="http://schemas.microsoft.com/office/drawing/2014/chartex" xmlns:cx1="http://schemas.microsoft.com/office/drawing/2015/9/8/chartex" xmlns:cx2="http://schemas.microsoft.com/office/drawing/2015/10/21/chartex" xmlns:cx3="http://schemas.microsoft.com/office/drawing/2016/5/9/chartex" xmlns:cx4="http://schemas.microsoft.com/office/drawing/2016/5/10/chartex" xmlns:cx5="http://schemas.microsoft.com/office/drawing/2016/5/11/chartex" xmlns:cx6="http://schemas.microsoft.com/office/drawing/2016/5/12/chartex" xmlns:cx7="http://schemas.microsoft.com/office/drawing/2016/5/13/chartex" xmlns:cx8="http://schemas.microsoft.com/office/drawing/2016/5/14/chartex" xmlns:mc="http://schemas.openxmlformats.org/markup-compatibility/2006" xmlns:aink="http://schemas.microsoft.com/office/drawing/2016/ink" xmlns:am3d="http://schemas.microsoft.com/office/drawing/2017/model3d" xmlns:o="urn:schemas-microsoft-com:office:office" xmlns:oel="http://schemas.microsoft.com/office/2019/extlst" xmlns:r="http://schemas.openxmlformats.org/officeDocument/2006/relationships" xmlns:m="http://schemas.openxmlformats.org/officeDocument/2006/math" xmlns:v="urn:schemas-microsoft-com:vml" xmlns:wp14="http://schemas.microsoft.com/office/word/2010/wordprocessingDrawing" xmlns:wp="http://schemas.openxmlformats.org/drawingml/2006/wordprocessingDrawing" xmlns:w10="urn:schemas-microsoft-com:office:word" xmlns:w="http://schemas.openxmlformats.org/wordprocessingml/2006/main" xmlns:w14="http://schemas.microsoft.com/office/word/2010/wordml" xmlns:w15="http://schemas.microsoft.com/office/word/2012/wordml" xmlns:w16cex="http://schemas.microsoft.com/office/word/2018/wordml/cex" xmlns:w16cid="http://schemas.microsoft.com/office/word/2016/wordml/cid" xmlns:w16="http://schemas.microsoft.com/office/word/2018/wordml" xmlns:w16du="http://schemas.microsoft.com/office/word/2023/wordml/word16du" xmlns:w16sdtdh="http://schemas.microsoft.com/office/word/2020/wordml/sdtdatahash" xmlns:w16sdtfl="http://schemas.microsoft.com/office/word/2024/wordml/sdtformatlock" xmlns:w16se="http://schemas.microsoft.com/office/word/2015/wordml/symex" xmlns:wpg="http://schemas.microsoft.com/office/word/2010/wordprocessingGroup" xmlns:wpi="http://schemas.microsoft.com/office/word/2010/wordprocessingInk" xmlns:wne="http://schemas.microsoft.com/office/word/2006/wordml" xmlns:wps="http://schemas.microsoft.com/office/word/2010/wordprocessingShape" mc:Ignorable="w14 w15 w16se w16cid w16 w16cex w16sdtdh w16sdtfl w16du wp14">
+  <w:abstractNum w:abstractNumId="0" w15:restartNumberingAfterBreak="0">
+    <w:nsid w:val="1C7C6A8F"/>
+    <w:multiLevelType w:val="multilevel"/>
+    <w:tmpl w:val="735AB392"/>
+    <w:lvl w:ilvl="0">
+      <w:start w:val="1"/>
+      <w:numFmt w:val="bullet"/>
+      <w:lvlText w:val=""/>
+      <w:lvlJc w:val="left"/>
+      <w:pPr>
+        <w:tabs>
+          <w:tab w:val="num" w:pos="720"/>
+        </w:tabs>
+        <w:ind w:left="720" w:hanging="360"/>
+      </w:pPr>
+      <w:rPr>
+        <w:rFonts w:ascii="Symbol" w:hAnsi="Symbol" w:hint="default"/>
+        <w:sz w:val="20"/>
+      </w:rPr>
+    </w:lvl>
+    <w:lvl w:ilvl="1">
+      <w:start w:val="1"/>
+      <w:numFmt w:val="bullet"/>
+      <w:lvlText w:val="o"/>
+      <w:lvlJc w:val="left"/>
+      <w:pPr>
+        <w:tabs>
+          <w:tab w:val="num" w:pos="1440"/>
+        </w:tabs>
+        <w:ind w:left="1440" w:hanging="360"/>
+      </w:pPr>
+      <w:rPr>
+        <w:rFonts w:ascii="Courier New" w:hAnsi="Courier New" w:hint="default"/>
+        <w:sz w:val="20"/>
+      </w:rPr>
+    </w:lvl>
+    <w:lvl w:ilvl="2" w:tentative="1">
+      <w:start w:val="1"/>
+      <w:numFmt w:val="bullet"/>
+      <w:lvlText w:val=""/>
+      <w:lvlJc w:val="left"/>
+      <w:pPr>
+        <w:tabs>
+          <w:tab w:val="num" w:pos="2160"/>
+        </w:tabs>
+        <w:ind w:left="2160" w:hanging="360"/>
+      </w:pPr>
+      <w:rPr>
+        <w:rFonts w:ascii="Wingdings" w:hAnsi="Wingdings" w:hint="default"/>
+        <w:sz w:val="20"/>
+      </w:rPr>
+    </w:lvl>
+    <w:lvl w:ilvl="3" w:tentative="1">
+      <w:start w:val="1"/>
+      <w:numFmt w:val="bullet"/>
+      <w:lvlText w:val=""/>
+      <w:lvlJc w:val="left"/>
+      <w:pPr>
+        <w:tabs>
+          <w:tab w:val="num" w:pos="2880"/>
+        </w:tabs>
+        <w:ind w:left="2880" w:hanging="360"/>
+      </w:pPr>
+      <w:rPr>
+        <w:rFonts w:ascii="Wingdings" w:hAnsi="Wingdings" w:hint="default"/>
+        <w:sz w:val="20"/>
+      </w:rPr>
+    </w:lvl>
+    <w:lvl w:ilvl="4" w:tentative="1">
+      <w:start w:val="1"/>
+      <w:numFmt w:val="bullet"/>
+      <w:lvlText w:val=""/>
+      <w:lvlJc w:val="left"/>
+      <w:pPr>
+        <w:tabs>
+          <w:tab w:val="num" w:pos="3600"/>
+        </w:tabs>
+        <w:ind w:left="3600" w:hanging="360"/>
+      </w:pPr>
+      <w:rPr>
+        <w:rFonts w:ascii="Wingdings" w:hAnsi="Wingdings" w:hint="default"/>
+        <w:sz w:val="20"/>
+      </w:rPr>
+    </w:lvl>
+    <w:lvl w:ilvl="5" w:tentative="1">
+      <w:start w:val="1"/>
+      <w:numFmt w:val="bullet"/>
+      <w:lvlText w:val=""/>
+      <w:lvlJc w:val="left"/>
+      <w:pPr>
+        <w:tabs>
+          <w:tab w:val="num" w:pos="4320"/>
+        </w:tabs>
+        <w:ind w:left="4320" w:hanging="360"/>
+      </w:pPr>
+      <w:rPr>
+        <w:rFonts w:ascii="Wingdings" w:hAnsi="Wingdings" w:hint="default"/>
+        <w:sz w:val="20"/>
+      </w:rPr>
+    </w:lvl>
+    <w:lvl w:ilvl="6" w:tentative="1">
+      <w:start w:val="1"/>
+      <w:numFmt w:val="bullet"/>
+      <w:lvlText w:val=""/>
+      <w:lvlJc w:val="left"/>
+      <w:pPr>
+        <w:tabs>
+          <w:tab w:val="num" w:pos="5040"/>
+        </w:tabs>
+        <w:ind w:left="5040" w:hanging="360"/>
+      </w:pPr>
+      <w:rPr>
+        <w:rFonts w:ascii="Wingdings" w:hAnsi="Wingdings" w:hint="default"/>
+        <w:sz w:val="20"/>
+      </w:rPr>
+    </w:lvl>
+    <w:lvl w:ilvl="7" w:tentative="1">
+      <w:start w:val="1"/>
+      <w:numFmt w:val="bullet"/>
+      <w:lvlText w:val=""/>
+      <w:lvlJc w:val="left"/>
+      <w:pPr>
+        <w:tabs>
+          <w:tab w:val="num" w:pos="5760"/>
+        </w:tabs>
+        <w:ind w:left="5760" w:hanging="360"/>
+      </w:pPr>
+      <w:rPr>
+        <w:rFonts w:ascii="Wingdings" w:hAnsi="Wingdings" w:hint="default"/>
+        <w:sz w:val="20"/>
+      </w:rPr>
+    </w:lvl>
+    <w:lvl w:ilvl="8" w:tentative="1">
+      <w:start w:val="1"/>
+      <w:numFmt w:val="bullet"/>
+      <w:lvlText w:val=""/>
+      <w:lvlJc w:val="left"/>
+      <w:pPr>
+        <w:tabs>
+          <w:tab w:val="num" w:pos="6480"/>
+        </w:tabs>
+        <w:ind w:left="6480" w:hanging="360"/>
+      </w:pPr>
+      <w:rPr>
+        <w:rFonts w:ascii="Wingdings" w:hAnsi="Wingdings" w:hint="default"/>
+        <w:sz w:val="20"/>
+      </w:rPr>
+    </w:lvl>
+  </w:abstractNum>
+  <w:abstractNum w:abstractNumId="1" w15:restartNumberingAfterBreak="0">
+    <w:nsid w:val="20F8110C"/>
+    <w:multiLevelType w:val="multilevel"/>
+    <w:tmpl w:val="6B229998"/>
+    <w:lvl w:ilvl="0">
+      <w:start w:val="1"/>
+      <w:numFmt w:val="bullet"/>
+      <w:lvlText w:val=""/>
+      <w:lvlJc w:val="left"/>
+      <w:pPr>
+        <w:tabs>
+          <w:tab w:val="num" w:pos="720"/>
+        </w:tabs>
+        <w:ind w:left="720" w:hanging="360"/>
+      </w:pPr>
+      <w:rPr>
+        <w:rFonts w:ascii="Symbol" w:hAnsi="Symbol" w:hint="default"/>
+        <w:sz w:val="20"/>
+      </w:rPr>
+    </w:lvl>
+    <w:lvl w:ilvl="1" w:tentative="1">
+      <w:start w:val="1"/>
+      <w:numFmt w:val="bullet"/>
+      <w:lvlText w:val="o"/>
+      <w:lvlJc w:val="left"/>
+      <w:pPr>
+        <w:tabs>
+          <w:tab w:val="num" w:pos="1440"/>
+        </w:tabs>
+        <w:ind w:left="1440" w:hanging="360"/>
+      </w:pPr>
+      <w:rPr>
+        <w:rFonts w:ascii="Courier New" w:hAnsi="Courier New" w:hint="default"/>
+        <w:sz w:val="20"/>
+      </w:rPr>
+    </w:lvl>
+    <w:lvl w:ilvl="2" w:tentative="1">
+      <w:start w:val="1"/>
+      <w:numFmt w:val="bullet"/>
+      <w:lvlText w:val=""/>
+      <w:lvlJc w:val="left"/>
+      <w:pPr>
+        <w:tabs>
+          <w:tab w:val="num" w:pos="2160"/>
+        </w:tabs>
+        <w:ind w:left="2160" w:hanging="360"/>
+      </w:pPr>
+      <w:rPr>
+        <w:rFonts w:ascii="Wingdings" w:hAnsi="Wingdings" w:hint="default"/>
+        <w:sz w:val="20"/>
+      </w:rPr>
+    </w:lvl>
+    <w:lvl w:ilvl="3" w:tentative="1">
+      <w:start w:val="1"/>
+      <w:numFmt w:val="bullet"/>
+      <w:lvlText w:val=""/>
+      <w:lvlJc w:val="left"/>
+      <w:pPr>
+        <w:tabs>
+          <w:tab w:val="num" w:pos="2880"/>
+        </w:tabs>
+        <w:ind w:left="2880" w:hanging="360"/>
+      </w:pPr>
+      <w:rPr>
+        <w:rFonts w:ascii="Wingdings" w:hAnsi="Wingdings" w:hint="default"/>
+        <w:sz w:val="20"/>
+      </w:rPr>
+    </w:lvl>
+    <w:lvl w:ilvl="4" w:tentative="1">
+      <w:start w:val="1"/>
+      <w:numFmt w:val="bullet"/>
+      <w:lvlText w:val=""/>
+      <w:lvlJc w:val="left"/>
+      <w:pPr>
+        <w:tabs>
+          <w:tab w:val="num" w:pos="3600"/>
+        </w:tabs>
+        <w:ind w:left="3600" w:hanging="360"/>
+      </w:pPr>
+      <w:rPr>
+        <w:rFonts w:ascii="Wingdings" w:hAnsi="Wingdings" w:hint="default"/>
+        <w:sz w:val="20"/>
+      </w:rPr>
+    </w:lvl>
+    <w:lvl w:ilvl="5" w:tentative="1">
+      <w:start w:val="1"/>
+      <w:numFmt w:val="bullet"/>
+      <w:lvlText w:val=""/>
+      <w:lvlJc w:val="left"/>
+      <w:pPr>
+        <w:tabs>
+          <w:tab w:val="num" w:pos="4320"/>
+        </w:tabs>
+        <w:ind w:left="4320" w:hanging="360"/>
+      </w:pPr>
+      <w:rPr>
+        <w:rFonts w:ascii="Wingdings" w:hAnsi="Wingdings" w:hint="default"/>
+        <w:sz w:val="20"/>
+      </w:rPr>
+    </w:lvl>
+    <w:lvl w:ilvl="6" w:tentative="1">
+      <w:start w:val="1"/>
+      <w:numFmt w:val="bullet"/>
+      <w:lvlText w:val=""/>
+      <w:lvlJc w:val="left"/>
+      <w:pPr>
+        <w:tabs>
+          <w:tab w:val="num" w:pos="5040"/>
+        </w:tabs>
+        <w:ind w:left="5040" w:hanging="360"/>
+      </w:pPr>
+      <w:rPr>
+        <w:rFonts w:ascii="Wingdings" w:hAnsi="Wingdings" w:hint="default"/>
+        <w:sz w:val="20"/>
+      </w:rPr>
+    </w:lvl>
+    <w:lvl w:ilvl="7" w:tentative="1">
+      <w:start w:val="1"/>
+      <w:numFmt w:val="bullet"/>
+      <w:lvlText w:val=""/>
+      <w:lvlJc w:val="left"/>
+      <w:pPr>
+        <w:tabs>
+          <w:tab w:val="num" w:pos="5760"/>
+        </w:tabs>
+        <w:ind w:left="5760" w:hanging="360"/>
+      </w:pPr>
+      <w:rPr>
+        <w:rFonts w:ascii="Wingdings" w:hAnsi="Wingdings" w:hint="default"/>
+        <w:sz w:val="20"/>
+      </w:rPr>
+    </w:lvl>
+    <w:lvl w:ilvl="8" w:tentative="1">
+      <w:start w:val="1"/>
+      <w:numFmt w:val="bullet"/>
+      <w:lvlText w:val=""/>
+      <w:lvlJc w:val="left"/>
+      <w:pPr>
+        <w:tabs>
+          <w:tab w:val="num" w:pos="6480"/>
+        </w:tabs>
+        <w:ind w:left="6480" w:hanging="360"/>
+      </w:pPr>
+      <w:rPr>
+        <w:rFonts w:ascii="Wingdings" w:hAnsi="Wingdings" w:hint="default"/>
+        <w:sz w:val="20"/>
+      </w:rPr>
+    </w:lvl>
+  </w:abstractNum>
+  <w:abstractNum w:abstractNumId="2" w15:restartNumberingAfterBreak="0">
+    <w:nsid w:val="2A2A42C2"/>
+    <w:multiLevelType w:val="multilevel"/>
+    <w:tmpl w:val="A55896EC"/>
+    <w:lvl w:ilvl="0">
+      <w:start w:val="1"/>
+      <w:numFmt w:val="bullet"/>
+      <w:lvlText w:val=""/>
+      <w:lvlJc w:val="left"/>
+      <w:pPr>
+        <w:tabs>
+          <w:tab w:val="num" w:pos="720"/>
+        </w:tabs>
+        <w:ind w:left="720" w:hanging="360"/>
+      </w:pPr>
+      <w:rPr>
+        <w:rFonts w:ascii="Symbol" w:hAnsi="Symbol" w:hint="default"/>
+        <w:sz w:val="20"/>
+      </w:rPr>
+    </w:lvl>
+    <w:lvl w:ilvl="1" w:tentative="1">
+      <w:start w:val="1"/>
+      <w:numFmt w:val="bullet"/>
+      <w:lvlText w:val="o"/>
+      <w:lvlJc w:val="left"/>
+      <w:pPr>
+        <w:tabs>
+          <w:tab w:val="num" w:pos="1440"/>
+        </w:tabs>
+        <w:ind w:left="1440" w:hanging="360"/>
+      </w:pPr>
+      <w:rPr>
+        <w:rFonts w:ascii="Courier New" w:hAnsi="Courier New" w:hint="default"/>
+        <w:sz w:val="20"/>
+      </w:rPr>
+    </w:lvl>
+    <w:lvl w:ilvl="2" w:tentative="1">
+      <w:start w:val="1"/>
+      <w:numFmt w:val="bullet"/>
+      <w:lvlText w:val=""/>
+      <w:lvlJc w:val="left"/>
+      <w:pPr>
+        <w:tabs>
+          <w:tab w:val="num" w:pos="2160"/>
+        </w:tabs>
+        <w:ind w:left="2160" w:hanging="360"/>
+      </w:pPr>
+      <w:rPr>
+        <w:rFonts w:ascii="Wingdings" w:hAnsi="Wingdings" w:hint="default"/>
+        <w:sz w:val="20"/>
+      </w:rPr>
+    </w:lvl>
+    <w:lvl w:ilvl="3" w:tentative="1">
+      <w:start w:val="1"/>
+      <w:numFmt w:val="bullet"/>
+      <w:lvlText w:val=""/>
+      <w:lvlJc w:val="left"/>
+      <w:pPr>
+        <w:tabs>
+          <w:tab w:val="num" w:pos="2880"/>
+        </w:tabs>
+        <w:ind w:left="2880" w:hanging="360"/>
+      </w:pPr>
+      <w:rPr>
+        <w:rFonts w:ascii="Wingdings" w:hAnsi="Wingdings" w:hint="default"/>
+        <w:sz w:val="20"/>
+      </w:rPr>
+    </w:lvl>
+    <w:lvl w:ilvl="4" w:tentative="1">
+      <w:start w:val="1"/>
+      <w:numFmt w:val="bullet"/>
+      <w:lvlText w:val=""/>
+      <w:lvlJc w:val="left"/>
+      <w:pPr>
+        <w:tabs>
+          <w:tab w:val="num" w:pos="3600"/>
+        </w:tabs>
+        <w:ind w:left="3600" w:hanging="360"/>
+      </w:pPr>
+      <w:rPr>
+        <w:rFonts w:ascii="Wingdings" w:hAnsi="Wingdings" w:hint="default"/>
+        <w:sz w:val="20"/>
+      </w:rPr>
+    </w:lvl>
+    <w:lvl w:ilvl="5" w:tentative="1">
+      <w:start w:val="1"/>
+      <w:numFmt w:val="bullet"/>
+      <w:lvlText w:val=""/>
+      <w:lvlJc w:val="left"/>
+      <w:pPr>
+        <w:tabs>
+          <w:tab w:val="num" w:pos="4320"/>
+        </w:tabs>
+        <w:ind w:left="4320" w:hanging="360"/>
+      </w:pPr>
+      <w:rPr>
+        <w:rFonts w:ascii="Wingdings" w:hAnsi="Wingdings" w:hint="default"/>
+        <w:sz w:val="20"/>
+      </w:rPr>
+    </w:lvl>
+    <w:lvl w:ilvl="6" w:tentative="1">
+      <w:start w:val="1"/>
+      <w:numFmt w:val="bullet"/>
+      <w:lvlText w:val=""/>
+      <w:lvlJc w:val="left"/>
+      <w:pPr>
+        <w:tabs>
+          <w:tab w:val="num" w:pos="5040"/>
+        </w:tabs>
+        <w:ind w:left="5040" w:hanging="360"/>
+      </w:pPr>
+      <w:rPr>
+        <w:rFonts w:ascii="Wingdings" w:hAnsi="Wingdings" w:hint="default"/>
+        <w:sz w:val="20"/>
+      </w:rPr>
+    </w:lvl>
+    <w:lvl w:ilvl="7" w:tentative="1">
+      <w:start w:val="1"/>
+      <w:numFmt w:val="bullet"/>
+      <w:lvlText w:val=""/>
+      <w:lvlJc w:val="left"/>
+      <w:pPr>
+        <w:tabs>
+          <w:tab w:val="num" w:pos="5760"/>
+        </w:tabs>
+        <w:ind w:left="5760" w:hanging="360"/>
+      </w:pPr>
+      <w:rPr>
+        <w:rFonts w:ascii="Wingdings" w:hAnsi="Wingdings" w:hint="default"/>
+        <w:sz w:val="20"/>
+      </w:rPr>
+    </w:lvl>
+    <w:lvl w:ilvl="8" w:tentative="1">
+      <w:start w:val="1"/>
+      <w:numFmt w:val="bullet"/>
+      <w:lvlText w:val=""/>
+      <w:lvlJc w:val="left"/>
+      <w:pPr>
+        <w:tabs>
+          <w:tab w:val="num" w:pos="6480"/>
+        </w:tabs>
+        <w:ind w:left="6480" w:hanging="360"/>
+      </w:pPr>
+      <w:rPr>
+        <w:rFonts w:ascii="Wingdings" w:hAnsi="Wingdings" w:hint="default"/>
+        <w:sz w:val="20"/>
+      </w:rPr>
+    </w:lvl>
+  </w:abstractNum>
+  <w:abstractNum w:abstractNumId="3" w15:restartNumberingAfterBreak="0">
+    <w:nsid w:val="3B014963"/>
+    <w:multiLevelType w:val="multilevel"/>
+    <w:tmpl w:val="4BE2ACD8"/>
+    <w:lvl w:ilvl="0">
+      <w:start w:val="1"/>
+      <w:numFmt w:val="bullet"/>
+      <w:lvlText w:val=""/>
+      <w:lvlJc w:val="left"/>
+      <w:pPr>
+        <w:tabs>
+          <w:tab w:val="num" w:pos="720"/>
+        </w:tabs>
+        <w:ind w:left="720" w:hanging="360"/>
+      </w:pPr>
+      <w:rPr>
+        <w:rFonts w:ascii="Symbol" w:hAnsi="Symbol" w:hint="default"/>
+        <w:sz w:val="20"/>
+      </w:rPr>
+    </w:lvl>
+    <w:lvl w:ilvl="1" w:tentative="1">
+      <w:start w:val="1"/>
+      <w:numFmt w:val="bullet"/>
+      <w:lvlText w:val="o"/>
+      <w:lvlJc w:val="left"/>
+      <w:pPr>
+        <w:tabs>
+          <w:tab w:val="num" w:pos="1440"/>
+        </w:tabs>
+        <w:ind w:left="1440" w:hanging="360"/>
+      </w:pPr>
+      <w:rPr>
+        <w:rFonts w:ascii="Courier New" w:hAnsi="Courier New" w:hint="default"/>
+        <w:sz w:val="20"/>
+      </w:rPr>
+    </w:lvl>
+    <w:lvl w:ilvl="2" w:tentative="1">
+      <w:start w:val="1"/>
+      <w:numFmt w:val="bullet"/>
+      <w:lvlText w:val=""/>
+      <w:lvlJc w:val="left"/>
+      <w:pPr>
+        <w:tabs>
+          <w:tab w:val="num" w:pos="2160"/>
+        </w:tabs>
+        <w:ind w:left="2160" w:hanging="360"/>
+      </w:pPr>
+      <w:rPr>
+        <w:rFonts w:ascii="Wingdings" w:hAnsi="Wingdings" w:hint="default"/>
+        <w:sz w:val="20"/>
+      </w:rPr>
+    </w:lvl>
+    <w:lvl w:ilvl="3" w:tentative="1">
+      <w:start w:val="1"/>
+      <w:numFmt w:val="bullet"/>
+      <w:lvlText w:val=""/>
+      <w:lvlJc w:val="left"/>
+      <w:pPr>
+        <w:tabs>
+          <w:tab w:val="num" w:pos="2880"/>
+        </w:tabs>
+        <w:ind w:left="2880" w:hanging="360"/>
+      </w:pPr>
+      <w:rPr>
+        <w:rFonts w:ascii="Wingdings" w:hAnsi="Wingdings" w:hint="default"/>
+        <w:sz w:val="20"/>
+      </w:rPr>
+    </w:lvl>
+    <w:lvl w:ilvl="4" w:tentative="1">
+      <w:start w:val="1"/>
+      <w:numFmt w:val="bullet"/>
+      <w:lvlText w:val=""/>
+      <w:lvlJc w:val="left"/>
+      <w:pPr>
+        <w:tabs>
+          <w:tab w:val="num" w:pos="3600"/>
+        </w:tabs>
+        <w:ind w:left="3600" w:hanging="360"/>
+      </w:pPr>
+      <w:rPr>
+        <w:rFonts w:ascii="Wingdings" w:hAnsi="Wingdings" w:hint="default"/>
+        <w:sz w:val="20"/>
+      </w:rPr>
+    </w:lvl>
+    <w:lvl w:ilvl="5" w:tentative="1">
+      <w:start w:val="1"/>
+      <w:numFmt w:val="bullet"/>
+      <w:lvlText w:val=""/>
+      <w:lvlJc w:val="left"/>
+      <w:pPr>
+        <w:tabs>
+          <w:tab w:val="num" w:pos="4320"/>
+        </w:tabs>
+        <w:ind w:left="4320" w:hanging="360"/>
+      </w:pPr>
+      <w:rPr>
+        <w:rFonts w:ascii="Wingdings" w:hAnsi="Wingdings" w:hint="default"/>
+        <w:sz w:val="20"/>
+      </w:rPr>
+    </w:lvl>
+    <w:lvl w:ilvl="6" w:tentative="1">
+      <w:start w:val="1"/>
+      <w:numFmt w:val="bullet"/>
+      <w:lvlText w:val=""/>
+      <w:lvlJc w:val="left"/>
+      <w:pPr>
+        <w:tabs>
+          <w:tab w:val="num" w:pos="5040"/>
+        </w:tabs>
+        <w:ind w:left="5040" w:hanging="360"/>
+      </w:pPr>
+      <w:rPr>
+        <w:rFonts w:ascii="Wingdings" w:hAnsi="Wingdings" w:hint="default"/>
+        <w:sz w:val="20"/>
+      </w:rPr>
+    </w:lvl>
+    <w:lvl w:ilvl="7" w:tentative="1">
+      <w:start w:val="1"/>
+      <w:numFmt w:val="bullet"/>
+      <w:lvlText w:val=""/>
+      <w:lvlJc w:val="left"/>
+      <w:pPr>
+        <w:tabs>
+          <w:tab w:val="num" w:pos="5760"/>
+        </w:tabs>
+        <w:ind w:left="5760" w:hanging="360"/>
+      </w:pPr>
+      <w:rPr>
+        <w:rFonts w:ascii="Wingdings" w:hAnsi="Wingdings" w:hint="default"/>
+        <w:sz w:val="20"/>
+      </w:rPr>
+    </w:lvl>
+    <w:lvl w:ilvl="8" w:tentative="1">
+      <w:start w:val="1"/>
+      <w:numFmt w:val="bullet"/>
+      <w:lvlText w:val=""/>
+      <w:lvlJc w:val="left"/>
+      <w:pPr>
+        <w:tabs>
+          <w:tab w:val="num" w:pos="6480"/>
+        </w:tabs>
+        <w:ind w:left="6480" w:hanging="360"/>
+      </w:pPr>
+      <w:rPr>
+        <w:rFonts w:ascii="Wingdings" w:hAnsi="Wingdings" w:hint="default"/>
+        <w:sz w:val="20"/>
+      </w:rPr>
+    </w:lvl>
+  </w:abstractNum>
+  <w:abstractNum w:abstractNumId="4" w15:restartNumberingAfterBreak="0">
+    <w:nsid w:val="3C1D68CD"/>
+    <w:multiLevelType w:val="multilevel"/>
+    <w:tmpl w:val="B6509614"/>
+    <w:lvl w:ilvl="0">
+      <w:start w:val="1"/>
+      <w:numFmt w:val="bullet"/>
+      <w:lvlText w:val=""/>
+      <w:lvlJc w:val="left"/>
+      <w:pPr>
+        <w:tabs>
+          <w:tab w:val="num" w:pos="720"/>
+        </w:tabs>
+        <w:ind w:left="720" w:hanging="360"/>
+      </w:pPr>
+      <w:rPr>
+        <w:rFonts w:ascii="Symbol" w:hAnsi="Symbol" w:hint="default"/>
+        <w:sz w:val="20"/>
+      </w:rPr>
+    </w:lvl>
+    <w:lvl w:ilvl="1" w:tentative="1">
+      <w:start w:val="1"/>
+      <w:numFmt w:val="bullet"/>
+      <w:lvlText w:val="o"/>
+      <w:lvlJc w:val="left"/>
+      <w:pPr>
+        <w:tabs>
+          <w:tab w:val="num" w:pos="1440"/>
+        </w:tabs>
+        <w:ind w:left="1440" w:hanging="360"/>
+      </w:pPr>
+      <w:rPr>
+        <w:rFonts w:ascii="Courier New" w:hAnsi="Courier New" w:hint="default"/>
+        <w:sz w:val="20"/>
+      </w:rPr>
+    </w:lvl>
+    <w:lvl w:ilvl="2" w:tentative="1">
+      <w:start w:val="1"/>
+      <w:numFmt w:val="bullet"/>
+      <w:lvlText w:val=""/>
+      <w:lvlJc w:val="left"/>
+      <w:pPr>
+        <w:tabs>
+          <w:tab w:val="num" w:pos="2160"/>
+        </w:tabs>
+        <w:ind w:left="2160" w:hanging="360"/>
+      </w:pPr>
+      <w:rPr>
+        <w:rFonts w:ascii="Wingdings" w:hAnsi="Wingdings" w:hint="default"/>
+        <w:sz w:val="20"/>
+      </w:rPr>
+    </w:lvl>
+    <w:lvl w:ilvl="3" w:tentative="1">
+      <w:start w:val="1"/>
+      <w:numFmt w:val="bullet"/>
+      <w:lvlText w:val=""/>
+      <w:lvlJc w:val="left"/>
+      <w:pPr>
+        <w:tabs>
+          <w:tab w:val="num" w:pos="2880"/>
+        </w:tabs>
+        <w:ind w:left="2880" w:hanging="360"/>
+      </w:pPr>
+      <w:rPr>
+        <w:rFonts w:ascii="Wingdings" w:hAnsi="Wingdings" w:hint="default"/>
+        <w:sz w:val="20"/>
+      </w:rPr>
+    </w:lvl>
+    <w:lvl w:ilvl="4" w:tentative="1">
+      <w:start w:val="1"/>
+      <w:numFmt w:val="bullet"/>
+      <w:lvlText w:val=""/>
+      <w:lvlJc w:val="left"/>
+      <w:pPr>
+        <w:tabs>
+          <w:tab w:val="num" w:pos="3600"/>
+        </w:tabs>
+        <w:ind w:left="3600" w:hanging="360"/>
+      </w:pPr>
+      <w:rPr>
+        <w:rFonts w:ascii="Wingdings" w:hAnsi="Wingdings" w:hint="default"/>
+        <w:sz w:val="20"/>
+      </w:rPr>
+    </w:lvl>
+    <w:lvl w:ilvl="5" w:tentative="1">
+      <w:start w:val="1"/>
+      <w:numFmt w:val="bullet"/>
+      <w:lvlText w:val=""/>
+      <w:lvlJc w:val="left"/>
+      <w:pPr>
+        <w:tabs>
+          <w:tab w:val="num" w:pos="4320"/>
+        </w:tabs>
+        <w:ind w:left="4320" w:hanging="360"/>
+      </w:pPr>
+      <w:rPr>
+        <w:rFonts w:ascii="Wingdings" w:hAnsi="Wingdings" w:hint="default"/>
+        <w:sz w:val="20"/>
+      </w:rPr>
+    </w:lvl>
+    <w:lvl w:ilvl="6" w:tentative="1">
+      <w:start w:val="1"/>
+      <w:numFmt w:val="bullet"/>
+      <w:lvlText w:val=""/>
+      <w:lvlJc w:val="left"/>
+      <w:pPr>
+        <w:tabs>
+          <w:tab w:val="num" w:pos="5040"/>
+        </w:tabs>
+        <w:ind w:left="5040" w:hanging="360"/>
+      </w:pPr>
+      <w:rPr>
+        <w:rFonts w:ascii="Wingdings" w:hAnsi="Wingdings" w:hint="default"/>
+        <w:sz w:val="20"/>
+      </w:rPr>
+    </w:lvl>
+    <w:lvl w:ilvl="7" w:tentative="1">
+      <w:start w:val="1"/>
+      <w:numFmt w:val="bullet"/>
+      <w:lvlText w:val=""/>
+      <w:lvlJc w:val="left"/>
+      <w:pPr>
+        <w:tabs>
+          <w:tab w:val="num" w:pos="5760"/>
+        </w:tabs>
+        <w:ind w:left="5760" w:hanging="360"/>
+      </w:pPr>
+      <w:rPr>
+        <w:rFonts w:ascii="Wingdings" w:hAnsi="Wingdings" w:hint="default"/>
+        <w:sz w:val="20"/>
+      </w:rPr>
+    </w:lvl>
+    <w:lvl w:ilvl="8" w:tentative="1">
+      <w:start w:val="1"/>
+      <w:numFmt w:val="bullet"/>
+      <w:lvlText w:val=""/>
+      <w:lvlJc w:val="left"/>
+      <w:pPr>
+        <w:tabs>
+          <w:tab w:val="num" w:pos="6480"/>
+        </w:tabs>
+        <w:ind w:left="6480" w:hanging="360"/>
+      </w:pPr>
+      <w:rPr>
+        <w:rFonts w:ascii="Wingdings" w:hAnsi="Wingdings" w:hint="default"/>
+        <w:sz w:val="20"/>
+      </w:rPr>
+    </w:lvl>
+  </w:abstractNum>
+  <w:abstractNum w:abstractNumId="5" w15:restartNumberingAfterBreak="0">
+    <w:nsid w:val="4157624A"/>
+    <w:multiLevelType w:val="multilevel"/>
+    <w:tmpl w:val="FEEC2CAA"/>
+    <w:lvl w:ilvl="0">
+      <w:start w:val="1"/>
+      <w:numFmt w:val="bullet"/>
+      <w:lvlText w:val=""/>
+      <w:lvlJc w:val="left"/>
+      <w:pPr>
+        <w:tabs>
+          <w:tab w:val="num" w:pos="720"/>
+        </w:tabs>
+        <w:ind w:left="720" w:hanging="360"/>
+      </w:pPr>
+      <w:rPr>
+        <w:rFonts w:ascii="Symbol" w:hAnsi="Symbol" w:hint="default"/>
+        <w:sz w:val="20"/>
+      </w:rPr>
+    </w:lvl>
+    <w:lvl w:ilvl="1">
+      <w:start w:val="1"/>
+      <w:numFmt w:val="bullet"/>
+      <w:lvlText w:val="o"/>
+      <w:lvlJc w:val="left"/>
+      <w:pPr>
+        <w:tabs>
+          <w:tab w:val="num" w:pos="1440"/>
+        </w:tabs>
+        <w:ind w:left="1440" w:hanging="360"/>
+      </w:pPr>
+      <w:rPr>
+        <w:rFonts w:ascii="Courier New" w:hAnsi="Courier New" w:hint="default"/>
+        <w:sz w:val="20"/>
+      </w:rPr>
+    </w:lvl>
+    <w:lvl w:ilvl="2" w:tentative="1">
+      <w:start w:val="1"/>
+      <w:numFmt w:val="bullet"/>
+      <w:lvlText w:val=""/>
+      <w:lvlJc w:val="left"/>
+      <w:pPr>
+        <w:tabs>
+          <w:tab w:val="num" w:pos="2160"/>
+        </w:tabs>
+        <w:ind w:left="2160" w:hanging="360"/>
+      </w:pPr>
+      <w:rPr>
+        <w:rFonts w:ascii="Wingdings" w:hAnsi="Wingdings" w:hint="default"/>
+        <w:sz w:val="20"/>
+      </w:rPr>
+    </w:lvl>
+    <w:lvl w:ilvl="3" w:tentative="1">
+      <w:start w:val="1"/>
+      <w:numFmt w:val="bullet"/>
+      <w:lvlText w:val=""/>
+      <w:lvlJc w:val="left"/>
+      <w:pPr>
+        <w:tabs>
+          <w:tab w:val="num" w:pos="2880"/>
+        </w:tabs>
+        <w:ind w:left="2880" w:hanging="360"/>
+      </w:pPr>
+      <w:rPr>
+        <w:rFonts w:ascii="Wingdings" w:hAnsi="Wingdings" w:hint="default"/>
+        <w:sz w:val="20"/>
+      </w:rPr>
+    </w:lvl>
+    <w:lvl w:ilvl="4" w:tentative="1">
+      <w:start w:val="1"/>
+      <w:numFmt w:val="bullet"/>
+      <w:lvlText w:val=""/>
+      <w:lvlJc w:val="left"/>
+      <w:pPr>
+        <w:tabs>
+          <w:tab w:val="num" w:pos="3600"/>
+        </w:tabs>
+        <w:ind w:left="3600" w:hanging="360"/>
+      </w:pPr>
+      <w:rPr>
+        <w:rFonts w:ascii="Wingdings" w:hAnsi="Wingdings" w:hint="default"/>
+        <w:sz w:val="20"/>
+      </w:rPr>
+    </w:lvl>
+    <w:lvl w:ilvl="5" w:tentative="1">
+      <w:start w:val="1"/>
+      <w:numFmt w:val="bullet"/>
+      <w:lvlText w:val=""/>
+      <w:lvlJc w:val="left"/>
+      <w:pPr>
+        <w:tabs>
+          <w:tab w:val="num" w:pos="4320"/>
+        </w:tabs>
+        <w:ind w:left="4320" w:hanging="360"/>
+      </w:pPr>
+      <w:rPr>
+        <w:rFonts w:ascii="Wingdings" w:hAnsi="Wingdings" w:hint="default"/>
+        <w:sz w:val="20"/>
+      </w:rPr>
+    </w:lvl>
+    <w:lvl w:ilvl="6" w:tentative="1">
+      <w:start w:val="1"/>
+      <w:numFmt w:val="bullet"/>
+      <w:lvlText w:val=""/>
+      <w:lvlJc w:val="left"/>
+      <w:pPr>
+        <w:tabs>
+          <w:tab w:val="num" w:pos="5040"/>
+        </w:tabs>
+        <w:ind w:left="5040" w:hanging="360"/>
+      </w:pPr>
+      <w:rPr>
+        <w:rFonts w:ascii="Wingdings" w:hAnsi="Wingdings" w:hint="default"/>
+        <w:sz w:val="20"/>
+      </w:rPr>
+    </w:lvl>
+    <w:lvl w:ilvl="7" w:tentative="1">
+      <w:start w:val="1"/>
+      <w:numFmt w:val="bullet"/>
+      <w:lvlText w:val=""/>
+      <w:lvlJc w:val="left"/>
+      <w:pPr>
+        <w:tabs>
+          <w:tab w:val="num" w:pos="5760"/>
+        </w:tabs>
+        <w:ind w:left="5760" w:hanging="360"/>
+      </w:pPr>
+      <w:rPr>
+        <w:rFonts w:ascii="Wingdings" w:hAnsi="Wingdings" w:hint="default"/>
+        <w:sz w:val="20"/>
+      </w:rPr>
+    </w:lvl>
+    <w:lvl w:ilvl="8" w:tentative="1">
+      <w:start w:val="1"/>
+      <w:numFmt w:val="bullet"/>
+      <w:lvlText w:val=""/>
+      <w:lvlJc w:val="left"/>
+      <w:pPr>
+        <w:tabs>
+          <w:tab w:val="num" w:pos="6480"/>
+        </w:tabs>
+        <w:ind w:left="6480" w:hanging="360"/>
+      </w:pPr>
+      <w:rPr>
+        <w:rFonts w:ascii="Wingdings" w:hAnsi="Wingdings" w:hint="default"/>
+        <w:sz w:val="20"/>
+      </w:rPr>
+    </w:lvl>
+  </w:abstractNum>
+  <w:abstractNum w:abstractNumId="6" w15:restartNumberingAfterBreak="0">
+    <w:nsid w:val="45F331DA"/>
+    <w:multiLevelType w:val="multilevel"/>
+    <w:tmpl w:val="5392802C"/>
+    <w:lvl w:ilvl="0">
+      <w:start w:val="1"/>
+      <w:numFmt w:val="bullet"/>
+      <w:lvlText w:val=""/>
+      <w:lvlJc w:val="left"/>
+      <w:pPr>
+        <w:tabs>
+          <w:tab w:val="num" w:pos="720"/>
+        </w:tabs>
+        <w:ind w:left="720" w:hanging="360"/>
+      </w:pPr>
+      <w:rPr>
+        <w:rFonts w:ascii="Symbol" w:hAnsi="Symbol" w:hint="default"/>
+        <w:sz w:val="20"/>
+      </w:rPr>
+    </w:lvl>
+    <w:lvl w:ilvl="1" w:tentative="1">
+      <w:start w:val="1"/>
+      <w:numFmt w:val="bullet"/>
+      <w:lvlText w:val="o"/>
+      <w:lvlJc w:val="left"/>
+      <w:pPr>
+        <w:tabs>
+          <w:tab w:val="num" w:pos="1440"/>
+        </w:tabs>
+        <w:ind w:left="1440" w:hanging="360"/>
+      </w:pPr>
+      <w:rPr>
+        <w:rFonts w:ascii="Courier New" w:hAnsi="Courier New" w:hint="default"/>
+        <w:sz w:val="20"/>
+      </w:rPr>
+    </w:lvl>
+    <w:lvl w:ilvl="2" w:tentative="1">
+      <w:start w:val="1"/>
+      <w:numFmt w:val="bullet"/>
+      <w:lvlText w:val=""/>
+      <w:lvlJc w:val="left"/>
+      <w:pPr>
+        <w:tabs>
+          <w:tab w:val="num" w:pos="2160"/>
+        </w:tabs>
+        <w:ind w:left="2160" w:hanging="360"/>
+      </w:pPr>
+      <w:rPr>
+        <w:rFonts w:ascii="Wingdings" w:hAnsi="Wingdings" w:hint="default"/>
+        <w:sz w:val="20"/>
+      </w:rPr>
+    </w:lvl>
+    <w:lvl w:ilvl="3" w:tentative="1">
+      <w:start w:val="1"/>
+      <w:numFmt w:val="bullet"/>
+      <w:lvlText w:val=""/>
+      <w:lvlJc w:val="left"/>
+      <w:pPr>
+        <w:tabs>
+          <w:tab w:val="num" w:pos="2880"/>
+        </w:tabs>
+        <w:ind w:left="2880" w:hanging="360"/>
+      </w:pPr>
+      <w:rPr>
+        <w:rFonts w:ascii="Wingdings" w:hAnsi="Wingdings" w:hint="default"/>
+        <w:sz w:val="20"/>
+      </w:rPr>
+    </w:lvl>
+    <w:lvl w:ilvl="4" w:tentative="1">
+      <w:start w:val="1"/>
+      <w:numFmt w:val="bullet"/>
+      <w:lvlText w:val=""/>
+      <w:lvlJc w:val="left"/>
+      <w:pPr>
+        <w:tabs>
+          <w:tab w:val="num" w:pos="3600"/>
+        </w:tabs>
+        <w:ind w:left="3600" w:hanging="360"/>
+      </w:pPr>
+      <w:rPr>
+        <w:rFonts w:ascii="Wingdings" w:hAnsi="Wingdings" w:hint="default"/>
+        <w:sz w:val="20"/>
+      </w:rPr>
+    </w:lvl>
+    <w:lvl w:ilvl="5" w:tentative="1">
+      <w:start w:val="1"/>
+      <w:numFmt w:val="bullet"/>
+      <w:lvlText w:val=""/>
+      <w:lvlJc w:val="left"/>
+      <w:pPr>
+        <w:tabs>
+          <w:tab w:val="num" w:pos="4320"/>
+        </w:tabs>
+        <w:ind w:left="4320" w:hanging="360"/>
+      </w:pPr>
+      <w:rPr>
+        <w:rFonts w:ascii="Wingdings" w:hAnsi="Wingdings" w:hint="default"/>
+        <w:sz w:val="20"/>
+      </w:rPr>
+    </w:lvl>
+    <w:lvl w:ilvl="6" w:tentative="1">
+      <w:start w:val="1"/>
+      <w:numFmt w:val="bullet"/>
+      <w:lvlText w:val=""/>
+      <w:lvlJc w:val="left"/>
+      <w:pPr>
+        <w:tabs>
+          <w:tab w:val="num" w:pos="5040"/>
+        </w:tabs>
+        <w:ind w:left="5040" w:hanging="360"/>
+      </w:pPr>
+      <w:rPr>
+        <w:rFonts w:ascii="Wingdings" w:hAnsi="Wingdings" w:hint="default"/>
+        <w:sz w:val="20"/>
+      </w:rPr>
+    </w:lvl>
+    <w:lvl w:ilvl="7" w:tentative="1">
+      <w:start w:val="1"/>
+      <w:numFmt w:val="bullet"/>
+      <w:lvlText w:val=""/>
+      <w:lvlJc w:val="left"/>
+      <w:pPr>
+        <w:tabs>
+          <w:tab w:val="num" w:pos="5760"/>
+        </w:tabs>
+        <w:ind w:left="5760" w:hanging="360"/>
+      </w:pPr>
+      <w:rPr>
+        <w:rFonts w:ascii="Wingdings" w:hAnsi="Wingdings" w:hint="default"/>
+        <w:sz w:val="20"/>
+      </w:rPr>
+    </w:lvl>
+    <w:lvl w:ilvl="8" w:tentative="1">
+      <w:start w:val="1"/>
+      <w:numFmt w:val="bullet"/>
+      <w:lvlText w:val=""/>
+      <w:lvlJc w:val="left"/>
+      <w:pPr>
+        <w:tabs>
+          <w:tab w:val="num" w:pos="6480"/>
+        </w:tabs>
+        <w:ind w:left="6480" w:hanging="360"/>
+      </w:pPr>
+      <w:rPr>
+        <w:rFonts w:ascii="Wingdings" w:hAnsi="Wingdings" w:hint="default"/>
+        <w:sz w:val="20"/>
+      </w:rPr>
+    </w:lvl>
+  </w:abstractNum>
+  <w:abstractNum w:abstractNumId="7" w15:restartNumberingAfterBreak="0">
+    <w:nsid w:val="54C1262F"/>
+    <w:multiLevelType w:val="multilevel"/>
+    <w:tmpl w:val="39225696"/>
+    <w:lvl w:ilvl="0">
+      <w:start w:val="1"/>
+      <w:numFmt w:val="bullet"/>
+      <w:lvlText w:val=""/>
+      <w:lvlJc w:val="left"/>
+      <w:pPr>
+        <w:tabs>
+          <w:tab w:val="num" w:pos="720"/>
+        </w:tabs>
+        <w:ind w:left="720" w:hanging="360"/>
+      </w:pPr>
+      <w:rPr>
+        <w:rFonts w:ascii="Symbol" w:hAnsi="Symbol" w:hint="default"/>
+        <w:sz w:val="20"/>
+      </w:rPr>
+    </w:lvl>
+    <w:lvl w:ilvl="1">
+      <w:start w:val="1"/>
+      <w:numFmt w:val="bullet"/>
+      <w:lvlText w:val="o"/>
+      <w:lvlJc w:val="left"/>
+      <w:pPr>
+        <w:tabs>
+          <w:tab w:val="num" w:pos="1440"/>
+        </w:tabs>
+        <w:ind w:left="1440" w:hanging="360"/>
+      </w:pPr>
+      <w:rPr>
+        <w:rFonts w:ascii="Courier New" w:hAnsi="Courier New" w:hint="default"/>
+        <w:sz w:val="20"/>
+      </w:rPr>
+    </w:lvl>
+    <w:lvl w:ilvl="2" w:tentative="1">
+      <w:start w:val="1"/>
+      <w:numFmt w:val="bullet"/>
+      <w:lvlText w:val=""/>
+      <w:lvlJc w:val="left"/>
+      <w:pPr>
+        <w:tabs>
+          <w:tab w:val="num" w:pos="2160"/>
+        </w:tabs>
+        <w:ind w:left="2160" w:hanging="360"/>
+      </w:pPr>
+      <w:rPr>
+        <w:rFonts w:ascii="Wingdings" w:hAnsi="Wingdings" w:hint="default"/>
+        <w:sz w:val="20"/>
+      </w:rPr>
+    </w:lvl>
+    <w:lvl w:ilvl="3" w:tentative="1">
+      <w:start w:val="1"/>
+      <w:numFmt w:val="bullet"/>
+      <w:lvlText w:val=""/>
+      <w:lvlJc w:val="left"/>
+      <w:pPr>
+        <w:tabs>
+          <w:tab w:val="num" w:pos="2880"/>
+        </w:tabs>
+        <w:ind w:left="2880" w:hanging="360"/>
+      </w:pPr>
+      <w:rPr>
+        <w:rFonts w:ascii="Wingdings" w:hAnsi="Wingdings" w:hint="default"/>
+        <w:sz w:val="20"/>
+      </w:rPr>
+    </w:lvl>
+    <w:lvl w:ilvl="4" w:tentative="1">
+      <w:start w:val="1"/>
+      <w:numFmt w:val="bullet"/>
+      <w:lvlText w:val=""/>
+      <w:lvlJc w:val="left"/>
+      <w:pPr>
+        <w:tabs>
+          <w:tab w:val="num" w:pos="3600"/>
+        </w:tabs>
+        <w:ind w:left="3600" w:hanging="360"/>
+      </w:pPr>
+      <w:rPr>
+        <w:rFonts w:ascii="Wingdings" w:hAnsi="Wingdings" w:hint="default"/>
+        <w:sz w:val="20"/>
+      </w:rPr>
+    </w:lvl>
+    <w:lvl w:ilvl="5" w:tentative="1">
+      <w:start w:val="1"/>
+      <w:numFmt w:val="bullet"/>
+      <w:lvlText w:val=""/>
+      <w:lvlJc w:val="left"/>
+      <w:pPr>
+        <w:tabs>
+          <w:tab w:val="num" w:pos="4320"/>
+        </w:tabs>
+        <w:ind w:left="4320" w:hanging="360"/>
+      </w:pPr>
+      <w:rPr>
+        <w:rFonts w:ascii="Wingdings" w:hAnsi="Wingdings" w:hint="default"/>
+        <w:sz w:val="20"/>
+      </w:rPr>
+    </w:lvl>
+    <w:lvl w:ilvl="6" w:tentative="1">
+      <w:start w:val="1"/>
+      <w:numFmt w:val="bullet"/>
+      <w:lvlText w:val=""/>
+      <w:lvlJc w:val="left"/>
+      <w:pPr>
+        <w:tabs>
+          <w:tab w:val="num" w:pos="5040"/>
+        </w:tabs>
+        <w:ind w:left="5040" w:hanging="360"/>
+      </w:pPr>
+      <w:rPr>
+        <w:rFonts w:ascii="Wingdings" w:hAnsi="Wingdings" w:hint="default"/>
+        <w:sz w:val="20"/>
+      </w:rPr>
+    </w:lvl>
+    <w:lvl w:ilvl="7" w:tentative="1">
+      <w:start w:val="1"/>
+      <w:numFmt w:val="bullet"/>
+      <w:lvlText w:val=""/>
+      <w:lvlJc w:val="left"/>
+      <w:pPr>
+        <w:tabs>
+          <w:tab w:val="num" w:pos="5760"/>
+        </w:tabs>
+        <w:ind w:left="5760" w:hanging="360"/>
+      </w:pPr>
+      <w:rPr>
+        <w:rFonts w:ascii="Wingdings" w:hAnsi="Wingdings" w:hint="default"/>
+        <w:sz w:val="20"/>
+      </w:rPr>
+    </w:lvl>
+    <w:lvl w:ilvl="8" w:tentative="1">
+      <w:start w:val="1"/>
+      <w:numFmt w:val="bullet"/>
+      <w:lvlText w:val=""/>
+      <w:lvlJc w:val="left"/>
+      <w:pPr>
+        <w:tabs>
+          <w:tab w:val="num" w:pos="6480"/>
+        </w:tabs>
+        <w:ind w:left="6480" w:hanging="360"/>
+      </w:pPr>
+      <w:rPr>
+        <w:rFonts w:ascii="Wingdings" w:hAnsi="Wingdings" w:hint="default"/>
+        <w:sz w:val="20"/>
+      </w:rPr>
+    </w:lvl>
+  </w:abstractNum>
+  <w:abstractNum w:abstractNumId="8" w15:restartNumberingAfterBreak="0">
+    <w:nsid w:val="5CCC4155"/>
+    <w:multiLevelType w:val="multilevel"/>
+    <w:tmpl w:val="2CD67B1A"/>
+    <w:lvl w:ilvl="0">
+      <w:start w:val="1"/>
+      <w:numFmt w:val="bullet"/>
+      <w:lvlText w:val=""/>
+      <w:lvlJc w:val="left"/>
+      <w:pPr>
+        <w:tabs>
+          <w:tab w:val="num" w:pos="720"/>
+        </w:tabs>
+        <w:ind w:left="720" w:hanging="360"/>
+      </w:pPr>
+      <w:rPr>
+        <w:rFonts w:ascii="Symbol" w:hAnsi="Symbol" w:hint="default"/>
+        <w:sz w:val="20"/>
+      </w:rPr>
+    </w:lvl>
+    <w:lvl w:ilvl="1" w:tentative="1">
+      <w:start w:val="1"/>
+      <w:numFmt w:val="bullet"/>
+      <w:lvlText w:val="o"/>
+      <w:lvlJc w:val="left"/>
+      <w:pPr>
+        <w:tabs>
+          <w:tab w:val="num" w:pos="1440"/>
+        </w:tabs>
+        <w:ind w:left="1440" w:hanging="360"/>
+      </w:pPr>
+      <w:rPr>
+        <w:rFonts w:ascii="Courier New" w:hAnsi="Courier New" w:hint="default"/>
+        <w:sz w:val="20"/>
+      </w:rPr>
+    </w:lvl>
+    <w:lvl w:ilvl="2" w:tentative="1">
+      <w:start w:val="1"/>
+      <w:numFmt w:val="bullet"/>
+      <w:lvlText w:val=""/>
+      <w:lvlJc w:val="left"/>
+      <w:pPr>
+        <w:tabs>
+          <w:tab w:val="num" w:pos="2160"/>
+        </w:tabs>
+        <w:ind w:left="2160" w:hanging="360"/>
+      </w:pPr>
+      <w:rPr>
+        <w:rFonts w:ascii="Wingdings" w:hAnsi="Wingdings" w:hint="default"/>
+        <w:sz w:val="20"/>
+      </w:rPr>
+    </w:lvl>
+    <w:lvl w:ilvl="3" w:tentative="1">
+      <w:start w:val="1"/>
+      <w:numFmt w:val="bullet"/>
+      <w:lvlText w:val=""/>
+      <w:lvlJc w:val="left"/>
+      <w:pPr>
+        <w:tabs>
+          <w:tab w:val="num" w:pos="2880"/>
+        </w:tabs>
+        <w:ind w:left="2880" w:hanging="360"/>
+      </w:pPr>
+      <w:rPr>
+        <w:rFonts w:ascii="Wingdings" w:hAnsi="Wingdings" w:hint="default"/>
+        <w:sz w:val="20"/>
+      </w:rPr>
+    </w:lvl>
+    <w:lvl w:ilvl="4" w:tentative="1">
+      <w:start w:val="1"/>
+      <w:numFmt w:val="bullet"/>
+      <w:lvlText w:val=""/>
+      <w:lvlJc w:val="left"/>
+      <w:pPr>
+        <w:tabs>
+          <w:tab w:val="num" w:pos="3600"/>
+        </w:tabs>
+        <w:ind w:left="3600" w:hanging="360"/>
+      </w:pPr>
+      <w:rPr>
+        <w:rFonts w:ascii="Wingdings" w:hAnsi="Wingdings" w:hint="default"/>
+        <w:sz w:val="20"/>
+      </w:rPr>
+    </w:lvl>
+    <w:lvl w:ilvl="5" w:tentative="1">
+      <w:start w:val="1"/>
+      <w:numFmt w:val="bullet"/>
+      <w:lvlText w:val=""/>
+      <w:lvlJc w:val="left"/>
+      <w:pPr>
+        <w:tabs>
+          <w:tab w:val="num" w:pos="4320"/>
+        </w:tabs>
+        <w:ind w:left="4320" w:hanging="360"/>
+      </w:pPr>
+      <w:rPr>
+        <w:rFonts w:ascii="Wingdings" w:hAnsi="Wingdings" w:hint="default"/>
+        <w:sz w:val="20"/>
+      </w:rPr>
+    </w:lvl>
+    <w:lvl w:ilvl="6" w:tentative="1">
+      <w:start w:val="1"/>
+      <w:numFmt w:val="bullet"/>
+      <w:lvlText w:val=""/>
+      <w:lvlJc w:val="left"/>
+      <w:pPr>
+        <w:tabs>
+          <w:tab w:val="num" w:pos="5040"/>
+        </w:tabs>
+        <w:ind w:left="5040" w:hanging="360"/>
+      </w:pPr>
+      <w:rPr>
+        <w:rFonts w:ascii="Wingdings" w:hAnsi="Wingdings" w:hint="default"/>
+        <w:sz w:val="20"/>
+      </w:rPr>
+    </w:lvl>
+    <w:lvl w:ilvl="7" w:tentative="1">
+      <w:start w:val="1"/>
+      <w:numFmt w:val="bullet"/>
+      <w:lvlText w:val=""/>
+      <w:lvlJc w:val="left"/>
+      <w:pPr>
+        <w:tabs>
+          <w:tab w:val="num" w:pos="5760"/>
+        </w:tabs>
+        <w:ind w:left="5760" w:hanging="360"/>
+      </w:pPr>
+      <w:rPr>
+        <w:rFonts w:ascii="Wingdings" w:hAnsi="Wingdings" w:hint="default"/>
+        <w:sz w:val="20"/>
+      </w:rPr>
+    </w:lvl>
+    <w:lvl w:ilvl="8" w:tentative="1">
+      <w:start w:val="1"/>
+      <w:numFmt w:val="bullet"/>
+      <w:lvlText w:val=""/>
+      <w:lvlJc w:val="left"/>
+      <w:pPr>
+        <w:tabs>
+          <w:tab w:val="num" w:pos="6480"/>
+        </w:tabs>
+        <w:ind w:left="6480" w:hanging="360"/>
+      </w:pPr>
+      <w:rPr>
+        <w:rFonts w:ascii="Wingdings" w:hAnsi="Wingdings" w:hint="default"/>
+        <w:sz w:val="20"/>
+      </w:rPr>
+    </w:lvl>
+  </w:abstractNum>
+  <w:abstractNum w:abstractNumId="9" w15:restartNumberingAfterBreak="0">
+    <w:nsid w:val="66BF7021"/>
+    <w:multiLevelType w:val="multilevel"/>
+    <w:tmpl w:val="EEC476AA"/>
+    <w:lvl w:ilvl="0">
+      <w:start w:val="1"/>
+      <w:numFmt w:val="bullet"/>
+      <w:lvlText w:val=""/>
+      <w:lvlJc w:val="left"/>
+      <w:pPr>
+        <w:tabs>
+          <w:tab w:val="num" w:pos="720"/>
+        </w:tabs>
+        <w:ind w:left="720" w:hanging="360"/>
+      </w:pPr>
+      <w:rPr>
+        <w:rFonts w:ascii="Symbol" w:hAnsi="Symbol" w:hint="default"/>
+        <w:sz w:val="20"/>
+      </w:rPr>
+    </w:lvl>
+    <w:lvl w:ilvl="1">
+      <w:start w:val="1"/>
+      <w:numFmt w:val="bullet"/>
+      <w:lvlText w:val="o"/>
+      <w:lvlJc w:val="left"/>
+      <w:pPr>
+        <w:tabs>
+          <w:tab w:val="num" w:pos="1440"/>
+        </w:tabs>
+        <w:ind w:left="1440" w:hanging="360"/>
+      </w:pPr>
+      <w:rPr>
+        <w:rFonts w:ascii="Courier New" w:hAnsi="Courier New" w:hint="default"/>
+        <w:sz w:val="20"/>
+      </w:rPr>
+    </w:lvl>
+    <w:lvl w:ilvl="2" w:tentative="1">
+      <w:start w:val="1"/>
+      <w:numFmt w:val="bullet"/>
+      <w:lvlText w:val=""/>
+      <w:lvlJc w:val="left"/>
+      <w:pPr>
+        <w:tabs>
+          <w:tab w:val="num" w:pos="2160"/>
+        </w:tabs>
+        <w:ind w:left="2160" w:hanging="360"/>
+      </w:pPr>
+      <w:rPr>
+        <w:rFonts w:ascii="Wingdings" w:hAnsi="Wingdings" w:hint="default"/>
+        <w:sz w:val="20"/>
+      </w:rPr>
+    </w:lvl>
+    <w:lvl w:ilvl="3" w:tentative="1">
+      <w:start w:val="1"/>
+      <w:numFmt w:val="bullet"/>
+      <w:lvlText w:val=""/>
+      <w:lvlJc w:val="left"/>
+      <w:pPr>
+        <w:tabs>
+          <w:tab w:val="num" w:pos="2880"/>
+        </w:tabs>
+        <w:ind w:left="2880" w:hanging="360"/>
+      </w:pPr>
+      <w:rPr>
+        <w:rFonts w:ascii="Wingdings" w:hAnsi="Wingdings" w:hint="default"/>
+        <w:sz w:val="20"/>
+      </w:rPr>
+    </w:lvl>
+    <w:lvl w:ilvl="4" w:tentative="1">
+      <w:start w:val="1"/>
+      <w:numFmt w:val="bullet"/>
+      <w:lvlText w:val=""/>
+      <w:lvlJc w:val="left"/>
+      <w:pPr>
+        <w:tabs>
+          <w:tab w:val="num" w:pos="3600"/>
+        </w:tabs>
+        <w:ind w:left="3600" w:hanging="360"/>
+      </w:pPr>
+      <w:rPr>
+        <w:rFonts w:ascii="Wingdings" w:hAnsi="Wingdings" w:hint="default"/>
+        <w:sz w:val="20"/>
+      </w:rPr>
+    </w:lvl>
+    <w:lvl w:ilvl="5" w:tentative="1">
+      <w:start w:val="1"/>
+      <w:numFmt w:val="bullet"/>
+      <w:lvlText w:val=""/>
+      <w:lvlJc w:val="left"/>
+      <w:pPr>
+        <w:tabs>
+          <w:tab w:val="num" w:pos="4320"/>
+        </w:tabs>
+        <w:ind w:left="4320" w:hanging="360"/>
+      </w:pPr>
+      <w:rPr>
+        <w:rFonts w:ascii="Wingdings" w:hAnsi="Wingdings" w:hint="default"/>
+        <w:sz w:val="20"/>
+      </w:rPr>
+    </w:lvl>
+    <w:lvl w:ilvl="6" w:tentative="1">
+      <w:start w:val="1"/>
+      <w:numFmt w:val="bullet"/>
+      <w:lvlText w:val=""/>
+      <w:lvlJc w:val="left"/>
+      <w:pPr>
+        <w:tabs>
+          <w:tab w:val="num" w:pos="5040"/>
+        </w:tabs>
+        <w:ind w:left="5040" w:hanging="360"/>
+      </w:pPr>
+      <w:rPr>
+        <w:rFonts w:ascii="Wingdings" w:hAnsi="Wingdings" w:hint="default"/>
+        <w:sz w:val="20"/>
+      </w:rPr>
+    </w:lvl>
+    <w:lvl w:ilvl="7" w:tentative="1">
+      <w:start w:val="1"/>
+      <w:numFmt w:val="bullet"/>
+      <w:lvlText w:val=""/>
+      <w:lvlJc w:val="left"/>
+      <w:pPr>
+        <w:tabs>
+          <w:tab w:val="num" w:pos="5760"/>
+        </w:tabs>
+        <w:ind w:left="5760" w:hanging="360"/>
+      </w:pPr>
+      <w:rPr>
+        <w:rFonts w:ascii="Wingdings" w:hAnsi="Wingdings" w:hint="default"/>
+        <w:sz w:val="20"/>
+      </w:rPr>
+    </w:lvl>
+    <w:lvl w:ilvl="8" w:tentative="1">
+      <w:start w:val="1"/>
+      <w:numFmt w:val="bullet"/>
+      <w:lvlText w:val=""/>
+      <w:lvlJc w:val="left"/>
+      <w:pPr>
+        <w:tabs>
+          <w:tab w:val="num" w:pos="6480"/>
+        </w:tabs>
+        <w:ind w:left="6480" w:hanging="360"/>
+      </w:pPr>
+      <w:rPr>
+        <w:rFonts w:ascii="Wingdings" w:hAnsi="Wingdings" w:hint="default"/>
+        <w:sz w:val="20"/>
+      </w:rPr>
+    </w:lvl>
+  </w:abstractNum>
+  <w:abstractNum w:abstractNumId="10" w15:restartNumberingAfterBreak="0">
+    <w:nsid w:val="71656E49"/>
+    <w:multiLevelType w:val="multilevel"/>
+    <w:tmpl w:val="8E0E2AC0"/>
+    <w:lvl w:ilvl="0">
+      <w:start w:val="1"/>
+      <w:numFmt w:val="bullet"/>
+      <w:lvlText w:val=""/>
+      <w:lvlJc w:val="left"/>
+      <w:pPr>
+        <w:tabs>
+          <w:tab w:val="num" w:pos="720"/>
+        </w:tabs>
+        <w:ind w:left="720" w:hanging="360"/>
+      </w:pPr>
+      <w:rPr>
+        <w:rFonts w:ascii="Symbol" w:hAnsi="Symbol" w:hint="default"/>
+        <w:sz w:val="20"/>
+      </w:rPr>
+    </w:lvl>
+    <w:lvl w:ilvl="1">
+      <w:start w:val="1"/>
+      <w:numFmt w:val="bullet"/>
+      <w:lvlText w:val="o"/>
+      <w:lvlJc w:val="left"/>
+      <w:pPr>
+        <w:tabs>
+          <w:tab w:val="num" w:pos="1440"/>
+        </w:tabs>
+        <w:ind w:left="1440" w:hanging="360"/>
+      </w:pPr>
+      <w:rPr>
+        <w:rFonts w:ascii="Courier New" w:hAnsi="Courier New" w:hint="default"/>
+        <w:sz w:val="20"/>
+      </w:rPr>
+    </w:lvl>
+    <w:lvl w:ilvl="2" w:tentative="1">
+      <w:start w:val="1"/>
+      <w:numFmt w:val="bullet"/>
+      <w:lvlText w:val=""/>
+      <w:lvlJc w:val="left"/>
+      <w:pPr>
+        <w:tabs>
+          <w:tab w:val="num" w:pos="2160"/>
+        </w:tabs>
+        <w:ind w:left="2160" w:hanging="360"/>
+      </w:pPr>
+      <w:rPr>
+        <w:rFonts w:ascii="Wingdings" w:hAnsi="Wingdings" w:hint="default"/>
+        <w:sz w:val="20"/>
+      </w:rPr>
+    </w:lvl>
+    <w:lvl w:ilvl="3" w:tentative="1">
+      <w:start w:val="1"/>
+      <w:numFmt w:val="bullet"/>
+      <w:lvlText w:val=""/>
+      <w:lvlJc w:val="left"/>
+      <w:pPr>
+        <w:tabs>
+          <w:tab w:val="num" w:pos="2880"/>
+        </w:tabs>
+        <w:ind w:left="2880" w:hanging="360"/>
+      </w:pPr>
+      <w:rPr>
+        <w:rFonts w:ascii="Wingdings" w:hAnsi="Wingdings" w:hint="default"/>
+        <w:sz w:val="20"/>
+      </w:rPr>
+    </w:lvl>
+    <w:lvl w:ilvl="4" w:tentative="1">
+      <w:start w:val="1"/>
+      <w:numFmt w:val="bullet"/>
+      <w:lvlText w:val=""/>
+      <w:lvlJc w:val="left"/>
+      <w:pPr>
+        <w:tabs>
+          <w:tab w:val="num" w:pos="3600"/>
+        </w:tabs>
+        <w:ind w:left="3600" w:hanging="360"/>
+      </w:pPr>
+      <w:rPr>
+        <w:rFonts w:ascii="Wingdings" w:hAnsi="Wingdings" w:hint="default"/>
+        <w:sz w:val="20"/>
+      </w:rPr>
+    </w:lvl>
+    <w:lvl w:ilvl="5" w:tentative="1">
+      <w:start w:val="1"/>
+      <w:numFmt w:val="bullet"/>
+      <w:lvlText w:val=""/>
+      <w:lvlJc w:val="left"/>
+      <w:pPr>
+        <w:tabs>
+          <w:tab w:val="num" w:pos="4320"/>
+        </w:tabs>
+        <w:ind w:left="4320" w:hanging="360"/>
+      </w:pPr>
+      <w:rPr>
+        <w:rFonts w:ascii="Wingdings" w:hAnsi="Wingdings" w:hint="default"/>
+        <w:sz w:val="20"/>
+      </w:rPr>
+    </w:lvl>
+    <w:lvl w:ilvl="6" w:tentative="1">
+      <w:start w:val="1"/>
+      <w:numFmt w:val="bullet"/>
+      <w:lvlText w:val=""/>
+      <w:lvlJc w:val="left"/>
+      <w:pPr>
+        <w:tabs>
+          <w:tab w:val="num" w:pos="5040"/>
+        </w:tabs>
+        <w:ind w:left="5040" w:hanging="360"/>
+      </w:pPr>
+      <w:rPr>
+        <w:rFonts w:ascii="Wingdings" w:hAnsi="Wingdings" w:hint="default"/>
+        <w:sz w:val="20"/>
+      </w:rPr>
+    </w:lvl>
+    <w:lvl w:ilvl="7" w:tentative="1">
+      <w:start w:val="1"/>
+      <w:numFmt w:val="bullet"/>
+      <w:lvlText w:val=""/>
+      <w:lvlJc w:val="left"/>
+      <w:pPr>
+        <w:tabs>
+          <w:tab w:val="num" w:pos="5760"/>
+        </w:tabs>
+        <w:ind w:left="5760" w:hanging="360"/>
+      </w:pPr>
+      <w:rPr>
+        <w:rFonts w:ascii="Wingdings" w:hAnsi="Wingdings" w:hint="default"/>
+        <w:sz w:val="20"/>
+      </w:rPr>
+    </w:lvl>
+    <w:lvl w:ilvl="8" w:tentative="1">
+      <w:start w:val="1"/>
+      <w:numFmt w:val="bullet"/>
+      <w:lvlText w:val=""/>
+      <w:lvlJc w:val="left"/>
+      <w:pPr>
+        <w:tabs>
+          <w:tab w:val="num" w:pos="6480"/>
+        </w:tabs>
+        <w:ind w:left="6480" w:hanging="360"/>
+      </w:pPr>
+      <w:rPr>
+        <w:rFonts w:ascii="Wingdings" w:hAnsi="Wingdings" w:hint="default"/>
+        <w:sz w:val="20"/>
+      </w:rPr>
+    </w:lvl>
+  </w:abstractNum>
+  <w:abstractNum w:abstractNumId="11" w15:restartNumberingAfterBreak="0">
+    <w:nsid w:val="7B314752"/>
+    <w:multiLevelType w:val="multilevel"/>
+    <w:tmpl w:val="A17E08C8"/>
+    <w:lvl w:ilvl="0">
+      <w:start w:val="1"/>
+      <w:numFmt w:val="bullet"/>
+      <w:lvlText w:val=""/>
+      <w:lvlJc w:val="left"/>
+      <w:pPr>
+        <w:tabs>
+          <w:tab w:val="num" w:pos="720"/>
+        </w:tabs>
+        <w:ind w:left="720" w:hanging="360"/>
+      </w:pPr>
+      <w:rPr>
+        <w:rFonts w:ascii="Symbol" w:hAnsi="Symbol" w:hint="default"/>
+        <w:sz w:val="20"/>
+      </w:rPr>
+    </w:lvl>
+    <w:lvl w:ilvl="1" w:tentative="1">
+      <w:start w:val="1"/>
+      <w:numFmt w:val="bullet"/>
+      <w:lvlText w:val="o"/>
+      <w:lvlJc w:val="left"/>
+      <w:pPr>
+        <w:tabs>
+          <w:tab w:val="num" w:pos="1440"/>
+        </w:tabs>
+        <w:ind w:left="1440" w:hanging="360"/>
+      </w:pPr>
+      <w:rPr>
+        <w:rFonts w:ascii="Courier New" w:hAnsi="Courier New" w:hint="default"/>
+        <w:sz w:val="20"/>
+      </w:rPr>
+    </w:lvl>
+    <w:lvl w:ilvl="2" w:tentative="1">
+      <w:start w:val="1"/>
+      <w:numFmt w:val="bullet"/>
+      <w:lvlText w:val=""/>
+      <w:lvlJc w:val="left"/>
+      <w:pPr>
+        <w:tabs>
+          <w:tab w:val="num" w:pos="2160"/>
+        </w:tabs>
+        <w:ind w:left="2160" w:hanging="360"/>
+      </w:pPr>
+      <w:rPr>
+        <w:rFonts w:ascii="Wingdings" w:hAnsi="Wingdings" w:hint="default"/>
+        <w:sz w:val="20"/>
+      </w:rPr>
+    </w:lvl>
+    <w:lvl w:ilvl="3" w:tentative="1">
+      <w:start w:val="1"/>
+      <w:numFmt w:val="bullet"/>
+      <w:lvlText w:val=""/>
+      <w:lvlJc w:val="left"/>
+      <w:pPr>
+        <w:tabs>
+          <w:tab w:val="num" w:pos="2880"/>
+        </w:tabs>
+        <w:ind w:left="2880" w:hanging="360"/>
+      </w:pPr>
+      <w:rPr>
+        <w:rFonts w:ascii="Wingdings" w:hAnsi="Wingdings" w:hint="default"/>
+        <w:sz w:val="20"/>
+      </w:rPr>
+    </w:lvl>
+    <w:lvl w:ilvl="4" w:tentative="1">
+      <w:start w:val="1"/>
+      <w:numFmt w:val="bullet"/>
+      <w:lvlText w:val=""/>
+      <w:lvlJc w:val="left"/>
+      <w:pPr>
+        <w:tabs>
+          <w:tab w:val="num" w:pos="3600"/>
+        </w:tabs>
+        <w:ind w:left="3600" w:hanging="360"/>
+      </w:pPr>
+      <w:rPr>
+        <w:rFonts w:ascii="Wingdings" w:hAnsi="Wingdings" w:hint="default"/>
+        <w:sz w:val="20"/>
+      </w:rPr>
+    </w:lvl>
+    <w:lvl w:ilvl="5" w:tentative="1">
+      <w:start w:val="1"/>
+      <w:numFmt w:val="bullet"/>
+      <w:lvlText w:val=""/>
+      <w:lvlJc w:val="left"/>
+      <w:pPr>
+        <w:tabs>
+          <w:tab w:val="num" w:pos="4320"/>
+        </w:tabs>
+        <w:ind w:left="4320" w:hanging="360"/>
+      </w:pPr>
+      <w:rPr>
+        <w:rFonts w:ascii="Wingdings" w:hAnsi="Wingdings" w:hint="default"/>
+        <w:sz w:val="20"/>
+      </w:rPr>
+    </w:lvl>
+    <w:lvl w:ilvl="6" w:tentative="1">
+      <w:start w:val="1"/>
+      <w:numFmt w:val="bullet"/>
+      <w:lvlText w:val=""/>
+      <w:lvlJc w:val="left"/>
+      <w:pPr>
+        <w:tabs>
+          <w:tab w:val="num" w:pos="5040"/>
+        </w:tabs>
+        <w:ind w:left="5040" w:hanging="360"/>
+      </w:pPr>
+      <w:rPr>
+        <w:rFonts w:ascii="Wingdings" w:hAnsi="Wingdings" w:hint="default"/>
+        <w:sz w:val="20"/>
+      </w:rPr>
+    </w:lvl>
+    <w:lvl w:ilvl="7" w:tentative="1">
+      <w:start w:val="1"/>
+      <w:numFmt w:val="bullet"/>
+      <w:lvlText w:val=""/>
+      <w:lvlJc w:val="left"/>
+      <w:pPr>
+        <w:tabs>
+          <w:tab w:val="num" w:pos="5760"/>
+        </w:tabs>
+        <w:ind w:left="5760" w:hanging="360"/>
+      </w:pPr>
+      <w:rPr>
+        <w:rFonts w:ascii="Wingdings" w:hAnsi="Wingdings" w:hint="default"/>
+        <w:sz w:val="20"/>
+      </w:rPr>
+    </w:lvl>
+    <w:lvl w:ilvl="8" w:tentative="1">
+      <w:start w:val="1"/>
+      <w:numFmt w:val="bullet"/>
+      <w:lvlText w:val=""/>
+      <w:lvlJc w:val="left"/>
+      <w:pPr>
+        <w:tabs>
+          <w:tab w:val="num" w:pos="6480"/>
+        </w:tabs>
+        <w:ind w:left="6480" w:hanging="360"/>
+      </w:pPr>
+      <w:rPr>
+        <w:rFonts w:ascii="Wingdings" w:hAnsi="Wingdings" w:hint="default"/>
+        <w:sz w:val="20"/>
+      </w:rPr>
+    </w:lvl>
+  </w:abstractNum>
+  <w:abstractNum w:abstractNumId="12" w15:restartNumberingAfterBreak="0">
+    <w:nsid w:val="7B38588F"/>
+    <w:multiLevelType w:val="multilevel"/>
+    <w:tmpl w:val="5BD67944"/>
+    <w:lvl w:ilvl="0">
+      <w:start w:val="1"/>
+      <w:numFmt w:val="bullet"/>
+      <w:lvlText w:val=""/>
+      <w:lvlJc w:val="left"/>
+      <w:pPr>
+        <w:tabs>
+          <w:tab w:val="num" w:pos="720"/>
+        </w:tabs>
+        <w:ind w:left="720" w:hanging="360"/>
+      </w:pPr>
+      <w:rPr>
+        <w:rFonts w:ascii="Symbol" w:hAnsi="Symbol" w:hint="default"/>
+        <w:sz w:val="20"/>
+      </w:rPr>
+    </w:lvl>
+    <w:lvl w:ilvl="1">
+      <w:start w:val="1"/>
+      <w:numFmt w:val="bullet"/>
+      <w:lvlText w:val="o"/>
+      <w:lvlJc w:val="left"/>
+      <w:pPr>
+        <w:tabs>
+          <w:tab w:val="num" w:pos="1440"/>
+        </w:tabs>
+        <w:ind w:left="1440" w:hanging="360"/>
+      </w:pPr>
+      <w:rPr>
+        <w:rFonts w:ascii="Courier New" w:hAnsi="Courier New" w:hint="default"/>
+        <w:sz w:val="20"/>
+      </w:rPr>
+    </w:lvl>
+    <w:lvl w:ilvl="2" w:tentative="1">
+      <w:start w:val="1"/>
+      <w:numFmt w:val="bullet"/>
+      <w:lvlText w:val=""/>
+      <w:lvlJc w:val="left"/>
+      <w:pPr>
+        <w:tabs>
+          <w:tab w:val="num" w:pos="2160"/>
+        </w:tabs>
+        <w:ind w:left="2160" w:hanging="360"/>
+      </w:pPr>
+      <w:rPr>
+        <w:rFonts w:ascii="Wingdings" w:hAnsi="Wingdings" w:hint="default"/>
+        <w:sz w:val="20"/>
+      </w:rPr>
+    </w:lvl>
+    <w:lvl w:ilvl="3" w:tentative="1">
+      <w:start w:val="1"/>
+      <w:numFmt w:val="bullet"/>
+      <w:lvlText w:val=""/>
+      <w:lvlJc w:val="left"/>
+      <w:pPr>
+        <w:tabs>
+          <w:tab w:val="num" w:pos="2880"/>
+        </w:tabs>
+        <w:ind w:left="2880" w:hanging="360"/>
+      </w:pPr>
+      <w:rPr>
+        <w:rFonts w:ascii="Wingdings" w:hAnsi="Wingdings" w:hint="default"/>
+        <w:sz w:val="20"/>
+      </w:rPr>
+    </w:lvl>
+    <w:lvl w:ilvl="4" w:tentative="1">
+      <w:start w:val="1"/>
+      <w:numFmt w:val="bullet"/>
+      <w:lvlText w:val=""/>
+      <w:lvlJc w:val="left"/>
+      <w:pPr>
+        <w:tabs>
+          <w:tab w:val="num" w:pos="3600"/>
+        </w:tabs>
+        <w:ind w:left="3600" w:hanging="360"/>
+      </w:pPr>
+      <w:rPr>
+        <w:rFonts w:ascii="Wingdings" w:hAnsi="Wingdings" w:hint="default"/>
+        <w:sz w:val="20"/>
+      </w:rPr>
+    </w:lvl>
+    <w:lvl w:ilvl="5" w:tentative="1">
+      <w:start w:val="1"/>
+      <w:numFmt w:val="bullet"/>
+      <w:lvlText w:val=""/>
+      <w:lvlJc w:val="left"/>
+      <w:pPr>
+        <w:tabs>
+          <w:tab w:val="num" w:pos="4320"/>
+        </w:tabs>
+        <w:ind w:left="4320" w:hanging="360"/>
+      </w:pPr>
+      <w:rPr>
+        <w:rFonts w:ascii="Wingdings" w:hAnsi="Wingdings" w:hint="default"/>
+        <w:sz w:val="20"/>
+      </w:rPr>
+    </w:lvl>
+    <w:lvl w:ilvl="6" w:tentative="1">
+      <w:start w:val="1"/>
+      <w:numFmt w:val="bullet"/>
+      <w:lvlText w:val=""/>
+      <w:lvlJc w:val="left"/>
+      <w:pPr>
+        <w:tabs>
+          <w:tab w:val="num" w:pos="5040"/>
+        </w:tabs>
+        <w:ind w:left="5040" w:hanging="360"/>
+      </w:pPr>
+      <w:rPr>
+        <w:rFonts w:ascii="Wingdings" w:hAnsi="Wingdings" w:hint="default"/>
+        <w:sz w:val="20"/>
+      </w:rPr>
+    </w:lvl>
+    <w:lvl w:ilvl="7" w:tentative="1">
+      <w:start w:val="1"/>
+      <w:numFmt w:val="bullet"/>
+      <w:lvlText w:val=""/>
+      <w:lvlJc w:val="left"/>
+      <w:pPr>
+        <w:tabs>
+          <w:tab w:val="num" w:pos="5760"/>
+        </w:tabs>
+        <w:ind w:left="5760" w:hanging="360"/>
+      </w:pPr>
+      <w:rPr>
+        <w:rFonts w:ascii="Wingdings" w:hAnsi="Wingdings" w:hint="default"/>
+        <w:sz w:val="20"/>
+      </w:rPr>
+    </w:lvl>
+    <w:lvl w:ilvl="8" w:tentative="1">
+      <w:start w:val="1"/>
+      <w:numFmt w:val="bullet"/>
+      <w:lvlText w:val=""/>
+      <w:lvlJc w:val="left"/>
+      <w:pPr>
+        <w:tabs>
+          <w:tab w:val="num" w:pos="6480"/>
+        </w:tabs>
+        <w:ind w:left="6480" w:hanging="360"/>
+      </w:pPr>
+      <w:rPr>
+        <w:rFonts w:ascii="Wingdings" w:hAnsi="Wingdings" w:hint="default"/>
+        <w:sz w:val="20"/>
+      </w:rPr>
+    </w:lvl>
+  </w:abstractNum>
+  <w:abstractNum w:abstractNumId="13" w15:restartNumberingAfterBreak="0">
+    <w:nsid w:val="7C9B0A8B"/>
+    <w:multiLevelType w:val="multilevel"/>
+    <w:tmpl w:val="3A84475C"/>
+    <w:lvl w:ilvl="0">
+      <w:start w:val="1"/>
+      <w:numFmt w:val="bullet"/>
+      <w:lvlText w:val=""/>
+      <w:lvlJc w:val="left"/>
+      <w:pPr>
+        <w:tabs>
+          <w:tab w:val="num" w:pos="720"/>
+        </w:tabs>
+        <w:ind w:left="720" w:hanging="360"/>
+      </w:pPr>
+      <w:rPr>
+        <w:rFonts w:ascii="Symbol" w:hAnsi="Symbol" w:hint="default"/>
+        <w:sz w:val="20"/>
+      </w:rPr>
+    </w:lvl>
+    <w:lvl w:ilvl="1">
+      <w:start w:val="1"/>
+      <w:numFmt w:val="bullet"/>
+      <w:lvlText w:val="o"/>
+      <w:lvlJc w:val="left"/>
+      <w:pPr>
+        <w:tabs>
+          <w:tab w:val="num" w:pos="1440"/>
+        </w:tabs>
+        <w:ind w:left="1440" w:hanging="360"/>
+      </w:pPr>
+      <w:rPr>
+        <w:rFonts w:ascii="Courier New" w:hAnsi="Courier New" w:hint="default"/>
+        <w:sz w:val="20"/>
+      </w:rPr>
+    </w:lvl>
+    <w:lvl w:ilvl="2" w:tentative="1">
+      <w:start w:val="1"/>
+      <w:numFmt w:val="bullet"/>
+      <w:lvlText w:val=""/>
+      <w:lvlJc w:val="left"/>
+      <w:pPr>
+        <w:tabs>
+          <w:tab w:val="num" w:pos="2160"/>
+        </w:tabs>
+        <w:ind w:left="2160" w:hanging="360"/>
+      </w:pPr>
+      <w:rPr>
+        <w:rFonts w:ascii="Wingdings" w:hAnsi="Wingdings" w:hint="default"/>
+        <w:sz w:val="20"/>
+      </w:rPr>
+    </w:lvl>
+    <w:lvl w:ilvl="3" w:tentative="1">
+      <w:start w:val="1"/>
+      <w:numFmt w:val="bullet"/>
+      <w:lvlText w:val=""/>
+      <w:lvlJc w:val="left"/>
+      <w:pPr>
+        <w:tabs>
+          <w:tab w:val="num" w:pos="2880"/>
+        </w:tabs>
+        <w:ind w:left="2880" w:hanging="360"/>
+      </w:pPr>
+      <w:rPr>
+        <w:rFonts w:ascii="Wingdings" w:hAnsi="Wingdings" w:hint="default"/>
+        <w:sz w:val="20"/>
+      </w:rPr>
+    </w:lvl>
+    <w:lvl w:ilvl="4" w:tentative="1">
+      <w:start w:val="1"/>
+      <w:numFmt w:val="bullet"/>
+      <w:lvlText w:val=""/>
+      <w:lvlJc w:val="left"/>
+      <w:pPr>
+        <w:tabs>
+          <w:tab w:val="num" w:pos="3600"/>
+        </w:tabs>
+        <w:ind w:left="3600" w:hanging="360"/>
+      </w:pPr>
+      <w:rPr>
+        <w:rFonts w:ascii="Wingdings" w:hAnsi="Wingdings" w:hint="default"/>
+        <w:sz w:val="20"/>
+      </w:rPr>
+    </w:lvl>
+    <w:lvl w:ilvl="5" w:tentative="1">
+      <w:start w:val="1"/>
+      <w:numFmt w:val="bullet"/>
+      <w:lvlText w:val=""/>
+      <w:lvlJc w:val="left"/>
+      <w:pPr>
+        <w:tabs>
+          <w:tab w:val="num" w:pos="4320"/>
+        </w:tabs>
+        <w:ind w:left="4320" w:hanging="360"/>
+      </w:pPr>
+      <w:rPr>
+        <w:rFonts w:ascii="Wingdings" w:hAnsi="Wingdings" w:hint="default"/>
+        <w:sz w:val="20"/>
+      </w:rPr>
+    </w:lvl>
+    <w:lvl w:ilvl="6" w:tentative="1">
+      <w:start w:val="1"/>
+      <w:numFmt w:val="bullet"/>
+      <w:lvlText w:val=""/>
+      <w:lvlJc w:val="left"/>
+      <w:pPr>
+        <w:tabs>
+          <w:tab w:val="num" w:pos="5040"/>
+        </w:tabs>
+        <w:ind w:left="5040" w:hanging="360"/>
+      </w:pPr>
+      <w:rPr>
+        <w:rFonts w:ascii="Wingdings" w:hAnsi="Wingdings" w:hint="default"/>
+        <w:sz w:val="20"/>
+      </w:rPr>
+    </w:lvl>
+    <w:lvl w:ilvl="7" w:tentative="1">
+      <w:start w:val="1"/>
+      <w:numFmt w:val="bullet"/>
+      <w:lvlText w:val=""/>
+      <w:lvlJc w:val="left"/>
+      <w:pPr>
+        <w:tabs>
+          <w:tab w:val="num" w:pos="5760"/>
+        </w:tabs>
+        <w:ind w:left="5760" w:hanging="360"/>
+      </w:pPr>
+      <w:rPr>
+        <w:rFonts w:ascii="Wingdings" w:hAnsi="Wingdings" w:hint="default"/>
+        <w:sz w:val="20"/>
+      </w:rPr>
+    </w:lvl>
+    <w:lvl w:ilvl="8" w:tentative="1">
+      <w:start w:val="1"/>
+      <w:numFmt w:val="bullet"/>
+      <w:lvlText w:val=""/>
+      <w:lvlJc w:val="left"/>
+      <w:pPr>
+        <w:tabs>
+          <w:tab w:val="num" w:pos="6480"/>
+        </w:tabs>
+        <w:ind w:left="6480" w:hanging="360"/>
+      </w:pPr>
+      <w:rPr>
+        <w:rFonts w:ascii="Wingdings" w:hAnsi="Wingdings" w:hint="default"/>
+        <w:sz w:val="20"/>
+      </w:rPr>
+    </w:lvl>
+  </w:abstractNum>
+  <w:num w:numId="1" w16cid:durableId="1776513801">
+    <w:abstractNumId w:val="5"/>
+  </w:num>
+  <w:num w:numId="2" w16cid:durableId="1082261523">
+    <w:abstractNumId w:val="10"/>
+  </w:num>
+  <w:num w:numId="3" w16cid:durableId="1914243760">
+    <w:abstractNumId w:val="13"/>
+  </w:num>
+  <w:num w:numId="4" w16cid:durableId="1224178312">
+    <w:abstractNumId w:val="6"/>
+  </w:num>
+  <w:num w:numId="5" w16cid:durableId="586428215">
+    <w:abstractNumId w:val="7"/>
+  </w:num>
+  <w:num w:numId="6" w16cid:durableId="1650666802">
+    <w:abstractNumId w:val="12"/>
+  </w:num>
+  <w:num w:numId="7" w16cid:durableId="1150635309">
+    <w:abstractNumId w:val="0"/>
+  </w:num>
+  <w:num w:numId="8" w16cid:durableId="333075257">
+    <w:abstractNumId w:val="11"/>
+  </w:num>
+  <w:num w:numId="9" w16cid:durableId="2068412700">
+    <w:abstractNumId w:val="1"/>
+  </w:num>
+  <w:num w:numId="10" w16cid:durableId="1580403092">
+    <w:abstractNumId w:val="9"/>
+  </w:num>
+  <w:num w:numId="11" w16cid:durableId="1152331409">
+    <w:abstractNumId w:val="2"/>
+  </w:num>
+  <w:num w:numId="12" w16cid:durableId="58022106">
+    <w:abstractNumId w:val="8"/>
+  </w:num>
+  <w:num w:numId="13" w16cid:durableId="2050907809">
+    <w:abstractNumId w:val="4"/>
+  </w:num>
+  <w:num w:numId="14" w16cid:durableId="772745024">
+    <w:abstractNumId w:val="3"/>
+  </w:num>
+</w:numbering>
 </file>
 
 <file path=word/styles.xml><?xml version="1.0" encoding="utf-8"?>

--- a/docs/Sprint 2.docx
+++ b/docs/Sprint 2.docx
@@ -50,7 +50,7 @@
           </w:tcPr>
           <w:p>
             <w:pPr>
-              <w:jc w:val="center"/>
+              <w:jc w:val="left"/>
               <w:rPr>
                 <w:rFonts w:ascii="Calibri" w:hAnsi="Calibri" w:cs="Calibri"/>
                 <w:i w:val="0"/>
@@ -79,7 +79,7 @@
           </w:tcPr>
           <w:p>
             <w:pPr>
-              <w:jc w:val="center"/>
+              <w:jc w:val="left"/>
               <w:cnfStyle w:val="100000000000" w:firstRow="1" w:lastRow="0" w:firstColumn="0" w:lastColumn="0" w:oddVBand="0" w:evenVBand="0" w:oddHBand="0" w:evenHBand="0" w:firstRowFirstColumn="0" w:firstRowLastColumn="0" w:lastRowFirstColumn="0" w:lastRowLastColumn="0"/>
               <w:rPr>
                 <w:rFonts w:ascii="Calibri" w:hAnsi="Calibri" w:cs="Calibri"/>
@@ -105,7 +105,7 @@
           </w:tcPr>
           <w:p>
             <w:pPr>
-              <w:jc w:val="center"/>
+              <w:jc w:val="left"/>
               <w:cnfStyle w:val="100000000000" w:firstRow="1" w:lastRow="0" w:firstColumn="0" w:lastColumn="0" w:oddVBand="0" w:evenVBand="0" w:oddHBand="0" w:evenHBand="0" w:firstRowFirstColumn="0" w:firstRowLastColumn="0" w:lastRowFirstColumn="0" w:lastRowLastColumn="0"/>
               <w:rPr>
                 <w:rFonts w:ascii="Calibri" w:hAnsi="Calibri" w:cs="Calibri"/>
@@ -150,7 +150,7 @@
           </w:tcPr>
           <w:p>
             <w:pPr>
-              <w:jc w:val="center"/>
+              <w:jc w:val="left"/>
               <w:rPr>
                 <w:rFonts w:ascii="Calibri" w:hAnsi="Calibri" w:cs="Calibri"/>
               </w:rPr>
@@ -207,7 +207,7 @@
           </w:tcPr>
           <w:p>
             <w:pPr>
-              <w:jc w:val="center"/>
+              <w:jc w:val="left"/>
               <w:cnfStyle w:val="000000100000" w:firstRow="0" w:lastRow="0" w:firstColumn="0" w:lastColumn="0" w:oddVBand="0" w:evenVBand="0" w:oddHBand="1" w:evenHBand="0" w:firstRowFirstColumn="0" w:firstRowLastColumn="0" w:lastRowFirstColumn="0" w:lastRowLastColumn="0"/>
               <w:rPr>
                 <w:rFonts w:ascii="Calibri" w:hAnsi="Calibri" w:cs="Calibri"/>
@@ -236,7 +236,7 @@
           </w:tcPr>
           <w:p>
             <w:pPr>
-              <w:jc w:val="center"/>
+              <w:jc w:val="left"/>
               <w:rPr>
                 <w:rFonts w:ascii="Calibri" w:hAnsi="Calibri" w:cs="Calibri"/>
               </w:rPr>
@@ -278,7 +278,7 @@
           </w:tcPr>
           <w:p>
             <w:pPr>
-              <w:jc w:val="center"/>
+              <w:jc w:val="left"/>
               <w:cnfStyle w:val="000000000000" w:firstRow="0" w:lastRow="0" w:firstColumn="0" w:lastColumn="0" w:oddVBand="0" w:evenVBand="0" w:oddHBand="0" w:evenHBand="0" w:firstRowFirstColumn="0" w:firstRowLastColumn="0" w:lastRowFirstColumn="0" w:lastRowLastColumn="0"/>
               <w:rPr>
                 <w:rFonts w:ascii="Calibri" w:hAnsi="Calibri" w:cs="Calibri"/>
@@ -311,7 +311,7 @@
           </w:tcPr>
           <w:p>
             <w:pPr>
-              <w:jc w:val="center"/>
+              <w:jc w:val="left"/>
               <w:rPr>
                 <w:rFonts w:ascii="Calibri" w:hAnsi="Calibri" w:cs="Calibri"/>
               </w:rPr>
@@ -343,7 +343,21 @@
               <w:rPr>
                 <w:rFonts w:ascii="Calibri" w:hAnsi="Calibri" w:cs="Calibri"/>
               </w:rPr>
-              <w:t>As a Patient, I want to book an appointment online so I don't have to call the clinic.</w:t>
+              <w:t xml:space="preserve">As a Patient, I want to book an appointment </w:t>
+            </w:r>
+            <w:proofErr w:type="gramStart"/>
+            <w:r>
+              <w:rPr>
+                <w:rFonts w:ascii="Calibri" w:hAnsi="Calibri" w:cs="Calibri"/>
+              </w:rPr>
+              <w:t>online</w:t>
+            </w:r>
+            <w:proofErr w:type="gramEnd"/>
+            <w:r>
+              <w:rPr>
+                <w:rFonts w:ascii="Calibri" w:hAnsi="Calibri" w:cs="Calibri"/>
+              </w:rPr>
+              <w:t xml:space="preserve"> so I don't have to call the clinic.</w:t>
             </w:r>
           </w:p>
         </w:tc>
@@ -353,7 +367,7 @@
           </w:tcPr>
           <w:p>
             <w:pPr>
-              <w:jc w:val="center"/>
+              <w:jc w:val="left"/>
               <w:cnfStyle w:val="000000100000" w:firstRow="0" w:lastRow="0" w:firstColumn="0" w:lastColumn="0" w:oddVBand="0" w:evenVBand="0" w:oddHBand="1" w:evenHBand="0" w:firstRowFirstColumn="0" w:firstRowLastColumn="0" w:lastRowFirstColumn="0" w:lastRowLastColumn="0"/>
               <w:rPr>
                 <w:rFonts w:ascii="Calibri" w:hAnsi="Calibri" w:cs="Calibri"/>
@@ -382,7 +396,7 @@
           </w:tcPr>
           <w:p>
             <w:pPr>
-              <w:jc w:val="center"/>
+              <w:jc w:val="left"/>
               <w:rPr>
                 <w:rFonts w:ascii="Calibri" w:hAnsi="Calibri" w:cs="Calibri"/>
               </w:rPr>
@@ -424,7 +438,7 @@
           </w:tcPr>
           <w:p>
             <w:pPr>
-              <w:jc w:val="center"/>
+              <w:jc w:val="left"/>
               <w:cnfStyle w:val="000000000000" w:firstRow="0" w:lastRow="0" w:firstColumn="0" w:lastColumn="0" w:oddVBand="0" w:evenVBand="0" w:oddHBand="0" w:evenHBand="0" w:firstRowFirstColumn="0" w:firstRowLastColumn="0" w:lastRowFirstColumn="0" w:lastRowLastColumn="0"/>
               <w:rPr>
                 <w:rFonts w:ascii="Calibri" w:hAnsi="Calibri" w:cs="Calibri"/>
@@ -457,7 +471,7 @@
           </w:tcPr>
           <w:p>
             <w:pPr>
-              <w:jc w:val="center"/>
+              <w:jc w:val="left"/>
               <w:rPr>
                 <w:rFonts w:ascii="Calibri" w:hAnsi="Calibri" w:cs="Calibri"/>
               </w:rPr>
@@ -499,7 +513,7 @@
           </w:tcPr>
           <w:p>
             <w:pPr>
-              <w:jc w:val="center"/>
+              <w:jc w:val="left"/>
               <w:cnfStyle w:val="000000100000" w:firstRow="0" w:lastRow="0" w:firstColumn="0" w:lastColumn="0" w:oddVBand="0" w:evenVBand="0" w:oddHBand="1" w:evenHBand="0" w:firstRowFirstColumn="0" w:firstRowLastColumn="0" w:lastRowFirstColumn="0" w:lastRowLastColumn="0"/>
               <w:rPr>
                 <w:rFonts w:ascii="Calibri" w:hAnsi="Calibri" w:cs="Calibri"/>
@@ -528,7 +542,7 @@
           </w:tcPr>
           <w:p>
             <w:pPr>
-              <w:jc w:val="center"/>
+              <w:jc w:val="left"/>
               <w:rPr>
                 <w:rFonts w:ascii="Calibri" w:hAnsi="Calibri" w:cs="Calibri"/>
               </w:rPr>
@@ -560,7 +574,21 @@
               <w:rPr>
                 <w:rFonts w:ascii="Calibri" w:hAnsi="Calibri" w:cs="Calibri"/>
               </w:rPr>
-              <w:t>As a Patient, I want to receive an appointment confirmation so I know my booking was successful.</w:t>
+              <w:t xml:space="preserve">As a Patient, I want to receive an appointment </w:t>
+            </w:r>
+            <w:proofErr w:type="gramStart"/>
+            <w:r>
+              <w:rPr>
+                <w:rFonts w:ascii="Calibri" w:hAnsi="Calibri" w:cs="Calibri"/>
+              </w:rPr>
+              <w:t>confirmation</w:t>
+            </w:r>
+            <w:proofErr w:type="gramEnd"/>
+            <w:r>
+              <w:rPr>
+                <w:rFonts w:ascii="Calibri" w:hAnsi="Calibri" w:cs="Calibri"/>
+              </w:rPr>
+              <w:t xml:space="preserve"> so I know my booking was successful.</w:t>
             </w:r>
           </w:p>
         </w:tc>
@@ -570,7 +598,7 @@
           </w:tcPr>
           <w:p>
             <w:pPr>
-              <w:jc w:val="center"/>
+              <w:jc w:val="left"/>
               <w:cnfStyle w:val="000000000000" w:firstRow="0" w:lastRow="0" w:firstColumn="0" w:lastColumn="0" w:oddVBand="0" w:evenVBand="0" w:oddHBand="0" w:evenHBand="0" w:firstRowFirstColumn="0" w:firstRowLastColumn="0" w:lastRowFirstColumn="0" w:lastRowLastColumn="0"/>
               <w:rPr>
                 <w:rFonts w:ascii="Calibri" w:hAnsi="Calibri" w:cs="Calibri"/>
@@ -603,7 +631,7 @@
           </w:tcPr>
           <w:p>
             <w:pPr>
-              <w:jc w:val="center"/>
+              <w:jc w:val="left"/>
               <w:rPr>
                 <w:rFonts w:ascii="Calibri" w:hAnsi="Calibri" w:cs="Calibri"/>
               </w:rPr>
@@ -635,7 +663,21 @@
               <w:rPr>
                 <w:rFonts w:ascii="Calibri" w:hAnsi="Calibri" w:cs="Calibri"/>
               </w:rPr>
-              <w:t>As an Admin, I want to register a new patient with their name and DOB so their record is created.</w:t>
+              <w:t xml:space="preserve">As an Admin, I want to register a new patient with their name and </w:t>
+            </w:r>
+            <w:proofErr w:type="gramStart"/>
+            <w:r>
+              <w:rPr>
+                <w:rFonts w:ascii="Calibri" w:hAnsi="Calibri" w:cs="Calibri"/>
+              </w:rPr>
+              <w:t>DOB</w:t>
+            </w:r>
+            <w:proofErr w:type="gramEnd"/>
+            <w:r>
+              <w:rPr>
+                <w:rFonts w:ascii="Calibri" w:hAnsi="Calibri" w:cs="Calibri"/>
+              </w:rPr>
+              <w:t xml:space="preserve"> so their record is created.</w:t>
             </w:r>
           </w:p>
         </w:tc>
@@ -645,7 +687,7 @@
           </w:tcPr>
           <w:p>
             <w:pPr>
-              <w:jc w:val="center"/>
+              <w:jc w:val="left"/>
               <w:cnfStyle w:val="000000100000" w:firstRow="0" w:lastRow="0" w:firstColumn="0" w:lastColumn="0" w:oddVBand="0" w:evenVBand="0" w:oddHBand="1" w:evenHBand="0" w:firstRowFirstColumn="0" w:firstRowLastColumn="0" w:lastRowFirstColumn="0" w:lastRowLastColumn="0"/>
               <w:rPr>
                 <w:rFonts w:ascii="Calibri" w:hAnsi="Calibri" w:cs="Calibri"/>
@@ -674,7 +716,7 @@
           </w:tcPr>
           <w:p>
             <w:pPr>
-              <w:jc w:val="center"/>
+              <w:jc w:val="left"/>
               <w:rPr>
                 <w:rFonts w:ascii="Calibri" w:hAnsi="Calibri" w:cs="Calibri"/>
               </w:rPr>
@@ -716,7 +758,7 @@
           </w:tcPr>
           <w:p>
             <w:pPr>
-              <w:jc w:val="center"/>
+              <w:jc w:val="left"/>
               <w:cnfStyle w:val="000000000000" w:firstRow="0" w:lastRow="0" w:firstColumn="0" w:lastColumn="0" w:oddVBand="0" w:evenVBand="0" w:oddHBand="0" w:evenHBand="0" w:firstRowFirstColumn="0" w:firstRowLastColumn="0" w:lastRowFirstColumn="0" w:lastRowLastColumn="0"/>
               <w:rPr>
                 <w:rFonts w:ascii="Calibri" w:hAnsi="Calibri" w:cs="Calibri"/>
@@ -749,7 +791,7 @@
           </w:tcPr>
           <w:p>
             <w:pPr>
-              <w:jc w:val="center"/>
+              <w:jc w:val="left"/>
               <w:rPr>
                 <w:rFonts w:ascii="Calibri" w:hAnsi="Calibri" w:cs="Calibri"/>
               </w:rPr>
@@ -791,7 +833,7 @@
           </w:tcPr>
           <w:p>
             <w:pPr>
-              <w:jc w:val="center"/>
+              <w:jc w:val="left"/>
               <w:cnfStyle w:val="000000100000" w:firstRow="0" w:lastRow="0" w:firstColumn="0" w:lastColumn="0" w:oddVBand="0" w:evenVBand="0" w:oddHBand="1" w:evenHBand="0" w:firstRowFirstColumn="0" w:firstRowLastColumn="0" w:lastRowFirstColumn="0" w:lastRowLastColumn="0"/>
               <w:rPr>
                 <w:rFonts w:ascii="Calibri" w:hAnsi="Calibri" w:cs="Calibri"/>
@@ -864,7 +906,13 @@
         <w:rPr>
           <w:rFonts w:ascii="Calibri" w:hAnsi="Calibri" w:cs="Calibri"/>
         </w:rPr>
-        <w:t>Sprint summary</w:t>
+        <w:t xml:space="preserve">Sprint </w:t>
+      </w:r>
+      <w:r>
+        <w:rPr>
+          <w:rFonts w:ascii="Calibri" w:hAnsi="Calibri" w:cs="Calibri"/>
+        </w:rPr>
+        <w:t>Overview</w:t>
       </w:r>
     </w:p>
     <w:p>
@@ -914,7 +962,21 @@
         <w:rPr>
           <w:rFonts w:ascii="Calibri" w:hAnsi="Calibri" w:cs="Calibri"/>
         </w:rPr>
-        <w:t xml:space="preserve"> by building the secure authentication gateway and the reactive scheduling engine. These features are high-value because they directly address the primary user frustration identified in discovery: the lack of self-service visibility for bookings and medical records. By prioritizing the </w:t>
+        <w:t xml:space="preserve"> by building the secure authentication gateway and the reactive scheduling engine. These features are </w:t>
+      </w:r>
+      <w:proofErr w:type="gramStart"/>
+      <w:r>
+        <w:rPr>
+          <w:rFonts w:ascii="Calibri" w:hAnsi="Calibri" w:cs="Calibri"/>
+        </w:rPr>
+        <w:t>high-value</w:t>
+      </w:r>
+      <w:proofErr w:type="gramEnd"/>
+      <w:r>
+        <w:rPr>
+          <w:rFonts w:ascii="Calibri" w:hAnsi="Calibri" w:cs="Calibri"/>
+        </w:rPr>
+        <w:t xml:space="preserve"> because they directly address the primary user frustration identified in discovery: the lack of self-service visibility for bookings and medical records. By prioritizing the </w:t>
       </w:r>
       <w:r>
         <w:rPr>
@@ -1839,6 +1901,7 @@
               <w:t xml:space="preserve">: Build </w:t>
             </w:r>
             <w:proofErr w:type="spellStart"/>
+            <w:proofErr w:type="gramStart"/>
             <w:r>
               <w:rPr>
                 <w:rStyle w:val="HTMLCode"/>
@@ -1846,397 +1909,9 @@
                 <w:color w:val="444746"/>
                 <w:bdr w:val="none" w:sz="0" w:space="0" w:color="auto" w:frame="1"/>
               </w:rPr>
-              <w:t>hooks.server.ts</w:t>
-            </w:r>
-            <w:proofErr w:type="spellEnd"/>
-            <w:r>
-              <w:rPr>
-                <w:rFonts w:ascii="Calibri" w:hAnsi="Calibri" w:cs="Calibri"/>
-                <w:color w:val="1F1F1F"/>
-                <w:bdr w:val="none" w:sz="0" w:space="0" w:color="auto" w:frame="1"/>
-              </w:rPr>
-              <w:t xml:space="preserve"> session validation.</w:t>
-            </w:r>
-          </w:p>
-        </w:tc>
-        <w:tc>
-          <w:tcPr>
-            <w:tcW w:w="0" w:type="auto"/>
-            <w:vAlign w:val="center"/>
-            <w:hideMark/>
-          </w:tcPr>
-          <w:p>
-            <w:pPr>
-              <w:jc w:val="left"/>
-              <w:rPr>
-                <w:rFonts w:ascii="Calibri" w:hAnsi="Calibri" w:cs="Calibri"/>
-                <w:lang w:val="en-US"/>
-              </w:rPr>
-            </w:pPr>
-            <w:r>
-              <w:rPr>
-                <w:rFonts w:ascii="Calibri" w:hAnsi="Calibri" w:cs="Calibri"/>
-                <w:color w:val="1F1F1F"/>
-                <w:bdr w:val="none" w:sz="0" w:space="0" w:color="auto" w:frame="1"/>
-              </w:rPr>
-              <w:t>Story 01</w:t>
-            </w:r>
-          </w:p>
-        </w:tc>
-        <w:tc>
-          <w:tcPr>
-            <w:tcW w:w="0" w:type="auto"/>
-            <w:vAlign w:val="center"/>
-            <w:hideMark/>
-          </w:tcPr>
-          <w:p>
-            <w:pPr>
-              <w:jc w:val="left"/>
-              <w:rPr>
-                <w:rFonts w:ascii="Calibri" w:hAnsi="Calibri" w:cs="Calibri"/>
-                <w:lang w:val="en-US"/>
-              </w:rPr>
-            </w:pPr>
-            <w:r>
-              <w:rPr>
-                <w:rFonts w:ascii="Calibri" w:hAnsi="Calibri" w:cs="Calibri"/>
-                <w:color w:val="1F1F1F"/>
-                <w:bdr w:val="none" w:sz="0" w:space="0" w:color="auto" w:frame="1"/>
-              </w:rPr>
-              <w:t>3</w:t>
-            </w:r>
-          </w:p>
-        </w:tc>
-        <w:tc>
-          <w:tcPr>
-            <w:tcW w:w="0" w:type="auto"/>
-            <w:vAlign w:val="center"/>
-            <w:hideMark/>
-          </w:tcPr>
-          <w:p>
-            <w:pPr>
-              <w:jc w:val="left"/>
-              <w:rPr>
-                <w:rFonts w:ascii="Calibri" w:hAnsi="Calibri" w:cs="Calibri"/>
-                <w:lang w:val="en-US"/>
-              </w:rPr>
-            </w:pPr>
-            <w:r>
-              <w:rPr>
-                <w:rFonts w:ascii="Calibri" w:hAnsi="Calibri" w:cs="Calibri"/>
-                <w:b/>
-                <w:bCs/>
-                <w:color w:val="1F1F1F"/>
-                <w:bdr w:val="none" w:sz="0" w:space="0" w:color="auto" w:frame="1"/>
-              </w:rPr>
-              <w:t>Complete</w:t>
-            </w:r>
-          </w:p>
-        </w:tc>
-        <w:tc>
-          <w:tcPr>
-            <w:tcW w:w="0" w:type="auto"/>
-            <w:vAlign w:val="center"/>
-            <w:hideMark/>
-          </w:tcPr>
-          <w:p>
-            <w:pPr>
-              <w:jc w:val="left"/>
-              <w:rPr>
-                <w:rFonts w:ascii="Calibri" w:hAnsi="Calibri" w:cs="Calibri"/>
-                <w:lang w:val="en-US"/>
-              </w:rPr>
-            </w:pPr>
-            <w:r>
-              <w:rPr>
-                <w:rStyle w:val="citation-5123"/>
-                <w:rFonts w:ascii="Calibri" w:hAnsi="Calibri" w:cs="Calibri"/>
-                <w:color w:val="1F1F1F"/>
-                <w:bdr w:val="none" w:sz="0" w:space="0" w:color="auto" w:frame="1"/>
-              </w:rPr>
-              <w:t>Implements server-side protection</w:t>
-            </w:r>
-            <w:r>
-              <w:rPr>
-                <w:rFonts w:ascii="Calibri" w:hAnsi="Calibri" w:cs="Calibri"/>
-                <w:color w:val="1F1F1F"/>
-                <w:bdr w:val="none" w:sz="0" w:space="0" w:color="auto" w:frame="1"/>
-              </w:rPr>
-              <w:t>.</w:t>
-            </w:r>
-          </w:p>
-        </w:tc>
-      </w:tr>
-      <w:tr>
-        <w:tc>
-          <w:tcPr>
-            <w:tcW w:w="0" w:type="auto"/>
-            <w:vAlign w:val="center"/>
-            <w:hideMark/>
-          </w:tcPr>
-          <w:p>
-            <w:pPr>
-              <w:jc w:val="left"/>
-              <w:rPr>
-                <w:rFonts w:ascii="Calibri" w:hAnsi="Calibri" w:cs="Calibri"/>
-                <w:lang w:val="en-US"/>
-              </w:rPr>
-            </w:pPr>
-            <w:r>
-              <w:rPr>
-                <w:rFonts w:ascii="Calibri" w:hAnsi="Calibri" w:cs="Calibri"/>
-                <w:b/>
-                <w:bCs/>
-                <w:color w:val="1F1F1F"/>
-                <w:bdr w:val="none" w:sz="0" w:space="0" w:color="auto" w:frame="1"/>
-              </w:rPr>
-              <w:t>T7</w:t>
-            </w:r>
-          </w:p>
-        </w:tc>
-        <w:tc>
-          <w:tcPr>
-            <w:tcW w:w="0" w:type="auto"/>
-            <w:vAlign w:val="center"/>
-            <w:hideMark/>
-          </w:tcPr>
-          <w:p>
-            <w:pPr>
-              <w:jc w:val="left"/>
-              <w:rPr>
-                <w:rFonts w:ascii="Calibri" w:hAnsi="Calibri" w:cs="Calibri"/>
-                <w:lang w:val="en-US"/>
-              </w:rPr>
-            </w:pPr>
-            <w:r>
-              <w:rPr>
-                <w:rFonts w:ascii="Calibri" w:hAnsi="Calibri" w:cs="Calibri"/>
-                <w:b/>
-                <w:bCs/>
-                <w:color w:val="1F1F1F"/>
-                <w:bdr w:val="none" w:sz="0" w:space="0" w:color="auto" w:frame="1"/>
-              </w:rPr>
-              <w:t>Frontend</w:t>
-            </w:r>
-            <w:r>
-              <w:rPr>
-                <w:rFonts w:ascii="Calibri" w:hAnsi="Calibri" w:cs="Calibri"/>
-                <w:color w:val="1F1F1F"/>
-                <w:bdr w:val="none" w:sz="0" w:space="0" w:color="auto" w:frame="1"/>
-              </w:rPr>
-              <w:t>: Build Login UI and Dashboard navigation.</w:t>
-            </w:r>
-          </w:p>
-        </w:tc>
-        <w:tc>
-          <w:tcPr>
-            <w:tcW w:w="0" w:type="auto"/>
-            <w:vAlign w:val="center"/>
-            <w:hideMark/>
-          </w:tcPr>
-          <w:p>
-            <w:pPr>
-              <w:jc w:val="left"/>
-              <w:rPr>
-                <w:rFonts w:ascii="Calibri" w:hAnsi="Calibri" w:cs="Calibri"/>
-                <w:lang w:val="en-US"/>
-              </w:rPr>
-            </w:pPr>
-            <w:r>
-              <w:rPr>
-                <w:rFonts w:ascii="Calibri" w:hAnsi="Calibri" w:cs="Calibri"/>
-                <w:color w:val="1F1F1F"/>
-                <w:bdr w:val="none" w:sz="0" w:space="0" w:color="auto" w:frame="1"/>
-              </w:rPr>
-              <w:t>Story 01</w:t>
-            </w:r>
-          </w:p>
-        </w:tc>
-        <w:tc>
-          <w:tcPr>
-            <w:tcW w:w="0" w:type="auto"/>
-            <w:vAlign w:val="center"/>
-            <w:hideMark/>
-          </w:tcPr>
-          <w:p>
-            <w:pPr>
-              <w:jc w:val="left"/>
-              <w:rPr>
-                <w:rFonts w:ascii="Calibri" w:hAnsi="Calibri" w:cs="Calibri"/>
-                <w:lang w:val="en-US"/>
-              </w:rPr>
-            </w:pPr>
-            <w:r>
-              <w:rPr>
-                <w:rFonts w:ascii="Calibri" w:hAnsi="Calibri" w:cs="Calibri"/>
-                <w:color w:val="1F1F1F"/>
-                <w:bdr w:val="none" w:sz="0" w:space="0" w:color="auto" w:frame="1"/>
-              </w:rPr>
-              <w:t>3</w:t>
-            </w:r>
-          </w:p>
-        </w:tc>
-        <w:tc>
-          <w:tcPr>
-            <w:tcW w:w="0" w:type="auto"/>
-            <w:vAlign w:val="center"/>
-            <w:hideMark/>
-          </w:tcPr>
-          <w:p>
-            <w:pPr>
-              <w:jc w:val="left"/>
-              <w:rPr>
-                <w:rFonts w:ascii="Calibri" w:hAnsi="Calibri" w:cs="Calibri"/>
-                <w:lang w:val="en-US"/>
-              </w:rPr>
-            </w:pPr>
-            <w:r>
-              <w:rPr>
-                <w:rFonts w:ascii="Calibri" w:hAnsi="Calibri" w:cs="Calibri"/>
-                <w:b/>
-                <w:bCs/>
-                <w:color w:val="1F1F1F"/>
-                <w:bdr w:val="none" w:sz="0" w:space="0" w:color="auto" w:frame="1"/>
-              </w:rPr>
-              <w:t>Complete</w:t>
-            </w:r>
-          </w:p>
-        </w:tc>
-        <w:tc>
-          <w:tcPr>
-            <w:tcW w:w="0" w:type="auto"/>
-            <w:vAlign w:val="center"/>
-            <w:hideMark/>
-          </w:tcPr>
-          <w:p>
-            <w:pPr>
-              <w:jc w:val="left"/>
-              <w:rPr>
-                <w:rFonts w:ascii="Calibri" w:hAnsi="Calibri" w:cs="Calibri"/>
-                <w:lang w:val="en-US"/>
-              </w:rPr>
-            </w:pPr>
-            <w:proofErr w:type="spellStart"/>
-            <w:r>
-              <w:rPr>
-                <w:rStyle w:val="citation-5122"/>
-                <w:rFonts w:ascii="Calibri" w:hAnsi="Calibri" w:cs="Calibri"/>
-                <w:color w:val="1F1F1F"/>
-                <w:bdr w:val="none" w:sz="0" w:space="0" w:color="auto" w:frame="1"/>
-              </w:rPr>
-              <w:t>Fulfills</w:t>
-            </w:r>
-            <w:proofErr w:type="spellEnd"/>
-            <w:r>
-              <w:rPr>
-                <w:rStyle w:val="citation-5122"/>
-                <w:rFonts w:ascii="Calibri" w:hAnsi="Calibri" w:cs="Calibri"/>
-                <w:color w:val="1F1F1F"/>
-                <w:bdr w:val="none" w:sz="0" w:space="0" w:color="auto" w:frame="1"/>
-              </w:rPr>
-              <w:t xml:space="preserve"> </w:t>
-            </w:r>
-            <w:r>
-              <w:rPr>
-                <w:rStyle w:val="citation-5122"/>
-                <w:rFonts w:ascii="Calibri" w:hAnsi="Calibri" w:cs="Calibri"/>
-                <w:b/>
-                <w:bCs/>
-                <w:color w:val="1F1F1F"/>
-                <w:bdr w:val="none" w:sz="0" w:space="0" w:color="auto" w:frame="1"/>
-              </w:rPr>
-              <w:t>FR1</w:t>
-            </w:r>
-            <w:r>
-              <w:rPr>
-                <w:rStyle w:val="citation-5122"/>
-                <w:rFonts w:ascii="Calibri" w:hAnsi="Calibri" w:cs="Calibri"/>
-                <w:color w:val="1F1F1F"/>
-                <w:bdr w:val="none" w:sz="0" w:space="0" w:color="auto" w:frame="1"/>
-              </w:rPr>
-              <w:t xml:space="preserve"> and </w:t>
-            </w:r>
-            <w:r>
-              <w:rPr>
-                <w:rStyle w:val="citation-5122"/>
-                <w:rFonts w:ascii="Calibri" w:hAnsi="Calibri" w:cs="Calibri"/>
-                <w:b/>
-                <w:bCs/>
-                <w:color w:val="1F1F1F"/>
-                <w:bdr w:val="none" w:sz="0" w:space="0" w:color="auto" w:frame="1"/>
-              </w:rPr>
-              <w:t>Story 01</w:t>
-            </w:r>
-            <w:r>
-              <w:rPr>
-                <w:rFonts w:ascii="Calibri" w:hAnsi="Calibri" w:cs="Calibri"/>
-                <w:color w:val="1F1F1F"/>
-                <w:bdr w:val="none" w:sz="0" w:space="0" w:color="auto" w:frame="1"/>
-              </w:rPr>
-              <w:t>.</w:t>
-            </w:r>
-          </w:p>
-        </w:tc>
-      </w:tr>
-      <w:tr>
-        <w:tc>
-          <w:tcPr>
-            <w:tcW w:w="0" w:type="auto"/>
-            <w:vAlign w:val="center"/>
-            <w:hideMark/>
-          </w:tcPr>
-          <w:p>
-            <w:pPr>
-              <w:jc w:val="left"/>
-              <w:rPr>
-                <w:rFonts w:ascii="Calibri" w:hAnsi="Calibri" w:cs="Calibri"/>
-                <w:lang w:val="en-US"/>
-              </w:rPr>
-            </w:pPr>
-            <w:r>
-              <w:rPr>
-                <w:rFonts w:ascii="Calibri" w:hAnsi="Calibri" w:cs="Calibri"/>
-                <w:b/>
-                <w:bCs/>
-                <w:color w:val="1F1F1F"/>
-                <w:bdr w:val="none" w:sz="0" w:space="0" w:color="auto" w:frame="1"/>
-              </w:rPr>
-              <w:t>T9</w:t>
-            </w:r>
-          </w:p>
-        </w:tc>
-        <w:tc>
-          <w:tcPr>
-            <w:tcW w:w="0" w:type="auto"/>
-            <w:vAlign w:val="center"/>
-            <w:hideMark/>
-          </w:tcPr>
-          <w:p>
-            <w:pPr>
-              <w:jc w:val="left"/>
-              <w:rPr>
-                <w:rFonts w:ascii="Calibri" w:hAnsi="Calibri" w:cs="Calibri"/>
-                <w:lang w:val="en-US"/>
-              </w:rPr>
-            </w:pPr>
-            <w:r>
-              <w:rPr>
-                <w:rFonts w:ascii="Calibri" w:hAnsi="Calibri" w:cs="Calibri"/>
-                <w:b/>
-                <w:bCs/>
-                <w:color w:val="1F1F1F"/>
-                <w:bdr w:val="none" w:sz="0" w:space="0" w:color="auto" w:frame="1"/>
-              </w:rPr>
-              <w:t>Logic</w:t>
-            </w:r>
-            <w:r>
-              <w:rPr>
-                <w:rFonts w:ascii="Calibri" w:hAnsi="Calibri" w:cs="Calibri"/>
-                <w:color w:val="1F1F1F"/>
-                <w:bdr w:val="none" w:sz="0" w:space="0" w:color="auto" w:frame="1"/>
-              </w:rPr>
-              <w:t xml:space="preserve">: Build reactive </w:t>
-            </w:r>
+              <w:t>hooks.server</w:t>
+            </w:r>
+            <w:proofErr w:type="gramEnd"/>
             <w:r>
               <w:rPr>
                 <w:rStyle w:val="HTMLCode"/>
@@ -2244,15 +1919,16 @@
                 <w:color w:val="444746"/>
                 <w:bdr w:val="none" w:sz="0" w:space="0" w:color="auto" w:frame="1"/>
               </w:rPr>
-              <w:t>ACT_SCHEDULING_ENGINE</w:t>
-            </w:r>
-            <w:r>
-              <w:rPr>
-                <w:rFonts w:ascii="Calibri" w:hAnsi="Calibri" w:cs="Calibri"/>
-                <w:color w:val="1F1F1F"/>
-                <w:bdr w:val="none" w:sz="0" w:space="0" w:color="auto" w:frame="1"/>
-              </w:rPr>
-              <w:t xml:space="preserve"> ticker.</w:t>
+              <w:t>.ts</w:t>
+            </w:r>
+            <w:proofErr w:type="spellEnd"/>
+            <w:r>
+              <w:rPr>
+                <w:rFonts w:ascii="Calibri" w:hAnsi="Calibri" w:cs="Calibri"/>
+                <w:color w:val="1F1F1F"/>
+                <w:bdr w:val="none" w:sz="0" w:space="0" w:color="auto" w:frame="1"/>
+              </w:rPr>
+              <w:t xml:space="preserve"> session validation.</w:t>
             </w:r>
           </w:p>
         </w:tc>
@@ -2276,7 +1952,7 @@
                 <w:color w:val="1F1F1F"/>
                 <w:bdr w:val="none" w:sz="0" w:space="0" w:color="auto" w:frame="1"/>
               </w:rPr>
-              <w:t>Story 02</w:t>
+              <w:t>Story 01</w:t>
             </w:r>
           </w:p>
         </w:tc>
@@ -2300,7 +1976,7 @@
                 <w:color w:val="1F1F1F"/>
                 <w:bdr w:val="none" w:sz="0" w:space="0" w:color="auto" w:frame="1"/>
               </w:rPr>
-              <w:t>5</w:t>
+              <w:t>3</w:t>
             </w:r>
           </w:p>
         </w:tc>
@@ -2344,56 +2020,225 @@
                 <w:lang w:val="en-US"/>
               </w:rPr>
             </w:pPr>
-            <w:proofErr w:type="spellStart"/>
-            <w:r>
-              <w:rPr>
-                <w:rStyle w:val="citation-5121"/>
-                <w:rFonts w:ascii="Calibri" w:hAnsi="Calibri" w:cs="Calibri"/>
-                <w:color w:val="1F1F1F"/>
-                <w:bdr w:val="none" w:sz="0" w:space="0" w:color="auto" w:frame="1"/>
-              </w:rPr>
-              <w:t>Fulfills</w:t>
-            </w:r>
-            <w:proofErr w:type="spellEnd"/>
-            <w:r>
-              <w:rPr>
-                <w:rStyle w:val="citation-5121"/>
-                <w:rFonts w:ascii="Calibri" w:hAnsi="Calibri" w:cs="Calibri"/>
-                <w:color w:val="1F1F1F"/>
-                <w:bdr w:val="none" w:sz="0" w:space="0" w:color="auto" w:frame="1"/>
-              </w:rPr>
-              <w:t xml:space="preserve"> </w:t>
-            </w:r>
-            <w:r>
-              <w:rPr>
-                <w:rStyle w:val="citation-5121"/>
+            <w:r>
+              <w:rPr>
+                <w:rStyle w:val="citation-5123"/>
+                <w:rFonts w:ascii="Calibri" w:hAnsi="Calibri" w:cs="Calibri"/>
+                <w:color w:val="1F1F1F"/>
+                <w:bdr w:val="none" w:sz="0" w:space="0" w:color="auto" w:frame="1"/>
+              </w:rPr>
+              <w:t>Implements server-side protection</w:t>
+            </w:r>
+            <w:r>
+              <w:rPr>
+                <w:rFonts w:ascii="Calibri" w:hAnsi="Calibri" w:cs="Calibri"/>
+                <w:color w:val="1F1F1F"/>
+                <w:bdr w:val="none" w:sz="0" w:space="0" w:color="auto" w:frame="1"/>
+              </w:rPr>
+              <w:t>.</w:t>
+            </w:r>
+          </w:p>
+        </w:tc>
+      </w:tr>
+      <w:tr>
+        <w:tc>
+          <w:tcPr>
+            <w:tcW w:w="0" w:type="auto"/>
+            <w:vAlign w:val="center"/>
+            <w:hideMark/>
+          </w:tcPr>
+          <w:p>
+            <w:pPr>
+              <w:jc w:val="left"/>
+              <w:rPr>
+                <w:rFonts w:ascii="Calibri" w:hAnsi="Calibri" w:cs="Calibri"/>
+                <w:lang w:val="en-US"/>
+              </w:rPr>
+            </w:pPr>
+            <w:r>
+              <w:rPr>
                 <w:rFonts w:ascii="Calibri" w:hAnsi="Calibri" w:cs="Calibri"/>
                 <w:b/>
                 <w:bCs/>
                 <w:color w:val="1F1F1F"/>
                 <w:bdr w:val="none" w:sz="0" w:space="0" w:color="auto" w:frame="1"/>
               </w:rPr>
-              <w:t>FR2</w:t>
-            </w:r>
-            <w:r>
-              <w:rPr>
-                <w:rStyle w:val="citation-5121"/>
-                <w:rFonts w:ascii="Calibri" w:hAnsi="Calibri" w:cs="Calibri"/>
-                <w:color w:val="1F1F1F"/>
-                <w:bdr w:val="none" w:sz="0" w:space="0" w:color="auto" w:frame="1"/>
-              </w:rPr>
-              <w:t xml:space="preserve"> and </w:t>
-            </w:r>
-            <w:r>
-              <w:rPr>
-                <w:rStyle w:val="citation-5121"/>
+              <w:t>T7</w:t>
+            </w:r>
+          </w:p>
+        </w:tc>
+        <w:tc>
+          <w:tcPr>
+            <w:tcW w:w="0" w:type="auto"/>
+            <w:vAlign w:val="center"/>
+            <w:hideMark/>
+          </w:tcPr>
+          <w:p>
+            <w:pPr>
+              <w:jc w:val="left"/>
+              <w:rPr>
+                <w:rFonts w:ascii="Calibri" w:hAnsi="Calibri" w:cs="Calibri"/>
+                <w:lang w:val="en-US"/>
+              </w:rPr>
+            </w:pPr>
+            <w:r>
+              <w:rPr>
                 <w:rFonts w:ascii="Calibri" w:hAnsi="Calibri" w:cs="Calibri"/>
                 <w:b/>
                 <w:bCs/>
                 <w:color w:val="1F1F1F"/>
                 <w:bdr w:val="none" w:sz="0" w:space="0" w:color="auto" w:frame="1"/>
               </w:rPr>
-              <w:t>NFR2</w:t>
+              <w:t>Frontend</w:t>
+            </w:r>
+            <w:r>
+              <w:rPr>
+                <w:rFonts w:ascii="Calibri" w:hAnsi="Calibri" w:cs="Calibri"/>
+                <w:color w:val="1F1F1F"/>
+                <w:bdr w:val="none" w:sz="0" w:space="0" w:color="auto" w:frame="1"/>
+              </w:rPr>
+              <w:t>: Build Login UI and Dashboard navigation.</w:t>
+            </w:r>
+          </w:p>
+        </w:tc>
+        <w:tc>
+          <w:tcPr>
+            <w:tcW w:w="0" w:type="auto"/>
+            <w:vAlign w:val="center"/>
+            <w:hideMark/>
+          </w:tcPr>
+          <w:p>
+            <w:pPr>
+              <w:jc w:val="left"/>
+              <w:rPr>
+                <w:rFonts w:ascii="Calibri" w:hAnsi="Calibri" w:cs="Calibri"/>
+                <w:lang w:val="en-US"/>
+              </w:rPr>
+            </w:pPr>
+            <w:r>
+              <w:rPr>
+                <w:rFonts w:ascii="Calibri" w:hAnsi="Calibri" w:cs="Calibri"/>
+                <w:color w:val="1F1F1F"/>
+                <w:bdr w:val="none" w:sz="0" w:space="0" w:color="auto" w:frame="1"/>
+              </w:rPr>
+              <w:t>Story 01</w:t>
+            </w:r>
+          </w:p>
+        </w:tc>
+        <w:tc>
+          <w:tcPr>
+            <w:tcW w:w="0" w:type="auto"/>
+            <w:vAlign w:val="center"/>
+            <w:hideMark/>
+          </w:tcPr>
+          <w:p>
+            <w:pPr>
+              <w:jc w:val="left"/>
+              <w:rPr>
+                <w:rFonts w:ascii="Calibri" w:hAnsi="Calibri" w:cs="Calibri"/>
+                <w:lang w:val="en-US"/>
+              </w:rPr>
+            </w:pPr>
+            <w:r>
+              <w:rPr>
+                <w:rFonts w:ascii="Calibri" w:hAnsi="Calibri" w:cs="Calibri"/>
+                <w:color w:val="1F1F1F"/>
+                <w:bdr w:val="none" w:sz="0" w:space="0" w:color="auto" w:frame="1"/>
+              </w:rPr>
+              <w:t>3</w:t>
+            </w:r>
+          </w:p>
+        </w:tc>
+        <w:tc>
+          <w:tcPr>
+            <w:tcW w:w="0" w:type="auto"/>
+            <w:vAlign w:val="center"/>
+            <w:hideMark/>
+          </w:tcPr>
+          <w:p>
+            <w:pPr>
+              <w:jc w:val="left"/>
+              <w:rPr>
+                <w:rFonts w:ascii="Calibri" w:hAnsi="Calibri" w:cs="Calibri"/>
+                <w:lang w:val="en-US"/>
+              </w:rPr>
+            </w:pPr>
+            <w:r>
+              <w:rPr>
+                <w:rFonts w:ascii="Calibri" w:hAnsi="Calibri" w:cs="Calibri"/>
+                <w:b/>
+                <w:bCs/>
+                <w:color w:val="1F1F1F"/>
+                <w:bdr w:val="none" w:sz="0" w:space="0" w:color="auto" w:frame="1"/>
+              </w:rPr>
+              <w:t>Complete</w:t>
+            </w:r>
+          </w:p>
+        </w:tc>
+        <w:tc>
+          <w:tcPr>
+            <w:tcW w:w="0" w:type="auto"/>
+            <w:vAlign w:val="center"/>
+            <w:hideMark/>
+          </w:tcPr>
+          <w:p>
+            <w:pPr>
+              <w:jc w:val="left"/>
+              <w:rPr>
+                <w:rFonts w:ascii="Calibri" w:hAnsi="Calibri" w:cs="Calibri"/>
+                <w:lang w:val="en-US"/>
+              </w:rPr>
+            </w:pPr>
+            <w:proofErr w:type="spellStart"/>
+            <w:r>
+              <w:rPr>
+                <w:rStyle w:val="citation-5122"/>
+                <w:rFonts w:ascii="Calibri" w:hAnsi="Calibri" w:cs="Calibri"/>
+                <w:color w:val="1F1F1F"/>
+                <w:bdr w:val="none" w:sz="0" w:space="0" w:color="auto" w:frame="1"/>
+              </w:rPr>
+              <w:t>Fulfills</w:t>
+            </w:r>
+            <w:proofErr w:type="spellEnd"/>
+            <w:r>
+              <w:rPr>
+                <w:rStyle w:val="citation-5122"/>
+                <w:rFonts w:ascii="Calibri" w:hAnsi="Calibri" w:cs="Calibri"/>
+                <w:color w:val="1F1F1F"/>
+                <w:bdr w:val="none" w:sz="0" w:space="0" w:color="auto" w:frame="1"/>
+              </w:rPr>
+              <w:t xml:space="preserve"> </w:t>
+            </w:r>
+            <w:r>
+              <w:rPr>
+                <w:rStyle w:val="citation-5122"/>
+                <w:rFonts w:ascii="Calibri" w:hAnsi="Calibri" w:cs="Calibri"/>
+                <w:b/>
+                <w:bCs/>
+                <w:color w:val="1F1F1F"/>
+                <w:bdr w:val="none" w:sz="0" w:space="0" w:color="auto" w:frame="1"/>
+              </w:rPr>
+              <w:t>FR1</w:t>
+            </w:r>
+            <w:r>
+              <w:rPr>
+                <w:rStyle w:val="citation-5122"/>
+                <w:rFonts w:ascii="Calibri" w:hAnsi="Calibri" w:cs="Calibri"/>
+                <w:color w:val="1F1F1F"/>
+                <w:bdr w:val="none" w:sz="0" w:space="0" w:color="auto" w:frame="1"/>
+              </w:rPr>
+              <w:t xml:space="preserve"> and </w:t>
+            </w:r>
+            <w:r>
+              <w:rPr>
+                <w:rStyle w:val="citation-5122"/>
+                <w:rFonts w:ascii="Calibri" w:hAnsi="Calibri" w:cs="Calibri"/>
+                <w:b/>
+                <w:bCs/>
+                <w:color w:val="1F1F1F"/>
+                <w:bdr w:val="none" w:sz="0" w:space="0" w:color="auto" w:frame="1"/>
+              </w:rPr>
+              <w:t>Story 01</w:t>
             </w:r>
             <w:r>
               <w:rPr>
@@ -2429,7 +2274,7 @@
                 <w:color w:val="1F1F1F"/>
                 <w:bdr w:val="none" w:sz="0" w:space="0" w:color="auto" w:frame="1"/>
               </w:rPr>
-              <w:t>T12</w:t>
+              <w:t>T9</w:t>
             </w:r>
           </w:p>
         </w:tc>
@@ -2455,15 +2300,15 @@
                 <w:color w:val="1F1F1F"/>
                 <w:bdr w:val="none" w:sz="0" w:space="0" w:color="auto" w:frame="1"/>
               </w:rPr>
-              <w:t>Implementation</w:t>
-            </w:r>
-            <w:r>
-              <w:rPr>
-                <w:rFonts w:ascii="Calibri" w:hAnsi="Calibri" w:cs="Calibri"/>
-                <w:color w:val="1F1F1F"/>
-                <w:bdr w:val="none" w:sz="0" w:space="0" w:color="auto" w:frame="1"/>
-              </w:rPr>
-              <w:t xml:space="preserve">: Build </w:t>
+              <w:t>Logic</w:t>
+            </w:r>
+            <w:r>
+              <w:rPr>
+                <w:rFonts w:ascii="Calibri" w:hAnsi="Calibri" w:cs="Calibri"/>
+                <w:color w:val="1F1F1F"/>
+                <w:bdr w:val="none" w:sz="0" w:space="0" w:color="auto" w:frame="1"/>
+              </w:rPr>
+              <w:t xml:space="preserve">: Build reactive </w:t>
             </w:r>
             <w:r>
               <w:rPr>
@@ -2472,15 +2317,15 @@
                 <w:color w:val="444746"/>
                 <w:bdr w:val="none" w:sz="0" w:space="0" w:color="auto" w:frame="1"/>
               </w:rPr>
-              <w:t>ACT_RECORD_FETCHER</w:t>
-            </w:r>
-            <w:r>
-              <w:rPr>
-                <w:rFonts w:ascii="Calibri" w:hAnsi="Calibri" w:cs="Calibri"/>
-                <w:color w:val="1F1F1F"/>
-                <w:bdr w:val="none" w:sz="0" w:space="0" w:color="auto" w:frame="1"/>
-              </w:rPr>
-              <w:t xml:space="preserve"> portal logic.</w:t>
+              <w:t>ACT_SCHEDULING_ENGINE</w:t>
+            </w:r>
+            <w:r>
+              <w:rPr>
+                <w:rFonts w:ascii="Calibri" w:hAnsi="Calibri" w:cs="Calibri"/>
+                <w:color w:val="1F1F1F"/>
+                <w:bdr w:val="none" w:sz="0" w:space="0" w:color="auto" w:frame="1"/>
+              </w:rPr>
+              <w:t xml:space="preserve"> ticker.</w:t>
             </w:r>
           </w:p>
         </w:tc>
@@ -2504,7 +2349,7 @@
                 <w:color w:val="1F1F1F"/>
                 <w:bdr w:val="none" w:sz="0" w:space="0" w:color="auto" w:frame="1"/>
               </w:rPr>
-              <w:t>Story 04</w:t>
+              <w:t>Story 02</w:t>
             </w:r>
           </w:p>
         </w:tc>
@@ -2575,7 +2420,7 @@
             <w:proofErr w:type="spellStart"/>
             <w:r>
               <w:rPr>
-                <w:rStyle w:val="citation-5120"/>
+                <w:rStyle w:val="citation-5121"/>
                 <w:rFonts w:ascii="Calibri" w:hAnsi="Calibri" w:cs="Calibri"/>
                 <w:color w:val="1F1F1F"/>
                 <w:bdr w:val="none" w:sz="0" w:space="0" w:color="auto" w:frame="1"/>
@@ -2585,7 +2430,7 @@
             <w:proofErr w:type="spellEnd"/>
             <w:r>
               <w:rPr>
-                <w:rStyle w:val="citation-5120"/>
+                <w:rStyle w:val="citation-5121"/>
                 <w:rFonts w:ascii="Calibri" w:hAnsi="Calibri" w:cs="Calibri"/>
                 <w:color w:val="1F1F1F"/>
                 <w:bdr w:val="none" w:sz="0" w:space="0" w:color="auto" w:frame="1"/>
@@ -2594,18 +2439,18 @@
             </w:r>
             <w:r>
               <w:rPr>
-                <w:rStyle w:val="citation-5120"/>
+                <w:rStyle w:val="citation-5121"/>
                 <w:rFonts w:ascii="Calibri" w:hAnsi="Calibri" w:cs="Calibri"/>
                 <w:b/>
                 <w:bCs/>
                 <w:color w:val="1F1F1F"/>
                 <w:bdr w:val="none" w:sz="0" w:space="0" w:color="auto" w:frame="1"/>
               </w:rPr>
-              <w:t>FR4</w:t>
-            </w:r>
-            <w:r>
-              <w:rPr>
-                <w:rStyle w:val="citation-5120"/>
+              <w:t>FR2</w:t>
+            </w:r>
+            <w:r>
+              <w:rPr>
+                <w:rStyle w:val="citation-5121"/>
                 <w:rFonts w:ascii="Calibri" w:hAnsi="Calibri" w:cs="Calibri"/>
                 <w:color w:val="1F1F1F"/>
                 <w:bdr w:val="none" w:sz="0" w:space="0" w:color="auto" w:frame="1"/>
@@ -2614,14 +2459,14 @@
             </w:r>
             <w:r>
               <w:rPr>
-                <w:rStyle w:val="citation-5120"/>
+                <w:rStyle w:val="citation-5121"/>
                 <w:rFonts w:ascii="Calibri" w:hAnsi="Calibri" w:cs="Calibri"/>
                 <w:b/>
                 <w:bCs/>
                 <w:color w:val="1F1F1F"/>
                 <w:bdr w:val="none" w:sz="0" w:space="0" w:color="auto" w:frame="1"/>
               </w:rPr>
-              <w:t>Story 04</w:t>
+              <w:t>NFR2</w:t>
             </w:r>
             <w:r>
               <w:rPr>
@@ -2657,7 +2502,7 @@
                 <w:color w:val="1F1F1F"/>
                 <w:bdr w:val="none" w:sz="0" w:space="0" w:color="auto" w:frame="1"/>
               </w:rPr>
-              <w:t>T10</w:t>
+              <w:t>T12</w:t>
             </w:r>
           </w:p>
         </w:tc>
@@ -2691,7 +2536,7 @@
                 <w:color w:val="1F1F1F"/>
                 <w:bdr w:val="none" w:sz="0" w:space="0" w:color="auto" w:frame="1"/>
               </w:rPr>
-              <w:t xml:space="preserve">: Create dedicated </w:t>
+              <w:t xml:space="preserve">: Build </w:t>
             </w:r>
             <w:r>
               <w:rPr>
@@ -2700,6 +2545,234 @@
                 <w:color w:val="444746"/>
                 <w:bdr w:val="none" w:sz="0" w:space="0" w:color="auto" w:frame="1"/>
               </w:rPr>
+              <w:t>ACT_RECORD_FETCHER</w:t>
+            </w:r>
+            <w:r>
+              <w:rPr>
+                <w:rFonts w:ascii="Calibri" w:hAnsi="Calibri" w:cs="Calibri"/>
+                <w:color w:val="1F1F1F"/>
+                <w:bdr w:val="none" w:sz="0" w:space="0" w:color="auto" w:frame="1"/>
+              </w:rPr>
+              <w:t xml:space="preserve"> portal logic.</w:t>
+            </w:r>
+          </w:p>
+        </w:tc>
+        <w:tc>
+          <w:tcPr>
+            <w:tcW w:w="0" w:type="auto"/>
+            <w:vAlign w:val="center"/>
+            <w:hideMark/>
+          </w:tcPr>
+          <w:p>
+            <w:pPr>
+              <w:jc w:val="left"/>
+              <w:rPr>
+                <w:rFonts w:ascii="Calibri" w:hAnsi="Calibri" w:cs="Calibri"/>
+                <w:lang w:val="en-US"/>
+              </w:rPr>
+            </w:pPr>
+            <w:r>
+              <w:rPr>
+                <w:rFonts w:ascii="Calibri" w:hAnsi="Calibri" w:cs="Calibri"/>
+                <w:color w:val="1F1F1F"/>
+                <w:bdr w:val="none" w:sz="0" w:space="0" w:color="auto" w:frame="1"/>
+              </w:rPr>
+              <w:t>Story 04</w:t>
+            </w:r>
+          </w:p>
+        </w:tc>
+        <w:tc>
+          <w:tcPr>
+            <w:tcW w:w="0" w:type="auto"/>
+            <w:vAlign w:val="center"/>
+            <w:hideMark/>
+          </w:tcPr>
+          <w:p>
+            <w:pPr>
+              <w:jc w:val="left"/>
+              <w:rPr>
+                <w:rFonts w:ascii="Calibri" w:hAnsi="Calibri" w:cs="Calibri"/>
+                <w:lang w:val="en-US"/>
+              </w:rPr>
+            </w:pPr>
+            <w:r>
+              <w:rPr>
+                <w:rFonts w:ascii="Calibri" w:hAnsi="Calibri" w:cs="Calibri"/>
+                <w:color w:val="1F1F1F"/>
+                <w:bdr w:val="none" w:sz="0" w:space="0" w:color="auto" w:frame="1"/>
+              </w:rPr>
+              <w:t>5</w:t>
+            </w:r>
+          </w:p>
+        </w:tc>
+        <w:tc>
+          <w:tcPr>
+            <w:tcW w:w="0" w:type="auto"/>
+            <w:vAlign w:val="center"/>
+            <w:hideMark/>
+          </w:tcPr>
+          <w:p>
+            <w:pPr>
+              <w:jc w:val="left"/>
+              <w:rPr>
+                <w:rFonts w:ascii="Calibri" w:hAnsi="Calibri" w:cs="Calibri"/>
+                <w:lang w:val="en-US"/>
+              </w:rPr>
+            </w:pPr>
+            <w:r>
+              <w:rPr>
+                <w:rFonts w:ascii="Calibri" w:hAnsi="Calibri" w:cs="Calibri"/>
+                <w:b/>
+                <w:bCs/>
+                <w:color w:val="1F1F1F"/>
+                <w:bdr w:val="none" w:sz="0" w:space="0" w:color="auto" w:frame="1"/>
+              </w:rPr>
+              <w:t>Complete</w:t>
+            </w:r>
+          </w:p>
+        </w:tc>
+        <w:tc>
+          <w:tcPr>
+            <w:tcW w:w="0" w:type="auto"/>
+            <w:vAlign w:val="center"/>
+            <w:hideMark/>
+          </w:tcPr>
+          <w:p>
+            <w:pPr>
+              <w:jc w:val="left"/>
+              <w:rPr>
+                <w:rFonts w:ascii="Calibri" w:hAnsi="Calibri" w:cs="Calibri"/>
+                <w:lang w:val="en-US"/>
+              </w:rPr>
+            </w:pPr>
+            <w:proofErr w:type="spellStart"/>
+            <w:r>
+              <w:rPr>
+                <w:rStyle w:val="citation-5120"/>
+                <w:rFonts w:ascii="Calibri" w:hAnsi="Calibri" w:cs="Calibri"/>
+                <w:color w:val="1F1F1F"/>
+                <w:bdr w:val="none" w:sz="0" w:space="0" w:color="auto" w:frame="1"/>
+              </w:rPr>
+              <w:t>Fulfills</w:t>
+            </w:r>
+            <w:proofErr w:type="spellEnd"/>
+            <w:r>
+              <w:rPr>
+                <w:rStyle w:val="citation-5120"/>
+                <w:rFonts w:ascii="Calibri" w:hAnsi="Calibri" w:cs="Calibri"/>
+                <w:color w:val="1F1F1F"/>
+                <w:bdr w:val="none" w:sz="0" w:space="0" w:color="auto" w:frame="1"/>
+              </w:rPr>
+              <w:t xml:space="preserve"> </w:t>
+            </w:r>
+            <w:r>
+              <w:rPr>
+                <w:rStyle w:val="citation-5120"/>
+                <w:rFonts w:ascii="Calibri" w:hAnsi="Calibri" w:cs="Calibri"/>
+                <w:b/>
+                <w:bCs/>
+                <w:color w:val="1F1F1F"/>
+                <w:bdr w:val="none" w:sz="0" w:space="0" w:color="auto" w:frame="1"/>
+              </w:rPr>
+              <w:t>FR4</w:t>
+            </w:r>
+            <w:r>
+              <w:rPr>
+                <w:rStyle w:val="citation-5120"/>
+                <w:rFonts w:ascii="Calibri" w:hAnsi="Calibri" w:cs="Calibri"/>
+                <w:color w:val="1F1F1F"/>
+                <w:bdr w:val="none" w:sz="0" w:space="0" w:color="auto" w:frame="1"/>
+              </w:rPr>
+              <w:t xml:space="preserve"> and </w:t>
+            </w:r>
+            <w:r>
+              <w:rPr>
+                <w:rStyle w:val="citation-5120"/>
+                <w:rFonts w:ascii="Calibri" w:hAnsi="Calibri" w:cs="Calibri"/>
+                <w:b/>
+                <w:bCs/>
+                <w:color w:val="1F1F1F"/>
+                <w:bdr w:val="none" w:sz="0" w:space="0" w:color="auto" w:frame="1"/>
+              </w:rPr>
+              <w:t>Story 04</w:t>
+            </w:r>
+            <w:r>
+              <w:rPr>
+                <w:rFonts w:ascii="Calibri" w:hAnsi="Calibri" w:cs="Calibri"/>
+                <w:color w:val="1F1F1F"/>
+                <w:bdr w:val="none" w:sz="0" w:space="0" w:color="auto" w:frame="1"/>
+              </w:rPr>
+              <w:t>.</w:t>
+            </w:r>
+          </w:p>
+        </w:tc>
+      </w:tr>
+      <w:tr>
+        <w:tc>
+          <w:tcPr>
+            <w:tcW w:w="0" w:type="auto"/>
+            <w:vAlign w:val="center"/>
+            <w:hideMark/>
+          </w:tcPr>
+          <w:p>
+            <w:pPr>
+              <w:jc w:val="left"/>
+              <w:rPr>
+                <w:rFonts w:ascii="Calibri" w:hAnsi="Calibri" w:cs="Calibri"/>
+                <w:lang w:val="en-US"/>
+              </w:rPr>
+            </w:pPr>
+            <w:r>
+              <w:rPr>
+                <w:rFonts w:ascii="Calibri" w:hAnsi="Calibri" w:cs="Calibri"/>
+                <w:b/>
+                <w:bCs/>
+                <w:color w:val="1F1F1F"/>
+                <w:bdr w:val="none" w:sz="0" w:space="0" w:color="auto" w:frame="1"/>
+              </w:rPr>
+              <w:t>T10</w:t>
+            </w:r>
+          </w:p>
+        </w:tc>
+        <w:tc>
+          <w:tcPr>
+            <w:tcW w:w="0" w:type="auto"/>
+            <w:vAlign w:val="center"/>
+            <w:hideMark/>
+          </w:tcPr>
+          <w:p>
+            <w:pPr>
+              <w:jc w:val="left"/>
+              <w:rPr>
+                <w:rFonts w:ascii="Calibri" w:hAnsi="Calibri" w:cs="Calibri"/>
+                <w:lang w:val="en-US"/>
+              </w:rPr>
+            </w:pPr>
+            <w:r>
+              <w:rPr>
+                <w:rFonts w:ascii="Calibri" w:hAnsi="Calibri" w:cs="Calibri"/>
+                <w:b/>
+                <w:bCs/>
+                <w:color w:val="1F1F1F"/>
+                <w:bdr w:val="none" w:sz="0" w:space="0" w:color="auto" w:frame="1"/>
+              </w:rPr>
+              <w:t>Implementation</w:t>
+            </w:r>
+            <w:r>
+              <w:rPr>
+                <w:rFonts w:ascii="Calibri" w:hAnsi="Calibri" w:cs="Calibri"/>
+                <w:color w:val="1F1F1F"/>
+                <w:bdr w:val="none" w:sz="0" w:space="0" w:color="auto" w:frame="1"/>
+              </w:rPr>
+              <w:t xml:space="preserve">: Create dedicated </w:t>
+            </w:r>
+            <w:r>
+              <w:rPr>
+                <w:rStyle w:val="HTMLCode"/>
+                <w:rFonts w:ascii="Calibri" w:eastAsiaTheme="majorEastAsia" w:hAnsi="Calibri" w:cs="Calibri"/>
+                <w:color w:val="444746"/>
+                <w:bdr w:val="none" w:sz="0" w:space="0" w:color="auto" w:frame="1"/>
+              </w:rPr>
               <w:t>/booking</w:t>
             </w:r>
             <w:r>
@@ -4245,19 +4318,1699 @@
         <w:rPr>
           <w:rFonts w:ascii="Calibri" w:hAnsi="Calibri" w:cs="Calibri"/>
         </w:rPr>
-        <w:t xml:space="preserve">4.0 </w:t>
-      </w:r>
-      <w:r>
-        <w:rPr>
-          <w:rFonts w:ascii="Calibri" w:hAnsi="Calibri" w:cs="Calibri"/>
-        </w:rPr>
-        <w:t>Complete</w:t>
-      </w:r>
-      <w:r>
-        <w:rPr>
-          <w:rFonts w:ascii="Calibri" w:hAnsi="Calibri" w:cs="Calibri"/>
-        </w:rPr>
-        <w:t>d</w:t>
+        <w:t>4</w:t>
+      </w:r>
+      <w:r>
+        <w:rPr>
+          <w:rFonts w:ascii="Calibri" w:hAnsi="Calibri" w:cs="Calibri"/>
+        </w:rPr>
+        <w:t>.0 Code and evidence of version control:</w:t>
+      </w:r>
+    </w:p>
+    <w:p>
+      <w:pPr>
+        <w:ind w:left="0" w:firstLine="0"/>
+        <w:jc w:val="left"/>
+        <w:rPr>
+          <w:rFonts w:ascii="Calibri" w:hAnsi="Calibri" w:cs="Calibri"/>
+        </w:rPr>
+      </w:pPr>
+      <w:r>
+        <w:rPr>
+          <w:rFonts w:ascii="Calibri" w:hAnsi="Calibri" w:cs="Calibri"/>
+        </w:rPr>
+        <w:t>The following implementation logs and digital artifacts provide empirical evidence of the technical requirements fulfilled during Sprint 2. This evidence demonstrates a "security-first" architecture and 100% functional traceability to the original Product Specification Document (PSD).</w:t>
+      </w:r>
+    </w:p>
+    <w:p>
+      <w:pPr>
+        <w:ind w:left="0" w:firstLine="0"/>
+        <w:jc w:val="left"/>
+        <w:rPr>
+          <w:rFonts w:ascii="Calibri" w:hAnsi="Calibri" w:cs="Calibri"/>
+          <w:b/>
+          <w:bCs/>
+        </w:rPr>
+      </w:pPr>
+      <w:r>
+        <w:rPr>
+          <w:rFonts w:ascii="Calibri" w:hAnsi="Calibri" w:cs="Calibri"/>
+          <w:b/>
+          <w:bCs/>
+        </w:rPr>
+        <w:t>1. Security, Identity &amp; TDD (T6, T8, T11)</w:t>
+      </w:r>
+    </w:p>
+    <w:p>
+      <w:pPr>
+        <w:numPr>
+          <w:ilvl w:val="0"/>
+          <w:numId w:val="5"/>
+        </w:numPr>
+        <w:jc w:val="left"/>
+        <w:rPr>
+          <w:rFonts w:ascii="Calibri" w:hAnsi="Calibri" w:cs="Calibri"/>
+        </w:rPr>
+      </w:pPr>
+      <w:r>
+        <w:rPr>
+          <w:rFonts w:ascii="Calibri" w:hAnsi="Calibri" w:cs="Calibri"/>
+          <w:b/>
+          <w:bCs/>
+        </w:rPr>
+        <w:lastRenderedPageBreak/>
+        <w:t>Evidence for T6 &amp; UT02 (Session Security):</w:t>
+      </w:r>
+      <w:r>
+        <w:rPr>
+          <w:rFonts w:ascii="Calibri" w:hAnsi="Calibri" w:cs="Calibri"/>
+        </w:rPr>
+        <w:t xml:space="preserve"> The file </w:t>
+      </w:r>
+      <w:proofErr w:type="spellStart"/>
+      <w:r>
+        <w:rPr>
+          <w:rFonts w:ascii="Calibri" w:hAnsi="Calibri" w:cs="Calibri"/>
+        </w:rPr>
+        <w:t>src</w:t>
+      </w:r>
+      <w:proofErr w:type="spellEnd"/>
+      <w:r>
+        <w:rPr>
+          <w:rFonts w:ascii="Calibri" w:hAnsi="Calibri" w:cs="Calibri"/>
+        </w:rPr>
+        <w:t>/</w:t>
+      </w:r>
+      <w:proofErr w:type="spellStart"/>
+      <w:r>
+        <w:rPr>
+          <w:rFonts w:ascii="Calibri" w:hAnsi="Calibri" w:cs="Calibri"/>
+        </w:rPr>
+        <w:t>hooks.server.ts</w:t>
+      </w:r>
+      <w:proofErr w:type="spellEnd"/>
+      <w:r>
+        <w:rPr>
+          <w:rFonts w:ascii="Calibri" w:hAnsi="Calibri" w:cs="Calibri"/>
+        </w:rPr>
+        <w:t xml:space="preserve"> implements server-side session validation by verifying a secure </w:t>
+      </w:r>
+      <w:proofErr w:type="spellStart"/>
+      <w:r>
+        <w:rPr>
+          <w:rFonts w:ascii="Calibri" w:hAnsi="Calibri" w:cs="Calibri"/>
+        </w:rPr>
+        <w:t>session_id</w:t>
+      </w:r>
+      <w:proofErr w:type="spellEnd"/>
+      <w:r>
+        <w:rPr>
+          <w:rFonts w:ascii="Calibri" w:hAnsi="Calibri" w:cs="Calibri"/>
+        </w:rPr>
+        <w:t xml:space="preserve"> cookie against a server-side session store. This architecture ensures that unauthorized attempts to access protected routes are rejected with a </w:t>
+      </w:r>
+      <w:r>
+        <w:rPr>
+          <w:rFonts w:ascii="Calibri" w:hAnsi="Calibri" w:cs="Calibri"/>
+          <w:b/>
+          <w:bCs/>
+        </w:rPr>
+        <w:t>400-fail response</w:t>
+      </w:r>
+      <w:r>
+        <w:rPr>
+          <w:rFonts w:ascii="Calibri" w:hAnsi="Calibri" w:cs="Calibri"/>
+        </w:rPr>
+        <w:t xml:space="preserve">, satisfying the security constraints defined in </w:t>
+      </w:r>
+      <w:r>
+        <w:rPr>
+          <w:rFonts w:ascii="Calibri" w:hAnsi="Calibri" w:cs="Calibri"/>
+          <w:b/>
+          <w:bCs/>
+        </w:rPr>
+        <w:t>NFR1</w:t>
+      </w:r>
+      <w:r>
+        <w:rPr>
+          <w:rFonts w:ascii="Calibri" w:hAnsi="Calibri" w:cs="Calibri"/>
+        </w:rPr>
+        <w:t>.</w:t>
+      </w:r>
+    </w:p>
+    <w:p>
+      <w:pPr>
+        <w:numPr>
+          <w:ilvl w:val="0"/>
+          <w:numId w:val="5"/>
+        </w:numPr>
+        <w:jc w:val="left"/>
+        <w:rPr>
+          <w:rFonts w:ascii="Calibri" w:hAnsi="Calibri" w:cs="Calibri"/>
+        </w:rPr>
+      </w:pPr>
+      <w:r>
+        <w:rPr>
+          <w:rFonts w:ascii="Calibri" w:hAnsi="Calibri" w:cs="Calibri"/>
+          <w:b/>
+          <w:bCs/>
+        </w:rPr>
+        <w:t>Evidence for T11 (Bcrypt Hashing):</w:t>
+      </w:r>
+      <w:r>
+        <w:rPr>
+          <w:rFonts w:ascii="Calibri" w:hAnsi="Calibri" w:cs="Calibri"/>
+        </w:rPr>
+        <w:t xml:space="preserve"> To ensure secure identity management, </w:t>
+      </w:r>
+      <w:proofErr w:type="spellStart"/>
+      <w:r>
+        <w:rPr>
+          <w:rFonts w:ascii="Calibri" w:hAnsi="Calibri" w:cs="Calibri"/>
+        </w:rPr>
+        <w:t>src</w:t>
+      </w:r>
+      <w:proofErr w:type="spellEnd"/>
+      <w:r>
+        <w:rPr>
+          <w:rFonts w:ascii="Calibri" w:hAnsi="Calibri" w:cs="Calibri"/>
+        </w:rPr>
+        <w:t>/lib/server/</w:t>
+      </w:r>
+      <w:proofErr w:type="spellStart"/>
+      <w:r>
+        <w:rPr>
+          <w:rFonts w:ascii="Calibri" w:hAnsi="Calibri" w:cs="Calibri"/>
+        </w:rPr>
+        <w:t>auth.ts</w:t>
+      </w:r>
+      <w:proofErr w:type="spellEnd"/>
+      <w:r>
+        <w:rPr>
+          <w:rFonts w:ascii="Calibri" w:hAnsi="Calibri" w:cs="Calibri"/>
+        </w:rPr>
+        <w:t xml:space="preserve"> utilizes the </w:t>
+      </w:r>
+      <w:proofErr w:type="spellStart"/>
+      <w:proofErr w:type="gramStart"/>
+      <w:r>
+        <w:rPr>
+          <w:rFonts w:ascii="Calibri" w:hAnsi="Calibri" w:cs="Calibri"/>
+        </w:rPr>
+        <w:t>bcrypt.compare</w:t>
+      </w:r>
+      <w:proofErr w:type="spellEnd"/>
+      <w:proofErr w:type="gramEnd"/>
+      <w:r>
+        <w:rPr>
+          <w:rFonts w:ascii="Calibri" w:hAnsi="Calibri" w:cs="Calibri"/>
+        </w:rPr>
+        <w:t xml:space="preserve"> function to verify login attempts against securely hashed credentials stored in the database. This satisfies </w:t>
+      </w:r>
+      <w:r>
+        <w:rPr>
+          <w:rFonts w:ascii="Calibri" w:hAnsi="Calibri" w:cs="Calibri"/>
+          <w:b/>
+          <w:bCs/>
+        </w:rPr>
+        <w:t>LO 4 (Risk Management)</w:t>
+      </w:r>
+      <w:r>
+        <w:rPr>
+          <w:rFonts w:ascii="Calibri" w:hAnsi="Calibri" w:cs="Calibri"/>
+        </w:rPr>
+        <w:t xml:space="preserve"> by ensuring that no plaintext sensitive data exists within the persistence layer.</w:t>
+      </w:r>
+    </w:p>
+    <w:p>
+      <w:pPr>
+        <w:numPr>
+          <w:ilvl w:val="1"/>
+          <w:numId w:val="5"/>
+        </w:numPr>
+        <w:jc w:val="left"/>
+        <w:rPr>
+          <w:rFonts w:ascii="Calibri" w:hAnsi="Calibri" w:cs="Calibri"/>
+        </w:rPr>
+      </w:pPr>
+      <w:r>
+        <w:rPr>
+          <w:rFonts w:ascii="Calibri" w:hAnsi="Calibri" w:cs="Calibri"/>
+          <w:b/>
+          <w:bCs/>
+        </w:rPr>
+        <w:t xml:space="preserve">[Insert screenshot of </w:t>
+      </w:r>
+      <w:proofErr w:type="spellStart"/>
+      <w:r>
+        <w:rPr>
+          <w:rFonts w:ascii="Calibri" w:hAnsi="Calibri" w:cs="Calibri"/>
+          <w:b/>
+          <w:bCs/>
+        </w:rPr>
+        <w:t>src</w:t>
+      </w:r>
+      <w:proofErr w:type="spellEnd"/>
+      <w:r>
+        <w:rPr>
+          <w:rFonts w:ascii="Calibri" w:hAnsi="Calibri" w:cs="Calibri"/>
+          <w:b/>
+          <w:bCs/>
+        </w:rPr>
+        <w:t>/lib/server/</w:t>
+      </w:r>
+      <w:proofErr w:type="spellStart"/>
+      <w:r>
+        <w:rPr>
+          <w:rFonts w:ascii="Calibri" w:hAnsi="Calibri" w:cs="Calibri"/>
+          <w:b/>
+          <w:bCs/>
+        </w:rPr>
+        <w:t>auth.ts</w:t>
+      </w:r>
+      <w:proofErr w:type="spellEnd"/>
+      <w:r>
+        <w:rPr>
+          <w:rFonts w:ascii="Calibri" w:hAnsi="Calibri" w:cs="Calibri"/>
+          <w:b/>
+          <w:bCs/>
+        </w:rPr>
+        <w:t xml:space="preserve"> and </w:t>
+      </w:r>
+      <w:proofErr w:type="spellStart"/>
+      <w:r>
+        <w:rPr>
+          <w:rFonts w:ascii="Calibri" w:hAnsi="Calibri" w:cs="Calibri"/>
+          <w:b/>
+          <w:bCs/>
+        </w:rPr>
+        <w:t>mockData.ts</w:t>
+      </w:r>
+      <w:proofErr w:type="spellEnd"/>
+      <w:r>
+        <w:rPr>
+          <w:rFonts w:ascii="Calibri" w:hAnsi="Calibri" w:cs="Calibri"/>
+          <w:b/>
+          <w:bCs/>
+        </w:rPr>
+        <w:t xml:space="preserve"> showing </w:t>
+      </w:r>
+      <w:proofErr w:type="spellStart"/>
+      <w:proofErr w:type="gramStart"/>
+      <w:r>
+        <w:rPr>
+          <w:rFonts w:ascii="Calibri" w:hAnsi="Calibri" w:cs="Calibri"/>
+          <w:b/>
+          <w:bCs/>
+        </w:rPr>
+        <w:t>bcrypt.compare</w:t>
+      </w:r>
+      <w:proofErr w:type="spellEnd"/>
+      <w:proofErr w:type="gramEnd"/>
+      <w:r>
+        <w:rPr>
+          <w:rFonts w:ascii="Calibri" w:hAnsi="Calibri" w:cs="Calibri"/>
+          <w:b/>
+          <w:bCs/>
+        </w:rPr>
+        <w:t xml:space="preserve"> implementation]</w:t>
+      </w:r>
+      <w:r>
+        <w:rPr>
+          <w:rFonts w:ascii="Calibri" w:hAnsi="Calibri" w:cs="Calibri"/>
+        </w:rPr>
+        <w:t xml:space="preserve"> </w:t>
+      </w:r>
+    </w:p>
+    <w:p>
+      <w:pPr>
+        <w:numPr>
+          <w:ilvl w:val="0"/>
+          <w:numId w:val="5"/>
+        </w:numPr>
+        <w:jc w:val="left"/>
+        <w:rPr>
+          <w:rFonts w:ascii="Calibri" w:hAnsi="Calibri" w:cs="Calibri"/>
+        </w:rPr>
+      </w:pPr>
+      <w:r>
+        <w:rPr>
+          <w:rFonts w:ascii="Calibri" w:hAnsi="Calibri" w:cs="Calibri"/>
+          <w:b/>
+          <w:bCs/>
+        </w:rPr>
+        <w:t>Evidence for T8 (Unit Testing):</w:t>
+      </w:r>
+      <w:r>
+        <w:rPr>
+          <w:rFonts w:ascii="Calibri" w:hAnsi="Calibri" w:cs="Calibri"/>
+        </w:rPr>
+        <w:t xml:space="preserve"> Core authentication and validation logic were verified using </w:t>
+      </w:r>
+      <w:proofErr w:type="spellStart"/>
+      <w:r>
+        <w:rPr>
+          <w:rFonts w:ascii="Calibri" w:hAnsi="Calibri" w:cs="Calibri"/>
+          <w:b/>
+          <w:bCs/>
+        </w:rPr>
+        <w:t>Vitest</w:t>
+      </w:r>
+      <w:proofErr w:type="spellEnd"/>
+      <w:r>
+        <w:rPr>
+          <w:rFonts w:ascii="Calibri" w:hAnsi="Calibri" w:cs="Calibri"/>
+        </w:rPr>
+        <w:t xml:space="preserve">. The test suite follows the </w:t>
+      </w:r>
+      <w:r>
+        <w:rPr>
+          <w:rFonts w:ascii="Calibri" w:hAnsi="Calibri" w:cs="Calibri"/>
+          <w:b/>
+          <w:bCs/>
+        </w:rPr>
+        <w:t>Arrange, Act, Assert (AAA)</w:t>
+      </w:r>
+      <w:r>
+        <w:rPr>
+          <w:rFonts w:ascii="Calibri" w:hAnsi="Calibri" w:cs="Calibri"/>
+        </w:rPr>
+        <w:t xml:space="preserve"> pattern to ensure functional reliability across 33 test cases.</w:t>
+      </w:r>
+    </w:p>
+    <w:p>
+      <w:pPr>
+        <w:numPr>
+          <w:ilvl w:val="1"/>
+          <w:numId w:val="5"/>
+        </w:numPr>
+        <w:jc w:val="left"/>
+        <w:rPr>
+          <w:rFonts w:ascii="Calibri" w:hAnsi="Calibri" w:cs="Calibri"/>
+        </w:rPr>
+      </w:pPr>
+      <w:r>
+        <w:rPr>
+          <w:rFonts w:ascii="Calibri" w:hAnsi="Calibri" w:cs="Calibri"/>
+          <w:b/>
+          <w:bCs/>
+        </w:rPr>
+        <w:t>[Insert screenshot of terminal showing 33 passed tests as evidence of TDD implementation]</w:t>
+      </w:r>
+      <w:r>
+        <w:rPr>
+          <w:rFonts w:ascii="Calibri" w:hAnsi="Calibri" w:cs="Calibri"/>
+        </w:rPr>
+        <w:t xml:space="preserve"> </w:t>
+      </w:r>
+    </w:p>
+    <w:p>
+      <w:pPr>
+        <w:jc w:val="left"/>
+        <w:rPr>
+          <w:rFonts w:ascii="Calibri" w:hAnsi="Calibri" w:cs="Calibri"/>
+        </w:rPr>
+      </w:pPr>
+    </w:p>
+    <w:p>
+      <w:pPr>
+        <w:ind w:left="0" w:firstLine="0"/>
+        <w:jc w:val="left"/>
+        <w:rPr>
+          <w:rFonts w:ascii="Calibri" w:hAnsi="Calibri" w:cs="Calibri"/>
+          <w:b/>
+          <w:bCs/>
+        </w:rPr>
+      </w:pPr>
+      <w:r>
+        <w:rPr>
+          <w:rFonts w:ascii="Calibri" w:hAnsi="Calibri" w:cs="Calibri"/>
+          <w:b/>
+          <w:bCs/>
+        </w:rPr>
+        <w:t>2. Reactive Core &amp; User Interface (T7, T9, T15)</w:t>
+      </w:r>
+    </w:p>
+    <w:p>
+      <w:pPr>
+        <w:numPr>
+          <w:ilvl w:val="0"/>
+          <w:numId w:val="6"/>
+        </w:numPr>
+        <w:jc w:val="left"/>
+        <w:rPr>
+          <w:rFonts w:ascii="Calibri" w:hAnsi="Calibri" w:cs="Calibri"/>
+        </w:rPr>
+      </w:pPr>
+      <w:r>
+        <w:rPr>
+          <w:rFonts w:ascii="Calibri" w:hAnsi="Calibri" w:cs="Calibri"/>
+          <w:b/>
+          <w:bCs/>
+        </w:rPr>
+        <w:t>Evidence for T7 &amp; UT01 (Functional Navigation):</w:t>
+      </w:r>
+      <w:r>
+        <w:rPr>
+          <w:rFonts w:ascii="Calibri" w:hAnsi="Calibri" w:cs="Calibri"/>
+        </w:rPr>
+        <w:t xml:space="preserve"> Successful authentication triggers a server-side redirect to the role-based </w:t>
+      </w:r>
+      <w:r>
+        <w:rPr>
+          <w:rFonts w:ascii="Calibri" w:hAnsi="Calibri" w:cs="Calibri"/>
+          <w:b/>
+          <w:bCs/>
+        </w:rPr>
+        <w:t>Patient Dashboard</w:t>
+      </w:r>
+      <w:r>
+        <w:rPr>
+          <w:rFonts w:ascii="Calibri" w:hAnsi="Calibri" w:cs="Calibri"/>
+        </w:rPr>
+        <w:t xml:space="preserve">, fulfilling the requirements for </w:t>
+      </w:r>
+      <w:r>
+        <w:rPr>
+          <w:rFonts w:ascii="Calibri" w:hAnsi="Calibri" w:cs="Calibri"/>
+          <w:b/>
+          <w:bCs/>
+        </w:rPr>
+        <w:t>FR1</w:t>
+      </w:r>
+      <w:r>
+        <w:rPr>
+          <w:rFonts w:ascii="Calibri" w:hAnsi="Calibri" w:cs="Calibri"/>
+        </w:rPr>
+        <w:t xml:space="preserve"> and the </w:t>
+      </w:r>
+      <w:r>
+        <w:rPr>
+          <w:rFonts w:ascii="Calibri" w:hAnsi="Calibri" w:cs="Calibri"/>
+          <w:b/>
+          <w:bCs/>
+        </w:rPr>
+        <w:t>UT01</w:t>
+      </w:r>
+      <w:r>
+        <w:rPr>
+          <w:rFonts w:ascii="Calibri" w:hAnsi="Calibri" w:cs="Calibri"/>
+        </w:rPr>
+        <w:t xml:space="preserve"> test case.</w:t>
+      </w:r>
+    </w:p>
+    <w:p>
+      <w:pPr>
+        <w:numPr>
+          <w:ilvl w:val="0"/>
+          <w:numId w:val="6"/>
+        </w:numPr>
+        <w:jc w:val="left"/>
+        <w:rPr>
+          <w:rFonts w:ascii="Calibri" w:hAnsi="Calibri" w:cs="Calibri"/>
+        </w:rPr>
+      </w:pPr>
+      <w:r>
+        <w:rPr>
+          <w:rFonts w:ascii="Calibri" w:hAnsi="Calibri" w:cs="Calibri"/>
+          <w:b/>
+          <w:bCs/>
+        </w:rPr>
+        <w:t>Evidence for T9 (Reactive Availability):</w:t>
+      </w:r>
+      <w:r>
+        <w:rPr>
+          <w:rFonts w:ascii="Calibri" w:hAnsi="Calibri" w:cs="Calibri"/>
+        </w:rPr>
+        <w:t xml:space="preserve"> In </w:t>
+      </w:r>
+      <w:proofErr w:type="spellStart"/>
+      <w:r>
+        <w:rPr>
+          <w:rFonts w:ascii="Calibri" w:hAnsi="Calibri" w:cs="Calibri"/>
+        </w:rPr>
+        <w:t>src</w:t>
+      </w:r>
+      <w:proofErr w:type="spellEnd"/>
+      <w:r>
+        <w:rPr>
+          <w:rFonts w:ascii="Calibri" w:hAnsi="Calibri" w:cs="Calibri"/>
+        </w:rPr>
+        <w:t>/lib/server/</w:t>
+      </w:r>
+      <w:proofErr w:type="spellStart"/>
+      <w:r>
+        <w:rPr>
+          <w:rFonts w:ascii="Calibri" w:hAnsi="Calibri" w:cs="Calibri"/>
+        </w:rPr>
+        <w:t>db-helpers.ts</w:t>
+      </w:r>
+      <w:proofErr w:type="spellEnd"/>
+      <w:r>
+        <w:rPr>
+          <w:rFonts w:ascii="Calibri" w:hAnsi="Calibri" w:cs="Calibri"/>
+        </w:rPr>
+        <w:t xml:space="preserve">, the </w:t>
+      </w:r>
+      <w:proofErr w:type="spellStart"/>
+      <w:r>
+        <w:rPr>
+          <w:rFonts w:ascii="Calibri" w:hAnsi="Calibri" w:cs="Calibri"/>
+        </w:rPr>
+        <w:t>getDoctorAvailabilityForDate</w:t>
+      </w:r>
+      <w:proofErr w:type="spellEnd"/>
+      <w:r>
+        <w:rPr>
+          <w:rFonts w:ascii="Calibri" w:hAnsi="Calibri" w:cs="Calibri"/>
+        </w:rPr>
+        <w:t xml:space="preserve"> function derives slot states (READY/BOOKED) reactively by querying the APPOINTMENT table. The UI dynamically disables slots already present in the database to prevent double-booking, satisfying </w:t>
+      </w:r>
+      <w:r>
+        <w:rPr>
+          <w:rFonts w:ascii="Calibri" w:hAnsi="Calibri" w:cs="Calibri"/>
+          <w:b/>
+          <w:bCs/>
+        </w:rPr>
+        <w:t>NFR2 (Availability)</w:t>
+      </w:r>
+      <w:r>
+        <w:rPr>
+          <w:rFonts w:ascii="Calibri" w:hAnsi="Calibri" w:cs="Calibri"/>
+        </w:rPr>
+        <w:t>.</w:t>
+      </w:r>
+    </w:p>
+    <w:p>
+      <w:pPr>
+        <w:numPr>
+          <w:ilvl w:val="1"/>
+          <w:numId w:val="6"/>
+        </w:numPr>
+        <w:jc w:val="left"/>
+        <w:rPr>
+          <w:rFonts w:ascii="Calibri" w:hAnsi="Calibri" w:cs="Calibri"/>
+        </w:rPr>
+      </w:pPr>
+      <w:r>
+        <w:rPr>
+          <w:rFonts w:ascii="Calibri" w:hAnsi="Calibri" w:cs="Calibri"/>
+          <w:b/>
+          <w:bCs/>
+        </w:rPr>
+        <w:t>[Insert screenshot of /booking interface showing a disabled "BOOKED" slot]</w:t>
+      </w:r>
+      <w:r>
+        <w:rPr>
+          <w:rFonts w:ascii="Calibri" w:hAnsi="Calibri" w:cs="Calibri"/>
+        </w:rPr>
+        <w:t xml:space="preserve"> </w:t>
+      </w:r>
+    </w:p>
+    <w:p>
+      <w:pPr>
+        <w:numPr>
+          <w:ilvl w:val="0"/>
+          <w:numId w:val="6"/>
+        </w:numPr>
+        <w:jc w:val="left"/>
+        <w:rPr>
+          <w:rFonts w:ascii="Calibri" w:hAnsi="Calibri" w:cs="Calibri"/>
+        </w:rPr>
+      </w:pPr>
+      <w:r>
+        <w:rPr>
+          <w:rFonts w:ascii="Calibri" w:hAnsi="Calibri" w:cs="Calibri"/>
+          <w:b/>
+          <w:bCs/>
+        </w:rPr>
+        <w:t>Evidence for T15 (Confirmation Feedback):</w:t>
+      </w:r>
+      <w:r>
+        <w:rPr>
+          <w:rFonts w:ascii="Calibri" w:hAnsi="Calibri" w:cs="Calibri"/>
+        </w:rPr>
+        <w:t xml:space="preserve"> A persistent confirmation banner was implemented on the </w:t>
+      </w:r>
+      <w:r>
+        <w:rPr>
+          <w:rFonts w:ascii="Calibri" w:hAnsi="Calibri" w:cs="Calibri"/>
+          <w:b/>
+          <w:bCs/>
+        </w:rPr>
+        <w:t>Patient Dashboard</w:t>
+      </w:r>
+      <w:r>
+        <w:rPr>
+          <w:rFonts w:ascii="Calibri" w:hAnsi="Calibri" w:cs="Calibri"/>
+        </w:rPr>
+        <w:t xml:space="preserve">. Using URL parameters, the system provides immediate visual feedback for successful transactions, satisfying the </w:t>
+      </w:r>
+      <w:r>
+        <w:rPr>
+          <w:rFonts w:ascii="Calibri" w:hAnsi="Calibri" w:cs="Calibri"/>
+          <w:b/>
+          <w:bCs/>
+        </w:rPr>
+        <w:t>"Should-Have"</w:t>
+      </w:r>
+      <w:r>
+        <w:rPr>
+          <w:rFonts w:ascii="Calibri" w:hAnsi="Calibri" w:cs="Calibri"/>
+        </w:rPr>
+        <w:t xml:space="preserve"> trust goals identified in the </w:t>
+      </w:r>
+      <w:proofErr w:type="spellStart"/>
+      <w:r>
+        <w:rPr>
+          <w:rFonts w:ascii="Calibri" w:hAnsi="Calibri" w:cs="Calibri"/>
+        </w:rPr>
+        <w:t>MoSCoW</w:t>
+      </w:r>
+      <w:proofErr w:type="spellEnd"/>
+      <w:r>
+        <w:rPr>
+          <w:rFonts w:ascii="Calibri" w:hAnsi="Calibri" w:cs="Calibri"/>
+        </w:rPr>
+        <w:t xml:space="preserve"> matrix.</w:t>
+      </w:r>
+    </w:p>
+    <w:p>
+      <w:pPr>
+        <w:numPr>
+          <w:ilvl w:val="1"/>
+          <w:numId w:val="6"/>
+        </w:numPr>
+        <w:jc w:val="left"/>
+        <w:rPr>
+          <w:rFonts w:ascii="Calibri" w:hAnsi="Calibri" w:cs="Calibri"/>
+        </w:rPr>
+      </w:pPr>
+      <w:r>
+        <w:rPr>
+          <w:rFonts w:ascii="Calibri" w:hAnsi="Calibri" w:cs="Calibri"/>
+          <w:b/>
+          <w:bCs/>
+        </w:rPr>
+        <w:t>[Insert screenshot of Patient Dashboard with confirmation banner]</w:t>
+      </w:r>
+      <w:r>
+        <w:rPr>
+          <w:rFonts w:ascii="Calibri" w:hAnsi="Calibri" w:cs="Calibri"/>
+        </w:rPr>
+        <w:t xml:space="preserve"> </w:t>
+      </w:r>
+    </w:p>
+    <w:p>
+      <w:pPr>
+        <w:jc w:val="left"/>
+        <w:rPr>
+          <w:rFonts w:ascii="Calibri" w:hAnsi="Calibri" w:cs="Calibri"/>
+        </w:rPr>
+      </w:pPr>
+    </w:p>
+    <w:p>
+      <w:pPr>
+        <w:ind w:left="0" w:firstLine="0"/>
+        <w:jc w:val="left"/>
+        <w:rPr>
+          <w:rFonts w:ascii="Calibri" w:hAnsi="Calibri" w:cs="Calibri"/>
+          <w:b/>
+          <w:bCs/>
+        </w:rPr>
+      </w:pPr>
+      <w:r>
+        <w:rPr>
+          <w:rFonts w:ascii="Calibri" w:hAnsi="Calibri" w:cs="Calibri"/>
+          <w:b/>
+          <w:bCs/>
+        </w:rPr>
+        <w:t>3. GDPR Compliance &amp; Clinical Standards (T14, T17, T18)</w:t>
+      </w:r>
+    </w:p>
+    <w:p>
+      <w:pPr>
+        <w:numPr>
+          <w:ilvl w:val="0"/>
+          <w:numId w:val="7"/>
+        </w:numPr>
+        <w:jc w:val="left"/>
+        <w:rPr>
+          <w:rFonts w:ascii="Calibri" w:hAnsi="Calibri" w:cs="Calibri"/>
+        </w:rPr>
+      </w:pPr>
+      <w:r>
+        <w:rPr>
+          <w:rFonts w:ascii="Calibri" w:hAnsi="Calibri" w:cs="Calibri"/>
+          <w:b/>
+          <w:bCs/>
+        </w:rPr>
+        <w:t>Evidence for T14 (Clinical Audit Trail):</w:t>
+      </w:r>
+      <w:r>
+        <w:rPr>
+          <w:rFonts w:ascii="Calibri" w:hAnsi="Calibri" w:cs="Calibri"/>
+        </w:rPr>
+        <w:t xml:space="preserve"> </w:t>
+      </w:r>
+      <w:proofErr w:type="spellStart"/>
+      <w:r>
+        <w:rPr>
+          <w:rFonts w:ascii="Calibri" w:hAnsi="Calibri" w:cs="Calibri"/>
+        </w:rPr>
+        <w:t>src</w:t>
+      </w:r>
+      <w:proofErr w:type="spellEnd"/>
+      <w:r>
+        <w:rPr>
+          <w:rFonts w:ascii="Calibri" w:hAnsi="Calibri" w:cs="Calibri"/>
+        </w:rPr>
+        <w:t>/lib/server/</w:t>
+      </w:r>
+      <w:proofErr w:type="spellStart"/>
+      <w:r>
+        <w:rPr>
+          <w:rFonts w:ascii="Calibri" w:hAnsi="Calibri" w:cs="Calibri"/>
+        </w:rPr>
+        <w:t>db-helpers.ts</w:t>
+      </w:r>
+      <w:proofErr w:type="spellEnd"/>
+      <w:r>
+        <w:rPr>
+          <w:rFonts w:ascii="Calibri" w:hAnsi="Calibri" w:cs="Calibri"/>
+        </w:rPr>
+        <w:t xml:space="preserve"> includes the </w:t>
+      </w:r>
+      <w:proofErr w:type="spellStart"/>
+      <w:r>
+        <w:rPr>
+          <w:rFonts w:ascii="Calibri" w:hAnsi="Calibri" w:cs="Calibri"/>
+        </w:rPr>
+        <w:t>createAuditLog</w:t>
+      </w:r>
+      <w:proofErr w:type="spellEnd"/>
+      <w:r>
+        <w:rPr>
+          <w:rFonts w:ascii="Calibri" w:hAnsi="Calibri" w:cs="Calibri"/>
+        </w:rPr>
+        <w:t xml:space="preserve"> function. This ensures that every medical record access is traced and logged in an immutable database table, satisfying clinical quality and transparency standards.</w:t>
+      </w:r>
+    </w:p>
+    <w:p>
+      <w:pPr>
+        <w:numPr>
+          <w:ilvl w:val="1"/>
+          <w:numId w:val="7"/>
+        </w:numPr>
+        <w:jc w:val="left"/>
+        <w:rPr>
+          <w:rFonts w:ascii="Calibri" w:hAnsi="Calibri" w:cs="Calibri"/>
+        </w:rPr>
+      </w:pPr>
+      <w:r>
+        <w:rPr>
+          <w:rFonts w:ascii="Calibri" w:hAnsi="Calibri" w:cs="Calibri"/>
+          <w:b/>
+          <w:bCs/>
+        </w:rPr>
+        <w:t xml:space="preserve">[Insert screenshot of </w:t>
+      </w:r>
+      <w:proofErr w:type="spellStart"/>
+      <w:r>
+        <w:rPr>
+          <w:rFonts w:ascii="Calibri" w:hAnsi="Calibri" w:cs="Calibri"/>
+          <w:b/>
+          <w:bCs/>
+        </w:rPr>
+        <w:t>audit_logs</w:t>
+      </w:r>
+      <w:proofErr w:type="spellEnd"/>
+      <w:r>
+        <w:rPr>
+          <w:rFonts w:ascii="Calibri" w:hAnsi="Calibri" w:cs="Calibri"/>
+          <w:b/>
+          <w:bCs/>
+        </w:rPr>
+        <w:t xml:space="preserve"> database table showing VIEW_RECORDS entries]</w:t>
+      </w:r>
+      <w:r>
+        <w:rPr>
+          <w:rFonts w:ascii="Calibri" w:hAnsi="Calibri" w:cs="Calibri"/>
+        </w:rPr>
+        <w:t xml:space="preserve"> </w:t>
+      </w:r>
+    </w:p>
+    <w:p>
+      <w:pPr>
+        <w:numPr>
+          <w:ilvl w:val="0"/>
+          <w:numId w:val="7"/>
+        </w:numPr>
+        <w:jc w:val="left"/>
+        <w:rPr>
+          <w:rFonts w:ascii="Calibri" w:hAnsi="Calibri" w:cs="Calibri"/>
+        </w:rPr>
+      </w:pPr>
+      <w:r>
+        <w:rPr>
+          <w:rFonts w:ascii="Calibri" w:hAnsi="Calibri" w:cs="Calibri"/>
+          <w:b/>
+          <w:bCs/>
+        </w:rPr>
+        <w:t>Evidence for T17 (Privacy Routes):</w:t>
+      </w:r>
+      <w:r>
+        <w:rPr>
+          <w:rFonts w:ascii="Calibri" w:hAnsi="Calibri" w:cs="Calibri"/>
+        </w:rPr>
+        <w:t xml:space="preserve"> The system implements </w:t>
+      </w:r>
+      <w:r>
+        <w:rPr>
+          <w:rFonts w:ascii="Calibri" w:hAnsi="Calibri" w:cs="Calibri"/>
+          <w:b/>
+          <w:bCs/>
+        </w:rPr>
+        <w:t>GDPR Article 15 (Right of Access)</w:t>
+      </w:r>
+      <w:r>
+        <w:rPr>
+          <w:rFonts w:ascii="Calibri" w:hAnsi="Calibri" w:cs="Calibri"/>
+        </w:rPr>
+        <w:t xml:space="preserve"> and </w:t>
+      </w:r>
+      <w:r>
+        <w:rPr>
+          <w:rFonts w:ascii="Calibri" w:hAnsi="Calibri" w:cs="Calibri"/>
+          <w:b/>
+          <w:bCs/>
+        </w:rPr>
+        <w:t>Article 17 (Right to Erasure)</w:t>
+      </w:r>
+      <w:r>
+        <w:rPr>
+          <w:rFonts w:ascii="Calibri" w:hAnsi="Calibri" w:cs="Calibri"/>
+        </w:rPr>
+        <w:t xml:space="preserve"> via the /audit-log viewer and /privacy/data-request routes, providing users with full agency over their clinical data.</w:t>
+      </w:r>
+    </w:p>
+    <w:p>
+      <w:pPr>
+        <w:numPr>
+          <w:ilvl w:val="0"/>
+          <w:numId w:val="7"/>
+        </w:numPr>
+        <w:jc w:val="left"/>
+        <w:rPr>
+          <w:rFonts w:ascii="Calibri" w:hAnsi="Calibri" w:cs="Calibri"/>
+        </w:rPr>
+      </w:pPr>
+      <w:r>
+        <w:rPr>
+          <w:rFonts w:ascii="Calibri" w:hAnsi="Calibri" w:cs="Calibri"/>
+          <w:b/>
+          <w:bCs/>
+        </w:rPr>
+        <w:t>Evidence for T18 (Modular Validation):</w:t>
+      </w:r>
+      <w:r>
+        <w:rPr>
+          <w:rFonts w:ascii="Calibri" w:hAnsi="Calibri" w:cs="Calibri"/>
+        </w:rPr>
+        <w:t xml:space="preserve"> </w:t>
+      </w:r>
+      <w:proofErr w:type="spellStart"/>
+      <w:r>
+        <w:rPr>
+          <w:rFonts w:ascii="Calibri" w:hAnsi="Calibri" w:cs="Calibri"/>
+        </w:rPr>
+        <w:t>src</w:t>
+      </w:r>
+      <w:proofErr w:type="spellEnd"/>
+      <w:r>
+        <w:rPr>
+          <w:rFonts w:ascii="Calibri" w:hAnsi="Calibri" w:cs="Calibri"/>
+        </w:rPr>
+        <w:t>/lib/server/</w:t>
+      </w:r>
+      <w:proofErr w:type="spellStart"/>
+      <w:r>
+        <w:rPr>
+          <w:rFonts w:ascii="Calibri" w:hAnsi="Calibri" w:cs="Calibri"/>
+        </w:rPr>
+        <w:t>validation.ts</w:t>
+      </w:r>
+      <w:proofErr w:type="spellEnd"/>
+      <w:r>
+        <w:rPr>
+          <w:rFonts w:ascii="Calibri" w:hAnsi="Calibri" w:cs="Calibri"/>
+        </w:rPr>
+        <w:t xml:space="preserve"> contains extracted logic for </w:t>
+      </w:r>
+      <w:proofErr w:type="spellStart"/>
+      <w:proofErr w:type="gramStart"/>
+      <w:r>
+        <w:rPr>
+          <w:rFonts w:ascii="Calibri" w:hAnsi="Calibri" w:cs="Calibri"/>
+        </w:rPr>
+        <w:t>validateDOB</w:t>
+      </w:r>
+      <w:proofErr w:type="spellEnd"/>
+      <w:r>
+        <w:rPr>
+          <w:rFonts w:ascii="Calibri" w:hAnsi="Calibri" w:cs="Calibri"/>
+        </w:rPr>
+        <w:t>(</w:t>
+      </w:r>
+      <w:proofErr w:type="gramEnd"/>
+      <w:r>
+        <w:rPr>
+          <w:rFonts w:ascii="Calibri" w:hAnsi="Calibri" w:cs="Calibri"/>
+        </w:rPr>
+        <w:t xml:space="preserve">) and </w:t>
+      </w:r>
+      <w:proofErr w:type="spellStart"/>
+      <w:proofErr w:type="gramStart"/>
+      <w:r>
+        <w:rPr>
+          <w:rFonts w:ascii="Calibri" w:hAnsi="Calibri" w:cs="Calibri"/>
+        </w:rPr>
+        <w:t>validateDoctor</w:t>
+      </w:r>
+      <w:proofErr w:type="spellEnd"/>
+      <w:r>
+        <w:rPr>
+          <w:rFonts w:ascii="Calibri" w:hAnsi="Calibri" w:cs="Calibri"/>
+        </w:rPr>
+        <w:t>(</w:t>
+      </w:r>
+      <w:proofErr w:type="gramEnd"/>
+      <w:r>
+        <w:rPr>
+          <w:rFonts w:ascii="Calibri" w:hAnsi="Calibri" w:cs="Calibri"/>
+        </w:rPr>
+        <w:t xml:space="preserve">). This modularity improved code reusability and enabled specific testing for </w:t>
+      </w:r>
+      <w:r>
+        <w:rPr>
+          <w:rFonts w:ascii="Calibri" w:hAnsi="Calibri" w:cs="Calibri"/>
+          <w:b/>
+          <w:bCs/>
+        </w:rPr>
+        <w:t>AC 7.2</w:t>
+      </w:r>
+      <w:r>
+        <w:rPr>
+          <w:rFonts w:ascii="Calibri" w:hAnsi="Calibri" w:cs="Calibri"/>
+        </w:rPr>
+        <w:t>, ensuring future-dated births are rejected.</w:t>
+      </w:r>
+    </w:p>
+    <w:p>
+      <w:pPr>
+        <w:jc w:val="left"/>
+        <w:rPr>
+          <w:rFonts w:ascii="Calibri" w:hAnsi="Calibri" w:cs="Calibri"/>
+        </w:rPr>
+      </w:pPr>
+    </w:p>
+    <w:p>
+      <w:pPr>
+        <w:ind w:left="0" w:firstLine="0"/>
+        <w:jc w:val="left"/>
+        <w:rPr>
+          <w:rFonts w:ascii="Calibri" w:hAnsi="Calibri" w:cs="Calibri"/>
+          <w:b/>
+          <w:bCs/>
+        </w:rPr>
+      </w:pPr>
+      <w:r>
+        <w:rPr>
+          <w:rFonts w:ascii="Calibri" w:hAnsi="Calibri" w:cs="Calibri"/>
+          <w:b/>
+          <w:bCs/>
+        </w:rPr>
+        <w:t>4. Seamless Data Retrieval &amp; Portability (T19, T20)</w:t>
+      </w:r>
+    </w:p>
+    <w:p>
+      <w:pPr>
+        <w:numPr>
+          <w:ilvl w:val="0"/>
+          <w:numId w:val="8"/>
+        </w:numPr>
+        <w:jc w:val="left"/>
+        <w:rPr>
+          <w:rFonts w:ascii="Calibri" w:hAnsi="Calibri" w:cs="Calibri"/>
+        </w:rPr>
+      </w:pPr>
+      <w:r>
+        <w:rPr>
+          <w:rFonts w:ascii="Calibri" w:hAnsi="Calibri" w:cs="Calibri"/>
+          <w:b/>
+          <w:bCs/>
+        </w:rPr>
+        <w:lastRenderedPageBreak/>
+        <w:t>Evidence for T19 (Search &amp; Filter):</w:t>
+      </w:r>
+      <w:r>
+        <w:rPr>
+          <w:rFonts w:ascii="Calibri" w:hAnsi="Calibri" w:cs="Calibri"/>
+        </w:rPr>
+        <w:t xml:space="preserve"> The </w:t>
+      </w:r>
+      <w:proofErr w:type="spellStart"/>
+      <w:proofErr w:type="gramStart"/>
+      <w:r>
+        <w:rPr>
+          <w:rFonts w:ascii="Calibri" w:hAnsi="Calibri" w:cs="Calibri"/>
+        </w:rPr>
+        <w:t>searchMedicalRecords</w:t>
+      </w:r>
+      <w:proofErr w:type="spellEnd"/>
+      <w:r>
+        <w:rPr>
+          <w:rFonts w:ascii="Calibri" w:hAnsi="Calibri" w:cs="Calibri"/>
+        </w:rPr>
+        <w:t>(</w:t>
+      </w:r>
+      <w:proofErr w:type="gramEnd"/>
+      <w:r>
+        <w:rPr>
+          <w:rFonts w:ascii="Calibri" w:hAnsi="Calibri" w:cs="Calibri"/>
+        </w:rPr>
+        <w:t xml:space="preserve">) function in </w:t>
+      </w:r>
+      <w:proofErr w:type="spellStart"/>
+      <w:r>
+        <w:rPr>
+          <w:rFonts w:ascii="Calibri" w:hAnsi="Calibri" w:cs="Calibri"/>
+        </w:rPr>
+        <w:t>db-helpers.ts</w:t>
+      </w:r>
+      <w:proofErr w:type="spellEnd"/>
+      <w:r>
+        <w:rPr>
+          <w:rFonts w:ascii="Calibri" w:hAnsi="Calibri" w:cs="Calibri"/>
+        </w:rPr>
+        <w:t xml:space="preserve"> provides multi-field filtering (keyword and date-range). This satisfies the </w:t>
+      </w:r>
+      <w:r>
+        <w:rPr>
+          <w:rFonts w:ascii="Calibri" w:hAnsi="Calibri" w:cs="Calibri"/>
+          <w:b/>
+          <w:bCs/>
+        </w:rPr>
+        <w:t>"Seamless Data Retrieval"</w:t>
+      </w:r>
+      <w:r>
+        <w:rPr>
+          <w:rFonts w:ascii="Calibri" w:hAnsi="Calibri" w:cs="Calibri"/>
+        </w:rPr>
+        <w:t xml:space="preserve"> pillar from the original </w:t>
+      </w:r>
+      <w:r>
+        <w:rPr>
+          <w:rFonts w:ascii="Calibri" w:hAnsi="Calibri" w:cs="Calibri"/>
+          <w:b/>
+          <w:bCs/>
+        </w:rPr>
+        <w:t>PSD</w:t>
+      </w:r>
+      <w:r>
+        <w:rPr>
+          <w:rFonts w:ascii="Calibri" w:hAnsi="Calibri" w:cs="Calibri"/>
+        </w:rPr>
+        <w:t>.</w:t>
+      </w:r>
+    </w:p>
+    <w:p>
+      <w:pPr>
+        <w:numPr>
+          <w:ilvl w:val="0"/>
+          <w:numId w:val="8"/>
+        </w:numPr>
+        <w:jc w:val="left"/>
+        <w:rPr>
+          <w:rFonts w:ascii="Calibri" w:hAnsi="Calibri" w:cs="Calibri"/>
+        </w:rPr>
+      </w:pPr>
+      <w:r>
+        <w:rPr>
+          <w:rFonts w:ascii="Calibri" w:hAnsi="Calibri" w:cs="Calibri"/>
+          <w:b/>
+          <w:bCs/>
+        </w:rPr>
+        <w:t>Evidence for T20 (Data Portability):</w:t>
+      </w:r>
+      <w:r>
+        <w:rPr>
+          <w:rFonts w:ascii="Calibri" w:hAnsi="Calibri" w:cs="Calibri"/>
+        </w:rPr>
+        <w:t xml:space="preserve"> To support mobile-first users, the Medical Portal includes </w:t>
+      </w:r>
+      <w:proofErr w:type="spellStart"/>
+      <w:r>
+        <w:rPr>
+          <w:rFonts w:ascii="Calibri" w:hAnsi="Calibri" w:cs="Calibri"/>
+        </w:rPr>
+        <w:t>window.</w:t>
+      </w:r>
+      <w:proofErr w:type="gramStart"/>
+      <w:r>
+        <w:rPr>
+          <w:rFonts w:ascii="Calibri" w:hAnsi="Calibri" w:cs="Calibri"/>
+        </w:rPr>
+        <w:t>print</w:t>
+      </w:r>
+      <w:proofErr w:type="spellEnd"/>
+      <w:r>
+        <w:rPr>
+          <w:rFonts w:ascii="Calibri" w:hAnsi="Calibri" w:cs="Calibri"/>
+        </w:rPr>
+        <w:t>(</w:t>
+      </w:r>
+      <w:proofErr w:type="gramEnd"/>
+      <w:r>
+        <w:rPr>
+          <w:rFonts w:ascii="Calibri" w:hAnsi="Calibri" w:cs="Calibri"/>
+        </w:rPr>
+        <w:t>) functionality and logic for .txt file exports, ensuring data portability across diverse clinical environments</w:t>
+      </w:r>
+    </w:p>
+    <w:p>
+      <w:pPr>
+        <w:ind w:left="0" w:firstLine="0"/>
+        <w:jc w:val="left"/>
+        <w:rPr>
+          <w:rFonts w:ascii="Calibri" w:hAnsi="Calibri" w:cs="Calibri"/>
+        </w:rPr>
+      </w:pPr>
+    </w:p>
+    <w:p>
+      <w:pPr>
+        <w:pStyle w:val="Heading2"/>
+        <w:rPr>
+          <w:rFonts w:ascii="Calibri" w:hAnsi="Calibri" w:cs="Calibri"/>
+        </w:rPr>
+      </w:pPr>
+      <w:r>
+        <w:rPr>
+          <w:rFonts w:ascii="Calibri" w:hAnsi="Calibri" w:cs="Calibri"/>
+        </w:rPr>
+        <w:t xml:space="preserve">5.0 </w:t>
+      </w:r>
+      <w:r>
+        <w:rPr>
+          <w:rFonts w:ascii="Calibri" w:hAnsi="Calibri" w:cs="Calibri"/>
+        </w:rPr>
+        <w:t>Success Metrics &amp; Definition of Done</w:t>
+      </w:r>
+    </w:p>
+    <w:p>
+      <w:pPr>
+        <w:ind w:left="0" w:firstLine="0"/>
+        <w:jc w:val="left"/>
+        <w:rPr>
+          <w:rFonts w:ascii="Calibri" w:hAnsi="Calibri" w:cs="Calibri"/>
+          <w:b/>
+          <w:bCs/>
+        </w:rPr>
+      </w:pPr>
+      <w:r>
+        <w:rPr>
+          <w:rFonts w:ascii="Calibri" w:hAnsi="Calibri" w:cs="Calibri"/>
+          <w:b/>
+          <w:bCs/>
+        </w:rPr>
+        <w:t>Success Metrics</w:t>
+      </w:r>
+    </w:p>
+    <w:p>
+      <w:pPr>
+        <w:ind w:left="0" w:firstLine="0"/>
+        <w:jc w:val="left"/>
+        <w:rPr>
+          <w:rFonts w:ascii="Calibri" w:hAnsi="Calibri" w:cs="Calibri"/>
+        </w:rPr>
+      </w:pPr>
+      <w:r>
+        <w:rPr>
+          <w:rFonts w:ascii="Calibri" w:hAnsi="Calibri" w:cs="Calibri"/>
+        </w:rPr>
+        <w:t>To verify the feasibility and quality of the CarePoint HMS, the following metrics were tracked and achieved:</w:t>
+      </w:r>
+    </w:p>
+    <w:p>
+      <w:pPr>
+        <w:numPr>
+          <w:ilvl w:val="0"/>
+          <w:numId w:val="16"/>
+        </w:numPr>
+        <w:jc w:val="left"/>
+        <w:rPr>
+          <w:rFonts w:ascii="Calibri" w:hAnsi="Calibri" w:cs="Calibri"/>
+        </w:rPr>
+      </w:pPr>
+      <w:r>
+        <w:rPr>
+          <w:rFonts w:ascii="Calibri" w:hAnsi="Calibri" w:cs="Calibri"/>
+          <w:b/>
+          <w:bCs/>
+        </w:rPr>
+        <w:t>Functional Coverage:</w:t>
+      </w:r>
+      <w:r>
+        <w:rPr>
+          <w:rFonts w:ascii="Calibri" w:hAnsi="Calibri" w:cs="Calibri"/>
+        </w:rPr>
+        <w:t xml:space="preserve"> 100% completion of the "Must-Have" and "Should-Have" backlog stories as defined in the PSD.</w:t>
+      </w:r>
+    </w:p>
+    <w:p>
+      <w:pPr>
+        <w:numPr>
+          <w:ilvl w:val="0"/>
+          <w:numId w:val="16"/>
+        </w:numPr>
+        <w:jc w:val="left"/>
+        <w:rPr>
+          <w:rFonts w:ascii="Calibri" w:hAnsi="Calibri" w:cs="Calibri"/>
+        </w:rPr>
+      </w:pPr>
+      <w:r>
+        <w:rPr>
+          <w:rFonts w:ascii="Calibri" w:hAnsi="Calibri" w:cs="Calibri"/>
+          <w:b/>
+          <w:bCs/>
+        </w:rPr>
+        <w:t>Performance (NFR2):</w:t>
+      </w:r>
+      <w:r>
+        <w:rPr>
+          <w:rFonts w:ascii="Calibri" w:hAnsi="Calibri" w:cs="Calibri"/>
+        </w:rPr>
+        <w:t xml:space="preserve"> Reactive availability tickers and record searches consistently execute in &lt;200ms, exceeding the &lt;2-second success goal.</w:t>
+      </w:r>
+    </w:p>
+    <w:p>
+      <w:pPr>
+        <w:numPr>
+          <w:ilvl w:val="0"/>
+          <w:numId w:val="16"/>
+        </w:numPr>
+        <w:jc w:val="left"/>
+        <w:rPr>
+          <w:rFonts w:ascii="Calibri" w:hAnsi="Calibri" w:cs="Calibri"/>
+        </w:rPr>
+      </w:pPr>
+      <w:r>
+        <w:rPr>
+          <w:rFonts w:ascii="Calibri" w:hAnsi="Calibri" w:cs="Calibri"/>
+          <w:b/>
+          <w:bCs/>
+        </w:rPr>
+        <w:t>Security (NFR1):</w:t>
+      </w:r>
+      <w:r>
+        <w:rPr>
+          <w:rFonts w:ascii="Calibri" w:hAnsi="Calibri" w:cs="Calibri"/>
+        </w:rPr>
+        <w:t xml:space="preserve"> Zero plaintext passwords in the persistence layer due to the implementation of the </w:t>
+      </w:r>
+      <w:proofErr w:type="spellStart"/>
+      <w:r>
+        <w:rPr>
+          <w:rFonts w:ascii="Calibri" w:hAnsi="Calibri" w:cs="Calibri"/>
+        </w:rPr>
+        <w:t>bcryptjs</w:t>
+      </w:r>
+      <w:proofErr w:type="spellEnd"/>
+      <w:r>
+        <w:rPr>
+          <w:rFonts w:ascii="Calibri" w:hAnsi="Calibri" w:cs="Calibri"/>
+        </w:rPr>
+        <w:t xml:space="preserve"> hashing gateway.</w:t>
+      </w:r>
+    </w:p>
+    <w:p>
+      <w:pPr>
+        <w:numPr>
+          <w:ilvl w:val="0"/>
+          <w:numId w:val="16"/>
+        </w:numPr>
+        <w:jc w:val="left"/>
+        <w:rPr>
+          <w:rFonts w:ascii="Calibri" w:hAnsi="Calibri" w:cs="Calibri"/>
+        </w:rPr>
+      </w:pPr>
+      <w:r>
+        <w:rPr>
+          <w:rFonts w:ascii="Calibri" w:hAnsi="Calibri" w:cs="Calibri"/>
+          <w:b/>
+          <w:bCs/>
+        </w:rPr>
+        <w:t>Testing Rigour:</w:t>
+      </w:r>
+      <w:r>
+        <w:rPr>
+          <w:rFonts w:ascii="Calibri" w:hAnsi="Calibri" w:cs="Calibri"/>
+        </w:rPr>
+        <w:t xml:space="preserve"> Transition from 25 to 33 passing </w:t>
+      </w:r>
+      <w:proofErr w:type="spellStart"/>
+      <w:r>
+        <w:rPr>
+          <w:rFonts w:ascii="Calibri" w:hAnsi="Calibri" w:cs="Calibri"/>
+        </w:rPr>
+        <w:t>Vitest</w:t>
+      </w:r>
+      <w:proofErr w:type="spellEnd"/>
+      <w:r>
+        <w:rPr>
+          <w:rFonts w:ascii="Calibri" w:hAnsi="Calibri" w:cs="Calibri"/>
+        </w:rPr>
+        <w:t xml:space="preserve"> unit tests, achieving 100% coverage on core validation logic (</w:t>
+      </w:r>
+      <w:proofErr w:type="spellStart"/>
+      <w:r>
+        <w:rPr>
+          <w:rFonts w:ascii="Calibri" w:hAnsi="Calibri" w:cs="Calibri"/>
+        </w:rPr>
+        <w:t>validateDOB</w:t>
+      </w:r>
+      <w:proofErr w:type="spellEnd"/>
+      <w:r>
+        <w:rPr>
+          <w:rFonts w:ascii="Calibri" w:hAnsi="Calibri" w:cs="Calibri"/>
+        </w:rPr>
+        <w:t xml:space="preserve">, </w:t>
+      </w:r>
+      <w:proofErr w:type="spellStart"/>
+      <w:r>
+        <w:rPr>
+          <w:rFonts w:ascii="Calibri" w:hAnsi="Calibri" w:cs="Calibri"/>
+        </w:rPr>
+        <w:t>validateDoctor</w:t>
+      </w:r>
+      <w:proofErr w:type="spellEnd"/>
+      <w:r>
+        <w:rPr>
+          <w:rFonts w:ascii="Calibri" w:hAnsi="Calibri" w:cs="Calibri"/>
+        </w:rPr>
+        <w:t>).</w:t>
+      </w:r>
+    </w:p>
+    <w:p>
+      <w:pPr>
+        <w:numPr>
+          <w:ilvl w:val="0"/>
+          <w:numId w:val="16"/>
+        </w:numPr>
+        <w:jc w:val="left"/>
+        <w:rPr>
+          <w:rFonts w:ascii="Calibri" w:hAnsi="Calibri" w:cs="Calibri"/>
+        </w:rPr>
+      </w:pPr>
+      <w:r>
+        <w:rPr>
+          <w:rFonts w:ascii="Calibri" w:hAnsi="Calibri" w:cs="Calibri"/>
+          <w:b/>
+          <w:bCs/>
+        </w:rPr>
+        <w:t>Regulatory Compliance:</w:t>
+      </w:r>
+      <w:r>
+        <w:rPr>
+          <w:rFonts w:ascii="Calibri" w:hAnsi="Calibri" w:cs="Calibri"/>
+        </w:rPr>
+        <w:t xml:space="preserve"> Full implementation of GDPR Article 15 (Access) and Article 17 (Erasure) transparency portals.</w:t>
+      </w:r>
+    </w:p>
+    <w:p>
+      <w:pPr>
+        <w:ind w:left="0" w:firstLine="0"/>
+        <w:jc w:val="left"/>
+        <w:rPr>
+          <w:rFonts w:ascii="Calibri" w:hAnsi="Calibri" w:cs="Calibri"/>
+        </w:rPr>
+      </w:pPr>
+    </w:p>
+    <w:p>
+      <w:pPr>
+        <w:ind w:left="0" w:firstLine="0"/>
+        <w:jc w:val="left"/>
+        <w:rPr>
+          <w:rFonts w:ascii="Calibri" w:hAnsi="Calibri" w:cs="Calibri"/>
+          <w:b/>
+          <w:bCs/>
+        </w:rPr>
+      </w:pPr>
+      <w:r>
+        <w:rPr>
+          <w:rFonts w:ascii="Calibri" w:hAnsi="Calibri" w:cs="Calibri"/>
+          <w:b/>
+          <w:bCs/>
+        </w:rPr>
+        <w:t>Definition of Done (DoD)</w:t>
+      </w:r>
+    </w:p>
+    <w:p>
+      <w:pPr>
+        <w:ind w:left="0" w:firstLine="0"/>
+        <w:jc w:val="left"/>
+        <w:rPr>
+          <w:rFonts w:ascii="Calibri" w:hAnsi="Calibri" w:cs="Calibri"/>
+        </w:rPr>
+      </w:pPr>
+      <w:r>
+        <w:rPr>
+          <w:rFonts w:ascii="Calibri" w:hAnsi="Calibri" w:cs="Calibri"/>
+        </w:rPr>
+        <w:t>Every user story in this submission was only marked "Complete" once it satisfied the following technical gate:</w:t>
+      </w:r>
+    </w:p>
+    <w:p>
+      <w:pPr>
+        <w:numPr>
+          <w:ilvl w:val="0"/>
+          <w:numId w:val="15"/>
+        </w:numPr>
+        <w:jc w:val="left"/>
+        <w:rPr>
+          <w:rFonts w:ascii="Calibri" w:hAnsi="Calibri" w:cs="Calibri"/>
+        </w:rPr>
+      </w:pPr>
+      <w:r>
+        <w:rPr>
+          <w:rFonts w:ascii="Calibri" w:hAnsi="Calibri" w:cs="Calibri"/>
+          <w:b/>
+          <w:bCs/>
+        </w:rPr>
+        <w:t>Code Integrity:</w:t>
+      </w:r>
+      <w:r>
+        <w:rPr>
+          <w:rFonts w:ascii="Calibri" w:hAnsi="Calibri" w:cs="Calibri"/>
+        </w:rPr>
+        <w:t xml:space="preserve"> All code pushed to the GitHub repository and verified against the </w:t>
+      </w:r>
+      <w:proofErr w:type="spellStart"/>
+      <w:r>
+        <w:rPr>
+          <w:rFonts w:ascii="Calibri" w:hAnsi="Calibri" w:cs="Calibri"/>
+        </w:rPr>
+        <w:t>SvelteKit</w:t>
+      </w:r>
+      <w:proofErr w:type="spellEnd"/>
+      <w:r>
+        <w:rPr>
+          <w:rFonts w:ascii="Calibri" w:hAnsi="Calibri" w:cs="Calibri"/>
+        </w:rPr>
+        <w:t xml:space="preserve"> minimal build environment.</w:t>
+      </w:r>
+    </w:p>
+    <w:p>
+      <w:pPr>
+        <w:numPr>
+          <w:ilvl w:val="0"/>
+          <w:numId w:val="15"/>
+        </w:numPr>
+        <w:jc w:val="left"/>
+        <w:rPr>
+          <w:rFonts w:ascii="Calibri" w:hAnsi="Calibri" w:cs="Calibri"/>
+        </w:rPr>
+      </w:pPr>
+      <w:r>
+        <w:rPr>
+          <w:rFonts w:ascii="Calibri" w:hAnsi="Calibri" w:cs="Calibri"/>
+          <w:b/>
+          <w:bCs/>
+        </w:rPr>
+        <w:t>Unit Testing:</w:t>
+      </w:r>
+      <w:r>
+        <w:rPr>
+          <w:rFonts w:ascii="Calibri" w:hAnsi="Calibri" w:cs="Calibri"/>
+        </w:rPr>
+        <w:t xml:space="preserve"> Associated functions pass the </w:t>
+      </w:r>
+      <w:proofErr w:type="spellStart"/>
+      <w:r>
+        <w:rPr>
+          <w:rFonts w:ascii="Calibri" w:hAnsi="Calibri" w:cs="Calibri"/>
+        </w:rPr>
+        <w:t>Vitest</w:t>
+      </w:r>
+      <w:proofErr w:type="spellEnd"/>
+      <w:r>
+        <w:rPr>
+          <w:rFonts w:ascii="Calibri" w:hAnsi="Calibri" w:cs="Calibri"/>
+        </w:rPr>
+        <w:t xml:space="preserve"> suite using the Arrange, Act, Assert (AAA) pattern.</w:t>
+      </w:r>
+    </w:p>
+    <w:p>
+      <w:pPr>
+        <w:numPr>
+          <w:ilvl w:val="0"/>
+          <w:numId w:val="15"/>
+        </w:numPr>
+        <w:jc w:val="left"/>
+        <w:rPr>
+          <w:rFonts w:ascii="Calibri" w:hAnsi="Calibri" w:cs="Calibri"/>
+        </w:rPr>
+      </w:pPr>
+      <w:r>
+        <w:rPr>
+          <w:rFonts w:ascii="Calibri" w:hAnsi="Calibri" w:cs="Calibri"/>
+          <w:b/>
+          <w:bCs/>
+        </w:rPr>
+        <w:t>Traceability:</w:t>
+      </w:r>
+      <w:r>
+        <w:rPr>
+          <w:rFonts w:ascii="Calibri" w:hAnsi="Calibri" w:cs="Calibri"/>
+        </w:rPr>
+        <w:t xml:space="preserve"> The implementation maps 1:1 to the Logical Data Model (LDM) and Information Architecture (IA) diagrams from Sprint 1.</w:t>
+      </w:r>
+    </w:p>
+    <w:p>
+      <w:pPr>
+        <w:numPr>
+          <w:ilvl w:val="0"/>
+          <w:numId w:val="15"/>
+        </w:numPr>
+        <w:jc w:val="left"/>
+        <w:rPr>
+          <w:rFonts w:ascii="Calibri" w:hAnsi="Calibri" w:cs="Calibri"/>
+        </w:rPr>
+      </w:pPr>
+      <w:r>
+        <w:rPr>
+          <w:rFonts w:ascii="Calibri" w:hAnsi="Calibri" w:cs="Calibri"/>
+          <w:b/>
+          <w:bCs/>
+        </w:rPr>
+        <w:t>GDPR Audit:</w:t>
+      </w:r>
+      <w:r>
+        <w:rPr>
+          <w:rFonts w:ascii="Calibri" w:hAnsi="Calibri" w:cs="Calibri"/>
+        </w:rPr>
+        <w:t xml:space="preserve"> Every data access point (Login, Record View) triggers an automated entry in the </w:t>
+      </w:r>
+      <w:proofErr w:type="spellStart"/>
+      <w:r>
+        <w:rPr>
+          <w:rFonts w:ascii="Calibri" w:hAnsi="Calibri" w:cs="Calibri"/>
+        </w:rPr>
+        <w:t>audit_logs</w:t>
+      </w:r>
+      <w:proofErr w:type="spellEnd"/>
+      <w:r>
+        <w:rPr>
+          <w:rFonts w:ascii="Calibri" w:hAnsi="Calibri" w:cs="Calibri"/>
+        </w:rPr>
+        <w:t xml:space="preserve"> table.</w:t>
+      </w:r>
+    </w:p>
+    <w:p>
+      <w:pPr>
+        <w:numPr>
+          <w:ilvl w:val="0"/>
+          <w:numId w:val="15"/>
+        </w:numPr>
+        <w:jc w:val="left"/>
+        <w:rPr>
+          <w:rFonts w:ascii="Calibri" w:hAnsi="Calibri" w:cs="Calibri"/>
+        </w:rPr>
+      </w:pPr>
+      <w:r>
+        <w:rPr>
+          <w:rFonts w:ascii="Calibri" w:hAnsi="Calibri" w:cs="Calibri"/>
+          <w:b/>
+          <w:bCs/>
+        </w:rPr>
+        <w:t>Peer/Self Review:</w:t>
+      </w:r>
+      <w:r>
+        <w:rPr>
+          <w:rFonts w:ascii="Calibri" w:hAnsi="Calibri" w:cs="Calibri"/>
+        </w:rPr>
+        <w:t xml:space="preserve"> Documentation refined to remove all placeholders and ensure alignment with the CCCU Assessment Rubric.</w:t>
+      </w:r>
+    </w:p>
+    <w:p>
+      <w:pPr>
+        <w:ind w:left="0" w:firstLine="0"/>
+        <w:jc w:val="left"/>
+        <w:rPr>
+          <w:rFonts w:ascii="Calibri" w:hAnsi="Calibri" w:cs="Calibri"/>
+        </w:rPr>
+      </w:pPr>
+    </w:p>
+    <w:p>
+      <w:pPr>
+        <w:ind w:left="0" w:firstLine="0"/>
+        <w:jc w:val="left"/>
+        <w:rPr>
+          <w:rFonts w:ascii="Calibri" w:hAnsi="Calibri" w:cs="Calibri"/>
+        </w:rPr>
+      </w:pPr>
+    </w:p>
+    <w:p>
+      <w:pPr>
+        <w:pStyle w:val="Heading2"/>
+        <w:rPr>
+          <w:rFonts w:ascii="Calibri" w:hAnsi="Calibri" w:cs="Calibri"/>
+        </w:rPr>
+      </w:pPr>
+      <w:r>
+        <w:rPr>
+          <w:rFonts w:ascii="Calibri" w:hAnsi="Calibri" w:cs="Calibri"/>
+        </w:rPr>
+        <w:t>6</w:t>
+      </w:r>
+      <w:r>
+        <w:rPr>
+          <w:rFonts w:ascii="Calibri" w:hAnsi="Calibri" w:cs="Calibri"/>
+        </w:rPr>
+        <w:t>.</w:t>
+      </w:r>
+      <w:r>
+        <w:rPr>
+          <w:rFonts w:ascii="Calibri" w:hAnsi="Calibri" w:cs="Calibri"/>
+        </w:rPr>
+        <w:t xml:space="preserve">0 </w:t>
+      </w:r>
+      <w:r>
+        <w:rPr>
+          <w:rFonts w:ascii="Calibri" w:hAnsi="Calibri" w:cs="Calibri"/>
+          <w:lang w:val="en-GB"/>
+        </w:rPr>
+        <w:t>Completed Stories</w:t>
       </w:r>
     </w:p>
     <w:tbl>
@@ -4379,6 +6132,7 @@
               <w:rPr>
                 <w:rFonts w:ascii="Calibri" w:hAnsi="Calibri" w:cs="Calibri"/>
               </w:rPr>
+              <w:lastRenderedPageBreak/>
               <w:t>1</w:t>
             </w:r>
           </w:p>
@@ -4458,11 +6212,19 @@
               <w:t xml:space="preserve"> implements bcrypt comparison; </w:t>
             </w:r>
             <w:proofErr w:type="spellStart"/>
-            <w:r>
-              <w:rPr>
-                <w:rFonts w:ascii="Calibri" w:hAnsi="Calibri" w:cs="Calibri"/>
-              </w:rPr>
-              <w:t>hooks.server.ts</w:t>
+            <w:proofErr w:type="gramStart"/>
+            <w:r>
+              <w:rPr>
+                <w:rFonts w:ascii="Calibri" w:hAnsi="Calibri" w:cs="Calibri"/>
+              </w:rPr>
+              <w:t>hooks.server</w:t>
+            </w:r>
+            <w:proofErr w:type="gramEnd"/>
+            <w:r>
+              <w:rPr>
+                <w:rFonts w:ascii="Calibri" w:hAnsi="Calibri" w:cs="Calibri"/>
+              </w:rPr>
+              <w:t>.ts</w:t>
             </w:r>
             <w:proofErr w:type="spellEnd"/>
             <w:r>
@@ -4491,7 +6253,6 @@
               <w:rPr>
                 <w:rFonts w:ascii="Calibri" w:hAnsi="Calibri" w:cs="Calibri"/>
               </w:rPr>
-              <w:lastRenderedPageBreak/>
               <w:t>2</w:t>
             </w:r>
           </w:p>
@@ -4658,7 +6419,21 @@
               <w:rPr>
                 <w:rFonts w:ascii="Calibri" w:hAnsi="Calibri" w:cs="Calibri"/>
               </w:rPr>
-              <w:t>/booking route handles full transaction logic and double-booking checks.</w:t>
+              <w:t>/</w:t>
+            </w:r>
+            <w:proofErr w:type="gramStart"/>
+            <w:r>
+              <w:rPr>
+                <w:rFonts w:ascii="Calibri" w:hAnsi="Calibri" w:cs="Calibri"/>
+              </w:rPr>
+              <w:t>booking</w:t>
+            </w:r>
+            <w:proofErr w:type="gramEnd"/>
+            <w:r>
+              <w:rPr>
+                <w:rFonts w:ascii="Calibri" w:hAnsi="Calibri" w:cs="Calibri"/>
+              </w:rPr>
+              <w:t xml:space="preserve"> route handles full transaction logic and double-booking checks.</w:t>
             </w:r>
           </w:p>
         </w:tc>
@@ -4745,6 +6520,7 @@
               </w:rPr>
             </w:pPr>
             <w:proofErr w:type="spellStart"/>
+            <w:proofErr w:type="gramStart"/>
             <w:r>
               <w:rPr>
                 <w:rFonts w:ascii="Calibri" w:hAnsi="Calibri" w:cs="Calibri"/>
@@ -4756,7 +6532,14 @@
               <w:rPr>
                 <w:rFonts w:ascii="Calibri" w:hAnsi="Calibri" w:cs="Calibri"/>
               </w:rPr>
-              <w:t xml:space="preserve">() in </w:t>
+              <w:t>(</w:t>
+            </w:r>
+            <w:proofErr w:type="gramEnd"/>
+            <w:r>
+              <w:rPr>
+                <w:rFonts w:ascii="Calibri" w:hAnsi="Calibri" w:cs="Calibri"/>
+              </w:rPr>
+              <w:t xml:space="preserve">) in </w:t>
             </w:r>
             <w:proofErr w:type="spellStart"/>
             <w:r>
@@ -4863,6 +6646,7 @@
               <w:t>doctor/+</w:t>
             </w:r>
             <w:proofErr w:type="spellStart"/>
+            <w:proofErr w:type="gramStart"/>
             <w:r>
               <w:rPr>
                 <w:rFonts w:ascii="Calibri" w:hAnsi="Calibri" w:cs="Calibri"/>
@@ -4870,6 +6654,7 @@
               <w:t>page.svelte</w:t>
             </w:r>
             <w:proofErr w:type="spellEnd"/>
+            <w:proofErr w:type="gramEnd"/>
             <w:r>
               <w:rPr>
                 <w:rFonts w:ascii="Calibri" w:hAnsi="Calibri" w:cs="Calibri"/>
@@ -5281,7 +7066,7 @@
         <w:rPr>
           <w:rFonts w:ascii="Calibri" w:hAnsi="Calibri" w:cs="Calibri"/>
         </w:rPr>
-        <w:t>__</w:t>
+        <w:t>32</w:t>
       </w:r>
       <w:r>
         <w:rPr>
@@ -5403,13 +7188,23 @@
         </w:rPr>
         <w:t xml:space="preserve"> Achieved a 100% pass rate across </w:t>
       </w:r>
+      <w:proofErr w:type="gramStart"/>
       <w:r>
         <w:rPr>
           <w:rFonts w:ascii="Calibri" w:hAnsi="Calibri" w:cs="Calibri"/>
           <w:b/>
           <w:bCs/>
         </w:rPr>
-        <w:t>33 unit tests</w:t>
+        <w:t>33 unit</w:t>
+      </w:r>
+      <w:proofErr w:type="gramEnd"/>
+      <w:r>
+        <w:rPr>
+          <w:rFonts w:ascii="Calibri" w:hAnsi="Calibri" w:cs="Calibri"/>
+          <w:b/>
+          <w:bCs/>
+        </w:rPr>
+        <w:t xml:space="preserve"> tests</w:t>
       </w:r>
       <w:r>
         <w:rPr>
@@ -5615,14 +7410,6 @@
     </w:p>
     <w:p>
       <w:pPr>
-        <w:jc w:val="left"/>
-        <w:rPr>
-          <w:rFonts w:ascii="Calibri" w:hAnsi="Calibri" w:cs="Calibri"/>
-        </w:rPr>
-      </w:pPr>
-    </w:p>
-    <w:p>
-      <w:pPr>
         <w:pStyle w:val="Heading2"/>
         <w:rPr>
           <w:rFonts w:ascii="Calibri" w:hAnsi="Calibri" w:cs="Calibri"/>
@@ -5631,1741 +7418,17 @@
       <w:r>
         <w:rPr>
           <w:rFonts w:ascii="Calibri" w:hAnsi="Calibri" w:cs="Calibri"/>
+          <w:lang w:val="en-GB"/>
         </w:rPr>
         <w:lastRenderedPageBreak/>
-        <w:t xml:space="preserve">5.0 </w:t>
-      </w:r>
-      <w:r>
-        <w:rPr>
-          <w:rFonts w:ascii="Calibri" w:hAnsi="Calibri" w:cs="Calibri"/>
-        </w:rPr>
-        <w:t>Code and evidence of version control:</w:t>
-      </w:r>
-    </w:p>
-    <w:p>
-      <w:pPr>
-        <w:ind w:left="0" w:firstLine="0"/>
-        <w:rPr>
-          <w:rFonts w:ascii="Calibri" w:hAnsi="Calibri" w:cs="Calibri"/>
-        </w:rPr>
-      </w:pPr>
-      <w:r>
-        <w:rPr>
-          <w:rFonts w:ascii="Calibri" w:hAnsi="Calibri" w:cs="Calibri"/>
-        </w:rPr>
-        <w:t>The following implementation logs and digital artifacts provide empirical evidence of the technical requirements fulfilled during Sprint 2. This evidence demonstrates a "security-first" architecture and 100% functional traceability to the original Product Specification Document (PSD).</w:t>
-      </w:r>
-    </w:p>
-    <w:p>
-      <w:pPr>
-        <w:ind w:left="0" w:firstLine="0"/>
-        <w:rPr>
-          <w:rFonts w:ascii="Calibri" w:hAnsi="Calibri" w:cs="Calibri"/>
-          <w:b/>
-          <w:bCs/>
-        </w:rPr>
-      </w:pPr>
-      <w:r>
-        <w:rPr>
-          <w:rFonts w:ascii="Calibri" w:hAnsi="Calibri" w:cs="Calibri"/>
-          <w:b/>
-          <w:bCs/>
-        </w:rPr>
-        <w:t>1. Security, Identity &amp; TDD (T6, T8, T11)</w:t>
-      </w:r>
-    </w:p>
-    <w:p>
-      <w:pPr>
-        <w:numPr>
-          <w:ilvl w:val="0"/>
-          <w:numId w:val="5"/>
-        </w:numPr>
-        <w:rPr>
-          <w:rFonts w:ascii="Calibri" w:hAnsi="Calibri" w:cs="Calibri"/>
-        </w:rPr>
-      </w:pPr>
-      <w:r>
-        <w:rPr>
-          <w:rFonts w:ascii="Calibri" w:hAnsi="Calibri" w:cs="Calibri"/>
-          <w:b/>
-          <w:bCs/>
-        </w:rPr>
-        <w:t>Evidence for T6 &amp; UT02 (Session Security):</w:t>
-      </w:r>
-      <w:r>
-        <w:rPr>
-          <w:rFonts w:ascii="Calibri" w:hAnsi="Calibri" w:cs="Calibri"/>
-        </w:rPr>
-        <w:t xml:space="preserve"> The file </w:t>
-      </w:r>
-      <w:proofErr w:type="spellStart"/>
-      <w:r>
-        <w:rPr>
-          <w:rFonts w:ascii="Calibri" w:hAnsi="Calibri" w:cs="Calibri"/>
-        </w:rPr>
-        <w:t>src</w:t>
-      </w:r>
-      <w:proofErr w:type="spellEnd"/>
-      <w:r>
-        <w:rPr>
-          <w:rFonts w:ascii="Calibri" w:hAnsi="Calibri" w:cs="Calibri"/>
-        </w:rPr>
-        <w:t>/</w:t>
-      </w:r>
-      <w:proofErr w:type="spellStart"/>
-      <w:r>
-        <w:rPr>
-          <w:rFonts w:ascii="Calibri" w:hAnsi="Calibri" w:cs="Calibri"/>
-        </w:rPr>
-        <w:t>hooks.server.ts</w:t>
-      </w:r>
-      <w:proofErr w:type="spellEnd"/>
-      <w:r>
-        <w:rPr>
-          <w:rFonts w:ascii="Calibri" w:hAnsi="Calibri" w:cs="Calibri"/>
-        </w:rPr>
-        <w:t xml:space="preserve"> implements server-side session validation by verifying a secure </w:t>
-      </w:r>
-      <w:proofErr w:type="spellStart"/>
-      <w:r>
-        <w:rPr>
-          <w:rFonts w:ascii="Calibri" w:hAnsi="Calibri" w:cs="Calibri"/>
-        </w:rPr>
-        <w:t>session_id</w:t>
-      </w:r>
-      <w:proofErr w:type="spellEnd"/>
-      <w:r>
-        <w:rPr>
-          <w:rFonts w:ascii="Calibri" w:hAnsi="Calibri" w:cs="Calibri"/>
-        </w:rPr>
-        <w:t xml:space="preserve"> cookie against a server-side session store. This architecture ensures that unauthorized attempts to access protected routes are rejected with a </w:t>
-      </w:r>
-      <w:r>
-        <w:rPr>
-          <w:rFonts w:ascii="Calibri" w:hAnsi="Calibri" w:cs="Calibri"/>
-          <w:b/>
-          <w:bCs/>
-        </w:rPr>
-        <w:t>400-fail response</w:t>
-      </w:r>
-      <w:r>
-        <w:rPr>
-          <w:rFonts w:ascii="Calibri" w:hAnsi="Calibri" w:cs="Calibri"/>
-        </w:rPr>
-        <w:t xml:space="preserve">, satisfying the security constraints defined in </w:t>
-      </w:r>
-      <w:r>
-        <w:rPr>
-          <w:rFonts w:ascii="Calibri" w:hAnsi="Calibri" w:cs="Calibri"/>
-          <w:b/>
-          <w:bCs/>
-        </w:rPr>
-        <w:t>NFR1</w:t>
-      </w:r>
-      <w:r>
-        <w:rPr>
-          <w:rFonts w:ascii="Calibri" w:hAnsi="Calibri" w:cs="Calibri"/>
-        </w:rPr>
-        <w:t>.</w:t>
-      </w:r>
-    </w:p>
-    <w:p>
-      <w:pPr>
-        <w:numPr>
-          <w:ilvl w:val="0"/>
-          <w:numId w:val="5"/>
-        </w:numPr>
-        <w:rPr>
-          <w:rFonts w:ascii="Calibri" w:hAnsi="Calibri" w:cs="Calibri"/>
-        </w:rPr>
-      </w:pPr>
-      <w:r>
-        <w:rPr>
-          <w:rFonts w:ascii="Calibri" w:hAnsi="Calibri" w:cs="Calibri"/>
-          <w:b/>
-          <w:bCs/>
-        </w:rPr>
-        <w:t>Evidence for T11 (Bcrypt Hashing):</w:t>
-      </w:r>
-      <w:r>
-        <w:rPr>
-          <w:rFonts w:ascii="Calibri" w:hAnsi="Calibri" w:cs="Calibri"/>
-        </w:rPr>
-        <w:t xml:space="preserve"> To ensure secure identity management, </w:t>
-      </w:r>
-      <w:proofErr w:type="spellStart"/>
-      <w:r>
-        <w:rPr>
-          <w:rFonts w:ascii="Calibri" w:hAnsi="Calibri" w:cs="Calibri"/>
-        </w:rPr>
-        <w:t>src</w:t>
-      </w:r>
-      <w:proofErr w:type="spellEnd"/>
-      <w:r>
-        <w:rPr>
-          <w:rFonts w:ascii="Calibri" w:hAnsi="Calibri" w:cs="Calibri"/>
-        </w:rPr>
-        <w:t>/lib/server/</w:t>
-      </w:r>
-      <w:proofErr w:type="spellStart"/>
-      <w:r>
-        <w:rPr>
-          <w:rFonts w:ascii="Calibri" w:hAnsi="Calibri" w:cs="Calibri"/>
-        </w:rPr>
-        <w:t>auth.ts</w:t>
-      </w:r>
-      <w:proofErr w:type="spellEnd"/>
-      <w:r>
-        <w:rPr>
-          <w:rFonts w:ascii="Calibri" w:hAnsi="Calibri" w:cs="Calibri"/>
-        </w:rPr>
-        <w:t xml:space="preserve"> utilizes the </w:t>
-      </w:r>
-      <w:proofErr w:type="spellStart"/>
-      <w:r>
-        <w:rPr>
-          <w:rFonts w:ascii="Calibri" w:hAnsi="Calibri" w:cs="Calibri"/>
-        </w:rPr>
-        <w:t>bcrypt.compare</w:t>
-      </w:r>
-      <w:proofErr w:type="spellEnd"/>
-      <w:r>
-        <w:rPr>
-          <w:rFonts w:ascii="Calibri" w:hAnsi="Calibri" w:cs="Calibri"/>
-        </w:rPr>
-        <w:t xml:space="preserve"> function to verify login attempts against securely hashed credentials stored in the database. This satisfies </w:t>
-      </w:r>
-      <w:r>
-        <w:rPr>
-          <w:rFonts w:ascii="Calibri" w:hAnsi="Calibri" w:cs="Calibri"/>
-          <w:b/>
-          <w:bCs/>
-        </w:rPr>
-        <w:t>LO 4 (Risk Management)</w:t>
-      </w:r>
-      <w:r>
-        <w:rPr>
-          <w:rFonts w:ascii="Calibri" w:hAnsi="Calibri" w:cs="Calibri"/>
-        </w:rPr>
-        <w:t xml:space="preserve"> by ensuring that no plaintext sensitive data exists within the persistence layer.</w:t>
-      </w:r>
-    </w:p>
-    <w:p>
-      <w:pPr>
-        <w:numPr>
-          <w:ilvl w:val="1"/>
-          <w:numId w:val="5"/>
-        </w:numPr>
-        <w:rPr>
-          <w:rFonts w:ascii="Calibri" w:hAnsi="Calibri" w:cs="Calibri"/>
-        </w:rPr>
-      </w:pPr>
-      <w:r>
-        <w:rPr>
-          <w:rFonts w:ascii="Calibri" w:hAnsi="Calibri" w:cs="Calibri"/>
-          <w:b/>
-          <w:bCs/>
-        </w:rPr>
-        <w:t xml:space="preserve">[Insert screenshot of </w:t>
-      </w:r>
-      <w:proofErr w:type="spellStart"/>
-      <w:r>
-        <w:rPr>
-          <w:rFonts w:ascii="Calibri" w:hAnsi="Calibri" w:cs="Calibri"/>
-          <w:b/>
-          <w:bCs/>
-        </w:rPr>
-        <w:t>src</w:t>
-      </w:r>
-      <w:proofErr w:type="spellEnd"/>
-      <w:r>
-        <w:rPr>
-          <w:rFonts w:ascii="Calibri" w:hAnsi="Calibri" w:cs="Calibri"/>
-          <w:b/>
-          <w:bCs/>
-        </w:rPr>
-        <w:t>/lib/server/</w:t>
-      </w:r>
-      <w:proofErr w:type="spellStart"/>
-      <w:r>
-        <w:rPr>
-          <w:rFonts w:ascii="Calibri" w:hAnsi="Calibri" w:cs="Calibri"/>
-          <w:b/>
-          <w:bCs/>
-        </w:rPr>
-        <w:t>auth.ts</w:t>
-      </w:r>
-      <w:proofErr w:type="spellEnd"/>
-      <w:r>
-        <w:rPr>
-          <w:rFonts w:ascii="Calibri" w:hAnsi="Calibri" w:cs="Calibri"/>
-          <w:b/>
-          <w:bCs/>
-        </w:rPr>
-        <w:t xml:space="preserve"> and </w:t>
-      </w:r>
-      <w:proofErr w:type="spellStart"/>
-      <w:r>
-        <w:rPr>
-          <w:rFonts w:ascii="Calibri" w:hAnsi="Calibri" w:cs="Calibri"/>
-          <w:b/>
-          <w:bCs/>
-        </w:rPr>
-        <w:t>mockData.ts</w:t>
-      </w:r>
-      <w:proofErr w:type="spellEnd"/>
-      <w:r>
-        <w:rPr>
-          <w:rFonts w:ascii="Calibri" w:hAnsi="Calibri" w:cs="Calibri"/>
-          <w:b/>
-          <w:bCs/>
-        </w:rPr>
-        <w:t xml:space="preserve"> showing </w:t>
-      </w:r>
-      <w:proofErr w:type="spellStart"/>
-      <w:r>
-        <w:rPr>
-          <w:rFonts w:ascii="Calibri" w:hAnsi="Calibri" w:cs="Calibri"/>
-          <w:b/>
-          <w:bCs/>
-        </w:rPr>
-        <w:t>bcrypt.compare</w:t>
-      </w:r>
-      <w:proofErr w:type="spellEnd"/>
-      <w:r>
-        <w:rPr>
-          <w:rFonts w:ascii="Calibri" w:hAnsi="Calibri" w:cs="Calibri"/>
-          <w:b/>
-          <w:bCs/>
-        </w:rPr>
-        <w:t xml:space="preserve"> implementation]</w:t>
-      </w:r>
-      <w:r>
-        <w:rPr>
-          <w:rFonts w:ascii="Calibri" w:hAnsi="Calibri" w:cs="Calibri"/>
-        </w:rPr>
-        <w:t xml:space="preserve"> </w:t>
-      </w:r>
-    </w:p>
-    <w:p>
-      <w:pPr>
-        <w:numPr>
-          <w:ilvl w:val="0"/>
-          <w:numId w:val="5"/>
-        </w:numPr>
-        <w:rPr>
-          <w:rFonts w:ascii="Calibri" w:hAnsi="Calibri" w:cs="Calibri"/>
-        </w:rPr>
-      </w:pPr>
-      <w:r>
-        <w:rPr>
-          <w:rFonts w:ascii="Calibri" w:hAnsi="Calibri" w:cs="Calibri"/>
-          <w:b/>
-          <w:bCs/>
-        </w:rPr>
-        <w:t>Evidence for T8 (Unit Testing):</w:t>
-      </w:r>
-      <w:r>
-        <w:rPr>
-          <w:rFonts w:ascii="Calibri" w:hAnsi="Calibri" w:cs="Calibri"/>
-        </w:rPr>
-        <w:t xml:space="preserve"> Core authentication and validation logic were verified using </w:t>
-      </w:r>
-      <w:proofErr w:type="spellStart"/>
-      <w:r>
-        <w:rPr>
-          <w:rFonts w:ascii="Calibri" w:hAnsi="Calibri" w:cs="Calibri"/>
-          <w:b/>
-          <w:bCs/>
-        </w:rPr>
-        <w:t>Vitest</w:t>
-      </w:r>
-      <w:proofErr w:type="spellEnd"/>
-      <w:r>
-        <w:rPr>
-          <w:rFonts w:ascii="Calibri" w:hAnsi="Calibri" w:cs="Calibri"/>
-        </w:rPr>
-        <w:t xml:space="preserve">. The test suite follows the </w:t>
-      </w:r>
-      <w:r>
-        <w:rPr>
-          <w:rFonts w:ascii="Calibri" w:hAnsi="Calibri" w:cs="Calibri"/>
-          <w:b/>
-          <w:bCs/>
-        </w:rPr>
-        <w:t>Arrange, Act, Assert (AAA)</w:t>
-      </w:r>
-      <w:r>
-        <w:rPr>
-          <w:rFonts w:ascii="Calibri" w:hAnsi="Calibri" w:cs="Calibri"/>
-        </w:rPr>
-        <w:t xml:space="preserve"> pattern to ensure functional reliability across 33 test cases.</w:t>
-      </w:r>
-    </w:p>
-    <w:p>
-      <w:pPr>
-        <w:numPr>
-          <w:ilvl w:val="1"/>
-          <w:numId w:val="5"/>
-        </w:numPr>
-        <w:rPr>
-          <w:rFonts w:ascii="Calibri" w:hAnsi="Calibri" w:cs="Calibri"/>
-        </w:rPr>
-      </w:pPr>
-      <w:r>
-        <w:rPr>
-          <w:rFonts w:ascii="Calibri" w:hAnsi="Calibri" w:cs="Calibri"/>
-          <w:b/>
-          <w:bCs/>
-        </w:rPr>
-        <w:t>[Insert screenshot of terminal showing 33 passed tests as evidence of TDD implementation]</w:t>
-      </w:r>
-      <w:r>
-        <w:rPr>
-          <w:rFonts w:ascii="Calibri" w:hAnsi="Calibri" w:cs="Calibri"/>
-        </w:rPr>
-        <w:t xml:space="preserve"> </w:t>
-      </w:r>
-    </w:p>
-    <w:p>
-      <w:pPr>
-        <w:rPr>
-          <w:rFonts w:ascii="Calibri" w:hAnsi="Calibri" w:cs="Calibri"/>
-        </w:rPr>
-      </w:pPr>
-    </w:p>
-    <w:p>
-      <w:pPr>
-        <w:ind w:left="0" w:firstLine="0"/>
-        <w:rPr>
-          <w:rFonts w:ascii="Calibri" w:hAnsi="Calibri" w:cs="Calibri"/>
-          <w:b/>
-          <w:bCs/>
-        </w:rPr>
-      </w:pPr>
-      <w:r>
-        <w:rPr>
-          <w:rFonts w:ascii="Calibri" w:hAnsi="Calibri" w:cs="Calibri"/>
-          <w:b/>
-          <w:bCs/>
-        </w:rPr>
-        <w:t>2. Reactive Core &amp; User Interface (T7, T9, T15)</w:t>
-      </w:r>
-    </w:p>
-    <w:p>
-      <w:pPr>
-        <w:numPr>
-          <w:ilvl w:val="0"/>
-          <w:numId w:val="6"/>
-        </w:numPr>
-        <w:rPr>
-          <w:rFonts w:ascii="Calibri" w:hAnsi="Calibri" w:cs="Calibri"/>
-        </w:rPr>
-      </w:pPr>
-      <w:r>
-        <w:rPr>
-          <w:rFonts w:ascii="Calibri" w:hAnsi="Calibri" w:cs="Calibri"/>
-          <w:b/>
-          <w:bCs/>
-        </w:rPr>
-        <w:t>Evidence for T7 &amp; UT01 (Functional Navigation):</w:t>
-      </w:r>
-      <w:r>
-        <w:rPr>
-          <w:rFonts w:ascii="Calibri" w:hAnsi="Calibri" w:cs="Calibri"/>
-        </w:rPr>
-        <w:t xml:space="preserve"> Successful authentication triggers a server-side redirect to the role-based </w:t>
-      </w:r>
-      <w:r>
-        <w:rPr>
-          <w:rFonts w:ascii="Calibri" w:hAnsi="Calibri" w:cs="Calibri"/>
-          <w:b/>
-          <w:bCs/>
-        </w:rPr>
-        <w:t>Patient Dashboard</w:t>
-      </w:r>
-      <w:r>
-        <w:rPr>
-          <w:rFonts w:ascii="Calibri" w:hAnsi="Calibri" w:cs="Calibri"/>
-        </w:rPr>
-        <w:t xml:space="preserve">, fulfilling the requirements for </w:t>
-      </w:r>
-      <w:r>
-        <w:rPr>
-          <w:rFonts w:ascii="Calibri" w:hAnsi="Calibri" w:cs="Calibri"/>
-          <w:b/>
-          <w:bCs/>
-        </w:rPr>
-        <w:t>FR1</w:t>
-      </w:r>
-      <w:r>
-        <w:rPr>
-          <w:rFonts w:ascii="Calibri" w:hAnsi="Calibri" w:cs="Calibri"/>
-        </w:rPr>
-        <w:t xml:space="preserve"> and the </w:t>
-      </w:r>
-      <w:r>
-        <w:rPr>
-          <w:rFonts w:ascii="Calibri" w:hAnsi="Calibri" w:cs="Calibri"/>
-          <w:b/>
-          <w:bCs/>
-        </w:rPr>
-        <w:t>UT01</w:t>
-      </w:r>
-      <w:r>
-        <w:rPr>
-          <w:rFonts w:ascii="Calibri" w:hAnsi="Calibri" w:cs="Calibri"/>
-        </w:rPr>
-        <w:t xml:space="preserve"> test case.</w:t>
-      </w:r>
-    </w:p>
-    <w:p>
-      <w:pPr>
-        <w:numPr>
-          <w:ilvl w:val="0"/>
-          <w:numId w:val="6"/>
-        </w:numPr>
-        <w:rPr>
-          <w:rFonts w:ascii="Calibri" w:hAnsi="Calibri" w:cs="Calibri"/>
-        </w:rPr>
-      </w:pPr>
-      <w:r>
-        <w:rPr>
-          <w:rFonts w:ascii="Calibri" w:hAnsi="Calibri" w:cs="Calibri"/>
-          <w:b/>
-          <w:bCs/>
-        </w:rPr>
-        <w:t>Evidence for T9 (Reactive Availability):</w:t>
-      </w:r>
-      <w:r>
-        <w:rPr>
-          <w:rFonts w:ascii="Calibri" w:hAnsi="Calibri" w:cs="Calibri"/>
-        </w:rPr>
-        <w:t xml:space="preserve"> In </w:t>
-      </w:r>
-      <w:proofErr w:type="spellStart"/>
-      <w:r>
-        <w:rPr>
-          <w:rFonts w:ascii="Calibri" w:hAnsi="Calibri" w:cs="Calibri"/>
-        </w:rPr>
-        <w:t>src</w:t>
-      </w:r>
-      <w:proofErr w:type="spellEnd"/>
-      <w:r>
-        <w:rPr>
-          <w:rFonts w:ascii="Calibri" w:hAnsi="Calibri" w:cs="Calibri"/>
-        </w:rPr>
-        <w:t>/lib/server/</w:t>
-      </w:r>
-      <w:proofErr w:type="spellStart"/>
-      <w:r>
-        <w:rPr>
-          <w:rFonts w:ascii="Calibri" w:hAnsi="Calibri" w:cs="Calibri"/>
-        </w:rPr>
-        <w:t>db-helpers.ts</w:t>
-      </w:r>
-      <w:proofErr w:type="spellEnd"/>
-      <w:r>
-        <w:rPr>
-          <w:rFonts w:ascii="Calibri" w:hAnsi="Calibri" w:cs="Calibri"/>
-        </w:rPr>
-        <w:t xml:space="preserve">, the </w:t>
-      </w:r>
-      <w:proofErr w:type="spellStart"/>
-      <w:r>
-        <w:rPr>
-          <w:rFonts w:ascii="Calibri" w:hAnsi="Calibri" w:cs="Calibri"/>
-        </w:rPr>
-        <w:t>getDoctorAvailabilityForDate</w:t>
-      </w:r>
-      <w:proofErr w:type="spellEnd"/>
-      <w:r>
-        <w:rPr>
-          <w:rFonts w:ascii="Calibri" w:hAnsi="Calibri" w:cs="Calibri"/>
-        </w:rPr>
-        <w:t xml:space="preserve"> function derives slot states (READY/BOOKED) reactively by querying the APPOINTMENT table. The UI dynamically disables slots already present in the database to prevent double-booking, satisfying </w:t>
-      </w:r>
-      <w:r>
-        <w:rPr>
-          <w:rFonts w:ascii="Calibri" w:hAnsi="Calibri" w:cs="Calibri"/>
-          <w:b/>
-          <w:bCs/>
-        </w:rPr>
-        <w:t>NFR2 (Availability)</w:t>
-      </w:r>
-      <w:r>
-        <w:rPr>
-          <w:rFonts w:ascii="Calibri" w:hAnsi="Calibri" w:cs="Calibri"/>
-        </w:rPr>
-        <w:t>.</w:t>
-      </w:r>
-    </w:p>
-    <w:p>
-      <w:pPr>
-        <w:numPr>
-          <w:ilvl w:val="1"/>
-          <w:numId w:val="6"/>
-        </w:numPr>
-        <w:rPr>
-          <w:rFonts w:ascii="Calibri" w:hAnsi="Calibri" w:cs="Calibri"/>
-        </w:rPr>
-      </w:pPr>
-      <w:r>
-        <w:rPr>
-          <w:rFonts w:ascii="Calibri" w:hAnsi="Calibri" w:cs="Calibri"/>
-          <w:b/>
-          <w:bCs/>
-        </w:rPr>
-        <w:t>[Insert screenshot of /booking interface showing a disabled "BOOKED" slot]</w:t>
-      </w:r>
-      <w:r>
-        <w:rPr>
-          <w:rFonts w:ascii="Calibri" w:hAnsi="Calibri" w:cs="Calibri"/>
-        </w:rPr>
-        <w:t xml:space="preserve"> </w:t>
-      </w:r>
-    </w:p>
-    <w:p>
-      <w:pPr>
-        <w:numPr>
-          <w:ilvl w:val="0"/>
-          <w:numId w:val="6"/>
-        </w:numPr>
-        <w:rPr>
-          <w:rFonts w:ascii="Calibri" w:hAnsi="Calibri" w:cs="Calibri"/>
-        </w:rPr>
-      </w:pPr>
-      <w:r>
-        <w:rPr>
-          <w:rFonts w:ascii="Calibri" w:hAnsi="Calibri" w:cs="Calibri"/>
-          <w:b/>
-          <w:bCs/>
-        </w:rPr>
-        <w:t>Evidence for T15 (Confirmation Feedback):</w:t>
-      </w:r>
-      <w:r>
-        <w:rPr>
-          <w:rFonts w:ascii="Calibri" w:hAnsi="Calibri" w:cs="Calibri"/>
-        </w:rPr>
-        <w:t xml:space="preserve"> A persistent confirmation banner was implemented on the </w:t>
-      </w:r>
-      <w:r>
-        <w:rPr>
-          <w:rFonts w:ascii="Calibri" w:hAnsi="Calibri" w:cs="Calibri"/>
-          <w:b/>
-          <w:bCs/>
-        </w:rPr>
-        <w:t>Patient Dashboard</w:t>
-      </w:r>
-      <w:r>
-        <w:rPr>
-          <w:rFonts w:ascii="Calibri" w:hAnsi="Calibri" w:cs="Calibri"/>
-        </w:rPr>
-        <w:t xml:space="preserve">. Using URL parameters, the system provides immediate visual feedback for successful transactions, satisfying the </w:t>
-      </w:r>
-      <w:r>
-        <w:rPr>
-          <w:rFonts w:ascii="Calibri" w:hAnsi="Calibri" w:cs="Calibri"/>
-          <w:b/>
-          <w:bCs/>
-        </w:rPr>
-        <w:t>"Should-Have"</w:t>
-      </w:r>
-      <w:r>
-        <w:rPr>
-          <w:rFonts w:ascii="Calibri" w:hAnsi="Calibri" w:cs="Calibri"/>
-        </w:rPr>
-        <w:t xml:space="preserve"> trust goals identified in the </w:t>
-      </w:r>
-      <w:proofErr w:type="spellStart"/>
-      <w:r>
-        <w:rPr>
-          <w:rFonts w:ascii="Calibri" w:hAnsi="Calibri" w:cs="Calibri"/>
-        </w:rPr>
-        <w:t>MoSCoW</w:t>
-      </w:r>
-      <w:proofErr w:type="spellEnd"/>
-      <w:r>
-        <w:rPr>
-          <w:rFonts w:ascii="Calibri" w:hAnsi="Calibri" w:cs="Calibri"/>
-        </w:rPr>
-        <w:t xml:space="preserve"> matrix.</w:t>
-      </w:r>
-    </w:p>
-    <w:p>
-      <w:pPr>
-        <w:numPr>
-          <w:ilvl w:val="1"/>
-          <w:numId w:val="6"/>
-        </w:numPr>
-        <w:rPr>
-          <w:rFonts w:ascii="Calibri" w:hAnsi="Calibri" w:cs="Calibri"/>
-        </w:rPr>
-      </w:pPr>
-      <w:r>
-        <w:rPr>
-          <w:rFonts w:ascii="Calibri" w:hAnsi="Calibri" w:cs="Calibri"/>
-          <w:b/>
-          <w:bCs/>
-        </w:rPr>
-        <w:t>[Insert screenshot of Patient Dashboard with confirmation banner]</w:t>
-      </w:r>
-      <w:r>
-        <w:rPr>
-          <w:rFonts w:ascii="Calibri" w:hAnsi="Calibri" w:cs="Calibri"/>
-        </w:rPr>
-        <w:t xml:space="preserve"> </w:t>
-      </w:r>
-    </w:p>
-    <w:p>
-      <w:pPr>
-        <w:rPr>
-          <w:rFonts w:ascii="Calibri" w:hAnsi="Calibri" w:cs="Calibri"/>
-        </w:rPr>
-      </w:pPr>
-    </w:p>
-    <w:p>
-      <w:pPr>
-        <w:ind w:left="0" w:firstLine="0"/>
-        <w:rPr>
-          <w:rFonts w:ascii="Calibri" w:hAnsi="Calibri" w:cs="Calibri"/>
-          <w:b/>
-          <w:bCs/>
-        </w:rPr>
-      </w:pPr>
-      <w:r>
-        <w:rPr>
-          <w:rFonts w:ascii="Calibri" w:hAnsi="Calibri" w:cs="Calibri"/>
-          <w:b/>
-          <w:bCs/>
-        </w:rPr>
-        <w:t>3. GDPR Compliance &amp; Clinical Standards (T14, T17, T18)</w:t>
-      </w:r>
-    </w:p>
-    <w:p>
-      <w:pPr>
-        <w:numPr>
-          <w:ilvl w:val="0"/>
-          <w:numId w:val="7"/>
-        </w:numPr>
-        <w:rPr>
-          <w:rFonts w:ascii="Calibri" w:hAnsi="Calibri" w:cs="Calibri"/>
-        </w:rPr>
-      </w:pPr>
-      <w:r>
-        <w:rPr>
-          <w:rFonts w:ascii="Calibri" w:hAnsi="Calibri" w:cs="Calibri"/>
-          <w:b/>
-          <w:bCs/>
-        </w:rPr>
-        <w:t>Evidence for T14 (Clinical Audit Trail):</w:t>
-      </w:r>
-      <w:r>
-        <w:rPr>
-          <w:rFonts w:ascii="Calibri" w:hAnsi="Calibri" w:cs="Calibri"/>
-        </w:rPr>
-        <w:t xml:space="preserve"> </w:t>
-      </w:r>
-      <w:proofErr w:type="spellStart"/>
-      <w:r>
-        <w:rPr>
-          <w:rFonts w:ascii="Calibri" w:hAnsi="Calibri" w:cs="Calibri"/>
-        </w:rPr>
-        <w:t>src</w:t>
-      </w:r>
-      <w:proofErr w:type="spellEnd"/>
-      <w:r>
-        <w:rPr>
-          <w:rFonts w:ascii="Calibri" w:hAnsi="Calibri" w:cs="Calibri"/>
-        </w:rPr>
-        <w:t>/lib/server/</w:t>
-      </w:r>
-      <w:proofErr w:type="spellStart"/>
-      <w:r>
-        <w:rPr>
-          <w:rFonts w:ascii="Calibri" w:hAnsi="Calibri" w:cs="Calibri"/>
-        </w:rPr>
-        <w:t>db-helpers.ts</w:t>
-      </w:r>
-      <w:proofErr w:type="spellEnd"/>
-      <w:r>
-        <w:rPr>
-          <w:rFonts w:ascii="Calibri" w:hAnsi="Calibri" w:cs="Calibri"/>
-        </w:rPr>
-        <w:t xml:space="preserve"> includes the </w:t>
-      </w:r>
-      <w:proofErr w:type="spellStart"/>
-      <w:r>
-        <w:rPr>
-          <w:rFonts w:ascii="Calibri" w:hAnsi="Calibri" w:cs="Calibri"/>
-        </w:rPr>
-        <w:t>createAuditLog</w:t>
-      </w:r>
-      <w:proofErr w:type="spellEnd"/>
-      <w:r>
-        <w:rPr>
-          <w:rFonts w:ascii="Calibri" w:hAnsi="Calibri" w:cs="Calibri"/>
-        </w:rPr>
-        <w:t xml:space="preserve"> function. This ensures that every medical record access is traced and logged in an immutable database table, satisfying clinical quality and transparency standards.</w:t>
-      </w:r>
-    </w:p>
-    <w:p>
-      <w:pPr>
-        <w:numPr>
-          <w:ilvl w:val="1"/>
-          <w:numId w:val="7"/>
-        </w:numPr>
-        <w:rPr>
-          <w:rFonts w:ascii="Calibri" w:hAnsi="Calibri" w:cs="Calibri"/>
-        </w:rPr>
-      </w:pPr>
-      <w:r>
-        <w:rPr>
-          <w:rFonts w:ascii="Calibri" w:hAnsi="Calibri" w:cs="Calibri"/>
-          <w:b/>
-          <w:bCs/>
-        </w:rPr>
-        <w:t xml:space="preserve">[Insert screenshot of </w:t>
-      </w:r>
-      <w:proofErr w:type="spellStart"/>
-      <w:r>
-        <w:rPr>
-          <w:rFonts w:ascii="Calibri" w:hAnsi="Calibri" w:cs="Calibri"/>
-          <w:b/>
-          <w:bCs/>
-        </w:rPr>
-        <w:t>audit_logs</w:t>
-      </w:r>
-      <w:proofErr w:type="spellEnd"/>
-      <w:r>
-        <w:rPr>
-          <w:rFonts w:ascii="Calibri" w:hAnsi="Calibri" w:cs="Calibri"/>
-          <w:b/>
-          <w:bCs/>
-        </w:rPr>
-        <w:t xml:space="preserve"> database table showing VIEW_RECORDS entries]</w:t>
-      </w:r>
-      <w:r>
-        <w:rPr>
-          <w:rFonts w:ascii="Calibri" w:hAnsi="Calibri" w:cs="Calibri"/>
-        </w:rPr>
-        <w:t xml:space="preserve"> </w:t>
-      </w:r>
-    </w:p>
-    <w:p>
-      <w:pPr>
-        <w:numPr>
-          <w:ilvl w:val="0"/>
-          <w:numId w:val="7"/>
-        </w:numPr>
-        <w:rPr>
-          <w:rFonts w:ascii="Calibri" w:hAnsi="Calibri" w:cs="Calibri"/>
-        </w:rPr>
-      </w:pPr>
-      <w:r>
-        <w:rPr>
-          <w:rFonts w:ascii="Calibri" w:hAnsi="Calibri" w:cs="Calibri"/>
-          <w:b/>
-          <w:bCs/>
-        </w:rPr>
-        <w:t>Evidence for T17 (Privacy Routes):</w:t>
-      </w:r>
-      <w:r>
-        <w:rPr>
-          <w:rFonts w:ascii="Calibri" w:hAnsi="Calibri" w:cs="Calibri"/>
-        </w:rPr>
-        <w:t xml:space="preserve"> The system implements </w:t>
-      </w:r>
-      <w:r>
-        <w:rPr>
-          <w:rFonts w:ascii="Calibri" w:hAnsi="Calibri" w:cs="Calibri"/>
-          <w:b/>
-          <w:bCs/>
-        </w:rPr>
-        <w:t>GDPR Article 15 (Right of Access)</w:t>
-      </w:r>
-      <w:r>
-        <w:rPr>
-          <w:rFonts w:ascii="Calibri" w:hAnsi="Calibri" w:cs="Calibri"/>
-        </w:rPr>
-        <w:t xml:space="preserve"> and </w:t>
-      </w:r>
-      <w:r>
-        <w:rPr>
-          <w:rFonts w:ascii="Calibri" w:hAnsi="Calibri" w:cs="Calibri"/>
-          <w:b/>
-          <w:bCs/>
-        </w:rPr>
-        <w:t>Article 17 (Right to Erasure)</w:t>
-      </w:r>
-      <w:r>
-        <w:rPr>
-          <w:rFonts w:ascii="Calibri" w:hAnsi="Calibri" w:cs="Calibri"/>
-        </w:rPr>
-        <w:t xml:space="preserve"> via the /audit-log viewer and /privacy/data-request routes, providing users with full agency over their clinical data.</w:t>
-      </w:r>
-    </w:p>
-    <w:p>
-      <w:pPr>
-        <w:numPr>
-          <w:ilvl w:val="0"/>
-          <w:numId w:val="7"/>
-        </w:numPr>
-        <w:rPr>
-          <w:rFonts w:ascii="Calibri" w:hAnsi="Calibri" w:cs="Calibri"/>
-        </w:rPr>
-      </w:pPr>
-      <w:r>
-        <w:rPr>
-          <w:rFonts w:ascii="Calibri" w:hAnsi="Calibri" w:cs="Calibri"/>
-          <w:b/>
-          <w:bCs/>
-        </w:rPr>
-        <w:lastRenderedPageBreak/>
-        <w:t>Evidence for T18 (Modular Validation):</w:t>
-      </w:r>
-      <w:r>
-        <w:rPr>
-          <w:rFonts w:ascii="Calibri" w:hAnsi="Calibri" w:cs="Calibri"/>
-        </w:rPr>
-        <w:t xml:space="preserve"> </w:t>
-      </w:r>
-      <w:proofErr w:type="spellStart"/>
-      <w:r>
-        <w:rPr>
-          <w:rFonts w:ascii="Calibri" w:hAnsi="Calibri" w:cs="Calibri"/>
-        </w:rPr>
-        <w:t>src</w:t>
-      </w:r>
-      <w:proofErr w:type="spellEnd"/>
-      <w:r>
-        <w:rPr>
-          <w:rFonts w:ascii="Calibri" w:hAnsi="Calibri" w:cs="Calibri"/>
-        </w:rPr>
-        <w:t>/lib/server/</w:t>
-      </w:r>
-      <w:proofErr w:type="spellStart"/>
-      <w:r>
-        <w:rPr>
-          <w:rFonts w:ascii="Calibri" w:hAnsi="Calibri" w:cs="Calibri"/>
-        </w:rPr>
-        <w:t>validation.ts</w:t>
-      </w:r>
-      <w:proofErr w:type="spellEnd"/>
-      <w:r>
-        <w:rPr>
-          <w:rFonts w:ascii="Calibri" w:hAnsi="Calibri" w:cs="Calibri"/>
-        </w:rPr>
-        <w:t xml:space="preserve"> contains extracted logic for </w:t>
-      </w:r>
-      <w:proofErr w:type="spellStart"/>
-      <w:r>
-        <w:rPr>
-          <w:rFonts w:ascii="Calibri" w:hAnsi="Calibri" w:cs="Calibri"/>
-        </w:rPr>
-        <w:t>validateDOB</w:t>
-      </w:r>
-      <w:proofErr w:type="spellEnd"/>
-      <w:r>
-        <w:rPr>
-          <w:rFonts w:ascii="Calibri" w:hAnsi="Calibri" w:cs="Calibri"/>
-        </w:rPr>
-        <w:t xml:space="preserve">() and </w:t>
-      </w:r>
-      <w:proofErr w:type="spellStart"/>
-      <w:r>
-        <w:rPr>
-          <w:rFonts w:ascii="Calibri" w:hAnsi="Calibri" w:cs="Calibri"/>
-        </w:rPr>
-        <w:t>validateDoctor</w:t>
-      </w:r>
-      <w:proofErr w:type="spellEnd"/>
-      <w:r>
-        <w:rPr>
-          <w:rFonts w:ascii="Calibri" w:hAnsi="Calibri" w:cs="Calibri"/>
-        </w:rPr>
-        <w:t xml:space="preserve">(). This modularity improved code reusability and enabled specific testing for </w:t>
-      </w:r>
-      <w:r>
-        <w:rPr>
-          <w:rFonts w:ascii="Calibri" w:hAnsi="Calibri" w:cs="Calibri"/>
-          <w:b/>
-          <w:bCs/>
-        </w:rPr>
-        <w:t>AC 7.2</w:t>
-      </w:r>
-      <w:r>
-        <w:rPr>
-          <w:rFonts w:ascii="Calibri" w:hAnsi="Calibri" w:cs="Calibri"/>
-        </w:rPr>
-        <w:t>, ensuring future-dated births are rejected.</w:t>
-      </w:r>
-    </w:p>
-    <w:p>
-      <w:pPr>
-        <w:rPr>
-          <w:rFonts w:ascii="Calibri" w:hAnsi="Calibri" w:cs="Calibri"/>
-        </w:rPr>
-      </w:pPr>
-    </w:p>
-    <w:p>
-      <w:pPr>
-        <w:ind w:left="0" w:firstLine="0"/>
-        <w:rPr>
-          <w:rFonts w:ascii="Calibri" w:hAnsi="Calibri" w:cs="Calibri"/>
-          <w:b/>
-          <w:bCs/>
-        </w:rPr>
-      </w:pPr>
-      <w:r>
-        <w:rPr>
-          <w:rFonts w:ascii="Calibri" w:hAnsi="Calibri" w:cs="Calibri"/>
-          <w:b/>
-          <w:bCs/>
-        </w:rPr>
-        <w:t>4. Seamless Data Retrieval &amp; Portability (T19, T20)</w:t>
-      </w:r>
-    </w:p>
-    <w:p>
-      <w:pPr>
-        <w:numPr>
-          <w:ilvl w:val="0"/>
-          <w:numId w:val="8"/>
-        </w:numPr>
-        <w:rPr>
-          <w:rFonts w:ascii="Calibri" w:hAnsi="Calibri" w:cs="Calibri"/>
-        </w:rPr>
-      </w:pPr>
-      <w:r>
-        <w:rPr>
-          <w:rFonts w:ascii="Calibri" w:hAnsi="Calibri" w:cs="Calibri"/>
-          <w:b/>
-          <w:bCs/>
-        </w:rPr>
-        <w:t>Evidence for T19 (Search &amp; Filter):</w:t>
-      </w:r>
-      <w:r>
-        <w:rPr>
-          <w:rFonts w:ascii="Calibri" w:hAnsi="Calibri" w:cs="Calibri"/>
-        </w:rPr>
-        <w:t xml:space="preserve"> The </w:t>
-      </w:r>
-      <w:proofErr w:type="spellStart"/>
-      <w:r>
-        <w:rPr>
-          <w:rFonts w:ascii="Calibri" w:hAnsi="Calibri" w:cs="Calibri"/>
-        </w:rPr>
-        <w:t>searchMedicalRecords</w:t>
-      </w:r>
-      <w:proofErr w:type="spellEnd"/>
-      <w:r>
-        <w:rPr>
-          <w:rFonts w:ascii="Calibri" w:hAnsi="Calibri" w:cs="Calibri"/>
-        </w:rPr>
-        <w:t xml:space="preserve">() function in </w:t>
-      </w:r>
-      <w:proofErr w:type="spellStart"/>
-      <w:r>
-        <w:rPr>
-          <w:rFonts w:ascii="Calibri" w:hAnsi="Calibri" w:cs="Calibri"/>
-        </w:rPr>
-        <w:t>db-helpers.ts</w:t>
-      </w:r>
-      <w:proofErr w:type="spellEnd"/>
-      <w:r>
-        <w:rPr>
-          <w:rFonts w:ascii="Calibri" w:hAnsi="Calibri" w:cs="Calibri"/>
-        </w:rPr>
-        <w:t xml:space="preserve"> provides multi-field filtering (keyword and date-range). This satisfies the </w:t>
-      </w:r>
-      <w:r>
-        <w:rPr>
-          <w:rFonts w:ascii="Calibri" w:hAnsi="Calibri" w:cs="Calibri"/>
-          <w:b/>
-          <w:bCs/>
-        </w:rPr>
-        <w:t>"Seamless Data Retrieval"</w:t>
-      </w:r>
-      <w:r>
-        <w:rPr>
-          <w:rFonts w:ascii="Calibri" w:hAnsi="Calibri" w:cs="Calibri"/>
-        </w:rPr>
-        <w:t xml:space="preserve"> pillar from the original </w:t>
-      </w:r>
-      <w:r>
-        <w:rPr>
-          <w:rFonts w:ascii="Calibri" w:hAnsi="Calibri" w:cs="Calibri"/>
-          <w:b/>
-          <w:bCs/>
-        </w:rPr>
-        <w:t>PSD</w:t>
-      </w:r>
-      <w:r>
-        <w:rPr>
-          <w:rFonts w:ascii="Calibri" w:hAnsi="Calibri" w:cs="Calibri"/>
-        </w:rPr>
-        <w:t>.</w:t>
-      </w:r>
-    </w:p>
-    <w:p>
-      <w:pPr>
-        <w:numPr>
-          <w:ilvl w:val="0"/>
-          <w:numId w:val="8"/>
-        </w:numPr>
-        <w:rPr>
-          <w:rFonts w:ascii="Calibri" w:hAnsi="Calibri" w:cs="Calibri"/>
-        </w:rPr>
-      </w:pPr>
-      <w:r>
-        <w:rPr>
-          <w:rFonts w:ascii="Calibri" w:hAnsi="Calibri" w:cs="Calibri"/>
-          <w:b/>
-          <w:bCs/>
-        </w:rPr>
-        <w:t>Evidence for T20 (Data Portability):</w:t>
-      </w:r>
-      <w:r>
-        <w:rPr>
-          <w:rFonts w:ascii="Calibri" w:hAnsi="Calibri" w:cs="Calibri"/>
-        </w:rPr>
-        <w:t xml:space="preserve"> To support mobile-first users, the Medical Portal includes </w:t>
-      </w:r>
-      <w:proofErr w:type="spellStart"/>
-      <w:r>
-        <w:rPr>
-          <w:rFonts w:ascii="Calibri" w:hAnsi="Calibri" w:cs="Calibri"/>
-        </w:rPr>
-        <w:t>window.print</w:t>
-      </w:r>
-      <w:proofErr w:type="spellEnd"/>
-      <w:r>
-        <w:rPr>
-          <w:rFonts w:ascii="Calibri" w:hAnsi="Calibri" w:cs="Calibri"/>
-        </w:rPr>
-        <w:t>() functionality and logic for .txt file exports, ensuring data portability across diverse clinical environments</w:t>
-      </w:r>
-    </w:p>
-    <w:p>
-      <w:pPr>
-        <w:ind w:left="0" w:firstLine="0"/>
-        <w:rPr>
-          <w:rFonts w:ascii="Calibri" w:hAnsi="Calibri" w:cs="Calibri"/>
-        </w:rPr>
-      </w:pPr>
-    </w:p>
-    <w:p>
-      <w:pPr>
-        <w:pStyle w:val="Heading2"/>
-        <w:rPr>
-          <w:rStyle w:val="Heading2Char"/>
-          <w:rFonts w:ascii="Calibri" w:hAnsi="Calibri" w:cs="Calibri"/>
-        </w:rPr>
-      </w:pPr>
-      <w:r>
-        <w:rPr>
-          <w:rStyle w:val="Heading2Char"/>
-          <w:rFonts w:ascii="Calibri" w:hAnsi="Calibri" w:cs="Calibri"/>
-        </w:rPr>
-        <w:t xml:space="preserve">6.0 </w:t>
-      </w:r>
-      <w:r>
-        <w:rPr>
-          <w:rStyle w:val="Heading2Char"/>
-          <w:rFonts w:ascii="Calibri" w:hAnsi="Calibri" w:cs="Calibri"/>
-        </w:rPr>
-        <w:t>Retrospective</w:t>
-      </w:r>
-    </w:p>
-    <w:p>
-      <w:pPr>
-        <w:rPr>
-          <w:rFonts w:ascii="Calibri" w:hAnsi="Calibri" w:cs="Calibri"/>
-          <w:b/>
-          <w:bCs/>
-          <w:lang w:eastAsia="en-US"/>
-        </w:rPr>
-      </w:pPr>
-      <w:r>
-        <w:rPr>
-          <w:rFonts w:ascii="Calibri" w:hAnsi="Calibri" w:cs="Calibri"/>
-          <w:b/>
-          <w:bCs/>
-          <w:lang w:eastAsia="en-US"/>
-        </w:rPr>
-        <w:t>What went well?</w:t>
-      </w:r>
-    </w:p>
-    <w:p>
-      <w:pPr>
-        <w:numPr>
-          <w:ilvl w:val="0"/>
-          <w:numId w:val="9"/>
-        </w:numPr>
-        <w:rPr>
-          <w:rFonts w:ascii="Calibri" w:hAnsi="Calibri" w:cs="Calibri"/>
-          <w:lang w:eastAsia="en-US"/>
-        </w:rPr>
-      </w:pPr>
-      <w:r>
-        <w:rPr>
-          <w:rFonts w:ascii="Calibri" w:hAnsi="Calibri" w:cs="Calibri"/>
-          <w:b/>
-          <w:bCs/>
-          <w:lang w:eastAsia="en-US"/>
-        </w:rPr>
-        <w:t>Architecture-First Security:</w:t>
-      </w:r>
-      <w:r>
-        <w:rPr>
-          <w:rFonts w:ascii="Calibri" w:hAnsi="Calibri" w:cs="Calibri"/>
-          <w:lang w:eastAsia="en-US"/>
-        </w:rPr>
-        <w:t xml:space="preserve"> Implementing server-side route protection in </w:t>
-      </w:r>
-      <w:proofErr w:type="spellStart"/>
-      <w:r>
-        <w:rPr>
-          <w:rFonts w:ascii="Calibri" w:hAnsi="Calibri" w:cs="Calibri"/>
-          <w:lang w:eastAsia="en-US"/>
-        </w:rPr>
-        <w:t>hooks.server.ts</w:t>
-      </w:r>
-      <w:proofErr w:type="spellEnd"/>
-      <w:r>
-        <w:rPr>
-          <w:rFonts w:ascii="Calibri" w:hAnsi="Calibri" w:cs="Calibri"/>
-          <w:lang w:eastAsia="en-US"/>
-        </w:rPr>
-        <w:t xml:space="preserve"> before finalizing the UI ensured that </w:t>
-      </w:r>
-      <w:r>
-        <w:rPr>
-          <w:rFonts w:ascii="Calibri" w:hAnsi="Calibri" w:cs="Calibri"/>
-          <w:b/>
-          <w:bCs/>
-          <w:lang w:eastAsia="en-US"/>
-        </w:rPr>
-        <w:t>NFR1 (Security)</w:t>
-      </w:r>
-      <w:r>
-        <w:rPr>
-          <w:rFonts w:ascii="Calibri" w:hAnsi="Calibri" w:cs="Calibri"/>
-          <w:lang w:eastAsia="en-US"/>
-        </w:rPr>
-        <w:t xml:space="preserve"> was established as a core technical gate.</w:t>
-      </w:r>
-    </w:p>
-    <w:p>
-      <w:pPr>
-        <w:numPr>
-          <w:ilvl w:val="0"/>
-          <w:numId w:val="9"/>
-        </w:numPr>
-        <w:rPr>
-          <w:rFonts w:ascii="Calibri" w:hAnsi="Calibri" w:cs="Calibri"/>
-          <w:lang w:eastAsia="en-US"/>
-        </w:rPr>
-      </w:pPr>
-      <w:r>
-        <w:rPr>
-          <w:rFonts w:ascii="Calibri" w:hAnsi="Calibri" w:cs="Calibri"/>
-          <w:b/>
-          <w:bCs/>
-          <w:lang w:eastAsia="en-US"/>
-        </w:rPr>
-        <w:t>Persistence Layer Maturity:</w:t>
-      </w:r>
-      <w:r>
-        <w:rPr>
-          <w:rFonts w:ascii="Calibri" w:hAnsi="Calibri" w:cs="Calibri"/>
-          <w:lang w:eastAsia="en-US"/>
-        </w:rPr>
-        <w:t xml:space="preserve"> Successfully transitioned the system from volatile mock objects to a persistent </w:t>
-      </w:r>
-      <w:r>
-        <w:rPr>
-          <w:rFonts w:ascii="Calibri" w:hAnsi="Calibri" w:cs="Calibri"/>
-          <w:b/>
-          <w:bCs/>
-          <w:lang w:eastAsia="en-US"/>
-        </w:rPr>
-        <w:t>3rd Normal Form (3NF) SQLite database</w:t>
-      </w:r>
-      <w:r>
-        <w:rPr>
-          <w:rFonts w:ascii="Calibri" w:hAnsi="Calibri" w:cs="Calibri"/>
-          <w:lang w:eastAsia="en-US"/>
-        </w:rPr>
-        <w:t xml:space="preserve">. This transition ensured data integrity and eliminated the update anomalies identified in the </w:t>
-      </w:r>
-      <w:r>
-        <w:rPr>
-          <w:rFonts w:ascii="Calibri" w:hAnsi="Calibri" w:cs="Calibri"/>
-          <w:b/>
-          <w:bCs/>
-          <w:lang w:eastAsia="en-US"/>
-        </w:rPr>
-        <w:t>Risk Register</w:t>
-      </w:r>
-      <w:r>
-        <w:rPr>
-          <w:rFonts w:ascii="Calibri" w:hAnsi="Calibri" w:cs="Calibri"/>
-          <w:lang w:eastAsia="en-US"/>
-        </w:rPr>
-        <w:t>.</w:t>
-      </w:r>
-    </w:p>
-    <w:p>
-      <w:pPr>
-        <w:numPr>
-          <w:ilvl w:val="0"/>
-          <w:numId w:val="9"/>
-        </w:numPr>
-        <w:rPr>
-          <w:rFonts w:ascii="Calibri" w:hAnsi="Calibri" w:cs="Calibri"/>
-          <w:lang w:eastAsia="en-US"/>
-        </w:rPr>
-      </w:pPr>
-      <w:r>
-        <w:rPr>
-          <w:rFonts w:ascii="Calibri" w:hAnsi="Calibri" w:cs="Calibri"/>
-          <w:b/>
-          <w:bCs/>
-          <w:lang w:eastAsia="en-US"/>
-        </w:rPr>
-        <w:t>Technical Traceability:</w:t>
-      </w:r>
-      <w:r>
-        <w:rPr>
-          <w:rFonts w:ascii="Calibri" w:hAnsi="Calibri" w:cs="Calibri"/>
-          <w:lang w:eastAsia="en-US"/>
-        </w:rPr>
-        <w:t xml:space="preserve"> Utilizing a </w:t>
-      </w:r>
-      <w:r>
-        <w:rPr>
-          <w:rFonts w:ascii="Calibri" w:hAnsi="Calibri" w:cs="Calibri"/>
-          <w:b/>
-          <w:bCs/>
-          <w:lang w:eastAsia="en-US"/>
-        </w:rPr>
-        <w:t>Documentation-as-Code (</w:t>
-      </w:r>
-      <w:proofErr w:type="spellStart"/>
-      <w:r>
-        <w:rPr>
-          <w:rFonts w:ascii="Calibri" w:hAnsi="Calibri" w:cs="Calibri"/>
-          <w:b/>
-          <w:bCs/>
-          <w:lang w:eastAsia="en-US"/>
-        </w:rPr>
-        <w:t>DaC</w:t>
-      </w:r>
-      <w:proofErr w:type="spellEnd"/>
-      <w:r>
-        <w:rPr>
-          <w:rFonts w:ascii="Calibri" w:hAnsi="Calibri" w:cs="Calibri"/>
-          <w:b/>
-          <w:bCs/>
-          <w:lang w:eastAsia="en-US"/>
-        </w:rPr>
-        <w:t>)</w:t>
-      </w:r>
-      <w:r>
-        <w:rPr>
-          <w:rFonts w:ascii="Calibri" w:hAnsi="Calibri" w:cs="Calibri"/>
-          <w:lang w:eastAsia="en-US"/>
-        </w:rPr>
-        <w:t xml:space="preserve"> approach with Mermaid.js allowed for rapid iterative changes (such as the late-stage inclusion of GDPR compliance features) without incurring </w:t>
-      </w:r>
-      <w:r>
-        <w:rPr>
-          <w:rFonts w:ascii="Calibri" w:hAnsi="Calibri" w:cs="Calibri"/>
-          <w:b/>
-          <w:bCs/>
-          <w:lang w:eastAsia="en-US"/>
-        </w:rPr>
-        <w:t>"Documentation Drift"</w:t>
-      </w:r>
-      <w:r>
-        <w:rPr>
-          <w:rFonts w:ascii="Calibri" w:hAnsi="Calibri" w:cs="Calibri"/>
-          <w:lang w:eastAsia="en-US"/>
-        </w:rPr>
-        <w:t>.</w:t>
-      </w:r>
-    </w:p>
-    <w:p>
-      <w:pPr>
-        <w:numPr>
-          <w:ilvl w:val="0"/>
-          <w:numId w:val="9"/>
-        </w:numPr>
-        <w:rPr>
-          <w:rFonts w:ascii="Calibri" w:hAnsi="Calibri" w:cs="Calibri"/>
-          <w:lang w:eastAsia="en-US"/>
-        </w:rPr>
-      </w:pPr>
-      <w:r>
-        <w:rPr>
-          <w:rFonts w:ascii="Calibri" w:hAnsi="Calibri" w:cs="Calibri"/>
-          <w:b/>
-          <w:bCs/>
-          <w:lang w:eastAsia="en-US"/>
-        </w:rPr>
-        <w:t>Testing Rigour:</w:t>
-      </w:r>
-      <w:r>
-        <w:rPr>
-          <w:rFonts w:ascii="Calibri" w:hAnsi="Calibri" w:cs="Calibri"/>
-          <w:lang w:eastAsia="en-US"/>
-        </w:rPr>
-        <w:t xml:space="preserve"> Achieved a </w:t>
-      </w:r>
-      <w:r>
-        <w:rPr>
-          <w:rFonts w:ascii="Calibri" w:hAnsi="Calibri" w:cs="Calibri"/>
-          <w:b/>
-          <w:bCs/>
-          <w:lang w:eastAsia="en-US"/>
-        </w:rPr>
-        <w:t>100% pass rate</w:t>
-      </w:r>
-      <w:r>
-        <w:rPr>
-          <w:rFonts w:ascii="Calibri" w:hAnsi="Calibri" w:cs="Calibri"/>
-          <w:lang w:eastAsia="en-US"/>
-        </w:rPr>
-        <w:t xml:space="preserve"> on all 33 unit tests, satisfying the testing quality success metric defined in the original </w:t>
-      </w:r>
-      <w:r>
-        <w:rPr>
-          <w:rFonts w:ascii="Calibri" w:hAnsi="Calibri" w:cs="Calibri"/>
-          <w:b/>
-          <w:bCs/>
-          <w:lang w:eastAsia="en-US"/>
-        </w:rPr>
-        <w:t>PSD</w:t>
-      </w:r>
-      <w:r>
-        <w:rPr>
-          <w:rFonts w:ascii="Calibri" w:hAnsi="Calibri" w:cs="Calibri"/>
-          <w:lang w:eastAsia="en-US"/>
-        </w:rPr>
-        <w:t>.</w:t>
-      </w:r>
-    </w:p>
-    <w:p>
-      <w:pPr>
-        <w:rPr>
-          <w:rFonts w:ascii="Calibri" w:hAnsi="Calibri" w:cs="Calibri"/>
-          <w:lang w:eastAsia="en-US"/>
-        </w:rPr>
-      </w:pPr>
-    </w:p>
-    <w:p>
-      <w:pPr>
-        <w:rPr>
-          <w:rFonts w:ascii="Calibri" w:hAnsi="Calibri" w:cs="Calibri"/>
-          <w:b/>
-          <w:bCs/>
-          <w:lang w:eastAsia="en-US"/>
-        </w:rPr>
-      </w:pPr>
-      <w:r>
-        <w:rPr>
-          <w:rFonts w:ascii="Calibri" w:hAnsi="Calibri" w:cs="Calibri"/>
-          <w:b/>
-          <w:bCs/>
-          <w:lang w:eastAsia="en-US"/>
-        </w:rPr>
-        <w:t>What could be improved?</w:t>
-      </w:r>
-    </w:p>
-    <w:p>
-      <w:pPr>
-        <w:numPr>
-          <w:ilvl w:val="0"/>
-          <w:numId w:val="10"/>
-        </w:numPr>
-        <w:rPr>
-          <w:rFonts w:ascii="Calibri" w:hAnsi="Calibri" w:cs="Calibri"/>
-          <w:lang w:eastAsia="en-US"/>
-        </w:rPr>
-      </w:pPr>
-      <w:r>
-        <w:rPr>
-          <w:rFonts w:ascii="Calibri" w:hAnsi="Calibri" w:cs="Calibri"/>
-          <w:b/>
-          <w:bCs/>
-          <w:lang w:eastAsia="en-US"/>
-        </w:rPr>
-        <w:t>Code/Report Synchronization:</w:t>
-      </w:r>
-      <w:r>
-        <w:rPr>
-          <w:rFonts w:ascii="Calibri" w:hAnsi="Calibri" w:cs="Calibri"/>
-          <w:lang w:eastAsia="en-US"/>
-        </w:rPr>
-        <w:t xml:space="preserve"> Due to the high velocity of the build phase, the development of the /booking transaction engine temporarily outpaced the report documentation.</w:t>
-      </w:r>
-    </w:p>
-    <w:p>
-      <w:pPr>
-        <w:numPr>
-          <w:ilvl w:val="1"/>
-          <w:numId w:val="10"/>
-        </w:numPr>
-        <w:rPr>
-          <w:rFonts w:ascii="Calibri" w:hAnsi="Calibri" w:cs="Calibri"/>
-          <w:lang w:eastAsia="en-US"/>
-        </w:rPr>
-      </w:pPr>
-      <w:r>
-        <w:rPr>
-          <w:rFonts w:ascii="Calibri" w:hAnsi="Calibri" w:cs="Calibri"/>
-          <w:b/>
-          <w:bCs/>
-          <w:lang w:eastAsia="en-US"/>
-        </w:rPr>
-        <w:t>Action Taken:</w:t>
-      </w:r>
-      <w:r>
-        <w:rPr>
-          <w:rFonts w:ascii="Calibri" w:hAnsi="Calibri" w:cs="Calibri"/>
-          <w:lang w:eastAsia="en-US"/>
-        </w:rPr>
-        <w:t xml:space="preserve"> Implemented a final "Remediation Phase" to ensure all documentation placeholders were replaced with validated evidence from commit c6fdb3b.</w:t>
-      </w:r>
-    </w:p>
-    <w:p>
-      <w:pPr>
-        <w:numPr>
-          <w:ilvl w:val="0"/>
-          <w:numId w:val="10"/>
-        </w:numPr>
-        <w:rPr>
-          <w:rFonts w:ascii="Calibri" w:hAnsi="Calibri" w:cs="Calibri"/>
-          <w:lang w:eastAsia="en-US"/>
-        </w:rPr>
-      </w:pPr>
-      <w:r>
-        <w:rPr>
-          <w:rFonts w:ascii="Calibri" w:hAnsi="Calibri" w:cs="Calibri"/>
-          <w:b/>
-          <w:bCs/>
-          <w:lang w:eastAsia="en-US"/>
-        </w:rPr>
-        <w:t>Environment Stability:</w:t>
-      </w:r>
-      <w:r>
-        <w:rPr>
-          <w:rFonts w:ascii="Calibri" w:hAnsi="Calibri" w:cs="Calibri"/>
-          <w:lang w:eastAsia="en-US"/>
-        </w:rPr>
-        <w:t xml:space="preserve"> While the Node.js version conflict from Sprint 1 was resolved, a more robust pre-sprint audit of global </w:t>
-      </w:r>
-      <w:proofErr w:type="spellStart"/>
-      <w:r>
-        <w:rPr>
-          <w:rFonts w:ascii="Calibri" w:hAnsi="Calibri" w:cs="Calibri"/>
-          <w:lang w:eastAsia="en-US"/>
-        </w:rPr>
-        <w:t>npm</w:t>
-      </w:r>
-      <w:proofErr w:type="spellEnd"/>
-      <w:r>
-        <w:rPr>
-          <w:rFonts w:ascii="Calibri" w:hAnsi="Calibri" w:cs="Calibri"/>
-          <w:lang w:eastAsia="en-US"/>
-        </w:rPr>
-        <w:t xml:space="preserve"> packages would have further stabilized the early development environment.</w:t>
-      </w:r>
-    </w:p>
-    <w:p>
-      <w:pPr>
-        <w:rPr>
-          <w:rFonts w:ascii="Calibri" w:hAnsi="Calibri" w:cs="Calibri"/>
-          <w:lang w:eastAsia="en-US"/>
-        </w:rPr>
-      </w:pPr>
-    </w:p>
-    <w:p>
-      <w:pPr>
-        <w:rPr>
-          <w:rFonts w:ascii="Calibri" w:hAnsi="Calibri" w:cs="Calibri"/>
-          <w:b/>
-          <w:bCs/>
-          <w:lang w:eastAsia="en-US"/>
-        </w:rPr>
-      </w:pPr>
-      <w:r>
-        <w:rPr>
-          <w:rFonts w:ascii="Calibri" w:hAnsi="Calibri" w:cs="Calibri"/>
-          <w:b/>
-          <w:bCs/>
-          <w:lang w:eastAsia="en-US"/>
-        </w:rPr>
-        <w:t>Issues Resolved</w:t>
-      </w:r>
-    </w:p>
-    <w:p>
-      <w:pPr>
-        <w:numPr>
-          <w:ilvl w:val="0"/>
-          <w:numId w:val="11"/>
-        </w:numPr>
-        <w:rPr>
-          <w:rFonts w:ascii="Calibri" w:hAnsi="Calibri" w:cs="Calibri"/>
-          <w:lang w:eastAsia="en-US"/>
-        </w:rPr>
-      </w:pPr>
-      <w:r>
-        <w:rPr>
-          <w:rFonts w:ascii="Calibri" w:hAnsi="Calibri" w:cs="Calibri"/>
-          <w:b/>
-          <w:bCs/>
-          <w:lang w:eastAsia="en-US"/>
-        </w:rPr>
-        <w:t>UI/Logic Desync:</w:t>
-      </w:r>
-      <w:r>
-        <w:rPr>
-          <w:rFonts w:ascii="Calibri" w:hAnsi="Calibri" w:cs="Calibri"/>
-          <w:lang w:eastAsia="en-US"/>
-        </w:rPr>
-        <w:t xml:space="preserve"> During early development, the dashboard booking link served as a placeholder. This was resolved by implementing a dedicated server-side transaction route to handle complex data-binding between the </w:t>
-      </w:r>
-      <w:r>
-        <w:rPr>
-          <w:rFonts w:ascii="Calibri" w:hAnsi="Calibri" w:cs="Calibri"/>
-          <w:b/>
-          <w:bCs/>
-          <w:lang w:eastAsia="en-US"/>
-        </w:rPr>
-        <w:t>PATIENT</w:t>
-      </w:r>
-      <w:r>
-        <w:rPr>
-          <w:rFonts w:ascii="Calibri" w:hAnsi="Calibri" w:cs="Calibri"/>
-          <w:lang w:eastAsia="en-US"/>
-        </w:rPr>
-        <w:t xml:space="preserve"> and </w:t>
-      </w:r>
-      <w:r>
-        <w:rPr>
-          <w:rFonts w:ascii="Calibri" w:hAnsi="Calibri" w:cs="Calibri"/>
-          <w:b/>
-          <w:bCs/>
-          <w:lang w:eastAsia="en-US"/>
-        </w:rPr>
-        <w:t>APPOINTMENT</w:t>
-      </w:r>
-      <w:r>
-        <w:rPr>
-          <w:rFonts w:ascii="Calibri" w:hAnsi="Calibri" w:cs="Calibri"/>
-          <w:lang w:eastAsia="en-US"/>
-        </w:rPr>
-        <w:t xml:space="preserve"> entities.</w:t>
-      </w:r>
-    </w:p>
-    <w:p>
-      <w:pPr>
-        <w:numPr>
-          <w:ilvl w:val="0"/>
-          <w:numId w:val="11"/>
-        </w:numPr>
-        <w:rPr>
-          <w:rFonts w:ascii="Calibri" w:hAnsi="Calibri" w:cs="Calibri"/>
-          <w:lang w:eastAsia="en-US"/>
-        </w:rPr>
-      </w:pPr>
-      <w:r>
-        <w:rPr>
-          <w:rFonts w:ascii="Calibri" w:hAnsi="Calibri" w:cs="Calibri"/>
-          <w:b/>
-          <w:bCs/>
-          <w:lang w:eastAsia="en-US"/>
-        </w:rPr>
-        <w:t>Environment Impediment:</w:t>
-      </w:r>
-      <w:r>
-        <w:rPr>
-          <w:rFonts w:ascii="Calibri" w:hAnsi="Calibri" w:cs="Calibri"/>
-          <w:lang w:eastAsia="en-US"/>
-        </w:rPr>
-        <w:t xml:space="preserve"> A critical </w:t>
-      </w:r>
-      <w:proofErr w:type="spellStart"/>
-      <w:r>
-        <w:rPr>
-          <w:rFonts w:ascii="Calibri" w:hAnsi="Calibri" w:cs="Calibri"/>
-          <w:lang w:eastAsia="en-US"/>
-        </w:rPr>
-        <w:t>SyntaxError</w:t>
-      </w:r>
-      <w:proofErr w:type="spellEnd"/>
-      <w:r>
-        <w:rPr>
-          <w:rFonts w:ascii="Calibri" w:hAnsi="Calibri" w:cs="Calibri"/>
-          <w:lang w:eastAsia="en-US"/>
-        </w:rPr>
-        <w:t xml:space="preserve"> during initialization (v20.11.0 vs v20.12.0+) was remediated through a mandatory prerequisite version audit for all Node.js and </w:t>
-      </w:r>
-      <w:proofErr w:type="spellStart"/>
-      <w:r>
-        <w:rPr>
-          <w:rFonts w:ascii="Calibri" w:hAnsi="Calibri" w:cs="Calibri"/>
-          <w:lang w:eastAsia="en-US"/>
-        </w:rPr>
-        <w:t>npm</w:t>
-      </w:r>
-      <w:proofErr w:type="spellEnd"/>
-      <w:r>
-        <w:rPr>
-          <w:rFonts w:ascii="Calibri" w:hAnsi="Calibri" w:cs="Calibri"/>
-          <w:lang w:eastAsia="en-US"/>
-        </w:rPr>
-        <w:t xml:space="preserve"> packages.</w:t>
-      </w:r>
-    </w:p>
-    <w:p>
-      <w:pPr>
-        <w:rPr>
-          <w:rFonts w:ascii="Calibri" w:hAnsi="Calibri" w:cs="Calibri"/>
-          <w:lang w:val="en-US" w:eastAsia="en-US"/>
-        </w:rPr>
-      </w:pPr>
-    </w:p>
-    <w:p>
-      <w:pPr>
-        <w:rPr>
-          <w:rFonts w:ascii="Calibri" w:hAnsi="Calibri" w:cs="Calibri"/>
-          <w:lang w:val="en-US" w:eastAsia="en-US"/>
-        </w:rPr>
-      </w:pPr>
-    </w:p>
-    <w:p>
-      <w:pPr>
-        <w:pStyle w:val="Heading2"/>
-        <w:rPr>
-          <w:rFonts w:ascii="Calibri" w:hAnsi="Calibri" w:cs="Calibri"/>
-        </w:rPr>
-      </w:pPr>
+        <w:t>7</w:t>
+      </w:r>
       <w:r>
         <w:rPr>
           <w:rFonts w:ascii="Calibri" w:hAnsi="Calibri" w:cs="Calibri"/>
           <w:lang w:val="en-GB"/>
         </w:rPr>
-        <w:t xml:space="preserve">7.0 </w:t>
-      </w:r>
-      <w:r>
-        <w:rPr>
-          <w:rFonts w:ascii="Calibri" w:hAnsi="Calibri" w:cs="Calibri"/>
-          <w:lang w:val="en-GB"/>
-        </w:rPr>
-        <w:t>Final Compliance &amp; Quality Audit</w:t>
+        <w:t>.0 Final Compliance &amp; Quality Audit</w:t>
       </w:r>
     </w:p>
     <w:p>
@@ -7487,22 +7550,697 @@
     <w:p>
       <w:pPr>
         <w:pStyle w:val="Heading2"/>
-      </w:pPr>
-      <w:r>
-        <w:t xml:space="preserve">8.0 </w:t>
-      </w:r>
-      <w:r>
-        <w:t>Future Developments</w:t>
+        <w:rPr>
+          <w:rStyle w:val="Heading2Char"/>
+          <w:rFonts w:ascii="Calibri" w:hAnsi="Calibri" w:cs="Calibri"/>
+        </w:rPr>
+      </w:pPr>
+      <w:r>
+        <w:rPr>
+          <w:rStyle w:val="Heading2Char"/>
+          <w:rFonts w:ascii="Calibri" w:hAnsi="Calibri" w:cs="Calibri"/>
+        </w:rPr>
+        <w:t>8</w:t>
+      </w:r>
+      <w:r>
+        <w:rPr>
+          <w:rStyle w:val="Heading2Char"/>
+          <w:rFonts w:ascii="Calibri" w:hAnsi="Calibri" w:cs="Calibri"/>
+        </w:rPr>
+        <w:t xml:space="preserve">.0 </w:t>
+      </w:r>
+      <w:r>
+        <w:rPr>
+          <w:rStyle w:val="Heading2Char"/>
+          <w:rFonts w:ascii="Calibri" w:hAnsi="Calibri" w:cs="Calibri"/>
+        </w:rPr>
+        <w:t>Retrospective</w:t>
       </w:r>
     </w:p>
     <w:p>
       <w:pPr>
-        <w:rPr>
+        <w:jc w:val="left"/>
+        <w:rPr>
+          <w:rFonts w:ascii="Calibri" w:hAnsi="Calibri" w:cs="Calibri"/>
+          <w:b/>
+          <w:bCs/>
           <w:lang w:eastAsia="en-US"/>
         </w:rPr>
       </w:pPr>
       <w:r>
         <w:rPr>
+          <w:rFonts w:ascii="Calibri" w:hAnsi="Calibri" w:cs="Calibri"/>
+          <w:b/>
+          <w:bCs/>
+          <w:lang w:eastAsia="en-US"/>
+        </w:rPr>
+        <w:t>What went well?</w:t>
+      </w:r>
+    </w:p>
+    <w:p>
+      <w:pPr>
+        <w:numPr>
+          <w:ilvl w:val="0"/>
+          <w:numId w:val="9"/>
+        </w:numPr>
+        <w:jc w:val="left"/>
+        <w:rPr>
+          <w:rFonts w:ascii="Calibri" w:hAnsi="Calibri" w:cs="Calibri"/>
+          <w:lang w:eastAsia="en-US"/>
+        </w:rPr>
+      </w:pPr>
+      <w:r>
+        <w:rPr>
+          <w:rFonts w:ascii="Calibri" w:hAnsi="Calibri" w:cs="Calibri"/>
+          <w:b/>
+          <w:bCs/>
+          <w:lang w:eastAsia="en-US"/>
+        </w:rPr>
+        <w:t>Architecture-First Security:</w:t>
+      </w:r>
+      <w:r>
+        <w:rPr>
+          <w:rFonts w:ascii="Calibri" w:hAnsi="Calibri" w:cs="Calibri"/>
+          <w:lang w:eastAsia="en-US"/>
+        </w:rPr>
+        <w:t xml:space="preserve"> Implementing server-side route protection in </w:t>
+      </w:r>
+      <w:proofErr w:type="spellStart"/>
+      <w:proofErr w:type="gramStart"/>
+      <w:r>
+        <w:rPr>
+          <w:rFonts w:ascii="Calibri" w:hAnsi="Calibri" w:cs="Calibri"/>
+          <w:lang w:eastAsia="en-US"/>
+        </w:rPr>
+        <w:t>hooks.server</w:t>
+      </w:r>
+      <w:proofErr w:type="gramEnd"/>
+      <w:r>
+        <w:rPr>
+          <w:rFonts w:ascii="Calibri" w:hAnsi="Calibri" w:cs="Calibri"/>
+          <w:lang w:eastAsia="en-US"/>
+        </w:rPr>
+        <w:t>.ts</w:t>
+      </w:r>
+      <w:proofErr w:type="spellEnd"/>
+      <w:r>
+        <w:rPr>
+          <w:rFonts w:ascii="Calibri" w:hAnsi="Calibri" w:cs="Calibri"/>
+          <w:lang w:eastAsia="en-US"/>
+        </w:rPr>
+        <w:t xml:space="preserve"> before finalizing the UI ensured that </w:t>
+      </w:r>
+      <w:r>
+        <w:rPr>
+          <w:rFonts w:ascii="Calibri" w:hAnsi="Calibri" w:cs="Calibri"/>
+          <w:b/>
+          <w:bCs/>
+          <w:lang w:eastAsia="en-US"/>
+        </w:rPr>
+        <w:t>NFR1 (Security)</w:t>
+      </w:r>
+      <w:r>
+        <w:rPr>
+          <w:rFonts w:ascii="Calibri" w:hAnsi="Calibri" w:cs="Calibri"/>
+          <w:lang w:eastAsia="en-US"/>
+        </w:rPr>
+        <w:t xml:space="preserve"> was established as a core technical gate.</w:t>
+      </w:r>
+    </w:p>
+    <w:p>
+      <w:pPr>
+        <w:numPr>
+          <w:ilvl w:val="0"/>
+          <w:numId w:val="9"/>
+        </w:numPr>
+        <w:jc w:val="left"/>
+        <w:rPr>
+          <w:rFonts w:ascii="Calibri" w:hAnsi="Calibri" w:cs="Calibri"/>
+          <w:lang w:eastAsia="en-US"/>
+        </w:rPr>
+      </w:pPr>
+      <w:r>
+        <w:rPr>
+          <w:rFonts w:ascii="Calibri" w:hAnsi="Calibri" w:cs="Calibri"/>
+          <w:b/>
+          <w:bCs/>
+          <w:lang w:eastAsia="en-US"/>
+        </w:rPr>
+        <w:t>Persistence Layer Maturity:</w:t>
+      </w:r>
+      <w:r>
+        <w:rPr>
+          <w:rFonts w:ascii="Calibri" w:hAnsi="Calibri" w:cs="Calibri"/>
+          <w:lang w:eastAsia="en-US"/>
+        </w:rPr>
+        <w:t xml:space="preserve"> Successfully transitioned the system from volatile mock objects to a persistent </w:t>
+      </w:r>
+      <w:r>
+        <w:rPr>
+          <w:rFonts w:ascii="Calibri" w:hAnsi="Calibri" w:cs="Calibri"/>
+          <w:b/>
+          <w:bCs/>
+          <w:lang w:eastAsia="en-US"/>
+        </w:rPr>
+        <w:t>3rd Normal Form (3NF) SQLite database</w:t>
+      </w:r>
+      <w:r>
+        <w:rPr>
+          <w:rFonts w:ascii="Calibri" w:hAnsi="Calibri" w:cs="Calibri"/>
+          <w:lang w:eastAsia="en-US"/>
+        </w:rPr>
+        <w:t xml:space="preserve">. This transition ensured data integrity and eliminated the update anomalies identified in the </w:t>
+      </w:r>
+      <w:r>
+        <w:rPr>
+          <w:rFonts w:ascii="Calibri" w:hAnsi="Calibri" w:cs="Calibri"/>
+          <w:b/>
+          <w:bCs/>
+          <w:lang w:eastAsia="en-US"/>
+        </w:rPr>
+        <w:t>Risk Register</w:t>
+      </w:r>
+      <w:r>
+        <w:rPr>
+          <w:rFonts w:ascii="Calibri" w:hAnsi="Calibri" w:cs="Calibri"/>
+          <w:lang w:eastAsia="en-US"/>
+        </w:rPr>
+        <w:t>.</w:t>
+      </w:r>
+    </w:p>
+    <w:p>
+      <w:pPr>
+        <w:numPr>
+          <w:ilvl w:val="0"/>
+          <w:numId w:val="9"/>
+        </w:numPr>
+        <w:jc w:val="left"/>
+        <w:rPr>
+          <w:rFonts w:ascii="Calibri" w:hAnsi="Calibri" w:cs="Calibri"/>
+          <w:lang w:eastAsia="en-US"/>
+        </w:rPr>
+      </w:pPr>
+      <w:r>
+        <w:rPr>
+          <w:rFonts w:ascii="Calibri" w:hAnsi="Calibri" w:cs="Calibri"/>
+          <w:b/>
+          <w:bCs/>
+          <w:lang w:eastAsia="en-US"/>
+        </w:rPr>
+        <w:t>Technical Traceability:</w:t>
+      </w:r>
+      <w:r>
+        <w:rPr>
+          <w:rFonts w:ascii="Calibri" w:hAnsi="Calibri" w:cs="Calibri"/>
+          <w:lang w:eastAsia="en-US"/>
+        </w:rPr>
+        <w:t xml:space="preserve"> Utilizing a </w:t>
+      </w:r>
+      <w:r>
+        <w:rPr>
+          <w:rFonts w:ascii="Calibri" w:hAnsi="Calibri" w:cs="Calibri"/>
+          <w:b/>
+          <w:bCs/>
+          <w:lang w:eastAsia="en-US"/>
+        </w:rPr>
+        <w:t>Documentation-as-Code (</w:t>
+      </w:r>
+      <w:proofErr w:type="spellStart"/>
+      <w:r>
+        <w:rPr>
+          <w:rFonts w:ascii="Calibri" w:hAnsi="Calibri" w:cs="Calibri"/>
+          <w:b/>
+          <w:bCs/>
+          <w:lang w:eastAsia="en-US"/>
+        </w:rPr>
+        <w:t>DaC</w:t>
+      </w:r>
+      <w:proofErr w:type="spellEnd"/>
+      <w:r>
+        <w:rPr>
+          <w:rFonts w:ascii="Calibri" w:hAnsi="Calibri" w:cs="Calibri"/>
+          <w:b/>
+          <w:bCs/>
+          <w:lang w:eastAsia="en-US"/>
+        </w:rPr>
+        <w:t>)</w:t>
+      </w:r>
+      <w:r>
+        <w:rPr>
+          <w:rFonts w:ascii="Calibri" w:hAnsi="Calibri" w:cs="Calibri"/>
+          <w:lang w:eastAsia="en-US"/>
+        </w:rPr>
+        <w:t xml:space="preserve"> approach with Mermaid.js allowed for rapid iterative changes (such as the late-stage inclusion of GDPR compliance features) without incurring </w:t>
+      </w:r>
+      <w:r>
+        <w:rPr>
+          <w:rFonts w:ascii="Calibri" w:hAnsi="Calibri" w:cs="Calibri"/>
+          <w:b/>
+          <w:bCs/>
+          <w:lang w:eastAsia="en-US"/>
+        </w:rPr>
+        <w:t>"Documentation Drift"</w:t>
+      </w:r>
+      <w:r>
+        <w:rPr>
+          <w:rFonts w:ascii="Calibri" w:hAnsi="Calibri" w:cs="Calibri"/>
+          <w:lang w:eastAsia="en-US"/>
+        </w:rPr>
+        <w:t>.</w:t>
+      </w:r>
+    </w:p>
+    <w:p>
+      <w:pPr>
+        <w:numPr>
+          <w:ilvl w:val="0"/>
+          <w:numId w:val="9"/>
+        </w:numPr>
+        <w:jc w:val="left"/>
+        <w:rPr>
+          <w:rFonts w:ascii="Calibri" w:hAnsi="Calibri" w:cs="Calibri"/>
+          <w:lang w:eastAsia="en-US"/>
+        </w:rPr>
+      </w:pPr>
+      <w:r>
+        <w:rPr>
+          <w:rFonts w:ascii="Calibri" w:hAnsi="Calibri" w:cs="Calibri"/>
+          <w:b/>
+          <w:bCs/>
+          <w:lang w:eastAsia="en-US"/>
+        </w:rPr>
+        <w:t>Testing Rigour:</w:t>
+      </w:r>
+      <w:r>
+        <w:rPr>
+          <w:rFonts w:ascii="Calibri" w:hAnsi="Calibri" w:cs="Calibri"/>
+          <w:lang w:eastAsia="en-US"/>
+        </w:rPr>
+        <w:t xml:space="preserve"> Achieved a </w:t>
+      </w:r>
+      <w:r>
+        <w:rPr>
+          <w:rFonts w:ascii="Calibri" w:hAnsi="Calibri" w:cs="Calibri"/>
+          <w:b/>
+          <w:bCs/>
+          <w:lang w:eastAsia="en-US"/>
+        </w:rPr>
+        <w:t>100% pass rate</w:t>
+      </w:r>
+      <w:r>
+        <w:rPr>
+          <w:rFonts w:ascii="Calibri" w:hAnsi="Calibri" w:cs="Calibri"/>
+          <w:lang w:eastAsia="en-US"/>
+        </w:rPr>
+        <w:t xml:space="preserve"> on all </w:t>
+      </w:r>
+      <w:proofErr w:type="gramStart"/>
+      <w:r>
+        <w:rPr>
+          <w:rFonts w:ascii="Calibri" w:hAnsi="Calibri" w:cs="Calibri"/>
+          <w:lang w:eastAsia="en-US"/>
+        </w:rPr>
+        <w:t>33 unit</w:t>
+      </w:r>
+      <w:proofErr w:type="gramEnd"/>
+      <w:r>
+        <w:rPr>
+          <w:rFonts w:ascii="Calibri" w:hAnsi="Calibri" w:cs="Calibri"/>
+          <w:lang w:eastAsia="en-US"/>
+        </w:rPr>
+        <w:t xml:space="preserve"> tests, satisfying the testing quality success metric defined in the original </w:t>
+      </w:r>
+      <w:r>
+        <w:rPr>
+          <w:rFonts w:ascii="Calibri" w:hAnsi="Calibri" w:cs="Calibri"/>
+          <w:b/>
+          <w:bCs/>
+          <w:lang w:eastAsia="en-US"/>
+        </w:rPr>
+        <w:t>PSD</w:t>
+      </w:r>
+      <w:r>
+        <w:rPr>
+          <w:rFonts w:ascii="Calibri" w:hAnsi="Calibri" w:cs="Calibri"/>
+          <w:lang w:eastAsia="en-US"/>
+        </w:rPr>
+        <w:t>.</w:t>
+      </w:r>
+    </w:p>
+    <w:p>
+      <w:pPr>
+        <w:jc w:val="left"/>
+        <w:rPr>
+          <w:rFonts w:ascii="Calibri" w:hAnsi="Calibri" w:cs="Calibri"/>
+          <w:lang w:eastAsia="en-US"/>
+        </w:rPr>
+      </w:pPr>
+    </w:p>
+    <w:p>
+      <w:pPr>
+        <w:jc w:val="left"/>
+        <w:rPr>
+          <w:rFonts w:ascii="Calibri" w:hAnsi="Calibri" w:cs="Calibri"/>
+          <w:b/>
+          <w:bCs/>
+          <w:lang w:eastAsia="en-US"/>
+        </w:rPr>
+      </w:pPr>
+      <w:r>
+        <w:rPr>
+          <w:rFonts w:ascii="Calibri" w:hAnsi="Calibri" w:cs="Calibri"/>
+          <w:b/>
+          <w:bCs/>
+          <w:lang w:eastAsia="en-US"/>
+        </w:rPr>
+        <w:t>What could be improved?</w:t>
+      </w:r>
+    </w:p>
+    <w:p>
+      <w:pPr>
+        <w:numPr>
+          <w:ilvl w:val="0"/>
+          <w:numId w:val="10"/>
+        </w:numPr>
+        <w:jc w:val="left"/>
+        <w:rPr>
+          <w:rFonts w:ascii="Calibri" w:hAnsi="Calibri" w:cs="Calibri"/>
+          <w:lang w:eastAsia="en-US"/>
+        </w:rPr>
+      </w:pPr>
+      <w:r>
+        <w:rPr>
+          <w:rFonts w:ascii="Calibri" w:hAnsi="Calibri" w:cs="Calibri"/>
+          <w:b/>
+          <w:bCs/>
+          <w:lang w:eastAsia="en-US"/>
+        </w:rPr>
+        <w:t>Code/Report Synchronization:</w:t>
+      </w:r>
+      <w:r>
+        <w:rPr>
+          <w:rFonts w:ascii="Calibri" w:hAnsi="Calibri" w:cs="Calibri"/>
+          <w:lang w:eastAsia="en-US"/>
+        </w:rPr>
+        <w:t xml:space="preserve"> Due to the high velocity of the build phase, the development of the /booking transaction engine temporarily outpaced the report documentation.</w:t>
+      </w:r>
+    </w:p>
+    <w:p>
+      <w:pPr>
+        <w:numPr>
+          <w:ilvl w:val="1"/>
+          <w:numId w:val="10"/>
+        </w:numPr>
+        <w:jc w:val="left"/>
+        <w:rPr>
+          <w:rFonts w:ascii="Calibri" w:hAnsi="Calibri" w:cs="Calibri"/>
+          <w:lang w:eastAsia="en-US"/>
+        </w:rPr>
+      </w:pPr>
+      <w:r>
+        <w:rPr>
+          <w:rFonts w:ascii="Calibri" w:hAnsi="Calibri" w:cs="Calibri"/>
+          <w:b/>
+          <w:bCs/>
+          <w:lang w:eastAsia="en-US"/>
+        </w:rPr>
+        <w:t>Action Taken:</w:t>
+      </w:r>
+      <w:r>
+        <w:rPr>
+          <w:rFonts w:ascii="Calibri" w:hAnsi="Calibri" w:cs="Calibri"/>
+          <w:lang w:eastAsia="en-US"/>
+        </w:rPr>
+        <w:t xml:space="preserve"> Implemented a final "Remediation Phase" to ensure all documentation placeholders were replaced with validated evidence from commit c6fdb3b.</w:t>
+      </w:r>
+    </w:p>
+    <w:p>
+      <w:pPr>
+        <w:numPr>
+          <w:ilvl w:val="0"/>
+          <w:numId w:val="10"/>
+        </w:numPr>
+        <w:jc w:val="left"/>
+        <w:rPr>
+          <w:rFonts w:ascii="Calibri" w:hAnsi="Calibri" w:cs="Calibri"/>
+          <w:lang w:eastAsia="en-US"/>
+        </w:rPr>
+      </w:pPr>
+      <w:r>
+        <w:rPr>
+          <w:rFonts w:ascii="Calibri" w:hAnsi="Calibri" w:cs="Calibri"/>
+          <w:b/>
+          <w:bCs/>
+          <w:lang w:eastAsia="en-US"/>
+        </w:rPr>
+        <w:t>Environment Stability:</w:t>
+      </w:r>
+      <w:r>
+        <w:rPr>
+          <w:rFonts w:ascii="Calibri" w:hAnsi="Calibri" w:cs="Calibri"/>
+          <w:lang w:eastAsia="en-US"/>
+        </w:rPr>
+        <w:t xml:space="preserve"> While the Node.js version conflict from Sprint 1 was resolved, a more robust pre-sprint audit of global </w:t>
+      </w:r>
+      <w:proofErr w:type="spellStart"/>
+      <w:r>
+        <w:rPr>
+          <w:rFonts w:ascii="Calibri" w:hAnsi="Calibri" w:cs="Calibri"/>
+          <w:lang w:eastAsia="en-US"/>
+        </w:rPr>
+        <w:t>npm</w:t>
+      </w:r>
+      <w:proofErr w:type="spellEnd"/>
+      <w:r>
+        <w:rPr>
+          <w:rFonts w:ascii="Calibri" w:hAnsi="Calibri" w:cs="Calibri"/>
+          <w:lang w:eastAsia="en-US"/>
+        </w:rPr>
+        <w:t xml:space="preserve"> packages would have further stabilized the early development environment.</w:t>
+      </w:r>
+    </w:p>
+    <w:p>
+      <w:pPr>
+        <w:jc w:val="left"/>
+        <w:rPr>
+          <w:rFonts w:ascii="Calibri" w:hAnsi="Calibri" w:cs="Calibri"/>
+          <w:lang w:eastAsia="en-US"/>
+        </w:rPr>
+      </w:pPr>
+    </w:p>
+    <w:p>
+      <w:pPr>
+        <w:jc w:val="left"/>
+        <w:rPr>
+          <w:rFonts w:ascii="Calibri" w:hAnsi="Calibri" w:cs="Calibri"/>
+          <w:b/>
+          <w:bCs/>
+          <w:lang w:eastAsia="en-US"/>
+        </w:rPr>
+      </w:pPr>
+      <w:r>
+        <w:rPr>
+          <w:rFonts w:ascii="Calibri" w:hAnsi="Calibri" w:cs="Calibri"/>
+          <w:b/>
+          <w:bCs/>
+          <w:lang w:eastAsia="en-US"/>
+        </w:rPr>
+        <w:t>Issues Resolved</w:t>
+      </w:r>
+    </w:p>
+    <w:p>
+      <w:pPr>
+        <w:numPr>
+          <w:ilvl w:val="0"/>
+          <w:numId w:val="11"/>
+        </w:numPr>
+        <w:jc w:val="left"/>
+        <w:rPr>
+          <w:rFonts w:ascii="Calibri" w:hAnsi="Calibri" w:cs="Calibri"/>
+          <w:lang w:eastAsia="en-US"/>
+        </w:rPr>
+      </w:pPr>
+      <w:r>
+        <w:rPr>
+          <w:rFonts w:ascii="Calibri" w:hAnsi="Calibri" w:cs="Calibri"/>
+          <w:b/>
+          <w:bCs/>
+          <w:lang w:eastAsia="en-US"/>
+        </w:rPr>
+        <w:lastRenderedPageBreak/>
+        <w:t>UI/Logic Desync:</w:t>
+      </w:r>
+      <w:r>
+        <w:rPr>
+          <w:rFonts w:ascii="Calibri" w:hAnsi="Calibri" w:cs="Calibri"/>
+          <w:lang w:eastAsia="en-US"/>
+        </w:rPr>
+        <w:t xml:space="preserve"> During early development, the dashboard booking link served as a placeholder. This was resolved by implementing a dedicated server-side transaction route to handle complex </w:t>
+      </w:r>
+      <w:proofErr w:type="gramStart"/>
+      <w:r>
+        <w:rPr>
+          <w:rFonts w:ascii="Calibri" w:hAnsi="Calibri" w:cs="Calibri"/>
+          <w:lang w:eastAsia="en-US"/>
+        </w:rPr>
+        <w:t>data-binding</w:t>
+      </w:r>
+      <w:proofErr w:type="gramEnd"/>
+      <w:r>
+        <w:rPr>
+          <w:rFonts w:ascii="Calibri" w:hAnsi="Calibri" w:cs="Calibri"/>
+          <w:lang w:eastAsia="en-US"/>
+        </w:rPr>
+        <w:t xml:space="preserve"> between the </w:t>
+      </w:r>
+      <w:r>
+        <w:rPr>
+          <w:rFonts w:ascii="Calibri" w:hAnsi="Calibri" w:cs="Calibri"/>
+          <w:b/>
+          <w:bCs/>
+          <w:lang w:eastAsia="en-US"/>
+        </w:rPr>
+        <w:t>PATIENT</w:t>
+      </w:r>
+      <w:r>
+        <w:rPr>
+          <w:rFonts w:ascii="Calibri" w:hAnsi="Calibri" w:cs="Calibri"/>
+          <w:lang w:eastAsia="en-US"/>
+        </w:rPr>
+        <w:t xml:space="preserve"> and </w:t>
+      </w:r>
+      <w:r>
+        <w:rPr>
+          <w:rFonts w:ascii="Calibri" w:hAnsi="Calibri" w:cs="Calibri"/>
+          <w:b/>
+          <w:bCs/>
+          <w:lang w:eastAsia="en-US"/>
+        </w:rPr>
+        <w:t>APPOINTMENT</w:t>
+      </w:r>
+      <w:r>
+        <w:rPr>
+          <w:rFonts w:ascii="Calibri" w:hAnsi="Calibri" w:cs="Calibri"/>
+          <w:lang w:eastAsia="en-US"/>
+        </w:rPr>
+        <w:t xml:space="preserve"> entities.</w:t>
+      </w:r>
+    </w:p>
+    <w:p>
+      <w:pPr>
+        <w:numPr>
+          <w:ilvl w:val="0"/>
+          <w:numId w:val="11"/>
+        </w:numPr>
+        <w:jc w:val="left"/>
+        <w:rPr>
+          <w:rFonts w:ascii="Calibri" w:hAnsi="Calibri" w:cs="Calibri"/>
+          <w:lang w:eastAsia="en-US"/>
+        </w:rPr>
+      </w:pPr>
+      <w:r>
+        <w:rPr>
+          <w:rFonts w:ascii="Calibri" w:hAnsi="Calibri" w:cs="Calibri"/>
+          <w:b/>
+          <w:bCs/>
+          <w:lang w:eastAsia="en-US"/>
+        </w:rPr>
+        <w:t>Environment Impediment:</w:t>
+      </w:r>
+      <w:r>
+        <w:rPr>
+          <w:rFonts w:ascii="Calibri" w:hAnsi="Calibri" w:cs="Calibri"/>
+          <w:lang w:eastAsia="en-US"/>
+        </w:rPr>
+        <w:t xml:space="preserve"> A critical </w:t>
+      </w:r>
+      <w:proofErr w:type="spellStart"/>
+      <w:r>
+        <w:rPr>
+          <w:rFonts w:ascii="Calibri" w:hAnsi="Calibri" w:cs="Calibri"/>
+          <w:lang w:eastAsia="en-US"/>
+        </w:rPr>
+        <w:t>SyntaxError</w:t>
+      </w:r>
+      <w:proofErr w:type="spellEnd"/>
+      <w:r>
+        <w:rPr>
+          <w:rFonts w:ascii="Calibri" w:hAnsi="Calibri" w:cs="Calibri"/>
+          <w:lang w:eastAsia="en-US"/>
+        </w:rPr>
+        <w:t xml:space="preserve"> during initialization (v20.11.0 vs v20.12.0+) was remediated through a mandatory prerequisite version audit for all Node.js and </w:t>
+      </w:r>
+      <w:proofErr w:type="spellStart"/>
+      <w:r>
+        <w:rPr>
+          <w:rFonts w:ascii="Calibri" w:hAnsi="Calibri" w:cs="Calibri"/>
+          <w:lang w:eastAsia="en-US"/>
+        </w:rPr>
+        <w:t>npm</w:t>
+      </w:r>
+      <w:proofErr w:type="spellEnd"/>
+      <w:r>
+        <w:rPr>
+          <w:rFonts w:ascii="Calibri" w:hAnsi="Calibri" w:cs="Calibri"/>
+          <w:lang w:eastAsia="en-US"/>
+        </w:rPr>
+        <w:t xml:space="preserve"> packages.</w:t>
+      </w:r>
+    </w:p>
+    <w:p>
+      <w:pPr>
+        <w:jc w:val="left"/>
+        <w:rPr>
+          <w:rFonts w:ascii="Calibri" w:hAnsi="Calibri" w:cs="Calibri"/>
+          <w:lang w:val="en-US" w:eastAsia="en-US"/>
+        </w:rPr>
+      </w:pPr>
+    </w:p>
+    <w:p>
+      <w:pPr>
+        <w:jc w:val="left"/>
+        <w:rPr>
+          <w:rFonts w:ascii="Calibri" w:hAnsi="Calibri" w:cs="Calibri"/>
+          <w:lang w:val="en-US" w:eastAsia="en-US"/>
+        </w:rPr>
+      </w:pPr>
+    </w:p>
+    <w:p>
+      <w:pPr>
+        <w:pStyle w:val="Heading2"/>
+        <w:rPr>
+          <w:rFonts w:ascii="Calibri" w:hAnsi="Calibri" w:cs="Calibri"/>
+        </w:rPr>
+      </w:pPr>
+      <w:r>
+        <w:rPr>
+          <w:rFonts w:ascii="Calibri" w:hAnsi="Calibri" w:cs="Calibri"/>
+        </w:rPr>
+        <w:t>9</w:t>
+      </w:r>
+      <w:r>
+        <w:rPr>
+          <w:rFonts w:ascii="Calibri" w:hAnsi="Calibri" w:cs="Calibri"/>
+        </w:rPr>
+        <w:t xml:space="preserve">.0 </w:t>
+      </w:r>
+      <w:r>
+        <w:rPr>
+          <w:rFonts w:ascii="Calibri" w:hAnsi="Calibri" w:cs="Calibri"/>
+        </w:rPr>
+        <w:t>Future Developments</w:t>
+      </w:r>
+    </w:p>
+    <w:p>
+      <w:pPr>
+        <w:jc w:val="left"/>
+        <w:rPr>
+          <w:rFonts w:ascii="Calibri" w:hAnsi="Calibri" w:cs="Calibri"/>
+          <w:lang w:eastAsia="en-US"/>
+        </w:rPr>
+      </w:pPr>
+      <w:r>
+        <w:rPr>
+          <w:rFonts w:ascii="Calibri" w:hAnsi="Calibri" w:cs="Calibri"/>
           <w:lang w:eastAsia="en-US"/>
         </w:rPr>
         <w:t>While the core transactional and clinical safety goals have been met, the following features remain in the product backlog for Phase 2 development to further reduce administrative overhead.</w:t>
@@ -7514,12 +8252,15 @@
           <w:ilvl w:val="0"/>
           <w:numId w:val="13"/>
         </w:numPr>
-        <w:rPr>
+        <w:jc w:val="left"/>
+        <w:rPr>
+          <w:rFonts w:ascii="Calibri" w:hAnsi="Calibri" w:cs="Calibri"/>
           <w:lang w:eastAsia="en-US"/>
         </w:rPr>
       </w:pPr>
       <w:r>
         <w:rPr>
+          <w:rFonts w:ascii="Calibri" w:hAnsi="Calibri" w:cs="Calibri"/>
           <w:b/>
           <w:bCs/>
           <w:lang w:eastAsia="en-US"/>
@@ -7528,6 +8269,7 @@
       </w:r>
       <w:r>
         <w:rPr>
+          <w:rFonts w:ascii="Calibri" w:hAnsi="Calibri" w:cs="Calibri"/>
           <w:lang w:eastAsia="en-US"/>
         </w:rPr>
         <w:t xml:space="preserve"> Integration with an external SMS/Email API (e.g., Twilio or Notify) to provide automated, off-platform appointment confirmations and reminders. This will further support Sarah's (Persona 2) requirement for mobile-first engagement and reduce "no-show" rates.</w:t>
@@ -7539,12 +8281,15 @@
           <w:ilvl w:val="0"/>
           <w:numId w:val="13"/>
         </w:numPr>
-        <w:rPr>
+        <w:jc w:val="left"/>
+        <w:rPr>
+          <w:rFonts w:ascii="Calibri" w:hAnsi="Calibri" w:cs="Calibri"/>
           <w:lang w:eastAsia="en-US"/>
         </w:rPr>
       </w:pPr>
       <w:r>
         <w:rPr>
+          <w:rFonts w:ascii="Calibri" w:hAnsi="Calibri" w:cs="Calibri"/>
           <w:b/>
           <w:bCs/>
           <w:lang w:eastAsia="en-US"/>
@@ -7553,6 +8298,7 @@
       </w:r>
       <w:r>
         <w:rPr>
+          <w:rFonts w:ascii="Calibri" w:hAnsi="Calibri" w:cs="Calibri"/>
           <w:lang w:eastAsia="en-US"/>
         </w:rPr>
         <w:t xml:space="preserve"> Building upon the existing T14 patient-facing log, a secondary, secure administrative dashboard will be developed for clinical managers. This tool will provide high-level visualization of access patterns to support large-scale internal compliance audits and forensic security reviews.</w:t>
@@ -7564,12 +8310,15 @@
           <w:ilvl w:val="0"/>
           <w:numId w:val="13"/>
         </w:numPr>
-        <w:rPr>
+        <w:jc w:val="left"/>
+        <w:rPr>
+          <w:rFonts w:ascii="Calibri" w:hAnsi="Calibri" w:cs="Calibri"/>
           <w:lang w:eastAsia="en-US"/>
         </w:rPr>
       </w:pPr>
       <w:r>
         <w:rPr>
+          <w:rFonts w:ascii="Calibri" w:hAnsi="Calibri" w:cs="Calibri"/>
           <w:b/>
           <w:bCs/>
           <w:lang w:eastAsia="en-US"/>
@@ -7578,6 +8327,7 @@
       </w:r>
       <w:r>
         <w:rPr>
+          <w:rFonts w:ascii="Calibri" w:hAnsi="Calibri" w:cs="Calibri"/>
           <w:lang w:eastAsia="en-US"/>
         </w:rPr>
         <w:t xml:space="preserve"> Transitioning the currently out-of-scope "Update Records" functionality into production to allow practitioners like Dr. Mehta to modify historical notes while maintaining an immutable "Previous Version" audit trail for legal safety.</w:t>
@@ -8788,6 +9538,155 @@
     </w:lvl>
   </w:abstractNum>
   <w:abstractNum w:abstractNumId="8" w15:restartNumberingAfterBreak="0">
+    <w:nsid w:val="5AD746B1"/>
+    <w:multiLevelType w:val="multilevel"/>
+    <w:tmpl w:val="7AF0E9E2"/>
+    <w:lvl w:ilvl="0">
+      <w:start w:val="1"/>
+      <w:numFmt w:val="bullet"/>
+      <w:lvlText w:val=""/>
+      <w:lvlJc w:val="left"/>
+      <w:pPr>
+        <w:tabs>
+          <w:tab w:val="num" w:pos="720"/>
+        </w:tabs>
+        <w:ind w:left="720" w:hanging="360"/>
+      </w:pPr>
+      <w:rPr>
+        <w:rFonts w:ascii="Symbol" w:hAnsi="Symbol" w:hint="default"/>
+        <w:sz w:val="20"/>
+      </w:rPr>
+    </w:lvl>
+    <w:lvl w:ilvl="1" w:tentative="1">
+      <w:start w:val="1"/>
+      <w:numFmt w:val="bullet"/>
+      <w:lvlText w:val="o"/>
+      <w:lvlJc w:val="left"/>
+      <w:pPr>
+        <w:tabs>
+          <w:tab w:val="num" w:pos="1440"/>
+        </w:tabs>
+        <w:ind w:left="1440" w:hanging="360"/>
+      </w:pPr>
+      <w:rPr>
+        <w:rFonts w:ascii="Courier New" w:hAnsi="Courier New" w:hint="default"/>
+        <w:sz w:val="20"/>
+      </w:rPr>
+    </w:lvl>
+    <w:lvl w:ilvl="2" w:tentative="1">
+      <w:start w:val="1"/>
+      <w:numFmt w:val="bullet"/>
+      <w:lvlText w:val=""/>
+      <w:lvlJc w:val="left"/>
+      <w:pPr>
+        <w:tabs>
+          <w:tab w:val="num" w:pos="2160"/>
+        </w:tabs>
+        <w:ind w:left="2160" w:hanging="360"/>
+      </w:pPr>
+      <w:rPr>
+        <w:rFonts w:ascii="Wingdings" w:hAnsi="Wingdings" w:hint="default"/>
+        <w:sz w:val="20"/>
+      </w:rPr>
+    </w:lvl>
+    <w:lvl w:ilvl="3" w:tentative="1">
+      <w:start w:val="1"/>
+      <w:numFmt w:val="bullet"/>
+      <w:lvlText w:val=""/>
+      <w:lvlJc w:val="left"/>
+      <w:pPr>
+        <w:tabs>
+          <w:tab w:val="num" w:pos="2880"/>
+        </w:tabs>
+        <w:ind w:left="2880" w:hanging="360"/>
+      </w:pPr>
+      <w:rPr>
+        <w:rFonts w:ascii="Wingdings" w:hAnsi="Wingdings" w:hint="default"/>
+        <w:sz w:val="20"/>
+      </w:rPr>
+    </w:lvl>
+    <w:lvl w:ilvl="4" w:tentative="1">
+      <w:start w:val="1"/>
+      <w:numFmt w:val="bullet"/>
+      <w:lvlText w:val=""/>
+      <w:lvlJc w:val="left"/>
+      <w:pPr>
+        <w:tabs>
+          <w:tab w:val="num" w:pos="3600"/>
+        </w:tabs>
+        <w:ind w:left="3600" w:hanging="360"/>
+      </w:pPr>
+      <w:rPr>
+        <w:rFonts w:ascii="Wingdings" w:hAnsi="Wingdings" w:hint="default"/>
+        <w:sz w:val="20"/>
+      </w:rPr>
+    </w:lvl>
+    <w:lvl w:ilvl="5" w:tentative="1">
+      <w:start w:val="1"/>
+      <w:numFmt w:val="bullet"/>
+      <w:lvlText w:val=""/>
+      <w:lvlJc w:val="left"/>
+      <w:pPr>
+        <w:tabs>
+          <w:tab w:val="num" w:pos="4320"/>
+        </w:tabs>
+        <w:ind w:left="4320" w:hanging="360"/>
+      </w:pPr>
+      <w:rPr>
+        <w:rFonts w:ascii="Wingdings" w:hAnsi="Wingdings" w:hint="default"/>
+        <w:sz w:val="20"/>
+      </w:rPr>
+    </w:lvl>
+    <w:lvl w:ilvl="6" w:tentative="1">
+      <w:start w:val="1"/>
+      <w:numFmt w:val="bullet"/>
+      <w:lvlText w:val=""/>
+      <w:lvlJc w:val="left"/>
+      <w:pPr>
+        <w:tabs>
+          <w:tab w:val="num" w:pos="5040"/>
+        </w:tabs>
+        <w:ind w:left="5040" w:hanging="360"/>
+      </w:pPr>
+      <w:rPr>
+        <w:rFonts w:ascii="Wingdings" w:hAnsi="Wingdings" w:hint="default"/>
+        <w:sz w:val="20"/>
+      </w:rPr>
+    </w:lvl>
+    <w:lvl w:ilvl="7" w:tentative="1">
+      <w:start w:val="1"/>
+      <w:numFmt w:val="bullet"/>
+      <w:lvlText w:val=""/>
+      <w:lvlJc w:val="left"/>
+      <w:pPr>
+        <w:tabs>
+          <w:tab w:val="num" w:pos="5760"/>
+        </w:tabs>
+        <w:ind w:left="5760" w:hanging="360"/>
+      </w:pPr>
+      <w:rPr>
+        <w:rFonts w:ascii="Wingdings" w:hAnsi="Wingdings" w:hint="default"/>
+        <w:sz w:val="20"/>
+      </w:rPr>
+    </w:lvl>
+    <w:lvl w:ilvl="8" w:tentative="1">
+      <w:start w:val="1"/>
+      <w:numFmt w:val="bullet"/>
+      <w:lvlText w:val=""/>
+      <w:lvlJc w:val="left"/>
+      <w:pPr>
+        <w:tabs>
+          <w:tab w:val="num" w:pos="6480"/>
+        </w:tabs>
+        <w:ind w:left="6480" w:hanging="360"/>
+      </w:pPr>
+      <w:rPr>
+        <w:rFonts w:ascii="Wingdings" w:hAnsi="Wingdings" w:hint="default"/>
+        <w:sz w:val="20"/>
+      </w:rPr>
+    </w:lvl>
+  </w:abstractNum>
+  <w:abstractNum w:abstractNumId="9" w15:restartNumberingAfterBreak="0">
     <w:nsid w:val="5CCC4155"/>
     <w:multiLevelType w:val="multilevel"/>
     <w:tmpl w:val="2CD67B1A"/>
@@ -8936,7 +9835,120 @@
       </w:rPr>
     </w:lvl>
   </w:abstractNum>
-  <w:abstractNum w:abstractNumId="9" w15:restartNumberingAfterBreak="0">
+  <w:abstractNum w:abstractNumId="10" w15:restartNumberingAfterBreak="0">
+    <w:nsid w:val="65135EFF"/>
+    <w:multiLevelType w:val="multilevel"/>
+    <w:tmpl w:val="3F4CACB2"/>
+    <w:lvl w:ilvl="0">
+      <w:start w:val="1"/>
+      <w:numFmt w:val="decimal"/>
+      <w:lvlText w:val="%1."/>
+      <w:lvlJc w:val="left"/>
+      <w:pPr>
+        <w:tabs>
+          <w:tab w:val="num" w:pos="720"/>
+        </w:tabs>
+        <w:ind w:left="720" w:hanging="360"/>
+      </w:pPr>
+    </w:lvl>
+    <w:lvl w:ilvl="1" w:tentative="1">
+      <w:start w:val="1"/>
+      <w:numFmt w:val="decimal"/>
+      <w:lvlText w:val="%2."/>
+      <w:lvlJc w:val="left"/>
+      <w:pPr>
+        <w:tabs>
+          <w:tab w:val="num" w:pos="1440"/>
+        </w:tabs>
+        <w:ind w:left="1440" w:hanging="360"/>
+      </w:pPr>
+    </w:lvl>
+    <w:lvl w:ilvl="2" w:tentative="1">
+      <w:start w:val="1"/>
+      <w:numFmt w:val="decimal"/>
+      <w:lvlText w:val="%3."/>
+      <w:lvlJc w:val="left"/>
+      <w:pPr>
+        <w:tabs>
+          <w:tab w:val="num" w:pos="2160"/>
+        </w:tabs>
+        <w:ind w:left="2160" w:hanging="360"/>
+      </w:pPr>
+    </w:lvl>
+    <w:lvl w:ilvl="3" w:tentative="1">
+      <w:start w:val="1"/>
+      <w:numFmt w:val="decimal"/>
+      <w:lvlText w:val="%4."/>
+      <w:lvlJc w:val="left"/>
+      <w:pPr>
+        <w:tabs>
+          <w:tab w:val="num" w:pos="2880"/>
+        </w:tabs>
+        <w:ind w:left="2880" w:hanging="360"/>
+      </w:pPr>
+    </w:lvl>
+    <w:lvl w:ilvl="4" w:tentative="1">
+      <w:start w:val="1"/>
+      <w:numFmt w:val="decimal"/>
+      <w:lvlText w:val="%5."/>
+      <w:lvlJc w:val="left"/>
+      <w:pPr>
+        <w:tabs>
+          <w:tab w:val="num" w:pos="3600"/>
+        </w:tabs>
+        <w:ind w:left="3600" w:hanging="360"/>
+      </w:pPr>
+    </w:lvl>
+    <w:lvl w:ilvl="5" w:tentative="1">
+      <w:start w:val="1"/>
+      <w:numFmt w:val="decimal"/>
+      <w:lvlText w:val="%6."/>
+      <w:lvlJc w:val="left"/>
+      <w:pPr>
+        <w:tabs>
+          <w:tab w:val="num" w:pos="4320"/>
+        </w:tabs>
+        <w:ind w:left="4320" w:hanging="360"/>
+      </w:pPr>
+    </w:lvl>
+    <w:lvl w:ilvl="6" w:tentative="1">
+      <w:start w:val="1"/>
+      <w:numFmt w:val="decimal"/>
+      <w:lvlText w:val="%7."/>
+      <w:lvlJc w:val="left"/>
+      <w:pPr>
+        <w:tabs>
+          <w:tab w:val="num" w:pos="5040"/>
+        </w:tabs>
+        <w:ind w:left="5040" w:hanging="360"/>
+      </w:pPr>
+    </w:lvl>
+    <w:lvl w:ilvl="7" w:tentative="1">
+      <w:start w:val="1"/>
+      <w:numFmt w:val="decimal"/>
+      <w:lvlText w:val="%8."/>
+      <w:lvlJc w:val="left"/>
+      <w:pPr>
+        <w:tabs>
+          <w:tab w:val="num" w:pos="5760"/>
+        </w:tabs>
+        <w:ind w:left="5760" w:hanging="360"/>
+      </w:pPr>
+    </w:lvl>
+    <w:lvl w:ilvl="8" w:tentative="1">
+      <w:start w:val="1"/>
+      <w:numFmt w:val="decimal"/>
+      <w:lvlText w:val="%9."/>
+      <w:lvlJc w:val="left"/>
+      <w:pPr>
+        <w:tabs>
+          <w:tab w:val="num" w:pos="6480"/>
+        </w:tabs>
+        <w:ind w:left="6480" w:hanging="360"/>
+      </w:pPr>
+    </w:lvl>
+  </w:abstractNum>
+  <w:abstractNum w:abstractNumId="11" w15:restartNumberingAfterBreak="0">
     <w:nsid w:val="66BF7021"/>
     <w:multiLevelType w:val="multilevel"/>
     <w:tmpl w:val="EEC476AA"/>
@@ -9085,7 +10097,7 @@
       </w:rPr>
     </w:lvl>
   </w:abstractNum>
-  <w:abstractNum w:abstractNumId="10" w15:restartNumberingAfterBreak="0">
+  <w:abstractNum w:abstractNumId="12" w15:restartNumberingAfterBreak="0">
     <w:nsid w:val="71656E49"/>
     <w:multiLevelType w:val="multilevel"/>
     <w:tmpl w:val="8E0E2AC0"/>
@@ -9234,7 +10246,7 @@
       </w:rPr>
     </w:lvl>
   </w:abstractNum>
-  <w:abstractNum w:abstractNumId="11" w15:restartNumberingAfterBreak="0">
+  <w:abstractNum w:abstractNumId="13" w15:restartNumberingAfterBreak="0">
     <w:nsid w:val="7B314752"/>
     <w:multiLevelType w:val="multilevel"/>
     <w:tmpl w:val="A17E08C8"/>
@@ -9383,7 +10395,7 @@
       </w:rPr>
     </w:lvl>
   </w:abstractNum>
-  <w:abstractNum w:abstractNumId="12" w15:restartNumberingAfterBreak="0">
+  <w:abstractNum w:abstractNumId="14" w15:restartNumberingAfterBreak="0">
     <w:nsid w:val="7B38588F"/>
     <w:multiLevelType w:val="multilevel"/>
     <w:tmpl w:val="5BD67944"/>
@@ -9532,7 +10544,7 @@
       </w:rPr>
     </w:lvl>
   </w:abstractNum>
-  <w:abstractNum w:abstractNumId="13" w15:restartNumberingAfterBreak="0">
+  <w:abstractNum w:abstractNumId="15" w15:restartNumberingAfterBreak="0">
     <w:nsid w:val="7C9B0A8B"/>
     <w:multiLevelType w:val="multilevel"/>
     <w:tmpl w:val="3A84475C"/>
@@ -9685,10 +10697,10 @@
     <w:abstractNumId w:val="5"/>
   </w:num>
   <w:num w:numId="2" w16cid:durableId="1082261523">
-    <w:abstractNumId w:val="10"/>
+    <w:abstractNumId w:val="12"/>
   </w:num>
   <w:num w:numId="3" w16cid:durableId="1914243760">
-    <w:abstractNumId w:val="13"/>
+    <w:abstractNumId w:val="15"/>
   </w:num>
   <w:num w:numId="4" w16cid:durableId="1224178312">
     <w:abstractNumId w:val="6"/>
@@ -9697,31 +10709,37 @@
     <w:abstractNumId w:val="7"/>
   </w:num>
   <w:num w:numId="6" w16cid:durableId="1650666802">
-    <w:abstractNumId w:val="12"/>
+    <w:abstractNumId w:val="14"/>
   </w:num>
   <w:num w:numId="7" w16cid:durableId="1150635309">
     <w:abstractNumId w:val="0"/>
   </w:num>
   <w:num w:numId="8" w16cid:durableId="333075257">
-    <w:abstractNumId w:val="11"/>
+    <w:abstractNumId w:val="13"/>
   </w:num>
   <w:num w:numId="9" w16cid:durableId="2068412700">
     <w:abstractNumId w:val="1"/>
   </w:num>
   <w:num w:numId="10" w16cid:durableId="1580403092">
-    <w:abstractNumId w:val="9"/>
+    <w:abstractNumId w:val="11"/>
   </w:num>
   <w:num w:numId="11" w16cid:durableId="1152331409">
     <w:abstractNumId w:val="2"/>
   </w:num>
   <w:num w:numId="12" w16cid:durableId="58022106">
-    <w:abstractNumId w:val="8"/>
+    <w:abstractNumId w:val="9"/>
   </w:num>
   <w:num w:numId="13" w16cid:durableId="2050907809">
     <w:abstractNumId w:val="4"/>
   </w:num>
   <w:num w:numId="14" w16cid:durableId="772745024">
     <w:abstractNumId w:val="3"/>
+  </w:num>
+  <w:num w:numId="15" w16cid:durableId="1503659998">
+    <w:abstractNumId w:val="10"/>
+  </w:num>
+  <w:num w:numId="16" w16cid:durableId="123162542">
+    <w:abstractNumId w:val="8"/>
   </w:num>
 </w:numbering>
 </file>
